--- a/final-exam/final-exam-group-answer.docx
+++ b/final-exam/final-exam-group-answer.docx
@@ -140,12 +140,6 @@
         <w:gridCol w:w="9638"/>
       </w:tblGrid>
       <w:tr>
-        <w:tblPrEx>
-          <w:tblCellMar>
-            <w:top w:w="0" w:type="dxa"/>
-            <w:bottom w:w="0" w:type="dxa"/>
-          </w:tblCellMar>
-        </w:tblPrEx>
         <w:trPr>
           <w:cantSplit/>
         </w:trPr>
@@ -412,12 +406,6 @@
         <w:gridCol w:w="7325"/>
       </w:tblGrid>
       <w:tr>
-        <w:tblPrEx>
-          <w:tblCellMar>
-            <w:top w:w="0" w:type="dxa"/>
-            <w:bottom w:w="0" w:type="dxa"/>
-          </w:tblCellMar>
-        </w:tblPrEx>
         <w:tc>
           <w:tcPr>
             <w:tcW w:w="2313" w:type="dxa"/>
@@ -515,12 +503,6 @@
         </w:tc>
       </w:tr>
       <w:tr>
-        <w:tblPrEx>
-          <w:tblCellMar>
-            <w:top w:w="0" w:type="dxa"/>
-            <w:bottom w:w="0" w:type="dxa"/>
-          </w:tblCellMar>
-        </w:tblPrEx>
         <w:tc>
           <w:tcPr>
             <w:tcW w:w="2313" w:type="dxa"/>
@@ -696,11 +678,6 @@
             </w:r>
           </w:p>
           <w:p>
-            <w:pPr>
-              <w:rPr>
-                <w:rFonts w:hint="cs"/>
-              </w:rPr>
-            </w:pPr>
             <w:r>
               <w:rPr>
                 <w:color w:val="5A6B7C"/>
@@ -732,12 +709,6 @@
         </w:tc>
       </w:tr>
       <w:tr>
-        <w:tblPrEx>
-          <w:tblCellMar>
-            <w:top w:w="0" w:type="dxa"/>
-            <w:bottom w:w="0" w:type="dxa"/>
-          </w:tblCellMar>
-        </w:tblPrEx>
         <w:tc>
           <w:tcPr>
             <w:tcW w:w="2313" w:type="dxa"/>
@@ -879,12 +850,6 @@
         </w:tc>
       </w:tr>
       <w:tr>
-        <w:tblPrEx>
-          <w:tblCellMar>
-            <w:top w:w="0" w:type="dxa"/>
-            <w:bottom w:w="0" w:type="dxa"/>
-          </w:tblCellMar>
-        </w:tblPrEx>
         <w:tc>
           <w:tcPr>
             <w:tcW w:w="2313" w:type="dxa"/>
@@ -989,12 +954,6 @@
         </w:tc>
       </w:tr>
       <w:tr>
-        <w:tblPrEx>
-          <w:tblCellMar>
-            <w:top w:w="0" w:type="dxa"/>
-            <w:bottom w:w="0" w:type="dxa"/>
-          </w:tblCellMar>
-        </w:tblPrEx>
         <w:tc>
           <w:tcPr>
             <w:tcW w:w="2313" w:type="dxa"/>
@@ -1160,12 +1119,6 @@
         <w:gridCol w:w="7518"/>
       </w:tblGrid>
       <w:tr>
-        <w:tblPrEx>
-          <w:tblCellMar>
-            <w:top w:w="0" w:type="dxa"/>
-            <w:bottom w:w="0" w:type="dxa"/>
-          </w:tblCellMar>
-        </w:tblPrEx>
         <w:trPr>
           <w:cantSplit/>
         </w:trPr>
@@ -1200,6 +1153,7 @@
                 <w:sz w:val="28"/>
                 <w:szCs w:val="28"/>
               </w:rPr>
+              <w:lastRenderedPageBreak/>
               <w:t>CR-FX-01</w:t>
             </w:r>
             <w:r>
@@ -1250,12 +1204,6 @@
         </w:tc>
       </w:tr>
       <w:tr>
-        <w:tblPrEx>
-          <w:tblCellMar>
-            <w:top w:w="0" w:type="dxa"/>
-            <w:bottom w:w="0" w:type="dxa"/>
-          </w:tblCellMar>
-        </w:tblPrEx>
         <w:trPr>
           <w:cantSplit/>
           <w:trHeight w:val="567"/>
@@ -1370,17 +1318,194 @@
             <w:pPr>
               <w:keepNext/>
               <w:keepLines/>
-            </w:pPr>
+              <w:rPr>
+                <w:sz w:val="28"/>
+                <w:szCs w:val="28"/>
+              </w:rPr>
+            </w:pPr>
+            <w:r>
+              <w:rPr>
+                <w:sz w:val="28"/>
+                <w:szCs w:val="28"/>
+                <w:cs/>
+              </w:rPr>
+              <w:t xml:space="preserve">(1) เมื่อสถานะรายการแจ้งซ่อมเปลี่ยนตาม </w:t>
+            </w:r>
+            <w:r>
+              <w:rPr>
+                <w:sz w:val="28"/>
+                <w:szCs w:val="28"/>
+              </w:rPr>
+              <w:t>State Transition Matrix §</w:t>
+            </w:r>
+            <w:r>
+              <w:rPr>
+                <w:sz w:val="28"/>
+                <w:szCs w:val="28"/>
+                <w:cs/>
+              </w:rPr>
+              <w:t>7.2 (</w:t>
+            </w:r>
+            <w:r>
+              <w:rPr>
+                <w:sz w:val="28"/>
+                <w:szCs w:val="28"/>
+              </w:rPr>
+              <w:t xml:space="preserve">Submitted · In Progress · Transferred · Pending Verification · Closed · </w:t>
+            </w:r>
+            <w:r>
+              <w:rPr>
+                <w:sz w:val="28"/>
+                <w:szCs w:val="28"/>
+                <w:cs/>
+              </w:rPr>
+              <w:t xml:space="preserve">ส่งกลับแก้ไข </w:t>
+            </w:r>
+            <w:r>
+              <w:rPr>
+                <w:sz w:val="28"/>
+                <w:szCs w:val="28"/>
+              </w:rPr>
+              <w:t xml:space="preserve">· Merged) </w:t>
+            </w:r>
+            <w:r>
+              <w:rPr>
+                <w:sz w:val="28"/>
+                <w:szCs w:val="28"/>
+                <w:cs/>
+              </w:rPr>
+              <w:t>ให้ระบบแจ้งผู้ที่เกี่ยวข้อง</w:t>
+            </w:r>
+          </w:p>
+          <w:p>
+            <w:pPr>
+              <w:keepNext/>
+              <w:keepLines/>
+              <w:rPr>
+                <w:sz w:val="28"/>
+                <w:szCs w:val="28"/>
+              </w:rPr>
+            </w:pPr>
+            <w:r>
+              <w:rPr>
+                <w:sz w:val="28"/>
+                <w:szCs w:val="28"/>
+                <w:cs/>
+              </w:rPr>
+              <w:t xml:space="preserve">(2) </w:t>
+            </w:r>
+            <w:r>
+              <w:rPr>
+                <w:sz w:val="28"/>
+                <w:szCs w:val="28"/>
+              </w:rPr>
+              <w:t xml:space="preserve">CLMRS </w:t>
+            </w:r>
+            <w:r>
+              <w:rPr>
+                <w:sz w:val="28"/>
+                <w:szCs w:val="28"/>
+                <w:cs/>
+              </w:rPr>
+              <w:t xml:space="preserve">ไม่มีเวลานัดหรือกำหนดคืน จึงใช้กรณีงานค้าง: ระบบเตือนเองเมื่องานค้างในสถานะ </w:t>
+            </w:r>
+            <w:r>
+              <w:rPr>
+                <w:sz w:val="28"/>
+                <w:szCs w:val="28"/>
+              </w:rPr>
+              <w:t xml:space="preserve">Submitted </w:t>
+            </w:r>
+            <w:r>
+              <w:rPr>
+                <w:sz w:val="28"/>
+                <w:szCs w:val="28"/>
+                <w:cs/>
+              </w:rPr>
+              <w:t xml:space="preserve">หรือ </w:t>
+            </w:r>
+            <w:r>
+              <w:rPr>
+                <w:sz w:val="28"/>
+                <w:szCs w:val="28"/>
+              </w:rPr>
+              <w:t xml:space="preserve">Pending Verification </w:t>
+            </w:r>
+            <w:r>
+              <w:rPr>
+                <w:sz w:val="28"/>
+                <w:szCs w:val="28"/>
+                <w:cs/>
+              </w:rPr>
+              <w:t xml:space="preserve">นานเกินระยะ </w:t>
+            </w:r>
+            <w:r>
+              <w:rPr>
+                <w:sz w:val="28"/>
+                <w:szCs w:val="28"/>
+              </w:rPr>
+              <w:t>TBD (OQ-</w:t>
+            </w:r>
+            <w:r>
+              <w:rPr>
+                <w:sz w:val="28"/>
+                <w:szCs w:val="28"/>
+                <w:cs/>
+              </w:rPr>
+              <w:t>09) โดยไม่มีใครกด</w:t>
+            </w:r>
+          </w:p>
+          <w:p>
+            <w:pPr>
+              <w:keepNext/>
+              <w:keepLines/>
+              <w:rPr>
+                <w:sz w:val="28"/>
+                <w:szCs w:val="28"/>
+              </w:rPr>
+            </w:pPr>
+            <w:r>
+              <w:rPr>
+                <w:sz w:val="28"/>
+                <w:szCs w:val="28"/>
+                <w:cs/>
+              </w:rPr>
+              <w:t>(3) ผู้ใช้เลือกเองว่าจะรับแจ้งเตือนผ่านช่องทางภายนอกหรือไม่ (</w:t>
+            </w:r>
+            <w:r>
+              <w:rPr>
+                <w:sz w:val="28"/>
+                <w:szCs w:val="28"/>
+              </w:rPr>
+              <w:t xml:space="preserve">opt-in) </w:t>
+            </w:r>
+            <w:r>
+              <w:rPr>
+                <w:sz w:val="28"/>
+                <w:szCs w:val="28"/>
+                <w:cs/>
+              </w:rPr>
+              <w:t xml:space="preserve">ช่องทางเป็น </w:t>
+            </w:r>
+            <w:r>
+              <w:rPr>
+                <w:sz w:val="28"/>
+                <w:szCs w:val="28"/>
+              </w:rPr>
+              <w:t>TBD (OQ-</w:t>
+            </w:r>
+            <w:r>
+              <w:rPr>
+                <w:sz w:val="28"/>
+                <w:szCs w:val="28"/>
+                <w:cs/>
+              </w:rPr>
+              <w:t>10) และข้อความต้องไม่มีข้อมูลส่วนบุคคลเกินจำเป็น</w:t>
+            </w:r>
           </w:p>
         </w:tc>
       </w:tr>
       <w:tr>
-        <w:tblPrEx>
-          <w:tblCellMar>
-            <w:top w:w="0" w:type="dxa"/>
-            <w:bottom w:w="0" w:type="dxa"/>
-          </w:tblCellMar>
-        </w:tblPrEx>
         <w:trPr>
           <w:cantSplit/>
           <w:trHeight w:val="567"/>
@@ -1441,17 +1566,98 @@
             <w:pPr>
               <w:keepNext/>
               <w:keepLines/>
-            </w:pPr>
+              <w:rPr>
+                <w:sz w:val="28"/>
+                <w:szCs w:val="28"/>
+              </w:rPr>
+            </w:pPr>
+            <w:r>
+              <w:rPr>
+                <w:sz w:val="28"/>
+                <w:szCs w:val="28"/>
+                <w:cs/>
+              </w:rPr>
+              <w:t xml:space="preserve">ผู้บริหารหน่วยงานเจ้าของระบบต้องการให้ทำเร็วที่สุด และขอให้ทุกข้อเป็น </w:t>
+            </w:r>
+            <w:r>
+              <w:rPr>
+                <w:sz w:val="28"/>
+                <w:szCs w:val="28"/>
+              </w:rPr>
+              <w:t xml:space="preserve">Build now — </w:t>
+            </w:r>
+            <w:r>
+              <w:rPr>
+                <w:sz w:val="28"/>
+                <w:szCs w:val="28"/>
+                <w:cs/>
+              </w:rPr>
+              <w:t xml:space="preserve">สอดคล้องกับปัญหาใน </w:t>
+            </w:r>
+            <w:r>
+              <w:rPr>
+                <w:sz w:val="28"/>
+                <w:szCs w:val="28"/>
+              </w:rPr>
+              <w:t xml:space="preserve">Case Card </w:t>
+            </w:r>
+            <w:r>
+              <w:rPr>
+                <w:sz w:val="28"/>
+                <w:szCs w:val="28"/>
+                <w:cs/>
+              </w:rPr>
+              <w:t>เรื่องผู้แจ้งไม่รู้ความคืบหน้าและงานล่าช้า (</w:t>
+            </w:r>
+            <w:r>
+              <w:rPr>
+                <w:sz w:val="28"/>
+                <w:szCs w:val="28"/>
+              </w:rPr>
+              <w:t>G-</w:t>
+            </w:r>
+            <w:r>
+              <w:rPr>
+                <w:sz w:val="28"/>
+                <w:szCs w:val="28"/>
+                <w:cs/>
+              </w:rPr>
+              <w:t xml:space="preserve">04 </w:t>
+            </w:r>
+            <w:r>
+              <w:rPr>
+                <w:sz w:val="28"/>
+                <w:szCs w:val="28"/>
+              </w:rPr>
+              <w:t>· UN-</w:t>
+            </w:r>
+            <w:r>
+              <w:rPr>
+                <w:sz w:val="28"/>
+                <w:szCs w:val="28"/>
+                <w:cs/>
+              </w:rPr>
+              <w:t xml:space="preserve">08 </w:t>
+            </w:r>
+            <w:r>
+              <w:rPr>
+                <w:sz w:val="28"/>
+                <w:szCs w:val="28"/>
+              </w:rPr>
+              <w:t>· N-</w:t>
+            </w:r>
+            <w:r>
+              <w:rPr>
+                <w:sz w:val="28"/>
+                <w:szCs w:val="28"/>
+                <w:cs/>
+              </w:rPr>
+              <w:t>05)</w:t>
+            </w:r>
           </w:p>
         </w:tc>
       </w:tr>
       <w:tr>
-        <w:tblPrEx>
-          <w:tblCellMar>
-            <w:top w:w="0" w:type="dxa"/>
-            <w:bottom w:w="0" w:type="dxa"/>
-          </w:tblCellMar>
-        </w:tblPrEx>
         <w:trPr>
           <w:cantSplit/>
           <w:trHeight w:val="567"/>
@@ -1522,17 +1728,294 @@
             <w:pPr>
               <w:keepNext/>
               <w:keepLines/>
-            </w:pPr>
+              <w:rPr>
+                <w:sz w:val="28"/>
+                <w:szCs w:val="28"/>
+              </w:rPr>
+            </w:pPr>
+            <w:r>
+              <w:rPr>
+                <w:sz w:val="28"/>
+                <w:szCs w:val="28"/>
+                <w:cs/>
+              </w:rPr>
+              <w:t xml:space="preserve">แก้: </w:t>
+            </w:r>
+            <w:r>
+              <w:rPr>
+                <w:sz w:val="28"/>
+                <w:szCs w:val="28"/>
+              </w:rPr>
+              <w:t>FR-CLMRS-</w:t>
+            </w:r>
+            <w:r>
+              <w:rPr>
+                <w:sz w:val="28"/>
+                <w:szCs w:val="28"/>
+                <w:cs/>
+              </w:rPr>
+              <w:t>08</w:t>
+            </w:r>
+          </w:p>
+          <w:p>
+            <w:pPr>
+              <w:keepNext/>
+              <w:keepLines/>
+              <w:rPr>
+                <w:sz w:val="28"/>
+                <w:szCs w:val="28"/>
+              </w:rPr>
+            </w:pPr>
+            <w:r>
+              <w:rPr>
+                <w:sz w:val="28"/>
+                <w:szCs w:val="28"/>
+                <w:cs/>
+              </w:rPr>
+              <w:t xml:space="preserve">เพิ่ม: </w:t>
+            </w:r>
+            <w:r>
+              <w:rPr>
+                <w:sz w:val="28"/>
+                <w:szCs w:val="28"/>
+              </w:rPr>
+              <w:t>FR-CLMRS-</w:t>
+            </w:r>
+            <w:r>
+              <w:rPr>
+                <w:sz w:val="28"/>
+                <w:szCs w:val="28"/>
+                <w:cs/>
+              </w:rPr>
+              <w:t>10</w:t>
+            </w:r>
+            <w:r>
+              <w:rPr>
+                <w:sz w:val="28"/>
+                <w:szCs w:val="28"/>
+              </w:rPr>
+              <w:t xml:space="preserve"> · FR-CLMRS-</w:t>
+            </w:r>
+            <w:r>
+              <w:rPr>
+                <w:sz w:val="28"/>
+                <w:szCs w:val="28"/>
+                <w:cs/>
+              </w:rPr>
+              <w:t>11</w:t>
+            </w:r>
+            <w:r>
+              <w:rPr>
+                <w:sz w:val="28"/>
+                <w:szCs w:val="28"/>
+              </w:rPr>
+              <w:t xml:space="preserve"> · BR-</w:t>
+            </w:r>
+            <w:r>
+              <w:rPr>
+                <w:sz w:val="28"/>
+                <w:szCs w:val="28"/>
+                <w:cs/>
+              </w:rPr>
+              <w:t>09</w:t>
+            </w:r>
+            <w:r>
+              <w:rPr>
+                <w:sz w:val="28"/>
+                <w:szCs w:val="28"/>
+              </w:rPr>
+              <w:t xml:space="preserve"> · BR-</w:t>
+            </w:r>
+            <w:r>
+              <w:rPr>
+                <w:sz w:val="28"/>
+                <w:szCs w:val="28"/>
+                <w:cs/>
+              </w:rPr>
+              <w:t>10</w:t>
+            </w:r>
+            <w:r>
+              <w:rPr>
+                <w:sz w:val="28"/>
+                <w:szCs w:val="28"/>
+              </w:rPr>
+              <w:t xml:space="preserve"> · NFR-CLMRS-</w:t>
+            </w:r>
+            <w:r>
+              <w:rPr>
+                <w:sz w:val="28"/>
+                <w:szCs w:val="28"/>
+                <w:cs/>
+              </w:rPr>
+              <w:t>05</w:t>
+            </w:r>
+            <w:r>
+              <w:rPr>
+                <w:sz w:val="28"/>
+                <w:szCs w:val="28"/>
+              </w:rPr>
+              <w:t xml:space="preserve"> · DR-</w:t>
+            </w:r>
+            <w:r>
+              <w:rPr>
+                <w:sz w:val="28"/>
+                <w:szCs w:val="28"/>
+                <w:cs/>
+              </w:rPr>
+              <w:t>09</w:t>
+            </w:r>
+            <w:r>
+              <w:rPr>
+                <w:sz w:val="28"/>
+                <w:szCs w:val="28"/>
+              </w:rPr>
+              <w:t xml:space="preserve"> · DR-</w:t>
+            </w:r>
+            <w:r>
+              <w:rPr>
+                <w:sz w:val="28"/>
+                <w:szCs w:val="28"/>
+                <w:cs/>
+              </w:rPr>
+              <w:t>10</w:t>
+            </w:r>
+          </w:p>
+          <w:p>
+            <w:pPr>
+              <w:keepNext/>
+              <w:keepLines/>
+              <w:rPr>
+                <w:sz w:val="28"/>
+                <w:szCs w:val="28"/>
+              </w:rPr>
+            </w:pPr>
+            <w:r>
+              <w:rPr>
+                <w:sz w:val="28"/>
+                <w:szCs w:val="28"/>
+                <w:cs/>
+              </w:rPr>
+              <w:t xml:space="preserve">เกี่ยวข้องแต่ไม่แก้ข้อความ: </w:t>
+            </w:r>
+            <w:r>
+              <w:rPr>
+                <w:sz w:val="28"/>
+                <w:szCs w:val="28"/>
+              </w:rPr>
+              <w:t>BR-</w:t>
+            </w:r>
+            <w:r>
+              <w:rPr>
+                <w:sz w:val="28"/>
+                <w:szCs w:val="28"/>
+                <w:cs/>
+              </w:rPr>
+              <w:t>05</w:t>
+            </w:r>
+            <w:r>
+              <w:rPr>
+                <w:sz w:val="28"/>
+                <w:szCs w:val="28"/>
+              </w:rPr>
+              <w:t xml:space="preserve"> · NFR-CLMRS-</w:t>
+            </w:r>
+            <w:r>
+              <w:rPr>
+                <w:sz w:val="28"/>
+                <w:szCs w:val="28"/>
+                <w:cs/>
+              </w:rPr>
+              <w:t>01</w:t>
+            </w:r>
+            <w:r>
+              <w:rPr>
+                <w:sz w:val="28"/>
+                <w:szCs w:val="28"/>
+              </w:rPr>
+              <w:t xml:space="preserve"> · DR-</w:t>
+            </w:r>
+            <w:r>
+              <w:rPr>
+                <w:sz w:val="28"/>
+                <w:szCs w:val="28"/>
+                <w:cs/>
+              </w:rPr>
+              <w:t>01</w:t>
+            </w:r>
+            <w:r>
+              <w:rPr>
+                <w:sz w:val="28"/>
+                <w:szCs w:val="28"/>
+              </w:rPr>
+              <w:t xml:space="preserve"> · DR-</w:t>
+            </w:r>
+            <w:r>
+              <w:rPr>
+                <w:sz w:val="28"/>
+                <w:szCs w:val="28"/>
+                <w:cs/>
+              </w:rPr>
+              <w:t>03</w:t>
+            </w:r>
+            <w:r>
+              <w:rPr>
+                <w:sz w:val="28"/>
+                <w:szCs w:val="28"/>
+              </w:rPr>
+              <w:t xml:space="preserve"> · CON-</w:t>
+            </w:r>
+            <w:r>
+              <w:rPr>
+                <w:sz w:val="28"/>
+                <w:szCs w:val="28"/>
+                <w:cs/>
+              </w:rPr>
+              <w:t>04</w:t>
+            </w:r>
+          </w:p>
+          <w:p>
+            <w:pPr>
+              <w:keepNext/>
+              <w:keepLines/>
+              <w:rPr>
+                <w:sz w:val="28"/>
+                <w:szCs w:val="28"/>
+              </w:rPr>
+            </w:pPr>
+            <w:r>
+              <w:rPr>
+                <w:sz w:val="28"/>
+                <w:szCs w:val="28"/>
+              </w:rPr>
+              <w:t>TBD: EXT-</w:t>
+            </w:r>
+            <w:r>
+              <w:rPr>
+                <w:sz w:val="28"/>
+                <w:szCs w:val="28"/>
+                <w:cs/>
+              </w:rPr>
+              <w:t xml:space="preserve">02 </w:t>
+            </w:r>
+            <w:r>
+              <w:rPr>
+                <w:sz w:val="28"/>
+                <w:szCs w:val="28"/>
+              </w:rPr>
+              <w:t>· Out of Scope §</w:t>
+            </w:r>
+            <w:r>
+              <w:rPr>
+                <w:sz w:val="28"/>
+                <w:szCs w:val="28"/>
+                <w:cs/>
+              </w:rPr>
+              <w:t>1.3</w:t>
+            </w:r>
           </w:p>
         </w:tc>
       </w:tr>
       <w:tr>
-        <w:tblPrEx>
-          <w:tblCellMar>
-            <w:top w:w="0" w:type="dxa"/>
-            <w:bottom w:w="0" w:type="dxa"/>
-          </w:tblCellMar>
-        </w:tblPrEx>
         <w:trPr>
           <w:cantSplit/>
           <w:trHeight w:val="567"/>
@@ -1625,17 +2108,439 @@
             <w:pPr>
               <w:keepNext/>
               <w:keepLines/>
-            </w:pPr>
+              <w:rPr>
+                <w:sz w:val="28"/>
+                <w:szCs w:val="28"/>
+              </w:rPr>
+            </w:pPr>
+            <w:r>
+              <w:rPr>
+                <w:sz w:val="28"/>
+                <w:szCs w:val="28"/>
+                <w:cs/>
+              </w:rPr>
+              <w:t xml:space="preserve">แก้: </w:t>
+            </w:r>
+            <w:r>
+              <w:rPr>
+                <w:sz w:val="28"/>
+                <w:szCs w:val="28"/>
+              </w:rPr>
+              <w:t>US-</w:t>
+            </w:r>
+            <w:r>
+              <w:rPr>
+                <w:sz w:val="28"/>
+                <w:szCs w:val="28"/>
+                <w:cs/>
+              </w:rPr>
+              <w:t>08</w:t>
+            </w:r>
+            <w:r>
+              <w:rPr>
+                <w:sz w:val="28"/>
+                <w:szCs w:val="28"/>
+              </w:rPr>
+              <w:t xml:space="preserve"> · UC-</w:t>
+            </w:r>
+            <w:r>
+              <w:rPr>
+                <w:sz w:val="28"/>
+                <w:szCs w:val="28"/>
+                <w:cs/>
+              </w:rPr>
+              <w:t>07</w:t>
+            </w:r>
+            <w:r>
+              <w:rPr>
+                <w:sz w:val="28"/>
+                <w:szCs w:val="28"/>
+              </w:rPr>
+              <w:t xml:space="preserve"> · AC-</w:t>
+            </w:r>
+            <w:r>
+              <w:rPr>
+                <w:sz w:val="28"/>
+                <w:szCs w:val="28"/>
+                <w:cs/>
+              </w:rPr>
+              <w:t>10 (</w:t>
+            </w:r>
+            <w:r>
+              <w:rPr>
+                <w:sz w:val="28"/>
+                <w:szCs w:val="28"/>
+              </w:rPr>
+              <w:t>docs/</w:t>
+            </w:r>
+            <w:r>
+              <w:rPr>
+                <w:sz w:val="28"/>
+                <w:szCs w:val="28"/>
+                <w:cs/>
+              </w:rPr>
+              <w:t>06-</w:t>
+            </w:r>
+            <w:r>
+              <w:rPr>
+                <w:sz w:val="28"/>
+                <w:szCs w:val="28"/>
+              </w:rPr>
+              <w:t>requirement-models.md)</w:t>
+            </w:r>
+          </w:p>
+          <w:p>
+            <w:pPr>
+              <w:keepNext/>
+              <w:keepLines/>
+              <w:rPr>
+                <w:sz w:val="28"/>
+                <w:szCs w:val="28"/>
+              </w:rPr>
+            </w:pPr>
+            <w:r>
+              <w:rPr>
+                <w:sz w:val="28"/>
+                <w:szCs w:val="28"/>
+                <w:cs/>
+              </w:rPr>
+              <w:t xml:space="preserve">เพิ่ม: </w:t>
+            </w:r>
+            <w:r>
+              <w:rPr>
+                <w:sz w:val="28"/>
+                <w:szCs w:val="28"/>
+              </w:rPr>
+              <w:t>US-</w:t>
+            </w:r>
+            <w:r>
+              <w:rPr>
+                <w:sz w:val="28"/>
+                <w:szCs w:val="28"/>
+                <w:cs/>
+              </w:rPr>
+              <w:t>11</w:t>
+            </w:r>
+            <w:r>
+              <w:rPr>
+                <w:sz w:val="28"/>
+                <w:szCs w:val="28"/>
+              </w:rPr>
+              <w:t xml:space="preserve"> · US-</w:t>
+            </w:r>
+            <w:r>
+              <w:rPr>
+                <w:sz w:val="28"/>
+                <w:szCs w:val="28"/>
+                <w:cs/>
+              </w:rPr>
+              <w:t>12</w:t>
+            </w:r>
+            <w:r>
+              <w:rPr>
+                <w:sz w:val="28"/>
+                <w:szCs w:val="28"/>
+              </w:rPr>
+              <w:t xml:space="preserve"> · UC-</w:t>
+            </w:r>
+            <w:r>
+              <w:rPr>
+                <w:sz w:val="28"/>
+                <w:szCs w:val="28"/>
+                <w:cs/>
+              </w:rPr>
+              <w:t>10</w:t>
+            </w:r>
+            <w:r>
+              <w:rPr>
+                <w:sz w:val="28"/>
+                <w:szCs w:val="28"/>
+              </w:rPr>
+              <w:t xml:space="preserve"> · AC-</w:t>
+            </w:r>
+            <w:r>
+              <w:rPr>
+                <w:sz w:val="28"/>
+                <w:szCs w:val="28"/>
+                <w:cs/>
+              </w:rPr>
+              <w:t>13</w:t>
+            </w:r>
+            <w:r>
+              <w:rPr>
+                <w:sz w:val="28"/>
+                <w:szCs w:val="28"/>
+              </w:rPr>
+              <w:t xml:space="preserve"> · AC-</w:t>
+            </w:r>
+            <w:r>
+              <w:rPr>
+                <w:sz w:val="28"/>
+                <w:szCs w:val="28"/>
+                <w:cs/>
+              </w:rPr>
+              <w:t>14</w:t>
+            </w:r>
+            <w:r>
+              <w:rPr>
+                <w:sz w:val="28"/>
+                <w:szCs w:val="28"/>
+              </w:rPr>
+              <w:t xml:space="preserve"> · AC-</w:t>
+            </w:r>
+            <w:r>
+              <w:rPr>
+                <w:sz w:val="28"/>
+                <w:szCs w:val="28"/>
+                <w:cs/>
+              </w:rPr>
+              <w:t>15</w:t>
+            </w:r>
+          </w:p>
+          <w:p>
+            <w:pPr>
+              <w:keepNext/>
+              <w:keepLines/>
+              <w:rPr>
+                <w:sz w:val="28"/>
+                <w:szCs w:val="28"/>
+              </w:rPr>
+            </w:pPr>
+            <w:r>
+              <w:rPr>
+                <w:sz w:val="28"/>
+                <w:szCs w:val="28"/>
+              </w:rPr>
+              <w:t xml:space="preserve">trace </w:t>
+            </w:r>
+            <w:r>
+              <w:rPr>
+                <w:sz w:val="28"/>
+                <w:szCs w:val="28"/>
+                <w:cs/>
+              </w:rPr>
+              <w:t xml:space="preserve">ใน </w:t>
+            </w:r>
+            <w:r>
+              <w:rPr>
+                <w:sz w:val="28"/>
+                <w:szCs w:val="28"/>
+              </w:rPr>
+              <w:t>W</w:t>
+            </w:r>
+            <w:r>
+              <w:rPr>
+                <w:sz w:val="28"/>
+                <w:szCs w:val="28"/>
+                <w:cs/>
+              </w:rPr>
+              <w:t xml:space="preserve">08 แถว </w:t>
+            </w:r>
+            <w:r>
+              <w:rPr>
+                <w:sz w:val="28"/>
+                <w:szCs w:val="28"/>
+              </w:rPr>
+              <w:t>UN-</w:t>
+            </w:r>
+            <w:r>
+              <w:rPr>
+                <w:sz w:val="28"/>
+                <w:szCs w:val="28"/>
+                <w:cs/>
+              </w:rPr>
+              <w:t xml:space="preserve">08 อ้าง </w:t>
+            </w:r>
+            <w:r>
+              <w:rPr>
+                <w:sz w:val="28"/>
+                <w:szCs w:val="28"/>
+              </w:rPr>
+              <w:t>UC-</w:t>
+            </w:r>
+            <w:r>
+              <w:rPr>
+                <w:sz w:val="28"/>
+                <w:szCs w:val="28"/>
+                <w:cs/>
+              </w:rPr>
+              <w:t xml:space="preserve">03 แต่ใน </w:t>
+            </w:r>
+            <w:r>
+              <w:rPr>
+                <w:sz w:val="28"/>
+                <w:szCs w:val="28"/>
+              </w:rPr>
+              <w:t>W</w:t>
+            </w:r>
+            <w:r>
+              <w:rPr>
+                <w:sz w:val="28"/>
+                <w:szCs w:val="28"/>
+                <w:cs/>
+              </w:rPr>
+              <w:t>06</w:t>
+            </w:r>
+            <w:r>
+              <w:rPr>
+                <w:sz w:val="28"/>
+                <w:szCs w:val="28"/>
+              </w:rPr>
+              <w:t xml:space="preserve"> use case </w:t>
+            </w:r>
+            <w:r>
+              <w:rPr>
+                <w:sz w:val="28"/>
+                <w:szCs w:val="28"/>
+                <w:cs/>
+              </w:rPr>
+              <w:t xml:space="preserve">แจ้งเตือนคือ </w:t>
+            </w:r>
+            <w:r>
+              <w:rPr>
+                <w:sz w:val="28"/>
+                <w:szCs w:val="28"/>
+              </w:rPr>
+              <w:t>UC-</w:t>
+            </w:r>
+            <w:r>
+              <w:rPr>
+                <w:sz w:val="28"/>
+                <w:szCs w:val="28"/>
+                <w:cs/>
+              </w:rPr>
+              <w:t xml:space="preserve">07 </w:t>
+            </w:r>
+            <w:r>
+              <w:rPr>
+                <w:rFonts w:ascii="Arial" w:hAnsi="Arial" w:cs="Arial" w:hint="cs"/>
+                <w:sz w:val="28"/>
+                <w:szCs w:val="28"/>
+                <w:cs/>
+              </w:rPr>
+              <w:t>→</w:t>
+            </w:r>
+            <w:r>
+              <w:rPr>
+                <w:sz w:val="28"/>
+                <w:szCs w:val="28"/>
+                <w:cs/>
+              </w:rPr>
+              <w:t xml:space="preserve"> </w:t>
+            </w:r>
+            <w:r>
+              <w:rPr>
+                <w:rFonts w:ascii="Cordia New" w:hAnsi="Cordia New" w:cs="Cordia New" w:hint="cs"/>
+                <w:sz w:val="28"/>
+                <w:szCs w:val="28"/>
+                <w:cs/>
+              </w:rPr>
+              <w:t>ต้องแก้</w:t>
+            </w:r>
+            <w:r>
+              <w:rPr>
+                <w:sz w:val="28"/>
+                <w:szCs w:val="28"/>
+                <w:cs/>
+              </w:rPr>
+              <w:t xml:space="preserve"> </w:t>
+            </w:r>
+            <w:r>
+              <w:rPr>
+                <w:sz w:val="28"/>
+                <w:szCs w:val="28"/>
+              </w:rPr>
+              <w:t>trace</w:t>
+            </w:r>
+          </w:p>
+          <w:p>
+            <w:pPr>
+              <w:keepNext/>
+              <w:keepLines/>
+              <w:rPr>
+                <w:sz w:val="28"/>
+                <w:szCs w:val="28"/>
+              </w:rPr>
+            </w:pPr>
+            <w:r>
+              <w:rPr>
+                <w:sz w:val="28"/>
+                <w:szCs w:val="28"/>
+              </w:rPr>
+              <w:t>US-</w:t>
+            </w:r>
+            <w:r>
+              <w:rPr>
+                <w:sz w:val="28"/>
+                <w:szCs w:val="28"/>
+                <w:cs/>
+              </w:rPr>
+              <w:t xml:space="preserve">08 และ </w:t>
+            </w:r>
+            <w:r>
+              <w:rPr>
+                <w:sz w:val="28"/>
+                <w:szCs w:val="28"/>
+              </w:rPr>
+              <w:t>AC-</w:t>
+            </w:r>
+            <w:r>
+              <w:rPr>
+                <w:sz w:val="28"/>
+                <w:szCs w:val="28"/>
+                <w:cs/>
+              </w:rPr>
+              <w:t>10 ไม่อยู่ใน 06-</w:t>
+            </w:r>
+            <w:r>
+              <w:rPr>
+                <w:sz w:val="28"/>
+                <w:szCs w:val="28"/>
+              </w:rPr>
+              <w:t>requirement-models-V</w:t>
+            </w:r>
+            <w:r>
+              <w:rPr>
+                <w:sz w:val="28"/>
+                <w:szCs w:val="28"/>
+                <w:cs/>
+              </w:rPr>
+              <w:t>2.</w:t>
+            </w:r>
+            <w:r>
+              <w:rPr>
+                <w:sz w:val="28"/>
+                <w:szCs w:val="28"/>
+              </w:rPr>
+              <w:t xml:space="preserve">md </w:t>
+            </w:r>
+            <w:r>
+              <w:rPr>
+                <w:rFonts w:ascii="Arial" w:hAnsi="Arial" w:cs="Arial"/>
+                <w:sz w:val="28"/>
+                <w:szCs w:val="28"/>
+              </w:rPr>
+              <w:t>→</w:t>
+            </w:r>
+            <w:r>
+              <w:rPr>
+                <w:sz w:val="28"/>
+                <w:szCs w:val="28"/>
+              </w:rPr>
+              <w:t xml:space="preserve"> Cannot Verify </w:t>
+            </w:r>
+            <w:r>
+              <w:rPr>
+                <w:sz w:val="28"/>
+                <w:szCs w:val="28"/>
+                <w:cs/>
+              </w:rPr>
+              <w:t>ว่าตั้งใจตัดออกหรือตกหล่น</w:t>
+            </w:r>
           </w:p>
         </w:tc>
       </w:tr>
       <w:tr>
-        <w:tblPrEx>
-          <w:tblCellMar>
-            <w:top w:w="0" w:type="dxa"/>
-            <w:bottom w:w="0" w:type="dxa"/>
-          </w:tblCellMar>
-        </w:tblPrEx>
         <w:trPr>
           <w:cantSplit/>
           <w:trHeight w:val="567"/>
@@ -1718,17 +2623,273 @@
             <w:pPr>
               <w:keepNext/>
               <w:keepLines/>
-            </w:pPr>
+              <w:rPr>
+                <w:sz w:val="28"/>
+                <w:szCs w:val="28"/>
+              </w:rPr>
+            </w:pPr>
+            <w:r>
+              <w:rPr>
+                <w:sz w:val="28"/>
+                <w:szCs w:val="28"/>
+                <w:cs/>
+              </w:rPr>
+              <w:t xml:space="preserve">ออกแบบ: </w:t>
+            </w:r>
+            <w:r>
+              <w:rPr>
+                <w:sz w:val="28"/>
+                <w:szCs w:val="28"/>
+              </w:rPr>
+              <w:t xml:space="preserve">CLMRS API </w:t>
+            </w:r>
+            <w:r>
+              <w:rPr>
+                <w:sz w:val="28"/>
+                <w:szCs w:val="28"/>
+                <w:cs/>
+              </w:rPr>
+              <w:t xml:space="preserve">สร้างการแจ้งเตือนทุกครั้งที่เปลี่ยนสถานะ และตรวจสิทธิ์ผู้รับตาม </w:t>
+            </w:r>
+            <w:r>
+              <w:rPr>
+                <w:sz w:val="28"/>
+                <w:szCs w:val="28"/>
+              </w:rPr>
+              <w:t>NFR-CLMRS-</w:t>
+            </w:r>
+            <w:r>
+              <w:rPr>
+                <w:sz w:val="28"/>
+                <w:szCs w:val="28"/>
+                <w:cs/>
+              </w:rPr>
+              <w:t>01</w:t>
+            </w:r>
+            <w:r>
+              <w:rPr>
+                <w:sz w:val="28"/>
+                <w:szCs w:val="28"/>
+              </w:rPr>
+              <w:t xml:space="preserve"> · BR-</w:t>
+            </w:r>
+            <w:r>
+              <w:rPr>
+                <w:sz w:val="28"/>
+                <w:szCs w:val="28"/>
+                <w:cs/>
+              </w:rPr>
+              <w:t>05</w:t>
+            </w:r>
+            <w:r>
+              <w:rPr>
+                <w:sz w:val="28"/>
+                <w:szCs w:val="28"/>
+              </w:rPr>
+              <w:t xml:space="preserve"> · </w:t>
+            </w:r>
+            <w:r>
+              <w:rPr>
+                <w:sz w:val="28"/>
+                <w:szCs w:val="28"/>
+                <w:cs/>
+              </w:rPr>
+              <w:t xml:space="preserve">เพิ่ม </w:t>
+            </w:r>
+            <w:r>
+              <w:rPr>
+                <w:sz w:val="28"/>
+                <w:szCs w:val="28"/>
+              </w:rPr>
+              <w:t xml:space="preserve">Reminder Job </w:t>
+            </w:r>
+            <w:r>
+              <w:rPr>
+                <w:sz w:val="28"/>
+                <w:szCs w:val="28"/>
+                <w:cs/>
+              </w:rPr>
+              <w:t>สำหรับเตือนตามเวลา (</w:t>
+            </w:r>
+            <w:r>
+              <w:rPr>
+                <w:sz w:val="28"/>
+                <w:szCs w:val="28"/>
+              </w:rPr>
+              <w:t>DEC-</w:t>
+            </w:r>
+            <w:r>
+              <w:rPr>
+                <w:sz w:val="28"/>
+                <w:szCs w:val="28"/>
+                <w:cs/>
+              </w:rPr>
+              <w:t xml:space="preserve">01) </w:t>
+            </w:r>
+            <w:r>
+              <w:rPr>
+                <w:sz w:val="28"/>
+                <w:szCs w:val="28"/>
+              </w:rPr>
+              <w:t xml:space="preserve">· CLMRS Database </w:t>
+            </w:r>
+            <w:r>
+              <w:rPr>
+                <w:sz w:val="28"/>
+                <w:szCs w:val="28"/>
+                <w:cs/>
+              </w:rPr>
+              <w:t xml:space="preserve">เก็บ </w:t>
+            </w:r>
+            <w:r>
+              <w:rPr>
+                <w:sz w:val="28"/>
+                <w:szCs w:val="28"/>
+              </w:rPr>
+              <w:t>DR-</w:t>
+            </w:r>
+            <w:r>
+              <w:rPr>
+                <w:sz w:val="28"/>
+                <w:szCs w:val="28"/>
+                <w:cs/>
+              </w:rPr>
+              <w:t>09</w:t>
+            </w:r>
+            <w:r>
+              <w:rPr>
+                <w:sz w:val="28"/>
+                <w:szCs w:val="28"/>
+              </w:rPr>
+              <w:t xml:space="preserve"> · DR-</w:t>
+            </w:r>
+            <w:r>
+              <w:rPr>
+                <w:sz w:val="28"/>
+                <w:szCs w:val="28"/>
+                <w:cs/>
+              </w:rPr>
+              <w:t>10</w:t>
+            </w:r>
+            <w:r>
+              <w:rPr>
+                <w:sz w:val="28"/>
+                <w:szCs w:val="28"/>
+              </w:rPr>
+              <w:t xml:space="preserve"> · Notification Gateway (EXT-</w:t>
+            </w:r>
+            <w:r>
+              <w:rPr>
+                <w:sz w:val="28"/>
+                <w:szCs w:val="28"/>
+                <w:cs/>
+              </w:rPr>
+              <w:t xml:space="preserve">02) เป็น </w:t>
+            </w:r>
+            <w:r>
+              <w:rPr>
+                <w:sz w:val="28"/>
+                <w:szCs w:val="28"/>
+              </w:rPr>
+              <w:t>TBD</w:t>
+            </w:r>
+          </w:p>
+          <w:p>
+            <w:pPr>
+              <w:keepNext/>
+              <w:keepLines/>
+              <w:rPr>
+                <w:sz w:val="28"/>
+                <w:szCs w:val="28"/>
+              </w:rPr>
+            </w:pPr>
+            <w:r>
+              <w:rPr>
+                <w:sz w:val="28"/>
+                <w:szCs w:val="28"/>
+                <w:cs/>
+              </w:rPr>
+              <w:t xml:space="preserve">ทดสอบ: เพิ่ม </w:t>
+            </w:r>
+            <w:r>
+              <w:rPr>
+                <w:sz w:val="28"/>
+                <w:szCs w:val="28"/>
+              </w:rPr>
+              <w:t>test case AC-</w:t>
+            </w:r>
+            <w:r>
+              <w:rPr>
+                <w:sz w:val="28"/>
+                <w:szCs w:val="28"/>
+                <w:cs/>
+              </w:rPr>
+              <w:t xml:space="preserve">13 – </w:t>
+            </w:r>
+            <w:r>
+              <w:rPr>
+                <w:sz w:val="28"/>
+                <w:szCs w:val="28"/>
+              </w:rPr>
+              <w:t>AC-</w:t>
+            </w:r>
+            <w:r>
+              <w:rPr>
+                <w:sz w:val="28"/>
+                <w:szCs w:val="28"/>
+                <w:cs/>
+              </w:rPr>
+              <w:t xml:space="preserve">15 ใน </w:t>
+            </w:r>
+            <w:r>
+              <w:rPr>
+                <w:sz w:val="28"/>
+                <w:szCs w:val="28"/>
+              </w:rPr>
+              <w:t>VF-</w:t>
+            </w:r>
+            <w:r>
+              <w:rPr>
+                <w:sz w:val="28"/>
+                <w:szCs w:val="28"/>
+                <w:cs/>
+              </w:rPr>
+              <w:t xml:space="preserve">03 และตรวจเนื้อหาข้อความด้วย </w:t>
+            </w:r>
+            <w:r>
+              <w:rPr>
+                <w:sz w:val="28"/>
+                <w:szCs w:val="28"/>
+              </w:rPr>
+              <w:t xml:space="preserve">Inspection </w:t>
+            </w:r>
+            <w:r>
+              <w:rPr>
+                <w:sz w:val="28"/>
+                <w:szCs w:val="28"/>
+                <w:cs/>
+              </w:rPr>
+              <w:t xml:space="preserve">ใน </w:t>
+            </w:r>
+            <w:r>
+              <w:rPr>
+                <w:sz w:val="28"/>
+                <w:szCs w:val="28"/>
+              </w:rPr>
+              <w:t>VF-</w:t>
+            </w:r>
+            <w:r>
+              <w:rPr>
+                <w:sz w:val="28"/>
+                <w:szCs w:val="28"/>
+                <w:cs/>
+              </w:rPr>
+              <w:t>04</w:t>
+            </w:r>
           </w:p>
         </w:tc>
       </w:tr>
       <w:tr>
-        <w:tblPrEx>
-          <w:tblCellMar>
-            <w:top w:w="0" w:type="dxa"/>
-            <w:bottom w:w="0" w:type="dxa"/>
-          </w:tblCellMar>
-        </w:tblPrEx>
         <w:trPr>
           <w:cantSplit/>
           <w:trHeight w:val="567"/>
@@ -1799,17 +2960,230 @@
             <w:pPr>
               <w:keepNext/>
               <w:keepLines/>
-            </w:pPr>
+              <w:rPr>
+                <w:sz w:val="28"/>
+                <w:szCs w:val="28"/>
+              </w:rPr>
+            </w:pPr>
+            <w:r>
+              <w:rPr>
+                <w:sz w:val="28"/>
+                <w:szCs w:val="28"/>
+              </w:rPr>
+              <w:t xml:space="preserve">A — </w:t>
+            </w:r>
+            <w:r>
+              <w:rPr>
+                <w:sz w:val="28"/>
+                <w:szCs w:val="28"/>
+                <w:cs/>
+              </w:rPr>
+              <w:t xml:space="preserve">ทำทุกข้อเป็น </w:t>
+            </w:r>
+            <w:r>
+              <w:rPr>
+                <w:sz w:val="28"/>
+                <w:szCs w:val="28"/>
+              </w:rPr>
+              <w:t xml:space="preserve">Build now </w:t>
+            </w:r>
+            <w:r>
+              <w:rPr>
+                <w:sz w:val="28"/>
+                <w:szCs w:val="28"/>
+                <w:cs/>
+              </w:rPr>
+              <w:t xml:space="preserve">รวมช่องทางภายนอก: ตรงตามที่ผู้เสนอขอ แต่ต้องเดาช่องทางและค่าเวลาที่ยังไม่ตกลง และขัดกับ </w:t>
+            </w:r>
+            <w:r>
+              <w:rPr>
+                <w:sz w:val="28"/>
+                <w:szCs w:val="28"/>
+              </w:rPr>
+              <w:t>Out of Scope §</w:t>
+            </w:r>
+            <w:r>
+              <w:rPr>
+                <w:sz w:val="28"/>
+                <w:szCs w:val="28"/>
+                <w:cs/>
+              </w:rPr>
+              <w:t>1.3</w:t>
+            </w:r>
+          </w:p>
+          <w:p>
+            <w:pPr>
+              <w:keepNext/>
+              <w:keepLines/>
+              <w:rPr>
+                <w:sz w:val="28"/>
+                <w:szCs w:val="28"/>
+              </w:rPr>
+            </w:pPr>
+            <w:r>
+              <w:rPr>
+                <w:sz w:val="28"/>
+                <w:szCs w:val="28"/>
+              </w:rPr>
+              <w:t xml:space="preserve">B — </w:t>
+            </w:r>
+            <w:r>
+              <w:rPr>
+                <w:sz w:val="28"/>
+                <w:szCs w:val="28"/>
+                <w:cs/>
+              </w:rPr>
+              <w:t xml:space="preserve">ทำแจ้งเตือนในระบบกับเตือนงานค้างเป็น </w:t>
+            </w:r>
+            <w:r>
+              <w:rPr>
+                <w:sz w:val="28"/>
+                <w:szCs w:val="28"/>
+              </w:rPr>
+              <w:t>Build now (</w:t>
+            </w:r>
+            <w:r>
+              <w:rPr>
+                <w:sz w:val="28"/>
+                <w:szCs w:val="28"/>
+                <w:cs/>
+              </w:rPr>
+              <w:t xml:space="preserve">ค่าเวลายัง </w:t>
+            </w:r>
+            <w:r>
+              <w:rPr>
+                <w:sz w:val="28"/>
+                <w:szCs w:val="28"/>
+              </w:rPr>
+              <w:t xml:space="preserve">TBD) · </w:t>
+            </w:r>
+            <w:r>
+              <w:rPr>
+                <w:sz w:val="28"/>
+                <w:szCs w:val="28"/>
+                <w:cs/>
+              </w:rPr>
+              <w:t xml:space="preserve">ช่องทางภายนอกกับหน้าตั้งค่า </w:t>
+            </w:r>
+            <w:r>
+              <w:rPr>
+                <w:sz w:val="28"/>
+                <w:szCs w:val="28"/>
+              </w:rPr>
+              <w:t xml:space="preserve">opt-in </w:t>
+            </w:r>
+            <w:r>
+              <w:rPr>
+                <w:sz w:val="28"/>
+                <w:szCs w:val="28"/>
+                <w:cs/>
+              </w:rPr>
+              <w:t xml:space="preserve">รอคำตอบ </w:t>
+            </w:r>
+            <w:r>
+              <w:rPr>
+                <w:sz w:val="28"/>
+                <w:szCs w:val="28"/>
+              </w:rPr>
+              <w:t>OQ-</w:t>
+            </w:r>
+            <w:r>
+              <w:rPr>
+                <w:sz w:val="28"/>
+                <w:szCs w:val="28"/>
+                <w:cs/>
+              </w:rPr>
+              <w:t xml:space="preserve">10 และการตัดสิน </w:t>
+            </w:r>
+            <w:r>
+              <w:rPr>
+                <w:sz w:val="28"/>
+                <w:szCs w:val="28"/>
+              </w:rPr>
+              <w:t>§</w:t>
+            </w:r>
+            <w:r>
+              <w:rPr>
+                <w:sz w:val="28"/>
+                <w:szCs w:val="28"/>
+                <w:cs/>
+              </w:rPr>
+              <w:t>1.3</w:t>
+            </w:r>
+          </w:p>
+          <w:p>
+            <w:pPr>
+              <w:keepNext/>
+              <w:keepLines/>
+              <w:rPr>
+                <w:sz w:val="28"/>
+                <w:szCs w:val="28"/>
+              </w:rPr>
+            </w:pPr>
+            <w:r>
+              <w:rPr>
+                <w:sz w:val="28"/>
+                <w:szCs w:val="28"/>
+              </w:rPr>
+              <w:t xml:space="preserve">C — </w:t>
+            </w:r>
+            <w:r>
+              <w:rPr>
+                <w:sz w:val="28"/>
+                <w:szCs w:val="28"/>
+                <w:cs/>
+              </w:rPr>
+              <w:t xml:space="preserve">ไม่ทำในรอบนี้ คง </w:t>
+            </w:r>
+            <w:r>
+              <w:rPr>
+                <w:sz w:val="28"/>
+                <w:szCs w:val="28"/>
+              </w:rPr>
+              <w:t>FR-CLMRS-</w:t>
+            </w:r>
+            <w:r>
+              <w:rPr>
+                <w:sz w:val="28"/>
+                <w:szCs w:val="28"/>
+                <w:cs/>
+              </w:rPr>
+              <w:t xml:space="preserve">08 เป็น </w:t>
+            </w:r>
+            <w:r>
+              <w:rPr>
+                <w:sz w:val="28"/>
+                <w:szCs w:val="28"/>
+              </w:rPr>
+              <w:t xml:space="preserve">Could: </w:t>
+            </w:r>
+            <w:r>
+              <w:rPr>
+                <w:sz w:val="28"/>
+                <w:szCs w:val="28"/>
+                <w:cs/>
+              </w:rPr>
+              <w:t xml:space="preserve">ไม่มีความเสี่ยง แต่ไม่แก้ปัญหา </w:t>
+            </w:r>
+            <w:r>
+              <w:rPr>
+                <w:sz w:val="28"/>
+                <w:szCs w:val="28"/>
+              </w:rPr>
+              <w:t>G-</w:t>
+            </w:r>
+            <w:r>
+              <w:rPr>
+                <w:sz w:val="28"/>
+                <w:szCs w:val="28"/>
+                <w:cs/>
+              </w:rPr>
+              <w:t>04</w:t>
+            </w:r>
           </w:p>
         </w:tc>
       </w:tr>
       <w:tr>
-        <w:tblPrEx>
-          <w:tblCellMar>
-            <w:top w:w="0" w:type="dxa"/>
-            <w:bottom w:w="0" w:type="dxa"/>
-          </w:tblCellMar>
-        </w:tblPrEx>
         <w:trPr>
           <w:cantSplit/>
           <w:trHeight w:val="567"/>
@@ -1844,6 +3218,7 @@
                 <w:sz w:val="28"/>
                 <w:szCs w:val="28"/>
               </w:rPr>
+              <w:lastRenderedPageBreak/>
               <w:t xml:space="preserve">Decision </w:t>
             </w:r>
             <w:proofErr w:type="spellStart"/>
@@ -1902,17 +3277,156 @@
             <w:pPr>
               <w:keepNext/>
               <w:keepLines/>
-            </w:pPr>
+              <w:rPr>
+                <w:sz w:val="28"/>
+                <w:szCs w:val="28"/>
+              </w:rPr>
+            </w:pPr>
+            <w:r>
+              <w:rPr>
+                <w:sz w:val="28"/>
+                <w:szCs w:val="28"/>
+                <w:cs/>
+              </w:rPr>
+              <w:t xml:space="preserve">กลุ่มเสนอทางเลือก </w:t>
+            </w:r>
+            <w:r>
+              <w:rPr>
+                <w:sz w:val="28"/>
+                <w:szCs w:val="28"/>
+              </w:rPr>
+              <w:t xml:space="preserve">B — </w:t>
+            </w:r>
+            <w:r>
+              <w:rPr>
+                <w:sz w:val="28"/>
+                <w:szCs w:val="28"/>
+                <w:cs/>
+              </w:rPr>
+              <w:t xml:space="preserve">ได้ประโยชน์หลักทันทีโดยไม่ต้องเดาค่าที่ยังไม่ตกลง และไม่ฝ่า </w:t>
+            </w:r>
+            <w:r>
+              <w:rPr>
+                <w:sz w:val="28"/>
+                <w:szCs w:val="28"/>
+              </w:rPr>
+              <w:t xml:space="preserve">scope </w:t>
+            </w:r>
+            <w:r>
+              <w:rPr>
+                <w:sz w:val="28"/>
+                <w:szCs w:val="28"/>
+                <w:cs/>
+              </w:rPr>
+              <w:t>เดิม</w:t>
+            </w:r>
+          </w:p>
+          <w:p>
+            <w:pPr>
+              <w:keepNext/>
+              <w:keepLines/>
+              <w:rPr>
+                <w:sz w:val="28"/>
+                <w:szCs w:val="28"/>
+              </w:rPr>
+            </w:pPr>
+            <w:r>
+              <w:rPr>
+                <w:sz w:val="28"/>
+                <w:szCs w:val="28"/>
+                <w:cs/>
+              </w:rPr>
+              <w:t xml:space="preserve">ผู้มีอำนาจตัดสิน: </w:t>
+            </w:r>
+            <w:r>
+              <w:rPr>
+                <w:sz w:val="28"/>
+                <w:szCs w:val="28"/>
+              </w:rPr>
+              <w:t xml:space="preserve">Building Manager / </w:t>
+            </w:r>
+            <w:r>
+              <w:rPr>
+                <w:sz w:val="28"/>
+                <w:szCs w:val="28"/>
+                <w:cs/>
+              </w:rPr>
+              <w:t xml:space="preserve">ผู้บริหารหน่วยงานเจ้าของระบบ </w:t>
+            </w:r>
+            <w:r>
+              <w:rPr>
+                <w:sz w:val="28"/>
+                <w:szCs w:val="28"/>
+              </w:rPr>
+              <w:t xml:space="preserve">· </w:t>
+            </w:r>
+            <w:r>
+              <w:rPr>
+                <w:sz w:val="28"/>
+                <w:szCs w:val="28"/>
+                <w:cs/>
+              </w:rPr>
+              <w:t xml:space="preserve">เรื่องช่องทางภายนอกต้องร่วมกับฝ่าย </w:t>
+            </w:r>
+            <w:r>
+              <w:rPr>
+                <w:sz w:val="28"/>
+                <w:szCs w:val="28"/>
+              </w:rPr>
+              <w:t>IT</w:t>
+            </w:r>
+          </w:p>
+          <w:p>
+            <w:pPr>
+              <w:keepNext/>
+              <w:keepLines/>
+              <w:rPr>
+                <w:sz w:val="28"/>
+                <w:szCs w:val="28"/>
+              </w:rPr>
+            </w:pPr>
+            <w:r>
+              <w:rPr>
+                <w:sz w:val="28"/>
+                <w:szCs w:val="28"/>
+                <w:cs/>
+              </w:rPr>
+              <w:t xml:space="preserve">สถานะ: </w:t>
+            </w:r>
+            <w:r>
+              <w:rPr>
+                <w:sz w:val="28"/>
+                <w:szCs w:val="28"/>
+              </w:rPr>
+              <w:t xml:space="preserve">Pending — </w:t>
+            </w:r>
+            <w:r>
+              <w:rPr>
+                <w:sz w:val="28"/>
+                <w:szCs w:val="28"/>
+                <w:cs/>
+              </w:rPr>
+              <w:t xml:space="preserve">ยังไม่แก้ </w:t>
+            </w:r>
+            <w:r>
+              <w:rPr>
+                <w:sz w:val="28"/>
+                <w:szCs w:val="28"/>
+              </w:rPr>
+              <w:t>baseline SRS v</w:t>
+            </w:r>
+            <w:r>
+              <w:rPr>
+                <w:sz w:val="28"/>
+                <w:szCs w:val="28"/>
+                <w:cs/>
+              </w:rPr>
+              <w:t>2.1</w:t>
+            </w:r>
           </w:p>
         </w:tc>
       </w:tr>
       <w:tr>
-        <w:tblPrEx>
-          <w:tblCellMar>
-            <w:top w:w="0" w:type="dxa"/>
-            <w:bottom w:w="0" w:type="dxa"/>
-          </w:tblCellMar>
-        </w:tblPrEx>
         <w:trPr>
           <w:cantSplit/>
           <w:trHeight w:val="567"/>
@@ -1969,7 +3483,154 @@
           <w:p>
             <w:pPr>
               <w:keepLines/>
-            </w:pPr>
+              <w:rPr>
+                <w:sz w:val="28"/>
+                <w:szCs w:val="28"/>
+              </w:rPr>
+            </w:pPr>
+            <w:r>
+              <w:rPr>
+                <w:sz w:val="28"/>
+                <w:szCs w:val="28"/>
+                <w:cs/>
+              </w:rPr>
+              <w:t xml:space="preserve">1. ส่ง </w:t>
+            </w:r>
+            <w:r>
+              <w:rPr>
+                <w:sz w:val="28"/>
+                <w:szCs w:val="28"/>
+              </w:rPr>
+              <w:t>OQ-</w:t>
+            </w:r>
+            <w:r>
+              <w:rPr>
+                <w:sz w:val="28"/>
+                <w:szCs w:val="28"/>
+                <w:cs/>
+              </w:rPr>
+              <w:t xml:space="preserve">09 – </w:t>
+            </w:r>
+            <w:r>
+              <w:rPr>
+                <w:sz w:val="28"/>
+                <w:szCs w:val="28"/>
+              </w:rPr>
+              <w:t>OQ-</w:t>
+            </w:r>
+            <w:r>
+              <w:rPr>
+                <w:sz w:val="28"/>
+                <w:szCs w:val="28"/>
+                <w:cs/>
+              </w:rPr>
+              <w:t xml:space="preserve">12 ให้ </w:t>
+            </w:r>
+            <w:r>
+              <w:rPr>
+                <w:sz w:val="28"/>
+                <w:szCs w:val="28"/>
+              </w:rPr>
+              <w:t xml:space="preserve">owner </w:t>
+            </w:r>
+            <w:r>
+              <w:rPr>
+                <w:sz w:val="28"/>
+                <w:szCs w:val="28"/>
+                <w:cs/>
+              </w:rPr>
+              <w:t>แต่ละคน</w:t>
+            </w:r>
+          </w:p>
+          <w:p>
+            <w:pPr>
+              <w:keepLines/>
+              <w:rPr>
+                <w:sz w:val="28"/>
+                <w:szCs w:val="28"/>
+              </w:rPr>
+            </w:pPr>
+            <w:r>
+              <w:rPr>
+                <w:sz w:val="28"/>
+                <w:szCs w:val="28"/>
+                <w:cs/>
+              </w:rPr>
+              <w:t xml:space="preserve">2. ขอให้ผู้มีอำนาจตัดสินว่าช่องทางภายนอกขัดกับ </w:t>
+            </w:r>
+            <w:r>
+              <w:rPr>
+                <w:sz w:val="28"/>
+                <w:szCs w:val="28"/>
+              </w:rPr>
+              <w:t>§</w:t>
+            </w:r>
+            <w:r>
+              <w:rPr>
+                <w:sz w:val="28"/>
+                <w:szCs w:val="28"/>
+                <w:cs/>
+              </w:rPr>
+              <w:t>1.3 หรือไม่</w:t>
+            </w:r>
+          </w:p>
+          <w:p>
+            <w:pPr>
+              <w:keepLines/>
+            </w:pPr>
+            <w:r>
+              <w:rPr>
+                <w:sz w:val="28"/>
+                <w:szCs w:val="28"/>
+                <w:cs/>
+              </w:rPr>
+              <w:t xml:space="preserve">3. เมื่อได้รับอนุมัติ จึงออก </w:t>
+            </w:r>
+            <w:r>
+              <w:rPr>
+                <w:sz w:val="28"/>
+                <w:szCs w:val="28"/>
+              </w:rPr>
+              <w:t>SRS v</w:t>
+            </w:r>
+            <w:r>
+              <w:rPr>
+                <w:sz w:val="28"/>
+                <w:szCs w:val="28"/>
+                <w:cs/>
+              </w:rPr>
+              <w:t xml:space="preserve">2.2 และแก้ </w:t>
+            </w:r>
+            <w:r>
+              <w:rPr>
+                <w:sz w:val="28"/>
+                <w:szCs w:val="28"/>
+              </w:rPr>
+              <w:t xml:space="preserve">trace </w:t>
+            </w:r>
+            <w:r>
+              <w:rPr>
+                <w:sz w:val="28"/>
+                <w:szCs w:val="28"/>
+                <w:cs/>
+              </w:rPr>
+              <w:t xml:space="preserve">ใน </w:t>
+            </w:r>
+            <w:r>
+              <w:rPr>
+                <w:sz w:val="28"/>
+                <w:szCs w:val="28"/>
+              </w:rPr>
+              <w:t>W</w:t>
+            </w:r>
+            <w:r>
+              <w:rPr>
+                <w:sz w:val="28"/>
+                <w:szCs w:val="28"/>
+                <w:cs/>
+              </w:rPr>
+              <w:t>08</w:t>
+            </w:r>
           </w:p>
         </w:tc>
       </w:tr>
@@ -2235,12 +3896,6 @@
         <w:gridCol w:w="1352"/>
       </w:tblGrid>
       <w:tr>
-        <w:tblPrEx>
-          <w:tblCellMar>
-            <w:top w:w="0" w:type="dxa"/>
-            <w:bottom w:w="0" w:type="dxa"/>
-          </w:tblCellMar>
-        </w:tblPrEx>
         <w:trPr>
           <w:cantSplit/>
           <w:tblHeader/>
@@ -2275,6 +3930,7 @@
                 <w:sz w:val="28"/>
                 <w:szCs w:val="28"/>
               </w:rPr>
+              <w:lastRenderedPageBreak/>
               <w:t>#</w:t>
             </w:r>
           </w:p>
@@ -2511,12 +4167,6 @@
         </w:tc>
       </w:tr>
       <w:tr>
-        <w:tblPrEx>
-          <w:tblCellMar>
-            <w:top w:w="0" w:type="dxa"/>
-            <w:bottom w:w="0" w:type="dxa"/>
-          </w:tblCellMar>
-        </w:tblPrEx>
         <w:trPr>
           <w:cantSplit/>
           <w:trHeight w:val="624"/>
@@ -2572,7 +4222,34 @@
           <w:p>
             <w:pPr>
               <w:keepNext/>
-            </w:pPr>
+              <w:rPr>
+                <w:sz w:val="28"/>
+                <w:szCs w:val="28"/>
+              </w:rPr>
+            </w:pPr>
+            <w:r>
+              <w:rPr>
+                <w:sz w:val="28"/>
+                <w:szCs w:val="28"/>
+              </w:rPr>
+              <w:t xml:space="preserve">CR (1) </w:t>
+            </w:r>
+            <w:r>
+              <w:rPr>
+                <w:rFonts w:cs="Angsana New"/>
+                <w:sz w:val="28"/>
+                <w:szCs w:val="28"/>
+                <w:cs/>
+              </w:rPr>
+              <w:t xml:space="preserve">แจ้งเมื่อสถานะเปลี่ยน </w:t>
+            </w:r>
+            <w:r>
+              <w:rPr>
+                <w:sz w:val="28"/>
+                <w:szCs w:val="28"/>
+              </w:rPr>
+              <w:t>· UN-08 · G-04</w:t>
+            </w:r>
           </w:p>
         </w:tc>
         <w:tc>
@@ -2595,7 +4272,18 @@
           <w:p>
             <w:pPr>
               <w:keepNext/>
-            </w:pPr>
+              <w:rPr>
+                <w:sz w:val="28"/>
+                <w:szCs w:val="28"/>
+              </w:rPr>
+            </w:pPr>
+            <w:r>
+              <w:rPr>
+                <w:sz w:val="28"/>
+                <w:szCs w:val="28"/>
+              </w:rPr>
+              <w:t>FR-CLMRS-08</w:t>
+            </w:r>
           </w:p>
         </w:tc>
         <w:tc>
@@ -2618,7 +4306,18 @@
           <w:p>
             <w:pPr>
               <w:keepNext/>
-            </w:pPr>
+              <w:rPr>
+                <w:sz w:val="28"/>
+                <w:szCs w:val="28"/>
+              </w:rPr>
+            </w:pPr>
+            <w:r>
+              <w:rPr>
+                <w:sz w:val="28"/>
+                <w:szCs w:val="28"/>
+              </w:rPr>
+              <w:t>US-08 · UC-07 · AC-10</w:t>
+            </w:r>
           </w:p>
         </w:tc>
         <w:tc>
@@ -2641,7 +4340,18 @@
           <w:p>
             <w:pPr>
               <w:keepNext/>
-            </w:pPr>
+              <w:rPr>
+                <w:sz w:val="28"/>
+                <w:szCs w:val="28"/>
+              </w:rPr>
+            </w:pPr>
+            <w:r>
+              <w:rPr>
+                <w:sz w:val="28"/>
+                <w:szCs w:val="28"/>
+              </w:rPr>
+              <w:t>§3 · §7.2</w:t>
+            </w:r>
           </w:p>
         </w:tc>
         <w:tc>
@@ -2664,7 +4374,70 @@
           <w:p>
             <w:pPr>
               <w:keepNext/>
-            </w:pPr>
+              <w:rPr>
+                <w:sz w:val="28"/>
+                <w:szCs w:val="28"/>
+              </w:rPr>
+            </w:pPr>
+            <w:r>
+              <w:rPr>
+                <w:sz w:val="28"/>
+                <w:szCs w:val="28"/>
+              </w:rPr>
+              <w:t xml:space="preserve">Spine: </w:t>
+            </w:r>
+            <w:r>
+              <w:rPr>
+                <w:rFonts w:cs="Angsana New"/>
+                <w:sz w:val="28"/>
+                <w:szCs w:val="28"/>
+                <w:cs/>
+              </w:rPr>
+              <w:t xml:space="preserve">เปลี่ยนสถานะ </w:t>
+            </w:r>
+            <w:r>
+              <w:rPr>
+                <w:rFonts w:ascii="Times New Roman" w:hAnsi="Times New Roman" w:cs="Times New Roman" w:hint="cs"/>
+                <w:sz w:val="28"/>
+                <w:szCs w:val="28"/>
+                <w:cs/>
+              </w:rPr>
+              <w:t>→</w:t>
+            </w:r>
+            <w:r>
+              <w:rPr>
+                <w:rFonts w:cs="Angsana New"/>
+                <w:sz w:val="28"/>
+                <w:szCs w:val="28"/>
+                <w:cs/>
+              </w:rPr>
+              <w:t xml:space="preserve"> </w:t>
+            </w:r>
+            <w:r>
+              <w:rPr>
+                <w:rFonts w:ascii="Angsana New" w:hAnsi="Angsana New" w:cs="Angsana New" w:hint="cs"/>
+                <w:sz w:val="28"/>
+                <w:szCs w:val="28"/>
+                <w:cs/>
+              </w:rPr>
+              <w:t>สร้างการแจ้งเตือน</w:t>
+            </w:r>
+            <w:r>
+              <w:rPr>
+                <w:rFonts w:cs="Angsana New"/>
+                <w:sz w:val="28"/>
+                <w:szCs w:val="28"/>
+                <w:cs/>
+              </w:rPr>
+              <w:t xml:space="preserve"> </w:t>
+            </w:r>
+            <w:r>
+              <w:rPr>
+                <w:sz w:val="28"/>
+                <w:szCs w:val="28"/>
+              </w:rPr>
+              <w:t>· CLMRS API, CLMRS Database</w:t>
+            </w:r>
           </w:p>
         </w:tc>
         <w:tc>
@@ -2687,17 +4460,31 @@
           <w:p>
             <w:pPr>
               <w:keepNext/>
-            </w:pPr>
+              <w:rPr>
+                <w:sz w:val="28"/>
+                <w:szCs w:val="28"/>
+              </w:rPr>
+            </w:pPr>
+            <w:r>
+              <w:rPr>
+                <w:rFonts w:cs="Angsana New"/>
+                <w:sz w:val="28"/>
+                <w:szCs w:val="28"/>
+                <w:cs/>
+              </w:rPr>
+              <w:t xml:space="preserve">แก้ — ขยายให้ครอบทุก </w:t>
+            </w:r>
+            <w:r>
+              <w:rPr>
+                <w:sz w:val="28"/>
+                <w:szCs w:val="28"/>
+              </w:rPr>
+              <w:t>transition</w:t>
+            </w:r>
           </w:p>
         </w:tc>
       </w:tr>
       <w:tr>
-        <w:tblPrEx>
-          <w:tblCellMar>
-            <w:top w:w="0" w:type="dxa"/>
-            <w:bottom w:w="0" w:type="dxa"/>
-          </w:tblCellMar>
-        </w:tblPrEx>
         <w:trPr>
           <w:cantSplit/>
           <w:trHeight w:val="624"/>
@@ -2753,7 +4540,27 @@
           <w:p>
             <w:pPr>
               <w:keepNext/>
-            </w:pPr>
+              <w:rPr>
+                <w:sz w:val="28"/>
+                <w:szCs w:val="28"/>
+              </w:rPr>
+            </w:pPr>
+            <w:r>
+              <w:rPr>
+                <w:sz w:val="28"/>
+                <w:szCs w:val="28"/>
+              </w:rPr>
+              <w:t xml:space="preserve">CR (2) </w:t>
+            </w:r>
+            <w:r>
+              <w:rPr>
+                <w:rFonts w:cs="Angsana New"/>
+                <w:sz w:val="28"/>
+                <w:szCs w:val="28"/>
+                <w:cs/>
+              </w:rPr>
+              <w:t>เตือนเมื่องานค้าง</w:t>
+            </w:r>
           </w:p>
         </w:tc>
         <w:tc>
@@ -2776,7 +4583,18 @@
           <w:p>
             <w:pPr>
               <w:keepNext/>
-            </w:pPr>
+              <w:rPr>
+                <w:sz w:val="28"/>
+                <w:szCs w:val="28"/>
+              </w:rPr>
+            </w:pPr>
+            <w:r>
+              <w:rPr>
+                <w:sz w:val="28"/>
+                <w:szCs w:val="28"/>
+              </w:rPr>
+              <w:t>FR-CLMRS-10 · DR-10</w:t>
+            </w:r>
           </w:p>
         </w:tc>
         <w:tc>
@@ -2799,7 +4617,18 @@
           <w:p>
             <w:pPr>
               <w:keepNext/>
-            </w:pPr>
+              <w:rPr>
+                <w:sz w:val="28"/>
+                <w:szCs w:val="28"/>
+              </w:rPr>
+            </w:pPr>
+            <w:r>
+              <w:rPr>
+                <w:sz w:val="28"/>
+                <w:szCs w:val="28"/>
+              </w:rPr>
+              <w:t>US-11 · UC-10 · AC-14</w:t>
+            </w:r>
           </w:p>
         </w:tc>
         <w:tc>
@@ -2822,7 +4651,18 @@
           <w:p>
             <w:pPr>
               <w:keepNext/>
-            </w:pPr>
+              <w:rPr>
+                <w:sz w:val="28"/>
+                <w:szCs w:val="28"/>
+              </w:rPr>
+            </w:pPr>
+            <w:r>
+              <w:rPr>
+                <w:sz w:val="28"/>
+                <w:szCs w:val="28"/>
+              </w:rPr>
+              <w:t>§3 · §6 · §7.2</w:t>
+            </w:r>
           </w:p>
         </w:tc>
         <w:tc>
@@ -2845,7 +4685,48 @@
           <w:p>
             <w:pPr>
               <w:keepNext/>
-            </w:pPr>
+              <w:rPr>
+                <w:sz w:val="28"/>
+                <w:szCs w:val="28"/>
+              </w:rPr>
+            </w:pPr>
+            <w:r>
+              <w:rPr>
+                <w:sz w:val="28"/>
+                <w:szCs w:val="28"/>
+              </w:rPr>
+              <w:t xml:space="preserve">Reminder Job </w:t>
+            </w:r>
+            <w:r>
+              <w:rPr>
+                <w:rFonts w:ascii="Arial" w:hAnsi="Arial" w:cs="Arial"/>
+                <w:sz w:val="28"/>
+                <w:szCs w:val="28"/>
+              </w:rPr>
+              <w:t>→</w:t>
+            </w:r>
+            <w:r>
+              <w:rPr>
+                <w:sz w:val="28"/>
+                <w:szCs w:val="28"/>
+              </w:rPr>
+              <w:t xml:space="preserve"> CLMRS API </w:t>
+            </w:r>
+            <w:r>
+              <w:rPr>
+                <w:rFonts w:ascii="Arial" w:hAnsi="Arial" w:cs="Arial"/>
+                <w:sz w:val="28"/>
+                <w:szCs w:val="28"/>
+              </w:rPr>
+              <w:t>→</w:t>
+            </w:r>
+            <w:r>
+              <w:rPr>
+                <w:sz w:val="28"/>
+                <w:szCs w:val="28"/>
+              </w:rPr>
+              <w:t xml:space="preserve"> CLMRS Database</w:t>
+            </w:r>
           </w:p>
         </w:tc>
         <w:tc>
@@ -2868,17 +4749,47 @@
           <w:p>
             <w:pPr>
               <w:keepNext/>
-            </w:pPr>
+              <w:rPr>
+                <w:sz w:val="28"/>
+                <w:szCs w:val="28"/>
+              </w:rPr>
+            </w:pPr>
+            <w:r>
+              <w:rPr>
+                <w:rFonts w:cs="Angsana New"/>
+                <w:sz w:val="28"/>
+                <w:szCs w:val="28"/>
+                <w:cs/>
+              </w:rPr>
+              <w:t xml:space="preserve">เพิ่ม — ระยะเวลา </w:t>
+            </w:r>
+            <w:r>
+              <w:rPr>
+                <w:sz w:val="28"/>
+                <w:szCs w:val="28"/>
+              </w:rPr>
+              <w:t xml:space="preserve">TBD (OQ-09) · </w:t>
+            </w:r>
+            <w:r>
+              <w:rPr>
+                <w:rFonts w:cs="Angsana New"/>
+                <w:sz w:val="28"/>
+                <w:szCs w:val="28"/>
+                <w:cs/>
+              </w:rPr>
+              <w:t xml:space="preserve">ผู้รับ </w:t>
+            </w:r>
+            <w:r>
+              <w:rPr>
+                <w:sz w:val="28"/>
+                <w:szCs w:val="28"/>
+              </w:rPr>
+              <w:t>TBD (OQ-12)</w:t>
+            </w:r>
           </w:p>
         </w:tc>
       </w:tr>
       <w:tr>
-        <w:tblPrEx>
-          <w:tblCellMar>
-            <w:top w:w="0" w:type="dxa"/>
-            <w:bottom w:w="0" w:type="dxa"/>
-          </w:tblCellMar>
-        </w:tblPrEx>
         <w:trPr>
           <w:cantSplit/>
           <w:trHeight w:val="624"/>
@@ -2934,7 +4845,31 @@
           <w:p>
             <w:pPr>
               <w:keepNext/>
-            </w:pPr>
+              <w:tabs>
+                <w:tab w:val="left" w:pos="216"/>
+              </w:tabs>
+              <w:rPr>
+                <w:rFonts w:hint="cs"/>
+                <w:sz w:val="28"/>
+                <w:szCs w:val="28"/>
+              </w:rPr>
+            </w:pPr>
+            <w:r>
+              <w:rPr>
+                <w:sz w:val="28"/>
+                <w:szCs w:val="28"/>
+              </w:rPr>
+              <w:t xml:space="preserve">CR (3) opt-in </w:t>
+            </w:r>
+            <w:r>
+              <w:rPr>
+                <w:rFonts w:cs="Angsana New"/>
+                <w:sz w:val="28"/>
+                <w:szCs w:val="28"/>
+                <w:cs/>
+              </w:rPr>
+              <w:t>ช่องทางภายนอก</w:t>
+            </w:r>
           </w:p>
         </w:tc>
         <w:tc>
@@ -2957,7 +4892,18 @@
           <w:p>
             <w:pPr>
               <w:keepNext/>
-            </w:pPr>
+              <w:rPr>
+                <w:sz w:val="28"/>
+                <w:szCs w:val="28"/>
+              </w:rPr>
+            </w:pPr>
+            <w:r>
+              <w:rPr>
+                <w:sz w:val="28"/>
+                <w:szCs w:val="28"/>
+              </w:rPr>
+              <w:t>FR-CLMRS-11 · BR-09 · DR-09</w:t>
+            </w:r>
           </w:p>
         </w:tc>
         <w:tc>
@@ -2980,7 +4926,18 @@
           <w:p>
             <w:pPr>
               <w:keepNext/>
-            </w:pPr>
+              <w:rPr>
+                <w:sz w:val="28"/>
+                <w:szCs w:val="28"/>
+              </w:rPr>
+            </w:pPr>
+            <w:r>
+              <w:rPr>
+                <w:sz w:val="28"/>
+                <w:szCs w:val="28"/>
+              </w:rPr>
+              <w:t>US-12 · AC-13</w:t>
+            </w:r>
           </w:p>
         </w:tc>
         <w:tc>
@@ -3003,7 +4960,18 @@
           <w:p>
             <w:pPr>
               <w:keepNext/>
-            </w:pPr>
+              <w:rPr>
+                <w:sz w:val="28"/>
+                <w:szCs w:val="28"/>
+              </w:rPr>
+            </w:pPr>
+            <w:r>
+              <w:rPr>
+                <w:sz w:val="28"/>
+                <w:szCs w:val="28"/>
+              </w:rPr>
+              <w:t>§3 · §5 · §6</w:t>
+            </w:r>
           </w:p>
         </w:tc>
         <w:tc>
@@ -3026,7 +4994,67 @@
           <w:p>
             <w:pPr>
               <w:keepNext/>
-            </w:pPr>
+              <w:rPr>
+                <w:sz w:val="28"/>
+                <w:szCs w:val="28"/>
+              </w:rPr>
+            </w:pPr>
+            <w:r>
+              <w:rPr>
+                <w:sz w:val="28"/>
+                <w:szCs w:val="28"/>
+              </w:rPr>
+              <w:t>CLMRS Web App (</w:t>
+            </w:r>
+            <w:r>
+              <w:rPr>
+                <w:rFonts w:cs="Angsana New"/>
+                <w:sz w:val="28"/>
+                <w:szCs w:val="28"/>
+                <w:cs/>
+              </w:rPr>
+              <w:t xml:space="preserve">หน้าตั้งค่า) </w:t>
+            </w:r>
+            <w:r>
+              <w:rPr>
+                <w:rFonts w:ascii="Times New Roman" w:hAnsi="Times New Roman" w:cs="Times New Roman" w:hint="cs"/>
+                <w:sz w:val="28"/>
+                <w:szCs w:val="28"/>
+                <w:cs/>
+              </w:rPr>
+              <w:t>→</w:t>
+            </w:r>
+            <w:r>
+              <w:rPr>
+                <w:rFonts w:cs="Angsana New"/>
+                <w:sz w:val="28"/>
+                <w:szCs w:val="28"/>
+                <w:cs/>
+              </w:rPr>
+              <w:t xml:space="preserve"> </w:t>
+            </w:r>
+            <w:r>
+              <w:rPr>
+                <w:sz w:val="28"/>
+                <w:szCs w:val="28"/>
+              </w:rPr>
+              <w:t xml:space="preserve">CLMRS API </w:t>
+            </w:r>
+            <w:r>
+              <w:rPr>
+                <w:rFonts w:ascii="Arial" w:hAnsi="Arial" w:cs="Arial"/>
+                <w:sz w:val="28"/>
+                <w:szCs w:val="28"/>
+              </w:rPr>
+              <w:t>→</w:t>
+            </w:r>
+            <w:r>
+              <w:rPr>
+                <w:sz w:val="28"/>
+                <w:szCs w:val="28"/>
+              </w:rPr>
+              <w:t xml:space="preserve"> CLMRS Database</w:t>
+            </w:r>
           </w:p>
         </w:tc>
         <w:tc>
@@ -3049,17 +5077,24 @@
           <w:p>
             <w:pPr>
               <w:keepNext/>
-            </w:pPr>
+              <w:rPr>
+                <w:sz w:val="28"/>
+                <w:szCs w:val="28"/>
+              </w:rPr>
+            </w:pPr>
+            <w:r>
+              <w:rPr>
+                <w:rFonts w:cs="Angsana New"/>
+                <w:sz w:val="28"/>
+                <w:szCs w:val="28"/>
+                <w:cs/>
+              </w:rPr>
+              <w:t>เพิ่ม</w:t>
+            </w:r>
           </w:p>
         </w:tc>
       </w:tr>
       <w:tr>
-        <w:tblPrEx>
-          <w:tblCellMar>
-            <w:top w:w="0" w:type="dxa"/>
-            <w:bottom w:w="0" w:type="dxa"/>
-          </w:tblCellMar>
-        </w:tblPrEx>
         <w:trPr>
           <w:cantSplit/>
           <w:trHeight w:val="624"/>
@@ -3115,7 +5150,34 @@
           <w:p>
             <w:pPr>
               <w:keepNext/>
-            </w:pPr>
+              <w:rPr>
+                <w:sz w:val="28"/>
+                <w:szCs w:val="28"/>
+              </w:rPr>
+            </w:pPr>
+            <w:r>
+              <w:rPr>
+                <w:sz w:val="28"/>
+                <w:szCs w:val="28"/>
+              </w:rPr>
+              <w:t xml:space="preserve">CR (3) </w:t>
+            </w:r>
+            <w:r>
+              <w:rPr>
+                <w:rFonts w:cs="Angsana New"/>
+                <w:sz w:val="28"/>
+                <w:szCs w:val="28"/>
+                <w:cs/>
+              </w:rPr>
+              <w:t xml:space="preserve">ข้อมูลส่วนบุคคล </w:t>
+            </w:r>
+            <w:r>
+              <w:rPr>
+                <w:sz w:val="28"/>
+                <w:szCs w:val="28"/>
+              </w:rPr>
+              <w:t>· BR-05 · DR-01 (Sensitive)</w:t>
+            </w:r>
           </w:p>
         </w:tc>
         <w:tc>
@@ -3138,7 +5200,18 @@
           <w:p>
             <w:pPr>
               <w:keepNext/>
-            </w:pPr>
+              <w:rPr>
+                <w:sz w:val="28"/>
+                <w:szCs w:val="28"/>
+              </w:rPr>
+            </w:pPr>
+            <w:r>
+              <w:rPr>
+                <w:sz w:val="28"/>
+                <w:szCs w:val="28"/>
+              </w:rPr>
+              <w:t>BR-10 · NFR-CLMRS-05</w:t>
+            </w:r>
           </w:p>
         </w:tc>
         <w:tc>
@@ -3161,7 +5234,18 @@
           <w:p>
             <w:pPr>
               <w:keepNext/>
-            </w:pPr>
+              <w:rPr>
+                <w:sz w:val="28"/>
+                <w:szCs w:val="28"/>
+              </w:rPr>
+            </w:pPr>
+            <w:r>
+              <w:rPr>
+                <w:sz w:val="28"/>
+                <w:szCs w:val="28"/>
+              </w:rPr>
+              <w:t>AC-15</w:t>
+            </w:r>
           </w:p>
         </w:tc>
         <w:tc>
@@ -3184,7 +5268,18 @@
           <w:p>
             <w:pPr>
               <w:keepNext/>
-            </w:pPr>
+              <w:rPr>
+                <w:sz w:val="28"/>
+                <w:szCs w:val="28"/>
+              </w:rPr>
+            </w:pPr>
+            <w:r>
+              <w:rPr>
+                <w:sz w:val="28"/>
+                <w:szCs w:val="28"/>
+              </w:rPr>
+              <w:t>§4 · §5</w:t>
+            </w:r>
           </w:p>
         </w:tc>
         <w:tc>
@@ -3207,7 +5302,27 @@
           <w:p>
             <w:pPr>
               <w:keepNext/>
-            </w:pPr>
+              <w:rPr>
+                <w:sz w:val="28"/>
+                <w:szCs w:val="28"/>
+              </w:rPr>
+            </w:pPr>
+            <w:r>
+              <w:rPr>
+                <w:sz w:val="28"/>
+                <w:szCs w:val="28"/>
+              </w:rPr>
+              <w:t>CLMRS API (</w:t>
+            </w:r>
+            <w:r>
+              <w:rPr>
+                <w:rFonts w:cs="Angsana New"/>
+                <w:sz w:val="28"/>
+                <w:szCs w:val="28"/>
+                <w:cs/>
+              </w:rPr>
+              <w:t>สร้างข้อความ)</w:t>
+            </w:r>
           </w:p>
         </w:tc>
         <w:tc>
@@ -3230,17 +5345,51 @@
           <w:p>
             <w:pPr>
               <w:keepNext/>
-            </w:pPr>
+              <w:rPr>
+                <w:sz w:val="28"/>
+                <w:szCs w:val="28"/>
+              </w:rPr>
+            </w:pPr>
+            <w:r>
+              <w:rPr>
+                <w:rFonts w:cs="Angsana New"/>
+                <w:sz w:val="28"/>
+                <w:szCs w:val="28"/>
+                <w:cs/>
+              </w:rPr>
+              <w:t xml:space="preserve">เพิ่ม — </w:t>
+            </w:r>
+            <w:proofErr w:type="spellStart"/>
+            <w:r>
+              <w:rPr>
+                <w:rFonts w:cs="Angsana New"/>
+                <w:sz w:val="28"/>
+                <w:szCs w:val="28"/>
+                <w:cs/>
+              </w:rPr>
+              <w:t>ฟิ</w:t>
+            </w:r>
+            <w:proofErr w:type="spellEnd"/>
+            <w:r>
+              <w:rPr>
+                <w:rFonts w:cs="Angsana New"/>
+                <w:sz w:val="28"/>
+                <w:szCs w:val="28"/>
+                <w:cs/>
+              </w:rPr>
+              <w:t xml:space="preserve">ลด์ที่อนุญาต </w:t>
+            </w:r>
+            <w:r>
+              <w:rPr>
+                <w:sz w:val="28"/>
+                <w:szCs w:val="28"/>
+              </w:rPr>
+              <w:t>TBD (OQ-11)</w:t>
+            </w:r>
           </w:p>
         </w:tc>
       </w:tr>
       <w:tr>
-        <w:tblPrEx>
-          <w:tblCellMar>
-            <w:top w:w="0" w:type="dxa"/>
-            <w:bottom w:w="0" w:type="dxa"/>
-          </w:tblCellMar>
-        </w:tblPrEx>
         <w:trPr>
           <w:cantSplit/>
           <w:trHeight w:val="624"/>
@@ -3296,7 +5445,50 @@
           <w:p>
             <w:pPr>
               <w:keepNext/>
-            </w:pPr>
+              <w:rPr>
+                <w:sz w:val="28"/>
+                <w:szCs w:val="28"/>
+              </w:rPr>
+            </w:pPr>
+            <w:r>
+              <w:rPr>
+                <w:sz w:val="28"/>
+                <w:szCs w:val="28"/>
+              </w:rPr>
+              <w:t xml:space="preserve">CR (3) </w:t>
+            </w:r>
+            <w:r>
+              <w:rPr>
+                <w:rFonts w:cs="Angsana New"/>
+                <w:sz w:val="28"/>
+                <w:szCs w:val="28"/>
+                <w:cs/>
+              </w:rPr>
+              <w:t xml:space="preserve">ช่องทางภายนอก </w:t>
+            </w:r>
+            <w:r>
+              <w:rPr>
+                <w:sz w:val="28"/>
+                <w:szCs w:val="28"/>
+              </w:rPr>
+              <w:t xml:space="preserve">· CON-04 </w:t>
+            </w:r>
+            <w:r>
+              <w:rPr>
+                <w:rFonts w:cs="Angsana New"/>
+                <w:sz w:val="28"/>
+                <w:szCs w:val="28"/>
+                <w:cs/>
+              </w:rPr>
+              <w:t xml:space="preserve">ห้ามผูกขาด </w:t>
+            </w:r>
+            <w:r>
+              <w:rPr>
+                <w:sz w:val="28"/>
+                <w:szCs w:val="28"/>
+              </w:rPr>
+              <w:t>LINE</w:t>
+            </w:r>
           </w:p>
         </w:tc>
         <w:tc>
@@ -3319,7 +5511,34 @@
           <w:p>
             <w:pPr>
               <w:keepNext/>
-            </w:pPr>
+              <w:rPr>
+                <w:sz w:val="28"/>
+                <w:szCs w:val="28"/>
+              </w:rPr>
+            </w:pPr>
+            <w:r>
+              <w:rPr>
+                <w:sz w:val="28"/>
+                <w:szCs w:val="28"/>
+              </w:rPr>
+              <w:t xml:space="preserve">EXT-02 · OQ-04 </w:t>
+            </w:r>
+            <w:r>
+              <w:rPr>
+                <w:rFonts w:cs="Angsana New"/>
+                <w:sz w:val="28"/>
+                <w:szCs w:val="28"/>
+                <w:cs/>
+              </w:rPr>
+              <w:t xml:space="preserve">แตกเป็น </w:t>
+            </w:r>
+            <w:r>
+              <w:rPr>
+                <w:sz w:val="28"/>
+                <w:szCs w:val="28"/>
+              </w:rPr>
+              <w:t>OQ-10</w:t>
+            </w:r>
           </w:p>
         </w:tc>
         <w:tc>
@@ -3342,7 +5561,18 @@
           <w:p>
             <w:pPr>
               <w:keepNext/>
-            </w:pPr>
+              <w:rPr>
+                <w:sz w:val="28"/>
+                <w:szCs w:val="28"/>
+              </w:rPr>
+            </w:pPr>
+            <w:r>
+              <w:rPr>
+                <w:sz w:val="28"/>
+                <w:szCs w:val="28"/>
+              </w:rPr>
+              <w:t>UC-07 (A1)</w:t>
+            </w:r>
           </w:p>
         </w:tc>
         <w:tc>
@@ -3365,7 +5595,18 @@
           <w:p>
             <w:pPr>
               <w:keepNext/>
-            </w:pPr>
+              <w:rPr>
+                <w:sz w:val="28"/>
+                <w:szCs w:val="28"/>
+              </w:rPr>
+            </w:pPr>
+            <w:r>
+              <w:rPr>
+                <w:sz w:val="28"/>
+                <w:szCs w:val="28"/>
+              </w:rPr>
+              <w:t>§8 · §10</w:t>
+            </w:r>
           </w:p>
         </w:tc>
         <w:tc>
@@ -3388,7 +5629,18 @@
           <w:p>
             <w:pPr>
               <w:keepNext/>
-            </w:pPr>
+              <w:rPr>
+                <w:sz w:val="28"/>
+                <w:szCs w:val="28"/>
+              </w:rPr>
+            </w:pPr>
+            <w:r>
+              <w:rPr>
+                <w:sz w:val="28"/>
+                <w:szCs w:val="28"/>
+              </w:rPr>
+              <w:t>Notification Gateway (Extension · TBD)</w:t>
+            </w:r>
           </w:p>
         </w:tc>
         <w:tc>
@@ -3411,17 +5663,31 @@
           <w:p>
             <w:pPr>
               <w:keepNext/>
-            </w:pPr>
+              <w:rPr>
+                <w:sz w:val="28"/>
+                <w:szCs w:val="28"/>
+              </w:rPr>
+            </w:pPr>
+            <w:r>
+              <w:rPr>
+                <w:rFonts w:cs="Angsana New"/>
+                <w:sz w:val="28"/>
+                <w:szCs w:val="28"/>
+                <w:cs/>
+              </w:rPr>
+              <w:t xml:space="preserve">แก้ / </w:t>
+            </w:r>
+            <w:r>
+              <w:rPr>
+                <w:sz w:val="28"/>
+                <w:szCs w:val="28"/>
+              </w:rPr>
+              <w:t>TBD</w:t>
+            </w:r>
           </w:p>
         </w:tc>
       </w:tr>
       <w:tr>
-        <w:tblPrEx>
-          <w:tblCellMar>
-            <w:top w:w="0" w:type="dxa"/>
-            <w:bottom w:w="0" w:type="dxa"/>
-          </w:tblCellMar>
-        </w:tblPrEx>
         <w:trPr>
           <w:cantSplit/>
           <w:trHeight w:val="624"/>
@@ -3471,7 +5737,46 @@
               <w:right w:w="90" w:type="dxa"/>
             </w:tcMar>
           </w:tcPr>
-          <w:p/>
+          <w:p>
+            <w:pPr>
+              <w:rPr>
+                <w:sz w:val="28"/>
+                <w:szCs w:val="28"/>
+              </w:rPr>
+            </w:pPr>
+            <w:r>
+              <w:rPr>
+                <w:sz w:val="28"/>
+                <w:szCs w:val="28"/>
+              </w:rPr>
+              <w:t xml:space="preserve">CR (3) </w:t>
+            </w:r>
+            <w:r>
+              <w:rPr>
+                <w:rFonts w:cs="Angsana New"/>
+                <w:sz w:val="28"/>
+                <w:szCs w:val="28"/>
+                <w:cs/>
+              </w:rPr>
+              <w:t xml:space="preserve">ขัดกับ </w:t>
+            </w:r>
+            <w:r>
+              <w:rPr>
+                <w:sz w:val="28"/>
+                <w:szCs w:val="28"/>
+              </w:rPr>
+              <w:t xml:space="preserve">Out of Scope </w:t>
+            </w:r>
+            <w:r>
+              <w:rPr>
+                <w:rFonts w:cs="Angsana New"/>
+                <w:sz w:val="28"/>
+                <w:szCs w:val="28"/>
+                <w:cs/>
+              </w:rPr>
+              <w:t>ที่ห้ามเชื่อมระบบภายนอกมหาวิทยาลัย</w:t>
+            </w:r>
+          </w:p>
         </w:tc>
         <w:tc>
           <w:tcPr>
@@ -3490,7 +5795,21 @@
               <w:right w:w="90" w:type="dxa"/>
             </w:tcMar>
           </w:tcPr>
-          <w:p/>
+          <w:p>
+            <w:pPr>
+              <w:rPr>
+                <w:sz w:val="28"/>
+                <w:szCs w:val="28"/>
+              </w:rPr>
+            </w:pPr>
+            <w:r>
+              <w:rPr>
+                <w:sz w:val="28"/>
+                <w:szCs w:val="28"/>
+              </w:rPr>
+              <w:t>§1.3 Out of Scope</w:t>
+            </w:r>
+          </w:p>
         </w:tc>
         <w:tc>
           <w:tcPr>
@@ -3509,7 +5828,22 @@
               <w:right w:w="90" w:type="dxa"/>
             </w:tcMar>
           </w:tcPr>
-          <w:p/>
+          <w:p>
+            <w:pPr>
+              <w:jc w:val="center"/>
+              <w:rPr>
+                <w:sz w:val="28"/>
+                <w:szCs w:val="28"/>
+              </w:rPr>
+            </w:pPr>
+            <w:r>
+              <w:rPr>
+                <w:sz w:val="28"/>
+                <w:szCs w:val="28"/>
+              </w:rPr>
+              <w:t>—</w:t>
+            </w:r>
+          </w:p>
         </w:tc>
         <w:tc>
           <w:tcPr>
@@ -3528,7 +5862,21 @@
               <w:right w:w="90" w:type="dxa"/>
             </w:tcMar>
           </w:tcPr>
-          <w:p/>
+          <w:p>
+            <w:pPr>
+              <w:rPr>
+                <w:sz w:val="28"/>
+                <w:szCs w:val="28"/>
+              </w:rPr>
+            </w:pPr>
+            <w:r>
+              <w:rPr>
+                <w:sz w:val="28"/>
+                <w:szCs w:val="28"/>
+              </w:rPr>
+              <w:t>§1.3</w:t>
+            </w:r>
+          </w:p>
         </w:tc>
         <w:tc>
           <w:tcPr>
@@ -3547,7 +5895,30 @@
               <w:right w:w="90" w:type="dxa"/>
             </w:tcMar>
           </w:tcPr>
-          <w:p/>
+          <w:p>
+            <w:pPr>
+              <w:rPr>
+                <w:sz w:val="28"/>
+                <w:szCs w:val="28"/>
+              </w:rPr>
+            </w:pPr>
+            <w:r>
+              <w:rPr>
+                <w:rFonts w:cs="Angsana New"/>
+                <w:sz w:val="28"/>
+                <w:szCs w:val="28"/>
+                <w:cs/>
+              </w:rPr>
+              <w:t xml:space="preserve">ขอบเขตใน </w:t>
+            </w:r>
+            <w:r>
+              <w:rPr>
+                <w:sz w:val="28"/>
+                <w:szCs w:val="28"/>
+              </w:rPr>
+              <w:t>Context diagram</w:t>
+            </w:r>
+          </w:p>
         </w:tc>
         <w:tc>
           <w:tcPr>
@@ -3566,7 +5937,656 @@
               <w:right w:w="90" w:type="dxa"/>
             </w:tcMar>
           </w:tcPr>
-          <w:p/>
+          <w:p>
+            <w:pPr>
+              <w:rPr>
+                <w:sz w:val="28"/>
+                <w:szCs w:val="28"/>
+              </w:rPr>
+            </w:pPr>
+            <w:r>
+              <w:rPr>
+                <w:sz w:val="28"/>
+                <w:szCs w:val="28"/>
+              </w:rPr>
+              <w:t xml:space="preserve">TBD — </w:t>
+            </w:r>
+            <w:r>
+              <w:rPr>
+                <w:rFonts w:cs="Angsana New"/>
+                <w:sz w:val="28"/>
+                <w:szCs w:val="28"/>
+                <w:cs/>
+              </w:rPr>
+              <w:t>ต้องให้ผู้มีอำนาจตัดสิน</w:t>
+            </w:r>
+          </w:p>
+        </w:tc>
+      </w:tr>
+      <w:tr>
+        <w:trPr>
+          <w:cantSplit/>
+          <w:trHeight w:val="624"/>
+        </w:trPr>
+        <w:tc>
+          <w:tcPr>
+            <w:tcW w:w="481" w:type="dxa"/>
+            <w:tcBorders>
+              <w:top w:val="single" w:sz="4" w:space="0" w:color="C9D3DC"/>
+              <w:left w:val="single" w:sz="4" w:space="0" w:color="C9D3DC"/>
+              <w:bottom w:val="single" w:sz="4" w:space="0" w:color="C9D3DC"/>
+              <w:right w:val="single" w:sz="4" w:space="0" w:color="C9D3DC"/>
+            </w:tcBorders>
+            <w:shd w:val="clear" w:color="auto" w:fill="F1F7FA"/>
+            <w:tcMar>
+              <w:top w:w="40" w:type="dxa"/>
+              <w:left w:w="90" w:type="dxa"/>
+              <w:bottom w:w="40" w:type="dxa"/>
+              <w:right w:w="90" w:type="dxa"/>
+            </w:tcMar>
+          </w:tcPr>
+          <w:p>
+            <w:pPr>
+              <w:rPr>
+                <w:color w:val="5A6B7C"/>
+                <w:sz w:val="28"/>
+                <w:szCs w:val="28"/>
+              </w:rPr>
+            </w:pPr>
+            <w:r>
+              <w:rPr>
+                <w:rFonts w:hint="cs"/>
+                <w:color w:val="5A6B7C"/>
+                <w:sz w:val="28"/>
+                <w:szCs w:val="28"/>
+                <w:cs/>
+              </w:rPr>
+              <w:t>7</w:t>
+            </w:r>
+          </w:p>
+        </w:tc>
+        <w:tc>
+          <w:tcPr>
+            <w:tcW w:w="1638" w:type="dxa"/>
+            <w:tcBorders>
+              <w:top w:val="single" w:sz="4" w:space="0" w:color="C9D3DC"/>
+              <w:left w:val="single" w:sz="4" w:space="0" w:color="C9D3DC"/>
+              <w:bottom w:val="single" w:sz="4" w:space="0" w:color="C9D3DC"/>
+              <w:right w:val="single" w:sz="4" w:space="0" w:color="C9D3DC"/>
+            </w:tcBorders>
+            <w:shd w:val="clear" w:color="auto" w:fill="F1F7FA"/>
+            <w:tcMar>
+              <w:top w:w="40" w:type="dxa"/>
+              <w:left w:w="90" w:type="dxa"/>
+              <w:bottom w:w="40" w:type="dxa"/>
+              <w:right w:w="90" w:type="dxa"/>
+            </w:tcMar>
+          </w:tcPr>
+          <w:p>
+            <w:pPr>
+              <w:rPr>
+                <w:sz w:val="28"/>
+                <w:szCs w:val="28"/>
+              </w:rPr>
+            </w:pPr>
+            <w:r>
+              <w:rPr>
+                <w:rFonts w:cs="Angsana New"/>
+                <w:sz w:val="28"/>
+                <w:szCs w:val="28"/>
+                <w:cs/>
+              </w:rPr>
+              <w:t>การเลือกผู้รับต้องไม่ข้ามสิทธิ์</w:t>
+            </w:r>
+          </w:p>
+        </w:tc>
+        <w:tc>
+          <w:tcPr>
+            <w:tcW w:w="1638" w:type="dxa"/>
+            <w:tcBorders>
+              <w:top w:val="single" w:sz="4" w:space="0" w:color="C9D3DC"/>
+              <w:left w:val="single" w:sz="4" w:space="0" w:color="C9D3DC"/>
+              <w:bottom w:val="single" w:sz="4" w:space="0" w:color="C9D3DC"/>
+              <w:right w:val="single" w:sz="4" w:space="0" w:color="C9D3DC"/>
+            </w:tcBorders>
+            <w:shd w:val="clear" w:color="auto" w:fill="F1F7FA"/>
+            <w:tcMar>
+              <w:top w:w="40" w:type="dxa"/>
+              <w:left w:w="90" w:type="dxa"/>
+              <w:bottom w:w="40" w:type="dxa"/>
+              <w:right w:w="90" w:type="dxa"/>
+            </w:tcMar>
+          </w:tcPr>
+          <w:p>
+            <w:pPr>
+              <w:rPr>
+                <w:sz w:val="28"/>
+                <w:szCs w:val="28"/>
+              </w:rPr>
+            </w:pPr>
+            <w:r>
+              <w:rPr>
+                <w:sz w:val="28"/>
+                <w:szCs w:val="28"/>
+              </w:rPr>
+              <w:t>NFR-CLMRS-01 · BR-05</w:t>
+            </w:r>
+          </w:p>
+        </w:tc>
+        <w:tc>
+          <w:tcPr>
+            <w:tcW w:w="1542" w:type="dxa"/>
+            <w:tcBorders>
+              <w:top w:val="single" w:sz="4" w:space="0" w:color="C9D3DC"/>
+              <w:left w:val="single" w:sz="4" w:space="0" w:color="C9D3DC"/>
+              <w:bottom w:val="single" w:sz="4" w:space="0" w:color="C9D3DC"/>
+              <w:right w:val="single" w:sz="4" w:space="0" w:color="C9D3DC"/>
+            </w:tcBorders>
+            <w:shd w:val="clear" w:color="auto" w:fill="F1F7FA"/>
+            <w:tcMar>
+              <w:top w:w="40" w:type="dxa"/>
+              <w:left w:w="90" w:type="dxa"/>
+              <w:bottom w:w="40" w:type="dxa"/>
+              <w:right w:w="90" w:type="dxa"/>
+            </w:tcMar>
+          </w:tcPr>
+          <w:p>
+            <w:pPr>
+              <w:tabs>
+                <w:tab w:val="left" w:pos="180"/>
+              </w:tabs>
+              <w:rPr>
+                <w:rFonts w:hint="cs"/>
+                <w:sz w:val="28"/>
+                <w:szCs w:val="28"/>
+              </w:rPr>
+            </w:pPr>
+            <w:r>
+              <w:rPr>
+                <w:sz w:val="28"/>
+                <w:szCs w:val="28"/>
+              </w:rPr>
+              <w:t>US-10 · UC-09 · AC-12</w:t>
+            </w:r>
+          </w:p>
+        </w:tc>
+        <w:tc>
+          <w:tcPr>
+            <w:tcW w:w="1156" w:type="dxa"/>
+            <w:tcBorders>
+              <w:top w:val="single" w:sz="4" w:space="0" w:color="C9D3DC"/>
+              <w:left w:val="single" w:sz="4" w:space="0" w:color="C9D3DC"/>
+              <w:bottom w:val="single" w:sz="4" w:space="0" w:color="C9D3DC"/>
+              <w:right w:val="single" w:sz="4" w:space="0" w:color="C9D3DC"/>
+            </w:tcBorders>
+            <w:shd w:val="clear" w:color="auto" w:fill="F1F7FA"/>
+            <w:tcMar>
+              <w:top w:w="40" w:type="dxa"/>
+              <w:left w:w="90" w:type="dxa"/>
+              <w:bottom w:w="40" w:type="dxa"/>
+              <w:right w:w="90" w:type="dxa"/>
+            </w:tcMar>
+          </w:tcPr>
+          <w:p>
+            <w:pPr>
+              <w:rPr>
+                <w:sz w:val="28"/>
+                <w:szCs w:val="28"/>
+              </w:rPr>
+            </w:pPr>
+            <w:r>
+              <w:rPr>
+                <w:sz w:val="28"/>
+                <w:szCs w:val="28"/>
+              </w:rPr>
+              <w:t>§4 · §5</w:t>
+            </w:r>
+          </w:p>
+        </w:tc>
+        <w:tc>
+          <w:tcPr>
+            <w:tcW w:w="1831" w:type="dxa"/>
+            <w:tcBorders>
+              <w:top w:val="single" w:sz="4" w:space="0" w:color="C9D3DC"/>
+              <w:left w:val="single" w:sz="4" w:space="0" w:color="C9D3DC"/>
+              <w:bottom w:val="single" w:sz="4" w:space="0" w:color="C9D3DC"/>
+              <w:right w:val="single" w:sz="4" w:space="0" w:color="C9D3DC"/>
+            </w:tcBorders>
+            <w:shd w:val="clear" w:color="auto" w:fill="F1F7FA"/>
+            <w:tcMar>
+              <w:top w:w="40" w:type="dxa"/>
+              <w:left w:w="90" w:type="dxa"/>
+              <w:bottom w:w="40" w:type="dxa"/>
+              <w:right w:w="90" w:type="dxa"/>
+            </w:tcMar>
+          </w:tcPr>
+          <w:p>
+            <w:pPr>
+              <w:rPr>
+                <w:rFonts w:cs="Angsana New"/>
+                <w:sz w:val="28"/>
+                <w:szCs w:val="28"/>
+                <w:cs/>
+              </w:rPr>
+            </w:pPr>
+            <w:r>
+              <w:rPr>
+                <w:sz w:val="28"/>
+                <w:szCs w:val="28"/>
+              </w:rPr>
+              <w:t xml:space="preserve">CLMRS API </w:t>
+            </w:r>
+            <w:r>
+              <w:rPr>
+                <w:rFonts w:cs="Angsana New"/>
+                <w:sz w:val="28"/>
+                <w:szCs w:val="28"/>
+                <w:cs/>
+              </w:rPr>
+              <w:t>ตรวจผู้รับก่อนส่ง</w:t>
+            </w:r>
+          </w:p>
+        </w:tc>
+        <w:tc>
+          <w:tcPr>
+            <w:tcW w:w="1352" w:type="dxa"/>
+            <w:tcBorders>
+              <w:top w:val="single" w:sz="4" w:space="0" w:color="C9D3DC"/>
+              <w:left w:val="single" w:sz="4" w:space="0" w:color="C9D3DC"/>
+              <w:bottom w:val="single" w:sz="4" w:space="0" w:color="C9D3DC"/>
+              <w:right w:val="single" w:sz="4" w:space="0" w:color="C9D3DC"/>
+            </w:tcBorders>
+            <w:shd w:val="clear" w:color="auto" w:fill="F1F7FA"/>
+            <w:tcMar>
+              <w:top w:w="40" w:type="dxa"/>
+              <w:left w:w="90" w:type="dxa"/>
+              <w:bottom w:w="40" w:type="dxa"/>
+              <w:right w:w="90" w:type="dxa"/>
+            </w:tcMar>
+          </w:tcPr>
+          <w:p>
+            <w:pPr>
+              <w:rPr>
+                <w:sz w:val="28"/>
+                <w:szCs w:val="28"/>
+              </w:rPr>
+            </w:pPr>
+            <w:r>
+              <w:rPr>
+                <w:rFonts w:cs="Angsana New"/>
+                <w:sz w:val="28"/>
+                <w:szCs w:val="28"/>
+                <w:cs/>
+              </w:rPr>
+              <w:t xml:space="preserve">ไม่แก้ข้อความ — เป็นข้อจำกัดของ </w:t>
+            </w:r>
+            <w:r>
+              <w:rPr>
+                <w:sz w:val="28"/>
+                <w:szCs w:val="28"/>
+              </w:rPr>
+              <w:t xml:space="preserve">FR-08 </w:t>
+            </w:r>
+            <w:r>
+              <w:rPr>
+                <w:rFonts w:cs="Angsana New"/>
+                <w:sz w:val="28"/>
+                <w:szCs w:val="28"/>
+                <w:cs/>
+              </w:rPr>
+              <w:t xml:space="preserve">และ </w:t>
+            </w:r>
+            <w:r>
+              <w:rPr>
+                <w:sz w:val="28"/>
+                <w:szCs w:val="28"/>
+              </w:rPr>
+              <w:t>FR-10</w:t>
+            </w:r>
+          </w:p>
+        </w:tc>
+      </w:tr>
+      <w:tr>
+        <w:trPr>
+          <w:cantSplit/>
+          <w:trHeight w:val="624"/>
+        </w:trPr>
+        <w:tc>
+          <w:tcPr>
+            <w:tcW w:w="481" w:type="dxa"/>
+            <w:tcBorders>
+              <w:top w:val="single" w:sz="4" w:space="0" w:color="C9D3DC"/>
+              <w:left w:val="single" w:sz="4" w:space="0" w:color="C9D3DC"/>
+              <w:bottom w:val="single" w:sz="4" w:space="0" w:color="C9D3DC"/>
+              <w:right w:val="single" w:sz="4" w:space="0" w:color="C9D3DC"/>
+            </w:tcBorders>
+            <w:shd w:val="clear" w:color="auto" w:fill="F1F7FA"/>
+            <w:tcMar>
+              <w:top w:w="40" w:type="dxa"/>
+              <w:left w:w="90" w:type="dxa"/>
+              <w:bottom w:w="40" w:type="dxa"/>
+              <w:right w:w="90" w:type="dxa"/>
+            </w:tcMar>
+          </w:tcPr>
+          <w:p>
+            <w:pPr>
+              <w:rPr>
+                <w:color w:val="5A6B7C"/>
+                <w:sz w:val="28"/>
+                <w:szCs w:val="28"/>
+              </w:rPr>
+            </w:pPr>
+            <w:r>
+              <w:rPr>
+                <w:rFonts w:hint="cs"/>
+                <w:color w:val="5A6B7C"/>
+                <w:sz w:val="28"/>
+                <w:szCs w:val="28"/>
+                <w:cs/>
+              </w:rPr>
+              <w:t>8</w:t>
+            </w:r>
+          </w:p>
+        </w:tc>
+        <w:tc>
+          <w:tcPr>
+            <w:tcW w:w="1638" w:type="dxa"/>
+            <w:tcBorders>
+              <w:top w:val="single" w:sz="4" w:space="0" w:color="C9D3DC"/>
+              <w:left w:val="single" w:sz="4" w:space="0" w:color="C9D3DC"/>
+              <w:bottom w:val="single" w:sz="4" w:space="0" w:color="C9D3DC"/>
+              <w:right w:val="single" w:sz="4" w:space="0" w:color="C9D3DC"/>
+            </w:tcBorders>
+            <w:shd w:val="clear" w:color="auto" w:fill="F1F7FA"/>
+            <w:tcMar>
+              <w:top w:w="40" w:type="dxa"/>
+              <w:left w:w="90" w:type="dxa"/>
+              <w:bottom w:w="40" w:type="dxa"/>
+              <w:right w:w="90" w:type="dxa"/>
+            </w:tcMar>
+          </w:tcPr>
+          <w:p>
+            <w:pPr>
+              <w:rPr>
+                <w:sz w:val="28"/>
+                <w:szCs w:val="28"/>
+              </w:rPr>
+            </w:pPr>
+            <w:r>
+              <w:rPr>
+                <w:sz w:val="28"/>
+                <w:szCs w:val="28"/>
+              </w:rPr>
+              <w:t xml:space="preserve">trace </w:t>
+            </w:r>
+            <w:r>
+              <w:rPr>
+                <w:rFonts w:cs="Angsana New"/>
+                <w:sz w:val="28"/>
+                <w:szCs w:val="28"/>
+                <w:cs/>
+              </w:rPr>
+              <w:t xml:space="preserve">เดิมใน </w:t>
+            </w:r>
+            <w:r>
+              <w:rPr>
+                <w:sz w:val="28"/>
+                <w:szCs w:val="28"/>
+              </w:rPr>
+              <w:t xml:space="preserve">W08: UN-08 </w:t>
+            </w:r>
+            <w:r>
+              <w:rPr>
+                <w:rFonts w:ascii="Arial" w:hAnsi="Arial" w:cs="Arial"/>
+                <w:sz w:val="28"/>
+                <w:szCs w:val="28"/>
+              </w:rPr>
+              <w:t>→</w:t>
+            </w:r>
+            <w:r>
+              <w:rPr>
+                <w:sz w:val="28"/>
+                <w:szCs w:val="28"/>
+              </w:rPr>
+              <w:t xml:space="preserve"> FR-CLMRS-08</w:t>
+            </w:r>
+          </w:p>
+        </w:tc>
+        <w:tc>
+          <w:tcPr>
+            <w:tcW w:w="1638" w:type="dxa"/>
+            <w:tcBorders>
+              <w:top w:val="single" w:sz="4" w:space="0" w:color="C9D3DC"/>
+              <w:left w:val="single" w:sz="4" w:space="0" w:color="C9D3DC"/>
+              <w:bottom w:val="single" w:sz="4" w:space="0" w:color="C9D3DC"/>
+              <w:right w:val="single" w:sz="4" w:space="0" w:color="C9D3DC"/>
+            </w:tcBorders>
+            <w:shd w:val="clear" w:color="auto" w:fill="F1F7FA"/>
+            <w:tcMar>
+              <w:top w:w="40" w:type="dxa"/>
+              <w:left w:w="90" w:type="dxa"/>
+              <w:bottom w:w="40" w:type="dxa"/>
+              <w:right w:w="90" w:type="dxa"/>
+            </w:tcMar>
+          </w:tcPr>
+          <w:p>
+            <w:pPr>
+              <w:rPr>
+                <w:sz w:val="28"/>
+                <w:szCs w:val="28"/>
+              </w:rPr>
+            </w:pPr>
+            <w:r>
+              <w:rPr>
+                <w:sz w:val="28"/>
+                <w:szCs w:val="28"/>
+              </w:rPr>
+              <w:t>FR-CLMRS-08</w:t>
+            </w:r>
+          </w:p>
+        </w:tc>
+        <w:tc>
+          <w:tcPr>
+            <w:tcW w:w="1542" w:type="dxa"/>
+            <w:tcBorders>
+              <w:top w:val="single" w:sz="4" w:space="0" w:color="C9D3DC"/>
+              <w:left w:val="single" w:sz="4" w:space="0" w:color="C9D3DC"/>
+              <w:bottom w:val="single" w:sz="4" w:space="0" w:color="C9D3DC"/>
+              <w:right w:val="single" w:sz="4" w:space="0" w:color="C9D3DC"/>
+            </w:tcBorders>
+            <w:shd w:val="clear" w:color="auto" w:fill="F1F7FA"/>
+            <w:tcMar>
+              <w:top w:w="40" w:type="dxa"/>
+              <w:left w:w="90" w:type="dxa"/>
+              <w:bottom w:w="40" w:type="dxa"/>
+              <w:right w:w="90" w:type="dxa"/>
+            </w:tcMar>
+          </w:tcPr>
+          <w:p>
+            <w:pPr>
+              <w:tabs>
+                <w:tab w:val="left" w:pos="180"/>
+              </w:tabs>
+              <w:rPr>
+                <w:rFonts w:hint="cs"/>
+                <w:sz w:val="28"/>
+                <w:szCs w:val="28"/>
+              </w:rPr>
+            </w:pPr>
+            <w:r>
+              <w:rPr>
+                <w:sz w:val="28"/>
+                <w:szCs w:val="28"/>
+              </w:rPr>
+              <w:t xml:space="preserve">W08 </w:t>
+            </w:r>
+            <w:r>
+              <w:rPr>
+                <w:rFonts w:cs="Angsana New"/>
+                <w:sz w:val="28"/>
+                <w:szCs w:val="28"/>
+                <w:cs/>
+              </w:rPr>
+              <w:t xml:space="preserve">อ้าง </w:t>
+            </w:r>
+            <w:r>
+              <w:rPr>
+                <w:sz w:val="28"/>
+                <w:szCs w:val="28"/>
+              </w:rPr>
+              <w:t>UC-03 (</w:t>
+            </w:r>
+            <w:r>
+              <w:rPr>
+                <w:rFonts w:cs="Angsana New"/>
+                <w:sz w:val="28"/>
+                <w:szCs w:val="28"/>
+                <w:cs/>
+              </w:rPr>
+              <w:t xml:space="preserve">ควรเป็น </w:t>
+            </w:r>
+            <w:r>
+              <w:rPr>
+                <w:sz w:val="28"/>
+                <w:szCs w:val="28"/>
+              </w:rPr>
+              <w:t xml:space="preserve">UC-07) · US-08/AC-10 </w:t>
+            </w:r>
+            <w:r>
+              <w:rPr>
+                <w:rFonts w:cs="Angsana New"/>
+                <w:sz w:val="28"/>
+                <w:szCs w:val="28"/>
+                <w:cs/>
+              </w:rPr>
+              <w:t xml:space="preserve">ไม่มีใน </w:t>
+            </w:r>
+            <w:r>
+              <w:rPr>
+                <w:sz w:val="28"/>
+                <w:szCs w:val="28"/>
+              </w:rPr>
+              <w:t>06-V2</w:t>
+            </w:r>
+          </w:p>
+        </w:tc>
+        <w:tc>
+          <w:tcPr>
+            <w:tcW w:w="1156" w:type="dxa"/>
+            <w:tcBorders>
+              <w:top w:val="single" w:sz="4" w:space="0" w:color="C9D3DC"/>
+              <w:left w:val="single" w:sz="4" w:space="0" w:color="C9D3DC"/>
+              <w:bottom w:val="single" w:sz="4" w:space="0" w:color="C9D3DC"/>
+              <w:right w:val="single" w:sz="4" w:space="0" w:color="C9D3DC"/>
+            </w:tcBorders>
+            <w:shd w:val="clear" w:color="auto" w:fill="F1F7FA"/>
+            <w:tcMar>
+              <w:top w:w="40" w:type="dxa"/>
+              <w:left w:w="90" w:type="dxa"/>
+              <w:bottom w:w="40" w:type="dxa"/>
+              <w:right w:w="90" w:type="dxa"/>
+            </w:tcMar>
+          </w:tcPr>
+          <w:p>
+            <w:pPr>
+              <w:rPr>
+                <w:sz w:val="28"/>
+                <w:szCs w:val="28"/>
+              </w:rPr>
+            </w:pPr>
+            <w:r>
+              <w:rPr>
+                <w:sz w:val="28"/>
+                <w:szCs w:val="28"/>
+              </w:rPr>
+              <w:t>docs/08 §3</w:t>
+            </w:r>
+          </w:p>
+        </w:tc>
+        <w:tc>
+          <w:tcPr>
+            <w:tcW w:w="1831" w:type="dxa"/>
+            <w:tcBorders>
+              <w:top w:val="single" w:sz="4" w:space="0" w:color="C9D3DC"/>
+              <w:left w:val="single" w:sz="4" w:space="0" w:color="C9D3DC"/>
+              <w:bottom w:val="single" w:sz="4" w:space="0" w:color="C9D3DC"/>
+              <w:right w:val="single" w:sz="4" w:space="0" w:color="C9D3DC"/>
+            </w:tcBorders>
+            <w:shd w:val="clear" w:color="auto" w:fill="F1F7FA"/>
+            <w:tcMar>
+              <w:top w:w="40" w:type="dxa"/>
+              <w:left w:w="90" w:type="dxa"/>
+              <w:bottom w:w="40" w:type="dxa"/>
+              <w:right w:w="90" w:type="dxa"/>
+            </w:tcMar>
+          </w:tcPr>
+          <w:p>
+            <w:pPr>
+              <w:jc w:val="center"/>
+              <w:rPr>
+                <w:rFonts w:cs="Angsana New"/>
+                <w:sz w:val="28"/>
+                <w:szCs w:val="28"/>
+                <w:cs/>
+              </w:rPr>
+            </w:pPr>
+            <w:r>
+              <w:rPr>
+                <w:sz w:val="28"/>
+                <w:szCs w:val="28"/>
+              </w:rPr>
+              <w:t>—</w:t>
+            </w:r>
+          </w:p>
+        </w:tc>
+        <w:tc>
+          <w:tcPr>
+            <w:tcW w:w="1352" w:type="dxa"/>
+            <w:tcBorders>
+              <w:top w:val="single" w:sz="4" w:space="0" w:color="C9D3DC"/>
+              <w:left w:val="single" w:sz="4" w:space="0" w:color="C9D3DC"/>
+              <w:bottom w:val="single" w:sz="4" w:space="0" w:color="C9D3DC"/>
+              <w:right w:val="single" w:sz="4" w:space="0" w:color="C9D3DC"/>
+            </w:tcBorders>
+            <w:shd w:val="clear" w:color="auto" w:fill="F1F7FA"/>
+            <w:tcMar>
+              <w:top w:w="40" w:type="dxa"/>
+              <w:left w:w="90" w:type="dxa"/>
+              <w:bottom w:w="40" w:type="dxa"/>
+              <w:right w:w="90" w:type="dxa"/>
+            </w:tcMar>
+          </w:tcPr>
+          <w:p>
+            <w:pPr>
+              <w:rPr>
+                <w:sz w:val="28"/>
+                <w:szCs w:val="28"/>
+              </w:rPr>
+            </w:pPr>
+            <w:r>
+              <w:rPr>
+                <w:sz w:val="28"/>
+                <w:szCs w:val="28"/>
+              </w:rPr>
+              <w:t xml:space="preserve">Cannot Verify — </w:t>
+            </w:r>
+            <w:r>
+              <w:rPr>
+                <w:rFonts w:cs="Angsana New"/>
+                <w:sz w:val="28"/>
+                <w:szCs w:val="28"/>
+                <w:cs/>
+              </w:rPr>
+              <w:t xml:space="preserve">ต้องแก้ </w:t>
+            </w:r>
+            <w:r>
+              <w:rPr>
+                <w:sz w:val="28"/>
+                <w:szCs w:val="28"/>
+              </w:rPr>
+              <w:t>trace</w:t>
+            </w:r>
+          </w:p>
         </w:tc>
       </w:tr>
     </w:tbl>
@@ -3654,12 +6674,6 @@
         <w:gridCol w:w="1448"/>
       </w:tblGrid>
       <w:tr>
-        <w:tblPrEx>
-          <w:tblCellMar>
-            <w:top w:w="0" w:type="dxa"/>
-            <w:bottom w:w="0" w:type="dxa"/>
-          </w:tblCellMar>
-        </w:tblPrEx>
         <w:trPr>
           <w:cantSplit/>
           <w:tblHeader/>
@@ -3882,12 +6896,6 @@
         </w:tc>
       </w:tr>
       <w:tr>
-        <w:tblPrEx>
-          <w:tblCellMar>
-            <w:top w:w="0" w:type="dxa"/>
-            <w:bottom w:w="0" w:type="dxa"/>
-          </w:tblCellMar>
-        </w:tblPrEx>
         <w:trPr>
           <w:cantSplit/>
           <w:trHeight w:val="680"/>
@@ -3994,12 +7002,6 @@
         </w:tc>
       </w:tr>
       <w:tr>
-        <w:tblPrEx>
-          <w:tblCellMar>
-            <w:top w:w="0" w:type="dxa"/>
-            <w:bottom w:w="0" w:type="dxa"/>
-          </w:tblCellMar>
-        </w:tblPrEx>
         <w:trPr>
           <w:cantSplit/>
           <w:trHeight w:val="680"/>
@@ -4106,12 +7108,6 @@
         </w:tc>
       </w:tr>
       <w:tr>
-        <w:tblPrEx>
-          <w:tblCellMar>
-            <w:top w:w="0" w:type="dxa"/>
-            <w:bottom w:w="0" w:type="dxa"/>
-          </w:tblCellMar>
-        </w:tblPrEx>
         <w:trPr>
           <w:cantSplit/>
           <w:trHeight w:val="680"/>
@@ -4279,12 +7275,6 @@
         <w:gridCol w:w="6555"/>
       </w:tblGrid>
       <w:tr>
-        <w:tblPrEx>
-          <w:tblCellMar>
-            <w:top w:w="0" w:type="dxa"/>
-            <w:bottom w:w="0" w:type="dxa"/>
-          </w:tblCellMar>
-        </w:tblPrEx>
         <w:trPr>
           <w:cantSplit/>
           <w:tblHeader/>
@@ -4395,12 +7385,6 @@
         </w:tc>
       </w:tr>
       <w:tr>
-        <w:tblPrEx>
-          <w:tblCellMar>
-            <w:top w:w="0" w:type="dxa"/>
-            <w:bottom w:w="0" w:type="dxa"/>
-          </w:tblCellMar>
-        </w:tblPrEx>
         <w:trPr>
           <w:cantSplit/>
           <w:trHeight w:val="510"/>
@@ -4484,12 +7468,6 @@
         </w:tc>
       </w:tr>
       <w:tr>
-        <w:tblPrEx>
-          <w:tblCellMar>
-            <w:top w:w="0" w:type="dxa"/>
-            <w:bottom w:w="0" w:type="dxa"/>
-          </w:tblCellMar>
-        </w:tblPrEx>
         <w:trPr>
           <w:cantSplit/>
           <w:trHeight w:val="510"/>
@@ -4573,12 +7551,6 @@
         </w:tc>
       </w:tr>
       <w:tr>
-        <w:tblPrEx>
-          <w:tblCellMar>
-            <w:top w:w="0" w:type="dxa"/>
-            <w:bottom w:w="0" w:type="dxa"/>
-          </w:tblCellMar>
-        </w:tblPrEx>
         <w:trPr>
           <w:cantSplit/>
           <w:trHeight w:val="510"/>
@@ -4662,12 +7634,6 @@
         </w:tc>
       </w:tr>
       <w:tr>
-        <w:tblPrEx>
-          <w:tblCellMar>
-            <w:top w:w="0" w:type="dxa"/>
-            <w:bottom w:w="0" w:type="dxa"/>
-          </w:tblCellMar>
-        </w:tblPrEx>
         <w:trPr>
           <w:cantSplit/>
           <w:trHeight w:val="510"/>
@@ -4751,12 +7717,6 @@
         </w:tc>
       </w:tr>
       <w:tr>
-        <w:tblPrEx>
-          <w:tblCellMar>
-            <w:top w:w="0" w:type="dxa"/>
-            <w:bottom w:w="0" w:type="dxa"/>
-          </w:tblCellMar>
-        </w:tblPrEx>
         <w:trPr>
           <w:cantSplit/>
           <w:trHeight w:val="510"/>
@@ -4840,12 +7800,6 @@
         </w:tc>
       </w:tr>
       <w:tr>
-        <w:tblPrEx>
-          <w:tblCellMar>
-            <w:top w:w="0" w:type="dxa"/>
-            <w:bottom w:w="0" w:type="dxa"/>
-          </w:tblCellMar>
-        </w:tblPrEx>
         <w:trPr>
           <w:cantSplit/>
           <w:trHeight w:val="510"/>
@@ -5111,12 +8065,6 @@
         <w:gridCol w:w="1544"/>
       </w:tblGrid>
       <w:tr>
-        <w:tblPrEx>
-          <w:tblCellMar>
-            <w:top w:w="0" w:type="dxa"/>
-            <w:bottom w:w="0" w:type="dxa"/>
-          </w:tblCellMar>
-        </w:tblPrEx>
         <w:trPr>
           <w:cantSplit/>
           <w:tblHeader/>
@@ -5294,12 +8242,6 @@
         </w:tc>
       </w:tr>
       <w:tr>
-        <w:tblPrEx>
-          <w:tblCellMar>
-            <w:top w:w="0" w:type="dxa"/>
-            <w:bottom w:w="0" w:type="dxa"/>
-          </w:tblCellMar>
-        </w:tblPrEx>
         <w:trPr>
           <w:cantSplit/>
           <w:trHeight w:val="737"/>
@@ -5429,12 +8371,6 @@
         </w:tc>
       </w:tr>
       <w:tr>
-        <w:tblPrEx>
-          <w:tblCellMar>
-            <w:top w:w="0" w:type="dxa"/>
-            <w:bottom w:w="0" w:type="dxa"/>
-          </w:tblCellMar>
-        </w:tblPrEx>
         <w:trPr>
           <w:cantSplit/>
           <w:trHeight w:val="737"/>
@@ -5564,12 +8500,6 @@
         </w:tc>
       </w:tr>
       <w:tr>
-        <w:tblPrEx>
-          <w:tblCellMar>
-            <w:top w:w="0" w:type="dxa"/>
-            <w:bottom w:w="0" w:type="dxa"/>
-          </w:tblCellMar>
-        </w:tblPrEx>
         <w:trPr>
           <w:cantSplit/>
           <w:trHeight w:val="737"/>
@@ -5699,12 +8629,6 @@
         </w:tc>
       </w:tr>
       <w:tr>
-        <w:tblPrEx>
-          <w:tblCellMar>
-            <w:top w:w="0" w:type="dxa"/>
-            <w:bottom w:w="0" w:type="dxa"/>
-          </w:tblCellMar>
-        </w:tblPrEx>
         <w:trPr>
           <w:cantSplit/>
           <w:trHeight w:val="737"/>
@@ -5927,12 +8851,6 @@
         <w:gridCol w:w="1544"/>
       </w:tblGrid>
       <w:tr>
-        <w:tblPrEx>
-          <w:tblCellMar>
-            <w:top w:w="0" w:type="dxa"/>
-            <w:bottom w:w="0" w:type="dxa"/>
-          </w:tblCellMar>
-        </w:tblPrEx>
         <w:trPr>
           <w:cantSplit/>
           <w:tblHeader/>
@@ -6147,12 +9065,6 @@
         </w:tc>
       </w:tr>
       <w:tr>
-        <w:tblPrEx>
-          <w:tblCellMar>
-            <w:top w:w="0" w:type="dxa"/>
-            <w:bottom w:w="0" w:type="dxa"/>
-          </w:tblCellMar>
-        </w:tblPrEx>
         <w:trPr>
           <w:cantSplit/>
           <w:trHeight w:val="624"/>
@@ -6282,12 +9194,6 @@
         </w:tc>
       </w:tr>
       <w:tr>
-        <w:tblPrEx>
-          <w:tblCellMar>
-            <w:top w:w="0" w:type="dxa"/>
-            <w:bottom w:w="0" w:type="dxa"/>
-          </w:tblCellMar>
-        </w:tblPrEx>
         <w:trPr>
           <w:cantSplit/>
           <w:trHeight w:val="624"/>
@@ -6417,12 +9323,6 @@
         </w:tc>
       </w:tr>
       <w:tr>
-        <w:tblPrEx>
-          <w:tblCellMar>
-            <w:top w:w="0" w:type="dxa"/>
-            <w:bottom w:w="0" w:type="dxa"/>
-          </w:tblCellMar>
-        </w:tblPrEx>
         <w:trPr>
           <w:cantSplit/>
           <w:trHeight w:val="624"/>
@@ -6552,12 +9452,6 @@
         </w:tc>
       </w:tr>
       <w:tr>
-        <w:tblPrEx>
-          <w:tblCellMar>
-            <w:top w:w="0" w:type="dxa"/>
-            <w:bottom w:w="0" w:type="dxa"/>
-          </w:tblCellMar>
-        </w:tblPrEx>
         <w:trPr>
           <w:cantSplit/>
           <w:trHeight w:val="624"/>
@@ -6687,12 +9581,6 @@
         </w:tc>
       </w:tr>
       <w:tr>
-        <w:tblPrEx>
-          <w:tblCellMar>
-            <w:top w:w="0" w:type="dxa"/>
-            <w:bottom w:w="0" w:type="dxa"/>
-          </w:tblCellMar>
-        </w:tblPrEx>
         <w:trPr>
           <w:cantSplit/>
           <w:trHeight w:val="624"/>
@@ -6840,12 +9728,6 @@
         <w:gridCol w:w="2315"/>
       </w:tblGrid>
       <w:tr>
-        <w:tblPrEx>
-          <w:tblCellMar>
-            <w:top w:w="0" w:type="dxa"/>
-            <w:bottom w:w="0" w:type="dxa"/>
-          </w:tblCellMar>
-        </w:tblPrEx>
         <w:trPr>
           <w:cantSplit/>
           <w:tblHeader/>
@@ -7046,12 +9928,6 @@
         </w:tc>
       </w:tr>
       <w:tr>
-        <w:tblPrEx>
-          <w:tblCellMar>
-            <w:top w:w="0" w:type="dxa"/>
-            <w:bottom w:w="0" w:type="dxa"/>
-          </w:tblCellMar>
-        </w:tblPrEx>
         <w:trPr>
           <w:cantSplit/>
           <w:trHeight w:val="624"/>
@@ -7181,12 +10057,6 @@
         </w:tc>
       </w:tr>
       <w:tr>
-        <w:tblPrEx>
-          <w:tblCellMar>
-            <w:top w:w="0" w:type="dxa"/>
-            <w:bottom w:w="0" w:type="dxa"/>
-          </w:tblCellMar>
-        </w:tblPrEx>
         <w:trPr>
           <w:cantSplit/>
           <w:trHeight w:val="624"/>
@@ -7316,12 +10186,6 @@
         </w:tc>
       </w:tr>
       <w:tr>
-        <w:tblPrEx>
-          <w:tblCellMar>
-            <w:top w:w="0" w:type="dxa"/>
-            <w:bottom w:w="0" w:type="dxa"/>
-          </w:tblCellMar>
-        </w:tblPrEx>
         <w:trPr>
           <w:cantSplit/>
           <w:trHeight w:val="624"/>
@@ -7644,12 +10508,6 @@
         <w:gridCol w:w="4242"/>
       </w:tblGrid>
       <w:tr>
-        <w:tblPrEx>
-          <w:tblCellMar>
-            <w:top w:w="0" w:type="dxa"/>
-            <w:bottom w:w="0" w:type="dxa"/>
-          </w:tblCellMar>
-        </w:tblPrEx>
         <w:trPr>
           <w:cantSplit/>
           <w:tblHeader/>
@@ -7860,12 +10718,6 @@
         </w:tc>
       </w:tr>
       <w:tr>
-        <w:tblPrEx>
-          <w:tblCellMar>
-            <w:top w:w="0" w:type="dxa"/>
-            <w:bottom w:w="0" w:type="dxa"/>
-          </w:tblCellMar>
-        </w:tblPrEx>
         <w:trPr>
           <w:cantSplit/>
           <w:trHeight w:val="680"/>
@@ -7951,12 +10803,6 @@
         </w:tc>
       </w:tr>
       <w:tr>
-        <w:tblPrEx>
-          <w:tblCellMar>
-            <w:top w:w="0" w:type="dxa"/>
-            <w:bottom w:w="0" w:type="dxa"/>
-          </w:tblCellMar>
-        </w:tblPrEx>
         <w:trPr>
           <w:cantSplit/>
           <w:trHeight w:val="680"/>
@@ -8060,12 +10906,6 @@
         </w:tc>
       </w:tr>
       <w:tr>
-        <w:tblPrEx>
-          <w:tblCellMar>
-            <w:top w:w="0" w:type="dxa"/>
-            <w:bottom w:w="0" w:type="dxa"/>
-          </w:tblCellMar>
-        </w:tblPrEx>
         <w:trPr>
           <w:cantSplit/>
           <w:trHeight w:val="680"/>
@@ -8159,12 +10999,6 @@
         </w:tc>
       </w:tr>
       <w:tr>
-        <w:tblPrEx>
-          <w:tblCellMar>
-            <w:top w:w="0" w:type="dxa"/>
-            <w:bottom w:w="0" w:type="dxa"/>
-          </w:tblCellMar>
-        </w:tblPrEx>
         <w:trPr>
           <w:cantSplit/>
           <w:trHeight w:val="680"/>
@@ -8272,12 +11106,6 @@
         <w:gridCol w:w="3663"/>
       </w:tblGrid>
       <w:tr>
-        <w:tblPrEx>
-          <w:tblCellMar>
-            <w:top w:w="0" w:type="dxa"/>
-            <w:bottom w:w="0" w:type="dxa"/>
-          </w:tblCellMar>
-        </w:tblPrEx>
         <w:trPr>
           <w:cantSplit/>
           <w:tblHeader/>
@@ -8422,12 +11250,6 @@
         </w:tc>
       </w:tr>
       <w:tr>
-        <w:tblPrEx>
-          <w:tblCellMar>
-            <w:top w:w="0" w:type="dxa"/>
-            <w:bottom w:w="0" w:type="dxa"/>
-          </w:tblCellMar>
-        </w:tblPrEx>
         <w:trPr>
           <w:cantSplit/>
           <w:trHeight w:val="680"/>
@@ -8511,12 +11333,6 @@
         </w:tc>
       </w:tr>
       <w:tr>
-        <w:tblPrEx>
-          <w:tblCellMar>
-            <w:top w:w="0" w:type="dxa"/>
-            <w:bottom w:w="0" w:type="dxa"/>
-          </w:tblCellMar>
-        </w:tblPrEx>
         <w:trPr>
           <w:cantSplit/>
           <w:trHeight w:val="680"/>
@@ -8600,12 +11416,6 @@
         </w:tc>
       </w:tr>
       <w:tr>
-        <w:tblPrEx>
-          <w:tblCellMar>
-            <w:top w:w="0" w:type="dxa"/>
-            <w:bottom w:w="0" w:type="dxa"/>
-          </w:tblCellMar>
-        </w:tblPrEx>
         <w:trPr>
           <w:cantSplit/>
           <w:trHeight w:val="680"/>
@@ -8773,12 +11583,6 @@
         <w:gridCol w:w="1738"/>
       </w:tblGrid>
       <w:tr>
-        <w:tblPrEx>
-          <w:tblCellMar>
-            <w:top w:w="0" w:type="dxa"/>
-            <w:bottom w:w="0" w:type="dxa"/>
-          </w:tblCellMar>
-        </w:tblPrEx>
         <w:trPr>
           <w:cantSplit/>
           <w:tblHeader/>
@@ -9027,12 +11831,6 @@
         </w:tc>
       </w:tr>
       <w:tr>
-        <w:tblPrEx>
-          <w:tblCellMar>
-            <w:top w:w="0" w:type="dxa"/>
-            <w:bottom w:w="0" w:type="dxa"/>
-          </w:tblCellMar>
-        </w:tblPrEx>
         <w:trPr>
           <w:cantSplit/>
           <w:trHeight w:val="680"/>
@@ -9177,12 +11975,6 @@
         </w:tc>
       </w:tr>
       <w:tr>
-        <w:tblPrEx>
-          <w:tblCellMar>
-            <w:top w:w="0" w:type="dxa"/>
-            <w:bottom w:w="0" w:type="dxa"/>
-          </w:tblCellMar>
-        </w:tblPrEx>
         <w:trPr>
           <w:cantSplit/>
           <w:trHeight w:val="680"/>
@@ -9327,12 +12119,6 @@
         </w:tc>
       </w:tr>
       <w:tr>
-        <w:tblPrEx>
-          <w:tblCellMar>
-            <w:top w:w="0" w:type="dxa"/>
-            <w:bottom w:w="0" w:type="dxa"/>
-          </w:tblCellMar>
-        </w:tblPrEx>
         <w:trPr>
           <w:cantSplit/>
           <w:trHeight w:val="680"/>
@@ -9500,12 +12286,6 @@
         <w:gridCol w:w="1545"/>
       </w:tblGrid>
       <w:tr>
-        <w:tblPrEx>
-          <w:tblCellMar>
-            <w:top w:w="0" w:type="dxa"/>
-            <w:bottom w:w="0" w:type="dxa"/>
-          </w:tblCellMar>
-        </w:tblPrEx>
         <w:trPr>
           <w:cantSplit/>
           <w:tblHeader/>
@@ -9700,12 +12480,6 @@
         </w:tc>
       </w:tr>
       <w:tr>
-        <w:tblPrEx>
-          <w:tblCellMar>
-            <w:top w:w="0" w:type="dxa"/>
-            <w:bottom w:w="0" w:type="dxa"/>
-          </w:tblCellMar>
-        </w:tblPrEx>
         <w:trPr>
           <w:cantSplit/>
           <w:trHeight w:val="680"/>
@@ -9835,12 +12609,6 @@
         </w:tc>
       </w:tr>
       <w:tr>
-        <w:tblPrEx>
-          <w:tblCellMar>
-            <w:top w:w="0" w:type="dxa"/>
-            <w:bottom w:w="0" w:type="dxa"/>
-          </w:tblCellMar>
-        </w:tblPrEx>
         <w:trPr>
           <w:cantSplit/>
           <w:trHeight w:val="680"/>
@@ -9970,12 +12738,6 @@
         </w:tc>
       </w:tr>
       <w:tr>
-        <w:tblPrEx>
-          <w:tblCellMar>
-            <w:top w:w="0" w:type="dxa"/>
-            <w:bottom w:w="0" w:type="dxa"/>
-          </w:tblCellMar>
-        </w:tblPrEx>
         <w:trPr>
           <w:cantSplit/>
           <w:trHeight w:val="680"/>
@@ -10276,10 +13038,7 @@
         <w:t>:</w:t>
       </w:r>
       <w:r>
-        <w:t xml:space="preserve"> .........................................................</w:t>
-      </w:r>
-      <w:r>
-        <w:t>...............</w:t>
+        <w:t xml:space="preserve"> ........................................................................</w:t>
       </w:r>
     </w:p>
     <w:p>
@@ -10402,12 +13161,6 @@
         <w:gridCol w:w="1737"/>
       </w:tblGrid>
       <w:tr>
-        <w:tblPrEx>
-          <w:tblCellMar>
-            <w:top w:w="0" w:type="dxa"/>
-            <w:bottom w:w="0" w:type="dxa"/>
-          </w:tblCellMar>
-        </w:tblPrEx>
         <w:trPr>
           <w:cantSplit/>
           <w:tblHeader/>
@@ -10692,12 +13445,6 @@
         </w:tc>
       </w:tr>
       <w:tr>
-        <w:tblPrEx>
-          <w:tblCellMar>
-            <w:top w:w="0" w:type="dxa"/>
-            <w:bottom w:w="0" w:type="dxa"/>
-          </w:tblCellMar>
-        </w:tblPrEx>
         <w:trPr>
           <w:cantSplit/>
           <w:trHeight w:val="737"/>
@@ -10842,12 +13589,6 @@
         </w:tc>
       </w:tr>
       <w:tr>
-        <w:tblPrEx>
-          <w:tblCellMar>
-            <w:top w:w="0" w:type="dxa"/>
-            <w:bottom w:w="0" w:type="dxa"/>
-          </w:tblCellMar>
-        </w:tblPrEx>
         <w:trPr>
           <w:cantSplit/>
           <w:trHeight w:val="737"/>
@@ -10992,12 +13733,6 @@
         </w:tc>
       </w:tr>
       <w:tr>
-        <w:tblPrEx>
-          <w:tblCellMar>
-            <w:top w:w="0" w:type="dxa"/>
-            <w:bottom w:w="0" w:type="dxa"/>
-          </w:tblCellMar>
-        </w:tblPrEx>
         <w:trPr>
           <w:cantSplit/>
           <w:trHeight w:val="737"/>
@@ -11163,12 +13898,6 @@
         <w:gridCol w:w="2122"/>
       </w:tblGrid>
       <w:tr>
-        <w:tblPrEx>
-          <w:tblCellMar>
-            <w:top w:w="0" w:type="dxa"/>
-            <w:bottom w:w="0" w:type="dxa"/>
-          </w:tblCellMar>
-        </w:tblPrEx>
         <w:trPr>
           <w:cantSplit/>
           <w:tblHeader/>
@@ -11359,12 +14088,6 @@
         </w:tc>
       </w:tr>
       <w:tr>
-        <w:tblPrEx>
-          <w:tblCellMar>
-            <w:top w:w="0" w:type="dxa"/>
-            <w:bottom w:w="0" w:type="dxa"/>
-          </w:tblCellMar>
-        </w:tblPrEx>
         <w:trPr>
           <w:cantSplit/>
           <w:trHeight w:val="680"/>
@@ -11471,12 +14194,6 @@
         </w:tc>
       </w:tr>
       <w:tr>
-        <w:tblPrEx>
-          <w:tblCellMar>
-            <w:top w:w="0" w:type="dxa"/>
-            <w:bottom w:w="0" w:type="dxa"/>
-          </w:tblCellMar>
-        </w:tblPrEx>
         <w:trPr>
           <w:cantSplit/>
           <w:trHeight w:val="680"/>
@@ -11583,12 +14300,6 @@
         </w:tc>
       </w:tr>
       <w:tr>
-        <w:tblPrEx>
-          <w:tblCellMar>
-            <w:top w:w="0" w:type="dxa"/>
-            <w:bottom w:w="0" w:type="dxa"/>
-          </w:tblCellMar>
-        </w:tblPrEx>
         <w:trPr>
           <w:cantSplit/>
           <w:trHeight w:val="680"/>
@@ -11789,12 +14500,6 @@
         <w:gridCol w:w="7518"/>
       </w:tblGrid>
       <w:tr>
-        <w:tblPrEx>
-          <w:tblCellMar>
-            <w:top w:w="0" w:type="dxa"/>
-            <w:bottom w:w="0" w:type="dxa"/>
-          </w:tblCellMar>
-        </w:tblPrEx>
         <w:trPr>
           <w:cantSplit/>
         </w:trPr>
@@ -11879,12 +14584,6 @@
         </w:tc>
       </w:tr>
       <w:tr>
-        <w:tblPrEx>
-          <w:tblCellMar>
-            <w:top w:w="0" w:type="dxa"/>
-            <w:bottom w:w="0" w:type="dxa"/>
-          </w:tblCellMar>
-        </w:tblPrEx>
         <w:trPr>
           <w:cantSplit/>
           <w:trHeight w:val="567"/>
@@ -11950,12 +14649,6 @@
         </w:tc>
       </w:tr>
       <w:tr>
-        <w:tblPrEx>
-          <w:tblCellMar>
-            <w:top w:w="0" w:type="dxa"/>
-            <w:bottom w:w="0" w:type="dxa"/>
-          </w:tblCellMar>
-        </w:tblPrEx>
         <w:trPr>
           <w:cantSplit/>
           <w:trHeight w:val="567"/>
@@ -12031,12 +14724,6 @@
         </w:tc>
       </w:tr>
       <w:tr>
-        <w:tblPrEx>
-          <w:tblCellMar>
-            <w:top w:w="0" w:type="dxa"/>
-            <w:bottom w:w="0" w:type="dxa"/>
-          </w:tblCellMar>
-        </w:tblPrEx>
         <w:trPr>
           <w:cantSplit/>
           <w:trHeight w:val="567"/>
@@ -12102,12 +14789,6 @@
         </w:tc>
       </w:tr>
       <w:tr>
-        <w:tblPrEx>
-          <w:tblCellMar>
-            <w:top w:w="0" w:type="dxa"/>
-            <w:bottom w:w="0" w:type="dxa"/>
-          </w:tblCellMar>
-        </w:tblPrEx>
         <w:trPr>
           <w:cantSplit/>
           <w:trHeight w:val="567"/>
@@ -12198,12 +14879,6 @@
         <w:gridCol w:w="7518"/>
       </w:tblGrid>
       <w:tr>
-        <w:tblPrEx>
-          <w:tblCellMar>
-            <w:top w:w="0" w:type="dxa"/>
-            <w:bottom w:w="0" w:type="dxa"/>
-          </w:tblCellMar>
-        </w:tblPrEx>
         <w:trPr>
           <w:cantSplit/>
         </w:trPr>
@@ -12288,12 +14963,6 @@
         </w:tc>
       </w:tr>
       <w:tr>
-        <w:tblPrEx>
-          <w:tblCellMar>
-            <w:top w:w="0" w:type="dxa"/>
-            <w:bottom w:w="0" w:type="dxa"/>
-          </w:tblCellMar>
-        </w:tblPrEx>
         <w:trPr>
           <w:cantSplit/>
           <w:trHeight w:val="567"/>
@@ -12359,12 +15028,6 @@
         </w:tc>
       </w:tr>
       <w:tr>
-        <w:tblPrEx>
-          <w:tblCellMar>
-            <w:top w:w="0" w:type="dxa"/>
-            <w:bottom w:w="0" w:type="dxa"/>
-          </w:tblCellMar>
-        </w:tblPrEx>
         <w:trPr>
           <w:cantSplit/>
           <w:trHeight w:val="567"/>
@@ -12440,12 +15103,6 @@
         </w:tc>
       </w:tr>
       <w:tr>
-        <w:tblPrEx>
-          <w:tblCellMar>
-            <w:top w:w="0" w:type="dxa"/>
-            <w:bottom w:w="0" w:type="dxa"/>
-          </w:tblCellMar>
-        </w:tblPrEx>
         <w:trPr>
           <w:cantSplit/>
           <w:trHeight w:val="567"/>
@@ -12511,12 +15168,6 @@
         </w:tc>
       </w:tr>
       <w:tr>
-        <w:tblPrEx>
-          <w:tblCellMar>
-            <w:top w:w="0" w:type="dxa"/>
-            <w:bottom w:w="0" w:type="dxa"/>
-          </w:tblCellMar>
-        </w:tblPrEx>
         <w:trPr>
           <w:cantSplit/>
           <w:trHeight w:val="567"/>
@@ -12658,12 +15309,6 @@
         <w:gridCol w:w="2700"/>
       </w:tblGrid>
       <w:tr>
-        <w:tblPrEx>
-          <w:tblCellMar>
-            <w:top w:w="0" w:type="dxa"/>
-            <w:bottom w:w="0" w:type="dxa"/>
-          </w:tblCellMar>
-        </w:tblPrEx>
         <w:trPr>
           <w:cantSplit/>
           <w:tblHeader/>
@@ -12788,12 +15433,6 @@
         </w:tc>
       </w:tr>
       <w:tr>
-        <w:tblPrEx>
-          <w:tblCellMar>
-            <w:top w:w="0" w:type="dxa"/>
-            <w:bottom w:w="0" w:type="dxa"/>
-          </w:tblCellMar>
-        </w:tblPrEx>
         <w:trPr>
           <w:cantSplit/>
           <w:trHeight w:val="737"/>
@@ -12869,12 +15508,6 @@
         </w:tc>
       </w:tr>
       <w:tr>
-        <w:tblPrEx>
-          <w:tblCellMar>
-            <w:top w:w="0" w:type="dxa"/>
-            <w:bottom w:w="0" w:type="dxa"/>
-          </w:tblCellMar>
-        </w:tblPrEx>
         <w:trPr>
           <w:cantSplit/>
           <w:trHeight w:val="737"/>
@@ -12972,12 +15605,6 @@
         <w:gridCol w:w="15318"/>
       </w:tblGrid>
       <w:tr>
-        <w:tblPrEx>
-          <w:tblCellMar>
-            <w:top w:w="0" w:type="dxa"/>
-            <w:bottom w:w="0" w:type="dxa"/>
-          </w:tblCellMar>
-        </w:tblPrEx>
         <w:trPr>
           <w:trHeight w:val="8505"/>
         </w:trPr>
@@ -13187,12 +15814,6 @@
         <w:gridCol w:w="15318"/>
       </w:tblGrid>
       <w:tr>
-        <w:tblPrEx>
-          <w:tblCellMar>
-            <w:top w:w="0" w:type="dxa"/>
-            <w:bottom w:w="0" w:type="dxa"/>
-          </w:tblCellMar>
-        </w:tblPrEx>
         <w:trPr>
           <w:trHeight w:val="8505"/>
         </w:trPr>
@@ -13465,10 +16086,7 @@
       </w:r>
       <w:proofErr w:type="gramEnd"/>
       <w:r>
-        <w:t xml:space="preserve"> CR-F</w:t>
-      </w:r>
-      <w:r>
-        <w:t xml:space="preserve">X-02A </w:t>
+        <w:t xml:space="preserve"> CR-FX-02A </w:t>
       </w:r>
       <w:proofErr w:type="spellStart"/>
       <w:r>
@@ -13580,12 +16198,6 @@
         <w:gridCol w:w="7518"/>
       </w:tblGrid>
       <w:tr>
-        <w:tblPrEx>
-          <w:tblCellMar>
-            <w:top w:w="0" w:type="dxa"/>
-            <w:bottom w:w="0" w:type="dxa"/>
-          </w:tblCellMar>
-        </w:tblPrEx>
         <w:trPr>
           <w:cantSplit/>
         </w:trPr>
@@ -13680,12 +16292,6 @@
         </w:tc>
       </w:tr>
       <w:tr>
-        <w:tblPrEx>
-          <w:tblCellMar>
-            <w:top w:w="0" w:type="dxa"/>
-            <w:bottom w:w="0" w:type="dxa"/>
-          </w:tblCellMar>
-        </w:tblPrEx>
         <w:trPr>
           <w:cantSplit/>
           <w:trHeight w:val="567"/>
@@ -13805,12 +16411,6 @@
         </w:tc>
       </w:tr>
       <w:tr>
-        <w:tblPrEx>
-          <w:tblCellMar>
-            <w:top w:w="0" w:type="dxa"/>
-            <w:bottom w:w="0" w:type="dxa"/>
-          </w:tblCellMar>
-        </w:tblPrEx>
         <w:trPr>
           <w:cantSplit/>
           <w:trHeight w:val="567"/>
@@ -13886,12 +16486,6 @@
         </w:tc>
       </w:tr>
       <w:tr>
-        <w:tblPrEx>
-          <w:tblCellMar>
-            <w:top w:w="0" w:type="dxa"/>
-            <w:bottom w:w="0" w:type="dxa"/>
-          </w:tblCellMar>
-        </w:tblPrEx>
         <w:trPr>
           <w:cantSplit/>
           <w:trHeight w:val="567"/>
@@ -13967,12 +16561,6 @@
         </w:tc>
       </w:tr>
       <w:tr>
-        <w:tblPrEx>
-          <w:tblCellMar>
-            <w:top w:w="0" w:type="dxa"/>
-            <w:bottom w:w="0" w:type="dxa"/>
-          </w:tblCellMar>
-        </w:tblPrEx>
         <w:trPr>
           <w:cantSplit/>
           <w:trHeight w:val="567"/>
@@ -14111,12 +16699,6 @@
         <w:gridCol w:w="7518"/>
       </w:tblGrid>
       <w:tr>
-        <w:tblPrEx>
-          <w:tblCellMar>
-            <w:top w:w="0" w:type="dxa"/>
-            <w:bottom w:w="0" w:type="dxa"/>
-          </w:tblCellMar>
-        </w:tblPrEx>
         <w:trPr>
           <w:cantSplit/>
         </w:trPr>
@@ -14201,12 +16783,6 @@
         </w:tc>
       </w:tr>
       <w:tr>
-        <w:tblPrEx>
-          <w:tblCellMar>
-            <w:top w:w="0" w:type="dxa"/>
-            <w:bottom w:w="0" w:type="dxa"/>
-          </w:tblCellMar>
-        </w:tblPrEx>
         <w:trPr>
           <w:cantSplit/>
           <w:trHeight w:val="567"/>
@@ -14272,12 +16848,6 @@
         </w:tc>
       </w:tr>
       <w:tr>
-        <w:tblPrEx>
-          <w:tblCellMar>
-            <w:top w:w="0" w:type="dxa"/>
-            <w:bottom w:w="0" w:type="dxa"/>
-          </w:tblCellMar>
-        </w:tblPrEx>
         <w:trPr>
           <w:cantSplit/>
           <w:trHeight w:val="567"/>
@@ -14353,12 +16923,6 @@
         </w:tc>
       </w:tr>
       <w:tr>
-        <w:tblPrEx>
-          <w:tblCellMar>
-            <w:top w:w="0" w:type="dxa"/>
-            <w:bottom w:w="0" w:type="dxa"/>
-          </w:tblCellMar>
-        </w:tblPrEx>
         <w:trPr>
           <w:cantSplit/>
           <w:trHeight w:val="567"/>
@@ -14424,12 +16988,6 @@
         </w:tc>
       </w:tr>
       <w:tr>
-        <w:tblPrEx>
-          <w:tblCellMar>
-            <w:top w:w="0" w:type="dxa"/>
-            <w:bottom w:w="0" w:type="dxa"/>
-          </w:tblCellMar>
-        </w:tblPrEx>
         <w:trPr>
           <w:cantSplit/>
           <w:trHeight w:val="567"/>
@@ -14550,12 +17108,6 @@
         <w:gridCol w:w="2700"/>
       </w:tblGrid>
       <w:tr>
-        <w:tblPrEx>
-          <w:tblCellMar>
-            <w:top w:w="0" w:type="dxa"/>
-            <w:bottom w:w="0" w:type="dxa"/>
-          </w:tblCellMar>
-        </w:tblPrEx>
         <w:trPr>
           <w:cantSplit/>
           <w:tblHeader/>
@@ -14706,12 +17258,6 @@
         </w:tc>
       </w:tr>
       <w:tr>
-        <w:tblPrEx>
-          <w:tblCellMar>
-            <w:top w:w="0" w:type="dxa"/>
-            <w:bottom w:w="0" w:type="dxa"/>
-          </w:tblCellMar>
-        </w:tblPrEx>
         <w:trPr>
           <w:cantSplit/>
           <w:trHeight w:val="680"/>
@@ -14818,12 +17364,6 @@
         </w:tc>
       </w:tr>
       <w:tr>
-        <w:tblPrEx>
-          <w:tblCellMar>
-            <w:top w:w="0" w:type="dxa"/>
-            <w:bottom w:w="0" w:type="dxa"/>
-          </w:tblCellMar>
-        </w:tblPrEx>
         <w:trPr>
           <w:cantSplit/>
           <w:trHeight w:val="680"/>
@@ -14930,12 +17470,6 @@
         </w:tc>
       </w:tr>
       <w:tr>
-        <w:tblPrEx>
-          <w:tblCellMar>
-            <w:top w:w="0" w:type="dxa"/>
-            <w:bottom w:w="0" w:type="dxa"/>
-          </w:tblCellMar>
-        </w:tblPrEx>
         <w:trPr>
           <w:cantSplit/>
           <w:trHeight w:val="680"/>
@@ -15042,12 +17576,6 @@
         </w:tc>
       </w:tr>
       <w:tr>
-        <w:tblPrEx>
-          <w:tblCellMar>
-            <w:top w:w="0" w:type="dxa"/>
-            <w:bottom w:w="0" w:type="dxa"/>
-          </w:tblCellMar>
-        </w:tblPrEx>
         <w:trPr>
           <w:cantSplit/>
           <w:trHeight w:val="680"/>
@@ -15508,12 +18036,6 @@
         <w:gridCol w:w="3856"/>
       </w:tblGrid>
       <w:tr>
-        <w:tblPrEx>
-          <w:tblCellMar>
-            <w:top w:w="0" w:type="dxa"/>
-            <w:bottom w:w="0" w:type="dxa"/>
-          </w:tblCellMar>
-        </w:tblPrEx>
         <w:trPr>
           <w:cantSplit/>
           <w:tblHeader/>
@@ -15628,12 +18150,6 @@
         </w:tc>
       </w:tr>
       <w:tr>
-        <w:tblPrEx>
-          <w:tblCellMar>
-            <w:top w:w="0" w:type="dxa"/>
-            <w:bottom w:w="0" w:type="dxa"/>
-          </w:tblCellMar>
-        </w:tblPrEx>
         <w:trPr>
           <w:cantSplit/>
           <w:trHeight w:val="680"/>
@@ -15709,12 +18225,6 @@
         </w:tc>
       </w:tr>
       <w:tr>
-        <w:tblPrEx>
-          <w:tblCellMar>
-            <w:top w:w="0" w:type="dxa"/>
-            <w:bottom w:w="0" w:type="dxa"/>
-          </w:tblCellMar>
-        </w:tblPrEx>
         <w:trPr>
           <w:cantSplit/>
           <w:trHeight w:val="680"/>
@@ -15834,12 +18344,6 @@
         <w:gridCol w:w="3374"/>
       </w:tblGrid>
       <w:tr>
-        <w:tblPrEx>
-          <w:tblCellMar>
-            <w:top w:w="0" w:type="dxa"/>
-            <w:bottom w:w="0" w:type="dxa"/>
-          </w:tblCellMar>
-        </w:tblPrEx>
         <w:trPr>
           <w:cantSplit/>
           <w:tblHeader/>
@@ -16072,12 +18576,6 @@
         </w:tc>
       </w:tr>
       <w:tr>
-        <w:tblPrEx>
-          <w:tblCellMar>
-            <w:top w:w="0" w:type="dxa"/>
-            <w:bottom w:w="0" w:type="dxa"/>
-          </w:tblCellMar>
-        </w:tblPrEx>
         <w:trPr>
           <w:cantSplit/>
           <w:trHeight w:val="624"/>
@@ -16153,12 +18651,6 @@
         </w:tc>
       </w:tr>
       <w:tr>
-        <w:tblPrEx>
-          <w:tblCellMar>
-            <w:top w:w="0" w:type="dxa"/>
-            <w:bottom w:w="0" w:type="dxa"/>
-          </w:tblCellMar>
-        </w:tblPrEx>
         <w:trPr>
           <w:cantSplit/>
           <w:trHeight w:val="624"/>
@@ -16234,12 +18726,6 @@
         </w:tc>
       </w:tr>
       <w:tr>
-        <w:tblPrEx>
-          <w:tblCellMar>
-            <w:top w:w="0" w:type="dxa"/>
-            <w:bottom w:w="0" w:type="dxa"/>
-          </w:tblCellMar>
-        </w:tblPrEx>
         <w:trPr>
           <w:cantSplit/>
           <w:trHeight w:val="624"/>
@@ -16315,12 +18801,6 @@
         </w:tc>
       </w:tr>
       <w:tr>
-        <w:tblPrEx>
-          <w:tblCellMar>
-            <w:top w:w="0" w:type="dxa"/>
-            <w:bottom w:w="0" w:type="dxa"/>
-          </w:tblCellMar>
-        </w:tblPrEx>
         <w:trPr>
           <w:cantSplit/>
           <w:trHeight w:val="624"/>
@@ -16586,15 +19066,7 @@
         <w:sz w:val="24"/>
         <w:szCs w:val="24"/>
       </w:rPr>
-      <w:t>การกำหนดความต้องการและการอ</w:t>
-    </w:r>
-    <w:r>
-      <w:rPr>
-        <w:color w:val="5A6B7C"/>
-        <w:sz w:val="24"/>
-        <w:szCs w:val="24"/>
-      </w:rPr>
-      <w:t>อกแบบทางซอฟต์แวร์</w:t>
+      <w:t>การกำหนดความต้องการและการออกแบบทางซอฟต์แวร์</w:t>
     </w:r>
     <w:proofErr w:type="spellEnd"/>
     <w:r>

--- a/final-exam/final-exam-group-answer.docx
+++ b/final-exam/final-exam-group-answer.docx
@@ -1,6 +1,6 @@
 
 <file path=word/document.xml><?xml version="1.0" encoding="utf-8"?>
-<w:document xmlns:wpc="http://schemas.microsoft.com/office/word/2010/wordprocessingCanvas" xmlns:cx="http://schemas.microsoft.com/office/drawing/2014/chartex" xmlns:cx1="http://schemas.microsoft.com/office/drawing/2015/9/8/chartex" xmlns:cx2="http://schemas.microsoft.com/office/drawing/2015/10/21/chartex" xmlns:cx3="http://schemas.microsoft.com/office/drawing/2016/5/9/chartex" xmlns:cx4="http://schemas.microsoft.com/office/drawing/2016/5/10/chartex" xmlns:cx5="http://schemas.microsoft.com/office/drawing/2016/5/11/chartex" xmlns:cx6="http://schemas.microsoft.com/office/drawing/2016/5/12/chartex" xmlns:cx7="http://schemas.microsoft.com/office/drawing/2016/5/13/chartex" xmlns:cx8="http://schemas.microsoft.com/office/drawing/2016/5/14/chartex" xmlns:mc="http://schemas.openxmlformats.org/markup-compatibility/2006" xmlns:aink="http://schemas.microsoft.com/office/drawing/2016/ink" xmlns:am3d="http://schemas.microsoft.com/office/drawing/2017/model3d" xmlns:o="urn:schemas-microsoft-com:office:office" xmlns:r="http://schemas.openxmlformats.org/officeDocument/2006/relationships" xmlns:m="http://schemas.openxmlformats.org/officeDocument/2006/math" xmlns:v="urn:schemas-microsoft-com:vml" xmlns:wp14="http://schemas.microsoft.com/office/word/2010/wordprocessingDrawing" xmlns:wp="http://schemas.openxmlformats.org/drawingml/2006/wordprocessingDrawing" xmlns:w10="urn:schemas-microsoft-com:office:word" xmlns:w="http://schemas.openxmlformats.org/wordprocessingml/2006/main" xmlns:w14="http://schemas.microsoft.com/office/word/2010/wordml" xmlns:w15="http://schemas.microsoft.com/office/word/2012/wordml" xmlns:w16cex="http://schemas.microsoft.com/office/word/2018/wordml/cex" xmlns:w16cid="http://schemas.microsoft.com/office/word/2016/wordml/cid" xmlns:w16="http://schemas.microsoft.com/office/word/2018/wordml" xmlns:w16sdtdh="http://schemas.microsoft.com/office/word/2020/wordml/sdtdatahash" xmlns:w16se="http://schemas.microsoft.com/office/word/2015/wordml/symex" xmlns:wpg="http://schemas.microsoft.com/office/word/2010/wordprocessingGroup" xmlns:wpi="http://schemas.microsoft.com/office/word/2010/wordprocessingInk" xmlns:wne="http://schemas.microsoft.com/office/word/2006/wordml" xmlns:wps="http://schemas.microsoft.com/office/word/2010/wordprocessingShape" mc:Ignorable="w14 w15 w16se w16cid w16 w16cex w16sdtdh wp14">
+<w:document xmlns:wpc="http://schemas.microsoft.com/office/word/2010/wordprocessingCanvas" xmlns:cx="http://schemas.microsoft.com/office/drawing/2014/chartex" xmlns:cx1="http://schemas.microsoft.com/office/drawing/2015/9/8/chartex" xmlns:cx2="http://schemas.microsoft.com/office/drawing/2015/10/21/chartex" xmlns:cx3="http://schemas.microsoft.com/office/drawing/2016/5/9/chartex" xmlns:cx4="http://schemas.microsoft.com/office/drawing/2016/5/10/chartex" xmlns:cx5="http://schemas.microsoft.com/office/drawing/2016/5/11/chartex" xmlns:cx6="http://schemas.microsoft.com/office/drawing/2016/5/12/chartex" xmlns:cx7="http://schemas.microsoft.com/office/drawing/2016/5/13/chartex" xmlns:cx8="http://schemas.microsoft.com/office/drawing/2016/5/14/chartex" xmlns:mc="http://schemas.openxmlformats.org/markup-compatibility/2006" xmlns:m="http://schemas.openxmlformats.org/officeDocument/2006/math" xmlns:aink="http://schemas.microsoft.com/office/drawing/2016/ink" xmlns:am3d="http://schemas.microsoft.com/office/drawing/2017/model3d" xmlns:oel="http://schemas.microsoft.com/office/2019/extlst" xmlns:r="http://schemas.openxmlformats.org/officeDocument/2006/relationships" xmlns:wp14="http://schemas.microsoft.com/office/word/2010/wordprocessingDrawing" xmlns:wp="http://schemas.openxmlformats.org/drawingml/2006/wordprocessingDrawing" xmlns:wpg="http://schemas.microsoft.com/office/word/2010/wordprocessingGroup" xmlns:wpi="http://schemas.microsoft.com/office/word/2010/wordprocessingInk" xmlns:wps="http://schemas.microsoft.com/office/word/2010/wordprocessingShape" xmlns:o="urn:schemas-microsoft-com:office:office" xmlns:v="urn:schemas-microsoft-com:vml" xmlns:w10="urn:schemas-microsoft-com:office:word" xmlns:w="http://schemas.openxmlformats.org/wordprocessingml/2006/main" xmlns:w14="http://schemas.microsoft.com/office/word/2010/wordml" xmlns:w15="http://schemas.microsoft.com/office/word/2012/wordml" xmlns:w16cex="http://schemas.microsoft.com/office/word/2018/wordml/cex" xmlns:w16cid="http://schemas.microsoft.com/office/word/2016/wordml/cid" xmlns:w16="http://schemas.microsoft.com/office/word/2018/wordml" xmlns:w16sdtdh="http://schemas.microsoft.com/office/word/2020/wordml/sdtdatahash" xmlns:w16sdtfl="http://schemas.microsoft.com/office/word/2024/wordml/sdtformatlock" xmlns:w16se="http://schemas.microsoft.com/office/word/2015/wordml/symex" xmlns:w16du="http://schemas.microsoft.com/office/word/2023/wordml/word16du" xmlns:wne="http://schemas.microsoft.com/office/word/2006/wordml" mc:Ignorable="w14 w15 w16se w16cid w16 w16cex w16sdtdh w16sdtfl w16du wp14">
   <w:body>
     <w:p>
       <w:pPr>
@@ -14,70 +14,13 @@
           <w:sz w:val="34"/>
           <w:szCs w:val="34"/>
         </w:rPr>
-        <w:t xml:space="preserve">ENGSE206 | </w:t>
+        <w:t>ENGSE206 | สอบปลายภาค · ส่วน ก งานกลุ่ม</w:t>
       </w:r>
-      <w:proofErr w:type="spellStart"/>
-      <w:r>
-        <w:rPr>
-          <w:b/>
-          <w:bCs/>
-          <w:color w:val="087E8B"/>
-          <w:sz w:val="34"/>
-          <w:szCs w:val="34"/>
-        </w:rPr>
-        <w:t>สอบปลายภาค</w:t>
-      </w:r>
-      <w:proofErr w:type="spellEnd"/>
-      <w:r>
-        <w:rPr>
-          <w:b/>
-          <w:bCs/>
-          <w:color w:val="087E8B"/>
-          <w:sz w:val="34"/>
-          <w:szCs w:val="34"/>
-        </w:rPr>
-        <w:t xml:space="preserve"> · </w:t>
-      </w:r>
-      <w:proofErr w:type="spellStart"/>
-      <w:r>
-        <w:rPr>
-          <w:b/>
-          <w:bCs/>
-          <w:color w:val="087E8B"/>
-          <w:sz w:val="34"/>
-          <w:szCs w:val="34"/>
-        </w:rPr>
-        <w:t>ส่วน</w:t>
-      </w:r>
-      <w:proofErr w:type="spellEnd"/>
-      <w:r>
-        <w:rPr>
-          <w:b/>
-          <w:bCs/>
-          <w:color w:val="087E8B"/>
-          <w:sz w:val="34"/>
-          <w:szCs w:val="34"/>
-        </w:rPr>
-        <w:t xml:space="preserve"> ก </w:t>
-      </w:r>
-      <w:proofErr w:type="spellStart"/>
-      <w:r>
-        <w:rPr>
-          <w:b/>
-          <w:bCs/>
-          <w:color w:val="087E8B"/>
-          <w:sz w:val="34"/>
-          <w:szCs w:val="34"/>
-        </w:rPr>
-        <w:t>งานกลุ่ม</w:t>
-      </w:r>
-      <w:proofErr w:type="spellEnd"/>
     </w:p>
     <w:p>
       <w:pPr>
         <w:jc w:val="center"/>
       </w:pPr>
-      <w:proofErr w:type="spellStart"/>
       <w:r>
         <w:rPr>
           <w:b/>
@@ -86,18 +29,7 @@
           <w:sz w:val="52"/>
           <w:szCs w:val="52"/>
         </w:rPr>
-        <w:t>แบบฟอร์มคำตอบ</w:t>
-      </w:r>
-      <w:proofErr w:type="spellEnd"/>
-      <w:r>
-        <w:rPr>
-          <w:b/>
-          <w:bCs/>
-          <w:color w:val="173B65"/>
-          <w:sz w:val="52"/>
-          <w:szCs w:val="52"/>
-        </w:rPr>
-        <w:t xml:space="preserve"> Change-to-Design</w:t>
+        <w:t>แบบฟอร์มคำตอบ Change-to-Design</w:t>
       </w:r>
     </w:p>
     <w:p>
@@ -164,7 +96,6 @@
             <w:pPr>
               <w:spacing w:after="40"/>
             </w:pPr>
-            <w:proofErr w:type="spellStart"/>
             <w:r>
               <w:rPr>
                 <w:b/>
@@ -175,7 +106,6 @@
               </w:rPr>
               <w:t>คำแนะนำ</w:t>
             </w:r>
-            <w:proofErr w:type="spellEnd"/>
           </w:p>
           <w:p>
             <w:pPr>
@@ -186,37 +116,12 @@
               </w:numPr>
               <w:spacing w:after="20"/>
             </w:pPr>
-            <w:proofErr w:type="spellStart"/>
-            <w:r>
-              <w:rPr>
-                <w:sz w:val="28"/>
-                <w:szCs w:val="28"/>
-              </w:rPr>
-              <w:t>บันทึกไฟล์นี้เป็น</w:t>
-            </w:r>
-            <w:proofErr w:type="spellEnd"/>
-            <w:r>
-              <w:rPr>
-                <w:sz w:val="28"/>
-                <w:szCs w:val="28"/>
-              </w:rPr>
-              <w:t xml:space="preserve"> final-exam/final-exam-group-answer.docx </w:t>
-            </w:r>
-            <w:proofErr w:type="spellStart"/>
-            <w:r>
-              <w:rPr>
-                <w:sz w:val="28"/>
-                <w:szCs w:val="28"/>
-              </w:rPr>
-              <w:t>ใน</w:t>
-            </w:r>
-            <w:proofErr w:type="spellEnd"/>
-            <w:r>
-              <w:rPr>
-                <w:sz w:val="28"/>
-                <w:szCs w:val="28"/>
-              </w:rPr>
-              <w:t xml:space="preserve"> branch final-exam</w:t>
+            <w:r>
+              <w:rPr>
+                <w:sz w:val="28"/>
+                <w:szCs w:val="28"/>
+              </w:rPr>
+              <w:t>บันทึกไฟล์นี้เป็น final-exam/final-exam-group-answer.docx ใน branch final-exam</w:t>
             </w:r>
           </w:p>
           <w:p>
@@ -228,47 +133,13 @@
               </w:numPr>
               <w:spacing w:after="20"/>
             </w:pPr>
-            <w:proofErr w:type="spellStart"/>
-            <w:r>
-              <w:rPr>
-                <w:sz w:val="28"/>
-                <w:szCs w:val="28"/>
-              </w:rPr>
-              <w:t>ข้อความสีเทาในวงเล็บเป็นคำแนะนำ</w:t>
-            </w:r>
-            <w:proofErr w:type="spellEnd"/>
-            <w:r>
-              <w:rPr>
-                <w:sz w:val="28"/>
-                <w:szCs w:val="28"/>
-              </w:rPr>
-              <w:t xml:space="preserve"> </w:t>
-            </w:r>
-            <w:proofErr w:type="spellStart"/>
-            <w:r>
-              <w:rPr>
-                <w:sz w:val="28"/>
-                <w:szCs w:val="28"/>
-              </w:rPr>
-              <w:t>ลบออกก่อนส่ง</w:t>
-            </w:r>
-            <w:proofErr w:type="spellEnd"/>
-            <w:r>
-              <w:rPr>
-                <w:sz w:val="28"/>
-                <w:szCs w:val="28"/>
-              </w:rPr>
-              <w:t xml:space="preserve"> · </w:t>
-            </w:r>
-            <w:proofErr w:type="spellStart"/>
-            <w:r>
-              <w:rPr>
-                <w:sz w:val="28"/>
-                <w:szCs w:val="28"/>
-              </w:rPr>
-              <w:t>เพิ่มแถวในตารางได้</w:t>
-            </w:r>
-            <w:proofErr w:type="spellEnd"/>
+            <w:r>
+              <w:rPr>
+                <w:sz w:val="28"/>
+                <w:szCs w:val="28"/>
+              </w:rPr>
+              <w:t>ข้อความสีเทาในวงเล็บเป็นคำแนะนำ ลบออกก่อนส่ง · เพิ่มแถวในตารางได้</w:t>
+            </w:r>
           </w:p>
           <w:p>
             <w:pPr>
@@ -279,101 +150,12 @@
               </w:numPr>
               <w:spacing w:after="20"/>
             </w:pPr>
-            <w:proofErr w:type="spellStart"/>
-            <w:r>
-              <w:rPr>
-                <w:sz w:val="28"/>
-                <w:szCs w:val="28"/>
-              </w:rPr>
-              <w:t>ทุกช่องอ้าง</w:t>
-            </w:r>
-            <w:proofErr w:type="spellEnd"/>
-            <w:r>
-              <w:rPr>
-                <w:sz w:val="28"/>
-                <w:szCs w:val="28"/>
-              </w:rPr>
-              <w:t xml:space="preserve"> ID </w:t>
-            </w:r>
-            <w:proofErr w:type="spellStart"/>
-            <w:r>
-              <w:rPr>
-                <w:sz w:val="28"/>
-                <w:szCs w:val="28"/>
-              </w:rPr>
-              <w:t>ของ</w:t>
-            </w:r>
-            <w:proofErr w:type="spellEnd"/>
-            <w:r>
-              <w:rPr>
-                <w:sz w:val="28"/>
-                <w:szCs w:val="28"/>
-              </w:rPr>
-              <w:t xml:space="preserve"> case </w:t>
-            </w:r>
-            <w:proofErr w:type="spellStart"/>
-            <w:r>
-              <w:rPr>
-                <w:sz w:val="28"/>
-                <w:szCs w:val="28"/>
-              </w:rPr>
-              <w:t>กลุ่ม</w:t>
-            </w:r>
-            <w:proofErr w:type="spellEnd"/>
-            <w:r>
-              <w:rPr>
-                <w:sz w:val="28"/>
-                <w:szCs w:val="28"/>
-              </w:rPr>
-              <w:t xml:space="preserve"> · </w:t>
-            </w:r>
-            <w:proofErr w:type="spellStart"/>
-            <w:r>
-              <w:rPr>
-                <w:sz w:val="28"/>
-                <w:szCs w:val="28"/>
-              </w:rPr>
-              <w:t>ค่าที่ไม่รู้เขียน</w:t>
-            </w:r>
-            <w:proofErr w:type="spellEnd"/>
-            <w:r>
-              <w:rPr>
-                <w:sz w:val="28"/>
-                <w:szCs w:val="28"/>
-              </w:rPr>
-              <w:t xml:space="preserve"> TBD </w:t>
-            </w:r>
-            <w:proofErr w:type="spellStart"/>
-            <w:r>
-              <w:rPr>
-                <w:sz w:val="28"/>
-                <w:szCs w:val="28"/>
-              </w:rPr>
-              <w:t>แล้วบันทึกเป็น</w:t>
-            </w:r>
-            <w:proofErr w:type="spellEnd"/>
-            <w:r>
-              <w:rPr>
-                <w:sz w:val="28"/>
-                <w:szCs w:val="28"/>
-              </w:rPr>
-              <w:t xml:space="preserve"> OI </w:t>
-            </w:r>
-            <w:proofErr w:type="spellStart"/>
-            <w:r>
-              <w:rPr>
-                <w:sz w:val="28"/>
-                <w:szCs w:val="28"/>
-              </w:rPr>
-              <w:t>หรือ</w:t>
-            </w:r>
-            <w:proofErr w:type="spellEnd"/>
-            <w:r>
-              <w:rPr>
-                <w:sz w:val="28"/>
-                <w:szCs w:val="28"/>
-              </w:rPr>
-              <w:t xml:space="preserve"> DD</w:t>
+            <w:r>
+              <w:rPr>
+                <w:sz w:val="28"/>
+                <w:szCs w:val="28"/>
+              </w:rPr>
+              <w:t>ทุกช่องอ้าง ID ของ case กลุ่ม · ค่าที่ไม่รู้เขียน TBD แล้วบันทึกเป็น OI หรือ DD</w:t>
             </w:r>
           </w:p>
         </w:tc>
@@ -424,7 +206,6 @@
             </w:tcMar>
           </w:tcPr>
           <w:p>
-            <w:proofErr w:type="spellStart"/>
             <w:r>
               <w:rPr>
                 <w:b/>
@@ -433,18 +214,7 @@
                 <w:sz w:val="28"/>
                 <w:szCs w:val="28"/>
               </w:rPr>
-              <w:t>กลุ่ม</w:t>
-            </w:r>
-            <w:proofErr w:type="spellEnd"/>
-            <w:r>
-              <w:rPr>
-                <w:b/>
-                <w:bCs/>
-                <w:color w:val="173B65"/>
-                <w:sz w:val="28"/>
-                <w:szCs w:val="28"/>
-              </w:rPr>
-              <w:t xml:space="preserve"> / Case</w:t>
+              <w:t>กลุ่ม / Case</w:t>
             </w:r>
           </w:p>
         </w:tc>
@@ -521,7 +291,6 @@
             </w:tcMar>
           </w:tcPr>
           <w:p>
-            <w:proofErr w:type="spellStart"/>
             <w:r>
               <w:rPr>
                 <w:b/>
@@ -530,62 +299,7 @@
                 <w:sz w:val="28"/>
                 <w:szCs w:val="28"/>
               </w:rPr>
-              <w:t>สมาชิก</w:t>
-            </w:r>
-            <w:proofErr w:type="spellEnd"/>
-            <w:r>
-              <w:rPr>
-                <w:b/>
-                <w:bCs/>
-                <w:color w:val="173B65"/>
-                <w:sz w:val="28"/>
-                <w:szCs w:val="28"/>
-              </w:rPr>
-              <w:t xml:space="preserve"> (</w:t>
-            </w:r>
-            <w:proofErr w:type="spellStart"/>
-            <w:r>
-              <w:rPr>
-                <w:b/>
-                <w:bCs/>
-                <w:color w:val="173B65"/>
-                <w:sz w:val="28"/>
-                <w:szCs w:val="28"/>
-              </w:rPr>
-              <w:t>ชื่อ</w:t>
-            </w:r>
-            <w:proofErr w:type="spellEnd"/>
-            <w:r>
-              <w:rPr>
-                <w:b/>
-                <w:bCs/>
-                <w:color w:val="173B65"/>
-                <w:sz w:val="28"/>
-                <w:szCs w:val="28"/>
-              </w:rPr>
-              <w:t>–</w:t>
-            </w:r>
-            <w:proofErr w:type="spellStart"/>
-            <w:r>
-              <w:rPr>
-                <w:b/>
-                <w:bCs/>
-                <w:color w:val="173B65"/>
-                <w:sz w:val="28"/>
-                <w:szCs w:val="28"/>
-              </w:rPr>
-              <w:t>รหัส</w:t>
-            </w:r>
-            <w:proofErr w:type="spellEnd"/>
-            <w:r>
-              <w:rPr>
-                <w:b/>
-                <w:bCs/>
-                <w:color w:val="173B65"/>
-                <w:sz w:val="28"/>
-                <w:szCs w:val="28"/>
-              </w:rPr>
-              <w:t>)</w:t>
+              <w:t>สมาชิก (ชื่อ–รหัส)</w:t>
             </w:r>
           </w:p>
         </w:tc>
@@ -735,20 +449,8 @@
                 <w:sz w:val="28"/>
                 <w:szCs w:val="28"/>
               </w:rPr>
-              <w:t xml:space="preserve">CR </w:t>
-            </w:r>
-            <w:proofErr w:type="spellStart"/>
-            <w:r>
-              <w:rPr>
-                <w:b/>
-                <w:bCs/>
-                <w:color w:val="173B65"/>
-                <w:sz w:val="28"/>
-                <w:szCs w:val="28"/>
-              </w:rPr>
-              <w:t>เสริมที่เลือก</w:t>
-            </w:r>
-            <w:proofErr w:type="spellEnd"/>
+              <w:t>CR เสริมที่เลือก</w:t>
+            </w:r>
           </w:p>
         </w:tc>
         <w:tc>
@@ -806,46 +508,8 @@
                 <w:sz w:val="28"/>
                 <w:szCs w:val="28"/>
               </w:rPr>
-              <w:t xml:space="preserve">) CR-FX-02A </w:t>
-            </w:r>
-            <w:proofErr w:type="spellStart"/>
-            <w:r>
-              <w:rPr>
-                <w:color w:val="5A6B7C"/>
-                <w:sz w:val="28"/>
-                <w:szCs w:val="28"/>
-              </w:rPr>
-              <w:t>ใช้งานหน้างาน</w:t>
-            </w:r>
-            <w:proofErr w:type="spellEnd"/>
-            <w:proofErr w:type="gramStart"/>
-            <w:r>
-              <w:rPr>
-                <w:color w:val="5A6B7C"/>
-                <w:sz w:val="28"/>
-                <w:szCs w:val="28"/>
-              </w:rPr>
-              <w:t xml:space="preserve">   (</w:t>
-            </w:r>
-            <w:proofErr w:type="gramEnd"/>
-            <w:r>
-              <w:rPr>
-                <w:color w:val="5A6B7C"/>
-                <w:sz w:val="28"/>
-                <w:szCs w:val="28"/>
-              </w:rPr>
-              <w:t xml:space="preserve"> ) CR-FX-02B </w:t>
-            </w:r>
-            <w:proofErr w:type="spellStart"/>
-            <w:r>
-              <w:rPr>
-                <w:color w:val="5A6B7C"/>
-                <w:sz w:val="28"/>
-                <w:szCs w:val="28"/>
-              </w:rPr>
-              <w:t>เวลาเหลือครึ่งหนึ่ง</w:t>
-            </w:r>
-            <w:proofErr w:type="spellEnd"/>
+              <w:t>) CR-FX-02A ใช้งานหน้างาน   ( ) CR-FX-02B เวลาเหลือครึ่งหนึ่ง</w:t>
+            </w:r>
           </w:p>
         </w:tc>
       </w:tr>
@@ -868,7 +532,6 @@
             </w:tcMar>
           </w:tcPr>
           <w:p>
-            <w:proofErr w:type="spellStart"/>
             <w:r>
               <w:rPr>
                 <w:b/>
@@ -879,7 +542,6 @@
               </w:rPr>
               <w:t>งานเดิมที่ใช้เป็นฐาน</w:t>
             </w:r>
-            <w:proofErr w:type="spellEnd"/>
           </w:p>
         </w:tc>
         <w:tc>
@@ -972,7 +634,6 @@
             </w:tcMar>
           </w:tcPr>
           <w:p>
-            <w:proofErr w:type="spellStart"/>
             <w:r>
               <w:rPr>
                 <w:b/>
@@ -981,31 +642,8 @@
                 <w:sz w:val="28"/>
                 <w:szCs w:val="28"/>
               </w:rPr>
-              <w:t>สถานะ</w:t>
-            </w:r>
-            <w:proofErr w:type="spellEnd"/>
-            <w:r>
-              <w:rPr>
-                <w:b/>
-                <w:bCs/>
-                <w:color w:val="173B65"/>
-                <w:sz w:val="28"/>
-                <w:szCs w:val="28"/>
-              </w:rPr>
-              <w:t xml:space="preserve"> SRS </w:t>
-            </w:r>
-            <w:proofErr w:type="spellStart"/>
-            <w:r>
-              <w:rPr>
-                <w:b/>
-                <w:bCs/>
-                <w:color w:val="173B65"/>
-                <w:sz w:val="28"/>
-                <w:szCs w:val="28"/>
-              </w:rPr>
-              <w:t>ของกลุ่ม</w:t>
-            </w:r>
-            <w:proofErr w:type="spellEnd"/>
+              <w:t>สถานะ SRS ของกลุ่ม</w:t>
+            </w:r>
           </w:p>
         </w:tc>
         <w:tc>
@@ -1048,15 +686,7 @@
       </w:pPr>
       <w:r>
         <w:lastRenderedPageBreak/>
-        <w:t xml:space="preserve">G1 Change Request + Impact + Trace (1.5 </w:t>
-      </w:r>
-      <w:proofErr w:type="spellStart"/>
-      <w:r>
-        <w:t>คะแนน</w:t>
-      </w:r>
-      <w:proofErr w:type="spellEnd"/>
-      <w:r>
-        <w:t>)</w:t>
+        <w:t>G1 Change Request + Impact + Trace (1.5 คะแนน)</w:t>
       </w:r>
     </w:p>
     <w:p>
@@ -1072,29 +702,7 @@
           <w:sz w:val="30"/>
           <w:szCs w:val="30"/>
         </w:rPr>
-        <w:t xml:space="preserve">1.1 </w:t>
-      </w:r>
-      <w:proofErr w:type="spellStart"/>
-      <w:r>
-        <w:rPr>
-          <w:b/>
-          <w:bCs/>
-          <w:color w:val="087E8B"/>
-          <w:sz w:val="30"/>
-          <w:szCs w:val="30"/>
-        </w:rPr>
-        <w:t>บันทึก</w:t>
-      </w:r>
-      <w:proofErr w:type="spellEnd"/>
-      <w:r>
-        <w:rPr>
-          <w:b/>
-          <w:bCs/>
-          <w:color w:val="087E8B"/>
-          <w:sz w:val="30"/>
-          <w:szCs w:val="30"/>
-        </w:rPr>
-        <w:t xml:space="preserve"> CR-FX-01</w:t>
+        <w:t>1.1 บันทึก CR-FX-01</w:t>
       </w:r>
     </w:p>
     <w:tbl>
@@ -1153,7 +761,6 @@
                 <w:sz w:val="28"/>
                 <w:szCs w:val="28"/>
               </w:rPr>
-              <w:lastRenderedPageBreak/>
               <w:t>CR-FX-01</w:t>
             </w:r>
             <w:r>
@@ -1164,21 +771,8 @@
                 <w:sz w:val="28"/>
                 <w:szCs w:val="28"/>
               </w:rPr>
-              <w:t xml:space="preserve">   </w:t>
-            </w:r>
-            <w:proofErr w:type="spellStart"/>
-            <w:r>
-              <w:rPr>
-                <w:b/>
-                <w:bCs/>
-                <w:color w:val="FFFFFF"/>
-                <w:sz w:val="28"/>
-                <w:szCs w:val="28"/>
-              </w:rPr>
-              <w:t>แจ้งเตือนอัตโนมัติ</w:t>
-            </w:r>
-            <w:proofErr w:type="spellEnd"/>
-            <w:proofErr w:type="gramStart"/>
+              <w:t xml:space="preserve">   แจ้งเตือนอัตโนมัติ</w:t>
+            </w:r>
             <w:r>
               <w:rPr>
                 <w:b/>
@@ -1187,18 +781,7 @@
                 <w:sz w:val="26"/>
                 <w:szCs w:val="26"/>
               </w:rPr>
-              <w:t xml:space="preserve">   [</w:t>
-            </w:r>
-            <w:proofErr w:type="gramEnd"/>
-            <w:r>
-              <w:rPr>
-                <w:b/>
-                <w:bCs/>
-                <w:color w:val="F2C46D"/>
-                <w:sz w:val="26"/>
-                <w:szCs w:val="26"/>
-              </w:rPr>
-              <w:t>Pending]</w:t>
+              <w:t xml:space="preserve">   [Pending]</w:t>
             </w:r>
           </w:p>
         </w:tc>
@@ -1230,7 +813,6 @@
               <w:keepNext/>
               <w:keepLines/>
             </w:pPr>
-            <w:proofErr w:type="spellStart"/>
             <w:r>
               <w:rPr>
                 <w:b/>
@@ -1239,62 +821,7 @@
                 <w:sz w:val="28"/>
                 <w:szCs w:val="28"/>
               </w:rPr>
-              <w:t>ขอเปลี่ยน</w:t>
-            </w:r>
-            <w:proofErr w:type="spellEnd"/>
-            <w:r>
-              <w:rPr>
-                <w:b/>
-                <w:bCs/>
-                <w:color w:val="173B65"/>
-                <w:sz w:val="28"/>
-                <w:szCs w:val="28"/>
-              </w:rPr>
-              <w:t xml:space="preserve"> (</w:t>
-            </w:r>
-            <w:proofErr w:type="spellStart"/>
-            <w:r>
-              <w:rPr>
-                <w:b/>
-                <w:bCs/>
-                <w:color w:val="173B65"/>
-                <w:sz w:val="28"/>
-                <w:szCs w:val="28"/>
-              </w:rPr>
-              <w:t>สรุปตาม</w:t>
-            </w:r>
-            <w:proofErr w:type="spellEnd"/>
-            <w:r>
-              <w:rPr>
-                <w:b/>
-                <w:bCs/>
-                <w:color w:val="173B65"/>
-                <w:sz w:val="28"/>
-                <w:szCs w:val="28"/>
-              </w:rPr>
-              <w:t xml:space="preserve"> case </w:t>
-            </w:r>
-            <w:proofErr w:type="spellStart"/>
-            <w:r>
-              <w:rPr>
-                <w:b/>
-                <w:bCs/>
-                <w:color w:val="173B65"/>
-                <w:sz w:val="28"/>
-                <w:szCs w:val="28"/>
-              </w:rPr>
-              <w:t>กลุ่ม</w:t>
-            </w:r>
-            <w:proofErr w:type="spellEnd"/>
-            <w:r>
-              <w:rPr>
-                <w:b/>
-                <w:bCs/>
-                <w:color w:val="173B65"/>
-                <w:sz w:val="28"/>
-                <w:szCs w:val="28"/>
-              </w:rPr>
-              <w:t>)</w:t>
+              <w:t>ขอเปลี่ยน (สรุปตาม case กลุ่ม)</w:t>
             </w:r>
           </w:p>
         </w:tc>
@@ -1532,7 +1059,6 @@
               <w:keepNext/>
               <w:keepLines/>
             </w:pPr>
-            <w:proofErr w:type="spellStart"/>
             <w:r>
               <w:rPr>
                 <w:b/>
@@ -1543,7 +1069,6 @@
               </w:rPr>
               <w:t>เหตุผลที่ผู้เสนออ้าง</w:t>
             </w:r>
-            <w:proofErr w:type="spellEnd"/>
           </w:p>
         </w:tc>
         <w:tc>
@@ -1684,7 +1209,6 @@
               <w:keepNext/>
               <w:keepLines/>
             </w:pPr>
-            <w:proofErr w:type="spellStart"/>
             <w:r>
               <w:rPr>
                 <w:b/>
@@ -1693,18 +1217,7 @@
                 <w:sz w:val="28"/>
                 <w:szCs w:val="28"/>
               </w:rPr>
-              <w:t>กระทบข้อกำหนด</w:t>
-            </w:r>
-            <w:proofErr w:type="spellEnd"/>
-            <w:r>
-              <w:rPr>
-                <w:b/>
-                <w:bCs/>
-                <w:color w:val="173B65"/>
-                <w:sz w:val="28"/>
-                <w:szCs w:val="28"/>
-              </w:rPr>
-              <w:t xml:space="preserve"> (ID)</w:t>
+              <w:t>กระทบข้อกำหนด (ID)</w:t>
             </w:r>
           </w:p>
         </w:tc>
@@ -2042,7 +1555,6 @@
               <w:keepNext/>
               <w:keepLines/>
             </w:pPr>
-            <w:proofErr w:type="spellStart"/>
             <w:r>
               <w:rPr>
                 <w:b/>
@@ -2051,40 +1563,7 @@
                 <w:sz w:val="28"/>
                 <w:szCs w:val="28"/>
               </w:rPr>
-              <w:t>กระทบ</w:t>
-            </w:r>
-            <w:proofErr w:type="spellEnd"/>
-            <w:r>
-              <w:rPr>
-                <w:b/>
-                <w:bCs/>
-                <w:color w:val="173B65"/>
-                <w:sz w:val="28"/>
-                <w:szCs w:val="28"/>
-              </w:rPr>
-              <w:t xml:space="preserve"> model </w:t>
-            </w:r>
-            <w:proofErr w:type="spellStart"/>
-            <w:r>
-              <w:rPr>
-                <w:b/>
-                <w:bCs/>
-                <w:color w:val="173B65"/>
-                <w:sz w:val="28"/>
-                <w:szCs w:val="28"/>
-              </w:rPr>
-              <w:t>และ</w:t>
-            </w:r>
-            <w:proofErr w:type="spellEnd"/>
-            <w:r>
-              <w:rPr>
-                <w:b/>
-                <w:bCs/>
-                <w:color w:val="173B65"/>
-                <w:sz w:val="28"/>
-                <w:szCs w:val="28"/>
-              </w:rPr>
-              <w:t xml:space="preserve"> trace</w:t>
+              <w:t>กระทบ model และ trace</w:t>
             </w:r>
           </w:p>
         </w:tc>
@@ -2567,7 +2046,6 @@
               <w:keepNext/>
               <w:keepLines/>
             </w:pPr>
-            <w:proofErr w:type="spellStart"/>
             <w:r>
               <w:rPr>
                 <w:b/>
@@ -2576,31 +2054,8 @@
                 <w:sz w:val="28"/>
                 <w:szCs w:val="28"/>
               </w:rPr>
-              <w:t>กระทบการออกแบบ</w:t>
-            </w:r>
-            <w:proofErr w:type="spellEnd"/>
-            <w:r>
-              <w:rPr>
-                <w:b/>
-                <w:bCs/>
-                <w:color w:val="173B65"/>
-                <w:sz w:val="28"/>
-                <w:szCs w:val="28"/>
-              </w:rPr>
-              <w:t xml:space="preserve"> / </w:t>
-            </w:r>
-            <w:proofErr w:type="spellStart"/>
-            <w:r>
-              <w:rPr>
-                <w:b/>
-                <w:bCs/>
-                <w:color w:val="173B65"/>
-                <w:sz w:val="28"/>
-                <w:szCs w:val="28"/>
-              </w:rPr>
-              <w:t>ทดสอบ</w:t>
-            </w:r>
-            <w:proofErr w:type="spellEnd"/>
+              <w:t>กระทบการออกแบบ / ทดสอบ</w:t>
+            </w:r>
           </w:p>
         </w:tc>
         <w:tc>
@@ -2916,7 +2371,6 @@
               <w:keepNext/>
               <w:keepLines/>
             </w:pPr>
-            <w:proofErr w:type="spellStart"/>
             <w:r>
               <w:rPr>
                 <w:b/>
@@ -2925,18 +2379,7 @@
                 <w:sz w:val="28"/>
                 <w:szCs w:val="28"/>
               </w:rPr>
-              <w:t>ทางเลือก</w:t>
-            </w:r>
-            <w:proofErr w:type="spellEnd"/>
-            <w:r>
-              <w:rPr>
-                <w:b/>
-                <w:bCs/>
-                <w:color w:val="173B65"/>
-                <w:sz w:val="28"/>
-                <w:szCs w:val="28"/>
-              </w:rPr>
-              <w:t xml:space="preserve"> (≥ 2)</w:t>
+              <w:t>ทางเลือก (≥ 2)</w:t>
             </w:r>
           </w:p>
         </w:tc>
@@ -3218,43 +2661,8 @@
                 <w:sz w:val="28"/>
                 <w:szCs w:val="28"/>
               </w:rPr>
-              <w:lastRenderedPageBreak/>
-              <w:t xml:space="preserve">Decision </w:t>
-            </w:r>
-            <w:proofErr w:type="spellStart"/>
-            <w:r>
-              <w:rPr>
-                <w:b/>
-                <w:bCs/>
-                <w:color w:val="173B65"/>
-                <w:sz w:val="28"/>
-                <w:szCs w:val="28"/>
-              </w:rPr>
-              <w:t>ที่กลุ่มเสนอ</w:t>
-            </w:r>
-            <w:proofErr w:type="spellEnd"/>
-            <w:r>
-              <w:rPr>
-                <w:b/>
-                <w:bCs/>
-                <w:color w:val="173B65"/>
-                <w:sz w:val="28"/>
-                <w:szCs w:val="28"/>
-              </w:rPr>
-              <w:t xml:space="preserve"> + </w:t>
-            </w:r>
-            <w:proofErr w:type="spellStart"/>
-            <w:r>
-              <w:rPr>
-                <w:b/>
-                <w:bCs/>
-                <w:color w:val="173B65"/>
-                <w:sz w:val="28"/>
-                <w:szCs w:val="28"/>
-              </w:rPr>
-              <w:t>ใครมีอำนาจตัดสิน</w:t>
-            </w:r>
-            <w:proofErr w:type="spellEnd"/>
+              <w:t>Decision ที่กลุ่มเสนอ + ใครมีอำนาจตัดสิน</w:t>
+            </w:r>
           </w:p>
         </w:tc>
         <w:tc>
@@ -3653,51 +3061,7 @@
           <w:sz w:val="30"/>
           <w:szCs w:val="30"/>
         </w:rPr>
-        <w:t xml:space="preserve">1.2 </w:t>
-      </w:r>
-      <w:proofErr w:type="spellStart"/>
-      <w:r>
-        <w:rPr>
-          <w:b/>
-          <w:bCs/>
-          <w:color w:val="087E8B"/>
-          <w:sz w:val="30"/>
-          <w:szCs w:val="30"/>
-        </w:rPr>
-        <w:t>ตารางผลกระทบ</w:t>
-      </w:r>
-      <w:proofErr w:type="spellEnd"/>
-      <w:r>
-        <w:rPr>
-          <w:b/>
-          <w:bCs/>
-          <w:color w:val="087E8B"/>
-          <w:sz w:val="30"/>
-          <w:szCs w:val="30"/>
-        </w:rPr>
-        <w:t xml:space="preserve"> (≥ 5 </w:t>
-      </w:r>
-      <w:proofErr w:type="spellStart"/>
-      <w:r>
-        <w:rPr>
-          <w:b/>
-          <w:bCs/>
-          <w:color w:val="087E8B"/>
-          <w:sz w:val="30"/>
-          <w:szCs w:val="30"/>
-        </w:rPr>
-        <w:t>แถว</w:t>
-      </w:r>
-      <w:proofErr w:type="spellEnd"/>
-      <w:r>
-        <w:rPr>
-          <w:b/>
-          <w:bCs/>
-          <w:color w:val="087E8B"/>
-          <w:sz w:val="30"/>
-          <w:szCs w:val="30"/>
-        </w:rPr>
-        <w:t>)</w:t>
+        <w:t>1.2 ตารางผลกระทบ (≥ 5 แถว)</w:t>
       </w:r>
     </w:p>
     <w:p>
@@ -3712,161 +3076,7 @@
           <w:sz w:val="28"/>
           <w:szCs w:val="28"/>
         </w:rPr>
-        <w:t>(</w:t>
-      </w:r>
-      <w:proofErr w:type="spellStart"/>
-      <w:r>
-        <w:rPr>
-          <w:i/>
-          <w:iCs/>
-          <w:color w:val="7F8C99"/>
-          <w:sz w:val="28"/>
-          <w:szCs w:val="28"/>
-        </w:rPr>
-        <w:t>คำแนะนำ</w:t>
-      </w:r>
-      <w:proofErr w:type="spellEnd"/>
-      <w:r>
-        <w:rPr>
-          <w:i/>
-          <w:iCs/>
-          <w:color w:val="7F8C99"/>
-          <w:sz w:val="28"/>
-          <w:szCs w:val="28"/>
-        </w:rPr>
-        <w:t xml:space="preserve">: </w:t>
-      </w:r>
-      <w:proofErr w:type="spellStart"/>
-      <w:r>
-        <w:rPr>
-          <w:i/>
-          <w:iCs/>
-          <w:color w:val="7F8C99"/>
-          <w:sz w:val="28"/>
-          <w:szCs w:val="28"/>
-        </w:rPr>
-        <w:t>เดินจาก</w:t>
-      </w:r>
-      <w:proofErr w:type="spellEnd"/>
-      <w:r>
-        <w:rPr>
-          <w:i/>
-          <w:iCs/>
-          <w:color w:val="7F8C99"/>
-          <w:sz w:val="28"/>
-          <w:szCs w:val="28"/>
-        </w:rPr>
-        <w:t xml:space="preserve"> source → requirement → model → SRS → design </w:t>
-      </w:r>
-      <w:proofErr w:type="spellStart"/>
-      <w:r>
-        <w:rPr>
-          <w:i/>
-          <w:iCs/>
-          <w:color w:val="7F8C99"/>
-          <w:sz w:val="28"/>
-          <w:szCs w:val="28"/>
-        </w:rPr>
-        <w:t>ในแถวเดียว</w:t>
-      </w:r>
-      <w:proofErr w:type="spellEnd"/>
-      <w:r>
-        <w:rPr>
-          <w:i/>
-          <w:iCs/>
-          <w:color w:val="7F8C99"/>
-          <w:sz w:val="28"/>
-          <w:szCs w:val="28"/>
-        </w:rPr>
-        <w:t xml:space="preserve"> · </w:t>
-      </w:r>
-      <w:proofErr w:type="spellStart"/>
-      <w:r>
-        <w:rPr>
-          <w:i/>
-          <w:iCs/>
-          <w:color w:val="7F8C99"/>
-          <w:sz w:val="28"/>
-          <w:szCs w:val="28"/>
-        </w:rPr>
-        <w:t>ช่องสุดท้ายเขียน</w:t>
-      </w:r>
-      <w:proofErr w:type="spellEnd"/>
-      <w:r>
-        <w:rPr>
-          <w:i/>
-          <w:iCs/>
-          <w:color w:val="7F8C99"/>
-          <w:sz w:val="28"/>
-          <w:szCs w:val="28"/>
-        </w:rPr>
-        <w:t xml:space="preserve"> </w:t>
-      </w:r>
-      <w:proofErr w:type="spellStart"/>
-      <w:r>
-        <w:rPr>
-          <w:i/>
-          <w:iCs/>
-          <w:color w:val="7F8C99"/>
-          <w:sz w:val="28"/>
-          <w:szCs w:val="28"/>
-        </w:rPr>
-        <w:t>เพิ่ม</w:t>
-      </w:r>
-      <w:proofErr w:type="spellEnd"/>
-      <w:r>
-        <w:rPr>
-          <w:i/>
-          <w:iCs/>
-          <w:color w:val="7F8C99"/>
-          <w:sz w:val="28"/>
-          <w:szCs w:val="28"/>
-        </w:rPr>
-        <w:t xml:space="preserve"> / </w:t>
-      </w:r>
-      <w:proofErr w:type="spellStart"/>
-      <w:r>
-        <w:rPr>
-          <w:i/>
-          <w:iCs/>
-          <w:color w:val="7F8C99"/>
-          <w:sz w:val="28"/>
-          <w:szCs w:val="28"/>
-        </w:rPr>
-        <w:t>แก้</w:t>
-      </w:r>
-      <w:proofErr w:type="spellEnd"/>
-      <w:r>
-        <w:rPr>
-          <w:i/>
-          <w:iCs/>
-          <w:color w:val="7F8C99"/>
-          <w:sz w:val="28"/>
-          <w:szCs w:val="28"/>
-        </w:rPr>
-        <w:t xml:space="preserve"> / </w:t>
-      </w:r>
-      <w:proofErr w:type="spellStart"/>
-      <w:r>
-        <w:rPr>
-          <w:i/>
-          <w:iCs/>
-          <w:color w:val="7F8C99"/>
-          <w:sz w:val="28"/>
-          <w:szCs w:val="28"/>
-        </w:rPr>
-        <w:t>ไม่กระทบ</w:t>
-      </w:r>
-      <w:proofErr w:type="spellEnd"/>
-      <w:r>
-        <w:rPr>
-          <w:i/>
-          <w:iCs/>
-          <w:color w:val="7F8C99"/>
-          <w:sz w:val="28"/>
-          <w:szCs w:val="28"/>
-        </w:rPr>
-        <w:t xml:space="preserve"> / TBD / Cannot Verify)</w:t>
+        <w:t>(คำแนะนำ: เดินจาก source → requirement → model → SRS → design ในแถวเดียว · ช่องสุดท้ายเขียน เพิ่ม / แก้ / ไม่กระทบ / TBD / Cannot Verify)</w:t>
       </w:r>
     </w:p>
     <w:tbl>
@@ -3930,7 +3140,6 @@
                 <w:sz w:val="28"/>
                 <w:szCs w:val="28"/>
               </w:rPr>
-              <w:lastRenderedPageBreak/>
               <w:t>#</w:t>
             </w:r>
           </w:p>
@@ -3965,20 +3174,8 @@
                 <w:sz w:val="28"/>
                 <w:szCs w:val="28"/>
               </w:rPr>
-              <w:t xml:space="preserve">Source / </w:t>
-            </w:r>
-            <w:proofErr w:type="spellStart"/>
-            <w:r>
-              <w:rPr>
-                <w:b/>
-                <w:bCs/>
-                <w:color w:val="FFFFFF"/>
-                <w:sz w:val="28"/>
-                <w:szCs w:val="28"/>
-              </w:rPr>
-              <w:t>เหตุผล</w:t>
-            </w:r>
-            <w:proofErr w:type="spellEnd"/>
+              <w:t>Source / เหตุผล</w:t>
+            </w:r>
           </w:p>
         </w:tc>
         <w:tc>
@@ -4079,20 +3276,8 @@
                 <w:sz w:val="28"/>
                 <w:szCs w:val="28"/>
               </w:rPr>
-              <w:t xml:space="preserve">SRS </w:t>
-            </w:r>
-            <w:proofErr w:type="spellStart"/>
-            <w:r>
-              <w:rPr>
-                <w:b/>
-                <w:bCs/>
-                <w:color w:val="FFFFFF"/>
-                <w:sz w:val="28"/>
-                <w:szCs w:val="28"/>
-              </w:rPr>
-              <w:t>หัวข้อ</w:t>
-            </w:r>
-            <w:proofErr w:type="spellEnd"/>
+              <w:t>SRS หัวข้อ</w:t>
+            </w:r>
           </w:p>
         </w:tc>
         <w:tc>
@@ -4151,7 +3336,6 @@
             <w:pPr>
               <w:keepNext/>
             </w:pPr>
-            <w:proofErr w:type="spellStart"/>
             <w:r>
               <w:rPr>
                 <w:b/>
@@ -4162,7 +3346,6 @@
               </w:rPr>
               <w:t>ผลกระทบ</w:t>
             </w:r>
-            <w:proofErr w:type="spellEnd"/>
           </w:p>
         </w:tc>
       </w:tr>
@@ -4849,7 +4032,6 @@
                 <w:tab w:val="left" w:pos="216"/>
               </w:tabs>
               <w:rPr>
-                <w:rFonts w:hint="cs"/>
                 <w:sz w:val="28"/>
                 <w:szCs w:val="28"/>
               </w:rPr>
@@ -5357,27 +4539,7 @@
                 <w:szCs w:val="28"/>
                 <w:cs/>
               </w:rPr>
-              <w:t xml:space="preserve">เพิ่ม — </w:t>
-            </w:r>
-            <w:proofErr w:type="spellStart"/>
-            <w:r>
-              <w:rPr>
-                <w:rFonts w:cs="Angsana New"/>
-                <w:sz w:val="28"/>
-                <w:szCs w:val="28"/>
-                <w:cs/>
-              </w:rPr>
-              <w:t>ฟิ</w:t>
-            </w:r>
-            <w:proofErr w:type="spellEnd"/>
-            <w:r>
-              <w:rPr>
-                <w:rFonts w:cs="Angsana New"/>
-                <w:sz w:val="28"/>
-                <w:szCs w:val="28"/>
-                <w:cs/>
-              </w:rPr>
-              <w:t xml:space="preserve">ลด์ที่อนุญาต </w:t>
+              <w:t xml:space="preserve">เพิ่ม — ฟิลด์ที่อนุญาต </w:t>
             </w:r>
             <w:r>
               <w:rPr>
@@ -6096,7 +5258,6 @@
                 <w:tab w:val="left" w:pos="180"/>
               </w:tabs>
               <w:rPr>
-                <w:rFonts w:hint="cs"/>
                 <w:sz w:val="28"/>
                 <w:szCs w:val="28"/>
               </w:rPr>
@@ -6284,6 +5445,7 @@
                 <w:szCs w:val="28"/>
                 <w:cs/>
               </w:rPr>
+              <w:lastRenderedPageBreak/>
               <w:t>8</w:t>
             </w:r>
           </w:p>
@@ -6408,7 +5570,6 @@
                 <w:tab w:val="left" w:pos="180"/>
               </w:tabs>
               <w:rPr>
-                <w:rFonts w:hint="cs"/>
                 <w:sz w:val="28"/>
                 <w:szCs w:val="28"/>
               </w:rPr>
@@ -6607,31 +5768,7 @@
       </w:pPr>
       <w:r>
         <w:lastRenderedPageBreak/>
-        <w:t xml:space="preserve">G2 </w:t>
-      </w:r>
-      <w:proofErr w:type="spellStart"/>
-      <w:r>
-        <w:t>แก้</w:t>
-      </w:r>
-      <w:proofErr w:type="spellEnd"/>
-      <w:r>
-        <w:t xml:space="preserve"> Requirement </w:t>
-      </w:r>
-      <w:proofErr w:type="spellStart"/>
-      <w:r>
-        <w:t>และ</w:t>
-      </w:r>
-      <w:proofErr w:type="spellEnd"/>
-      <w:r>
-        <w:t xml:space="preserve"> Model (1.5 </w:t>
-      </w:r>
-      <w:proofErr w:type="spellStart"/>
-      <w:r>
-        <w:t>คะแนน</w:t>
-      </w:r>
-      <w:proofErr w:type="spellEnd"/>
-      <w:r>
-        <w:t>)</w:t>
+        <w:t>G2 แก้ Requirement และ Model (1.5 คะแนน)</w:t>
       </w:r>
     </w:p>
     <w:p>
@@ -6734,7 +5871,6 @@
             <w:pPr>
               <w:keepNext/>
             </w:pPr>
-            <w:proofErr w:type="spellStart"/>
             <w:r>
               <w:rPr>
                 <w:b/>
@@ -6743,62 +5879,7 @@
                 <w:sz w:val="28"/>
                 <w:szCs w:val="28"/>
               </w:rPr>
-              <w:t>ในฐานะ</w:t>
-            </w:r>
-            <w:proofErr w:type="spellEnd"/>
-            <w:r>
-              <w:rPr>
-                <w:b/>
-                <w:bCs/>
-                <w:color w:val="FFFFFF"/>
-                <w:sz w:val="28"/>
-                <w:szCs w:val="28"/>
-              </w:rPr>
-              <w:t xml:space="preserve">… </w:t>
-            </w:r>
-            <w:proofErr w:type="spellStart"/>
-            <w:r>
-              <w:rPr>
-                <w:b/>
-                <w:bCs/>
-                <w:color w:val="FFFFFF"/>
-                <w:sz w:val="28"/>
-                <w:szCs w:val="28"/>
-              </w:rPr>
-              <w:t>ฉันต้องการ</w:t>
-            </w:r>
-            <w:proofErr w:type="spellEnd"/>
-            <w:r>
-              <w:rPr>
-                <w:b/>
-                <w:bCs/>
-                <w:color w:val="FFFFFF"/>
-                <w:sz w:val="28"/>
-                <w:szCs w:val="28"/>
-              </w:rPr>
-              <w:t xml:space="preserve">… </w:t>
-            </w:r>
-            <w:proofErr w:type="spellStart"/>
-            <w:r>
-              <w:rPr>
-                <w:b/>
-                <w:bCs/>
-                <w:color w:val="FFFFFF"/>
-                <w:sz w:val="28"/>
-                <w:szCs w:val="28"/>
-              </w:rPr>
-              <w:t>เพื่อ</w:t>
-            </w:r>
-            <w:proofErr w:type="spellEnd"/>
-            <w:r>
-              <w:rPr>
-                <w:b/>
-                <w:bCs/>
-                <w:color w:val="FFFFFF"/>
-                <w:sz w:val="28"/>
-                <w:szCs w:val="28"/>
-              </w:rPr>
-              <w:t>…</w:t>
+              <w:t>ในฐานะ… ฉันต้องการ… เพื่อ…</w:t>
             </w:r>
           </w:p>
         </w:tc>
@@ -6858,7 +5939,6 @@
             <w:pPr>
               <w:keepNext/>
             </w:pPr>
-            <w:proofErr w:type="spellStart"/>
             <w:r>
               <w:rPr>
                 <w:b/>
@@ -6867,31 +5947,8 @@
                 <w:sz w:val="28"/>
                 <w:szCs w:val="28"/>
               </w:rPr>
-              <w:t>ใหม่</w:t>
-            </w:r>
-            <w:proofErr w:type="spellEnd"/>
-            <w:r>
-              <w:rPr>
-                <w:b/>
-                <w:bCs/>
-                <w:color w:val="FFFFFF"/>
-                <w:sz w:val="28"/>
-                <w:szCs w:val="28"/>
-              </w:rPr>
-              <w:t xml:space="preserve"> / </w:t>
-            </w:r>
-            <w:proofErr w:type="spellStart"/>
-            <w:r>
-              <w:rPr>
-                <w:b/>
-                <w:bCs/>
-                <w:color w:val="FFFFFF"/>
-                <w:sz w:val="28"/>
-                <w:szCs w:val="28"/>
-              </w:rPr>
-              <w:t>แก้</w:t>
-            </w:r>
-            <w:proofErr w:type="spellEnd"/>
+              <w:t>ใหม่ / แก้</w:t>
+            </w:r>
           </w:p>
         </w:tc>
       </w:tr>
@@ -6929,6 +5986,14 @@
               </w:rPr>
               <w:t>US-</w:t>
             </w:r>
+            <w:r>
+              <w:rPr>
+                <w:color w:val="5A6B7C"/>
+                <w:sz w:val="28"/>
+                <w:szCs w:val="28"/>
+              </w:rPr>
+              <w:t>08</w:t>
+            </w:r>
           </w:p>
         </w:tc>
         <w:tc>
@@ -6952,6 +6017,30 @@
             <w:pPr>
               <w:keepNext/>
             </w:pPr>
+            <w:r>
+              <w:rPr>
+                <w:cs/>
+              </w:rPr>
+              <w:t xml:space="preserve">ในฐานะ ผู้แจ้งซ่อม ฉันต้องการ ได้รับการแจ้งเตือนในระบบทุกครั้งที่สถานะงานของฉันเปลี่ยนตาม </w:t>
+            </w:r>
+            <w:r>
+              <w:t xml:space="preserve">§7.2 </w:t>
+            </w:r>
+            <w:r>
+              <w:rPr>
+                <w:cs/>
+              </w:rPr>
+              <w:t xml:space="preserve">เพื่อ รู้ความคืบหน้าโดยไม่ต้องเปิด </w:t>
+            </w:r>
+            <w:r>
+              <w:t xml:space="preserve">Dashboard </w:t>
+            </w:r>
+            <w:r>
+              <w:rPr>
+                <w:cs/>
+              </w:rPr>
+              <w:t>ตลอดเวลา</w:t>
+            </w:r>
           </w:p>
         </w:tc>
         <w:tc>
@@ -6975,6 +6064,9 @@
             <w:pPr>
               <w:keepNext/>
             </w:pPr>
+            <w:r>
+              <w:t>FR-CLMRS-08</w:t>
+            </w:r>
           </w:p>
         </w:tc>
         <w:tc>
@@ -6998,6 +6090,12 @@
             <w:pPr>
               <w:keepNext/>
             </w:pPr>
+            <w:r>
+              <w:rPr>
+                <w:cs/>
+              </w:rPr>
+              <w:t>แก้</w:t>
+            </w:r>
           </w:p>
         </w:tc>
       </w:tr>
@@ -7035,6 +6133,14 @@
               </w:rPr>
               <w:t>US-</w:t>
             </w:r>
+            <w:r>
+              <w:rPr>
+                <w:color w:val="5A6B7C"/>
+                <w:sz w:val="28"/>
+                <w:szCs w:val="28"/>
+              </w:rPr>
+              <w:t>11</w:t>
+            </w:r>
           </w:p>
         </w:tc>
         <w:tc>
@@ -7058,6 +6164,12 @@
             <w:pPr>
               <w:keepNext/>
             </w:pPr>
+            <w:r>
+              <w:rPr>
+                <w:cs/>
+              </w:rPr>
+              <w:t>ในฐานะ เจ้าหน้าที่เทคนิคหรือผู้ยืนยันการปิดงาน ฉันต้องการ ได้รับการเตือนเมื่องานที่ฉันรับผิดชอบค้างนานเกินระยะที่กำหนด เพื่อ ไม่ให้งานตกหล่นและกระทบชั่วโมงเรียน</w:t>
+            </w:r>
           </w:p>
         </w:tc>
         <w:tc>
@@ -7081,6 +6193,9 @@
             <w:pPr>
               <w:keepNext/>
             </w:pPr>
+            <w:r>
+              <w:t>FR-CLMRS-10</w:t>
+            </w:r>
           </w:p>
         </w:tc>
         <w:tc>
@@ -7104,6 +6219,12 @@
             <w:pPr>
               <w:keepNext/>
             </w:pPr>
+            <w:r>
+              <w:rPr>
+                <w:cs/>
+              </w:rPr>
+              <w:t>ใหม่</w:t>
+            </w:r>
           </w:p>
         </w:tc>
       </w:tr>
@@ -7138,6 +6259,14 @@
               </w:rPr>
               <w:t>US-</w:t>
             </w:r>
+            <w:r>
+              <w:rPr>
+                <w:color w:val="5A6B7C"/>
+                <w:sz w:val="28"/>
+                <w:szCs w:val="28"/>
+              </w:rPr>
+              <w:t>12</w:t>
+            </w:r>
           </w:p>
         </w:tc>
         <w:tc>
@@ -7157,7 +6286,14 @@
               <w:right w:w="90" w:type="dxa"/>
             </w:tcMar>
           </w:tcPr>
-          <w:p/>
+          <w:p>
+            <w:r>
+              <w:rPr>
+                <w:cs/>
+              </w:rPr>
+              <w:t>ในฐานะ ผู้แจ้งซ่อม ฉันต้องการ เลือกเองว่าจะรับแจ้งเตือนผ่านช่องทางภายนอกหรือไม่ และเปลี่ยนใจได้ เพื่อ ควบคุมข้อมูลของตัวเอง</w:t>
+            </w:r>
+          </w:p>
         </w:tc>
         <w:tc>
           <w:tcPr>
@@ -7176,7 +6312,11 @@
               <w:right w:w="90" w:type="dxa"/>
             </w:tcMar>
           </w:tcPr>
-          <w:p/>
+          <w:p>
+            <w:r>
+              <w:t>FR-CLMRS-11</w:t>
+            </w:r>
+          </w:p>
         </w:tc>
         <w:tc>
           <w:tcPr>
@@ -7195,7 +6335,14 @@
               <w:right w:w="90" w:type="dxa"/>
             </w:tcMar>
           </w:tcPr>
-          <w:p/>
+          <w:p>
+            <w:r>
+              <w:rPr>
+                <w:cs/>
+              </w:rPr>
+              <w:t>ใหม่</w:t>
+            </w:r>
+          </w:p>
         </w:tc>
       </w:tr>
     </w:tbl>
@@ -7233,23 +6380,31 @@
         <w:t>UC:</w:t>
       </w:r>
       <w:r>
-        <w:t xml:space="preserve"> ........ </w:t>
+        <w:t xml:space="preserve"> </w:t>
       </w:r>
-      <w:proofErr w:type="spellStart"/>
       <w:r>
-        <w:t>ชื่อ</w:t>
+        <w:t>UC-10</w:t>
       </w:r>
-      <w:proofErr w:type="spellEnd"/>
       <w:r>
-        <w:t xml:space="preserve"> ........ · flow: </w:t>
+        <w:t xml:space="preserve"> ชื่อ </w:t>
       </w:r>
-      <w:proofErr w:type="gramStart"/>
       <w:r>
-        <w:t>( )</w:t>
+        <w:rPr>
+          <w:cs/>
+        </w:rPr>
+        <w:t>ระบบเตือนงานค้าง</w:t>
       </w:r>
-      <w:proofErr w:type="gramEnd"/>
       <w:r>
-        <w:t xml:space="preserve"> Main  ( ) Alternate ........</w:t>
+        <w:t>· flow: (</w:t>
+      </w:r>
+      <w:r>
+        <w:rPr>
+          <w:rFonts w:ascii="Segoe UI Symbol" w:hAnsi="Segoe UI Symbol" w:cs="Segoe UI Symbol"/>
+        </w:rPr>
+        <w:t>✓</w:t>
+      </w:r>
+      <w:r>
+        <w:t xml:space="preserve"> ) Main  ( ) Alternate ........</w:t>
       </w:r>
     </w:p>
     <w:tbl>
@@ -7369,7 +6524,6 @@
             <w:pPr>
               <w:keepNext/>
             </w:pPr>
-            <w:proofErr w:type="spellStart"/>
             <w:r>
               <w:rPr>
                 <w:b/>
@@ -7380,7 +6534,6 @@
               </w:rPr>
               <w:t>Behavior</w:t>
             </w:r>
-            <w:proofErr w:type="spellEnd"/>
           </w:p>
         </w:tc>
       </w:tr>
@@ -7441,6 +6594,15 @@
             <w:pPr>
               <w:keepNext/>
             </w:pPr>
+            <w:r>
+              <w:t xml:space="preserve">System </w:t>
+            </w:r>
+            <w:r>
+              <w:t>-</w:t>
+            </w:r>
+            <w:r>
+              <w:t xml:space="preserve"> Reminder Job</w:t>
+            </w:r>
           </w:p>
         </w:tc>
         <w:tc>
@@ -7464,6 +6626,21 @@
             <w:pPr>
               <w:keepNext/>
             </w:pPr>
+            <w:r>
+              <w:rPr>
+                <w:cs/>
+              </w:rPr>
+              <w:t xml:space="preserve">ถึงรอบตรวจที่ตั้งไว้ (รอบการตรวจ </w:t>
+            </w:r>
+            <w:r>
+              <w:t xml:space="preserve">TBD — OQ-09) · </w:t>
+            </w:r>
+            <w:r>
+              <w:rPr>
+                <w:cs/>
+              </w:rPr>
+              <w:t>ไม่มีผู้ใช้คนใดกด</w:t>
+            </w:r>
           </w:p>
         </w:tc>
       </w:tr>
@@ -7524,6 +6701,15 @@
             <w:pPr>
               <w:keepNext/>
             </w:pPr>
+            <w:r>
+              <w:t xml:space="preserve">System </w:t>
+            </w:r>
+            <w:r>
+              <w:t>-</w:t>
+            </w:r>
+            <w:r>
+              <w:t xml:space="preserve"> CLMRS API</w:t>
+            </w:r>
           </w:p>
         </w:tc>
         <w:tc>
@@ -7547,6 +6733,33 @@
             <w:pPr>
               <w:keepNext/>
             </w:pPr>
+            <w:r>
+              <w:rPr>
+                <w:cs/>
+              </w:rPr>
+              <w:t xml:space="preserve">ค้นงานที่อยู่ในสถานะ </w:t>
+            </w:r>
+            <w:r>
+              <w:t xml:space="preserve">Submitted </w:t>
+            </w:r>
+            <w:r>
+              <w:rPr>
+                <w:cs/>
+              </w:rPr>
+              <w:t xml:space="preserve">หรือ </w:t>
+            </w:r>
+            <w:r>
+              <w:t xml:space="preserve">Pending Verification </w:t>
+            </w:r>
+            <w:r>
+              <w:rPr>
+                <w:cs/>
+              </w:rPr>
+              <w:t xml:space="preserve">นานเกินระยะ </w:t>
+            </w:r>
+            <w:r>
+              <w:t>TBD (OQ-09)</w:t>
+            </w:r>
           </w:p>
         </w:tc>
       </w:tr>
@@ -7607,6 +6820,15 @@
             <w:pPr>
               <w:keepNext/>
             </w:pPr>
+            <w:r>
+              <w:t xml:space="preserve">System </w:t>
+            </w:r>
+            <w:r>
+              <w:t>-</w:t>
+            </w:r>
+            <w:r>
+              <w:t xml:space="preserve"> CLMRS API</w:t>
+            </w:r>
           </w:p>
         </w:tc>
         <w:tc>
@@ -7630,6 +6852,24 @@
             <w:pPr>
               <w:keepNext/>
             </w:pPr>
+            <w:r>
+              <w:rPr>
+                <w:cs/>
+              </w:rPr>
+              <w:t>หาผู้รับผิดชอบของแต่ละงาน (</w:t>
+            </w:r>
+            <w:r>
+              <w:t xml:space="preserve">TBD — OQ-12) </w:t>
+            </w:r>
+            <w:r>
+              <w:rPr>
+                <w:cs/>
+              </w:rPr>
+              <w:t xml:space="preserve">และตรวจสิทธิ์ผู้รับตาม </w:t>
+            </w:r>
+            <w:r>
+              <w:t>NFR-CLMRS-01 · BR-05</w:t>
+            </w:r>
           </w:p>
         </w:tc>
       </w:tr>
@@ -7690,6 +6930,15 @@
             <w:pPr>
               <w:keepNext/>
             </w:pPr>
+            <w:r>
+              <w:t xml:space="preserve">System </w:t>
+            </w:r>
+            <w:r>
+              <w:t>-</w:t>
+            </w:r>
+            <w:r>
+              <w:t xml:space="preserve"> CLMRS API</w:t>
+            </w:r>
           </w:p>
         </w:tc>
         <w:tc>
@@ -7713,6 +6962,33 @@
             <w:pPr>
               <w:keepNext/>
             </w:pPr>
+            <w:r>
+              <w:rPr>
+                <w:cs/>
+              </w:rPr>
+              <w:t xml:space="preserve">สร้างการแจ้งเตือนในระบบ โดยข้อความมีเฉพาะข้อมูลที่จำเป็นตาม </w:t>
+            </w:r>
+            <w:r>
+              <w:t>BR-10 (</w:t>
+            </w:r>
+            <w:r>
+              <w:rPr>
+                <w:cs/>
+              </w:rPr>
+              <w:t xml:space="preserve">ฟิลด์ </w:t>
+            </w:r>
+            <w:r>
+              <w:t xml:space="preserve">TBD — OQ-11) · </w:t>
+            </w:r>
+            <w:r>
+              <w:rPr>
+                <w:cs/>
+              </w:rPr>
+              <w:t xml:space="preserve">ส่งออกช่องทางภายนอกเฉพาะผู้ที่ </w:t>
+            </w:r>
+            <w:r>
+              <w:t>opt-in (BR-09)</w:t>
+            </w:r>
           </w:p>
         </w:tc>
       </w:tr>
@@ -7773,6 +7049,15 @@
             <w:pPr>
               <w:keepNext/>
             </w:pPr>
+            <w:r>
+              <w:t xml:space="preserve">System </w:t>
+            </w:r>
+            <w:r>
+              <w:t>-</w:t>
+            </w:r>
+            <w:r>
+              <w:t xml:space="preserve"> CLMRS Database</w:t>
+            </w:r>
           </w:p>
         </w:tc>
         <w:tc>
@@ -7796,6 +7081,15 @@
             <w:pPr>
               <w:keepNext/>
             </w:pPr>
+            <w:r>
+              <w:rPr>
+                <w:cs/>
+              </w:rPr>
+              <w:t xml:space="preserve">บันทึกการเตือนลง </w:t>
+            </w:r>
+            <w:r>
+              <w:t>NotificationLog (DR-10)</w:t>
+            </w:r>
           </w:p>
         </w:tc>
       </w:tr>
@@ -7849,7 +7143,17 @@
               <w:right w:w="90" w:type="dxa"/>
             </w:tcMar>
           </w:tcPr>
-          <w:p/>
+          <w:p>
+            <w:r>
+              <w:t xml:space="preserve">Actor </w:t>
+            </w:r>
+            <w:r>
+              <w:t>-</w:t>
+            </w:r>
+            <w:r>
+              <w:t xml:space="preserve"> ACT-02 / ACT-03</w:t>
+            </w:r>
+          </w:p>
         </w:tc>
         <w:tc>
           <w:tcPr>
@@ -7868,7 +7172,23 @@
               <w:right w:w="90" w:type="dxa"/>
             </w:tcMar>
           </w:tcPr>
-          <w:p/>
+          <w:p>
+            <w:r>
+              <w:rPr>
+                <w:cs/>
+              </w:rPr>
+              <w:t xml:space="preserve">เห็นการเตือนใน </w:t>
+            </w:r>
+            <w:r>
+              <w:t xml:space="preserve">CLMRS Web App </w:t>
+            </w:r>
+            <w:r>
+              <w:rPr>
+                <w:cs/>
+              </w:rPr>
+              <w:t>แล้วเปิดรายการไปดำเนินการต่อ</w:t>
+            </w:r>
+          </w:p>
         </w:tc>
       </w:tr>
     </w:tbl>
@@ -7905,139 +7225,7 @@
           <w:sz w:val="28"/>
           <w:szCs w:val="28"/>
         </w:rPr>
-        <w:t>(</w:t>
-      </w:r>
-      <w:proofErr w:type="spellStart"/>
-      <w:r>
-        <w:rPr>
-          <w:i/>
-          <w:iCs/>
-          <w:color w:val="7F8C99"/>
-          <w:sz w:val="28"/>
-          <w:szCs w:val="28"/>
-        </w:rPr>
-        <w:t>คำแนะนำ</w:t>
-      </w:r>
-      <w:proofErr w:type="spellEnd"/>
-      <w:r>
-        <w:rPr>
-          <w:i/>
-          <w:iCs/>
-          <w:color w:val="7F8C99"/>
-          <w:sz w:val="28"/>
-          <w:szCs w:val="28"/>
-        </w:rPr>
-        <w:t xml:space="preserve">: </w:t>
-      </w:r>
-      <w:proofErr w:type="spellStart"/>
-      <w:r>
-        <w:rPr>
-          <w:i/>
-          <w:iCs/>
-          <w:color w:val="7F8C99"/>
-          <w:sz w:val="28"/>
-          <w:szCs w:val="28"/>
-        </w:rPr>
-        <w:t>ต้องมี</w:t>
-      </w:r>
-      <w:proofErr w:type="spellEnd"/>
-      <w:r>
-        <w:rPr>
-          <w:i/>
-          <w:iCs/>
-          <w:color w:val="7F8C99"/>
-          <w:sz w:val="28"/>
-          <w:szCs w:val="28"/>
-        </w:rPr>
-        <w:t xml:space="preserve"> 1 </w:t>
-      </w:r>
-      <w:proofErr w:type="spellStart"/>
-      <w:r>
-        <w:rPr>
-          <w:i/>
-          <w:iCs/>
-          <w:color w:val="7F8C99"/>
-          <w:sz w:val="28"/>
-          <w:szCs w:val="28"/>
-        </w:rPr>
-        <w:t>ข้อเรื่อง</w:t>
-      </w:r>
-      <w:proofErr w:type="spellEnd"/>
-      <w:r>
-        <w:rPr>
-          <w:i/>
-          <w:iCs/>
-          <w:color w:val="7F8C99"/>
-          <w:sz w:val="28"/>
-          <w:szCs w:val="28"/>
-        </w:rPr>
-        <w:t xml:space="preserve"> opt-in </w:t>
-      </w:r>
-      <w:proofErr w:type="spellStart"/>
-      <w:r>
-        <w:rPr>
-          <w:i/>
-          <w:iCs/>
-          <w:color w:val="7F8C99"/>
-          <w:sz w:val="28"/>
-          <w:szCs w:val="28"/>
-        </w:rPr>
-        <w:t>หรือข้อมูลส่วนบุคคล</w:t>
-      </w:r>
-      <w:proofErr w:type="spellEnd"/>
-      <w:r>
-        <w:rPr>
-          <w:i/>
-          <w:iCs/>
-          <w:color w:val="7F8C99"/>
-          <w:sz w:val="28"/>
-          <w:szCs w:val="28"/>
-        </w:rPr>
-        <w:t xml:space="preserve"> </w:t>
-      </w:r>
-      <w:proofErr w:type="spellStart"/>
-      <w:r>
-        <w:rPr>
-          <w:i/>
-          <w:iCs/>
-          <w:color w:val="7F8C99"/>
-          <w:sz w:val="28"/>
-          <w:szCs w:val="28"/>
-        </w:rPr>
-        <w:t>และ</w:t>
-      </w:r>
-      <w:proofErr w:type="spellEnd"/>
-      <w:r>
-        <w:rPr>
-          <w:i/>
-          <w:iCs/>
-          <w:color w:val="7F8C99"/>
-          <w:sz w:val="28"/>
-          <w:szCs w:val="28"/>
-        </w:rPr>
-        <w:t xml:space="preserve"> 1 </w:t>
-      </w:r>
-      <w:proofErr w:type="spellStart"/>
-      <w:r>
-        <w:rPr>
-          <w:i/>
-          <w:iCs/>
-          <w:color w:val="7F8C99"/>
-          <w:sz w:val="28"/>
-          <w:szCs w:val="28"/>
-        </w:rPr>
-        <w:t>ข้อเรื่องเตือนตามเวลา</w:t>
-      </w:r>
-      <w:proofErr w:type="spellEnd"/>
-      <w:r>
-        <w:rPr>
-          <w:i/>
-          <w:iCs/>
-          <w:color w:val="7F8C99"/>
-          <w:sz w:val="28"/>
-          <w:szCs w:val="28"/>
-        </w:rPr>
-        <w:t>)</w:t>
+        <w:t>(คำแนะนำ: ต้องมี 1 ข้อเรื่อง opt-in หรือข้อมูลส่วนบุคคล และ 1 ข้อเรื่องเตือนตามเวลา)</w:t>
       </w:r>
     </w:p>
     <w:tbl>
@@ -8058,8 +7246,8 @@
         <w:tblLook w:val="0000" w:firstRow="0" w:lastRow="0" w:firstColumn="0" w:lastColumn="0" w:noHBand="0" w:noVBand="0"/>
       </w:tblPr>
       <w:tblGrid>
-        <w:gridCol w:w="963"/>
-        <w:gridCol w:w="2313"/>
+        <w:gridCol w:w="846"/>
+        <w:gridCol w:w="2430"/>
         <w:gridCol w:w="1927"/>
         <w:gridCol w:w="2891"/>
         <w:gridCol w:w="1544"/>
@@ -8071,7 +7259,7 @@
         </w:trPr>
         <w:tc>
           <w:tcPr>
-            <w:tcW w:w="963" w:type="dxa"/>
+            <w:tcW w:w="846" w:type="dxa"/>
             <w:tcBorders>
               <w:top w:val="single" w:sz="4" w:space="0" w:color="173B65"/>
               <w:left w:val="single" w:sz="4" w:space="0" w:color="173B65"/>
@@ -8106,7 +7294,7 @@
         </w:tc>
         <w:tc>
           <w:tcPr>
-            <w:tcW w:w="2313" w:type="dxa"/>
+            <w:tcW w:w="2430" w:type="dxa"/>
             <w:tcBorders>
               <w:top w:val="single" w:sz="4" w:space="0" w:color="173B65"/>
               <w:left w:val="single" w:sz="4" w:space="0" w:color="173B65"/>
@@ -8248,7 +7436,7 @@
         </w:trPr>
         <w:tc>
           <w:tcPr>
-            <w:tcW w:w="963" w:type="dxa"/>
+            <w:tcW w:w="846" w:type="dxa"/>
             <w:tcBorders>
               <w:top w:val="single" w:sz="4" w:space="0" w:color="C9D3DC"/>
               <w:left w:val="single" w:sz="4" w:space="0" w:color="C9D3DC"/>
@@ -8275,11 +7463,28 @@
               </w:rPr>
               <w:t>AC-</w:t>
             </w:r>
-          </w:p>
-        </w:tc>
-        <w:tc>
-          <w:tcPr>
-            <w:tcW w:w="2313" w:type="dxa"/>
+            <w:r>
+              <w:rPr>
+                <w:color w:val="5A6B7C"/>
+                <w:sz w:val="28"/>
+                <w:szCs w:val="28"/>
+              </w:rPr>
+              <w:t>10 (</w:t>
+            </w:r>
+            <w:r>
+              <w:rPr>
+                <w:color w:val="5A6B7C"/>
+                <w:sz w:val="28"/>
+                <w:szCs w:val="28"/>
+                <w:cs/>
+              </w:rPr>
+              <w:t>แก้)</w:t>
+            </w:r>
+          </w:p>
+        </w:tc>
+        <w:tc>
+          <w:tcPr>
+            <w:tcW w:w="2430" w:type="dxa"/>
             <w:tcBorders>
               <w:top w:val="single" w:sz="4" w:space="0" w:color="C9D3DC"/>
               <w:left w:val="single" w:sz="4" w:space="0" w:color="C9D3DC"/>
@@ -8298,6 +7503,24 @@
             <w:pPr>
               <w:keepNext/>
             </w:pPr>
+            <w:r>
+              <w:rPr>
+                <w:cs/>
+              </w:rPr>
+              <w:t>ผู้ยืนยันอนุมัติปิดงาน (</w:t>
+            </w:r>
+            <w:r>
+              <w:t xml:space="preserve">Pending Verification </w:t>
+            </w:r>
+            <w:r>
+              <w:rPr>
+                <w:rFonts w:ascii="Arial" w:hAnsi="Arial" w:cs="Arial"/>
+              </w:rPr>
+              <w:t>→</w:t>
+            </w:r>
+            <w:r>
+              <w:t xml:space="preserve"> Closed)</w:t>
+            </w:r>
           </w:p>
         </w:tc>
         <w:tc>
@@ -8321,6 +7544,24 @@
             <w:pPr>
               <w:keepNext/>
             </w:pPr>
+            <w:r>
+              <w:t xml:space="preserve">CLMRS API </w:t>
+            </w:r>
+            <w:r>
+              <w:rPr>
+                <w:cs/>
+              </w:rPr>
+              <w:t xml:space="preserve">บันทึกการเปลี่ยนสถานะลง </w:t>
+            </w:r>
+            <w:r>
+              <w:t xml:space="preserve">TicketStatusLog </w:t>
+            </w:r>
+            <w:r>
+              <w:rPr>
+                <w:cs/>
+              </w:rPr>
+              <w:t>สำเร็จ</w:t>
+            </w:r>
           </w:p>
         </w:tc>
         <w:tc>
@@ -8344,6 +7585,30 @@
             <w:pPr>
               <w:keepNext/>
             </w:pPr>
+            <w:r>
+              <w:rPr>
+                <w:cs/>
+              </w:rPr>
+              <w:t xml:space="preserve">ผู้แจ้งเจ้าของรายการเห็นการแจ้งเตือนในระบบที่มี </w:t>
+            </w:r>
+            <w:r>
+              <w:t xml:space="preserve">Ticket ID </w:t>
+            </w:r>
+            <w:r>
+              <w:rPr>
+                <w:cs/>
+              </w:rPr>
+              <w:t xml:space="preserve">และสถานะใหม่ </w:t>
+            </w:r>
+            <w:r>
+              <w:t xml:space="preserve">· </w:t>
+            </w:r>
+            <w:r>
+              <w:rPr>
+                <w:cs/>
+              </w:rPr>
+              <w:t>ผู้แจ้งรายอื่นไม่เห็น</w:t>
+            </w:r>
           </w:p>
         </w:tc>
         <w:tc>
@@ -8367,6 +7632,15 @@
             <w:pPr>
               <w:keepNext/>
             </w:pPr>
+            <w:r>
+              <w:t xml:space="preserve">FR-CLMRS-08 · BR-05 · DR-03 · US-08 · UC-07 </w:t>
+            </w:r>
+            <w:r>
+              <w:t>-</w:t>
+            </w:r>
+            <w:r>
+              <w:t xml:space="preserve"> Test</w:t>
+            </w:r>
           </w:p>
         </w:tc>
       </w:tr>
@@ -8377,7 +7651,7 @@
         </w:trPr>
         <w:tc>
           <w:tcPr>
-            <w:tcW w:w="963" w:type="dxa"/>
+            <w:tcW w:w="846" w:type="dxa"/>
             <w:tcBorders>
               <w:top w:val="single" w:sz="4" w:space="0" w:color="C9D3DC"/>
               <w:left w:val="single" w:sz="4" w:space="0" w:color="C9D3DC"/>
@@ -8404,11 +7678,19 @@
               </w:rPr>
               <w:t>AC-</w:t>
             </w:r>
-          </w:p>
-        </w:tc>
-        <w:tc>
-          <w:tcPr>
-            <w:tcW w:w="2313" w:type="dxa"/>
+            <w:r>
+              <w:rPr>
+                <w:color w:val="5A6B7C"/>
+                <w:sz w:val="28"/>
+                <w:szCs w:val="28"/>
+              </w:rPr>
+              <w:t>13 (opt-in)</w:t>
+            </w:r>
+          </w:p>
+        </w:tc>
+        <w:tc>
+          <w:tcPr>
+            <w:tcW w:w="2430" w:type="dxa"/>
             <w:tcBorders>
               <w:top w:val="single" w:sz="4" w:space="0" w:color="C9D3DC"/>
               <w:left w:val="single" w:sz="4" w:space="0" w:color="C9D3DC"/>
@@ -8427,6 +7709,12 @@
             <w:pPr>
               <w:keepNext/>
             </w:pPr>
+            <w:r>
+              <w:rPr>
+                <w:cs/>
+              </w:rPr>
+              <w:t>ผู้แจ้งยังไม่ได้เปิดรับช่องทางภายนอก (ค่าเริ่มต้น)</w:t>
+            </w:r>
           </w:p>
         </w:tc>
         <w:tc>
@@ -8450,6 +7738,12 @@
             <w:pPr>
               <w:keepNext/>
             </w:pPr>
+            <w:r>
+              <w:rPr>
+                <w:cs/>
+              </w:rPr>
+              <w:t>สถานะงานของผู้แจ้งเปลี่ยน</w:t>
+            </w:r>
           </w:p>
         </w:tc>
         <w:tc>
@@ -8473,6 +7767,24 @@
             <w:pPr>
               <w:keepNext/>
             </w:pPr>
+            <w:r>
+              <w:rPr>
+                <w:cs/>
+              </w:rPr>
+              <w:t xml:space="preserve">ระบบแจ้งเฉพาะในระบบ และ </w:t>
+            </w:r>
+            <w:r>
+              <w:t xml:space="preserve">NotificationLog </w:t>
+            </w:r>
+            <w:r>
+              <w:rPr>
+                <w:cs/>
+              </w:rPr>
+              <w:t xml:space="preserve">ไม่มีรายการส่งออกไป </w:t>
+            </w:r>
+            <w:r>
+              <w:t>Notification Gateway</w:t>
+            </w:r>
           </w:p>
         </w:tc>
         <w:tc>
@@ -8496,6 +7808,15 @@
             <w:pPr>
               <w:keepNext/>
             </w:pPr>
+            <w:r>
+              <w:t xml:space="preserve">FR-CLMRS-11 · BR-09 · DR-09 · DR-10 · US-12 </w:t>
+            </w:r>
+            <w:r>
+              <w:t>-</w:t>
+            </w:r>
+            <w:r>
+              <w:t xml:space="preserve"> Test</w:t>
+            </w:r>
           </w:p>
         </w:tc>
       </w:tr>
@@ -8506,7 +7827,7 @@
         </w:trPr>
         <w:tc>
           <w:tcPr>
-            <w:tcW w:w="963" w:type="dxa"/>
+            <w:tcW w:w="846" w:type="dxa"/>
             <w:tcBorders>
               <w:top w:val="single" w:sz="4" w:space="0" w:color="C9D3DC"/>
               <w:left w:val="single" w:sz="4" w:space="0" w:color="C9D3DC"/>
@@ -8533,11 +7854,28 @@
               </w:rPr>
               <w:t>AC-</w:t>
             </w:r>
-          </w:p>
-        </w:tc>
-        <w:tc>
-          <w:tcPr>
-            <w:tcW w:w="2313" w:type="dxa"/>
+            <w:r>
+              <w:rPr>
+                <w:color w:val="5A6B7C"/>
+                <w:sz w:val="28"/>
+                <w:szCs w:val="28"/>
+              </w:rPr>
+              <w:t>14 (</w:t>
+            </w:r>
+            <w:r>
+              <w:rPr>
+                <w:color w:val="5A6B7C"/>
+                <w:sz w:val="28"/>
+                <w:szCs w:val="28"/>
+                <w:cs/>
+              </w:rPr>
+              <w:t>ตามเวลา)</w:t>
+            </w:r>
+          </w:p>
+        </w:tc>
+        <w:tc>
+          <w:tcPr>
+            <w:tcW w:w="2430" w:type="dxa"/>
             <w:tcBorders>
               <w:top w:val="single" w:sz="4" w:space="0" w:color="C9D3DC"/>
               <w:left w:val="single" w:sz="4" w:space="0" w:color="C9D3DC"/>
@@ -8556,6 +7894,36 @@
             <w:pPr>
               <w:keepNext/>
             </w:pPr>
+            <w:r>
+              <w:rPr>
+                <w:cs/>
+              </w:rPr>
+              <w:t xml:space="preserve">งานอยู่ในสถานะ </w:t>
+            </w:r>
+            <w:r>
+              <w:t xml:space="preserve">Submitted </w:t>
+            </w:r>
+            <w:r>
+              <w:rPr>
+                <w:cs/>
+              </w:rPr>
+              <w:t>นานเกิน [</w:t>
+            </w:r>
+            <w:r>
+              <w:t xml:space="preserve">TBD </w:t>
+            </w:r>
+            <w:r>
+              <w:t xml:space="preserve">- </w:t>
+            </w:r>
+            <w:r>
+              <w:t xml:space="preserve">OQ-09] </w:t>
+            </w:r>
+            <w:r>
+              <w:rPr>
+                <w:cs/>
+              </w:rPr>
+              <w:t>และยังไม่มีผู้รับงาน</w:t>
+            </w:r>
           </w:p>
         </w:tc>
         <w:tc>
@@ -8579,6 +7947,15 @@
             <w:pPr>
               <w:keepNext/>
             </w:pPr>
+            <w:r>
+              <w:t xml:space="preserve">Reminder Job </w:t>
+            </w:r>
+            <w:r>
+              <w:rPr>
+                <w:cs/>
+              </w:rPr>
+              <w:t>ทำงานตามรอบ โดยไม่มีผู้ใช้กด</w:t>
+            </w:r>
           </w:p>
         </w:tc>
         <w:tc>
@@ -8602,6 +7979,24 @@
             <w:pPr>
               <w:keepNext/>
             </w:pPr>
+            <w:r>
+              <w:rPr>
+                <w:cs/>
+              </w:rPr>
+              <w:t>ผู้รับผิดชอบ [</w:t>
+            </w:r>
+            <w:r>
+              <w:t xml:space="preserve">TBD — OQ-12] </w:t>
+            </w:r>
+            <w:r>
+              <w:rPr>
+                <w:cs/>
+              </w:rPr>
+              <w:t xml:space="preserve">ได้รับการเตือนในระบบ และมีบันทึกใน </w:t>
+            </w:r>
+            <w:r>
+              <w:t>NotificationLog</w:t>
+            </w:r>
           </w:p>
         </w:tc>
         <w:tc>
@@ -8625,6 +8020,15 @@
             <w:pPr>
               <w:keepNext/>
             </w:pPr>
+            <w:r>
+              <w:t xml:space="preserve">FR-CLMRS-10 · DR-10 · US-11 · UC-10 </w:t>
+            </w:r>
+            <w:r>
+              <w:t>-</w:t>
+            </w:r>
+            <w:r>
+              <w:t xml:space="preserve"> Test</w:t>
+            </w:r>
           </w:p>
         </w:tc>
       </w:tr>
@@ -8635,7 +8039,7 @@
         </w:trPr>
         <w:tc>
           <w:tcPr>
-            <w:tcW w:w="963" w:type="dxa"/>
+            <w:tcW w:w="846" w:type="dxa"/>
             <w:tcBorders>
               <w:top w:val="single" w:sz="4" w:space="0" w:color="C9D3DC"/>
               <w:left w:val="single" w:sz="4" w:space="0" w:color="C9D3DC"/>
@@ -8659,11 +8063,28 @@
               </w:rPr>
               <w:t>AC-</w:t>
             </w:r>
-          </w:p>
-        </w:tc>
-        <w:tc>
-          <w:tcPr>
-            <w:tcW w:w="2313" w:type="dxa"/>
+            <w:r>
+              <w:rPr>
+                <w:color w:val="5A6B7C"/>
+                <w:sz w:val="28"/>
+                <w:szCs w:val="28"/>
+              </w:rPr>
+              <w:t>5 (</w:t>
+            </w:r>
+            <w:r>
+              <w:rPr>
+                <w:color w:val="5A6B7C"/>
+                <w:sz w:val="28"/>
+                <w:szCs w:val="28"/>
+                <w:cs/>
+              </w:rPr>
+              <w:t>ข้อมูลส่วนบุคคล)</w:t>
+            </w:r>
+          </w:p>
+        </w:tc>
+        <w:tc>
+          <w:tcPr>
+            <w:tcW w:w="2430" w:type="dxa"/>
             <w:tcBorders>
               <w:top w:val="single" w:sz="4" w:space="0" w:color="C9D3DC"/>
               <w:left w:val="single" w:sz="4" w:space="0" w:color="C9D3DC"/>
@@ -8678,7 +8099,14 @@
               <w:right w:w="90" w:type="dxa"/>
             </w:tcMar>
           </w:tcPr>
-          <w:p/>
+          <w:p>
+            <w:r>
+              <w:rPr>
+                <w:cs/>
+              </w:rPr>
+              <w:t>มีการสร้างข้อความแจ้งเตือนทุกประเภท</w:t>
+            </w:r>
+          </w:p>
         </w:tc>
         <w:tc>
           <w:tcPr>
@@ -8697,7 +8125,14 @@
               <w:right w:w="90" w:type="dxa"/>
             </w:tcMar>
           </w:tcPr>
-          <w:p/>
+          <w:p>
+            <w:r>
+              <w:rPr>
+                <w:cs/>
+              </w:rPr>
+              <w:t>ตรวจเนื้อหาข้อความ</w:t>
+            </w:r>
+          </w:p>
         </w:tc>
         <w:tc>
           <w:tcPr>
@@ -8716,7 +8151,32 @@
               <w:right w:w="90" w:type="dxa"/>
             </w:tcMar>
           </w:tcPr>
-          <w:p/>
+          <w:p>
+            <w:r>
+              <w:rPr>
+                <w:cs/>
+              </w:rPr>
+              <w:t xml:space="preserve">มีเฉพาะฟิลด์ที่อนุญาตตาม </w:t>
+            </w:r>
+            <w:r>
+              <w:t>BR-10 (</w:t>
+            </w:r>
+            <w:r>
+              <w:rPr>
+                <w:cs/>
+              </w:rPr>
+              <w:t xml:space="preserve">รายการฟิลด์ </w:t>
+            </w:r>
+            <w:r>
+              <w:t xml:space="preserve">TBD — OQ-11) · </w:t>
+            </w:r>
+            <w:r>
+              <w:rPr>
+                <w:cs/>
+              </w:rPr>
+              <w:t>ไม่มีข้อมูลส่วนบุคคลของผู้แจ้งเกินที่อนุญาต</w:t>
+            </w:r>
+          </w:p>
         </w:tc>
         <w:tc>
           <w:tcPr>
@@ -8735,7 +8195,56 @@
               <w:right w:w="90" w:type="dxa"/>
             </w:tcMar>
           </w:tcPr>
-          <w:p/>
+          <w:tbl>
+            <w:tblPr>
+              <w:tblW w:w="0" w:type="auto"/>
+              <w:tblCellMar>
+                <w:top w:w="15" w:type="dxa"/>
+                <w:left w:w="15" w:type="dxa"/>
+                <w:bottom w:w="15" w:type="dxa"/>
+                <w:right w:w="15" w:type="dxa"/>
+              </w:tblCellMar>
+              <w:tblLook w:val="04A0" w:firstRow="1" w:lastRow="0" w:firstColumn="1" w:lastColumn="0" w:noHBand="0" w:noVBand="1"/>
+            </w:tblPr>
+            <w:tblGrid>
+              <w:gridCol w:w="1364"/>
+            </w:tblGrid>
+            <w:tr>
+              <w:tc>
+                <w:tcPr>
+                  <w:tcW w:w="0" w:type="auto"/>
+                  <w:tcMar>
+                    <w:top w:w="75" w:type="dxa"/>
+                    <w:left w:w="150" w:type="dxa"/>
+                    <w:bottom w:w="75" w:type="dxa"/>
+                    <w:right w:w="150" w:type="dxa"/>
+                  </w:tcMar>
+                  <w:vAlign w:val="center"/>
+                  <w:hideMark/>
+                </w:tcPr>
+                <w:p>
+                  <w:pPr>
+                    <w:rPr>
+                      <w:lang w:val="en-TH"/>
+                    </w:rPr>
+                  </w:pPr>
+                  <w:r>
+                    <w:rPr>
+                      <w:lang w:val="en-TH"/>
+                    </w:rPr>
+                    <w:t>BR-10 · NFR-CLMRS-05 · DR-01 — Inspection</w:t>
+                  </w:r>
+                </w:p>
+              </w:tc>
+            </w:tr>
+          </w:tbl>
+          <w:p>
+            <w:pPr>
+              <w:rPr>
+                <w:lang w:val="en-TH"/>
+              </w:rPr>
+            </w:pPr>
+          </w:p>
         </w:tc>
       </w:tr>
     </w:tbl>
@@ -8757,73 +8266,8 @@
           <w:sz w:val="30"/>
           <w:szCs w:val="30"/>
         </w:rPr>
-        <w:t xml:space="preserve">2.4 </w:t>
-      </w:r>
-      <w:proofErr w:type="spellStart"/>
-      <w:r>
-        <w:rPr>
-          <w:b/>
-          <w:bCs/>
-          <w:color w:val="087E8B"/>
-          <w:sz w:val="30"/>
-          <w:szCs w:val="30"/>
-        </w:rPr>
-        <w:t>บรรทัด</w:t>
-      </w:r>
-      <w:proofErr w:type="spellEnd"/>
-      <w:r>
-        <w:rPr>
-          <w:b/>
-          <w:bCs/>
-          <w:color w:val="087E8B"/>
-          <w:sz w:val="30"/>
-          <w:szCs w:val="30"/>
-        </w:rPr>
-        <w:t xml:space="preserve"> SRS </w:t>
-      </w:r>
-      <w:proofErr w:type="spellStart"/>
-      <w:r>
-        <w:rPr>
-          <w:b/>
-          <w:bCs/>
-          <w:color w:val="087E8B"/>
-          <w:sz w:val="30"/>
-          <w:szCs w:val="30"/>
-        </w:rPr>
-        <w:t>ที่เพิ่ม</w:t>
-      </w:r>
-      <w:proofErr w:type="spellEnd"/>
-      <w:r>
-        <w:rPr>
-          <w:b/>
-          <w:bCs/>
-          <w:color w:val="087E8B"/>
-          <w:sz w:val="30"/>
-          <w:szCs w:val="30"/>
-        </w:rPr>
-        <w:t xml:space="preserve"> / </w:t>
-      </w:r>
-      <w:proofErr w:type="spellStart"/>
-      <w:r>
-        <w:rPr>
-          <w:b/>
-          <w:bCs/>
-          <w:color w:val="087E8B"/>
-          <w:sz w:val="30"/>
-          <w:szCs w:val="30"/>
-        </w:rPr>
-        <w:t>แก้</w:t>
-      </w:r>
-      <w:proofErr w:type="spellEnd"/>
-      <w:r>
-        <w:rPr>
-          <w:b/>
-          <w:bCs/>
-          <w:color w:val="087E8B"/>
-          <w:sz w:val="30"/>
-          <w:szCs w:val="30"/>
-        </w:rPr>
-        <w:t xml:space="preserve"> (≥ 4)</w:t>
+        <w:lastRenderedPageBreak/>
+        <w:t>2.4 บรรทัด SRS ที่เพิ่ม / แก้ (≥ 4)</w:t>
       </w:r>
     </w:p>
     <w:tbl>
@@ -8911,7 +8355,6 @@
             <w:pPr>
               <w:keepNext/>
             </w:pPr>
-            <w:proofErr w:type="spellStart"/>
             <w:r>
               <w:rPr>
                 <w:b/>
@@ -8920,18 +8363,7 @@
                 <w:sz w:val="28"/>
                 <w:szCs w:val="28"/>
               </w:rPr>
-              <w:t>ข้อความ</w:t>
-            </w:r>
-            <w:proofErr w:type="spellEnd"/>
-            <w:r>
-              <w:rPr>
-                <w:b/>
-                <w:bCs/>
-                <w:color w:val="FFFFFF"/>
-                <w:sz w:val="28"/>
-                <w:szCs w:val="28"/>
-              </w:rPr>
-              <w:t xml:space="preserve"> requirement</w:t>
+              <w:t>ข้อความ requirement</w:t>
             </w:r>
           </w:p>
         </w:tc>
@@ -8957,7 +8389,6 @@
             <w:pPr>
               <w:keepNext/>
             </w:pPr>
-            <w:proofErr w:type="spellStart"/>
             <w:r>
               <w:rPr>
                 <w:b/>
@@ -8966,31 +8397,8 @@
                 <w:sz w:val="28"/>
                 <w:szCs w:val="28"/>
               </w:rPr>
-              <w:t>ใหม่</w:t>
-            </w:r>
-            <w:proofErr w:type="spellEnd"/>
-            <w:r>
-              <w:rPr>
-                <w:b/>
-                <w:bCs/>
-                <w:color w:val="FFFFFF"/>
-                <w:sz w:val="28"/>
-                <w:szCs w:val="28"/>
-              </w:rPr>
-              <w:t xml:space="preserve"> / </w:t>
-            </w:r>
-            <w:proofErr w:type="spellStart"/>
-            <w:r>
-              <w:rPr>
-                <w:b/>
-                <w:bCs/>
-                <w:color w:val="FFFFFF"/>
-                <w:sz w:val="28"/>
-                <w:szCs w:val="28"/>
-              </w:rPr>
-              <w:t>แก้</w:t>
-            </w:r>
-            <w:proofErr w:type="spellEnd"/>
+              <w:t>ใหม่ / แก้</w:t>
+            </w:r>
           </w:p>
         </w:tc>
         <w:tc>
@@ -9049,7 +8457,6 @@
             <w:pPr>
               <w:keepNext/>
             </w:pPr>
-            <w:proofErr w:type="spellStart"/>
             <w:r>
               <w:rPr>
                 <w:b/>
@@ -9060,7 +8467,6 @@
               </w:rPr>
               <w:t>สถานะ</w:t>
             </w:r>
-            <w:proofErr w:type="spellEnd"/>
           </w:p>
         </w:tc>
       </w:tr>
@@ -9098,6 +8504,14 @@
               </w:rPr>
               <w:t>FR-</w:t>
             </w:r>
+            <w:r>
+              <w:rPr>
+                <w:color w:val="5A6B7C"/>
+                <w:sz w:val="28"/>
+                <w:szCs w:val="28"/>
+              </w:rPr>
+              <w:t>CLMRS-08</w:t>
+            </w:r>
           </w:p>
         </w:tc>
         <w:tc>
@@ -9121,6 +8535,51 @@
             <w:pPr>
               <w:keepNext/>
             </w:pPr>
+            <w:r>
+              <w:rPr>
+                <w:cs/>
+              </w:rPr>
+              <w:t xml:space="preserve">ระบบต้องแจ้งผู้แจ้งเจ้าของรายการในระบบทุกครั้งที่สถานะเปลี่ยนตาม </w:t>
+            </w:r>
+            <w:r>
+              <w:t xml:space="preserve">§7.2 · </w:t>
+            </w:r>
+            <w:r>
+              <w:rPr>
+                <w:cs/>
+              </w:rPr>
+              <w:t xml:space="preserve">การส่งออกช่องทางภายนอกเป็นไปตาม </w:t>
+            </w:r>
+            <w:r>
+              <w:t xml:space="preserve">FR-CLMRS-11 · </w:t>
+            </w:r>
+            <w:r>
+              <w:rPr>
+                <w:cs/>
+              </w:rPr>
+              <w:t xml:space="preserve">เสนอปรับ </w:t>
+            </w:r>
+            <w:r>
+              <w:t xml:space="preserve">Priority </w:t>
+            </w:r>
+            <w:r>
+              <w:rPr>
+                <w:cs/>
+              </w:rPr>
+              <w:t xml:space="preserve">จาก </w:t>
+            </w:r>
+            <w:r>
+              <w:t xml:space="preserve">Could </w:t>
+            </w:r>
+            <w:r>
+              <w:rPr>
+                <w:cs/>
+              </w:rPr>
+              <w:t xml:space="preserve">เป็น </w:t>
+            </w:r>
+            <w:r>
+              <w:t>Should</w:t>
+            </w:r>
           </w:p>
         </w:tc>
         <w:tc>
@@ -9144,6 +8603,12 @@
             <w:pPr>
               <w:keepNext/>
             </w:pPr>
+            <w:r>
+              <w:rPr>
+                <w:cs/>
+              </w:rPr>
+              <w:t>แก้</w:t>
+            </w:r>
           </w:p>
         </w:tc>
         <w:tc>
@@ -9167,6 +8632,9 @@
             <w:pPr>
               <w:keepNext/>
             </w:pPr>
+            <w:r>
+              <w:t>CR-FX-01 (1) · UN-08 · G-04</w:t>
+            </w:r>
           </w:p>
         </w:tc>
         <w:tc>
@@ -9190,6 +8658,24 @@
             <w:pPr>
               <w:keepNext/>
             </w:pPr>
+            <w:r>
+              <w:t xml:space="preserve">Proposed </w:t>
+            </w:r>
+            <w:r>
+              <w:t>-</w:t>
+            </w:r>
+            <w:r>
+              <w:t xml:space="preserve"> </w:t>
+            </w:r>
+            <w:r>
+              <w:rPr>
+                <w:cs/>
+              </w:rPr>
+              <w:t xml:space="preserve">รอผู้มีอำนาจตัดสิน </w:t>
+            </w:r>
+            <w:r>
+              <w:t>CR</w:t>
+            </w:r>
           </w:p>
         </w:tc>
       </w:tr>
@@ -9225,7 +8711,7 @@
                 <w:sz w:val="28"/>
                 <w:szCs w:val="28"/>
               </w:rPr>
-              <w:t>BR-</w:t>
+              <w:t>FR-CLMRS-10</w:t>
             </w:r>
           </w:p>
         </w:tc>
@@ -9250,6 +8736,30 @@
             <w:pPr>
               <w:keepNext/>
             </w:pPr>
+            <w:r>
+              <w:rPr>
+                <w:cs/>
+              </w:rPr>
+              <w:t xml:space="preserve">ระบบต้องเตือนผู้รับผิดชอบเองเมื่องานค้างในสถานะ </w:t>
+            </w:r>
+            <w:r>
+              <w:t xml:space="preserve">Submitted </w:t>
+            </w:r>
+            <w:r>
+              <w:rPr>
+                <w:cs/>
+              </w:rPr>
+              <w:t xml:space="preserve">หรือ </w:t>
+            </w:r>
+            <w:r>
+              <w:t xml:space="preserve">Pending Verification </w:t>
+            </w:r>
+            <w:r>
+              <w:rPr>
+                <w:cs/>
+              </w:rPr>
+              <w:t>นานเกินระยะที่กำหนด โดยไม่ต้องมีผู้ใช้กด</w:t>
+            </w:r>
           </w:p>
         </w:tc>
         <w:tc>
@@ -9273,6 +8783,12 @@
             <w:pPr>
               <w:keepNext/>
             </w:pPr>
+            <w:r>
+              <w:rPr>
+                <w:cs/>
+              </w:rPr>
+              <w:t>ใหม่</w:t>
+            </w:r>
           </w:p>
         </w:tc>
         <w:tc>
@@ -9296,6 +8812,9 @@
             <w:pPr>
               <w:keepNext/>
             </w:pPr>
+            <w:r>
+              <w:t>CR-FX-01 (2)</w:t>
+            </w:r>
           </w:p>
         </w:tc>
         <w:tc>
@@ -9319,6 +8838,15 @@
             <w:pPr>
               <w:keepNext/>
             </w:pPr>
+            <w:r>
+              <w:t xml:space="preserve">Proposed </w:t>
+            </w:r>
+            <w:r>
+              <w:t>-</w:t>
+            </w:r>
+            <w:r>
+              <w:t xml:space="preserve"> TBD (OQ-09 · OQ-12)</w:t>
+            </w:r>
           </w:p>
         </w:tc>
       </w:tr>
@@ -9354,7 +8882,7 @@
                 <w:sz w:val="28"/>
                 <w:szCs w:val="28"/>
               </w:rPr>
-              <w:t>NFR-</w:t>
+              <w:t>FR-CLMRS-11</w:t>
             </w:r>
           </w:p>
         </w:tc>
@@ -9379,6 +8907,21 @@
             <w:pPr>
               <w:keepNext/>
             </w:pPr>
+            <w:r>
+              <w:rPr>
+                <w:cs/>
+              </w:rPr>
+              <w:t>ระบบต้องให้ผู้ใช้เลือกรับ (</w:t>
+            </w:r>
+            <w:r>
+              <w:t xml:space="preserve">opt-in) </w:t>
+            </w:r>
+            <w:r>
+              <w:rPr>
+                <w:cs/>
+              </w:rPr>
+              <w:t>และยกเลิกการแจ้งเตือนผ่านช่องทางภายนอกได้เอง</w:t>
+            </w:r>
           </w:p>
         </w:tc>
         <w:tc>
@@ -9402,6 +8945,22 @@
             <w:pPr>
               <w:keepNext/>
             </w:pPr>
+            <w:r>
+              <w:rPr>
+                <w:cs/>
+              </w:rPr>
+              <w:t>ใหม่</w:t>
+            </w:r>
+          </w:p>
+          <w:p>
+            <w:pPr>
+              <w:tabs>
+                <w:tab w:val="left" w:pos="500"/>
+              </w:tabs>
+            </w:pPr>
+            <w:r>
+              <w:tab/>
+            </w:r>
           </w:p>
         </w:tc>
         <w:tc>
@@ -9425,6 +8984,9 @@
             <w:pPr>
               <w:keepNext/>
             </w:pPr>
+            <w:r>
+              <w:t>CR-FX-01 (3)</w:t>
+            </w:r>
           </w:p>
         </w:tc>
         <w:tc>
@@ -9448,6 +9010,15 @@
             <w:pPr>
               <w:keepNext/>
             </w:pPr>
+            <w:r>
+              <w:t xml:space="preserve">Proposed </w:t>
+            </w:r>
+            <w:r>
+              <w:t>-</w:t>
+            </w:r>
+            <w:r>
+              <w:t>TBD (OQ-10)</w:t>
+            </w:r>
           </w:p>
         </w:tc>
       </w:tr>
@@ -9483,7 +9054,7 @@
                 <w:sz w:val="28"/>
                 <w:szCs w:val="28"/>
               </w:rPr>
-              <w:t>DR-</w:t>
+              <w:t>BR-09</w:t>
             </w:r>
           </w:p>
         </w:tc>
@@ -9508,6 +9079,21 @@
             <w:pPr>
               <w:keepNext/>
             </w:pPr>
+            <w:r>
+              <w:rPr>
+                <w:cs/>
+              </w:rPr>
+              <w:t xml:space="preserve">ส่งการแจ้งเตือนออกช่องทางภายนอกได้เฉพาะผู้ที่ </w:t>
+            </w:r>
+            <w:r>
+              <w:t xml:space="preserve">opt-in · </w:t>
+            </w:r>
+            <w:r>
+              <w:rPr>
+                <w:cs/>
+              </w:rPr>
+              <w:t>ค่าเริ่มต้นคือแจ้งในระบบเท่านั้น</w:t>
+            </w:r>
           </w:p>
         </w:tc>
         <w:tc>
@@ -9531,6 +9117,12 @@
             <w:pPr>
               <w:keepNext/>
             </w:pPr>
+            <w:r>
+              <w:rPr>
+                <w:cs/>
+              </w:rPr>
+              <w:t>ใหม่</w:t>
+            </w:r>
           </w:p>
         </w:tc>
         <w:tc>
@@ -9554,6 +9146,9 @@
             <w:pPr>
               <w:keepNext/>
             </w:pPr>
+            <w:r>
+              <w:t>CR-FX-01 (3) · CON-04</w:t>
+            </w:r>
           </w:p>
         </w:tc>
         <w:tc>
@@ -9577,6 +9172,9 @@
             <w:pPr>
               <w:keepNext/>
             </w:pPr>
+            <w:r>
+              <w:t>Proposed</w:t>
+            </w:r>
           </w:p>
         </w:tc>
       </w:tr>
@@ -9602,7 +9200,11 @@
               <w:right w:w="90" w:type="dxa"/>
             </w:tcMar>
           </w:tcPr>
-          <w:p/>
+          <w:p>
+            <w:r>
+              <w:t>NFR-CLMRS-05</w:t>
+            </w:r>
+          </w:p>
         </w:tc>
         <w:tc>
           <w:tcPr>
@@ -9621,7 +9223,41 @@
               <w:right w:w="90" w:type="dxa"/>
             </w:tcMar>
           </w:tcPr>
-          <w:p/>
+          <w:p>
+            <w:r>
+              <w:t xml:space="preserve">Privacy </w:t>
+            </w:r>
+            <w:r>
+              <w:t xml:space="preserve">- </w:t>
+            </w:r>
+            <w:r>
+              <w:rPr>
+                <w:cs/>
+              </w:rPr>
+              <w:t xml:space="preserve">เนื้อหาข้อความแจ้งเตือนไม่มีข้อมูลส่วนบุคคลเกินที่ </w:t>
+            </w:r>
+            <w:r>
+              <w:t xml:space="preserve">BR-10 </w:t>
+            </w:r>
+            <w:r>
+              <w:rPr>
+                <w:cs/>
+              </w:rPr>
+              <w:t xml:space="preserve">อนุญาต </w:t>
+            </w:r>
+            <w:r>
+              <w:t xml:space="preserve">· Measure: Inspection </w:t>
+            </w:r>
+            <w:r>
+              <w:rPr>
+                <w:cs/>
+              </w:rPr>
+              <w:t>ข้อความทุกประเภท (</w:t>
+            </w:r>
+            <w:r>
+              <w:t>VF-04)</w:t>
+            </w:r>
+          </w:p>
         </w:tc>
         <w:tc>
           <w:tcPr>
@@ -9640,7 +9276,14 @@
               <w:right w:w="90" w:type="dxa"/>
             </w:tcMar>
           </w:tcPr>
-          <w:p/>
+          <w:p>
+            <w:r>
+              <w:rPr>
+                <w:cs/>
+              </w:rPr>
+              <w:t>ใหม่</w:t>
+            </w:r>
+          </w:p>
         </w:tc>
         <w:tc>
           <w:tcPr>
@@ -9659,7 +9302,11 @@
               <w:right w:w="90" w:type="dxa"/>
             </w:tcMar>
           </w:tcPr>
-          <w:p/>
+          <w:p>
+            <w:r>
+              <w:t>CR-FX-01 (3) · BR-05 · DR-01</w:t>
+            </w:r>
+          </w:p>
         </w:tc>
         <w:tc>
           <w:tcPr>
@@ -9678,7 +9325,487 @@
               <w:right w:w="90" w:type="dxa"/>
             </w:tcMar>
           </w:tcPr>
-          <w:p/>
+          <w:p>
+            <w:r>
+              <w:t xml:space="preserve">Proposed </w:t>
+            </w:r>
+            <w:r>
+              <w:t>-</w:t>
+            </w:r>
+            <w:r>
+              <w:t xml:space="preserve"> TBD (OQ-11)</w:t>
+            </w:r>
+          </w:p>
+        </w:tc>
+      </w:tr>
+      <w:tr>
+        <w:trPr>
+          <w:cantSplit/>
+          <w:trHeight w:val="624"/>
+        </w:trPr>
+        <w:tc>
+          <w:tcPr>
+            <w:tcW w:w="963" w:type="dxa"/>
+            <w:tcBorders>
+              <w:top w:val="single" w:sz="4" w:space="0" w:color="C9D3DC"/>
+              <w:left w:val="single" w:sz="4" w:space="0" w:color="C9D3DC"/>
+              <w:bottom w:val="single" w:sz="4" w:space="0" w:color="C9D3DC"/>
+              <w:right w:val="single" w:sz="4" w:space="0" w:color="C9D3DC"/>
+            </w:tcBorders>
+            <w:shd w:val="clear" w:color="auto" w:fill="FFFFFF"/>
+            <w:tcMar>
+              <w:top w:w="40" w:type="dxa"/>
+              <w:left w:w="90" w:type="dxa"/>
+              <w:bottom w:w="40" w:type="dxa"/>
+              <w:right w:w="90" w:type="dxa"/>
+            </w:tcMar>
+          </w:tcPr>
+          <w:p>
+            <w:r>
+              <w:t>DR-09</w:t>
+            </w:r>
+          </w:p>
+        </w:tc>
+        <w:tc>
+          <w:tcPr>
+            <w:tcW w:w="4433" w:type="dxa"/>
+            <w:tcBorders>
+              <w:top w:val="single" w:sz="4" w:space="0" w:color="C9D3DC"/>
+              <w:left w:val="single" w:sz="4" w:space="0" w:color="C9D3DC"/>
+              <w:bottom w:val="single" w:sz="4" w:space="0" w:color="C9D3DC"/>
+              <w:right w:val="single" w:sz="4" w:space="0" w:color="C9D3DC"/>
+            </w:tcBorders>
+            <w:shd w:val="clear" w:color="auto" w:fill="FFFFFF"/>
+            <w:tcMar>
+              <w:top w:w="40" w:type="dxa"/>
+              <w:left w:w="90" w:type="dxa"/>
+              <w:bottom w:w="40" w:type="dxa"/>
+              <w:right w:w="90" w:type="dxa"/>
+            </w:tcMar>
+          </w:tcPr>
+          <w:p>
+            <w:r>
+              <w:t xml:space="preserve">NotificationPreference </w:t>
+            </w:r>
+            <w:r>
+              <w:t>-</w:t>
+            </w:r>
+            <w:r>
+              <w:t xml:space="preserve"> User Reference · </w:t>
+            </w:r>
+            <w:r>
+              <w:rPr>
+                <w:cs/>
+              </w:rPr>
+              <w:t xml:space="preserve">สถานะ </w:t>
+            </w:r>
+            <w:r>
+              <w:t xml:space="preserve">opt-in · </w:t>
+            </w:r>
+            <w:r>
+              <w:rPr>
+                <w:cs/>
+              </w:rPr>
+              <w:t>ช่องทาง (</w:t>
+            </w:r>
+            <w:r>
+              <w:t xml:space="preserve">TBD </w:t>
+            </w:r>
+            <w:r>
+              <w:t>-</w:t>
+            </w:r>
+            <w:r>
+              <w:t xml:space="preserve"> OQ-10) · </w:t>
+            </w:r>
+            <w:r>
+              <w:rPr>
+                <w:cs/>
+              </w:rPr>
+              <w:t>เวลาที่ยินยอม / ยกเลิก</w:t>
+            </w:r>
+          </w:p>
+        </w:tc>
+        <w:tc>
+          <w:tcPr>
+            <w:tcW w:w="1156" w:type="dxa"/>
+            <w:tcBorders>
+              <w:top w:val="single" w:sz="4" w:space="0" w:color="C9D3DC"/>
+              <w:left w:val="single" w:sz="4" w:space="0" w:color="C9D3DC"/>
+              <w:bottom w:val="single" w:sz="4" w:space="0" w:color="C9D3DC"/>
+              <w:right w:val="single" w:sz="4" w:space="0" w:color="C9D3DC"/>
+            </w:tcBorders>
+            <w:shd w:val="clear" w:color="auto" w:fill="FFFFFF"/>
+            <w:tcMar>
+              <w:top w:w="40" w:type="dxa"/>
+              <w:left w:w="90" w:type="dxa"/>
+              <w:bottom w:w="40" w:type="dxa"/>
+              <w:right w:w="90" w:type="dxa"/>
+            </w:tcMar>
+          </w:tcPr>
+          <w:p>
+            <w:r>
+              <w:rPr>
+                <w:cs/>
+              </w:rPr>
+              <w:t>ใหม่</w:t>
+            </w:r>
+          </w:p>
+        </w:tc>
+        <w:tc>
+          <w:tcPr>
+            <w:tcW w:w="1542" w:type="dxa"/>
+            <w:tcBorders>
+              <w:top w:val="single" w:sz="4" w:space="0" w:color="C9D3DC"/>
+              <w:left w:val="single" w:sz="4" w:space="0" w:color="C9D3DC"/>
+              <w:bottom w:val="single" w:sz="4" w:space="0" w:color="C9D3DC"/>
+              <w:right w:val="single" w:sz="4" w:space="0" w:color="C9D3DC"/>
+            </w:tcBorders>
+            <w:shd w:val="clear" w:color="auto" w:fill="FFFFFF"/>
+            <w:tcMar>
+              <w:top w:w="40" w:type="dxa"/>
+              <w:left w:w="90" w:type="dxa"/>
+              <w:bottom w:w="40" w:type="dxa"/>
+              <w:right w:w="90" w:type="dxa"/>
+            </w:tcMar>
+          </w:tcPr>
+          <w:p>
+            <w:r>
+              <w:t>FR-CLMRS-11 · BR-09</w:t>
+            </w:r>
+          </w:p>
+        </w:tc>
+        <w:tc>
+          <w:tcPr>
+            <w:tcW w:w="1544" w:type="dxa"/>
+            <w:tcBorders>
+              <w:top w:val="single" w:sz="4" w:space="0" w:color="C9D3DC"/>
+              <w:left w:val="single" w:sz="4" w:space="0" w:color="C9D3DC"/>
+              <w:bottom w:val="single" w:sz="4" w:space="0" w:color="C9D3DC"/>
+              <w:right w:val="single" w:sz="4" w:space="0" w:color="C9D3DC"/>
+            </w:tcBorders>
+            <w:shd w:val="clear" w:color="auto" w:fill="FFFFFF"/>
+            <w:tcMar>
+              <w:top w:w="40" w:type="dxa"/>
+              <w:left w:w="90" w:type="dxa"/>
+              <w:bottom w:w="40" w:type="dxa"/>
+              <w:right w:w="90" w:type="dxa"/>
+            </w:tcMar>
+          </w:tcPr>
+          <w:p>
+            <w:r>
+              <w:t>Proposed</w:t>
+            </w:r>
+          </w:p>
+        </w:tc>
+      </w:tr>
+      <w:tr>
+        <w:trPr>
+          <w:cantSplit/>
+          <w:trHeight w:val="624"/>
+        </w:trPr>
+        <w:tc>
+          <w:tcPr>
+            <w:tcW w:w="963" w:type="dxa"/>
+            <w:tcBorders>
+              <w:top w:val="single" w:sz="4" w:space="0" w:color="C9D3DC"/>
+              <w:left w:val="single" w:sz="4" w:space="0" w:color="C9D3DC"/>
+              <w:bottom w:val="single" w:sz="4" w:space="0" w:color="C9D3DC"/>
+              <w:right w:val="single" w:sz="4" w:space="0" w:color="C9D3DC"/>
+            </w:tcBorders>
+            <w:shd w:val="clear" w:color="auto" w:fill="FFFFFF"/>
+            <w:tcMar>
+              <w:top w:w="40" w:type="dxa"/>
+              <w:left w:w="90" w:type="dxa"/>
+              <w:bottom w:w="40" w:type="dxa"/>
+              <w:right w:w="90" w:type="dxa"/>
+            </w:tcMar>
+          </w:tcPr>
+          <w:p>
+            <w:r>
+              <w:t>BR-10</w:t>
+            </w:r>
+          </w:p>
+        </w:tc>
+        <w:tc>
+          <w:tcPr>
+            <w:tcW w:w="4433" w:type="dxa"/>
+            <w:tcBorders>
+              <w:top w:val="single" w:sz="4" w:space="0" w:color="C9D3DC"/>
+              <w:left w:val="single" w:sz="4" w:space="0" w:color="C9D3DC"/>
+              <w:bottom w:val="single" w:sz="4" w:space="0" w:color="C9D3DC"/>
+              <w:right w:val="single" w:sz="4" w:space="0" w:color="C9D3DC"/>
+            </w:tcBorders>
+            <w:shd w:val="clear" w:color="auto" w:fill="FFFFFF"/>
+            <w:tcMar>
+              <w:top w:w="40" w:type="dxa"/>
+              <w:left w:w="90" w:type="dxa"/>
+              <w:bottom w:w="40" w:type="dxa"/>
+              <w:right w:w="90" w:type="dxa"/>
+            </w:tcMar>
+          </w:tcPr>
+          <w:p>
+            <w:r>
+              <w:rPr>
+                <w:cs/>
+              </w:rPr>
+              <w:t>ข้อความแจ้งเตือนมีเฉพาะข้อมูลที่จำเป็นต่อการติดตามงาน</w:t>
+            </w:r>
+          </w:p>
+        </w:tc>
+        <w:tc>
+          <w:tcPr>
+            <w:tcW w:w="1156" w:type="dxa"/>
+            <w:tcBorders>
+              <w:top w:val="single" w:sz="4" w:space="0" w:color="C9D3DC"/>
+              <w:left w:val="single" w:sz="4" w:space="0" w:color="C9D3DC"/>
+              <w:bottom w:val="single" w:sz="4" w:space="0" w:color="C9D3DC"/>
+              <w:right w:val="single" w:sz="4" w:space="0" w:color="C9D3DC"/>
+            </w:tcBorders>
+            <w:shd w:val="clear" w:color="auto" w:fill="FFFFFF"/>
+            <w:tcMar>
+              <w:top w:w="40" w:type="dxa"/>
+              <w:left w:w="90" w:type="dxa"/>
+              <w:bottom w:w="40" w:type="dxa"/>
+              <w:right w:w="90" w:type="dxa"/>
+            </w:tcMar>
+          </w:tcPr>
+          <w:p>
+            <w:r>
+              <w:rPr>
+                <w:cs/>
+              </w:rPr>
+              <w:t>ใหม่</w:t>
+            </w:r>
+          </w:p>
+        </w:tc>
+        <w:tc>
+          <w:tcPr>
+            <w:tcW w:w="1542" w:type="dxa"/>
+            <w:tcBorders>
+              <w:top w:val="single" w:sz="4" w:space="0" w:color="C9D3DC"/>
+              <w:left w:val="single" w:sz="4" w:space="0" w:color="C9D3DC"/>
+              <w:bottom w:val="single" w:sz="4" w:space="0" w:color="C9D3DC"/>
+              <w:right w:val="single" w:sz="4" w:space="0" w:color="C9D3DC"/>
+            </w:tcBorders>
+            <w:shd w:val="clear" w:color="auto" w:fill="FFFFFF"/>
+            <w:tcMar>
+              <w:top w:w="40" w:type="dxa"/>
+              <w:left w:w="90" w:type="dxa"/>
+              <w:bottom w:w="40" w:type="dxa"/>
+              <w:right w:w="90" w:type="dxa"/>
+            </w:tcMar>
+          </w:tcPr>
+          <w:p>
+            <w:r>
+              <w:t>CR-FX-01 (3) · BR-05 · DR-01</w:t>
+            </w:r>
+          </w:p>
+        </w:tc>
+        <w:tc>
+          <w:tcPr>
+            <w:tcW w:w="1544" w:type="dxa"/>
+            <w:tcBorders>
+              <w:top w:val="single" w:sz="4" w:space="0" w:color="C9D3DC"/>
+              <w:left w:val="single" w:sz="4" w:space="0" w:color="C9D3DC"/>
+              <w:bottom w:val="single" w:sz="4" w:space="0" w:color="C9D3DC"/>
+              <w:right w:val="single" w:sz="4" w:space="0" w:color="C9D3DC"/>
+            </w:tcBorders>
+            <w:shd w:val="clear" w:color="auto" w:fill="FFFFFF"/>
+            <w:tcMar>
+              <w:top w:w="40" w:type="dxa"/>
+              <w:left w:w="90" w:type="dxa"/>
+              <w:bottom w:w="40" w:type="dxa"/>
+              <w:right w:w="90" w:type="dxa"/>
+            </w:tcMar>
+          </w:tcPr>
+          <w:p>
+            <w:r>
+              <w:t xml:space="preserve">Provisional </w:t>
+            </w:r>
+            <w:r>
+              <w:t>-</w:t>
+            </w:r>
+            <w:r>
+              <w:t xml:space="preserve"> OQ-11</w:t>
+            </w:r>
+          </w:p>
+        </w:tc>
+      </w:tr>
+      <w:tr>
+        <w:trPr>
+          <w:cantSplit/>
+          <w:trHeight w:val="624"/>
+        </w:trPr>
+        <w:tc>
+          <w:tcPr>
+            <w:tcW w:w="963" w:type="dxa"/>
+            <w:tcBorders>
+              <w:top w:val="single" w:sz="4" w:space="0" w:color="C9D3DC"/>
+              <w:left w:val="single" w:sz="4" w:space="0" w:color="C9D3DC"/>
+              <w:bottom w:val="single" w:sz="4" w:space="0" w:color="C9D3DC"/>
+              <w:right w:val="single" w:sz="4" w:space="0" w:color="C9D3DC"/>
+            </w:tcBorders>
+            <w:shd w:val="clear" w:color="auto" w:fill="FFFFFF"/>
+            <w:tcMar>
+              <w:top w:w="40" w:type="dxa"/>
+              <w:left w:w="90" w:type="dxa"/>
+              <w:bottom w:w="40" w:type="dxa"/>
+              <w:right w:w="90" w:type="dxa"/>
+            </w:tcMar>
+          </w:tcPr>
+          <w:p>
+            <w:r>
+              <w:t>DR-10</w:t>
+            </w:r>
+          </w:p>
+        </w:tc>
+        <w:tc>
+          <w:tcPr>
+            <w:tcW w:w="4433" w:type="dxa"/>
+            <w:tcBorders>
+              <w:top w:val="single" w:sz="4" w:space="0" w:color="C9D3DC"/>
+              <w:left w:val="single" w:sz="4" w:space="0" w:color="C9D3DC"/>
+              <w:bottom w:val="single" w:sz="4" w:space="0" w:color="C9D3DC"/>
+              <w:right w:val="single" w:sz="4" w:space="0" w:color="C9D3DC"/>
+            </w:tcBorders>
+            <w:shd w:val="clear" w:color="auto" w:fill="FFFFFF"/>
+            <w:tcMar>
+              <w:top w:w="40" w:type="dxa"/>
+              <w:left w:w="90" w:type="dxa"/>
+              <w:bottom w:w="40" w:type="dxa"/>
+              <w:right w:w="90" w:type="dxa"/>
+            </w:tcMar>
+          </w:tcPr>
+          <w:p>
+            <w:pPr>
+              <w:rPr>
+                <w:cs/>
+              </w:rPr>
+            </w:pPr>
+            <w:r>
+              <w:t xml:space="preserve">NotificationLog </w:t>
+            </w:r>
+            <w:r>
+              <w:t>-</w:t>
+            </w:r>
+            <w:r>
+              <w:t xml:space="preserve"> Ticket ID · </w:t>
+            </w:r>
+            <w:r>
+              <w:rPr>
+                <w:cs/>
+              </w:rPr>
+              <w:t xml:space="preserve">ผู้รับ </w:t>
+            </w:r>
+            <w:r>
+              <w:t xml:space="preserve">· </w:t>
+            </w:r>
+            <w:r>
+              <w:rPr>
+                <w:cs/>
+              </w:rPr>
+              <w:t xml:space="preserve">ประเภท (สถานะ / เตือนงานค้าง) </w:t>
+            </w:r>
+            <w:r>
+              <w:t xml:space="preserve">· </w:t>
+            </w:r>
+            <w:r>
+              <w:rPr>
+                <w:cs/>
+              </w:rPr>
+              <w:t xml:space="preserve">ช่องทาง </w:t>
+            </w:r>
+            <w:r>
+              <w:t xml:space="preserve">· </w:t>
+            </w:r>
+            <w:r>
+              <w:rPr>
+                <w:cs/>
+              </w:rPr>
+              <w:t xml:space="preserve">เวลาส่ง </w:t>
+            </w:r>
+            <w:r>
+              <w:t xml:space="preserve">· </w:t>
+            </w:r>
+            <w:r>
+              <w:rPr>
+                <w:cs/>
+              </w:rPr>
+              <w:t>ผลการส่ง</w:t>
+            </w:r>
+          </w:p>
+        </w:tc>
+        <w:tc>
+          <w:tcPr>
+            <w:tcW w:w="1156" w:type="dxa"/>
+            <w:tcBorders>
+              <w:top w:val="single" w:sz="4" w:space="0" w:color="C9D3DC"/>
+              <w:left w:val="single" w:sz="4" w:space="0" w:color="C9D3DC"/>
+              <w:bottom w:val="single" w:sz="4" w:space="0" w:color="C9D3DC"/>
+              <w:right w:val="single" w:sz="4" w:space="0" w:color="C9D3DC"/>
+            </w:tcBorders>
+            <w:shd w:val="clear" w:color="auto" w:fill="FFFFFF"/>
+            <w:tcMar>
+              <w:top w:w="40" w:type="dxa"/>
+              <w:left w:w="90" w:type="dxa"/>
+              <w:bottom w:w="40" w:type="dxa"/>
+              <w:right w:w="90" w:type="dxa"/>
+            </w:tcMar>
+          </w:tcPr>
+          <w:p>
+            <w:r>
+              <w:rPr>
+                <w:cs/>
+              </w:rPr>
+              <w:t>ใหม่</w:t>
+            </w:r>
+          </w:p>
+        </w:tc>
+        <w:tc>
+          <w:tcPr>
+            <w:tcW w:w="1542" w:type="dxa"/>
+            <w:tcBorders>
+              <w:top w:val="single" w:sz="4" w:space="0" w:color="C9D3DC"/>
+              <w:left w:val="single" w:sz="4" w:space="0" w:color="C9D3DC"/>
+              <w:bottom w:val="single" w:sz="4" w:space="0" w:color="C9D3DC"/>
+              <w:right w:val="single" w:sz="4" w:space="0" w:color="C9D3DC"/>
+            </w:tcBorders>
+            <w:shd w:val="clear" w:color="auto" w:fill="FFFFFF"/>
+            <w:tcMar>
+              <w:top w:w="40" w:type="dxa"/>
+              <w:left w:w="90" w:type="dxa"/>
+              <w:bottom w:w="40" w:type="dxa"/>
+              <w:right w:w="90" w:type="dxa"/>
+            </w:tcMar>
+          </w:tcPr>
+          <w:p>
+            <w:r>
+              <w:t>FR-CLMRS-08 · FR-CLMRS-10</w:t>
+            </w:r>
+          </w:p>
+        </w:tc>
+        <w:tc>
+          <w:tcPr>
+            <w:tcW w:w="1544" w:type="dxa"/>
+            <w:tcBorders>
+              <w:top w:val="single" w:sz="4" w:space="0" w:color="C9D3DC"/>
+              <w:left w:val="single" w:sz="4" w:space="0" w:color="C9D3DC"/>
+              <w:bottom w:val="single" w:sz="4" w:space="0" w:color="C9D3DC"/>
+              <w:right w:val="single" w:sz="4" w:space="0" w:color="C9D3DC"/>
+            </w:tcBorders>
+            <w:shd w:val="clear" w:color="auto" w:fill="FFFFFF"/>
+            <w:tcMar>
+              <w:top w:w="40" w:type="dxa"/>
+              <w:left w:w="90" w:type="dxa"/>
+              <w:bottom w:w="40" w:type="dxa"/>
+              <w:right w:w="90" w:type="dxa"/>
+            </w:tcMar>
+          </w:tcPr>
+          <w:p>
+            <w:r>
+              <w:t>Proposed</w:t>
+            </w:r>
+          </w:p>
         </w:tc>
       </w:tr>
     </w:tbl>
@@ -9700,6 +9827,7 @@
           <w:sz w:val="30"/>
           <w:szCs w:val="30"/>
         </w:rPr>
+        <w:lastRenderedPageBreak/>
         <w:t>2.5 Open Issue (≥ 2)</w:t>
       </w:r>
     </w:p>
@@ -9788,7 +9916,6 @@
             <w:pPr>
               <w:keepNext/>
             </w:pPr>
-            <w:proofErr w:type="spellStart"/>
             <w:r>
               <w:rPr>
                 <w:b/>
@@ -9797,18 +9924,7 @@
                 <w:sz w:val="28"/>
                 <w:szCs w:val="28"/>
               </w:rPr>
-              <w:t>คำถาม</w:t>
-            </w:r>
-            <w:proofErr w:type="spellEnd"/>
-            <w:r>
-              <w:rPr>
-                <w:b/>
-                <w:bCs/>
-                <w:color w:val="FFFFFF"/>
-                <w:sz w:val="28"/>
-                <w:szCs w:val="28"/>
-              </w:rPr>
-              <w:t xml:space="preserve"> / TBD</w:t>
+              <w:t>คำถาม / TBD</w:t>
             </w:r>
           </w:p>
         </w:tc>
@@ -9834,7 +9950,6 @@
             <w:pPr>
               <w:keepNext/>
             </w:pPr>
-            <w:proofErr w:type="spellStart"/>
             <w:r>
               <w:rPr>
                 <w:b/>
@@ -9843,18 +9958,7 @@
                 <w:sz w:val="28"/>
                 <w:szCs w:val="28"/>
               </w:rPr>
-              <w:t>กระทบ</w:t>
-            </w:r>
-            <w:proofErr w:type="spellEnd"/>
-            <w:r>
-              <w:rPr>
-                <w:b/>
-                <w:bCs/>
-                <w:color w:val="FFFFFF"/>
-                <w:sz w:val="28"/>
-                <w:szCs w:val="28"/>
-              </w:rPr>
-              <w:t xml:space="preserve"> ID</w:t>
+              <w:t>กระทบ ID</w:t>
             </w:r>
           </w:p>
         </w:tc>
@@ -9961,6 +10065,14 @@
               </w:rPr>
               <w:t>OI-</w:t>
             </w:r>
+            <w:r>
+              <w:rPr>
+                <w:color w:val="5A6B7C"/>
+                <w:sz w:val="28"/>
+                <w:szCs w:val="28"/>
+              </w:rPr>
+              <w:t>09</w:t>
+            </w:r>
           </w:p>
         </w:tc>
         <w:tc>
@@ -9984,6 +10096,21 @@
             <w:pPr>
               <w:keepNext/>
             </w:pPr>
+            <w:r>
+              <w:rPr>
+                <w:cs/>
+              </w:rPr>
+              <w:t>ค้างนานเท่าไรจึงเตือน แยกตามสถานะ (</w:t>
+            </w:r>
+            <w:r>
+              <w:t xml:space="preserve">Submitted / Pending Verification) </w:t>
+            </w:r>
+            <w:r>
+              <w:rPr>
+                <w:cs/>
+              </w:rPr>
+              <w:t>หรือไม่ และตรวจบ่อยแค่ไหน</w:t>
+            </w:r>
           </w:p>
         </w:tc>
         <w:tc>
@@ -10007,6 +10134,9 @@
             <w:pPr>
               <w:keepNext/>
             </w:pPr>
+            <w:r>
+              <w:t>FR-CLMRS-10 · AC-14 · UC-10</w:t>
+            </w:r>
           </w:p>
         </w:tc>
         <w:tc>
@@ -10030,6 +10160,9 @@
             <w:pPr>
               <w:keepNext/>
             </w:pPr>
+            <w:r>
+              <w:t>Building Manager</w:t>
+            </w:r>
           </w:p>
         </w:tc>
         <w:tc>
@@ -10053,6 +10186,12 @@
             <w:pPr>
               <w:keepNext/>
             </w:pPr>
+            <w:r>
+              <w:rPr>
+                <w:cs/>
+              </w:rPr>
+              <w:t>ขอเวลาตอบสนองที่ยอมรับได้จากผู้ดูแลอาคาร</w:t>
+            </w:r>
           </w:p>
         </w:tc>
       </w:tr>
@@ -10090,6 +10229,14 @@
               </w:rPr>
               <w:t>OI-</w:t>
             </w:r>
+            <w:r>
+              <w:rPr>
+                <w:color w:val="5A6B7C"/>
+                <w:sz w:val="28"/>
+                <w:szCs w:val="28"/>
+              </w:rPr>
+              <w:t>10</w:t>
+            </w:r>
           </w:p>
         </w:tc>
         <w:tc>
@@ -10113,6 +10260,33 @@
             <w:pPr>
               <w:keepNext/>
             </w:pPr>
+            <w:r>
+              <w:rPr>
+                <w:cs/>
+              </w:rPr>
+              <w:t xml:space="preserve">ช่องทางภายนอกคืออะไร เชื่อมต่ออย่างไร และขัดกับ </w:t>
+            </w:r>
+            <w:r>
+              <w:t xml:space="preserve">Out of Scope §1.3 </w:t>
+            </w:r>
+            <w:r>
+              <w:rPr>
+                <w:cs/>
+              </w:rPr>
+              <w:t xml:space="preserve">หรือไม่ (ต่อจาก </w:t>
+            </w:r>
+            <w:r>
+              <w:t xml:space="preserve">OQ-04 · </w:t>
+            </w:r>
+            <w:r>
+              <w:rPr>
+                <w:cs/>
+              </w:rPr>
+              <w:t xml:space="preserve">ห้ามผูกขาดตาม </w:t>
+            </w:r>
+            <w:r>
+              <w:t>CON-04)</w:t>
+            </w:r>
           </w:p>
         </w:tc>
         <w:tc>
@@ -10136,6 +10310,9 @@
             <w:pPr>
               <w:keepNext/>
             </w:pPr>
+            <w:r>
+              <w:t>FR-CLMRS-11 · BR-09 · DR-09 · EXT-02</w:t>
+            </w:r>
           </w:p>
         </w:tc>
         <w:tc>
@@ -10159,6 +10336,9 @@
             <w:pPr>
               <w:keepNext/>
             </w:pPr>
+            <w:r>
+              <w:t>System Analyst / IT</w:t>
+            </w:r>
           </w:p>
         </w:tc>
         <w:tc>
@@ -10182,6 +10362,21 @@
             <w:pPr>
               <w:keepNext/>
             </w:pPr>
+            <w:r>
+              <w:rPr>
+                <w:cs/>
+              </w:rPr>
+              <w:t xml:space="preserve">ส่งคำถามถึงฝ่าย </w:t>
+            </w:r>
+            <w:r>
+              <w:t xml:space="preserve">IT </w:t>
+            </w:r>
+            <w:r>
+              <w:rPr>
+                <w:cs/>
+              </w:rPr>
+              <w:t>พร้อมตัวเลือกที่ไม่ผูกยี่ห้อ</w:t>
+            </w:r>
           </w:p>
         </w:tc>
       </w:tr>
@@ -10216,6 +10411,14 @@
               </w:rPr>
               <w:t>OI-</w:t>
             </w:r>
+            <w:r>
+              <w:rPr>
+                <w:color w:val="5A6B7C"/>
+                <w:sz w:val="28"/>
+                <w:szCs w:val="28"/>
+              </w:rPr>
+              <w:t>11</w:t>
+            </w:r>
           </w:p>
         </w:tc>
         <w:tc>
@@ -10235,7 +10438,14 @@
               <w:right w:w="90" w:type="dxa"/>
             </w:tcMar>
           </w:tcPr>
-          <w:p/>
+          <w:p>
+            <w:r>
+              <w:rPr>
+                <w:cs/>
+              </w:rPr>
+              <w:t>ข้อความแจ้งเตือนใส่ฟิลด์ใดได้บ้าง</w:t>
+            </w:r>
+          </w:p>
         </w:tc>
         <w:tc>
           <w:tcPr>
@@ -10254,7 +10464,11 @@
               <w:right w:w="90" w:type="dxa"/>
             </w:tcMar>
           </w:tcPr>
-          <w:p/>
+          <w:p>
+            <w:r>
+              <w:t>BR-10 · NFR-CLMRS-05 · AC-15</w:t>
+            </w:r>
+          </w:p>
         </w:tc>
         <w:tc>
           <w:tcPr>
@@ -10273,7 +10487,11 @@
               <w:right w:w="90" w:type="dxa"/>
             </w:tcMar>
           </w:tcPr>
-          <w:p/>
+          <w:p>
+            <w:r>
+              <w:t>Security / IT</w:t>
+            </w:r>
+          </w:p>
         </w:tc>
         <w:tc>
           <w:tcPr>
@@ -10292,7 +10510,170 @@
               <w:right w:w="90" w:type="dxa"/>
             </w:tcMar>
           </w:tcPr>
-          <w:p/>
+          <w:p>
+            <w:r>
+              <w:rPr>
+                <w:cs/>
+              </w:rPr>
+              <w:t>ขอเกณฑ์ข้อมูลส่วนบุคคลของมหาวิทยาลัย</w:t>
+            </w:r>
+          </w:p>
+        </w:tc>
+      </w:tr>
+      <w:tr>
+        <w:trPr>
+          <w:cantSplit/>
+          <w:trHeight w:val="624"/>
+        </w:trPr>
+        <w:tc>
+          <w:tcPr>
+            <w:tcW w:w="867" w:type="dxa"/>
+            <w:tcBorders>
+              <w:top w:val="single" w:sz="4" w:space="0" w:color="C9D3DC"/>
+              <w:left w:val="single" w:sz="4" w:space="0" w:color="C9D3DC"/>
+              <w:bottom w:val="single" w:sz="4" w:space="0" w:color="C9D3DC"/>
+              <w:right w:val="single" w:sz="4" w:space="0" w:color="C9D3DC"/>
+            </w:tcBorders>
+            <w:shd w:val="clear" w:color="auto" w:fill="FFFFFF"/>
+            <w:tcMar>
+              <w:top w:w="40" w:type="dxa"/>
+              <w:left w:w="90" w:type="dxa"/>
+              <w:bottom w:w="40" w:type="dxa"/>
+              <w:right w:w="90" w:type="dxa"/>
+            </w:tcMar>
+          </w:tcPr>
+          <w:p>
+            <w:pPr>
+              <w:rPr>
+                <w:color w:val="5A6B7C"/>
+                <w:sz w:val="28"/>
+                <w:szCs w:val="28"/>
+              </w:rPr>
+            </w:pPr>
+            <w:r>
+              <w:rPr>
+                <w:color w:val="5A6B7C"/>
+                <w:sz w:val="28"/>
+                <w:szCs w:val="28"/>
+              </w:rPr>
+              <w:t>OI-1</w:t>
+            </w:r>
+            <w:r>
+              <w:rPr>
+                <w:color w:val="5A6B7C"/>
+                <w:sz w:val="28"/>
+                <w:szCs w:val="28"/>
+              </w:rPr>
+              <w:t>2</w:t>
+            </w:r>
+          </w:p>
+        </w:tc>
+        <w:tc>
+          <w:tcPr>
+            <w:tcW w:w="3180" w:type="dxa"/>
+            <w:tcBorders>
+              <w:top w:val="single" w:sz="4" w:space="0" w:color="C9D3DC"/>
+              <w:left w:val="single" w:sz="4" w:space="0" w:color="C9D3DC"/>
+              <w:bottom w:val="single" w:sz="4" w:space="0" w:color="C9D3DC"/>
+              <w:right w:val="single" w:sz="4" w:space="0" w:color="C9D3DC"/>
+            </w:tcBorders>
+            <w:shd w:val="clear" w:color="auto" w:fill="FFFFFF"/>
+            <w:tcMar>
+              <w:top w:w="40" w:type="dxa"/>
+              <w:left w:w="90" w:type="dxa"/>
+              <w:bottom w:w="40" w:type="dxa"/>
+              <w:right w:w="90" w:type="dxa"/>
+            </w:tcMar>
+          </w:tcPr>
+          <w:p>
+            <w:r>
+              <w:rPr>
+                <w:cs/>
+              </w:rPr>
+              <w:t>ใครรับเตือนงานค้างในแต่ละสถานะ</w:t>
+            </w:r>
+          </w:p>
+        </w:tc>
+        <w:tc>
+          <w:tcPr>
+            <w:tcW w:w="1734" w:type="dxa"/>
+            <w:tcBorders>
+              <w:top w:val="single" w:sz="4" w:space="0" w:color="C9D3DC"/>
+              <w:left w:val="single" w:sz="4" w:space="0" w:color="C9D3DC"/>
+              <w:bottom w:val="single" w:sz="4" w:space="0" w:color="C9D3DC"/>
+              <w:right w:val="single" w:sz="4" w:space="0" w:color="C9D3DC"/>
+            </w:tcBorders>
+            <w:shd w:val="clear" w:color="auto" w:fill="FFFFFF"/>
+            <w:tcMar>
+              <w:top w:w="40" w:type="dxa"/>
+              <w:left w:w="90" w:type="dxa"/>
+              <w:bottom w:w="40" w:type="dxa"/>
+              <w:right w:w="90" w:type="dxa"/>
+            </w:tcMar>
+          </w:tcPr>
+          <w:p>
+            <w:r>
+              <w:t>FR-CLMRS-10 · US-11 · UC-10</w:t>
+            </w:r>
+          </w:p>
+        </w:tc>
+        <w:tc>
+          <w:tcPr>
+            <w:tcW w:w="1542" w:type="dxa"/>
+            <w:tcBorders>
+              <w:top w:val="single" w:sz="4" w:space="0" w:color="C9D3DC"/>
+              <w:left w:val="single" w:sz="4" w:space="0" w:color="C9D3DC"/>
+              <w:bottom w:val="single" w:sz="4" w:space="0" w:color="C9D3DC"/>
+              <w:right w:val="single" w:sz="4" w:space="0" w:color="C9D3DC"/>
+            </w:tcBorders>
+            <w:shd w:val="clear" w:color="auto" w:fill="FFFFFF"/>
+            <w:tcMar>
+              <w:top w:w="40" w:type="dxa"/>
+              <w:left w:w="90" w:type="dxa"/>
+              <w:bottom w:w="40" w:type="dxa"/>
+              <w:right w:w="90" w:type="dxa"/>
+            </w:tcMar>
+          </w:tcPr>
+          <w:p>
+            <w:r>
+              <w:t>Building Manager</w:t>
+            </w:r>
+          </w:p>
+        </w:tc>
+        <w:tc>
+          <w:tcPr>
+            <w:tcW w:w="2315" w:type="dxa"/>
+            <w:tcBorders>
+              <w:top w:val="single" w:sz="4" w:space="0" w:color="C9D3DC"/>
+              <w:left w:val="single" w:sz="4" w:space="0" w:color="C9D3DC"/>
+              <w:bottom w:val="single" w:sz="4" w:space="0" w:color="C9D3DC"/>
+              <w:right w:val="single" w:sz="4" w:space="0" w:color="C9D3DC"/>
+            </w:tcBorders>
+            <w:shd w:val="clear" w:color="auto" w:fill="FFFFFF"/>
+            <w:tcMar>
+              <w:top w:w="40" w:type="dxa"/>
+              <w:left w:w="90" w:type="dxa"/>
+              <w:bottom w:w="40" w:type="dxa"/>
+              <w:right w:w="90" w:type="dxa"/>
+            </w:tcMar>
+          </w:tcPr>
+          <w:p>
+            <w:r>
+              <w:rPr>
+                <w:cs/>
+              </w:rPr>
+              <w:t xml:space="preserve">ยืนยันพร้อม </w:t>
+            </w:r>
+            <w:r>
+              <w:t>OQ-02 (</w:t>
+            </w:r>
+            <w:r>
+              <w:rPr>
+                <w:cs/>
+              </w:rPr>
+              <w:t>ผู้ยืนยันการปิดงาน)</w:t>
+            </w:r>
+          </w:p>
         </w:tc>
       </w:tr>
     </w:tbl>
@@ -10313,23 +10694,7 @@
       </w:pPr>
       <w:r>
         <w:lastRenderedPageBreak/>
-        <w:t xml:space="preserve">G3 Design Strategy </w:t>
-      </w:r>
-      <w:proofErr w:type="spellStart"/>
-      <w:r>
-        <w:t>หลังการเปลี่ยน</w:t>
-      </w:r>
-      <w:proofErr w:type="spellEnd"/>
-      <w:r>
-        <w:t xml:space="preserve"> (1.5 </w:t>
-      </w:r>
-      <w:proofErr w:type="spellStart"/>
-      <w:r>
-        <w:t>คะแนน</w:t>
-      </w:r>
-      <w:proofErr w:type="spellEnd"/>
-      <w:r>
-        <w:t>)</w:t>
+        <w:t>G3 Design Strategy หลังการเปลี่ยน (1.5 คะแนน)</w:t>
       </w:r>
     </w:p>
     <w:p>
@@ -10345,20 +10710,8 @@
           <w:sz w:val="30"/>
           <w:szCs w:val="30"/>
         </w:rPr>
-        <w:t xml:space="preserve">3.1 Scope </w:t>
+        <w:t>3.1 Scope ของความสามารถใหม่</w:t>
       </w:r>
-      <w:proofErr w:type="spellStart"/>
-      <w:r>
-        <w:rPr>
-          <w:b/>
-          <w:bCs/>
-          <w:color w:val="087E8B"/>
-          <w:sz w:val="30"/>
-          <w:szCs w:val="30"/>
-        </w:rPr>
-        <w:t>ของความสามารถใหม่</w:t>
-      </w:r>
-      <w:proofErr w:type="spellEnd"/>
     </w:p>
     <w:p>
       <w:pPr>
@@ -10372,117 +10725,7 @@
           <w:sz w:val="28"/>
           <w:szCs w:val="28"/>
         </w:rPr>
-        <w:t>(</w:t>
-      </w:r>
-      <w:proofErr w:type="spellStart"/>
-      <w:r>
-        <w:rPr>
-          <w:i/>
-          <w:iCs/>
-          <w:color w:val="7F8C99"/>
-          <w:sz w:val="28"/>
-          <w:szCs w:val="28"/>
-        </w:rPr>
-        <w:t>คำแนะนำ</w:t>
-      </w:r>
-      <w:proofErr w:type="spellEnd"/>
-      <w:r>
-        <w:rPr>
-          <w:i/>
-          <w:iCs/>
-          <w:color w:val="7F8C99"/>
-          <w:sz w:val="28"/>
-          <w:szCs w:val="28"/>
-        </w:rPr>
-        <w:t xml:space="preserve">: </w:t>
-      </w:r>
-      <w:proofErr w:type="spellStart"/>
-      <w:r>
-        <w:rPr>
-          <w:i/>
-          <w:iCs/>
-          <w:color w:val="7F8C99"/>
-          <w:sz w:val="28"/>
-          <w:szCs w:val="28"/>
-        </w:rPr>
-        <w:t>ตอบด้วยว่าทำไมไม่ใช่ทุกข้อเป็น</w:t>
-      </w:r>
-      <w:proofErr w:type="spellEnd"/>
-      <w:r>
-        <w:rPr>
-          <w:i/>
-          <w:iCs/>
-          <w:color w:val="7F8C99"/>
-          <w:sz w:val="28"/>
-          <w:szCs w:val="28"/>
-        </w:rPr>
-        <w:t xml:space="preserve"> Build now (</w:t>
-      </w:r>
-      <w:proofErr w:type="spellStart"/>
-      <w:r>
-        <w:rPr>
-          <w:i/>
-          <w:iCs/>
-          <w:color w:val="7F8C99"/>
-          <w:sz w:val="28"/>
-          <w:szCs w:val="28"/>
-        </w:rPr>
-        <w:t>หรือทำไมใช่</w:t>
-      </w:r>
-      <w:proofErr w:type="spellEnd"/>
-      <w:r>
-        <w:rPr>
-          <w:i/>
-          <w:iCs/>
-          <w:color w:val="7F8C99"/>
-          <w:sz w:val="28"/>
-          <w:szCs w:val="28"/>
-        </w:rPr>
-        <w:t xml:space="preserve">) — </w:t>
-      </w:r>
-      <w:proofErr w:type="spellStart"/>
-      <w:r>
-        <w:rPr>
-          <w:i/>
-          <w:iCs/>
-          <w:color w:val="7F8C99"/>
-          <w:sz w:val="28"/>
-          <w:szCs w:val="28"/>
-        </w:rPr>
-        <w:t>อ้าง</w:t>
-      </w:r>
-      <w:proofErr w:type="spellEnd"/>
-      <w:r>
-        <w:rPr>
-          <w:i/>
-          <w:iCs/>
-          <w:color w:val="7F8C99"/>
-          <w:sz w:val="28"/>
-          <w:szCs w:val="28"/>
-        </w:rPr>
-        <w:t xml:space="preserve"> driver, Extension </w:t>
-      </w:r>
-      <w:proofErr w:type="spellStart"/>
-      <w:r>
-        <w:rPr>
-          <w:i/>
-          <w:iCs/>
-          <w:color w:val="7F8C99"/>
-          <w:sz w:val="28"/>
-          <w:szCs w:val="28"/>
-        </w:rPr>
-        <w:t>หรือ</w:t>
-      </w:r>
-      <w:proofErr w:type="spellEnd"/>
-      <w:r>
-        <w:rPr>
-          <w:i/>
-          <w:iCs/>
-          <w:color w:val="7F8C99"/>
-          <w:sz w:val="28"/>
-          <w:szCs w:val="28"/>
-        </w:rPr>
-        <w:t xml:space="preserve"> TBD)</w:t>
+        <w:t>(คำแนะนำ: ตอบด้วยว่าทำไมไม่ใช่ทุกข้อเป็น Build now (หรือทำไมใช่) — อ้าง driver, Extension หรือ TBD)</w:t>
       </w:r>
     </w:p>
     <w:tbl>
@@ -10534,7 +10777,6 @@
             <w:pPr>
               <w:keepNext/>
             </w:pPr>
-            <w:proofErr w:type="spellStart"/>
             <w:r>
               <w:rPr>
                 <w:b/>
@@ -10543,18 +10785,7 @@
                 <w:sz w:val="28"/>
                 <w:szCs w:val="28"/>
               </w:rPr>
-              <w:t>ความสามารถจาก</w:t>
-            </w:r>
-            <w:proofErr w:type="spellEnd"/>
-            <w:r>
-              <w:rPr>
-                <w:b/>
-                <w:bCs/>
-                <w:color w:val="FFFFFF"/>
-                <w:sz w:val="28"/>
-                <w:szCs w:val="28"/>
-              </w:rPr>
-              <w:t xml:space="preserve"> CR</w:t>
+              <w:t>ความสามารถจาก CR</w:t>
             </w:r>
           </w:p>
         </w:tc>
@@ -10580,7 +10811,6 @@
             <w:pPr>
               <w:keepNext/>
             </w:pPr>
-            <w:proofErr w:type="spellStart"/>
             <w:r>
               <w:rPr>
                 <w:b/>
@@ -10589,40 +10819,7 @@
                 <w:sz w:val="28"/>
                 <w:szCs w:val="28"/>
               </w:rPr>
-              <w:t>ระดับ</w:t>
-            </w:r>
-            <w:proofErr w:type="spellEnd"/>
-            <w:r>
-              <w:rPr>
-                <w:b/>
-                <w:bCs/>
-                <w:color w:val="FFFFFF"/>
-                <w:sz w:val="28"/>
-                <w:szCs w:val="28"/>
-              </w:rPr>
-              <w:t xml:space="preserve"> (Build now / Overview / Later / </w:t>
-            </w:r>
-            <w:proofErr w:type="spellStart"/>
-            <w:r>
-              <w:rPr>
-                <w:b/>
-                <w:bCs/>
-                <w:color w:val="FFFFFF"/>
-                <w:sz w:val="28"/>
-                <w:szCs w:val="28"/>
-              </w:rPr>
-              <w:t>ไม่ทำในวิชานี้</w:t>
-            </w:r>
-            <w:proofErr w:type="spellEnd"/>
-            <w:r>
-              <w:rPr>
-                <w:b/>
-                <w:bCs/>
-                <w:color w:val="FFFFFF"/>
-                <w:sz w:val="28"/>
-                <w:szCs w:val="28"/>
-              </w:rPr>
-              <w:t>)</w:t>
+              <w:t>ระดับ (Build now / Overview / Later / ไม่ทำในวิชานี้)</w:t>
             </w:r>
           </w:p>
         </w:tc>
@@ -10648,7 +10845,6 @@
             <w:pPr>
               <w:keepNext/>
             </w:pPr>
-            <w:proofErr w:type="spellStart"/>
             <w:r>
               <w:rPr>
                 <w:b/>
@@ -10657,62 +10853,7 @@
                 <w:sz w:val="28"/>
                 <w:szCs w:val="28"/>
               </w:rPr>
-              <w:t>เหตุผล</w:t>
-            </w:r>
-            <w:proofErr w:type="spellEnd"/>
-            <w:r>
-              <w:rPr>
-                <w:b/>
-                <w:bCs/>
-                <w:color w:val="FFFFFF"/>
-                <w:sz w:val="28"/>
-                <w:szCs w:val="28"/>
-              </w:rPr>
-              <w:t xml:space="preserve"> 1 </w:t>
-            </w:r>
-            <w:proofErr w:type="spellStart"/>
-            <w:r>
-              <w:rPr>
-                <w:b/>
-                <w:bCs/>
-                <w:color w:val="FFFFFF"/>
-                <w:sz w:val="28"/>
-                <w:szCs w:val="28"/>
-              </w:rPr>
-              <w:t>บรรทัด</w:t>
-            </w:r>
-            <w:proofErr w:type="spellEnd"/>
-            <w:r>
-              <w:rPr>
-                <w:b/>
-                <w:bCs/>
-                <w:color w:val="FFFFFF"/>
-                <w:sz w:val="28"/>
-                <w:szCs w:val="28"/>
-              </w:rPr>
-              <w:t xml:space="preserve"> (</w:t>
-            </w:r>
-            <w:proofErr w:type="spellStart"/>
-            <w:r>
-              <w:rPr>
-                <w:b/>
-                <w:bCs/>
-                <w:color w:val="FFFFFF"/>
-                <w:sz w:val="28"/>
-                <w:szCs w:val="28"/>
-              </w:rPr>
-              <w:t>อ้าง</w:t>
-            </w:r>
-            <w:proofErr w:type="spellEnd"/>
-            <w:r>
-              <w:rPr>
-                <w:b/>
-                <w:bCs/>
-                <w:color w:val="FFFFFF"/>
-                <w:sz w:val="28"/>
-                <w:szCs w:val="28"/>
-              </w:rPr>
-              <w:t xml:space="preserve"> ID)</w:t>
+              <w:t>เหตุผล 1 บรรทัด (อ้าง ID)</w:t>
             </w:r>
           </w:p>
         </w:tc>
@@ -10743,7 +10884,6 @@
             <w:pPr>
               <w:keepNext/>
             </w:pPr>
-            <w:proofErr w:type="spellStart"/>
             <w:r>
               <w:rPr>
                 <w:color w:val="5A6B7C"/>
@@ -10752,7 +10892,6 @@
               </w:rPr>
               <w:t>แจ้งเมื่อสถานะเปลี่ยน</w:t>
             </w:r>
-            <w:proofErr w:type="spellEnd"/>
           </w:p>
         </w:tc>
         <w:tc>
@@ -10776,6 +10915,15 @@
             <w:pPr>
               <w:keepNext/>
             </w:pPr>
+            <w:r>
+              <w:t>Build now (</w:t>
+            </w:r>
+            <w:r>
+              <w:rPr>
+                <w:cs/>
+              </w:rPr>
+              <w:t>แจ้งในระบบ)</w:t>
+            </w:r>
           </w:p>
         </w:tc>
         <w:tc>
@@ -10799,6 +10947,33 @@
             <w:pPr>
               <w:keepNext/>
             </w:pPr>
+            <w:r>
+              <w:rPr>
+                <w:cs/>
+              </w:rPr>
+              <w:t xml:space="preserve">แก้ปัญหาหลัก </w:t>
+            </w:r>
+            <w:r>
+              <w:t xml:space="preserve">G-04 / UN-08 </w:t>
+            </w:r>
+            <w:r>
+              <w:rPr>
+                <w:cs/>
+              </w:rPr>
+              <w:t xml:space="preserve">ด้วย </w:t>
+            </w:r>
+            <w:r>
+              <w:t xml:space="preserve">container </w:t>
+            </w:r>
+            <w:r>
+              <w:rPr>
+                <w:cs/>
+              </w:rPr>
+              <w:t xml:space="preserve">เดิม ไม่ต้องรอ </w:t>
+            </w:r>
+            <w:r>
+              <w:t>OQ (FR-CLMRS-08)</w:t>
+            </w:r>
           </w:p>
         </w:tc>
       </w:tr>
@@ -10828,34 +11003,14 @@
             <w:pPr>
               <w:keepNext/>
             </w:pPr>
-            <w:proofErr w:type="spellStart"/>
             <w:r>
               <w:rPr>
                 <w:color w:val="5A6B7C"/>
                 <w:sz w:val="28"/>
                 <w:szCs w:val="28"/>
               </w:rPr>
-              <w:t>เตือนก่อนถึงกำหนด</w:t>
-            </w:r>
-            <w:proofErr w:type="spellEnd"/>
-            <w:r>
-              <w:rPr>
-                <w:color w:val="5A6B7C"/>
-                <w:sz w:val="28"/>
-                <w:szCs w:val="28"/>
-              </w:rPr>
-              <w:t xml:space="preserve"> / </w:t>
-            </w:r>
-            <w:proofErr w:type="spellStart"/>
-            <w:r>
-              <w:rPr>
-                <w:color w:val="5A6B7C"/>
-                <w:sz w:val="28"/>
-                <w:szCs w:val="28"/>
-              </w:rPr>
-              <w:t>เมื่อค้างนาน</w:t>
-            </w:r>
-            <w:proofErr w:type="spellEnd"/>
+              <w:t>เตือนก่อนถึงกำหนด / เมื่อค้างนาน</w:t>
+            </w:r>
           </w:p>
         </w:tc>
         <w:tc>
@@ -10879,6 +11034,27 @@
             <w:pPr>
               <w:keepNext/>
             </w:pPr>
+            <w:r>
+              <w:t>Build now (</w:t>
+            </w:r>
+            <w:r>
+              <w:rPr>
+                <w:cs/>
+              </w:rPr>
+              <w:t xml:space="preserve">กลไก) </w:t>
+            </w:r>
+            <w:r>
+              <w:t xml:space="preserve">· </w:t>
+            </w:r>
+            <w:r>
+              <w:rPr>
+                <w:cs/>
+              </w:rPr>
+              <w:t xml:space="preserve">ค่าระยะเวลา </w:t>
+            </w:r>
+            <w:r>
+              <w:t>TBD</w:t>
+            </w:r>
           </w:p>
         </w:tc>
         <w:tc>
@@ -10902,6 +11078,27 @@
             <w:pPr>
               <w:keepNext/>
             </w:pPr>
+            <w:r>
+              <w:t xml:space="preserve">CLMRS </w:t>
+            </w:r>
+            <w:r>
+              <w:rPr>
+                <w:cs/>
+              </w:rPr>
+              <w:t xml:space="preserve">ไม่มีกำหนดเวลานัด จึงใช้งานค้าง </w:t>
+            </w:r>
+            <w:r>
+              <w:t xml:space="preserve">· </w:t>
+            </w:r>
+            <w:r>
+              <w:rPr>
+                <w:cs/>
+              </w:rPr>
+              <w:t xml:space="preserve">สร้างกลไกได้ แต่ค่าระยะเวลารอ </w:t>
+            </w:r>
+            <w:r>
+              <w:t>OQ-09 (FR-CLMRS-10)</w:t>
+            </w:r>
           </w:p>
         </w:tc>
       </w:tr>
@@ -10931,23 +11128,13 @@
             <w:pPr>
               <w:keepNext/>
             </w:pPr>
-            <w:proofErr w:type="spellStart"/>
             <w:r>
               <w:rPr>
                 <w:color w:val="5A6B7C"/>
                 <w:sz w:val="28"/>
                 <w:szCs w:val="28"/>
               </w:rPr>
-              <w:t>ช่องทางแจ้งเตือนภายนอก</w:t>
-            </w:r>
-            <w:proofErr w:type="spellEnd"/>
-            <w:r>
-              <w:rPr>
-                <w:color w:val="5A6B7C"/>
-                <w:sz w:val="28"/>
-                <w:szCs w:val="28"/>
-              </w:rPr>
-              <w:t xml:space="preserve"> + opt-in</w:t>
+              <w:t>ช่องทางแจ้งเตือนภายนอก + opt-in</w:t>
             </w:r>
           </w:p>
         </w:tc>
@@ -10972,6 +11159,24 @@
             <w:pPr>
               <w:keepNext/>
             </w:pPr>
+            <w:r>
+              <w:rPr>
+                <w:cs/>
+              </w:rPr>
+              <w:t xml:space="preserve">ช่องทาง: ไม่ทำในวิชานี้ (รอคำตอบ) </w:t>
+            </w:r>
+            <w:r>
+              <w:t xml:space="preserve">· </w:t>
+            </w:r>
+            <w:r>
+              <w:rPr>
+                <w:cs/>
+              </w:rPr>
+              <w:t xml:space="preserve">หน้าตั้งค่า </w:t>
+            </w:r>
+            <w:r>
+              <w:t>opt-in: Overview</w:t>
+            </w:r>
           </w:p>
         </w:tc>
         <w:tc>
@@ -10995,6 +11200,30 @@
             <w:pPr>
               <w:keepNext/>
             </w:pPr>
+            <w:r>
+              <w:rPr>
+                <w:cs/>
+              </w:rPr>
+              <w:t xml:space="preserve">ช่องทางยัง </w:t>
+            </w:r>
+            <w:r>
+              <w:t xml:space="preserve">TBD (OQ-10) · </w:t>
+            </w:r>
+            <w:r>
+              <w:rPr>
+                <w:cs/>
+              </w:rPr>
+              <w:t xml:space="preserve">ขัด </w:t>
+            </w:r>
+            <w:r>
+              <w:t xml:space="preserve">Out of Scope §1.3 · CON-04 </w:t>
+            </w:r>
+            <w:r>
+              <w:rPr>
+                <w:cs/>
+              </w:rPr>
+              <w:t>ห้ามผูกขาดยี่ห้อ</w:t>
+            </w:r>
           </w:p>
         </w:tc>
       </w:tr>
@@ -11020,7 +11249,14 @@
               <w:right w:w="90" w:type="dxa"/>
             </w:tcMar>
           </w:tcPr>
-          <w:p/>
+          <w:p>
+            <w:r>
+              <w:rPr>
+                <w:cs/>
+              </w:rPr>
+              <w:t>ข้อความไม่มีข้อมูลเกินจำเป็น</w:t>
+            </w:r>
+          </w:p>
         </w:tc>
         <w:tc>
           <w:tcPr>
@@ -11039,7 +11275,11 @@
               <w:right w:w="90" w:type="dxa"/>
             </w:tcMar>
           </w:tcPr>
-          <w:p/>
+          <w:p>
+            <w:r>
+              <w:t>Build now</w:t>
+            </w:r>
+          </w:p>
         </w:tc>
         <w:tc>
           <w:tcPr>
@@ -11058,7 +11298,17 @@
               <w:right w:w="90" w:type="dxa"/>
             </w:tcMar>
           </w:tcPr>
-          <w:p/>
+          <w:p>
+            <w:r>
+              <w:rPr>
+                <w:cs/>
+              </w:rPr>
+              <w:t xml:space="preserve">ใช้กับแจ้งเตือนในระบบด้วย และเป็นส่วนของ </w:t>
+            </w:r>
+            <w:r>
+              <w:t>driver D1 (BR-10 · NFR-CLMRS-05)</w:t>
+            </w:r>
+          </w:p>
         </w:tc>
       </w:tr>
     </w:tbl>
@@ -11140,29 +11390,7 @@
                 <w:sz w:val="28"/>
                 <w:szCs w:val="28"/>
               </w:rPr>
-              <w:t>Driver (</w:t>
-            </w:r>
-            <w:proofErr w:type="spellStart"/>
-            <w:r>
-              <w:rPr>
-                <w:b/>
-                <w:bCs/>
-                <w:color w:val="FFFFFF"/>
-                <w:sz w:val="28"/>
-                <w:szCs w:val="28"/>
-              </w:rPr>
-              <w:t>เดิมหรือใหม่</w:t>
-            </w:r>
-            <w:proofErr w:type="spellEnd"/>
-            <w:r>
-              <w:rPr>
-                <w:b/>
-                <w:bCs/>
-                <w:color w:val="FFFFFF"/>
-                <w:sz w:val="28"/>
-                <w:szCs w:val="28"/>
-              </w:rPr>
-              <w:t>)</w:t>
+              <w:t>Driver (เดิมหรือใหม่)</w:t>
             </w:r>
           </w:p>
         </w:tc>
@@ -11196,20 +11424,8 @@
                 <w:sz w:val="28"/>
                 <w:szCs w:val="28"/>
               </w:rPr>
-              <w:t xml:space="preserve">CR </w:t>
-            </w:r>
-            <w:proofErr w:type="spellStart"/>
-            <w:r>
-              <w:rPr>
-                <w:b/>
-                <w:bCs/>
-                <w:color w:val="FFFFFF"/>
-                <w:sz w:val="28"/>
-                <w:szCs w:val="28"/>
-              </w:rPr>
-              <w:t>กระทบอย่างไร</w:t>
-            </w:r>
-            <w:proofErr w:type="spellEnd"/>
+              <w:t>CR กระทบอย่างไร</w:t>
+            </w:r>
           </w:p>
         </w:tc>
         <w:tc>
@@ -11234,7 +11450,6 @@
             <w:pPr>
               <w:keepNext/>
             </w:pPr>
-            <w:proofErr w:type="spellStart"/>
             <w:r>
               <w:rPr>
                 <w:b/>
@@ -11245,7 +11460,6 @@
               </w:rPr>
               <w:t>ผลต่อการออกแบบ</w:t>
             </w:r>
-            <w:proofErr w:type="spellEnd"/>
           </w:p>
         </w:tc>
       </w:tr>
@@ -11281,7 +11495,32 @@
                 <w:sz w:val="28"/>
                 <w:szCs w:val="28"/>
               </w:rPr>
-              <w:t>D</w:t>
+              <w:t xml:space="preserve">D1 </w:t>
+            </w:r>
+            <w:r>
+              <w:rPr>
+                <w:color w:val="5A6B7C"/>
+                <w:sz w:val="28"/>
+                <w:szCs w:val="28"/>
+                <w:cs/>
+              </w:rPr>
+              <w:t xml:space="preserve">สิทธิ์และความเป็นส่วนตัว (เดิม </w:t>
+            </w:r>
+            <w:r>
+              <w:rPr>
+                <w:color w:val="5A6B7C"/>
+                <w:sz w:val="28"/>
+                <w:szCs w:val="28"/>
+              </w:rPr>
+              <w:t>-</w:t>
+            </w:r>
+            <w:r>
+              <w:rPr>
+                <w:color w:val="5A6B7C"/>
+                <w:sz w:val="28"/>
+                <w:szCs w:val="28"/>
+              </w:rPr>
+              <w:t xml:space="preserve"> NFR-CLMRS-01 · BR-05 · DR-01)</w:t>
             </w:r>
           </w:p>
         </w:tc>
@@ -11306,6 +11545,24 @@
             <w:pPr>
               <w:keepNext/>
             </w:pPr>
+            <w:r>
+              <w:rPr>
+                <w:cs/>
+              </w:rPr>
+              <w:t xml:space="preserve">การแจ้งเตือนเป็นช่องทางใหม่ที่ข้อมูลออกไปหาผู้ใช้ </w:t>
+            </w:r>
+            <w:r>
+              <w:t>-</w:t>
+            </w:r>
+            <w:r>
+              <w:t xml:space="preserve"> </w:t>
+            </w:r>
+            <w:r>
+              <w:rPr>
+                <w:cs/>
+              </w:rPr>
+              <w:t>ถ้าส่งผิดคนหรือใส่ข้อมูลเกินคือข้อมูลรั่ว</w:t>
+            </w:r>
           </w:p>
         </w:tc>
         <w:tc>
@@ -11329,6 +11586,36 @@
             <w:pPr>
               <w:keepNext/>
             </w:pPr>
+            <w:r>
+              <w:t xml:space="preserve">CLMRS API </w:t>
+            </w:r>
+            <w:r>
+              <w:rPr>
+                <w:cs/>
+              </w:rPr>
+              <w:t xml:space="preserve">ตรวจสิทธิ์ผู้รับก่อนสร้างการแจ้งเตือนทุกครั้ง </w:t>
+            </w:r>
+            <w:r>
+              <w:t xml:space="preserve">· </w:t>
+            </w:r>
+            <w:r>
+              <w:rPr>
+                <w:cs/>
+              </w:rPr>
+              <w:t xml:space="preserve">ข้อความตาม </w:t>
+            </w:r>
+            <w:r>
+              <w:t xml:space="preserve">BR-10 · </w:t>
+            </w:r>
+            <w:r>
+              <w:rPr>
+                <w:cs/>
+              </w:rPr>
+              <w:t xml:space="preserve">ส่งออกภายนอกเฉพาะผู้ </w:t>
+            </w:r>
+            <w:r>
+              <w:t>opt-in</w:t>
+            </w:r>
           </w:p>
         </w:tc>
       </w:tr>
@@ -11364,7 +11651,49 @@
                 <w:sz w:val="28"/>
                 <w:szCs w:val="28"/>
               </w:rPr>
-              <w:t>D</w:t>
+              <w:t xml:space="preserve">D2 </w:t>
+            </w:r>
+            <w:r>
+              <w:rPr>
+                <w:color w:val="5A6B7C"/>
+                <w:sz w:val="28"/>
+                <w:szCs w:val="28"/>
+                <w:cs/>
+              </w:rPr>
+              <w:t xml:space="preserve">สถานะงานถูกต้องตาม </w:t>
+            </w:r>
+            <w:r>
+              <w:rPr>
+                <w:color w:val="5A6B7C"/>
+                <w:sz w:val="28"/>
+                <w:szCs w:val="28"/>
+              </w:rPr>
+              <w:t>Workflow (</w:t>
+            </w:r>
+            <w:r>
+              <w:rPr>
+                <w:color w:val="5A6B7C"/>
+                <w:sz w:val="28"/>
+                <w:szCs w:val="28"/>
+                <w:cs/>
+              </w:rPr>
+              <w:t xml:space="preserve">เดิม </w:t>
+            </w:r>
+            <w:r>
+              <w:rPr>
+                <w:color w:val="5A6B7C"/>
+                <w:sz w:val="28"/>
+                <w:szCs w:val="28"/>
+              </w:rPr>
+              <w:t>-</w:t>
+            </w:r>
+            <w:r>
+              <w:rPr>
+                <w:color w:val="5A6B7C"/>
+                <w:sz w:val="28"/>
+                <w:szCs w:val="28"/>
+              </w:rPr>
+              <w:t xml:space="preserve"> §7.2 · BR-07 · DR-03)</w:t>
             </w:r>
           </w:p>
         </w:tc>
@@ -11389,6 +11718,24 @@
             <w:pPr>
               <w:keepNext/>
             </w:pPr>
+            <w:r>
+              <w:rPr>
+                <w:cs/>
+              </w:rPr>
+              <w:t xml:space="preserve">สถานะคือจุดเริ่มของการแจ้งเตือน </w:t>
+            </w:r>
+            <w:r>
+              <w:t>-</w:t>
+            </w:r>
+            <w:r>
+              <w:t xml:space="preserve"> </w:t>
+            </w:r>
+            <w:r>
+              <w:rPr>
+                <w:cs/>
+              </w:rPr>
+              <w:t>ถ้าแจ้งก่อนบันทึกสำเร็จ ผู้ใช้จะได้ข้อมูลผิด</w:t>
+            </w:r>
           </w:p>
         </w:tc>
         <w:tc>
@@ -11412,6 +11759,30 @@
             <w:pPr>
               <w:keepNext/>
             </w:pPr>
+            <w:r>
+              <w:rPr>
+                <w:cs/>
+              </w:rPr>
+              <w:t xml:space="preserve">สร้างการแจ้งเตือนหลัง </w:t>
+            </w:r>
+            <w:r>
+              <w:t xml:space="preserve">CLMRS API </w:t>
+            </w:r>
+            <w:r>
+              <w:rPr>
+                <w:cs/>
+              </w:rPr>
+              <w:t xml:space="preserve">บันทึก </w:t>
+            </w:r>
+            <w:r>
+              <w:t xml:space="preserve">TicketStatusLog </w:t>
+            </w:r>
+            <w:r>
+              <w:rPr>
+                <w:cs/>
+              </w:rPr>
+              <w:t>สำเร็จเท่านั้น</w:t>
+            </w:r>
           </w:p>
         </w:tc>
       </w:tr>
@@ -11444,43 +11815,32 @@
                 <w:sz w:val="28"/>
                 <w:szCs w:val="28"/>
               </w:rPr>
-              <w:t>D (</w:t>
-            </w:r>
-            <w:proofErr w:type="spellStart"/>
+              <w:t xml:space="preserve">D3 </w:t>
+            </w:r>
             <w:r>
               <w:rPr>
                 <w:color w:val="5A6B7C"/>
                 <w:sz w:val="28"/>
                 <w:szCs w:val="28"/>
-              </w:rPr>
-              <w:t>ใหม่</w:t>
-            </w:r>
-            <w:proofErr w:type="spellEnd"/>
+                <w:cs/>
+              </w:rPr>
+              <w:t xml:space="preserve">งานที่เกิดตามเวลาโดยไม่มีคนกด (ใหม่ </w:t>
+            </w:r>
             <w:r>
               <w:rPr>
                 <w:color w:val="5A6B7C"/>
                 <w:sz w:val="28"/>
                 <w:szCs w:val="28"/>
               </w:rPr>
-              <w:t xml:space="preserve"> </w:t>
-            </w:r>
-            <w:proofErr w:type="spellStart"/>
+              <w:t>-</w:t>
+            </w:r>
             <w:r>
               <w:rPr>
                 <w:color w:val="5A6B7C"/>
                 <w:sz w:val="28"/>
                 <w:szCs w:val="28"/>
               </w:rPr>
-              <w:t>ถ้ามี</w:t>
-            </w:r>
-            <w:proofErr w:type="spellEnd"/>
-            <w:r>
-              <w:rPr>
-                <w:color w:val="5A6B7C"/>
-                <w:sz w:val="28"/>
-                <w:szCs w:val="28"/>
-              </w:rPr>
-              <w:t>)</w:t>
+              <w:t xml:space="preserve"> FR-CLMRS-10)</w:t>
             </w:r>
           </w:p>
         </w:tc>
@@ -11501,7 +11861,14 @@
               <w:right w:w="90" w:type="dxa"/>
             </w:tcMar>
           </w:tcPr>
-          <w:p/>
+          <w:p>
+            <w:r>
+              <w:rPr>
+                <w:cs/>
+              </w:rPr>
+              <w:t>ระบบเดิมทำงานเมื่อมีคนกดเท่านั้น</w:t>
+            </w:r>
+          </w:p>
         </w:tc>
         <w:tc>
           <w:tcPr>
@@ -11520,7 +11887,47 @@
               <w:right w:w="90" w:type="dxa"/>
             </w:tcMar>
           </w:tcPr>
-          <w:p/>
+          <w:p>
+            <w:r>
+              <w:rPr>
+                <w:cs/>
+              </w:rPr>
+              <w:t xml:space="preserve">ต้องมีตัวที่รันตามรอบ </w:t>
+            </w:r>
+            <w:r>
+              <w:rPr>
+                <w:rFonts w:ascii="Arial" w:hAnsi="Arial" w:cs="Arial"/>
+              </w:rPr>
+              <w:t>→</w:t>
+            </w:r>
+            <w:r>
+              <w:t xml:space="preserve"> Reminder Job (DEC-01 </w:t>
+            </w:r>
+            <w:r>
+              <w:rPr>
+                <w:cs/>
+              </w:rPr>
+              <w:t xml:space="preserve">ใน </w:t>
+            </w:r>
+            <w:r>
+              <w:t xml:space="preserve">G4) · Reminder Job </w:t>
+            </w:r>
+            <w:r>
+              <w:rPr>
+                <w:cs/>
+              </w:rPr>
+              <w:t xml:space="preserve">เรียกผ่าน </w:t>
+            </w:r>
+            <w:r>
+              <w:t xml:space="preserve">CLMRS API </w:t>
+            </w:r>
+            <w:r>
+              <w:rPr>
+                <w:cs/>
+              </w:rPr>
+              <w:t>เพื่อให้กติกาตรวจที่เดียว</w:t>
+            </w:r>
+          </w:p>
         </w:tc>
       </w:tr>
     </w:tbl>
@@ -11542,20 +11949,9 @@
           <w:sz w:val="30"/>
           <w:szCs w:val="30"/>
         </w:rPr>
-        <w:t xml:space="preserve">3.3 Design Spine — </w:t>
+        <w:lastRenderedPageBreak/>
+        <w:t>3.3 Design Spine — แถวที่เพิ่มหรือเปลี่ยน</w:t>
       </w:r>
-      <w:proofErr w:type="spellStart"/>
-      <w:r>
-        <w:rPr>
-          <w:b/>
-          <w:bCs/>
-          <w:color w:val="087E8B"/>
-          <w:sz w:val="30"/>
-          <w:szCs w:val="30"/>
-        </w:rPr>
-        <w:t>แถวที่เพิ่มหรือเปลี่ยน</w:t>
-      </w:r>
-      <w:proofErr w:type="spellEnd"/>
     </w:p>
     <w:tbl>
       <w:tblPr>
@@ -11643,7 +12039,6 @@
             <w:pPr>
               <w:keepNext/>
             </w:pPr>
-            <w:proofErr w:type="spellStart"/>
             <w:r>
               <w:rPr>
                 <w:b/>
@@ -11654,7 +12049,6 @@
               </w:rPr>
               <w:t>ขั้นในเส้นทางงานหลัก</w:t>
             </w:r>
-            <w:proofErr w:type="spellEnd"/>
           </w:p>
         </w:tc>
         <w:tc>
@@ -11721,20 +12115,8 @@
                 <w:sz w:val="28"/>
                 <w:szCs w:val="28"/>
               </w:rPr>
-              <w:t xml:space="preserve">W10 </w:t>
-            </w:r>
-            <w:proofErr w:type="spellStart"/>
-            <w:r>
-              <w:rPr>
-                <w:b/>
-                <w:bCs/>
-                <w:color w:val="FFFFFF"/>
-                <w:sz w:val="28"/>
-                <w:szCs w:val="28"/>
-              </w:rPr>
-              <w:t>ระดับ</w:t>
-            </w:r>
-            <w:proofErr w:type="spellEnd"/>
+              <w:t>W10 ระดับ</w:t>
+            </w:r>
           </w:p>
         </w:tc>
         <w:tc>
@@ -11767,29 +12149,7 @@
                 <w:sz w:val="28"/>
                 <w:szCs w:val="28"/>
               </w:rPr>
-              <w:t xml:space="preserve">W11 </w:t>
-            </w:r>
-            <w:proofErr w:type="spellStart"/>
-            <w:r>
-              <w:rPr>
-                <w:b/>
-                <w:bCs/>
-                <w:color w:val="FFFFFF"/>
-                <w:sz w:val="28"/>
-                <w:szCs w:val="28"/>
-              </w:rPr>
-              <w:t>เดินผ่าน</w:t>
-            </w:r>
-            <w:proofErr w:type="spellEnd"/>
-            <w:r>
-              <w:rPr>
-                <w:b/>
-                <w:bCs/>
-                <w:color w:val="FFFFFF"/>
-                <w:sz w:val="28"/>
-                <w:szCs w:val="28"/>
-              </w:rPr>
-              <w:t xml:space="preserve"> container</w:t>
+              <w:t>W11 เดินผ่าน container</w:t>
             </w:r>
           </w:p>
         </w:tc>
@@ -11815,7 +12175,6 @@
             <w:pPr>
               <w:keepNext/>
             </w:pPr>
-            <w:proofErr w:type="spellStart"/>
             <w:r>
               <w:rPr>
                 <w:b/>
@@ -11826,7 +12185,6 @@
               </w:rPr>
               <w:t>เปลี่ยนอะไร</w:t>
             </w:r>
-            <w:proofErr w:type="spellEnd"/>
           </w:p>
         </w:tc>
       </w:tr>
@@ -11856,6 +12214,9 @@
             <w:pPr>
               <w:keepNext/>
             </w:pPr>
+            <w:r>
+              <w:t>S1</w:t>
+            </w:r>
           </w:p>
         </w:tc>
         <w:tc>
@@ -11879,6 +12240,45 @@
             <w:pPr>
               <w:keepNext/>
             </w:pPr>
+            <w:r>
+              <w:rPr>
+                <w:cs/>
+              </w:rPr>
+              <w:t xml:space="preserve">เปลี่ยนสถานะงาน (เช่น ผู้ยืนยันอนุมัติปิดงาน) </w:t>
+            </w:r>
+            <w:r>
+              <w:rPr>
+                <w:rFonts w:ascii="Arial" w:hAnsi="Arial" w:cs="Arial"/>
+              </w:rPr>
+              <w:t>→</w:t>
+            </w:r>
+            <w:r>
+              <w:t xml:space="preserve"> </w:t>
+            </w:r>
+            <w:r>
+              <w:rPr>
+                <w:cs/>
+              </w:rPr>
+              <w:t xml:space="preserve">บันทึก </w:t>
+            </w:r>
+            <w:r>
+              <w:t xml:space="preserve">TicketStatusLog </w:t>
+            </w:r>
+            <w:r>
+              <w:rPr>
+                <w:rFonts w:ascii="Arial" w:hAnsi="Arial" w:cs="Arial"/>
+              </w:rPr>
+              <w:t>→</w:t>
+            </w:r>
+            <w:r>
+              <w:t xml:space="preserve"> </w:t>
+            </w:r>
+            <w:r>
+              <w:rPr>
+                <w:cs/>
+              </w:rPr>
+              <w:t>สร้างการแจ้งเตือนในระบบ</w:t>
+            </w:r>
           </w:p>
         </w:tc>
         <w:tc>
@@ -11902,6 +12302,9 @@
             <w:pPr>
               <w:keepNext/>
             </w:pPr>
+            <w:r>
+              <w:t>UC-05 · UC-07</w:t>
+            </w:r>
           </w:p>
         </w:tc>
         <w:tc>
@@ -11925,6 +12328,9 @@
             <w:pPr>
               <w:keepNext/>
             </w:pPr>
+            <w:r>
+              <w:t>Build now</w:t>
+            </w:r>
           </w:p>
         </w:tc>
         <w:tc>
@@ -11948,6 +12354,51 @@
             <w:pPr>
               <w:keepNext/>
             </w:pPr>
+            <w:r>
+              <w:t xml:space="preserve">CLMRS Web App </w:t>
+            </w:r>
+            <w:r>
+              <w:rPr>
+                <w:rFonts w:ascii="Arial" w:hAnsi="Arial" w:cs="Arial"/>
+              </w:rPr>
+              <w:t>→</w:t>
+            </w:r>
+            <w:r>
+              <w:t xml:space="preserve"> CLMRS API (</w:t>
+            </w:r>
+            <w:r>
+              <w:rPr>
+                <w:cs/>
+              </w:rPr>
+              <w:t xml:space="preserve">ตรวจสิทธิ์ </w:t>
+            </w:r>
+            <w:r>
+              <w:t xml:space="preserve">· BR-07) </w:t>
+            </w:r>
+            <w:r>
+              <w:rPr>
+                <w:rFonts w:ascii="Arial" w:hAnsi="Arial" w:cs="Arial"/>
+              </w:rPr>
+              <w:t>→</w:t>
+            </w:r>
+            <w:r>
+              <w:t xml:space="preserve"> CLMRS Database </w:t>
+            </w:r>
+            <w:r>
+              <w:rPr>
+                <w:rFonts w:ascii="Arial" w:hAnsi="Arial" w:cs="Arial"/>
+              </w:rPr>
+              <w:t>→</w:t>
+            </w:r>
+            <w:r>
+              <w:t xml:space="preserve"> CLMRS Web App </w:t>
+            </w:r>
+            <w:r>
+              <w:rPr>
+                <w:cs/>
+              </w:rPr>
+              <w:t>แสดงแจ้งเตือน</w:t>
+            </w:r>
           </w:p>
         </w:tc>
         <w:tc>
@@ -11971,6 +12422,12 @@
             <w:pPr>
               <w:keepNext/>
             </w:pPr>
+            <w:r>
+              <w:rPr>
+                <w:cs/>
+              </w:rPr>
+              <w:t>เพิ่มขั้นสร้างการแจ้งเตือนหลังบันทึกสถานะสำเร็จ</w:t>
+            </w:r>
           </w:p>
         </w:tc>
       </w:tr>
@@ -12000,6 +12457,9 @@
             <w:pPr>
               <w:keepNext/>
             </w:pPr>
+            <w:r>
+              <w:t>S2</w:t>
+            </w:r>
           </w:p>
         </w:tc>
         <w:tc>
@@ -12023,6 +12483,27 @@
             <w:pPr>
               <w:keepNext/>
             </w:pPr>
+            <w:r>
+              <w:rPr>
+                <w:cs/>
+              </w:rPr>
+              <w:t xml:space="preserve">ระบบตรวจงานค้างตามรอบ </w:t>
+            </w:r>
+            <w:r>
+              <w:rPr>
+                <w:rFonts w:ascii="Arial" w:hAnsi="Arial" w:cs="Arial"/>
+              </w:rPr>
+              <w:t>→</w:t>
+            </w:r>
+            <w:r>
+              <w:t xml:space="preserve"> </w:t>
+            </w:r>
+            <w:r>
+              <w:rPr>
+                <w:cs/>
+              </w:rPr>
+              <w:t>เตือนผู้รับผิดชอบ</w:t>
+            </w:r>
           </w:p>
         </w:tc>
         <w:tc>
@@ -12046,6 +12527,9 @@
             <w:pPr>
               <w:keepNext/>
             </w:pPr>
+            <w:r>
+              <w:t>UC-10</w:t>
+            </w:r>
           </w:p>
         </w:tc>
         <w:tc>
@@ -12069,6 +12553,24 @@
             <w:pPr>
               <w:keepNext/>
             </w:pPr>
+            <w:r>
+              <w:t>Build now (</w:t>
+            </w:r>
+            <w:r>
+              <w:rPr>
+                <w:cs/>
+              </w:rPr>
+              <w:t xml:space="preserve">ระยะ </w:t>
+            </w:r>
+            <w:r>
+              <w:t xml:space="preserve">TBD </w:t>
+            </w:r>
+            <w:r>
+              <w:t>-</w:t>
+            </w:r>
+            <w:r>
+              <w:t xml:space="preserve"> OQ-09)</w:t>
+            </w:r>
           </w:p>
         </w:tc>
         <w:tc>
@@ -12092,6 +12594,36 @@
             <w:pPr>
               <w:keepNext/>
             </w:pPr>
+            <w:r>
+              <w:t xml:space="preserve">Reminder Job </w:t>
+            </w:r>
+            <w:r>
+              <w:rPr>
+                <w:rFonts w:ascii="Arial" w:hAnsi="Arial" w:cs="Arial"/>
+              </w:rPr>
+              <w:t>→</w:t>
+            </w:r>
+            <w:r>
+              <w:t xml:space="preserve"> CLMRS API </w:t>
+            </w:r>
+            <w:r>
+              <w:rPr>
+                <w:rFonts w:ascii="Arial" w:hAnsi="Arial" w:cs="Arial"/>
+              </w:rPr>
+              <w:t>→</w:t>
+            </w:r>
+            <w:r>
+              <w:t xml:space="preserve"> CLMRS Database </w:t>
+            </w:r>
+            <w:r>
+              <w:rPr>
+                <w:rFonts w:ascii="Arial" w:hAnsi="Arial" w:cs="Arial"/>
+              </w:rPr>
+              <w:t>→</w:t>
+            </w:r>
+            <w:r>
+              <w:t xml:space="preserve"> CLMRS Web App</w:t>
+            </w:r>
           </w:p>
         </w:tc>
         <w:tc>
@@ -12115,6 +12647,21 @@
             <w:pPr>
               <w:keepNext/>
             </w:pPr>
+            <w:r>
+              <w:rPr>
+                <w:cs/>
+              </w:rPr>
+              <w:t xml:space="preserve">ขั้นใหม่ทั้งขั้น </w:t>
+            </w:r>
+            <w:r>
+              <w:t xml:space="preserve">· </w:t>
+            </w:r>
+            <w:r>
+              <w:rPr>
+                <w:cs/>
+              </w:rPr>
+              <w:t>เริ่มจากเวลา ไม่ใช่คนกด</w:t>
+            </w:r>
           </w:p>
         </w:tc>
       </w:tr>
@@ -12140,7 +12687,11 @@
               <w:right w:w="90" w:type="dxa"/>
             </w:tcMar>
           </w:tcPr>
-          <w:p/>
+          <w:p>
+            <w:r>
+              <w:t>S3</w:t>
+            </w:r>
+          </w:p>
         </w:tc>
         <w:tc>
           <w:tcPr>
@@ -12159,7 +12710,17 @@
               <w:right w:w="90" w:type="dxa"/>
             </w:tcMar>
           </w:tcPr>
-          <w:p/>
+          <w:p>
+            <w:r>
+              <w:rPr>
+                <w:cs/>
+              </w:rPr>
+              <w:t xml:space="preserve">ส่งออกช่องทางภายนอกเฉพาะผู้ </w:t>
+            </w:r>
+            <w:r>
+              <w:t>opt-in</w:t>
+            </w:r>
+          </w:p>
         </w:tc>
         <w:tc>
           <w:tcPr>
@@ -12178,7 +12739,11 @@
               <w:right w:w="90" w:type="dxa"/>
             </w:tcMar>
           </w:tcPr>
-          <w:p/>
+          <w:p>
+            <w:r>
+              <w:t>UC-07</w:t>
+            </w:r>
+          </w:p>
         </w:tc>
         <w:tc>
           <w:tcPr>
@@ -12197,7 +12762,17 @@
               <w:right w:w="90" w:type="dxa"/>
             </w:tcMar>
           </w:tcPr>
-          <w:p/>
+          <w:p>
+            <w:r>
+              <w:rPr>
+                <w:cs/>
+              </w:rPr>
+              <w:t xml:space="preserve">ไม่ทำในวิชานี้ (รอ </w:t>
+            </w:r>
+            <w:r>
+              <w:t>OQ-10)</w:t>
+            </w:r>
+          </w:p>
         </w:tc>
         <w:tc>
           <w:tcPr>
@@ -12216,7 +12791,20 @@
               <w:right w:w="90" w:type="dxa"/>
             </w:tcMar>
           </w:tcPr>
-          <w:p/>
+          <w:p>
+            <w:r>
+              <w:t xml:space="preserve">CLMRS API </w:t>
+            </w:r>
+            <w:r>
+              <w:rPr>
+                <w:rFonts w:ascii="Arial" w:hAnsi="Arial" w:cs="Arial"/>
+              </w:rPr>
+              <w:t>→</w:t>
+            </w:r>
+            <w:r>
+              <w:t xml:space="preserve"> Notification Gateway (TBD)</w:t>
+            </w:r>
+          </w:p>
         </w:tc>
         <w:tc>
           <w:tcPr>
@@ -12235,7 +12823,206 @@
               <w:right w:w="90" w:type="dxa"/>
             </w:tcMar>
           </w:tcPr>
-          <w:p/>
+          <w:p>
+            <w:r>
+              <w:rPr>
+                <w:cs/>
+              </w:rPr>
+              <w:t xml:space="preserve">ขั้นใหม่ </w:t>
+            </w:r>
+            <w:r>
+              <w:t>-</w:t>
+            </w:r>
+            <w:r>
+              <w:t xml:space="preserve"> </w:t>
+            </w:r>
+            <w:r>
+              <w:rPr>
+                <w:cs/>
+              </w:rPr>
+              <w:t xml:space="preserve">วาดเป็น </w:t>
+            </w:r>
+            <w:r>
+              <w:t xml:space="preserve">TBD </w:t>
+            </w:r>
+            <w:r>
+              <w:rPr>
+                <w:cs/>
+              </w:rPr>
+              <w:t>ยังไม่สร้าง</w:t>
+            </w:r>
+          </w:p>
+        </w:tc>
+      </w:tr>
+      <w:tr>
+        <w:trPr>
+          <w:cantSplit/>
+          <w:trHeight w:val="680"/>
+        </w:trPr>
+        <w:tc>
+          <w:tcPr>
+            <w:tcW w:w="578" w:type="dxa"/>
+            <w:tcBorders>
+              <w:top w:val="single" w:sz="4" w:space="0" w:color="C9D3DC"/>
+              <w:left w:val="single" w:sz="4" w:space="0" w:color="C9D3DC"/>
+              <w:bottom w:val="single" w:sz="4" w:space="0" w:color="C9D3DC"/>
+              <w:right w:val="single" w:sz="4" w:space="0" w:color="C9D3DC"/>
+            </w:tcBorders>
+            <w:shd w:val="clear" w:color="auto" w:fill="FFFFFF"/>
+            <w:tcMar>
+              <w:top w:w="40" w:type="dxa"/>
+              <w:left w:w="90" w:type="dxa"/>
+              <w:bottom w:w="40" w:type="dxa"/>
+              <w:right w:w="90" w:type="dxa"/>
+            </w:tcMar>
+          </w:tcPr>
+          <w:p>
+            <w:r>
+              <w:t>S4</w:t>
+            </w:r>
+          </w:p>
+        </w:tc>
+        <w:tc>
+          <w:tcPr>
+            <w:tcW w:w="2505" w:type="dxa"/>
+            <w:tcBorders>
+              <w:top w:val="single" w:sz="4" w:space="0" w:color="C9D3DC"/>
+              <w:left w:val="single" w:sz="4" w:space="0" w:color="C9D3DC"/>
+              <w:bottom w:val="single" w:sz="4" w:space="0" w:color="C9D3DC"/>
+              <w:right w:val="single" w:sz="4" w:space="0" w:color="C9D3DC"/>
+            </w:tcBorders>
+            <w:shd w:val="clear" w:color="auto" w:fill="FFFFFF"/>
+            <w:tcMar>
+              <w:top w:w="40" w:type="dxa"/>
+              <w:left w:w="90" w:type="dxa"/>
+              <w:bottom w:w="40" w:type="dxa"/>
+              <w:right w:w="90" w:type="dxa"/>
+            </w:tcMar>
+          </w:tcPr>
+          <w:p>
+            <w:r>
+              <w:rPr>
+                <w:cs/>
+              </w:rPr>
+              <w:t xml:space="preserve">ผู้แจ้งตั้งค่า </w:t>
+            </w:r>
+            <w:r>
+              <w:t>opt-in</w:t>
+            </w:r>
+          </w:p>
+        </w:tc>
+        <w:tc>
+          <w:tcPr>
+            <w:tcW w:w="963" w:type="dxa"/>
+            <w:tcBorders>
+              <w:top w:val="single" w:sz="4" w:space="0" w:color="C9D3DC"/>
+              <w:left w:val="single" w:sz="4" w:space="0" w:color="C9D3DC"/>
+              <w:bottom w:val="single" w:sz="4" w:space="0" w:color="C9D3DC"/>
+              <w:right w:val="single" w:sz="4" w:space="0" w:color="C9D3DC"/>
+            </w:tcBorders>
+            <w:shd w:val="clear" w:color="auto" w:fill="FFFFFF"/>
+            <w:tcMar>
+              <w:top w:w="40" w:type="dxa"/>
+              <w:left w:w="90" w:type="dxa"/>
+              <w:bottom w:w="40" w:type="dxa"/>
+              <w:right w:w="90" w:type="dxa"/>
+            </w:tcMar>
+          </w:tcPr>
+          <w:p>
+            <w:r>
+              <w:t>UC-07 · US-12</w:t>
+            </w:r>
+          </w:p>
+        </w:tc>
+        <w:tc>
+          <w:tcPr>
+            <w:tcW w:w="1349" w:type="dxa"/>
+            <w:tcBorders>
+              <w:top w:val="single" w:sz="4" w:space="0" w:color="C9D3DC"/>
+              <w:left w:val="single" w:sz="4" w:space="0" w:color="C9D3DC"/>
+              <w:bottom w:val="single" w:sz="4" w:space="0" w:color="C9D3DC"/>
+              <w:right w:val="single" w:sz="4" w:space="0" w:color="C9D3DC"/>
+            </w:tcBorders>
+            <w:shd w:val="clear" w:color="auto" w:fill="FFFFFF"/>
+            <w:tcMar>
+              <w:top w:w="40" w:type="dxa"/>
+              <w:left w:w="90" w:type="dxa"/>
+              <w:bottom w:w="40" w:type="dxa"/>
+              <w:right w:w="90" w:type="dxa"/>
+            </w:tcMar>
+          </w:tcPr>
+          <w:p>
+            <w:r>
+              <w:t>Overview</w:t>
+            </w:r>
+          </w:p>
+        </w:tc>
+        <w:tc>
+          <w:tcPr>
+            <w:tcW w:w="2505" w:type="dxa"/>
+            <w:tcBorders>
+              <w:top w:val="single" w:sz="4" w:space="0" w:color="C9D3DC"/>
+              <w:left w:val="single" w:sz="4" w:space="0" w:color="C9D3DC"/>
+              <w:bottom w:val="single" w:sz="4" w:space="0" w:color="C9D3DC"/>
+              <w:right w:val="single" w:sz="4" w:space="0" w:color="C9D3DC"/>
+            </w:tcBorders>
+            <w:shd w:val="clear" w:color="auto" w:fill="FFFFFF"/>
+            <w:tcMar>
+              <w:top w:w="40" w:type="dxa"/>
+              <w:left w:w="90" w:type="dxa"/>
+              <w:bottom w:w="40" w:type="dxa"/>
+              <w:right w:w="90" w:type="dxa"/>
+            </w:tcMar>
+          </w:tcPr>
+          <w:p>
+            <w:r>
+              <w:t xml:space="preserve">CLMRS Web App </w:t>
+            </w:r>
+            <w:r>
+              <w:rPr>
+                <w:rFonts w:ascii="Arial" w:hAnsi="Arial" w:cs="Arial"/>
+              </w:rPr>
+              <w:t>→</w:t>
+            </w:r>
+            <w:r>
+              <w:t xml:space="preserve"> CLMRS API </w:t>
+            </w:r>
+            <w:r>
+              <w:rPr>
+                <w:rFonts w:ascii="Arial" w:hAnsi="Arial" w:cs="Arial"/>
+              </w:rPr>
+              <w:t>→</w:t>
+            </w:r>
+            <w:r>
+              <w:t xml:space="preserve"> CLMRS Database (DR-09)</w:t>
+            </w:r>
+          </w:p>
+        </w:tc>
+        <w:tc>
+          <w:tcPr>
+            <w:tcW w:w="1738" w:type="dxa"/>
+            <w:tcBorders>
+              <w:top w:val="single" w:sz="4" w:space="0" w:color="C9D3DC"/>
+              <w:left w:val="single" w:sz="4" w:space="0" w:color="C9D3DC"/>
+              <w:bottom w:val="single" w:sz="4" w:space="0" w:color="C9D3DC"/>
+              <w:right w:val="single" w:sz="4" w:space="0" w:color="C9D3DC"/>
+            </w:tcBorders>
+            <w:shd w:val="clear" w:color="auto" w:fill="FFFFFF"/>
+            <w:tcMar>
+              <w:top w:w="40" w:type="dxa"/>
+              <w:left w:w="90" w:type="dxa"/>
+              <w:bottom w:w="40" w:type="dxa"/>
+              <w:right w:w="90" w:type="dxa"/>
+            </w:tcMar>
+          </w:tcPr>
+          <w:p>
+            <w:r>
+              <w:rPr>
+                <w:cs/>
+              </w:rPr>
+              <w:t>ขั้นใหม่</w:t>
+            </w:r>
+          </w:p>
         </w:tc>
       </w:tr>
     </w:tbl>
@@ -12257,7 +13044,6 @@
           <w:sz w:val="30"/>
           <w:szCs w:val="30"/>
         </w:rPr>
-        <w:lastRenderedPageBreak/>
         <w:t>3.4 Open decisions</w:t>
       </w:r>
     </w:p>
@@ -12346,7 +13132,6 @@
             <w:pPr>
               <w:keepNext/>
             </w:pPr>
-            <w:proofErr w:type="spellStart"/>
             <w:r>
               <w:rPr>
                 <w:b/>
@@ -12357,7 +13142,6 @@
               </w:rPr>
               <w:t>เรื่อง</w:t>
             </w:r>
-            <w:proofErr w:type="spellEnd"/>
           </w:p>
         </w:tc>
         <w:tc>
@@ -12382,7 +13166,6 @@
             <w:pPr>
               <w:keepNext/>
             </w:pPr>
-            <w:proofErr w:type="spellStart"/>
             <w:r>
               <w:rPr>
                 <w:b/>
@@ -12391,18 +13174,7 @@
                 <w:sz w:val="28"/>
                 <w:szCs w:val="28"/>
               </w:rPr>
-              <w:t>กระทบ</w:t>
-            </w:r>
-            <w:proofErr w:type="spellEnd"/>
-            <w:r>
-              <w:rPr>
-                <w:b/>
-                <w:bCs/>
-                <w:color w:val="FFFFFF"/>
-                <w:sz w:val="28"/>
-                <w:szCs w:val="28"/>
-              </w:rPr>
-              <w:t xml:space="preserve"> container</w:t>
+              <w:t>กระทบ container</w:t>
             </w:r>
           </w:p>
         </w:tc>
@@ -12428,7 +13200,6 @@
             <w:pPr>
               <w:keepNext/>
             </w:pPr>
-            <w:proofErr w:type="spellStart"/>
             <w:r>
               <w:rPr>
                 <w:b/>
@@ -12439,7 +13210,6 @@
               </w:rPr>
               <w:t>ระหว่างรอทำอย่างไร</w:t>
             </w:r>
-            <w:proofErr w:type="spellEnd"/>
           </w:p>
         </w:tc>
         <w:tc>
@@ -12464,7 +13234,6 @@
             <w:pPr>
               <w:keepNext/>
             </w:pPr>
-            <w:proofErr w:type="spellStart"/>
             <w:r>
               <w:rPr>
                 <w:b/>
@@ -12475,7 +13244,6 @@
               </w:rPr>
               <w:t>เจ้าของคำตอบ</w:t>
             </w:r>
-            <w:proofErr w:type="spellEnd"/>
           </w:p>
         </w:tc>
       </w:tr>
@@ -12513,6 +13281,14 @@
               </w:rPr>
               <w:t>DD-</w:t>
             </w:r>
+            <w:r>
+              <w:rPr>
+                <w:color w:val="5A6B7C"/>
+                <w:sz w:val="28"/>
+                <w:szCs w:val="28"/>
+              </w:rPr>
+              <w:t>01</w:t>
+            </w:r>
           </w:p>
         </w:tc>
         <w:tc>
@@ -12536,6 +13312,15 @@
             <w:pPr>
               <w:keepNext/>
             </w:pPr>
+            <w:r>
+              <w:rPr>
+                <w:cs/>
+              </w:rPr>
+              <w:t>ระยะเวลางานค้างและรอบการตรวจ (</w:t>
+            </w:r>
+            <w:r>
+              <w:t>OQ-09)</w:t>
+            </w:r>
           </w:p>
         </w:tc>
         <w:tc>
@@ -12559,6 +13344,9 @@
             <w:pPr>
               <w:keepNext/>
             </w:pPr>
+            <w:r>
+              <w:t>Reminder Job</w:t>
+            </w:r>
           </w:p>
         </w:tc>
         <w:tc>
@@ -12582,6 +13370,12 @@
             <w:pPr>
               <w:keepNext/>
             </w:pPr>
+            <w:r>
+              <w:rPr>
+                <w:cs/>
+              </w:rPr>
+              <w:t>ออกแบบเป็นค่าที่ตั้งได้ ไม่ใส่ตัวเลข</w:t>
+            </w:r>
           </w:p>
         </w:tc>
         <w:tc>
@@ -12605,6 +13399,9 @@
             <w:pPr>
               <w:keepNext/>
             </w:pPr>
+            <w:r>
+              <w:t>Building Manager</w:t>
+            </w:r>
           </w:p>
         </w:tc>
       </w:tr>
@@ -12642,6 +13439,14 @@
               </w:rPr>
               <w:t>DD-</w:t>
             </w:r>
+            <w:r>
+              <w:rPr>
+                <w:color w:val="5A6B7C"/>
+                <w:sz w:val="28"/>
+                <w:szCs w:val="28"/>
+              </w:rPr>
+              <w:t>02</w:t>
+            </w:r>
           </w:p>
         </w:tc>
         <w:tc>
@@ -12665,6 +13470,15 @@
             <w:pPr>
               <w:keepNext/>
             </w:pPr>
+            <w:r>
+              <w:rPr>
+                <w:cs/>
+              </w:rPr>
+              <w:t>ช่องทางภายนอกและวิธีเชื่อมต่อ (</w:t>
+            </w:r>
+            <w:r>
+              <w:t>OQ-10 · §1.3)</w:t>
+            </w:r>
           </w:p>
         </w:tc>
         <w:tc>
@@ -12688,6 +13502,9 @@
             <w:pPr>
               <w:keepNext/>
             </w:pPr>
+            <w:r>
+              <w:t>CLMRS API · Notification Gateway</w:t>
+            </w:r>
           </w:p>
         </w:tc>
         <w:tc>
@@ -12711,6 +13528,42 @@
             <w:pPr>
               <w:keepNext/>
             </w:pPr>
+            <w:r>
+              <w:rPr>
+                <w:cs/>
+              </w:rPr>
+              <w:t xml:space="preserve">แจ้งเฉพาะในระบบ </w:t>
+            </w:r>
+            <w:r>
+              <w:t xml:space="preserve">· </w:t>
+            </w:r>
+            <w:r>
+              <w:rPr>
+                <w:cs/>
+              </w:rPr>
+              <w:t xml:space="preserve">วาด </w:t>
+            </w:r>
+            <w:r>
+              <w:t xml:space="preserve">Notification Gateway </w:t>
+            </w:r>
+            <w:r>
+              <w:rPr>
+                <w:cs/>
+              </w:rPr>
+              <w:t xml:space="preserve">เป็นกล่อง </w:t>
+            </w:r>
+            <w:r>
+              <w:t xml:space="preserve">TBD </w:t>
+            </w:r>
+            <w:r>
+              <w:rPr>
+                <w:cs/>
+              </w:rPr>
+              <w:t>ไม่ผูกยี่ห้อ (</w:t>
+            </w:r>
+            <w:r>
+              <w:t>CON-04)</w:t>
+            </w:r>
           </w:p>
         </w:tc>
         <w:tc>
@@ -12734,6 +13587,18 @@
             <w:pPr>
               <w:keepNext/>
             </w:pPr>
+            <w:r>
+              <w:t xml:space="preserve">System Analyst / IT </w:t>
+            </w:r>
+            <w:r>
+              <w:rPr>
+                <w:cs/>
+              </w:rPr>
+              <w:t xml:space="preserve">ร่วมกับผู้มีอำนาจตัดสิน </w:t>
+            </w:r>
+            <w:r>
+              <w:t>CR</w:t>
+            </w:r>
           </w:p>
         </w:tc>
       </w:tr>
@@ -12768,6 +13633,14 @@
               </w:rPr>
               <w:t>DD-</w:t>
             </w:r>
+            <w:r>
+              <w:rPr>
+                <w:color w:val="5A6B7C"/>
+                <w:sz w:val="28"/>
+                <w:szCs w:val="28"/>
+              </w:rPr>
+              <w:t>03</w:t>
+            </w:r>
           </w:p>
         </w:tc>
         <w:tc>
@@ -12787,7 +13660,17 @@
               <w:right w:w="90" w:type="dxa"/>
             </w:tcMar>
           </w:tcPr>
-          <w:p/>
+          <w:p>
+            <w:r>
+              <w:rPr>
+                <w:cs/>
+              </w:rPr>
+              <w:t>ผู้รับเตือนงานค้าง (</w:t>
+            </w:r>
+            <w:r>
+              <w:t>OQ-12)</w:t>
+            </w:r>
+          </w:p>
         </w:tc>
         <w:tc>
           <w:tcPr>
@@ -12806,7 +13689,11 @@
               <w:right w:w="90" w:type="dxa"/>
             </w:tcMar>
           </w:tcPr>
-          <w:p/>
+          <w:p>
+            <w:r>
+              <w:t>Reminder Job · CLMRS API</w:t>
+            </w:r>
+          </w:p>
         </w:tc>
         <w:tc>
           <w:tcPr>
@@ -12825,7 +13712,23 @@
               <w:right w:w="90" w:type="dxa"/>
             </w:tcMar>
           </w:tcPr>
-          <w:p/>
+          <w:p>
+            <w:r>
+              <w:rPr>
+                <w:cs/>
+              </w:rPr>
+              <w:t xml:space="preserve">งานค้างยังแสดงในคิวงานของเจ้าหน้าที่ตาม </w:t>
+            </w:r>
+            <w:r>
+              <w:t xml:space="preserve">FR-CLMRS-03 </w:t>
+            </w:r>
+            <w:r>
+              <w:rPr>
+                <w:cs/>
+              </w:rPr>
+              <w:t>เดิม โดยยังไม่เปิดการเตือน</w:t>
+            </w:r>
+          </w:p>
         </w:tc>
         <w:tc>
           <w:tcPr>
@@ -12844,7 +13747,171 @@
               <w:right w:w="90" w:type="dxa"/>
             </w:tcMar>
           </w:tcPr>
-          <w:p/>
+          <w:p>
+            <w:r>
+              <w:t>Building Manager</w:t>
+            </w:r>
+          </w:p>
+        </w:tc>
+      </w:tr>
+      <w:tr>
+        <w:trPr>
+          <w:cantSplit/>
+          <w:trHeight w:val="680"/>
+        </w:trPr>
+        <w:tc>
+          <w:tcPr>
+            <w:tcW w:w="963" w:type="dxa"/>
+            <w:tcBorders>
+              <w:top w:val="single" w:sz="4" w:space="0" w:color="C9D3DC"/>
+              <w:left w:val="single" w:sz="4" w:space="0" w:color="C9D3DC"/>
+              <w:bottom w:val="single" w:sz="4" w:space="0" w:color="C9D3DC"/>
+              <w:right w:val="single" w:sz="4" w:space="0" w:color="C9D3DC"/>
+            </w:tcBorders>
+            <w:shd w:val="clear" w:color="auto" w:fill="FFFFFF"/>
+            <w:tcMar>
+              <w:top w:w="40" w:type="dxa"/>
+              <w:left w:w="90" w:type="dxa"/>
+              <w:bottom w:w="40" w:type="dxa"/>
+              <w:right w:w="90" w:type="dxa"/>
+            </w:tcMar>
+          </w:tcPr>
+          <w:p>
+            <w:pPr>
+              <w:rPr>
+                <w:color w:val="5A6B7C"/>
+                <w:sz w:val="28"/>
+                <w:szCs w:val="28"/>
+              </w:rPr>
+            </w:pPr>
+            <w:r>
+              <w:rPr>
+                <w:color w:val="5A6B7C"/>
+                <w:sz w:val="28"/>
+                <w:szCs w:val="28"/>
+              </w:rPr>
+              <w:t>DD-04</w:t>
+            </w:r>
+          </w:p>
+        </w:tc>
+        <w:tc>
+          <w:tcPr>
+            <w:tcW w:w="2698" w:type="dxa"/>
+            <w:tcBorders>
+              <w:top w:val="single" w:sz="4" w:space="0" w:color="C9D3DC"/>
+              <w:left w:val="single" w:sz="4" w:space="0" w:color="C9D3DC"/>
+              <w:bottom w:val="single" w:sz="4" w:space="0" w:color="C9D3DC"/>
+              <w:right w:val="single" w:sz="4" w:space="0" w:color="C9D3DC"/>
+            </w:tcBorders>
+            <w:shd w:val="clear" w:color="auto" w:fill="FFFFFF"/>
+            <w:tcMar>
+              <w:top w:w="40" w:type="dxa"/>
+              <w:left w:w="90" w:type="dxa"/>
+              <w:bottom w:w="40" w:type="dxa"/>
+              <w:right w:w="90" w:type="dxa"/>
+            </w:tcMar>
+          </w:tcPr>
+          <w:p>
+            <w:r>
+              <w:rPr>
+                <w:cs/>
+              </w:rPr>
+              <w:t>ฟิลด์ที่ใส่ในข้อความ (</w:t>
+            </w:r>
+            <w:r>
+              <w:t>OQ-11)</w:t>
+            </w:r>
+          </w:p>
+        </w:tc>
+        <w:tc>
+          <w:tcPr>
+            <w:tcW w:w="1927" w:type="dxa"/>
+            <w:tcBorders>
+              <w:top w:val="single" w:sz="4" w:space="0" w:color="C9D3DC"/>
+              <w:left w:val="single" w:sz="4" w:space="0" w:color="C9D3DC"/>
+              <w:bottom w:val="single" w:sz="4" w:space="0" w:color="C9D3DC"/>
+              <w:right w:val="single" w:sz="4" w:space="0" w:color="C9D3DC"/>
+            </w:tcBorders>
+            <w:shd w:val="clear" w:color="auto" w:fill="FFFFFF"/>
+            <w:tcMar>
+              <w:top w:w="40" w:type="dxa"/>
+              <w:left w:w="90" w:type="dxa"/>
+              <w:bottom w:w="40" w:type="dxa"/>
+              <w:right w:w="90" w:type="dxa"/>
+            </w:tcMar>
+          </w:tcPr>
+          <w:p>
+            <w:r>
+              <w:t>CLMRS API</w:t>
+            </w:r>
+          </w:p>
+        </w:tc>
+        <w:tc>
+          <w:tcPr>
+            <w:tcW w:w="2505" w:type="dxa"/>
+            <w:tcBorders>
+              <w:top w:val="single" w:sz="4" w:space="0" w:color="C9D3DC"/>
+              <w:left w:val="single" w:sz="4" w:space="0" w:color="C9D3DC"/>
+              <w:bottom w:val="single" w:sz="4" w:space="0" w:color="C9D3DC"/>
+              <w:right w:val="single" w:sz="4" w:space="0" w:color="C9D3DC"/>
+            </w:tcBorders>
+            <w:shd w:val="clear" w:color="auto" w:fill="FFFFFF"/>
+            <w:tcMar>
+              <w:top w:w="40" w:type="dxa"/>
+              <w:left w:w="90" w:type="dxa"/>
+              <w:bottom w:w="40" w:type="dxa"/>
+              <w:right w:w="90" w:type="dxa"/>
+            </w:tcMar>
+          </w:tcPr>
+          <w:p>
+            <w:r>
+              <w:rPr>
+                <w:cs/>
+              </w:rPr>
+              <w:t xml:space="preserve">ใช้ขั้นต่ำ: </w:t>
+            </w:r>
+            <w:r>
+              <w:t xml:space="preserve">Ticket ID · </w:t>
+            </w:r>
+            <w:r>
+              <w:rPr>
+                <w:cs/>
+              </w:rPr>
+              <w:t xml:space="preserve">สถานะ </w:t>
+            </w:r>
+            <w:r>
+              <w:t xml:space="preserve">· </w:t>
+            </w:r>
+            <w:r>
+              <w:rPr>
+                <w:cs/>
+              </w:rPr>
+              <w:t>ลิงก์ให้เข้าระบบไปดูรายละเอียด</w:t>
+            </w:r>
+          </w:p>
+        </w:tc>
+        <w:tc>
+          <w:tcPr>
+            <w:tcW w:w="1545" w:type="dxa"/>
+            <w:tcBorders>
+              <w:top w:val="single" w:sz="4" w:space="0" w:color="C9D3DC"/>
+              <w:left w:val="single" w:sz="4" w:space="0" w:color="C9D3DC"/>
+              <w:bottom w:val="single" w:sz="4" w:space="0" w:color="C9D3DC"/>
+              <w:right w:val="single" w:sz="4" w:space="0" w:color="C9D3DC"/>
+            </w:tcBorders>
+            <w:shd w:val="clear" w:color="auto" w:fill="FFFFFF"/>
+            <w:tcMar>
+              <w:top w:w="40" w:type="dxa"/>
+              <w:left w:w="90" w:type="dxa"/>
+              <w:bottom w:w="40" w:type="dxa"/>
+              <w:right w:w="90" w:type="dxa"/>
+            </w:tcMar>
+          </w:tcPr>
+          <w:p>
+            <w:r>
+              <w:t>Security / IT</w:t>
+            </w:r>
+          </w:p>
         </w:tc>
       </w:tr>
     </w:tbl>
@@ -12863,23 +13930,8 @@
         <w:spacing w:before="320" w:after="100"/>
       </w:pPr>
       <w:r>
-        <w:t xml:space="preserve">G4 Context + Container </w:t>
-      </w:r>
-      <w:proofErr w:type="spellStart"/>
-      <w:r>
-        <w:t>หลังการเปลี่ยน</w:t>
-      </w:r>
-      <w:proofErr w:type="spellEnd"/>
-      <w:r>
-        <w:t xml:space="preserve"> (2.5 </w:t>
-      </w:r>
-      <w:proofErr w:type="spellStart"/>
-      <w:r>
-        <w:t>คะแนน</w:t>
-      </w:r>
-      <w:proofErr w:type="spellEnd"/>
-      <w:r>
-        <w:t>)</w:t>
+        <w:lastRenderedPageBreak/>
+        <w:t>G4 Context + Container หลังการเปลี่ยน (2.5 คะแนน)</w:t>
       </w:r>
     </w:p>
     <w:p>
@@ -12894,117 +13946,7 @@
           <w:sz w:val="28"/>
           <w:szCs w:val="28"/>
         </w:rPr>
-        <w:t>(</w:t>
-      </w:r>
-      <w:proofErr w:type="spellStart"/>
-      <w:r>
-        <w:rPr>
-          <w:i/>
-          <w:iCs/>
-          <w:color w:val="7F8C99"/>
-          <w:sz w:val="28"/>
-          <w:szCs w:val="28"/>
-        </w:rPr>
-        <w:t>คำแนะนำ</w:t>
-      </w:r>
-      <w:proofErr w:type="spellEnd"/>
-      <w:r>
-        <w:rPr>
-          <w:i/>
-          <w:iCs/>
-          <w:color w:val="7F8C99"/>
-          <w:sz w:val="28"/>
-          <w:szCs w:val="28"/>
-        </w:rPr>
-        <w:t xml:space="preserve">: </w:t>
-      </w:r>
-      <w:proofErr w:type="spellStart"/>
-      <w:r>
-        <w:rPr>
-          <w:i/>
-          <w:iCs/>
-          <w:color w:val="7F8C99"/>
-          <w:sz w:val="28"/>
-          <w:szCs w:val="28"/>
-        </w:rPr>
-        <w:t>ภาพที่</w:t>
-      </w:r>
-      <w:proofErr w:type="spellEnd"/>
-      <w:r>
-        <w:rPr>
-          <w:i/>
-          <w:iCs/>
-          <w:color w:val="7F8C99"/>
-          <w:sz w:val="28"/>
-          <w:szCs w:val="28"/>
-        </w:rPr>
-        <w:t xml:space="preserve"> 1 (Context) </w:t>
-      </w:r>
-      <w:proofErr w:type="spellStart"/>
-      <w:r>
-        <w:rPr>
-          <w:i/>
-          <w:iCs/>
-          <w:color w:val="7F8C99"/>
-          <w:sz w:val="28"/>
-          <w:szCs w:val="28"/>
-        </w:rPr>
-        <w:t>และภาพที่</w:t>
-      </w:r>
-      <w:proofErr w:type="spellEnd"/>
-      <w:r>
-        <w:rPr>
-          <w:i/>
-          <w:iCs/>
-          <w:color w:val="7F8C99"/>
-          <w:sz w:val="28"/>
-          <w:szCs w:val="28"/>
-        </w:rPr>
-        <w:t xml:space="preserve"> 2 (Container) </w:t>
-      </w:r>
-      <w:proofErr w:type="spellStart"/>
-      <w:r>
-        <w:rPr>
-          <w:i/>
-          <w:iCs/>
-          <w:color w:val="7F8C99"/>
-          <w:sz w:val="28"/>
-          <w:szCs w:val="28"/>
-        </w:rPr>
-        <w:t>อยู่ท้ายหัวข้อ</w:t>
-      </w:r>
-      <w:proofErr w:type="spellEnd"/>
-      <w:r>
-        <w:rPr>
-          <w:i/>
-          <w:iCs/>
-          <w:color w:val="7F8C99"/>
-          <w:sz w:val="28"/>
-          <w:szCs w:val="28"/>
-        </w:rPr>
-        <w:t xml:space="preserve"> G4 — </w:t>
-      </w:r>
-      <w:proofErr w:type="spellStart"/>
-      <w:r>
-        <w:rPr>
-          <w:i/>
-          <w:iCs/>
-          <w:color w:val="7F8C99"/>
-          <w:sz w:val="28"/>
-          <w:szCs w:val="28"/>
-        </w:rPr>
-        <w:t>เขียนสรุปสิ่งที่เปลี่ยนไว้ตรงนี้</w:t>
-      </w:r>
-      <w:proofErr w:type="spellEnd"/>
-      <w:r>
-        <w:rPr>
-          <w:i/>
-          <w:iCs/>
-          <w:color w:val="7F8C99"/>
-          <w:sz w:val="28"/>
-          <w:szCs w:val="28"/>
-        </w:rPr>
-        <w:t>)</w:t>
+        <w:t>(คำแนะนำ: ภาพที่ 1 (Context) และภาพที่ 2 (Container) อยู่ท้ายหัวข้อ G4 — เขียนสรุปสิ่งที่เปลี่ยนไว้ตรงนี้)</w:t>
       </w:r>
     </w:p>
     <w:p>
@@ -13017,25 +13959,7 @@
           <w:bCs/>
           <w:color w:val="173B65"/>
         </w:rPr>
-        <w:t xml:space="preserve">4.1 Context diagram — </w:t>
-      </w:r>
-      <w:proofErr w:type="spellStart"/>
-      <w:r>
-        <w:rPr>
-          <w:b/>
-          <w:bCs/>
-          <w:color w:val="173B65"/>
-        </w:rPr>
-        <w:t>เปลี่ยนอะไรจากเดิม</w:t>
-      </w:r>
-      <w:proofErr w:type="spellEnd"/>
-      <w:r>
-        <w:rPr>
-          <w:b/>
-          <w:bCs/>
-          <w:color w:val="173B65"/>
-        </w:rPr>
-        <w:t>:</w:t>
+        <w:t>4.1 Context diagram — เปลี่ยนอะไรจากเดิม:</w:t>
       </w:r>
       <w:r>
         <w:t xml:space="preserve"> ........................................................................</w:t>
@@ -13051,25 +13975,7 @@
           <w:bCs/>
           <w:color w:val="173B65"/>
         </w:rPr>
-        <w:t xml:space="preserve">4.2 Container diagram — </w:t>
-      </w:r>
-      <w:proofErr w:type="spellStart"/>
-      <w:r>
-        <w:rPr>
-          <w:b/>
-          <w:bCs/>
-          <w:color w:val="173B65"/>
-        </w:rPr>
-        <w:t>เปลี่ยนอะไรจากเดิม</w:t>
-      </w:r>
-      <w:proofErr w:type="spellEnd"/>
-      <w:r>
-        <w:rPr>
-          <w:b/>
-          <w:bCs/>
-          <w:color w:val="173B65"/>
-        </w:rPr>
-        <w:t>:</w:t>
+        <w:t>4.2 Container diagram — เปลี่ยนอะไรจากเดิม:</w:t>
       </w:r>
       <w:r>
         <w:t xml:space="preserve"> ........................................................................</w:t>
@@ -13088,51 +13994,7 @@
           <w:sz w:val="30"/>
           <w:szCs w:val="30"/>
         </w:rPr>
-        <w:t xml:space="preserve">4.3 </w:t>
-      </w:r>
-      <w:proofErr w:type="spellStart"/>
-      <w:r>
-        <w:rPr>
-          <w:b/>
-          <w:bCs/>
-          <w:color w:val="087E8B"/>
-          <w:sz w:val="30"/>
-          <w:szCs w:val="30"/>
-        </w:rPr>
-        <w:t>ตาราง</w:t>
-      </w:r>
-      <w:proofErr w:type="spellEnd"/>
-      <w:r>
-        <w:rPr>
-          <w:b/>
-          <w:bCs/>
-          <w:color w:val="087E8B"/>
-          <w:sz w:val="30"/>
-          <w:szCs w:val="30"/>
-        </w:rPr>
-        <w:t xml:space="preserve"> container (</w:t>
-      </w:r>
-      <w:proofErr w:type="spellStart"/>
-      <w:r>
-        <w:rPr>
-          <w:b/>
-          <w:bCs/>
-          <w:color w:val="087E8B"/>
-          <w:sz w:val="30"/>
-          <w:szCs w:val="30"/>
-        </w:rPr>
-        <w:t>เฉพาะแถวใหม่หรือเปลี่ยน</w:t>
-      </w:r>
-      <w:proofErr w:type="spellEnd"/>
-      <w:r>
-        <w:rPr>
-          <w:b/>
-          <w:bCs/>
-          <w:color w:val="087E8B"/>
-          <w:sz w:val="30"/>
-          <w:szCs w:val="30"/>
-        </w:rPr>
-        <w:t>)</w:t>
+        <w:t>4.3 ตาราง container (เฉพาะแถวใหม่หรือเปลี่ยน)</w:t>
       </w:r>
     </w:p>
     <w:tbl>
@@ -13221,7 +14083,6 @@
             <w:pPr>
               <w:keepNext/>
             </w:pPr>
-            <w:proofErr w:type="spellStart"/>
             <w:r>
               <w:rPr>
                 <w:b/>
@@ -13232,7 +14093,6 @@
               </w:rPr>
               <w:t>หน้าที่</w:t>
             </w:r>
-            <w:proofErr w:type="spellEnd"/>
           </w:p>
         </w:tc>
         <w:tc>
@@ -13257,7 +14117,6 @@
             <w:pPr>
               <w:keepNext/>
             </w:pPr>
-            <w:proofErr w:type="spellStart"/>
             <w:r>
               <w:rPr>
                 <w:b/>
@@ -13266,18 +14125,7 @@
                 <w:sz w:val="28"/>
                 <w:szCs w:val="28"/>
               </w:rPr>
-              <w:t>ชนิด</w:t>
-            </w:r>
-            <w:proofErr w:type="spellEnd"/>
-            <w:r>
-              <w:rPr>
-                <w:b/>
-                <w:bCs/>
-                <w:color w:val="FFFFFF"/>
-                <w:sz w:val="28"/>
-                <w:szCs w:val="28"/>
-              </w:rPr>
-              <w:t xml:space="preserve"> · stack</w:t>
+              <w:t>ชนิด · stack</w:t>
             </w:r>
           </w:p>
         </w:tc>
@@ -13303,7 +14151,6 @@
             <w:pPr>
               <w:keepNext/>
             </w:pPr>
-            <w:proofErr w:type="spellStart"/>
             <w:r>
               <w:rPr>
                 <w:b/>
@@ -13312,31 +14159,8 @@
                 <w:sz w:val="28"/>
                 <w:szCs w:val="28"/>
               </w:rPr>
-              <w:t>รันที่ไหน</w:t>
-            </w:r>
-            <w:proofErr w:type="spellEnd"/>
-            <w:r>
-              <w:rPr>
-                <w:b/>
-                <w:bCs/>
-                <w:color w:val="FFFFFF"/>
-                <w:sz w:val="28"/>
-                <w:szCs w:val="28"/>
-              </w:rPr>
-              <w:t xml:space="preserve"> · </w:t>
-            </w:r>
-            <w:proofErr w:type="spellStart"/>
-            <w:r>
-              <w:rPr>
-                <w:b/>
-                <w:bCs/>
-                <w:color w:val="FFFFFF"/>
-                <w:sz w:val="28"/>
-                <w:szCs w:val="28"/>
-              </w:rPr>
-              <w:t>ใครควบคุม</w:t>
-            </w:r>
-            <w:proofErr w:type="spellEnd"/>
+              <w:t>รันที่ไหน · ใครควบคุม</w:t>
+            </w:r>
           </w:p>
         </w:tc>
         <w:tc>
@@ -13361,7 +14185,6 @@
             <w:pPr>
               <w:keepNext/>
             </w:pPr>
-            <w:proofErr w:type="spellStart"/>
             <w:r>
               <w:rPr>
                 <w:b/>
@@ -13372,7 +14195,6 @@
               </w:rPr>
               <w:t>ข้อมูลที่เก็บ</w:t>
             </w:r>
-            <w:proofErr w:type="spellEnd"/>
           </w:p>
         </w:tc>
         <w:tc>
@@ -13397,7 +14219,6 @@
             <w:pPr>
               <w:keepNext/>
             </w:pPr>
-            <w:proofErr w:type="spellStart"/>
             <w:r>
               <w:rPr>
                 <w:b/>
@@ -13406,40 +14227,7 @@
                 <w:sz w:val="28"/>
                 <w:szCs w:val="28"/>
               </w:rPr>
-              <w:t>คุยกับ</w:t>
-            </w:r>
-            <w:proofErr w:type="spellEnd"/>
-            <w:r>
-              <w:rPr>
-                <w:b/>
-                <w:bCs/>
-                <w:color w:val="FFFFFF"/>
-                <w:sz w:val="28"/>
-                <w:szCs w:val="28"/>
-              </w:rPr>
-              <w:t xml:space="preserve"> (</w:t>
-            </w:r>
-            <w:proofErr w:type="spellStart"/>
-            <w:r>
-              <w:rPr>
-                <w:b/>
-                <w:bCs/>
-                <w:color w:val="FFFFFF"/>
-                <w:sz w:val="28"/>
-                <w:szCs w:val="28"/>
-              </w:rPr>
-              <w:t>ส่งอะไร</w:t>
-            </w:r>
-            <w:proofErr w:type="spellEnd"/>
-            <w:r>
-              <w:rPr>
-                <w:b/>
-                <w:bCs/>
-                <w:color w:val="FFFFFF"/>
-                <w:sz w:val="28"/>
-                <w:szCs w:val="28"/>
-              </w:rPr>
-              <w:t>)</w:t>
+              <w:t>คุยกับ (ส่งอะไร)</w:t>
             </w:r>
           </w:p>
         </w:tc>
@@ -13958,7 +14746,6 @@
             <w:pPr>
               <w:keepNext/>
             </w:pPr>
-            <w:proofErr w:type="spellStart"/>
             <w:r>
               <w:rPr>
                 <w:b/>
@@ -13969,7 +14756,6 @@
               </w:rPr>
               <w:t>ต้องการอะไร</w:t>
             </w:r>
-            <w:proofErr w:type="spellEnd"/>
           </w:p>
         </w:tc>
         <w:tc>
@@ -13994,7 +14780,6 @@
             <w:pPr>
               <w:keepNext/>
             </w:pPr>
-            <w:proofErr w:type="spellStart"/>
             <w:r>
               <w:rPr>
                 <w:b/>
@@ -14003,18 +14788,7 @@
                 <w:sz w:val="28"/>
                 <w:szCs w:val="28"/>
               </w:rPr>
-              <w:t>ผลต่อ</w:t>
-            </w:r>
-            <w:proofErr w:type="spellEnd"/>
-            <w:r>
-              <w:rPr>
-                <w:b/>
-                <w:bCs/>
-                <w:color w:val="FFFFFF"/>
-                <w:sz w:val="28"/>
-                <w:szCs w:val="28"/>
-              </w:rPr>
-              <w:t xml:space="preserve"> container</w:t>
+              <w:t>ผลต่อ container</w:t>
             </w:r>
           </w:p>
         </w:tc>
@@ -14040,7 +14814,6 @@
             <w:pPr>
               <w:keepNext/>
             </w:pPr>
-            <w:proofErr w:type="spellStart"/>
             <w:r>
               <w:rPr>
                 <w:b/>
@@ -14049,40 +14822,7 @@
                 <w:sz w:val="28"/>
                 <w:szCs w:val="28"/>
               </w:rPr>
-              <w:t>สถานะ</w:t>
-            </w:r>
-            <w:proofErr w:type="spellEnd"/>
-            <w:r>
-              <w:rPr>
-                <w:b/>
-                <w:bCs/>
-                <w:color w:val="FFFFFF"/>
-                <w:sz w:val="28"/>
-                <w:szCs w:val="28"/>
-              </w:rPr>
-              <w:t xml:space="preserve"> (</w:t>
-            </w:r>
-            <w:proofErr w:type="spellStart"/>
-            <w:r>
-              <w:rPr>
-                <w:b/>
-                <w:bCs/>
-                <w:color w:val="FFFFFF"/>
-                <w:sz w:val="28"/>
-                <w:szCs w:val="28"/>
-              </w:rPr>
-              <w:t>ออกแบบแล้ว</w:t>
-            </w:r>
-            <w:proofErr w:type="spellEnd"/>
-            <w:r>
-              <w:rPr>
-                <w:b/>
-                <w:bCs/>
-                <w:color w:val="FFFFFF"/>
-                <w:sz w:val="28"/>
-                <w:szCs w:val="28"/>
-              </w:rPr>
-              <w:t xml:space="preserve"> / TBD)</w:t>
+              <w:t>สถานะ (ออกแบบแล้ว / TBD)</w:t>
             </w:r>
           </w:p>
         </w:tc>
@@ -14409,73 +15149,7 @@
           <w:sz w:val="30"/>
           <w:szCs w:val="30"/>
         </w:rPr>
-        <w:t xml:space="preserve">4.5 Decision cards (≤ 2 · </w:t>
-      </w:r>
-      <w:proofErr w:type="spellStart"/>
-      <w:r>
-        <w:rPr>
-          <w:b/>
-          <w:bCs/>
-          <w:color w:val="087E8B"/>
-          <w:sz w:val="30"/>
-          <w:szCs w:val="30"/>
-        </w:rPr>
-        <w:t>อย่างน้อย</w:t>
-      </w:r>
-      <w:proofErr w:type="spellEnd"/>
-      <w:r>
-        <w:rPr>
-          <w:b/>
-          <w:bCs/>
-          <w:color w:val="087E8B"/>
-          <w:sz w:val="30"/>
-          <w:szCs w:val="30"/>
-        </w:rPr>
-        <w:t xml:space="preserve"> 1 </w:t>
-      </w:r>
-      <w:proofErr w:type="spellStart"/>
-      <w:r>
-        <w:rPr>
-          <w:b/>
-          <w:bCs/>
-          <w:color w:val="087E8B"/>
-          <w:sz w:val="30"/>
-          <w:szCs w:val="30"/>
-        </w:rPr>
-        <w:t>ใบตอบว่าต้องเพิ่ม</w:t>
-      </w:r>
-      <w:proofErr w:type="spellEnd"/>
-      <w:r>
-        <w:rPr>
-          <w:b/>
-          <w:bCs/>
-          <w:color w:val="087E8B"/>
-          <w:sz w:val="30"/>
-          <w:szCs w:val="30"/>
-        </w:rPr>
-        <w:t xml:space="preserve"> container </w:t>
-      </w:r>
-      <w:proofErr w:type="spellStart"/>
-      <w:r>
-        <w:rPr>
-          <w:b/>
-          <w:bCs/>
-          <w:color w:val="087E8B"/>
-          <w:sz w:val="30"/>
-          <w:szCs w:val="30"/>
-        </w:rPr>
-        <w:t>หรือไม่</w:t>
-      </w:r>
-      <w:proofErr w:type="spellEnd"/>
-      <w:r>
-        <w:rPr>
-          <w:b/>
-          <w:bCs/>
-          <w:color w:val="087E8B"/>
-          <w:sz w:val="30"/>
-          <w:szCs w:val="30"/>
-        </w:rPr>
-        <w:t>)</w:t>
+        <w:t>4.5 Decision cards (≤ 2 · อย่างน้อย 1 ใบตอบว่าต้องเพิ่ม container หรือไม่)</w:t>
       </w:r>
     </w:p>
     <w:tbl>
@@ -14536,7 +15210,6 @@
               </w:rPr>
               <w:t>DEC-</w:t>
             </w:r>
-            <w:proofErr w:type="gramStart"/>
             <w:r>
               <w:rPr>
                 <w:b/>
@@ -14545,30 +15218,7 @@
                 <w:sz w:val="28"/>
                 <w:szCs w:val="28"/>
               </w:rPr>
-              <w:t xml:space="preserve">   [</w:t>
-            </w:r>
-            <w:proofErr w:type="spellStart"/>
-            <w:proofErr w:type="gramEnd"/>
-            <w:r>
-              <w:rPr>
-                <w:b/>
-                <w:bCs/>
-                <w:color w:val="FFFFFF"/>
-                <w:sz w:val="28"/>
-                <w:szCs w:val="28"/>
-              </w:rPr>
-              <w:t>ตัดสินใจเรื่องอะไร</w:t>
-            </w:r>
-            <w:proofErr w:type="spellEnd"/>
-            <w:r>
-              <w:rPr>
-                <w:b/>
-                <w:bCs/>
-                <w:color w:val="FFFFFF"/>
-                <w:sz w:val="28"/>
-                <w:szCs w:val="28"/>
-              </w:rPr>
-              <w:t>]</w:t>
+              <w:t xml:space="preserve">   [ตัดสินใจเรื่องอะไร]</w:t>
             </w:r>
             <w:r>
               <w:rPr>
@@ -14610,7 +15260,6 @@
               <w:keepNext/>
               <w:keepLines/>
             </w:pPr>
-            <w:proofErr w:type="spellStart"/>
             <w:r>
               <w:rPr>
                 <w:b/>
@@ -14621,7 +15270,6 @@
               </w:rPr>
               <w:t>ตัดสินใจ</w:t>
             </w:r>
-            <w:proofErr w:type="spellEnd"/>
           </w:p>
         </w:tc>
         <w:tc>
@@ -14675,7 +15323,6 @@
               <w:keepNext/>
               <w:keepLines/>
             </w:pPr>
-            <w:proofErr w:type="spellStart"/>
             <w:r>
               <w:rPr>
                 <w:b/>
@@ -14684,18 +15331,7 @@
                 <w:sz w:val="28"/>
                 <w:szCs w:val="28"/>
               </w:rPr>
-              <w:t>เพราะ</w:t>
-            </w:r>
-            <w:proofErr w:type="spellEnd"/>
-            <w:r>
-              <w:rPr>
-                <w:b/>
-                <w:bCs/>
-                <w:color w:val="173B65"/>
-                <w:sz w:val="28"/>
-                <w:szCs w:val="28"/>
-              </w:rPr>
-              <w:t xml:space="preserve"> (NFR / BR / driver)</w:t>
+              <w:t>เพราะ (NFR / BR / driver)</w:t>
             </w:r>
           </w:p>
         </w:tc>
@@ -14750,7 +15386,6 @@
               <w:keepNext/>
               <w:keepLines/>
             </w:pPr>
-            <w:proofErr w:type="spellStart"/>
             <w:r>
               <w:rPr>
                 <w:b/>
@@ -14761,7 +15396,6 @@
               </w:rPr>
               <w:t>ทางเลือกที่ไม่เลือก</w:t>
             </w:r>
-            <w:proofErr w:type="spellEnd"/>
           </w:p>
         </w:tc>
         <w:tc>
@@ -14814,7 +15448,6 @@
             <w:pPr>
               <w:keepLines/>
             </w:pPr>
-            <w:proofErr w:type="spellStart"/>
             <w:r>
               <w:rPr>
                 <w:b/>
@@ -14825,7 +15458,6 @@
               </w:rPr>
               <w:t>ผลที่ตามมา</w:t>
             </w:r>
-            <w:proofErr w:type="spellEnd"/>
           </w:p>
         </w:tc>
         <w:tc>
@@ -14913,9 +15545,9 @@
                 <w:sz w:val="28"/>
                 <w:szCs w:val="28"/>
               </w:rPr>
+              <w:lastRenderedPageBreak/>
               <w:t>DEC-</w:t>
             </w:r>
-            <w:proofErr w:type="gramStart"/>
             <w:r>
               <w:rPr>
                 <w:b/>
@@ -14924,30 +15556,7 @@
                 <w:sz w:val="28"/>
                 <w:szCs w:val="28"/>
               </w:rPr>
-              <w:t xml:space="preserve">   [</w:t>
-            </w:r>
-            <w:proofErr w:type="spellStart"/>
-            <w:proofErr w:type="gramEnd"/>
-            <w:r>
-              <w:rPr>
-                <w:b/>
-                <w:bCs/>
-                <w:color w:val="FFFFFF"/>
-                <w:sz w:val="28"/>
-                <w:szCs w:val="28"/>
-              </w:rPr>
-              <w:t>ตัดสินใจเรื่องอะไร</w:t>
-            </w:r>
-            <w:proofErr w:type="spellEnd"/>
-            <w:r>
-              <w:rPr>
-                <w:b/>
-                <w:bCs/>
-                <w:color w:val="FFFFFF"/>
-                <w:sz w:val="28"/>
-                <w:szCs w:val="28"/>
-              </w:rPr>
-              <w:t>]</w:t>
+              <w:t xml:space="preserve">   [ตัดสินใจเรื่องอะไร]</w:t>
             </w:r>
             <w:r>
               <w:rPr>
@@ -14989,7 +15598,6 @@
               <w:keepNext/>
               <w:keepLines/>
             </w:pPr>
-            <w:proofErr w:type="spellStart"/>
             <w:r>
               <w:rPr>
                 <w:b/>
@@ -15000,7 +15608,6 @@
               </w:rPr>
               <w:t>ตัดสินใจ</w:t>
             </w:r>
-            <w:proofErr w:type="spellEnd"/>
           </w:p>
         </w:tc>
         <w:tc>
@@ -15054,7 +15661,6 @@
               <w:keepNext/>
               <w:keepLines/>
             </w:pPr>
-            <w:proofErr w:type="spellStart"/>
             <w:r>
               <w:rPr>
                 <w:b/>
@@ -15063,18 +15669,7 @@
                 <w:sz w:val="28"/>
                 <w:szCs w:val="28"/>
               </w:rPr>
-              <w:t>เพราะ</w:t>
-            </w:r>
-            <w:proofErr w:type="spellEnd"/>
-            <w:r>
-              <w:rPr>
-                <w:b/>
-                <w:bCs/>
-                <w:color w:val="173B65"/>
-                <w:sz w:val="28"/>
-                <w:szCs w:val="28"/>
-              </w:rPr>
-              <w:t xml:space="preserve"> (NFR / BR / driver)</w:t>
+              <w:t>เพราะ (NFR / BR / driver)</w:t>
             </w:r>
           </w:p>
         </w:tc>
@@ -15129,7 +15724,6 @@
               <w:keepNext/>
               <w:keepLines/>
             </w:pPr>
-            <w:proofErr w:type="spellStart"/>
             <w:r>
               <w:rPr>
                 <w:b/>
@@ -15140,7 +15734,6 @@
               </w:rPr>
               <w:t>ทางเลือกที่ไม่เลือก</w:t>
             </w:r>
-            <w:proofErr w:type="spellEnd"/>
           </w:p>
         </w:tc>
         <w:tc>
@@ -15193,7 +15786,6 @@
             <w:pPr>
               <w:keepLines/>
             </w:pPr>
-            <w:proofErr w:type="spellStart"/>
             <w:r>
               <w:rPr>
                 <w:b/>
@@ -15204,7 +15796,6 @@
               </w:rPr>
               <w:t>ผลที่ตามมา</w:t>
             </w:r>
-            <w:proofErr w:type="spellEnd"/>
           </w:p>
         </w:tc>
         <w:tc>
@@ -15249,42 +15840,8 @@
           <w:sz w:val="30"/>
           <w:szCs w:val="30"/>
         </w:rPr>
-        <w:t xml:space="preserve">4.6 </w:t>
+        <w:t>4.6 เดิน Spine ขั้นที่ใหม่หรือเปลี่ยน</w:t>
       </w:r>
-      <w:proofErr w:type="spellStart"/>
-      <w:r>
-        <w:rPr>
-          <w:b/>
-          <w:bCs/>
-          <w:color w:val="087E8B"/>
-          <w:sz w:val="30"/>
-          <w:szCs w:val="30"/>
-        </w:rPr>
-        <w:t>เดิน</w:t>
-      </w:r>
-      <w:proofErr w:type="spellEnd"/>
-      <w:r>
-        <w:rPr>
-          <w:b/>
-          <w:bCs/>
-          <w:color w:val="087E8B"/>
-          <w:sz w:val="30"/>
-          <w:szCs w:val="30"/>
-        </w:rPr>
-        <w:t xml:space="preserve"> Spine </w:t>
-      </w:r>
-      <w:proofErr w:type="spellStart"/>
-      <w:r>
-        <w:rPr>
-          <w:b/>
-          <w:bCs/>
-          <w:color w:val="087E8B"/>
-          <w:sz w:val="30"/>
-          <w:szCs w:val="30"/>
-        </w:rPr>
-        <w:t>ขั้นที่ใหม่หรือเปลี่ยน</w:t>
-      </w:r>
-      <w:proofErr w:type="spellEnd"/>
     </w:p>
     <w:tbl>
       <w:tblPr>
@@ -15335,7 +15892,6 @@
             <w:pPr>
               <w:keepNext/>
             </w:pPr>
-            <w:proofErr w:type="spellStart"/>
             <w:r>
               <w:rPr>
                 <w:b/>
@@ -15346,7 +15902,6 @@
               </w:rPr>
               <w:t>ขั้น</w:t>
             </w:r>
-            <w:proofErr w:type="spellEnd"/>
           </w:p>
         </w:tc>
         <w:tc>
@@ -15371,7 +15926,6 @@
             <w:pPr>
               <w:keepNext/>
             </w:pPr>
-            <w:proofErr w:type="spellStart"/>
             <w:r>
               <w:rPr>
                 <w:b/>
@@ -15380,18 +15934,7 @@
                 <w:sz w:val="28"/>
                 <w:szCs w:val="28"/>
               </w:rPr>
-              <w:t>เดินผ่าน</w:t>
-            </w:r>
-            <w:proofErr w:type="spellEnd"/>
-            <w:r>
-              <w:rPr>
-                <w:b/>
-                <w:bCs/>
-                <w:color w:val="FFFFFF"/>
-                <w:sz w:val="28"/>
-                <w:szCs w:val="28"/>
-              </w:rPr>
-              <w:t xml:space="preserve"> container</w:t>
+              <w:t>เดินผ่าน container</w:t>
             </w:r>
           </w:p>
         </w:tc>
@@ -15417,7 +15960,6 @@
             <w:pPr>
               <w:keepNext/>
             </w:pPr>
-            <w:proofErr w:type="spellStart"/>
             <w:r>
               <w:rPr>
                 <w:b/>
@@ -15428,7 +15970,6 @@
               </w:rPr>
               <w:t>กติกาตรวจที่ไหน</w:t>
             </w:r>
-            <w:proofErr w:type="spellEnd"/>
           </w:p>
         </w:tc>
       </w:tr>
@@ -15630,7 +16171,6 @@
             <w:pPr>
               <w:jc w:val="center"/>
             </w:pPr>
-            <w:proofErr w:type="spellStart"/>
             <w:r>
               <w:rPr>
                 <w:i/>
@@ -15640,97 +16180,8 @@
                 <w:szCs w:val="28"/>
               </w:rPr>
               <w:lastRenderedPageBreak/>
-              <w:t>วางภาพ</w:t>
-            </w:r>
-            <w:proofErr w:type="spellEnd"/>
-            <w:r>
-              <w:rPr>
-                <w:i/>
-                <w:iCs/>
-                <w:color w:val="8A99A8"/>
-                <w:sz w:val="28"/>
-                <w:szCs w:val="28"/>
-              </w:rPr>
-              <w:t xml:space="preserve"> Context diagram </w:t>
-            </w:r>
-            <w:proofErr w:type="spellStart"/>
-            <w:r>
-              <w:rPr>
-                <w:i/>
-                <w:iCs/>
-                <w:color w:val="8A99A8"/>
-                <w:sz w:val="28"/>
-                <w:szCs w:val="28"/>
-              </w:rPr>
-              <w:t>ที่</w:t>
-            </w:r>
-            <w:proofErr w:type="spellEnd"/>
-            <w:r>
-              <w:rPr>
-                <w:i/>
-                <w:iCs/>
-                <w:color w:val="8A99A8"/>
-                <w:sz w:val="28"/>
-                <w:szCs w:val="28"/>
-              </w:rPr>
-              <w:t xml:space="preserve"> export </w:t>
-            </w:r>
-            <w:proofErr w:type="spellStart"/>
-            <w:r>
-              <w:rPr>
-                <w:i/>
-                <w:iCs/>
-                <w:color w:val="8A99A8"/>
-                <w:sz w:val="28"/>
-                <w:szCs w:val="28"/>
-              </w:rPr>
-              <w:t>จาก</w:t>
-            </w:r>
-            <w:proofErr w:type="spellEnd"/>
-            <w:r>
-              <w:rPr>
-                <w:i/>
-                <w:iCs/>
-                <w:color w:val="8A99A8"/>
-                <w:sz w:val="28"/>
-                <w:szCs w:val="28"/>
-              </w:rPr>
-              <w:t xml:space="preserve"> draw.io — </w:t>
-            </w:r>
-            <w:proofErr w:type="spellStart"/>
-            <w:r>
-              <w:rPr>
-                <w:i/>
-                <w:iCs/>
-                <w:color w:val="8A99A8"/>
-                <w:sz w:val="28"/>
-                <w:szCs w:val="28"/>
-              </w:rPr>
-              <w:t>ระบบภายนอกมีป้าย</w:t>
-            </w:r>
-            <w:proofErr w:type="spellEnd"/>
-            <w:r>
-              <w:rPr>
-                <w:i/>
-                <w:iCs/>
-                <w:color w:val="8A99A8"/>
-                <w:sz w:val="28"/>
-                <w:szCs w:val="28"/>
-              </w:rPr>
-              <w:t xml:space="preserve"> Core / Extension / TBD · </w:t>
-            </w:r>
-            <w:proofErr w:type="spellStart"/>
-            <w:r>
-              <w:rPr>
-                <w:i/>
-                <w:iCs/>
-                <w:color w:val="8A99A8"/>
-                <w:sz w:val="28"/>
-                <w:szCs w:val="28"/>
-              </w:rPr>
-              <w:t>ลูกศรมีป้าย</w:t>
-            </w:r>
-            <w:proofErr w:type="spellEnd"/>
+              <w:t>วางภาพ Context diagram ที่ export จาก draw.io — ระบบภายนอกมีป้าย Core / Extension / TBD · ลูกศรมีป้าย</w:t>
+            </w:r>
           </w:p>
         </w:tc>
       </w:tr>
@@ -15748,7 +16199,6 @@
           <w:docGrid w:linePitch="360"/>
         </w:sectPr>
       </w:pPr>
-      <w:proofErr w:type="spellStart"/>
       <w:r>
         <w:rPr>
           <w:i/>
@@ -15757,40 +16207,7 @@
           <w:sz w:val="26"/>
           <w:szCs w:val="26"/>
         </w:rPr>
-        <w:t>ภาพที่</w:t>
-      </w:r>
-      <w:proofErr w:type="spellEnd"/>
-      <w:r>
-        <w:rPr>
-          <w:i/>
-          <w:iCs/>
-          <w:color w:val="5A6B7C"/>
-          <w:sz w:val="26"/>
-          <w:szCs w:val="26"/>
-        </w:rPr>
-        <w:t xml:space="preserve"> 1 Context diagram </w:t>
-      </w:r>
-      <w:proofErr w:type="spellStart"/>
-      <w:r>
-        <w:rPr>
-          <w:i/>
-          <w:iCs/>
-          <w:color w:val="5A6B7C"/>
-          <w:sz w:val="26"/>
-          <w:szCs w:val="26"/>
-        </w:rPr>
-        <w:t>ฉบับใหม่</w:t>
-      </w:r>
-      <w:proofErr w:type="spellEnd"/>
-      <w:r>
-        <w:rPr>
-          <w:i/>
-          <w:iCs/>
-          <w:color w:val="5A6B7C"/>
-          <w:sz w:val="26"/>
-          <w:szCs w:val="26"/>
-        </w:rPr>
-        <w:t xml:space="preserve"> (final-exam/diagrams/context-after.png)</w:t>
+        <w:t>ภาพที่ 1 Context diagram ฉบับใหม่ (final-exam/diagrams/context-after.png)</w:t>
       </w:r>
     </w:p>
     <w:tbl>
@@ -15839,7 +16256,6 @@
             <w:pPr>
               <w:jc w:val="center"/>
             </w:pPr>
-            <w:proofErr w:type="spellStart"/>
             <w:r>
               <w:rPr>
                 <w:i/>
@@ -15849,119 +16265,8 @@
                 <w:szCs w:val="28"/>
               </w:rPr>
               <w:lastRenderedPageBreak/>
-              <w:t>วางภาพ</w:t>
-            </w:r>
-            <w:proofErr w:type="spellEnd"/>
-            <w:r>
-              <w:rPr>
-                <w:i/>
-                <w:iCs/>
-                <w:color w:val="8A99A8"/>
-                <w:sz w:val="28"/>
-                <w:szCs w:val="28"/>
-              </w:rPr>
-              <w:t xml:space="preserve"> Container diagram — </w:t>
-            </w:r>
-            <w:proofErr w:type="spellStart"/>
-            <w:r>
-              <w:rPr>
-                <w:i/>
-                <w:iCs/>
-                <w:color w:val="8A99A8"/>
-                <w:sz w:val="28"/>
-                <w:szCs w:val="28"/>
-              </w:rPr>
-              <w:t>ทุกกล่องมี</w:t>
-            </w:r>
-            <w:proofErr w:type="spellEnd"/>
-            <w:r>
-              <w:rPr>
-                <w:i/>
-                <w:iCs/>
-                <w:color w:val="8A99A8"/>
-                <w:sz w:val="28"/>
-                <w:szCs w:val="28"/>
-              </w:rPr>
-              <w:t xml:space="preserve"> [</w:t>
-            </w:r>
-            <w:proofErr w:type="spellStart"/>
-            <w:r>
-              <w:rPr>
-                <w:i/>
-                <w:iCs/>
-                <w:color w:val="8A99A8"/>
-                <w:sz w:val="28"/>
-                <w:szCs w:val="28"/>
-              </w:rPr>
-              <w:t>ชนิด</w:t>
-            </w:r>
-            <w:proofErr w:type="spellEnd"/>
-            <w:r>
-              <w:rPr>
-                <w:i/>
-                <w:iCs/>
-                <w:color w:val="8A99A8"/>
-                <w:sz w:val="28"/>
-                <w:szCs w:val="28"/>
-              </w:rPr>
-              <w:t xml:space="preserve"> · </w:t>
-            </w:r>
-            <w:proofErr w:type="spellStart"/>
-            <w:r>
-              <w:rPr>
-                <w:i/>
-                <w:iCs/>
-                <w:color w:val="8A99A8"/>
-                <w:sz w:val="28"/>
-                <w:szCs w:val="28"/>
-              </w:rPr>
-              <w:t>เทคโนโลยี</w:t>
-            </w:r>
-            <w:proofErr w:type="spellEnd"/>
-            <w:r>
-              <w:rPr>
-                <w:i/>
-                <w:iCs/>
-                <w:color w:val="8A99A8"/>
-                <w:sz w:val="28"/>
-                <w:szCs w:val="28"/>
-              </w:rPr>
-              <w:t xml:space="preserve">] · </w:t>
-            </w:r>
-            <w:proofErr w:type="spellStart"/>
-            <w:r>
-              <w:rPr>
-                <w:i/>
-                <w:iCs/>
-                <w:color w:val="8A99A8"/>
-                <w:sz w:val="28"/>
-                <w:szCs w:val="28"/>
-              </w:rPr>
-              <w:t>ลูกศรบอกว่าส่งอะไร</w:t>
-            </w:r>
-            <w:proofErr w:type="spellEnd"/>
-            <w:r>
-              <w:rPr>
-                <w:i/>
-                <w:iCs/>
-                <w:color w:val="8A99A8"/>
-                <w:sz w:val="28"/>
-                <w:szCs w:val="28"/>
-              </w:rPr>
-              <w:t xml:space="preserve"> </w:t>
-            </w:r>
-            <w:proofErr w:type="spellStart"/>
-            <w:r>
-              <w:rPr>
-                <w:i/>
-                <w:iCs/>
-                <w:color w:val="8A99A8"/>
-                <w:sz w:val="28"/>
-                <w:szCs w:val="28"/>
-              </w:rPr>
-              <w:t>ผ่านอะไร</w:t>
-            </w:r>
-            <w:proofErr w:type="spellEnd"/>
+              <w:t>วางภาพ Container diagram — ทุกกล่องมี [ชนิด · เทคโนโลยี] · ลูกศรบอกว่าส่งอะไร ผ่านอะไร</w:t>
+            </w:r>
           </w:p>
         </w:tc>
       </w:tr>
@@ -15979,7 +16284,6 @@
           <w:docGrid w:linePitch="360"/>
         </w:sectPr>
       </w:pPr>
-      <w:proofErr w:type="spellStart"/>
       <w:r>
         <w:rPr>
           <w:i/>
@@ -15988,40 +16292,7 @@
           <w:sz w:val="26"/>
           <w:szCs w:val="26"/>
         </w:rPr>
-        <w:t>ภาพที่</w:t>
-      </w:r>
-      <w:proofErr w:type="spellEnd"/>
-      <w:r>
-        <w:rPr>
-          <w:i/>
-          <w:iCs/>
-          <w:color w:val="5A6B7C"/>
-          <w:sz w:val="26"/>
-          <w:szCs w:val="26"/>
-        </w:rPr>
-        <w:t xml:space="preserve"> 2 Container diagram </w:t>
-      </w:r>
-      <w:proofErr w:type="spellStart"/>
-      <w:r>
-        <w:rPr>
-          <w:i/>
-          <w:iCs/>
-          <w:color w:val="5A6B7C"/>
-          <w:sz w:val="26"/>
-          <w:szCs w:val="26"/>
-        </w:rPr>
-        <w:t>ฉบับใหม่</w:t>
-      </w:r>
-      <w:proofErr w:type="spellEnd"/>
-      <w:r>
-        <w:rPr>
-          <w:i/>
-          <w:iCs/>
-          <w:color w:val="5A6B7C"/>
-          <w:sz w:val="26"/>
-          <w:szCs w:val="26"/>
-        </w:rPr>
-        <w:t xml:space="preserve"> (final-exam/diagrams/container-after.png)</w:t>
+        <w:t>ภาพที่ 2 Container diagram ฉบับใหม่ (final-exam/diagrams/container-after.png)</w:t>
       </w:r>
     </w:p>
     <w:p>
@@ -16036,91 +16307,31 @@
       </w:pPr>
       <w:r>
         <w:lastRenderedPageBreak/>
-        <w:t xml:space="preserve">G5 Change Request </w:t>
-      </w:r>
-      <w:proofErr w:type="spellStart"/>
-      <w:r>
-        <w:t>เสริม</w:t>
-      </w:r>
-      <w:proofErr w:type="spellEnd"/>
-      <w:r>
-        <w:t xml:space="preserve"> (1.0 </w:t>
-      </w:r>
-      <w:proofErr w:type="spellStart"/>
-      <w:r>
-        <w:t>คะแนน</w:t>
-      </w:r>
-      <w:proofErr w:type="spellEnd"/>
-      <w:r>
-        <w:t>)</w:t>
+        <w:t>G5 Change Request เสริม (1.0 คะแนน)</w:t>
       </w:r>
     </w:p>
     <w:p>
       <w:pPr>
         <w:spacing w:after="100"/>
       </w:pPr>
-      <w:proofErr w:type="spellStart"/>
       <w:r>
         <w:rPr>
           <w:b/>
           <w:bCs/>
           <w:color w:val="173B65"/>
         </w:rPr>
-        <w:t>เลือก</w:t>
+        <w:t>เลือก:</w:t>
       </w:r>
-      <w:proofErr w:type="spellEnd"/>
+      <w:r>
+        <w:t xml:space="preserve"> ( ) CR-FX-02A ใช้งานหน้างาน   ( ) CR-FX-02B เวลาเหลือครึ่งหนึ่ง · </w:t>
+      </w:r>
       <w:r>
         <w:rPr>
           <w:b/>
           <w:bCs/>
           <w:color w:val="173B65"/>
         </w:rPr>
-        <w:t>:</w:t>
-      </w:r>
-      <w:r>
-        <w:t xml:space="preserve"> </w:t>
-      </w:r>
-      <w:proofErr w:type="gramStart"/>
-      <w:r>
-        <w:t>( )</w:t>
-      </w:r>
-      <w:proofErr w:type="gramEnd"/>
-      <w:r>
-        <w:t xml:space="preserve"> CR-FX-02A </w:t>
-      </w:r>
-      <w:proofErr w:type="spellStart"/>
-      <w:r>
-        <w:t>ใช้งานหน้างาน</w:t>
-      </w:r>
-      <w:proofErr w:type="spellEnd"/>
-      <w:r>
-        <w:t xml:space="preserve">   ( ) CR-FX-02B </w:t>
-      </w:r>
-      <w:proofErr w:type="spellStart"/>
-      <w:r>
-        <w:t>เวลาเหลือครึ่งหนึ่ง</w:t>
-      </w:r>
-      <w:proofErr w:type="spellEnd"/>
-      <w:r>
-        <w:t xml:space="preserve"> · </w:t>
-      </w:r>
-      <w:proofErr w:type="spellStart"/>
-      <w:r>
-        <w:rPr>
-          <w:b/>
-          <w:bCs/>
-          <w:color w:val="173B65"/>
-        </w:rPr>
-        <w:t>เหตุผลที่เลือก</w:t>
-      </w:r>
-      <w:proofErr w:type="spellEnd"/>
-      <w:r>
-        <w:rPr>
-          <w:b/>
-          <w:bCs/>
-          <w:color w:val="173B65"/>
-        </w:rPr>
-        <w:t>:</w:t>
+        <w:t>เหตุผลที่เลือก:</w:t>
       </w:r>
       <w:r>
         <w:t xml:space="preserve"> ............................................</w:t>
@@ -16139,42 +16350,8 @@
           <w:sz w:val="30"/>
           <w:szCs w:val="30"/>
         </w:rPr>
-        <w:t xml:space="preserve">5.1 </w:t>
+        <w:t>5.1 บันทึก CR แบบย่อ</w:t>
       </w:r>
-      <w:proofErr w:type="spellStart"/>
-      <w:r>
-        <w:rPr>
-          <w:b/>
-          <w:bCs/>
-          <w:color w:val="087E8B"/>
-          <w:sz w:val="30"/>
-          <w:szCs w:val="30"/>
-        </w:rPr>
-        <w:t>บันทึก</w:t>
-      </w:r>
-      <w:proofErr w:type="spellEnd"/>
-      <w:r>
-        <w:rPr>
-          <w:b/>
-          <w:bCs/>
-          <w:color w:val="087E8B"/>
-          <w:sz w:val="30"/>
-          <w:szCs w:val="30"/>
-        </w:rPr>
-        <w:t xml:space="preserve"> CR </w:t>
-      </w:r>
-      <w:proofErr w:type="spellStart"/>
-      <w:r>
-        <w:rPr>
-          <w:b/>
-          <w:bCs/>
-          <w:color w:val="087E8B"/>
-          <w:sz w:val="30"/>
-          <w:szCs w:val="30"/>
-        </w:rPr>
-        <w:t>แบบย่อ</w:t>
-      </w:r>
-      <w:proofErr w:type="spellEnd"/>
     </w:p>
     <w:tbl>
       <w:tblPr>
@@ -16234,7 +16411,6 @@
               </w:rPr>
               <w:t>CR-FX-02</w:t>
             </w:r>
-            <w:proofErr w:type="gramStart"/>
             <w:r>
               <w:rPr>
                 <w:b/>
@@ -16243,40 +16419,7 @@
                 <w:sz w:val="28"/>
                 <w:szCs w:val="28"/>
               </w:rPr>
-              <w:t xml:space="preserve">   [</w:t>
-            </w:r>
-            <w:proofErr w:type="gramEnd"/>
-            <w:r>
-              <w:rPr>
-                <w:b/>
-                <w:bCs/>
-                <w:color w:val="FFFFFF"/>
-                <w:sz w:val="28"/>
-                <w:szCs w:val="28"/>
-              </w:rPr>
-              <w:t xml:space="preserve">A </w:t>
-            </w:r>
-            <w:proofErr w:type="spellStart"/>
-            <w:r>
-              <w:rPr>
-                <w:b/>
-                <w:bCs/>
-                <w:color w:val="FFFFFF"/>
-                <w:sz w:val="28"/>
-                <w:szCs w:val="28"/>
-              </w:rPr>
-              <w:t>หรือ</w:t>
-            </w:r>
-            <w:proofErr w:type="spellEnd"/>
-            <w:r>
-              <w:rPr>
-                <w:b/>
-                <w:bCs/>
-                <w:color w:val="FFFFFF"/>
-                <w:sz w:val="28"/>
-                <w:szCs w:val="28"/>
-              </w:rPr>
-              <w:t xml:space="preserve"> B]</w:t>
+              <w:t xml:space="preserve">   [A หรือ B]</w:t>
             </w:r>
             <w:r>
               <w:rPr>
@@ -16318,7 +16461,6 @@
               <w:keepNext/>
               <w:keepLines/>
             </w:pPr>
-            <w:proofErr w:type="spellStart"/>
             <w:r>
               <w:rPr>
                 <w:b/>
@@ -16327,62 +16469,7 @@
                 <w:sz w:val="28"/>
                 <w:szCs w:val="28"/>
               </w:rPr>
-              <w:t>ขอเปลี่ยน</w:t>
-            </w:r>
-            <w:proofErr w:type="spellEnd"/>
-            <w:r>
-              <w:rPr>
-                <w:b/>
-                <w:bCs/>
-                <w:color w:val="173B65"/>
-                <w:sz w:val="28"/>
-                <w:szCs w:val="28"/>
-              </w:rPr>
-              <w:t xml:space="preserve"> (</w:t>
-            </w:r>
-            <w:proofErr w:type="spellStart"/>
-            <w:r>
-              <w:rPr>
-                <w:b/>
-                <w:bCs/>
-                <w:color w:val="173B65"/>
-                <w:sz w:val="28"/>
-                <w:szCs w:val="28"/>
-              </w:rPr>
-              <w:t>ตาม</w:t>
-            </w:r>
-            <w:proofErr w:type="spellEnd"/>
-            <w:r>
-              <w:rPr>
-                <w:b/>
-                <w:bCs/>
-                <w:color w:val="173B65"/>
-                <w:sz w:val="28"/>
-                <w:szCs w:val="28"/>
-              </w:rPr>
-              <w:t xml:space="preserve"> case </w:t>
-            </w:r>
-            <w:proofErr w:type="spellStart"/>
-            <w:r>
-              <w:rPr>
-                <w:b/>
-                <w:bCs/>
-                <w:color w:val="173B65"/>
-                <w:sz w:val="28"/>
-                <w:szCs w:val="28"/>
-              </w:rPr>
-              <w:t>กลุ่ม</w:t>
-            </w:r>
-            <w:proofErr w:type="spellEnd"/>
-            <w:r>
-              <w:rPr>
-                <w:b/>
-                <w:bCs/>
-                <w:color w:val="173B65"/>
-                <w:sz w:val="28"/>
-                <w:szCs w:val="28"/>
-              </w:rPr>
-              <w:t>)</w:t>
+              <w:t>ขอเปลี่ยน (ตาม case กลุ่ม)</w:t>
             </w:r>
           </w:p>
         </w:tc>
@@ -16437,7 +16524,6 @@
               <w:keepNext/>
               <w:keepLines/>
             </w:pPr>
-            <w:proofErr w:type="spellStart"/>
             <w:r>
               <w:rPr>
                 <w:b/>
@@ -16446,18 +16532,7 @@
                 <w:sz w:val="28"/>
                 <w:szCs w:val="28"/>
               </w:rPr>
-              <w:t>กระทบ</w:t>
-            </w:r>
-            <w:proofErr w:type="spellEnd"/>
-            <w:r>
-              <w:rPr>
-                <w:b/>
-                <w:bCs/>
-                <w:color w:val="173B65"/>
-                <w:sz w:val="28"/>
-                <w:szCs w:val="28"/>
-              </w:rPr>
-              <w:t xml:space="preserve"> ID</w:t>
+              <w:t>กระทบ ID</w:t>
             </w:r>
           </w:p>
         </w:tc>
@@ -16512,7 +16587,6 @@
               <w:keepNext/>
               <w:keepLines/>
             </w:pPr>
-            <w:proofErr w:type="spellStart"/>
             <w:r>
               <w:rPr>
                 <w:b/>
@@ -16521,18 +16595,7 @@
                 <w:sz w:val="28"/>
                 <w:szCs w:val="28"/>
               </w:rPr>
-              <w:t>ทางเลือก</w:t>
-            </w:r>
-            <w:proofErr w:type="spellEnd"/>
-            <w:r>
-              <w:rPr>
-                <w:b/>
-                <w:bCs/>
-                <w:color w:val="173B65"/>
-                <w:sz w:val="28"/>
-                <w:szCs w:val="28"/>
-              </w:rPr>
-              <w:t xml:space="preserve"> (≥ 2)</w:t>
+              <w:t>ทางเลือก (≥ 2)</w:t>
             </w:r>
           </w:p>
         </w:tc>
@@ -16594,42 +16657,8 @@
                 <w:sz w:val="28"/>
                 <w:szCs w:val="28"/>
               </w:rPr>
-              <w:t xml:space="preserve">Decision </w:t>
-            </w:r>
-            <w:proofErr w:type="spellStart"/>
-            <w:r>
-              <w:rPr>
-                <w:b/>
-                <w:bCs/>
-                <w:color w:val="173B65"/>
-                <w:sz w:val="28"/>
-                <w:szCs w:val="28"/>
-              </w:rPr>
-              <w:t>ที่เสนอ</w:t>
-            </w:r>
-            <w:proofErr w:type="spellEnd"/>
-            <w:r>
-              <w:rPr>
-                <w:b/>
-                <w:bCs/>
-                <w:color w:val="173B65"/>
-                <w:sz w:val="28"/>
-                <w:szCs w:val="28"/>
-              </w:rPr>
-              <w:t xml:space="preserve"> + </w:t>
-            </w:r>
-            <w:proofErr w:type="spellStart"/>
-            <w:r>
-              <w:rPr>
-                <w:b/>
-                <w:bCs/>
-                <w:color w:val="173B65"/>
-                <w:sz w:val="28"/>
-                <w:szCs w:val="28"/>
-              </w:rPr>
-              <w:t>ใครตัดสิน</w:t>
-            </w:r>
-            <w:proofErr w:type="spellEnd"/>
+              <w:t>Decision ที่เสนอ + ใครตัดสิน</w:t>
+            </w:r>
           </w:p>
         </w:tc>
         <w:tc>
@@ -16735,7 +16764,6 @@
               </w:rPr>
               <w:t>DEC-</w:t>
             </w:r>
-            <w:proofErr w:type="gramStart"/>
             <w:r>
               <w:rPr>
                 <w:b/>
@@ -16744,30 +16772,7 @@
                 <w:sz w:val="28"/>
                 <w:szCs w:val="28"/>
               </w:rPr>
-              <w:t xml:space="preserve">   [</w:t>
-            </w:r>
-            <w:proofErr w:type="spellStart"/>
-            <w:proofErr w:type="gramEnd"/>
-            <w:r>
-              <w:rPr>
-                <w:b/>
-                <w:bCs/>
-                <w:color w:val="FFFFFF"/>
-                <w:sz w:val="28"/>
-                <w:szCs w:val="28"/>
-              </w:rPr>
-              <w:t>ตัดสินใจเรื่องอะไร</w:t>
-            </w:r>
-            <w:proofErr w:type="spellEnd"/>
-            <w:r>
-              <w:rPr>
-                <w:b/>
-                <w:bCs/>
-                <w:color w:val="FFFFFF"/>
-                <w:sz w:val="28"/>
-                <w:szCs w:val="28"/>
-              </w:rPr>
-              <w:t>]</w:t>
+              <w:t xml:space="preserve">   [ตัดสินใจเรื่องอะไร]</w:t>
             </w:r>
             <w:r>
               <w:rPr>
@@ -16809,7 +16814,6 @@
               <w:keepNext/>
               <w:keepLines/>
             </w:pPr>
-            <w:proofErr w:type="spellStart"/>
             <w:r>
               <w:rPr>
                 <w:b/>
@@ -16820,7 +16824,6 @@
               </w:rPr>
               <w:t>ตัดสินใจ</w:t>
             </w:r>
-            <w:proofErr w:type="spellEnd"/>
           </w:p>
         </w:tc>
         <w:tc>
@@ -16874,7 +16877,6 @@
               <w:keepNext/>
               <w:keepLines/>
             </w:pPr>
-            <w:proofErr w:type="spellStart"/>
             <w:r>
               <w:rPr>
                 <w:b/>
@@ -16883,18 +16885,7 @@
                 <w:sz w:val="28"/>
                 <w:szCs w:val="28"/>
               </w:rPr>
-              <w:t>เพราะ</w:t>
-            </w:r>
-            <w:proofErr w:type="spellEnd"/>
-            <w:r>
-              <w:rPr>
-                <w:b/>
-                <w:bCs/>
-                <w:color w:val="173B65"/>
-                <w:sz w:val="28"/>
-                <w:szCs w:val="28"/>
-              </w:rPr>
-              <w:t xml:space="preserve"> (NFR / BR / driver)</w:t>
+              <w:t>เพราะ (NFR / BR / driver)</w:t>
             </w:r>
           </w:p>
         </w:tc>
@@ -16949,7 +16940,6 @@
               <w:keepNext/>
               <w:keepLines/>
             </w:pPr>
-            <w:proofErr w:type="spellStart"/>
             <w:r>
               <w:rPr>
                 <w:b/>
@@ -16960,7 +16950,6 @@
               </w:rPr>
               <w:t>ทางเลือกที่ไม่เลือก</w:t>
             </w:r>
-            <w:proofErr w:type="spellEnd"/>
           </w:p>
         </w:tc>
         <w:tc>
@@ -17013,7 +17002,6 @@
             <w:pPr>
               <w:keepLines/>
             </w:pPr>
-            <w:proofErr w:type="spellStart"/>
             <w:r>
               <w:rPr>
                 <w:b/>
@@ -17024,7 +17012,6 @@
               </w:rPr>
               <w:t>ผลที่ตามมา</w:t>
             </w:r>
-            <w:proofErr w:type="spellEnd"/>
           </w:p>
         </w:tc>
         <w:tc>
@@ -17069,20 +17056,8 @@
           <w:sz w:val="30"/>
           <w:szCs w:val="30"/>
         </w:rPr>
-        <w:t xml:space="preserve">5.3 </w:t>
+        <w:t>5.3 สิ่งที่เปลี่ยน</w:t>
       </w:r>
-      <w:proofErr w:type="spellStart"/>
-      <w:r>
-        <w:rPr>
-          <w:b/>
-          <w:bCs/>
-          <w:color w:val="087E8B"/>
-          <w:sz w:val="30"/>
-          <w:szCs w:val="30"/>
-        </w:rPr>
-        <w:t>สิ่งที่เปลี่ยน</w:t>
-      </w:r>
-      <w:proofErr w:type="spellEnd"/>
     </w:p>
     <w:tbl>
       <w:tblPr>
@@ -17134,7 +17109,6 @@
             <w:pPr>
               <w:keepNext/>
             </w:pPr>
-            <w:proofErr w:type="spellStart"/>
             <w:r>
               <w:rPr>
                 <w:b/>
@@ -17145,7 +17119,6 @@
               </w:rPr>
               <w:t>ส่วน</w:t>
             </w:r>
-            <w:proofErr w:type="spellEnd"/>
           </w:p>
         </w:tc>
         <w:tc>
@@ -17170,7 +17143,6 @@
             <w:pPr>
               <w:keepNext/>
             </w:pPr>
-            <w:proofErr w:type="spellStart"/>
             <w:r>
               <w:rPr>
                 <w:b/>
@@ -17181,7 +17153,6 @@
               </w:rPr>
               <w:t>ก่อน</w:t>
             </w:r>
-            <w:proofErr w:type="spellEnd"/>
           </w:p>
         </w:tc>
         <w:tc>
@@ -17206,7 +17177,6 @@
             <w:pPr>
               <w:keepNext/>
             </w:pPr>
-            <w:proofErr w:type="spellStart"/>
             <w:r>
               <w:rPr>
                 <w:b/>
@@ -17217,7 +17187,6 @@
               </w:rPr>
               <w:t>หลัง</w:t>
             </w:r>
-            <w:proofErr w:type="spellEnd"/>
           </w:p>
         </w:tc>
         <w:tc>
@@ -17242,7 +17211,6 @@
             <w:pPr>
               <w:keepNext/>
             </w:pPr>
-            <w:proofErr w:type="spellStart"/>
             <w:r>
               <w:rPr>
                 <w:b/>
@@ -17253,7 +17221,6 @@
               </w:rPr>
               <w:t>เพราะ</w:t>
             </w:r>
-            <w:proofErr w:type="spellEnd"/>
           </w:p>
         </w:tc>
       </w:tr>
@@ -17684,15 +17651,7 @@
       </w:pPr>
       <w:r>
         <w:lastRenderedPageBreak/>
-        <w:t xml:space="preserve">G6 Integrity (1.0 </w:t>
-      </w:r>
-      <w:proofErr w:type="spellStart"/>
-      <w:r>
-        <w:t>คะแนน</w:t>
-      </w:r>
-      <w:proofErr w:type="spellEnd"/>
-      <w:r>
-        <w:t>)</w:t>
+        <w:t>G6 Integrity (1.0 คะแนน)</w:t>
       </w:r>
     </w:p>
     <w:p>
@@ -17708,20 +17667,8 @@
           <w:sz w:val="30"/>
           <w:szCs w:val="30"/>
         </w:rPr>
-        <w:t xml:space="preserve">6.1 </w:t>
+        <w:t>6.1 ตรวจความสอดคล้อง</w:t>
       </w:r>
-      <w:proofErr w:type="spellStart"/>
-      <w:r>
-        <w:rPr>
-          <w:b/>
-          <w:bCs/>
-          <w:color w:val="087E8B"/>
-          <w:sz w:val="30"/>
-          <w:szCs w:val="30"/>
-        </w:rPr>
-        <w:t>ตรวจความสอดคล้อง</w:t>
-      </w:r>
-      <w:proofErr w:type="spellEnd"/>
     </w:p>
     <w:p>
       <w:pPr>
@@ -17729,7 +17676,6 @@
         <w:spacing w:after="40"/>
         <w:ind w:left="200"/>
       </w:pPr>
-      <w:proofErr w:type="gramStart"/>
       <w:r>
         <w:rPr>
           <w:rFonts w:ascii="Segoe UI Symbol" w:eastAsia="Segoe UI Symbol" w:hAnsi="Segoe UI Symbol" w:cs="Segoe UI Symbol"/>
@@ -17738,38 +17684,8 @@
         <w:t>☐</w:t>
       </w:r>
       <w:r>
-        <w:t xml:space="preserve">  </w:t>
+        <w:t xml:space="preserve">  ชื่อ container และ actor ในตาราง ตรงกับในภาพทุกภาพ</w:t>
       </w:r>
-      <w:proofErr w:type="spellStart"/>
-      <w:r>
-        <w:t>ชื่อ</w:t>
-      </w:r>
-      <w:proofErr w:type="spellEnd"/>
-      <w:proofErr w:type="gramEnd"/>
-      <w:r>
-        <w:t xml:space="preserve"> container </w:t>
-      </w:r>
-      <w:proofErr w:type="spellStart"/>
-      <w:r>
-        <w:t>และ</w:t>
-      </w:r>
-      <w:proofErr w:type="spellEnd"/>
-      <w:r>
-        <w:t xml:space="preserve"> actor </w:t>
-      </w:r>
-      <w:proofErr w:type="spellStart"/>
-      <w:r>
-        <w:t>ในตาราง</w:t>
-      </w:r>
-      <w:proofErr w:type="spellEnd"/>
-      <w:r>
-        <w:t xml:space="preserve"> </w:t>
-      </w:r>
-      <w:proofErr w:type="spellStart"/>
-      <w:r>
-        <w:t>ตรงกับในภาพทุกภาพ</w:t>
-      </w:r>
-      <w:proofErr w:type="spellEnd"/>
     </w:p>
     <w:p>
       <w:pPr>
@@ -17777,7 +17693,6 @@
         <w:spacing w:after="40"/>
         <w:ind w:left="200"/>
       </w:pPr>
-      <w:proofErr w:type="gramStart"/>
       <w:r>
         <w:rPr>
           <w:rFonts w:ascii="Segoe UI Symbol" w:eastAsia="Segoe UI Symbol" w:hAnsi="Segoe UI Symbol" w:cs="Segoe UI Symbol"/>
@@ -17786,32 +17701,7 @@
         <w:t>☐</w:t>
       </w:r>
       <w:r>
-        <w:t xml:space="preserve">  </w:t>
-      </w:r>
-      <w:proofErr w:type="spellStart"/>
-      <w:r>
-        <w:t>ทุก</w:t>
-      </w:r>
-      <w:proofErr w:type="spellEnd"/>
-      <w:proofErr w:type="gramEnd"/>
-      <w:r>
-        <w:t xml:space="preserve"> ID </w:t>
-      </w:r>
-      <w:proofErr w:type="spellStart"/>
-      <w:r>
-        <w:t>ที่อ้างมีอยู่จริงในงานของกลุ่ม</w:t>
-      </w:r>
-      <w:proofErr w:type="spellEnd"/>
-      <w:r>
-        <w:t xml:space="preserve"> </w:t>
-      </w:r>
-      <w:proofErr w:type="spellStart"/>
-      <w:r>
-        <w:t>หรือเขียน</w:t>
-      </w:r>
-      <w:proofErr w:type="spellEnd"/>
-      <w:r>
-        <w:t xml:space="preserve"> Cannot Verify</w:t>
+        <w:t xml:space="preserve">  ทุก ID ที่อ้างมีอยู่จริงในงานของกลุ่ม หรือเขียน Cannot Verify</w:t>
       </w:r>
     </w:p>
     <w:p>
@@ -17820,7 +17710,6 @@
         <w:spacing w:after="40"/>
         <w:ind w:left="200"/>
       </w:pPr>
-      <w:proofErr w:type="gramStart"/>
       <w:r>
         <w:rPr>
           <w:rFonts w:ascii="Segoe UI Symbol" w:eastAsia="Segoe UI Symbol" w:hAnsi="Segoe UI Symbol" w:cs="Segoe UI Symbol"/>
@@ -17829,30 +17718,8 @@
         <w:t>☐</w:t>
       </w:r>
       <w:r>
-        <w:t xml:space="preserve">  </w:t>
+        <w:t xml:space="preserve">  ค่าที่ไม่รู้ทุกค่าเป็น TBD และมี OI / DD รองรับ</w:t>
       </w:r>
-      <w:proofErr w:type="spellStart"/>
-      <w:r>
-        <w:t>ค่าที่ไม่รู้ทุกค่าเป็น</w:t>
-      </w:r>
-      <w:proofErr w:type="spellEnd"/>
-      <w:proofErr w:type="gramEnd"/>
-      <w:r>
-        <w:t xml:space="preserve"> TBD </w:t>
-      </w:r>
-      <w:proofErr w:type="spellStart"/>
-      <w:r>
-        <w:t>และมี</w:t>
-      </w:r>
-      <w:proofErr w:type="spellEnd"/>
-      <w:r>
-        <w:t xml:space="preserve"> OI / DD </w:t>
-      </w:r>
-      <w:proofErr w:type="spellStart"/>
-      <w:r>
-        <w:t>รองรับ</w:t>
-      </w:r>
-      <w:proofErr w:type="spellEnd"/>
     </w:p>
     <w:p>
       <w:pPr>
@@ -17860,7 +17727,6 @@
         <w:spacing w:after="40"/>
         <w:ind w:left="200"/>
       </w:pPr>
-      <w:proofErr w:type="gramStart"/>
       <w:r>
         <w:rPr>
           <w:rFonts w:ascii="Segoe UI Symbol" w:eastAsia="Segoe UI Symbol" w:hAnsi="Segoe UI Symbol" w:cs="Segoe UI Symbol"/>
@@ -17869,38 +17735,8 @@
         <w:t>☐</w:t>
       </w:r>
       <w:r>
-        <w:t xml:space="preserve">  </w:t>
+        <w:t xml:space="preserve">  ไม่มีข้อความว่า SRS หรือ CR ใด Approved แล้ว</w:t>
       </w:r>
-      <w:proofErr w:type="spellStart"/>
-      <w:r>
-        <w:t>ไม่มีข้อความว่า</w:t>
-      </w:r>
-      <w:proofErr w:type="spellEnd"/>
-      <w:proofErr w:type="gramEnd"/>
-      <w:r>
-        <w:t xml:space="preserve"> SRS </w:t>
-      </w:r>
-      <w:proofErr w:type="spellStart"/>
-      <w:r>
-        <w:t>หรือ</w:t>
-      </w:r>
-      <w:proofErr w:type="spellEnd"/>
-      <w:r>
-        <w:t xml:space="preserve"> CR </w:t>
-      </w:r>
-      <w:proofErr w:type="spellStart"/>
-      <w:r>
-        <w:t>ใด</w:t>
-      </w:r>
-      <w:proofErr w:type="spellEnd"/>
-      <w:r>
-        <w:t xml:space="preserve"> Approved </w:t>
-      </w:r>
-      <w:proofErr w:type="spellStart"/>
-      <w:r>
-        <w:t>แล้ว</w:t>
-      </w:r>
-      <w:proofErr w:type="spellEnd"/>
     </w:p>
     <w:p>
       <w:pPr>
@@ -17908,7 +17744,6 @@
         <w:spacing w:after="40"/>
         <w:ind w:left="200"/>
       </w:pPr>
-      <w:proofErr w:type="gramStart"/>
       <w:r>
         <w:rPr>
           <w:rFonts w:ascii="Segoe UI Symbol" w:eastAsia="Segoe UI Symbol" w:hAnsi="Segoe UI Symbol" w:cs="Segoe UI Symbol"/>
@@ -17917,53 +17752,14 @@
         <w:t>☐</w:t>
       </w:r>
       <w:r>
-        <w:t xml:space="preserve">  </w:t>
+        <w:t xml:space="preserve">  ใช้ stack อ้างอิง หรือมี decision card เมื่อเปลี่ยน · ไม่มีเทคโนโลยีเกินจำเป็น</w:t>
       </w:r>
-      <w:proofErr w:type="spellStart"/>
-      <w:r>
-        <w:t>ใช้</w:t>
-      </w:r>
-      <w:proofErr w:type="spellEnd"/>
-      <w:proofErr w:type="gramEnd"/>
-      <w:r>
-        <w:t xml:space="preserve"> stack </w:t>
-      </w:r>
-      <w:proofErr w:type="spellStart"/>
-      <w:r>
-        <w:t>อ้างอิง</w:t>
-      </w:r>
-      <w:proofErr w:type="spellEnd"/>
-      <w:r>
-        <w:t xml:space="preserve"> </w:t>
-      </w:r>
-      <w:proofErr w:type="spellStart"/>
-      <w:r>
-        <w:t>หรือมี</w:t>
-      </w:r>
-      <w:proofErr w:type="spellEnd"/>
-      <w:r>
-        <w:t xml:space="preserve"> decision card </w:t>
-      </w:r>
-      <w:proofErr w:type="spellStart"/>
-      <w:r>
-        <w:t>เมื่อเปลี่ยน</w:t>
-      </w:r>
-      <w:proofErr w:type="spellEnd"/>
-      <w:r>
-        <w:t xml:space="preserve"> · </w:t>
-      </w:r>
-      <w:proofErr w:type="spellStart"/>
-      <w:r>
-        <w:t>ไม่มีเทคโนโลยีเกินจำเป็น</w:t>
-      </w:r>
-      <w:proofErr w:type="spellEnd"/>
     </w:p>
     <w:p>
       <w:pPr>
         <w:spacing w:after="40"/>
         <w:ind w:left="200"/>
       </w:pPr>
-      <w:proofErr w:type="gramStart"/>
       <w:r>
         <w:rPr>
           <w:rFonts w:ascii="Segoe UI Symbol" w:eastAsia="Segoe UI Symbol" w:hAnsi="Segoe UI Symbol" w:cs="Segoe UI Symbol"/>
@@ -17972,24 +17768,7 @@
         <w:t>☐</w:t>
       </w:r>
       <w:r>
-        <w:t xml:space="preserve">  </w:t>
-      </w:r>
-      <w:proofErr w:type="spellStart"/>
-      <w:r>
-        <w:t>ทุกภาพมี</w:t>
-      </w:r>
-      <w:proofErr w:type="spellEnd"/>
-      <w:proofErr w:type="gramEnd"/>
-      <w:r>
-        <w:t xml:space="preserve"> .</w:t>
-      </w:r>
-      <w:proofErr w:type="spellStart"/>
-      <w:r>
-        <w:t>drawio</w:t>
-      </w:r>
-      <w:proofErr w:type="spellEnd"/>
-      <w:r>
-        <w:t xml:space="preserve"> + PNG</w:t>
+        <w:t xml:space="preserve">  ทุกภาพมี .drawio + PNG</w:t>
       </w:r>
     </w:p>
     <w:p>
@@ -18062,7 +17841,6 @@
             <w:pPr>
               <w:keepNext/>
             </w:pPr>
-            <w:proofErr w:type="spellStart"/>
             <w:r>
               <w:rPr>
                 <w:b/>
@@ -18073,7 +17851,6 @@
               </w:rPr>
               <w:t>เครื่องมือ</w:t>
             </w:r>
-            <w:proofErr w:type="spellEnd"/>
           </w:p>
         </w:tc>
         <w:tc>
@@ -18098,7 +17875,6 @@
             <w:pPr>
               <w:keepNext/>
             </w:pPr>
-            <w:proofErr w:type="spellStart"/>
             <w:r>
               <w:rPr>
                 <w:b/>
@@ -18109,7 +17885,6 @@
               </w:rPr>
               <w:t>ใช้ช่วยเรื่องใด</w:t>
             </w:r>
-            <w:proofErr w:type="spellEnd"/>
           </w:p>
         </w:tc>
         <w:tc>
@@ -18134,7 +17909,6 @@
             <w:pPr>
               <w:keepNext/>
             </w:pPr>
-            <w:proofErr w:type="spellStart"/>
             <w:r>
               <w:rPr>
                 <w:b/>
@@ -18145,7 +17919,6 @@
               </w:rPr>
               <w:t>ตรวจอย่างไร</w:t>
             </w:r>
-            <w:proofErr w:type="spellEnd"/>
           </w:p>
         </w:tc>
       </w:tr>
@@ -18306,20 +18079,8 @@
           <w:sz w:val="30"/>
           <w:szCs w:val="30"/>
         </w:rPr>
-        <w:t xml:space="preserve">6.3 </w:t>
+        <w:t>6.3 การมีส่วนร่วม</w:t>
       </w:r>
-      <w:proofErr w:type="spellStart"/>
-      <w:r>
-        <w:rPr>
-          <w:b/>
-          <w:bCs/>
-          <w:color w:val="087E8B"/>
-          <w:sz w:val="30"/>
-          <w:szCs w:val="30"/>
-        </w:rPr>
-        <w:t>การมีส่วนร่วม</w:t>
-      </w:r>
-      <w:proofErr w:type="spellEnd"/>
     </w:p>
     <w:tbl>
       <w:tblPr>
@@ -18370,7 +18131,6 @@
             <w:pPr>
               <w:keepNext/>
             </w:pPr>
-            <w:proofErr w:type="spellStart"/>
             <w:r>
               <w:rPr>
                 <w:b/>
@@ -18379,62 +18139,7 @@
                 <w:sz w:val="28"/>
                 <w:szCs w:val="28"/>
               </w:rPr>
-              <w:t>สมาชิก</w:t>
-            </w:r>
-            <w:proofErr w:type="spellEnd"/>
-            <w:r>
-              <w:rPr>
-                <w:b/>
-                <w:bCs/>
-                <w:color w:val="FFFFFF"/>
-                <w:sz w:val="28"/>
-                <w:szCs w:val="28"/>
-              </w:rPr>
-              <w:t xml:space="preserve"> (</w:t>
-            </w:r>
-            <w:proofErr w:type="spellStart"/>
-            <w:r>
-              <w:rPr>
-                <w:b/>
-                <w:bCs/>
-                <w:color w:val="FFFFFF"/>
-                <w:sz w:val="28"/>
-                <w:szCs w:val="28"/>
-              </w:rPr>
-              <w:t>ชื่อ</w:t>
-            </w:r>
-            <w:proofErr w:type="spellEnd"/>
-            <w:r>
-              <w:rPr>
-                <w:b/>
-                <w:bCs/>
-                <w:color w:val="FFFFFF"/>
-                <w:sz w:val="28"/>
-                <w:szCs w:val="28"/>
-              </w:rPr>
-              <w:t>–</w:t>
-            </w:r>
-            <w:proofErr w:type="spellStart"/>
-            <w:r>
-              <w:rPr>
-                <w:b/>
-                <w:bCs/>
-                <w:color w:val="FFFFFF"/>
-                <w:sz w:val="28"/>
-                <w:szCs w:val="28"/>
-              </w:rPr>
-              <w:t>รหัส</w:t>
-            </w:r>
-            <w:proofErr w:type="spellEnd"/>
-            <w:r>
-              <w:rPr>
-                <w:b/>
-                <w:bCs/>
-                <w:color w:val="FFFFFF"/>
-                <w:sz w:val="28"/>
-                <w:szCs w:val="28"/>
-              </w:rPr>
-              <w:t>)</w:t>
+              <w:t>สมาชิก (ชื่อ–รหัส)</w:t>
             </w:r>
           </w:p>
         </w:tc>
@@ -18460,7 +18165,6 @@
             <w:pPr>
               <w:keepNext/>
             </w:pPr>
-            <w:proofErr w:type="spellStart"/>
             <w:r>
               <w:rPr>
                 <w:b/>
@@ -18469,40 +18173,7 @@
                 <w:sz w:val="28"/>
                 <w:szCs w:val="28"/>
               </w:rPr>
-              <w:t>รับผิดชอบส่วน</w:t>
-            </w:r>
-            <w:proofErr w:type="spellEnd"/>
-            <w:r>
-              <w:rPr>
-                <w:b/>
-                <w:bCs/>
-                <w:color w:val="FFFFFF"/>
-                <w:sz w:val="28"/>
-                <w:szCs w:val="28"/>
-              </w:rPr>
-              <w:t xml:space="preserve"> (G/</w:t>
-            </w:r>
-            <w:proofErr w:type="spellStart"/>
-            <w:r>
-              <w:rPr>
-                <w:b/>
-                <w:bCs/>
-                <w:color w:val="FFFFFF"/>
-                <w:sz w:val="28"/>
-                <w:szCs w:val="28"/>
-              </w:rPr>
-              <w:t>ข้อ</w:t>
-            </w:r>
-            <w:proofErr w:type="spellEnd"/>
-            <w:r>
-              <w:rPr>
-                <w:b/>
-                <w:bCs/>
-                <w:color w:val="FFFFFF"/>
-                <w:sz w:val="28"/>
-                <w:szCs w:val="28"/>
-              </w:rPr>
-              <w:t>)</w:t>
+              <w:t>รับผิดชอบส่วน (G/ข้อ)</w:t>
             </w:r>
           </w:p>
         </w:tc>
@@ -18528,7 +18199,6 @@
             <w:pPr>
               <w:keepNext/>
             </w:pPr>
-            <w:proofErr w:type="spellStart"/>
             <w:r>
               <w:rPr>
                 <w:b/>
@@ -18537,40 +18207,7 @@
                 <w:sz w:val="28"/>
                 <w:szCs w:val="28"/>
               </w:rPr>
-              <w:t>หลักฐาน</w:t>
-            </w:r>
-            <w:proofErr w:type="spellEnd"/>
-            <w:r>
-              <w:rPr>
-                <w:b/>
-                <w:bCs/>
-                <w:color w:val="FFFFFF"/>
-                <w:sz w:val="28"/>
-                <w:szCs w:val="28"/>
-              </w:rPr>
-              <w:t xml:space="preserve"> (commit / </w:t>
-            </w:r>
-            <w:proofErr w:type="spellStart"/>
-            <w:r>
-              <w:rPr>
-                <w:b/>
-                <w:bCs/>
-                <w:color w:val="FFFFFF"/>
-                <w:sz w:val="28"/>
-                <w:szCs w:val="28"/>
-              </w:rPr>
-              <w:t>ส่วนในไฟล์</w:t>
-            </w:r>
-            <w:proofErr w:type="spellEnd"/>
-            <w:r>
-              <w:rPr>
-                <w:b/>
-                <w:bCs/>
-                <w:color w:val="FFFFFF"/>
-                <w:sz w:val="28"/>
-                <w:szCs w:val="28"/>
-              </w:rPr>
-              <w:t>)</w:t>
+              <w:t>หลักฐาน (commit / ส่วนในไฟล์)</w:t>
             </w:r>
           </w:p>
         </w:tc>
@@ -18873,56 +18510,17 @@
       <w:pPr>
         <w:spacing w:after="100"/>
       </w:pPr>
-      <w:proofErr w:type="spellStart"/>
       <w:r>
         <w:rPr>
           <w:b/>
           <w:bCs/>
           <w:color w:val="173B65"/>
         </w:rPr>
-        <w:t>รับรอง</w:t>
-      </w:r>
-      <w:proofErr w:type="spellEnd"/>
-      <w:r>
-        <w:rPr>
-          <w:b/>
-          <w:bCs/>
-          <w:color w:val="173B65"/>
-        </w:rPr>
-        <w:t>:</w:t>
+        <w:t>รับรอง:</w:t>
       </w:r>
       <w:r>
-        <w:t xml:space="preserve"> </w:t>
+        <w:t xml:space="preserve"> สมาชิกทุกคนอ่านคำตอบทั้งฉบับแล้ว และอธิบายส่วนใดก็ได้ในการ oral spot-check  ( ) ยืนยัน</w:t>
       </w:r>
-      <w:proofErr w:type="spellStart"/>
-      <w:r>
-        <w:t>สมาชิกทุกคนอ่านคำตอบทั้งฉบับแล้ว</w:t>
-      </w:r>
-      <w:proofErr w:type="spellEnd"/>
-      <w:r>
-        <w:t xml:space="preserve"> </w:t>
-      </w:r>
-      <w:proofErr w:type="spellStart"/>
-      <w:r>
-        <w:t>และอธิบายส่วนใดก็ได้ในการ</w:t>
-      </w:r>
-      <w:proofErr w:type="spellEnd"/>
-      <w:r>
-        <w:t xml:space="preserve"> oral spot-</w:t>
-      </w:r>
-      <w:proofErr w:type="gramStart"/>
-      <w:r>
-        <w:t>check  (</w:t>
-      </w:r>
-      <w:proofErr w:type="gramEnd"/>
-      <w:r>
-        <w:t xml:space="preserve"> ) </w:t>
-      </w:r>
-      <w:proofErr w:type="spellStart"/>
-      <w:r>
-        <w:t>ยืนยัน</w:t>
-      </w:r>
-      <w:proofErr w:type="spellEnd"/>
     </w:p>
     <w:sectPr>
       <w:headerReference w:type="default" r:id="rId13"/>
@@ -18937,7 +18535,7 @@
 </file>
 
 <file path=word/endnotes.xml><?xml version="1.0" encoding="utf-8"?>
-<w:endnotes xmlns:wpc="http://schemas.microsoft.com/office/word/2010/wordprocessingCanvas" xmlns:cx="http://schemas.microsoft.com/office/drawing/2014/chartex" xmlns:cx1="http://schemas.microsoft.com/office/drawing/2015/9/8/chartex" xmlns:cx2="http://schemas.microsoft.com/office/drawing/2015/10/21/chartex" xmlns:cx3="http://schemas.microsoft.com/office/drawing/2016/5/9/chartex" xmlns:cx4="http://schemas.microsoft.com/office/drawing/2016/5/10/chartex" xmlns:cx5="http://schemas.microsoft.com/office/drawing/2016/5/11/chartex" xmlns:cx6="http://schemas.microsoft.com/office/drawing/2016/5/12/chartex" xmlns:cx7="http://schemas.microsoft.com/office/drawing/2016/5/13/chartex" xmlns:cx8="http://schemas.microsoft.com/office/drawing/2016/5/14/chartex" xmlns:mc="http://schemas.openxmlformats.org/markup-compatibility/2006" xmlns:aink="http://schemas.microsoft.com/office/drawing/2016/ink" xmlns:am3d="http://schemas.microsoft.com/office/drawing/2017/model3d" xmlns:o="urn:schemas-microsoft-com:office:office" xmlns:r="http://schemas.openxmlformats.org/officeDocument/2006/relationships" xmlns:m="http://schemas.openxmlformats.org/officeDocument/2006/math" xmlns:v="urn:schemas-microsoft-com:vml" xmlns:wp14="http://schemas.microsoft.com/office/word/2010/wordprocessingDrawing" xmlns:wp="http://schemas.openxmlformats.org/drawingml/2006/wordprocessingDrawing" xmlns:w10="urn:schemas-microsoft-com:office:word" xmlns:w="http://schemas.openxmlformats.org/wordprocessingml/2006/main" xmlns:w14="http://schemas.microsoft.com/office/word/2010/wordml" xmlns:w15="http://schemas.microsoft.com/office/word/2012/wordml" xmlns:w16cex="http://schemas.microsoft.com/office/word/2018/wordml/cex" xmlns:w16cid="http://schemas.microsoft.com/office/word/2016/wordml/cid" xmlns:w16="http://schemas.microsoft.com/office/word/2018/wordml" xmlns:w16sdtdh="http://schemas.microsoft.com/office/word/2020/wordml/sdtdatahash" xmlns:w16se="http://schemas.microsoft.com/office/word/2015/wordml/symex" xmlns:wpg="http://schemas.microsoft.com/office/word/2010/wordprocessingGroup" xmlns:wpi="http://schemas.microsoft.com/office/word/2010/wordprocessingInk" xmlns:wne="http://schemas.microsoft.com/office/word/2006/wordml" xmlns:wps="http://schemas.microsoft.com/office/word/2010/wordprocessingShape" mc:Ignorable="w14 w15 w16se w16cid w16 w16cex w16sdtdh wp14">
+<w:endnotes xmlns:wpc="http://schemas.microsoft.com/office/word/2010/wordprocessingCanvas" xmlns:cx="http://schemas.microsoft.com/office/drawing/2014/chartex" xmlns:cx1="http://schemas.microsoft.com/office/drawing/2015/9/8/chartex" xmlns:cx2="http://schemas.microsoft.com/office/drawing/2015/10/21/chartex" xmlns:cx3="http://schemas.microsoft.com/office/drawing/2016/5/9/chartex" xmlns:cx4="http://schemas.microsoft.com/office/drawing/2016/5/10/chartex" xmlns:cx5="http://schemas.microsoft.com/office/drawing/2016/5/11/chartex" xmlns:cx6="http://schemas.microsoft.com/office/drawing/2016/5/12/chartex" xmlns:cx7="http://schemas.microsoft.com/office/drawing/2016/5/13/chartex" xmlns:cx8="http://schemas.microsoft.com/office/drawing/2016/5/14/chartex" xmlns:mc="http://schemas.openxmlformats.org/markup-compatibility/2006" xmlns:m="http://schemas.openxmlformats.org/officeDocument/2006/math" xmlns:aink="http://schemas.microsoft.com/office/drawing/2016/ink" xmlns:am3d="http://schemas.microsoft.com/office/drawing/2017/model3d" xmlns:oel="http://schemas.microsoft.com/office/2019/extlst" xmlns:r="http://schemas.openxmlformats.org/officeDocument/2006/relationships" xmlns:wp14="http://schemas.microsoft.com/office/word/2010/wordprocessingDrawing" xmlns:wp="http://schemas.openxmlformats.org/drawingml/2006/wordprocessingDrawing" xmlns:wpg="http://schemas.microsoft.com/office/word/2010/wordprocessingGroup" xmlns:wpi="http://schemas.microsoft.com/office/word/2010/wordprocessingInk" xmlns:wps="http://schemas.microsoft.com/office/word/2010/wordprocessingShape" xmlns:o="urn:schemas-microsoft-com:office:office" xmlns:v="urn:schemas-microsoft-com:vml" xmlns:w10="urn:schemas-microsoft-com:office:word" xmlns:w="http://schemas.openxmlformats.org/wordprocessingml/2006/main" xmlns:w14="http://schemas.microsoft.com/office/word/2010/wordml" xmlns:w15="http://schemas.microsoft.com/office/word/2012/wordml" xmlns:w16cex="http://schemas.microsoft.com/office/word/2018/wordml/cex" xmlns:w16cid="http://schemas.microsoft.com/office/word/2016/wordml/cid" xmlns:w16="http://schemas.microsoft.com/office/word/2018/wordml" xmlns:w16sdtdh="http://schemas.microsoft.com/office/word/2020/wordml/sdtdatahash" xmlns:w16sdtfl="http://schemas.microsoft.com/office/word/2024/wordml/sdtformatlock" xmlns:w16se="http://schemas.microsoft.com/office/word/2015/wordml/symex" xmlns:w16du="http://schemas.microsoft.com/office/word/2023/wordml/word16du" xmlns:wne="http://schemas.microsoft.com/office/word/2006/wordml" mc:Ignorable="w14 w15 w16se w16cid w16 w16cex w16sdtdh w16sdtfl w16du wp14">
   <w:endnote w:type="separator" w:id="-1">
     <w:p>
       <w:r>
@@ -18956,56 +18554,18 @@
 </file>
 
 <file path=word/footer1.xml><?xml version="1.0" encoding="utf-8"?>
-<w:ftr xmlns:wpc="http://schemas.microsoft.com/office/word/2010/wordprocessingCanvas" xmlns:cx="http://schemas.microsoft.com/office/drawing/2014/chartex" xmlns:cx1="http://schemas.microsoft.com/office/drawing/2015/9/8/chartex" xmlns:cx2="http://schemas.microsoft.com/office/drawing/2015/10/21/chartex" xmlns:cx3="http://schemas.microsoft.com/office/drawing/2016/5/9/chartex" xmlns:cx4="http://schemas.microsoft.com/office/drawing/2016/5/10/chartex" xmlns:cx5="http://schemas.microsoft.com/office/drawing/2016/5/11/chartex" xmlns:cx6="http://schemas.microsoft.com/office/drawing/2016/5/12/chartex" xmlns:cx7="http://schemas.microsoft.com/office/drawing/2016/5/13/chartex" xmlns:cx8="http://schemas.microsoft.com/office/drawing/2016/5/14/chartex" xmlns:mc="http://schemas.openxmlformats.org/markup-compatibility/2006" xmlns:aink="http://schemas.microsoft.com/office/drawing/2016/ink" xmlns:am3d="http://schemas.microsoft.com/office/drawing/2017/model3d" xmlns:o="urn:schemas-microsoft-com:office:office" xmlns:r="http://schemas.openxmlformats.org/officeDocument/2006/relationships" xmlns:m="http://schemas.openxmlformats.org/officeDocument/2006/math" xmlns:v="urn:schemas-microsoft-com:vml" xmlns:wp14="http://schemas.microsoft.com/office/word/2010/wordprocessingDrawing" xmlns:wp="http://schemas.openxmlformats.org/drawingml/2006/wordprocessingDrawing" xmlns:w10="urn:schemas-microsoft-com:office:word" xmlns:w="http://schemas.openxmlformats.org/wordprocessingml/2006/main" xmlns:w14="http://schemas.microsoft.com/office/word/2010/wordml" xmlns:w15="http://schemas.microsoft.com/office/word/2012/wordml" xmlns:w16cex="http://schemas.microsoft.com/office/word/2018/wordml/cex" xmlns:w16cid="http://schemas.microsoft.com/office/word/2016/wordml/cid" xmlns:w16="http://schemas.microsoft.com/office/word/2018/wordml" xmlns:w16sdtdh="http://schemas.microsoft.com/office/word/2020/wordml/sdtdatahash" xmlns:w16se="http://schemas.microsoft.com/office/word/2015/wordml/symex" xmlns:wpg="http://schemas.microsoft.com/office/word/2010/wordprocessingGroup" xmlns:wpi="http://schemas.microsoft.com/office/word/2010/wordprocessingInk" xmlns:wne="http://schemas.microsoft.com/office/word/2006/wordml" xmlns:wps="http://schemas.microsoft.com/office/word/2010/wordprocessingShape" mc:Ignorable="w14 w15 w16se w16cid w16 w16cex w16sdtdh wp14">
+<w:ftr xmlns:wpc="http://schemas.microsoft.com/office/word/2010/wordprocessingCanvas" xmlns:cx="http://schemas.microsoft.com/office/drawing/2014/chartex" xmlns:cx1="http://schemas.microsoft.com/office/drawing/2015/9/8/chartex" xmlns:cx2="http://schemas.microsoft.com/office/drawing/2015/10/21/chartex" xmlns:cx3="http://schemas.microsoft.com/office/drawing/2016/5/9/chartex" xmlns:cx4="http://schemas.microsoft.com/office/drawing/2016/5/10/chartex" xmlns:cx5="http://schemas.microsoft.com/office/drawing/2016/5/11/chartex" xmlns:cx6="http://schemas.microsoft.com/office/drawing/2016/5/12/chartex" xmlns:cx7="http://schemas.microsoft.com/office/drawing/2016/5/13/chartex" xmlns:cx8="http://schemas.microsoft.com/office/drawing/2016/5/14/chartex" xmlns:mc="http://schemas.openxmlformats.org/markup-compatibility/2006" xmlns:m="http://schemas.openxmlformats.org/officeDocument/2006/math" xmlns:aink="http://schemas.microsoft.com/office/drawing/2016/ink" xmlns:am3d="http://schemas.microsoft.com/office/drawing/2017/model3d" xmlns:oel="http://schemas.microsoft.com/office/2019/extlst" xmlns:r="http://schemas.openxmlformats.org/officeDocument/2006/relationships" xmlns:wp14="http://schemas.microsoft.com/office/word/2010/wordprocessingDrawing" xmlns:wp="http://schemas.openxmlformats.org/drawingml/2006/wordprocessingDrawing" xmlns:wpg="http://schemas.microsoft.com/office/word/2010/wordprocessingGroup" xmlns:wpi="http://schemas.microsoft.com/office/word/2010/wordprocessingInk" xmlns:wps="http://schemas.microsoft.com/office/word/2010/wordprocessingShape" xmlns:o="urn:schemas-microsoft-com:office:office" xmlns:v="urn:schemas-microsoft-com:vml" xmlns:w10="urn:schemas-microsoft-com:office:word" xmlns:w="http://schemas.openxmlformats.org/wordprocessingml/2006/main" xmlns:w14="http://schemas.microsoft.com/office/word/2010/wordml" xmlns:w15="http://schemas.microsoft.com/office/word/2012/wordml" xmlns:w16cex="http://schemas.microsoft.com/office/word/2018/wordml/cex" xmlns:w16cid="http://schemas.microsoft.com/office/word/2016/wordml/cid" xmlns:w16="http://schemas.microsoft.com/office/word/2018/wordml" xmlns:w16sdtdh="http://schemas.microsoft.com/office/word/2020/wordml/sdtdatahash" xmlns:w16sdtfl="http://schemas.microsoft.com/office/word/2024/wordml/sdtformatlock" xmlns:w16se="http://schemas.microsoft.com/office/word/2015/wordml/symex" xmlns:w16du="http://schemas.microsoft.com/office/word/2023/wordml/word16du" xmlns:wne="http://schemas.microsoft.com/office/word/2006/wordml" mc:Ignorable="w14 w15 w16se w16cid w16 w16cex w16sdtdh w16sdtfl w16du wp14">
   <w:p>
     <w:pPr>
       <w:jc w:val="center"/>
     </w:pPr>
-    <w:proofErr w:type="spellStart"/>
-    <w:proofErr w:type="gramStart"/>
     <w:r>
       <w:rPr>
         <w:color w:val="5A6B7C"/>
         <w:sz w:val="24"/>
         <w:szCs w:val="24"/>
       </w:rPr>
-      <w:t>การกำหนดความต้องการและการออกแบบทางซอฟต์แวร์</w:t>
-    </w:r>
-    <w:proofErr w:type="spellEnd"/>
-    <w:r>
-      <w:rPr>
-        <w:color w:val="5A6B7C"/>
-        <w:sz w:val="24"/>
-        <w:szCs w:val="24"/>
-      </w:rPr>
-      <w:t xml:space="preserve">  |</w:t>
-    </w:r>
-    <w:proofErr w:type="gramEnd"/>
-    <w:r>
-      <w:rPr>
-        <w:color w:val="5A6B7C"/>
-        <w:sz w:val="24"/>
-        <w:szCs w:val="24"/>
-      </w:rPr>
-      <w:t xml:space="preserve">  </w:t>
-    </w:r>
-    <w:proofErr w:type="spellStart"/>
-    <w:r>
-      <w:rPr>
-        <w:color w:val="5A6B7C"/>
-        <w:sz w:val="24"/>
-        <w:szCs w:val="24"/>
-      </w:rPr>
-      <w:t>หน้า</w:t>
-    </w:r>
-    <w:proofErr w:type="spellEnd"/>
-    <w:r>
-      <w:rPr>
-        <w:color w:val="5A6B7C"/>
-        <w:sz w:val="24"/>
-        <w:szCs w:val="24"/>
-      </w:rPr>
-      <w:t xml:space="preserve"> </w:t>
+      <w:t xml:space="preserve">การกำหนดความต้องการและการออกแบบทางซอฟต์แวร์  |  หน้า </w:t>
     </w:r>
     <w:r>
       <w:rPr>
@@ -19053,56 +18613,18 @@
 </file>
 
 <file path=word/footer2.xml><?xml version="1.0" encoding="utf-8"?>
-<w:ftr xmlns:wpc="http://schemas.microsoft.com/office/word/2010/wordprocessingCanvas" xmlns:cx="http://schemas.microsoft.com/office/drawing/2014/chartex" xmlns:cx1="http://schemas.microsoft.com/office/drawing/2015/9/8/chartex" xmlns:cx2="http://schemas.microsoft.com/office/drawing/2015/10/21/chartex" xmlns:cx3="http://schemas.microsoft.com/office/drawing/2016/5/9/chartex" xmlns:cx4="http://schemas.microsoft.com/office/drawing/2016/5/10/chartex" xmlns:cx5="http://schemas.microsoft.com/office/drawing/2016/5/11/chartex" xmlns:cx6="http://schemas.microsoft.com/office/drawing/2016/5/12/chartex" xmlns:cx7="http://schemas.microsoft.com/office/drawing/2016/5/13/chartex" xmlns:cx8="http://schemas.microsoft.com/office/drawing/2016/5/14/chartex" xmlns:mc="http://schemas.openxmlformats.org/markup-compatibility/2006" xmlns:aink="http://schemas.microsoft.com/office/drawing/2016/ink" xmlns:am3d="http://schemas.microsoft.com/office/drawing/2017/model3d" xmlns:o="urn:schemas-microsoft-com:office:office" xmlns:r="http://schemas.openxmlformats.org/officeDocument/2006/relationships" xmlns:m="http://schemas.openxmlformats.org/officeDocument/2006/math" xmlns:v="urn:schemas-microsoft-com:vml" xmlns:wp14="http://schemas.microsoft.com/office/word/2010/wordprocessingDrawing" xmlns:wp="http://schemas.openxmlformats.org/drawingml/2006/wordprocessingDrawing" xmlns:w10="urn:schemas-microsoft-com:office:word" xmlns:w="http://schemas.openxmlformats.org/wordprocessingml/2006/main" xmlns:w14="http://schemas.microsoft.com/office/word/2010/wordml" xmlns:w15="http://schemas.microsoft.com/office/word/2012/wordml" xmlns:w16cex="http://schemas.microsoft.com/office/word/2018/wordml/cex" xmlns:w16cid="http://schemas.microsoft.com/office/word/2016/wordml/cid" xmlns:w16="http://schemas.microsoft.com/office/word/2018/wordml" xmlns:w16sdtdh="http://schemas.microsoft.com/office/word/2020/wordml/sdtdatahash" xmlns:w16se="http://schemas.microsoft.com/office/word/2015/wordml/symex" xmlns:wpg="http://schemas.microsoft.com/office/word/2010/wordprocessingGroup" xmlns:wpi="http://schemas.microsoft.com/office/word/2010/wordprocessingInk" xmlns:wne="http://schemas.microsoft.com/office/word/2006/wordml" xmlns:wps="http://schemas.microsoft.com/office/word/2010/wordprocessingShape" mc:Ignorable="w14 w15 w16se w16cid w16 w16cex w16sdtdh wp14">
+<w:ftr xmlns:wpc="http://schemas.microsoft.com/office/word/2010/wordprocessingCanvas" xmlns:cx="http://schemas.microsoft.com/office/drawing/2014/chartex" xmlns:cx1="http://schemas.microsoft.com/office/drawing/2015/9/8/chartex" xmlns:cx2="http://schemas.microsoft.com/office/drawing/2015/10/21/chartex" xmlns:cx3="http://schemas.microsoft.com/office/drawing/2016/5/9/chartex" xmlns:cx4="http://schemas.microsoft.com/office/drawing/2016/5/10/chartex" xmlns:cx5="http://schemas.microsoft.com/office/drawing/2016/5/11/chartex" xmlns:cx6="http://schemas.microsoft.com/office/drawing/2016/5/12/chartex" xmlns:cx7="http://schemas.microsoft.com/office/drawing/2016/5/13/chartex" xmlns:cx8="http://schemas.microsoft.com/office/drawing/2016/5/14/chartex" xmlns:mc="http://schemas.openxmlformats.org/markup-compatibility/2006" xmlns:m="http://schemas.openxmlformats.org/officeDocument/2006/math" xmlns:aink="http://schemas.microsoft.com/office/drawing/2016/ink" xmlns:am3d="http://schemas.microsoft.com/office/drawing/2017/model3d" xmlns:oel="http://schemas.microsoft.com/office/2019/extlst" xmlns:r="http://schemas.openxmlformats.org/officeDocument/2006/relationships" xmlns:wp14="http://schemas.microsoft.com/office/word/2010/wordprocessingDrawing" xmlns:wp="http://schemas.openxmlformats.org/drawingml/2006/wordprocessingDrawing" xmlns:wpg="http://schemas.microsoft.com/office/word/2010/wordprocessingGroup" xmlns:wpi="http://schemas.microsoft.com/office/word/2010/wordprocessingInk" xmlns:wps="http://schemas.microsoft.com/office/word/2010/wordprocessingShape" xmlns:o="urn:schemas-microsoft-com:office:office" xmlns:v="urn:schemas-microsoft-com:vml" xmlns:w10="urn:schemas-microsoft-com:office:word" xmlns:w="http://schemas.openxmlformats.org/wordprocessingml/2006/main" xmlns:w14="http://schemas.microsoft.com/office/word/2010/wordml" xmlns:w15="http://schemas.microsoft.com/office/word/2012/wordml" xmlns:w16cex="http://schemas.microsoft.com/office/word/2018/wordml/cex" xmlns:w16cid="http://schemas.microsoft.com/office/word/2016/wordml/cid" xmlns:w16="http://schemas.microsoft.com/office/word/2018/wordml" xmlns:w16sdtdh="http://schemas.microsoft.com/office/word/2020/wordml/sdtdatahash" xmlns:w16sdtfl="http://schemas.microsoft.com/office/word/2024/wordml/sdtformatlock" xmlns:w16se="http://schemas.microsoft.com/office/word/2015/wordml/symex" xmlns:w16du="http://schemas.microsoft.com/office/word/2023/wordml/word16du" xmlns:wne="http://schemas.microsoft.com/office/word/2006/wordml" mc:Ignorable="w14 w15 w16se w16cid w16 w16cex w16sdtdh w16sdtfl w16du wp14">
   <w:p>
     <w:pPr>
       <w:jc w:val="center"/>
     </w:pPr>
-    <w:proofErr w:type="spellStart"/>
-    <w:proofErr w:type="gramStart"/>
     <w:r>
       <w:rPr>
         <w:color w:val="5A6B7C"/>
         <w:sz w:val="24"/>
         <w:szCs w:val="24"/>
       </w:rPr>
-      <w:t>การกำหนดความต้องการและการออกแบบทางซอฟต์แวร์</w:t>
-    </w:r>
-    <w:proofErr w:type="spellEnd"/>
-    <w:r>
-      <w:rPr>
-        <w:color w:val="5A6B7C"/>
-        <w:sz w:val="24"/>
-        <w:szCs w:val="24"/>
-      </w:rPr>
-      <w:t xml:space="preserve">  |</w:t>
-    </w:r>
-    <w:proofErr w:type="gramEnd"/>
-    <w:r>
-      <w:rPr>
-        <w:color w:val="5A6B7C"/>
-        <w:sz w:val="24"/>
-        <w:szCs w:val="24"/>
-      </w:rPr>
-      <w:t xml:space="preserve">  </w:t>
-    </w:r>
-    <w:proofErr w:type="spellStart"/>
-    <w:r>
-      <w:rPr>
-        <w:color w:val="5A6B7C"/>
-        <w:sz w:val="24"/>
-        <w:szCs w:val="24"/>
-      </w:rPr>
-      <w:t>หน้า</w:t>
-    </w:r>
-    <w:proofErr w:type="spellEnd"/>
-    <w:r>
-      <w:rPr>
-        <w:color w:val="5A6B7C"/>
-        <w:sz w:val="24"/>
-        <w:szCs w:val="24"/>
-      </w:rPr>
-      <w:t xml:space="preserve"> </w:t>
+      <w:t xml:space="preserve">การกำหนดความต้องการและการออกแบบทางซอฟต์แวร์  |  หน้า </w:t>
     </w:r>
     <w:r>
       <w:rPr>
@@ -19150,56 +18672,18 @@
 </file>
 
 <file path=word/footer3.xml><?xml version="1.0" encoding="utf-8"?>
-<w:ftr xmlns:wpc="http://schemas.microsoft.com/office/word/2010/wordprocessingCanvas" xmlns:cx="http://schemas.microsoft.com/office/drawing/2014/chartex" xmlns:cx1="http://schemas.microsoft.com/office/drawing/2015/9/8/chartex" xmlns:cx2="http://schemas.microsoft.com/office/drawing/2015/10/21/chartex" xmlns:cx3="http://schemas.microsoft.com/office/drawing/2016/5/9/chartex" xmlns:cx4="http://schemas.microsoft.com/office/drawing/2016/5/10/chartex" xmlns:cx5="http://schemas.microsoft.com/office/drawing/2016/5/11/chartex" xmlns:cx6="http://schemas.microsoft.com/office/drawing/2016/5/12/chartex" xmlns:cx7="http://schemas.microsoft.com/office/drawing/2016/5/13/chartex" xmlns:cx8="http://schemas.microsoft.com/office/drawing/2016/5/14/chartex" xmlns:mc="http://schemas.openxmlformats.org/markup-compatibility/2006" xmlns:aink="http://schemas.microsoft.com/office/drawing/2016/ink" xmlns:am3d="http://schemas.microsoft.com/office/drawing/2017/model3d" xmlns:o="urn:schemas-microsoft-com:office:office" xmlns:r="http://schemas.openxmlformats.org/officeDocument/2006/relationships" xmlns:m="http://schemas.openxmlformats.org/officeDocument/2006/math" xmlns:v="urn:schemas-microsoft-com:vml" xmlns:wp14="http://schemas.microsoft.com/office/word/2010/wordprocessingDrawing" xmlns:wp="http://schemas.openxmlformats.org/drawingml/2006/wordprocessingDrawing" xmlns:w10="urn:schemas-microsoft-com:office:word" xmlns:w="http://schemas.openxmlformats.org/wordprocessingml/2006/main" xmlns:w14="http://schemas.microsoft.com/office/word/2010/wordml" xmlns:w15="http://schemas.microsoft.com/office/word/2012/wordml" xmlns:w16cex="http://schemas.microsoft.com/office/word/2018/wordml/cex" xmlns:w16cid="http://schemas.microsoft.com/office/word/2016/wordml/cid" xmlns:w16="http://schemas.microsoft.com/office/word/2018/wordml" xmlns:w16sdtdh="http://schemas.microsoft.com/office/word/2020/wordml/sdtdatahash" xmlns:w16se="http://schemas.microsoft.com/office/word/2015/wordml/symex" xmlns:wpg="http://schemas.microsoft.com/office/word/2010/wordprocessingGroup" xmlns:wpi="http://schemas.microsoft.com/office/word/2010/wordprocessingInk" xmlns:wne="http://schemas.microsoft.com/office/word/2006/wordml" xmlns:wps="http://schemas.microsoft.com/office/word/2010/wordprocessingShape" mc:Ignorable="w14 w15 w16se w16cid w16 w16cex w16sdtdh wp14">
+<w:ftr xmlns:wpc="http://schemas.microsoft.com/office/word/2010/wordprocessingCanvas" xmlns:cx="http://schemas.microsoft.com/office/drawing/2014/chartex" xmlns:cx1="http://schemas.microsoft.com/office/drawing/2015/9/8/chartex" xmlns:cx2="http://schemas.microsoft.com/office/drawing/2015/10/21/chartex" xmlns:cx3="http://schemas.microsoft.com/office/drawing/2016/5/9/chartex" xmlns:cx4="http://schemas.microsoft.com/office/drawing/2016/5/10/chartex" xmlns:cx5="http://schemas.microsoft.com/office/drawing/2016/5/11/chartex" xmlns:cx6="http://schemas.microsoft.com/office/drawing/2016/5/12/chartex" xmlns:cx7="http://schemas.microsoft.com/office/drawing/2016/5/13/chartex" xmlns:cx8="http://schemas.microsoft.com/office/drawing/2016/5/14/chartex" xmlns:mc="http://schemas.openxmlformats.org/markup-compatibility/2006" xmlns:m="http://schemas.openxmlformats.org/officeDocument/2006/math" xmlns:aink="http://schemas.microsoft.com/office/drawing/2016/ink" xmlns:am3d="http://schemas.microsoft.com/office/drawing/2017/model3d" xmlns:oel="http://schemas.microsoft.com/office/2019/extlst" xmlns:r="http://schemas.openxmlformats.org/officeDocument/2006/relationships" xmlns:wp14="http://schemas.microsoft.com/office/word/2010/wordprocessingDrawing" xmlns:wp="http://schemas.openxmlformats.org/drawingml/2006/wordprocessingDrawing" xmlns:wpg="http://schemas.microsoft.com/office/word/2010/wordprocessingGroup" xmlns:wpi="http://schemas.microsoft.com/office/word/2010/wordprocessingInk" xmlns:wps="http://schemas.microsoft.com/office/word/2010/wordprocessingShape" xmlns:o="urn:schemas-microsoft-com:office:office" xmlns:v="urn:schemas-microsoft-com:vml" xmlns:w10="urn:schemas-microsoft-com:office:word" xmlns:w="http://schemas.openxmlformats.org/wordprocessingml/2006/main" xmlns:w14="http://schemas.microsoft.com/office/word/2010/wordml" xmlns:w15="http://schemas.microsoft.com/office/word/2012/wordml" xmlns:w16cex="http://schemas.microsoft.com/office/word/2018/wordml/cex" xmlns:w16cid="http://schemas.microsoft.com/office/word/2016/wordml/cid" xmlns:w16="http://schemas.microsoft.com/office/word/2018/wordml" xmlns:w16sdtdh="http://schemas.microsoft.com/office/word/2020/wordml/sdtdatahash" xmlns:w16sdtfl="http://schemas.microsoft.com/office/word/2024/wordml/sdtformatlock" xmlns:w16se="http://schemas.microsoft.com/office/word/2015/wordml/symex" xmlns:w16du="http://schemas.microsoft.com/office/word/2023/wordml/word16du" xmlns:wne="http://schemas.microsoft.com/office/word/2006/wordml" mc:Ignorable="w14 w15 w16se w16cid w16 w16cex w16sdtdh w16sdtfl w16du wp14">
   <w:p>
     <w:pPr>
       <w:jc w:val="center"/>
     </w:pPr>
-    <w:proofErr w:type="spellStart"/>
-    <w:proofErr w:type="gramStart"/>
     <w:r>
       <w:rPr>
         <w:color w:val="5A6B7C"/>
         <w:sz w:val="24"/>
         <w:szCs w:val="24"/>
       </w:rPr>
-      <w:t>การกำหนดความต้องการและการออกแบบทางซอฟต์แวร์</w:t>
-    </w:r>
-    <w:proofErr w:type="spellEnd"/>
-    <w:r>
-      <w:rPr>
-        <w:color w:val="5A6B7C"/>
-        <w:sz w:val="24"/>
-        <w:szCs w:val="24"/>
-      </w:rPr>
-      <w:t xml:space="preserve">  |</w:t>
-    </w:r>
-    <w:proofErr w:type="gramEnd"/>
-    <w:r>
-      <w:rPr>
-        <w:color w:val="5A6B7C"/>
-        <w:sz w:val="24"/>
-        <w:szCs w:val="24"/>
-      </w:rPr>
-      <w:t xml:space="preserve">  </w:t>
-    </w:r>
-    <w:proofErr w:type="spellStart"/>
-    <w:r>
-      <w:rPr>
-        <w:color w:val="5A6B7C"/>
-        <w:sz w:val="24"/>
-        <w:szCs w:val="24"/>
-      </w:rPr>
-      <w:t>หน้า</w:t>
-    </w:r>
-    <w:proofErr w:type="spellEnd"/>
-    <w:r>
-      <w:rPr>
-        <w:color w:val="5A6B7C"/>
-        <w:sz w:val="24"/>
-        <w:szCs w:val="24"/>
-      </w:rPr>
-      <w:t xml:space="preserve"> </w:t>
+      <w:t xml:space="preserve">การกำหนดความต้องการและการออกแบบทางซอฟต์แวร์  |  หน้า </w:t>
     </w:r>
     <w:r>
       <w:rPr>
@@ -19247,56 +18731,18 @@
 </file>
 
 <file path=word/footer4.xml><?xml version="1.0" encoding="utf-8"?>
-<w:ftr xmlns:wpc="http://schemas.microsoft.com/office/word/2010/wordprocessingCanvas" xmlns:cx="http://schemas.microsoft.com/office/drawing/2014/chartex" xmlns:cx1="http://schemas.microsoft.com/office/drawing/2015/9/8/chartex" xmlns:cx2="http://schemas.microsoft.com/office/drawing/2015/10/21/chartex" xmlns:cx3="http://schemas.microsoft.com/office/drawing/2016/5/9/chartex" xmlns:cx4="http://schemas.microsoft.com/office/drawing/2016/5/10/chartex" xmlns:cx5="http://schemas.microsoft.com/office/drawing/2016/5/11/chartex" xmlns:cx6="http://schemas.microsoft.com/office/drawing/2016/5/12/chartex" xmlns:cx7="http://schemas.microsoft.com/office/drawing/2016/5/13/chartex" xmlns:cx8="http://schemas.microsoft.com/office/drawing/2016/5/14/chartex" xmlns:mc="http://schemas.openxmlformats.org/markup-compatibility/2006" xmlns:aink="http://schemas.microsoft.com/office/drawing/2016/ink" xmlns:am3d="http://schemas.microsoft.com/office/drawing/2017/model3d" xmlns:o="urn:schemas-microsoft-com:office:office" xmlns:r="http://schemas.openxmlformats.org/officeDocument/2006/relationships" xmlns:m="http://schemas.openxmlformats.org/officeDocument/2006/math" xmlns:v="urn:schemas-microsoft-com:vml" xmlns:wp14="http://schemas.microsoft.com/office/word/2010/wordprocessingDrawing" xmlns:wp="http://schemas.openxmlformats.org/drawingml/2006/wordprocessingDrawing" xmlns:w10="urn:schemas-microsoft-com:office:word" xmlns:w="http://schemas.openxmlformats.org/wordprocessingml/2006/main" xmlns:w14="http://schemas.microsoft.com/office/word/2010/wordml" xmlns:w15="http://schemas.microsoft.com/office/word/2012/wordml" xmlns:w16cex="http://schemas.microsoft.com/office/word/2018/wordml/cex" xmlns:w16cid="http://schemas.microsoft.com/office/word/2016/wordml/cid" xmlns:w16="http://schemas.microsoft.com/office/word/2018/wordml" xmlns:w16sdtdh="http://schemas.microsoft.com/office/word/2020/wordml/sdtdatahash" xmlns:w16se="http://schemas.microsoft.com/office/word/2015/wordml/symex" xmlns:wpg="http://schemas.microsoft.com/office/word/2010/wordprocessingGroup" xmlns:wpi="http://schemas.microsoft.com/office/word/2010/wordprocessingInk" xmlns:wne="http://schemas.microsoft.com/office/word/2006/wordml" xmlns:wps="http://schemas.microsoft.com/office/word/2010/wordprocessingShape" mc:Ignorable="w14 w15 w16se w16cid w16 w16cex w16sdtdh wp14">
+<w:ftr xmlns:wpc="http://schemas.microsoft.com/office/word/2010/wordprocessingCanvas" xmlns:cx="http://schemas.microsoft.com/office/drawing/2014/chartex" xmlns:cx1="http://schemas.microsoft.com/office/drawing/2015/9/8/chartex" xmlns:cx2="http://schemas.microsoft.com/office/drawing/2015/10/21/chartex" xmlns:cx3="http://schemas.microsoft.com/office/drawing/2016/5/9/chartex" xmlns:cx4="http://schemas.microsoft.com/office/drawing/2016/5/10/chartex" xmlns:cx5="http://schemas.microsoft.com/office/drawing/2016/5/11/chartex" xmlns:cx6="http://schemas.microsoft.com/office/drawing/2016/5/12/chartex" xmlns:cx7="http://schemas.microsoft.com/office/drawing/2016/5/13/chartex" xmlns:cx8="http://schemas.microsoft.com/office/drawing/2016/5/14/chartex" xmlns:mc="http://schemas.openxmlformats.org/markup-compatibility/2006" xmlns:m="http://schemas.openxmlformats.org/officeDocument/2006/math" xmlns:aink="http://schemas.microsoft.com/office/drawing/2016/ink" xmlns:am3d="http://schemas.microsoft.com/office/drawing/2017/model3d" xmlns:oel="http://schemas.microsoft.com/office/2019/extlst" xmlns:r="http://schemas.openxmlformats.org/officeDocument/2006/relationships" xmlns:wp14="http://schemas.microsoft.com/office/word/2010/wordprocessingDrawing" xmlns:wp="http://schemas.openxmlformats.org/drawingml/2006/wordprocessingDrawing" xmlns:wpg="http://schemas.microsoft.com/office/word/2010/wordprocessingGroup" xmlns:wpi="http://schemas.microsoft.com/office/word/2010/wordprocessingInk" xmlns:wps="http://schemas.microsoft.com/office/word/2010/wordprocessingShape" xmlns:o="urn:schemas-microsoft-com:office:office" xmlns:v="urn:schemas-microsoft-com:vml" xmlns:w10="urn:schemas-microsoft-com:office:word" xmlns:w="http://schemas.openxmlformats.org/wordprocessingml/2006/main" xmlns:w14="http://schemas.microsoft.com/office/word/2010/wordml" xmlns:w15="http://schemas.microsoft.com/office/word/2012/wordml" xmlns:w16cex="http://schemas.microsoft.com/office/word/2018/wordml/cex" xmlns:w16cid="http://schemas.microsoft.com/office/word/2016/wordml/cid" xmlns:w16="http://schemas.microsoft.com/office/word/2018/wordml" xmlns:w16sdtdh="http://schemas.microsoft.com/office/word/2020/wordml/sdtdatahash" xmlns:w16sdtfl="http://schemas.microsoft.com/office/word/2024/wordml/sdtformatlock" xmlns:w16se="http://schemas.microsoft.com/office/word/2015/wordml/symex" xmlns:w16du="http://schemas.microsoft.com/office/word/2023/wordml/word16du" xmlns:wne="http://schemas.microsoft.com/office/word/2006/wordml" mc:Ignorable="w14 w15 w16se w16cid w16 w16cex w16sdtdh w16sdtfl w16du wp14">
   <w:p>
     <w:pPr>
       <w:jc w:val="center"/>
     </w:pPr>
-    <w:proofErr w:type="spellStart"/>
-    <w:proofErr w:type="gramStart"/>
     <w:r>
       <w:rPr>
         <w:color w:val="5A6B7C"/>
         <w:sz w:val="24"/>
         <w:szCs w:val="24"/>
       </w:rPr>
-      <w:t>การกำหนดความต้องการและการออกแบบทางซอฟต์แวร์</w:t>
-    </w:r>
-    <w:proofErr w:type="spellEnd"/>
-    <w:r>
-      <w:rPr>
-        <w:color w:val="5A6B7C"/>
-        <w:sz w:val="24"/>
-        <w:szCs w:val="24"/>
-      </w:rPr>
-      <w:t xml:space="preserve">  |</w:t>
-    </w:r>
-    <w:proofErr w:type="gramEnd"/>
-    <w:r>
-      <w:rPr>
-        <w:color w:val="5A6B7C"/>
-        <w:sz w:val="24"/>
-        <w:szCs w:val="24"/>
-      </w:rPr>
-      <w:t xml:space="preserve">  </w:t>
-    </w:r>
-    <w:proofErr w:type="spellStart"/>
-    <w:r>
-      <w:rPr>
-        <w:color w:val="5A6B7C"/>
-        <w:sz w:val="24"/>
-        <w:szCs w:val="24"/>
-      </w:rPr>
-      <w:t>หน้า</w:t>
-    </w:r>
-    <w:proofErr w:type="spellEnd"/>
-    <w:r>
-      <w:rPr>
-        <w:color w:val="5A6B7C"/>
-        <w:sz w:val="24"/>
-        <w:szCs w:val="24"/>
-      </w:rPr>
-      <w:t xml:space="preserve"> </w:t>
+      <w:t xml:space="preserve">การกำหนดความต้องการและการออกแบบทางซอฟต์แวร์  |  หน้า </w:t>
     </w:r>
     <w:r>
       <w:rPr>
@@ -19344,7 +18790,7 @@
 </file>
 
 <file path=word/footnotes.xml><?xml version="1.0" encoding="utf-8"?>
-<w:footnotes xmlns:wpc="http://schemas.microsoft.com/office/word/2010/wordprocessingCanvas" xmlns:cx="http://schemas.microsoft.com/office/drawing/2014/chartex" xmlns:cx1="http://schemas.microsoft.com/office/drawing/2015/9/8/chartex" xmlns:cx2="http://schemas.microsoft.com/office/drawing/2015/10/21/chartex" xmlns:cx3="http://schemas.microsoft.com/office/drawing/2016/5/9/chartex" xmlns:cx4="http://schemas.microsoft.com/office/drawing/2016/5/10/chartex" xmlns:cx5="http://schemas.microsoft.com/office/drawing/2016/5/11/chartex" xmlns:cx6="http://schemas.microsoft.com/office/drawing/2016/5/12/chartex" xmlns:cx7="http://schemas.microsoft.com/office/drawing/2016/5/13/chartex" xmlns:cx8="http://schemas.microsoft.com/office/drawing/2016/5/14/chartex" xmlns:mc="http://schemas.openxmlformats.org/markup-compatibility/2006" xmlns:aink="http://schemas.microsoft.com/office/drawing/2016/ink" xmlns:am3d="http://schemas.microsoft.com/office/drawing/2017/model3d" xmlns:o="urn:schemas-microsoft-com:office:office" xmlns:r="http://schemas.openxmlformats.org/officeDocument/2006/relationships" xmlns:m="http://schemas.openxmlformats.org/officeDocument/2006/math" xmlns:v="urn:schemas-microsoft-com:vml" xmlns:wp14="http://schemas.microsoft.com/office/word/2010/wordprocessingDrawing" xmlns:wp="http://schemas.openxmlformats.org/drawingml/2006/wordprocessingDrawing" xmlns:w10="urn:schemas-microsoft-com:office:word" xmlns:w="http://schemas.openxmlformats.org/wordprocessingml/2006/main" xmlns:w14="http://schemas.microsoft.com/office/word/2010/wordml" xmlns:w15="http://schemas.microsoft.com/office/word/2012/wordml" xmlns:w16cex="http://schemas.microsoft.com/office/word/2018/wordml/cex" xmlns:w16cid="http://schemas.microsoft.com/office/word/2016/wordml/cid" xmlns:w16="http://schemas.microsoft.com/office/word/2018/wordml" xmlns:w16sdtdh="http://schemas.microsoft.com/office/word/2020/wordml/sdtdatahash" xmlns:w16se="http://schemas.microsoft.com/office/word/2015/wordml/symex" xmlns:wpg="http://schemas.microsoft.com/office/word/2010/wordprocessingGroup" xmlns:wpi="http://schemas.microsoft.com/office/word/2010/wordprocessingInk" xmlns:wne="http://schemas.microsoft.com/office/word/2006/wordml" xmlns:wps="http://schemas.microsoft.com/office/word/2010/wordprocessingShape" mc:Ignorable="w14 w15 w16se w16cid w16 w16cex w16sdtdh wp14">
+<w:footnotes xmlns:wpc="http://schemas.microsoft.com/office/word/2010/wordprocessingCanvas" xmlns:cx="http://schemas.microsoft.com/office/drawing/2014/chartex" xmlns:cx1="http://schemas.microsoft.com/office/drawing/2015/9/8/chartex" xmlns:cx2="http://schemas.microsoft.com/office/drawing/2015/10/21/chartex" xmlns:cx3="http://schemas.microsoft.com/office/drawing/2016/5/9/chartex" xmlns:cx4="http://schemas.microsoft.com/office/drawing/2016/5/10/chartex" xmlns:cx5="http://schemas.microsoft.com/office/drawing/2016/5/11/chartex" xmlns:cx6="http://schemas.microsoft.com/office/drawing/2016/5/12/chartex" xmlns:cx7="http://schemas.microsoft.com/office/drawing/2016/5/13/chartex" xmlns:cx8="http://schemas.microsoft.com/office/drawing/2016/5/14/chartex" xmlns:mc="http://schemas.openxmlformats.org/markup-compatibility/2006" xmlns:m="http://schemas.openxmlformats.org/officeDocument/2006/math" xmlns:aink="http://schemas.microsoft.com/office/drawing/2016/ink" xmlns:am3d="http://schemas.microsoft.com/office/drawing/2017/model3d" xmlns:oel="http://schemas.microsoft.com/office/2019/extlst" xmlns:r="http://schemas.openxmlformats.org/officeDocument/2006/relationships" xmlns:wp14="http://schemas.microsoft.com/office/word/2010/wordprocessingDrawing" xmlns:wp="http://schemas.openxmlformats.org/drawingml/2006/wordprocessingDrawing" xmlns:wpg="http://schemas.microsoft.com/office/word/2010/wordprocessingGroup" xmlns:wpi="http://schemas.microsoft.com/office/word/2010/wordprocessingInk" xmlns:wps="http://schemas.microsoft.com/office/word/2010/wordprocessingShape" xmlns:o="urn:schemas-microsoft-com:office:office" xmlns:v="urn:schemas-microsoft-com:vml" xmlns:w10="urn:schemas-microsoft-com:office:word" xmlns:w="http://schemas.openxmlformats.org/wordprocessingml/2006/main" xmlns:w14="http://schemas.microsoft.com/office/word/2010/wordml" xmlns:w15="http://schemas.microsoft.com/office/word/2012/wordml" xmlns:w16cex="http://schemas.microsoft.com/office/word/2018/wordml/cex" xmlns:w16cid="http://schemas.microsoft.com/office/word/2016/wordml/cid" xmlns:w16="http://schemas.microsoft.com/office/word/2018/wordml" xmlns:w16sdtdh="http://schemas.microsoft.com/office/word/2020/wordml/sdtdatahash" xmlns:w16sdtfl="http://schemas.microsoft.com/office/word/2024/wordml/sdtformatlock" xmlns:w16se="http://schemas.microsoft.com/office/word/2015/wordml/symex" xmlns:w16du="http://schemas.microsoft.com/office/word/2023/wordml/word16du" xmlns:wne="http://schemas.microsoft.com/office/word/2006/wordml" mc:Ignorable="w14 w15 w16se w16cid w16 w16cex w16sdtdh w16sdtfl w16du wp14">
   <w:footnote w:type="separator" w:id="-1">
     <w:p>
       <w:r>
@@ -19363,7 +18809,7 @@
 </file>
 
 <file path=word/header1.xml><?xml version="1.0" encoding="utf-8"?>
-<w:hdr xmlns:wpc="http://schemas.microsoft.com/office/word/2010/wordprocessingCanvas" xmlns:cx="http://schemas.microsoft.com/office/drawing/2014/chartex" xmlns:cx1="http://schemas.microsoft.com/office/drawing/2015/9/8/chartex" xmlns:cx2="http://schemas.microsoft.com/office/drawing/2015/10/21/chartex" xmlns:cx3="http://schemas.microsoft.com/office/drawing/2016/5/9/chartex" xmlns:cx4="http://schemas.microsoft.com/office/drawing/2016/5/10/chartex" xmlns:cx5="http://schemas.microsoft.com/office/drawing/2016/5/11/chartex" xmlns:cx6="http://schemas.microsoft.com/office/drawing/2016/5/12/chartex" xmlns:cx7="http://schemas.microsoft.com/office/drawing/2016/5/13/chartex" xmlns:cx8="http://schemas.microsoft.com/office/drawing/2016/5/14/chartex" xmlns:mc="http://schemas.openxmlformats.org/markup-compatibility/2006" xmlns:aink="http://schemas.microsoft.com/office/drawing/2016/ink" xmlns:am3d="http://schemas.microsoft.com/office/drawing/2017/model3d" xmlns:o="urn:schemas-microsoft-com:office:office" xmlns:r="http://schemas.openxmlformats.org/officeDocument/2006/relationships" xmlns:m="http://schemas.openxmlformats.org/officeDocument/2006/math" xmlns:v="urn:schemas-microsoft-com:vml" xmlns:wp14="http://schemas.microsoft.com/office/word/2010/wordprocessingDrawing" xmlns:wp="http://schemas.openxmlformats.org/drawingml/2006/wordprocessingDrawing" xmlns:w10="urn:schemas-microsoft-com:office:word" xmlns:w="http://schemas.openxmlformats.org/wordprocessingml/2006/main" xmlns:w14="http://schemas.microsoft.com/office/word/2010/wordml" xmlns:w15="http://schemas.microsoft.com/office/word/2012/wordml" xmlns:w16cex="http://schemas.microsoft.com/office/word/2018/wordml/cex" xmlns:w16cid="http://schemas.microsoft.com/office/word/2016/wordml/cid" xmlns:w16="http://schemas.microsoft.com/office/word/2018/wordml" xmlns:w16sdtdh="http://schemas.microsoft.com/office/word/2020/wordml/sdtdatahash" xmlns:w16se="http://schemas.microsoft.com/office/word/2015/wordml/symex" xmlns:wpg="http://schemas.microsoft.com/office/word/2010/wordprocessingGroup" xmlns:wpi="http://schemas.microsoft.com/office/word/2010/wordprocessingInk" xmlns:wne="http://schemas.microsoft.com/office/word/2006/wordml" xmlns:wps="http://schemas.microsoft.com/office/word/2010/wordprocessingShape" mc:Ignorable="w14 w15 w16se w16cid w16 w16cex w16sdtdh wp14">
+<w:hdr xmlns:wpc="http://schemas.microsoft.com/office/word/2010/wordprocessingCanvas" xmlns:cx="http://schemas.microsoft.com/office/drawing/2014/chartex" xmlns:cx1="http://schemas.microsoft.com/office/drawing/2015/9/8/chartex" xmlns:cx2="http://schemas.microsoft.com/office/drawing/2015/10/21/chartex" xmlns:cx3="http://schemas.microsoft.com/office/drawing/2016/5/9/chartex" xmlns:cx4="http://schemas.microsoft.com/office/drawing/2016/5/10/chartex" xmlns:cx5="http://schemas.microsoft.com/office/drawing/2016/5/11/chartex" xmlns:cx6="http://schemas.microsoft.com/office/drawing/2016/5/12/chartex" xmlns:cx7="http://schemas.microsoft.com/office/drawing/2016/5/13/chartex" xmlns:cx8="http://schemas.microsoft.com/office/drawing/2016/5/14/chartex" xmlns:mc="http://schemas.openxmlformats.org/markup-compatibility/2006" xmlns:m="http://schemas.openxmlformats.org/officeDocument/2006/math" xmlns:aink="http://schemas.microsoft.com/office/drawing/2016/ink" xmlns:am3d="http://schemas.microsoft.com/office/drawing/2017/model3d" xmlns:oel="http://schemas.microsoft.com/office/2019/extlst" xmlns:r="http://schemas.openxmlformats.org/officeDocument/2006/relationships" xmlns:wp14="http://schemas.microsoft.com/office/word/2010/wordprocessingDrawing" xmlns:wp="http://schemas.openxmlformats.org/drawingml/2006/wordprocessingDrawing" xmlns:wpg="http://schemas.microsoft.com/office/word/2010/wordprocessingGroup" xmlns:wpi="http://schemas.microsoft.com/office/word/2010/wordprocessingInk" xmlns:wps="http://schemas.microsoft.com/office/word/2010/wordprocessingShape" xmlns:o="urn:schemas-microsoft-com:office:office" xmlns:v="urn:schemas-microsoft-com:vml" xmlns:w10="urn:schemas-microsoft-com:office:word" xmlns:w="http://schemas.openxmlformats.org/wordprocessingml/2006/main" xmlns:w14="http://schemas.microsoft.com/office/word/2010/wordml" xmlns:w15="http://schemas.microsoft.com/office/word/2012/wordml" xmlns:w16cex="http://schemas.microsoft.com/office/word/2018/wordml/cex" xmlns:w16cid="http://schemas.microsoft.com/office/word/2016/wordml/cid" xmlns:w16="http://schemas.microsoft.com/office/word/2018/wordml" xmlns:w16sdtdh="http://schemas.microsoft.com/office/word/2020/wordml/sdtdatahash" xmlns:w16sdtfl="http://schemas.microsoft.com/office/word/2024/wordml/sdtformatlock" xmlns:w16se="http://schemas.microsoft.com/office/word/2015/wordml/symex" xmlns:w16du="http://schemas.microsoft.com/office/word/2023/wordml/word16du" xmlns:wne="http://schemas.microsoft.com/office/word/2006/wordml" mc:Ignorable="w14 w15 w16se w16cid w16 w16cex w16sdtdh w16sdtfl w16du wp14">
   <w:p>
     <w:pPr>
       <w:jc w:val="right"/>
@@ -19374,50 +18820,14 @@
         <w:sz w:val="24"/>
         <w:szCs w:val="24"/>
       </w:rPr>
-      <w:t xml:space="preserve">ENGSE206 | </w:t>
-    </w:r>
-    <w:proofErr w:type="spellStart"/>
-    <w:r>
-      <w:rPr>
-        <w:color w:val="5A6B7C"/>
-        <w:sz w:val="24"/>
-        <w:szCs w:val="24"/>
-      </w:rPr>
-      <w:t>สอบปลายภาค</w:t>
-    </w:r>
-    <w:proofErr w:type="spellEnd"/>
-    <w:r>
-      <w:rPr>
-        <w:color w:val="5A6B7C"/>
-        <w:sz w:val="24"/>
-        <w:szCs w:val="24"/>
-      </w:rPr>
-      <w:t xml:space="preserve"> | </w:t>
-    </w:r>
-    <w:proofErr w:type="spellStart"/>
-    <w:r>
-      <w:rPr>
-        <w:color w:val="5A6B7C"/>
-        <w:sz w:val="24"/>
-        <w:szCs w:val="24"/>
-      </w:rPr>
-      <w:t>แบบฟอร์มคำตอบส่วน</w:t>
-    </w:r>
-    <w:proofErr w:type="spellEnd"/>
-    <w:r>
-      <w:rPr>
-        <w:color w:val="5A6B7C"/>
-        <w:sz w:val="24"/>
-        <w:szCs w:val="24"/>
-      </w:rPr>
-      <w:t xml:space="preserve"> ก</w:t>
+      <w:t>ENGSE206 | สอบปลายภาค | แบบฟอร์มคำตอบส่วน ก</w:t>
     </w:r>
   </w:p>
 </w:hdr>
 </file>
 
 <file path=word/header2.xml><?xml version="1.0" encoding="utf-8"?>
-<w:hdr xmlns:wpc="http://schemas.microsoft.com/office/word/2010/wordprocessingCanvas" xmlns:cx="http://schemas.microsoft.com/office/drawing/2014/chartex" xmlns:cx1="http://schemas.microsoft.com/office/drawing/2015/9/8/chartex" xmlns:cx2="http://schemas.microsoft.com/office/drawing/2015/10/21/chartex" xmlns:cx3="http://schemas.microsoft.com/office/drawing/2016/5/9/chartex" xmlns:cx4="http://schemas.microsoft.com/office/drawing/2016/5/10/chartex" xmlns:cx5="http://schemas.microsoft.com/office/drawing/2016/5/11/chartex" xmlns:cx6="http://schemas.microsoft.com/office/drawing/2016/5/12/chartex" xmlns:cx7="http://schemas.microsoft.com/office/drawing/2016/5/13/chartex" xmlns:cx8="http://schemas.microsoft.com/office/drawing/2016/5/14/chartex" xmlns:mc="http://schemas.openxmlformats.org/markup-compatibility/2006" xmlns:aink="http://schemas.microsoft.com/office/drawing/2016/ink" xmlns:am3d="http://schemas.microsoft.com/office/drawing/2017/model3d" xmlns:o="urn:schemas-microsoft-com:office:office" xmlns:r="http://schemas.openxmlformats.org/officeDocument/2006/relationships" xmlns:m="http://schemas.openxmlformats.org/officeDocument/2006/math" xmlns:v="urn:schemas-microsoft-com:vml" xmlns:wp14="http://schemas.microsoft.com/office/word/2010/wordprocessingDrawing" xmlns:wp="http://schemas.openxmlformats.org/drawingml/2006/wordprocessingDrawing" xmlns:w10="urn:schemas-microsoft-com:office:word" xmlns:w="http://schemas.openxmlformats.org/wordprocessingml/2006/main" xmlns:w14="http://schemas.microsoft.com/office/word/2010/wordml" xmlns:w15="http://schemas.microsoft.com/office/word/2012/wordml" xmlns:w16cex="http://schemas.microsoft.com/office/word/2018/wordml/cex" xmlns:w16cid="http://schemas.microsoft.com/office/word/2016/wordml/cid" xmlns:w16="http://schemas.microsoft.com/office/word/2018/wordml" xmlns:w16sdtdh="http://schemas.microsoft.com/office/word/2020/wordml/sdtdatahash" xmlns:w16se="http://schemas.microsoft.com/office/word/2015/wordml/symex" xmlns:wpg="http://schemas.microsoft.com/office/word/2010/wordprocessingGroup" xmlns:wpi="http://schemas.microsoft.com/office/word/2010/wordprocessingInk" xmlns:wne="http://schemas.microsoft.com/office/word/2006/wordml" xmlns:wps="http://schemas.microsoft.com/office/word/2010/wordprocessingShape" mc:Ignorable="w14 w15 w16se w16cid w16 w16cex w16sdtdh wp14">
+<w:hdr xmlns:wpc="http://schemas.microsoft.com/office/word/2010/wordprocessingCanvas" xmlns:cx="http://schemas.microsoft.com/office/drawing/2014/chartex" xmlns:cx1="http://schemas.microsoft.com/office/drawing/2015/9/8/chartex" xmlns:cx2="http://schemas.microsoft.com/office/drawing/2015/10/21/chartex" xmlns:cx3="http://schemas.microsoft.com/office/drawing/2016/5/9/chartex" xmlns:cx4="http://schemas.microsoft.com/office/drawing/2016/5/10/chartex" xmlns:cx5="http://schemas.microsoft.com/office/drawing/2016/5/11/chartex" xmlns:cx6="http://schemas.microsoft.com/office/drawing/2016/5/12/chartex" xmlns:cx7="http://schemas.microsoft.com/office/drawing/2016/5/13/chartex" xmlns:cx8="http://schemas.microsoft.com/office/drawing/2016/5/14/chartex" xmlns:mc="http://schemas.openxmlformats.org/markup-compatibility/2006" xmlns:m="http://schemas.openxmlformats.org/officeDocument/2006/math" xmlns:aink="http://schemas.microsoft.com/office/drawing/2016/ink" xmlns:am3d="http://schemas.microsoft.com/office/drawing/2017/model3d" xmlns:oel="http://schemas.microsoft.com/office/2019/extlst" xmlns:r="http://schemas.openxmlformats.org/officeDocument/2006/relationships" xmlns:wp14="http://schemas.microsoft.com/office/word/2010/wordprocessingDrawing" xmlns:wp="http://schemas.openxmlformats.org/drawingml/2006/wordprocessingDrawing" xmlns:wpg="http://schemas.microsoft.com/office/word/2010/wordprocessingGroup" xmlns:wpi="http://schemas.microsoft.com/office/word/2010/wordprocessingInk" xmlns:wps="http://schemas.microsoft.com/office/word/2010/wordprocessingShape" xmlns:o="urn:schemas-microsoft-com:office:office" xmlns:v="urn:schemas-microsoft-com:vml" xmlns:w10="urn:schemas-microsoft-com:office:word" xmlns:w="http://schemas.openxmlformats.org/wordprocessingml/2006/main" xmlns:w14="http://schemas.microsoft.com/office/word/2010/wordml" xmlns:w15="http://schemas.microsoft.com/office/word/2012/wordml" xmlns:w16cex="http://schemas.microsoft.com/office/word/2018/wordml/cex" xmlns:w16cid="http://schemas.microsoft.com/office/word/2016/wordml/cid" xmlns:w16="http://schemas.microsoft.com/office/word/2018/wordml" xmlns:w16sdtdh="http://schemas.microsoft.com/office/word/2020/wordml/sdtdatahash" xmlns:w16sdtfl="http://schemas.microsoft.com/office/word/2024/wordml/sdtformatlock" xmlns:w16se="http://schemas.microsoft.com/office/word/2015/wordml/symex" xmlns:w16du="http://schemas.microsoft.com/office/word/2023/wordml/word16du" xmlns:wne="http://schemas.microsoft.com/office/word/2006/wordml" mc:Ignorable="w14 w15 w16se w16cid w16 w16cex w16sdtdh w16sdtfl w16du wp14">
   <w:p>
     <w:pPr>
       <w:jc w:val="right"/>
@@ -19428,50 +18838,14 @@
         <w:sz w:val="24"/>
         <w:szCs w:val="24"/>
       </w:rPr>
-      <w:t xml:space="preserve">ENGSE206 | </w:t>
-    </w:r>
-    <w:proofErr w:type="spellStart"/>
-    <w:r>
-      <w:rPr>
-        <w:color w:val="5A6B7C"/>
-        <w:sz w:val="24"/>
-        <w:szCs w:val="24"/>
-      </w:rPr>
-      <w:t>สอบปลายภาค</w:t>
-    </w:r>
-    <w:proofErr w:type="spellEnd"/>
-    <w:r>
-      <w:rPr>
-        <w:color w:val="5A6B7C"/>
-        <w:sz w:val="24"/>
-        <w:szCs w:val="24"/>
-      </w:rPr>
-      <w:t xml:space="preserve"> | </w:t>
-    </w:r>
-    <w:proofErr w:type="spellStart"/>
-    <w:r>
-      <w:rPr>
-        <w:color w:val="5A6B7C"/>
-        <w:sz w:val="24"/>
-        <w:szCs w:val="24"/>
-      </w:rPr>
-      <w:t>แบบฟอร์มคำตอบส่วน</w:t>
-    </w:r>
-    <w:proofErr w:type="spellEnd"/>
-    <w:r>
-      <w:rPr>
-        <w:color w:val="5A6B7C"/>
-        <w:sz w:val="24"/>
-        <w:szCs w:val="24"/>
-      </w:rPr>
-      <w:t xml:space="preserve"> ก</w:t>
+      <w:t>ENGSE206 | สอบปลายภาค | แบบฟอร์มคำตอบส่วน ก</w:t>
     </w:r>
   </w:p>
 </w:hdr>
 </file>
 
 <file path=word/header3.xml><?xml version="1.0" encoding="utf-8"?>
-<w:hdr xmlns:wpc="http://schemas.microsoft.com/office/word/2010/wordprocessingCanvas" xmlns:cx="http://schemas.microsoft.com/office/drawing/2014/chartex" xmlns:cx1="http://schemas.microsoft.com/office/drawing/2015/9/8/chartex" xmlns:cx2="http://schemas.microsoft.com/office/drawing/2015/10/21/chartex" xmlns:cx3="http://schemas.microsoft.com/office/drawing/2016/5/9/chartex" xmlns:cx4="http://schemas.microsoft.com/office/drawing/2016/5/10/chartex" xmlns:cx5="http://schemas.microsoft.com/office/drawing/2016/5/11/chartex" xmlns:cx6="http://schemas.microsoft.com/office/drawing/2016/5/12/chartex" xmlns:cx7="http://schemas.microsoft.com/office/drawing/2016/5/13/chartex" xmlns:cx8="http://schemas.microsoft.com/office/drawing/2016/5/14/chartex" xmlns:mc="http://schemas.openxmlformats.org/markup-compatibility/2006" xmlns:aink="http://schemas.microsoft.com/office/drawing/2016/ink" xmlns:am3d="http://schemas.microsoft.com/office/drawing/2017/model3d" xmlns:o="urn:schemas-microsoft-com:office:office" xmlns:r="http://schemas.openxmlformats.org/officeDocument/2006/relationships" xmlns:m="http://schemas.openxmlformats.org/officeDocument/2006/math" xmlns:v="urn:schemas-microsoft-com:vml" xmlns:wp14="http://schemas.microsoft.com/office/word/2010/wordprocessingDrawing" xmlns:wp="http://schemas.openxmlformats.org/drawingml/2006/wordprocessingDrawing" xmlns:w10="urn:schemas-microsoft-com:office:word" xmlns:w="http://schemas.openxmlformats.org/wordprocessingml/2006/main" xmlns:w14="http://schemas.microsoft.com/office/word/2010/wordml" xmlns:w15="http://schemas.microsoft.com/office/word/2012/wordml" xmlns:w16cex="http://schemas.microsoft.com/office/word/2018/wordml/cex" xmlns:w16cid="http://schemas.microsoft.com/office/word/2016/wordml/cid" xmlns:w16="http://schemas.microsoft.com/office/word/2018/wordml" xmlns:w16sdtdh="http://schemas.microsoft.com/office/word/2020/wordml/sdtdatahash" xmlns:w16se="http://schemas.microsoft.com/office/word/2015/wordml/symex" xmlns:wpg="http://schemas.microsoft.com/office/word/2010/wordprocessingGroup" xmlns:wpi="http://schemas.microsoft.com/office/word/2010/wordprocessingInk" xmlns:wne="http://schemas.microsoft.com/office/word/2006/wordml" xmlns:wps="http://schemas.microsoft.com/office/word/2010/wordprocessingShape" mc:Ignorable="w14 w15 w16se w16cid w16 w16cex w16sdtdh wp14">
+<w:hdr xmlns:wpc="http://schemas.microsoft.com/office/word/2010/wordprocessingCanvas" xmlns:cx="http://schemas.microsoft.com/office/drawing/2014/chartex" xmlns:cx1="http://schemas.microsoft.com/office/drawing/2015/9/8/chartex" xmlns:cx2="http://schemas.microsoft.com/office/drawing/2015/10/21/chartex" xmlns:cx3="http://schemas.microsoft.com/office/drawing/2016/5/9/chartex" xmlns:cx4="http://schemas.microsoft.com/office/drawing/2016/5/10/chartex" xmlns:cx5="http://schemas.microsoft.com/office/drawing/2016/5/11/chartex" xmlns:cx6="http://schemas.microsoft.com/office/drawing/2016/5/12/chartex" xmlns:cx7="http://schemas.microsoft.com/office/drawing/2016/5/13/chartex" xmlns:cx8="http://schemas.microsoft.com/office/drawing/2016/5/14/chartex" xmlns:mc="http://schemas.openxmlformats.org/markup-compatibility/2006" xmlns:m="http://schemas.openxmlformats.org/officeDocument/2006/math" xmlns:aink="http://schemas.microsoft.com/office/drawing/2016/ink" xmlns:am3d="http://schemas.microsoft.com/office/drawing/2017/model3d" xmlns:oel="http://schemas.microsoft.com/office/2019/extlst" xmlns:r="http://schemas.openxmlformats.org/officeDocument/2006/relationships" xmlns:wp14="http://schemas.microsoft.com/office/word/2010/wordprocessingDrawing" xmlns:wp="http://schemas.openxmlformats.org/drawingml/2006/wordprocessingDrawing" xmlns:wpg="http://schemas.microsoft.com/office/word/2010/wordprocessingGroup" xmlns:wpi="http://schemas.microsoft.com/office/word/2010/wordprocessingInk" xmlns:wps="http://schemas.microsoft.com/office/word/2010/wordprocessingShape" xmlns:o="urn:schemas-microsoft-com:office:office" xmlns:v="urn:schemas-microsoft-com:vml" xmlns:w10="urn:schemas-microsoft-com:office:word" xmlns:w="http://schemas.openxmlformats.org/wordprocessingml/2006/main" xmlns:w14="http://schemas.microsoft.com/office/word/2010/wordml" xmlns:w15="http://schemas.microsoft.com/office/word/2012/wordml" xmlns:w16cex="http://schemas.microsoft.com/office/word/2018/wordml/cex" xmlns:w16cid="http://schemas.microsoft.com/office/word/2016/wordml/cid" xmlns:w16="http://schemas.microsoft.com/office/word/2018/wordml" xmlns:w16sdtdh="http://schemas.microsoft.com/office/word/2020/wordml/sdtdatahash" xmlns:w16sdtfl="http://schemas.microsoft.com/office/word/2024/wordml/sdtformatlock" xmlns:w16se="http://schemas.microsoft.com/office/word/2015/wordml/symex" xmlns:w16du="http://schemas.microsoft.com/office/word/2023/wordml/word16du" xmlns:wne="http://schemas.microsoft.com/office/word/2006/wordml" mc:Ignorable="w14 w15 w16se w16cid w16 w16cex w16sdtdh w16sdtfl w16du wp14">
   <w:p>
     <w:pPr>
       <w:jc w:val="right"/>
@@ -19482,50 +18856,14 @@
         <w:sz w:val="24"/>
         <w:szCs w:val="24"/>
       </w:rPr>
-      <w:t xml:space="preserve">ENGSE206 | </w:t>
-    </w:r>
-    <w:proofErr w:type="spellStart"/>
-    <w:r>
-      <w:rPr>
-        <w:color w:val="5A6B7C"/>
-        <w:sz w:val="24"/>
-        <w:szCs w:val="24"/>
-      </w:rPr>
-      <w:t>สอบปลายภาค</w:t>
-    </w:r>
-    <w:proofErr w:type="spellEnd"/>
-    <w:r>
-      <w:rPr>
-        <w:color w:val="5A6B7C"/>
-        <w:sz w:val="24"/>
-        <w:szCs w:val="24"/>
-      </w:rPr>
-      <w:t xml:space="preserve"> | </w:t>
-    </w:r>
-    <w:proofErr w:type="spellStart"/>
-    <w:r>
-      <w:rPr>
-        <w:color w:val="5A6B7C"/>
-        <w:sz w:val="24"/>
-        <w:szCs w:val="24"/>
-      </w:rPr>
-      <w:t>แบบฟอร์มคำตอบส่วน</w:t>
-    </w:r>
-    <w:proofErr w:type="spellEnd"/>
-    <w:r>
-      <w:rPr>
-        <w:color w:val="5A6B7C"/>
-        <w:sz w:val="24"/>
-        <w:szCs w:val="24"/>
-      </w:rPr>
-      <w:t xml:space="preserve"> ก</w:t>
+      <w:t>ENGSE206 | สอบปลายภาค | แบบฟอร์มคำตอบส่วน ก</w:t>
     </w:r>
   </w:p>
 </w:hdr>
 </file>
 
 <file path=word/header4.xml><?xml version="1.0" encoding="utf-8"?>
-<w:hdr xmlns:wpc="http://schemas.microsoft.com/office/word/2010/wordprocessingCanvas" xmlns:cx="http://schemas.microsoft.com/office/drawing/2014/chartex" xmlns:cx1="http://schemas.microsoft.com/office/drawing/2015/9/8/chartex" xmlns:cx2="http://schemas.microsoft.com/office/drawing/2015/10/21/chartex" xmlns:cx3="http://schemas.microsoft.com/office/drawing/2016/5/9/chartex" xmlns:cx4="http://schemas.microsoft.com/office/drawing/2016/5/10/chartex" xmlns:cx5="http://schemas.microsoft.com/office/drawing/2016/5/11/chartex" xmlns:cx6="http://schemas.microsoft.com/office/drawing/2016/5/12/chartex" xmlns:cx7="http://schemas.microsoft.com/office/drawing/2016/5/13/chartex" xmlns:cx8="http://schemas.microsoft.com/office/drawing/2016/5/14/chartex" xmlns:mc="http://schemas.openxmlformats.org/markup-compatibility/2006" xmlns:aink="http://schemas.microsoft.com/office/drawing/2016/ink" xmlns:am3d="http://schemas.microsoft.com/office/drawing/2017/model3d" xmlns:o="urn:schemas-microsoft-com:office:office" xmlns:r="http://schemas.openxmlformats.org/officeDocument/2006/relationships" xmlns:m="http://schemas.openxmlformats.org/officeDocument/2006/math" xmlns:v="urn:schemas-microsoft-com:vml" xmlns:wp14="http://schemas.microsoft.com/office/word/2010/wordprocessingDrawing" xmlns:wp="http://schemas.openxmlformats.org/drawingml/2006/wordprocessingDrawing" xmlns:w10="urn:schemas-microsoft-com:office:word" xmlns:w="http://schemas.openxmlformats.org/wordprocessingml/2006/main" xmlns:w14="http://schemas.microsoft.com/office/word/2010/wordml" xmlns:w15="http://schemas.microsoft.com/office/word/2012/wordml" xmlns:w16cex="http://schemas.microsoft.com/office/word/2018/wordml/cex" xmlns:w16cid="http://schemas.microsoft.com/office/word/2016/wordml/cid" xmlns:w16="http://schemas.microsoft.com/office/word/2018/wordml" xmlns:w16sdtdh="http://schemas.microsoft.com/office/word/2020/wordml/sdtdatahash" xmlns:w16se="http://schemas.microsoft.com/office/word/2015/wordml/symex" xmlns:wpg="http://schemas.microsoft.com/office/word/2010/wordprocessingGroup" xmlns:wpi="http://schemas.microsoft.com/office/word/2010/wordprocessingInk" xmlns:wne="http://schemas.microsoft.com/office/word/2006/wordml" xmlns:wps="http://schemas.microsoft.com/office/word/2010/wordprocessingShape" mc:Ignorable="w14 w15 w16se w16cid w16 w16cex w16sdtdh wp14">
+<w:hdr xmlns:wpc="http://schemas.microsoft.com/office/word/2010/wordprocessingCanvas" xmlns:cx="http://schemas.microsoft.com/office/drawing/2014/chartex" xmlns:cx1="http://schemas.microsoft.com/office/drawing/2015/9/8/chartex" xmlns:cx2="http://schemas.microsoft.com/office/drawing/2015/10/21/chartex" xmlns:cx3="http://schemas.microsoft.com/office/drawing/2016/5/9/chartex" xmlns:cx4="http://schemas.microsoft.com/office/drawing/2016/5/10/chartex" xmlns:cx5="http://schemas.microsoft.com/office/drawing/2016/5/11/chartex" xmlns:cx6="http://schemas.microsoft.com/office/drawing/2016/5/12/chartex" xmlns:cx7="http://schemas.microsoft.com/office/drawing/2016/5/13/chartex" xmlns:cx8="http://schemas.microsoft.com/office/drawing/2016/5/14/chartex" xmlns:mc="http://schemas.openxmlformats.org/markup-compatibility/2006" xmlns:m="http://schemas.openxmlformats.org/officeDocument/2006/math" xmlns:aink="http://schemas.microsoft.com/office/drawing/2016/ink" xmlns:am3d="http://schemas.microsoft.com/office/drawing/2017/model3d" xmlns:oel="http://schemas.microsoft.com/office/2019/extlst" xmlns:r="http://schemas.openxmlformats.org/officeDocument/2006/relationships" xmlns:wp14="http://schemas.microsoft.com/office/word/2010/wordprocessingDrawing" xmlns:wp="http://schemas.openxmlformats.org/drawingml/2006/wordprocessingDrawing" xmlns:wpg="http://schemas.microsoft.com/office/word/2010/wordprocessingGroup" xmlns:wpi="http://schemas.microsoft.com/office/word/2010/wordprocessingInk" xmlns:wps="http://schemas.microsoft.com/office/word/2010/wordprocessingShape" xmlns:o="urn:schemas-microsoft-com:office:office" xmlns:v="urn:schemas-microsoft-com:vml" xmlns:w10="urn:schemas-microsoft-com:office:word" xmlns:w="http://schemas.openxmlformats.org/wordprocessingml/2006/main" xmlns:w14="http://schemas.microsoft.com/office/word/2010/wordml" xmlns:w15="http://schemas.microsoft.com/office/word/2012/wordml" xmlns:w16cex="http://schemas.microsoft.com/office/word/2018/wordml/cex" xmlns:w16cid="http://schemas.microsoft.com/office/word/2016/wordml/cid" xmlns:w16="http://schemas.microsoft.com/office/word/2018/wordml" xmlns:w16sdtdh="http://schemas.microsoft.com/office/word/2020/wordml/sdtdatahash" xmlns:w16sdtfl="http://schemas.microsoft.com/office/word/2024/wordml/sdtformatlock" xmlns:w16se="http://schemas.microsoft.com/office/word/2015/wordml/symex" xmlns:w16du="http://schemas.microsoft.com/office/word/2023/wordml/word16du" xmlns:wne="http://schemas.microsoft.com/office/word/2006/wordml" mc:Ignorable="w14 w15 w16se w16cid w16 w16cex w16sdtdh w16sdtfl w16du wp14">
   <w:p>
     <w:pPr>
       <w:jc w:val="right"/>
@@ -19536,50 +18874,14 @@
         <w:sz w:val="24"/>
         <w:szCs w:val="24"/>
       </w:rPr>
-      <w:t xml:space="preserve">ENGSE206 | </w:t>
-    </w:r>
-    <w:proofErr w:type="spellStart"/>
-    <w:r>
-      <w:rPr>
-        <w:color w:val="5A6B7C"/>
-        <w:sz w:val="24"/>
-        <w:szCs w:val="24"/>
-      </w:rPr>
-      <w:t>สอบปลายภาค</w:t>
-    </w:r>
-    <w:proofErr w:type="spellEnd"/>
-    <w:r>
-      <w:rPr>
-        <w:color w:val="5A6B7C"/>
-        <w:sz w:val="24"/>
-        <w:szCs w:val="24"/>
-      </w:rPr>
-      <w:t xml:space="preserve"> | </w:t>
-    </w:r>
-    <w:proofErr w:type="spellStart"/>
-    <w:r>
-      <w:rPr>
-        <w:color w:val="5A6B7C"/>
-        <w:sz w:val="24"/>
-        <w:szCs w:val="24"/>
-      </w:rPr>
-      <w:t>แบบฟอร์มคำตอบส่วน</w:t>
-    </w:r>
-    <w:proofErr w:type="spellEnd"/>
-    <w:r>
-      <w:rPr>
-        <w:color w:val="5A6B7C"/>
-        <w:sz w:val="24"/>
-        <w:szCs w:val="24"/>
-      </w:rPr>
-      <w:t xml:space="preserve"> ก</w:t>
+      <w:t>ENGSE206 | สอบปลายภาค | แบบฟอร์มคำตอบส่วน ก</w:t>
     </w:r>
   </w:p>
 </w:hdr>
 </file>
 
 <file path=word/numbering.xml><?xml version="1.0" encoding="utf-8"?>
-<w:numbering xmlns:wpc="http://schemas.microsoft.com/office/word/2010/wordprocessingCanvas" xmlns:cx="http://schemas.microsoft.com/office/drawing/2014/chartex" xmlns:cx1="http://schemas.microsoft.com/office/drawing/2015/9/8/chartex" xmlns:cx2="http://schemas.microsoft.com/office/drawing/2015/10/21/chartex" xmlns:cx3="http://schemas.microsoft.com/office/drawing/2016/5/9/chartex" xmlns:cx4="http://schemas.microsoft.com/office/drawing/2016/5/10/chartex" xmlns:cx5="http://schemas.microsoft.com/office/drawing/2016/5/11/chartex" xmlns:cx6="http://schemas.microsoft.com/office/drawing/2016/5/12/chartex" xmlns:cx7="http://schemas.microsoft.com/office/drawing/2016/5/13/chartex" xmlns:cx8="http://schemas.microsoft.com/office/drawing/2016/5/14/chartex" xmlns:mc="http://schemas.openxmlformats.org/markup-compatibility/2006" xmlns:aink="http://schemas.microsoft.com/office/drawing/2016/ink" xmlns:am3d="http://schemas.microsoft.com/office/drawing/2017/model3d" xmlns:o="urn:schemas-microsoft-com:office:office" xmlns:r="http://schemas.openxmlformats.org/officeDocument/2006/relationships" xmlns:m="http://schemas.openxmlformats.org/officeDocument/2006/math" xmlns:v="urn:schemas-microsoft-com:vml" xmlns:wp14="http://schemas.microsoft.com/office/word/2010/wordprocessingDrawing" xmlns:wp="http://schemas.openxmlformats.org/drawingml/2006/wordprocessingDrawing" xmlns:w10="urn:schemas-microsoft-com:office:word" xmlns:w="http://schemas.openxmlformats.org/wordprocessingml/2006/main" xmlns:w14="http://schemas.microsoft.com/office/word/2010/wordml" xmlns:w15="http://schemas.microsoft.com/office/word/2012/wordml" xmlns:w16cex="http://schemas.microsoft.com/office/word/2018/wordml/cex" xmlns:w16cid="http://schemas.microsoft.com/office/word/2016/wordml/cid" xmlns:w16="http://schemas.microsoft.com/office/word/2018/wordml" xmlns:w16sdtdh="http://schemas.microsoft.com/office/word/2020/wordml/sdtdatahash" xmlns:w16se="http://schemas.microsoft.com/office/word/2015/wordml/symex" xmlns:wpg="http://schemas.microsoft.com/office/word/2010/wordprocessingGroup" xmlns:wpi="http://schemas.microsoft.com/office/word/2010/wordprocessingInk" xmlns:wne="http://schemas.microsoft.com/office/word/2006/wordml" xmlns:wps="http://schemas.microsoft.com/office/word/2010/wordprocessingShape" mc:Ignorable="w14 w15 w16se w16cid w16 w16cex w16sdtdh wp14">
+<w:numbering xmlns:wpc="http://schemas.microsoft.com/office/word/2010/wordprocessingCanvas" xmlns:cx="http://schemas.microsoft.com/office/drawing/2014/chartex" xmlns:cx1="http://schemas.microsoft.com/office/drawing/2015/9/8/chartex" xmlns:cx2="http://schemas.microsoft.com/office/drawing/2015/10/21/chartex" xmlns:cx3="http://schemas.microsoft.com/office/drawing/2016/5/9/chartex" xmlns:cx4="http://schemas.microsoft.com/office/drawing/2016/5/10/chartex" xmlns:cx5="http://schemas.microsoft.com/office/drawing/2016/5/11/chartex" xmlns:cx6="http://schemas.microsoft.com/office/drawing/2016/5/12/chartex" xmlns:cx7="http://schemas.microsoft.com/office/drawing/2016/5/13/chartex" xmlns:cx8="http://schemas.microsoft.com/office/drawing/2016/5/14/chartex" xmlns:mc="http://schemas.openxmlformats.org/markup-compatibility/2006" xmlns:m="http://schemas.openxmlformats.org/officeDocument/2006/math" xmlns:aink="http://schemas.microsoft.com/office/drawing/2016/ink" xmlns:am3d="http://schemas.microsoft.com/office/drawing/2017/model3d" xmlns:oel="http://schemas.microsoft.com/office/2019/extlst" xmlns:r="http://schemas.openxmlformats.org/officeDocument/2006/relationships" xmlns:wp14="http://schemas.microsoft.com/office/word/2010/wordprocessingDrawing" xmlns:wp="http://schemas.openxmlformats.org/drawingml/2006/wordprocessingDrawing" xmlns:wpg="http://schemas.microsoft.com/office/word/2010/wordprocessingGroup" xmlns:wpi="http://schemas.microsoft.com/office/word/2010/wordprocessingInk" xmlns:wps="http://schemas.microsoft.com/office/word/2010/wordprocessingShape" xmlns:o="urn:schemas-microsoft-com:office:office" xmlns:v="urn:schemas-microsoft-com:vml" xmlns:w10="urn:schemas-microsoft-com:office:word" xmlns:w="http://schemas.openxmlformats.org/wordprocessingml/2006/main" xmlns:w14="http://schemas.microsoft.com/office/word/2010/wordml" xmlns:w15="http://schemas.microsoft.com/office/word/2012/wordml" xmlns:w16cex="http://schemas.microsoft.com/office/word/2018/wordml/cex" xmlns:w16cid="http://schemas.microsoft.com/office/word/2016/wordml/cid" xmlns:w16="http://schemas.microsoft.com/office/word/2018/wordml" xmlns:w16sdtdh="http://schemas.microsoft.com/office/word/2020/wordml/sdtdatahash" xmlns:w16sdtfl="http://schemas.microsoft.com/office/word/2024/wordml/sdtformatlock" xmlns:w16se="http://schemas.microsoft.com/office/word/2015/wordml/symex" xmlns:w16du="http://schemas.microsoft.com/office/word/2023/wordml/word16du" xmlns:wne="http://schemas.microsoft.com/office/word/2006/wordml" mc:Ignorable="w14 w15 w16se w16cid w16 w16cex w16sdtdh w16sdtfl w16du wp14">
   <w:abstractNum w:abstractNumId="0" w15:restartNumberingAfterBreak="0">
     <w:nsid w:val="4A7E7FDF"/>
     <w:multiLevelType w:val="hybridMultilevel"/>
@@ -19720,13 +19022,13 @@
       </w:pPr>
     </w:lvl>
   </w:abstractNum>
-  <w:num w:numId="1">
+  <w:num w:numId="1" w16cid:durableId="883640014">
     <w:abstractNumId w:val="1"/>
     <w:lvlOverride w:ilvl="0">
       <w:startOverride w:val="1"/>
     </w:lvlOverride>
   </w:num>
-  <w:num w:numId="2">
+  <w:num w:numId="2" w16cid:durableId="200559001">
     <w:abstractNumId w:val="0"/>
     <w:lvlOverride w:ilvl="0">
       <w:startOverride w:val="1"/>
@@ -19736,7 +19038,7 @@
 </file>
 
 <file path=word/styles.xml><?xml version="1.0" encoding="utf-8"?>
-<w:styles xmlns:mc="http://schemas.openxmlformats.org/markup-compatibility/2006" xmlns:r="http://schemas.openxmlformats.org/officeDocument/2006/relationships" xmlns:w="http://schemas.openxmlformats.org/wordprocessingml/2006/main" xmlns:w14="http://schemas.microsoft.com/office/word/2010/wordml" xmlns:w15="http://schemas.microsoft.com/office/word/2012/wordml" xmlns:w16cex="http://schemas.microsoft.com/office/word/2018/wordml/cex" xmlns:w16cid="http://schemas.microsoft.com/office/word/2016/wordml/cid" xmlns:w16="http://schemas.microsoft.com/office/word/2018/wordml" xmlns:w16sdtdh="http://schemas.microsoft.com/office/word/2020/wordml/sdtdatahash" xmlns:w16se="http://schemas.microsoft.com/office/word/2015/wordml/symex" mc:Ignorable="w14 w15 w16se w16cid w16 w16cex w16sdtdh">
+<w:styles xmlns:mc="http://schemas.openxmlformats.org/markup-compatibility/2006" xmlns:r="http://schemas.openxmlformats.org/officeDocument/2006/relationships" xmlns:w="http://schemas.openxmlformats.org/wordprocessingml/2006/main" xmlns:w14="http://schemas.microsoft.com/office/word/2010/wordml" xmlns:w15="http://schemas.microsoft.com/office/word/2012/wordml" xmlns:w16cex="http://schemas.microsoft.com/office/word/2018/wordml/cex" xmlns:w16cid="http://schemas.microsoft.com/office/word/2016/wordml/cid" xmlns:w16="http://schemas.microsoft.com/office/word/2018/wordml" xmlns:w16sdtdh="http://schemas.microsoft.com/office/word/2020/wordml/sdtdatahash" xmlns:w16sdtfl="http://schemas.microsoft.com/office/word/2024/wordml/sdtformatlock" xmlns:w16se="http://schemas.microsoft.com/office/word/2015/wordml/symex" xmlns:w16du="http://schemas.microsoft.com/office/word/2023/wordml/word16du" mc:Ignorable="w14 w15 w16se w16cid w16 w16cex w16sdtdh w16sdtfl w16du">
   <w:docDefaults>
     <w:rPrDefault>
       <w:rPr>
@@ -20220,7 +19522,6 @@
   <w:style w:type="character" w:default="1" w:styleId="DefaultParagraphFont">
     <w:name w:val="Default Paragraph Font"/>
     <w:uiPriority w:val="1"/>
-    <w:semiHidden/>
     <w:unhideWhenUsed/>
   </w:style>
   <w:style w:type="table" w:default="1" w:styleId="TableNormal">

--- a/final-exam/final-exam-group-answer.docx
+++ b/final-exam/final-exam-group-answer.docx
@@ -1,6 +1,6 @@
 
 <file path=word/document.xml><?xml version="1.0" encoding="utf-8"?>
-<w:document xmlns:wpc="http://schemas.microsoft.com/office/word/2010/wordprocessingCanvas" xmlns:cx="http://schemas.microsoft.com/office/drawing/2014/chartex" xmlns:cx1="http://schemas.microsoft.com/office/drawing/2015/9/8/chartex" xmlns:cx2="http://schemas.microsoft.com/office/drawing/2015/10/21/chartex" xmlns:cx3="http://schemas.microsoft.com/office/drawing/2016/5/9/chartex" xmlns:cx4="http://schemas.microsoft.com/office/drawing/2016/5/10/chartex" xmlns:cx5="http://schemas.microsoft.com/office/drawing/2016/5/11/chartex" xmlns:cx6="http://schemas.microsoft.com/office/drawing/2016/5/12/chartex" xmlns:cx7="http://schemas.microsoft.com/office/drawing/2016/5/13/chartex" xmlns:cx8="http://schemas.microsoft.com/office/drawing/2016/5/14/chartex" xmlns:mc="http://schemas.openxmlformats.org/markup-compatibility/2006" xmlns:m="http://schemas.openxmlformats.org/officeDocument/2006/math" xmlns:aink="http://schemas.microsoft.com/office/drawing/2016/ink" xmlns:am3d="http://schemas.microsoft.com/office/drawing/2017/model3d" xmlns:oel="http://schemas.microsoft.com/office/2019/extlst" xmlns:r="http://schemas.openxmlformats.org/officeDocument/2006/relationships" xmlns:wp14="http://schemas.microsoft.com/office/word/2010/wordprocessingDrawing" xmlns:wp="http://schemas.openxmlformats.org/drawingml/2006/wordprocessingDrawing" xmlns:wpg="http://schemas.microsoft.com/office/word/2010/wordprocessingGroup" xmlns:wpi="http://schemas.microsoft.com/office/word/2010/wordprocessingInk" xmlns:wps="http://schemas.microsoft.com/office/word/2010/wordprocessingShape" xmlns:o="urn:schemas-microsoft-com:office:office" xmlns:v="urn:schemas-microsoft-com:vml" xmlns:w10="urn:schemas-microsoft-com:office:word" xmlns:w="http://schemas.openxmlformats.org/wordprocessingml/2006/main" xmlns:w14="http://schemas.microsoft.com/office/word/2010/wordml" xmlns:w15="http://schemas.microsoft.com/office/word/2012/wordml" xmlns:w16cex="http://schemas.microsoft.com/office/word/2018/wordml/cex" xmlns:w16cid="http://schemas.microsoft.com/office/word/2016/wordml/cid" xmlns:w16="http://schemas.microsoft.com/office/word/2018/wordml" xmlns:w16sdtdh="http://schemas.microsoft.com/office/word/2020/wordml/sdtdatahash" xmlns:w16sdtfl="http://schemas.microsoft.com/office/word/2024/wordml/sdtformatlock" xmlns:w16se="http://schemas.microsoft.com/office/word/2015/wordml/symex" xmlns:w16du="http://schemas.microsoft.com/office/word/2023/wordml/word16du" xmlns:wne="http://schemas.microsoft.com/office/word/2006/wordml" mc:Ignorable="w14 w15 w16se w16cid w16 w16cex w16sdtdh w16sdtfl w16du wp14">
+<w:document xmlns:wpc="http://schemas.microsoft.com/office/word/2010/wordprocessingCanvas" xmlns:cx="http://schemas.microsoft.com/office/drawing/2014/chartex" xmlns:cx1="http://schemas.microsoft.com/office/drawing/2015/9/8/chartex" xmlns:cx2="http://schemas.microsoft.com/office/drawing/2015/10/21/chartex" xmlns:cx3="http://schemas.microsoft.com/office/drawing/2016/5/9/chartex" xmlns:cx4="http://schemas.microsoft.com/office/drawing/2016/5/10/chartex" xmlns:cx5="http://schemas.microsoft.com/office/drawing/2016/5/11/chartex" xmlns:cx6="http://schemas.microsoft.com/office/drawing/2016/5/12/chartex" xmlns:cx7="http://schemas.microsoft.com/office/drawing/2016/5/13/chartex" xmlns:cx8="http://schemas.microsoft.com/office/drawing/2016/5/14/chartex" xmlns:mc="http://schemas.openxmlformats.org/markup-compatibility/2006" xmlns:aink="http://schemas.microsoft.com/office/drawing/2016/ink" xmlns:am3d="http://schemas.microsoft.com/office/drawing/2017/model3d" xmlns:o="urn:schemas-microsoft-com:office:office" xmlns:r="http://schemas.openxmlformats.org/officeDocument/2006/relationships" xmlns:m="http://schemas.openxmlformats.org/officeDocument/2006/math" xmlns:v="urn:schemas-microsoft-com:vml" xmlns:wp14="http://schemas.microsoft.com/office/word/2010/wordprocessingDrawing" xmlns:wp="http://schemas.openxmlformats.org/drawingml/2006/wordprocessingDrawing" xmlns:w10="urn:schemas-microsoft-com:office:word" xmlns:w="http://schemas.openxmlformats.org/wordprocessingml/2006/main" xmlns:w14="http://schemas.microsoft.com/office/word/2010/wordml" xmlns:w15="http://schemas.microsoft.com/office/word/2012/wordml" xmlns:w16cex="http://schemas.microsoft.com/office/word/2018/wordml/cex" xmlns:w16cid="http://schemas.microsoft.com/office/word/2016/wordml/cid" xmlns:w16="http://schemas.microsoft.com/office/word/2018/wordml" xmlns:w16sdtdh="http://schemas.microsoft.com/office/word/2020/wordml/sdtdatahash" xmlns:w16se="http://schemas.microsoft.com/office/word/2015/wordml/symex" xmlns:wpg="http://schemas.microsoft.com/office/word/2010/wordprocessingGroup" xmlns:wpi="http://schemas.microsoft.com/office/word/2010/wordprocessingInk" xmlns:wne="http://schemas.microsoft.com/office/word/2006/wordml" xmlns:wps="http://schemas.microsoft.com/office/word/2010/wordprocessingShape" mc:Ignorable="w14 w15 w16se w16cid w16 w16cex w16sdtdh wp14">
   <w:body>
     <w:p>
       <w:pPr>
@@ -14,13 +14,70 @@
           <w:sz w:val="34"/>
           <w:szCs w:val="34"/>
         </w:rPr>
-        <w:t>ENGSE206 | สอบปลายภาค · ส่วน ก งานกลุ่ม</w:t>
-      </w:r>
+        <w:t xml:space="preserve">ENGSE206 | </w:t>
+      </w:r>
+      <w:proofErr w:type="spellStart"/>
+      <w:r>
+        <w:rPr>
+          <w:b/>
+          <w:bCs/>
+          <w:color w:val="087E8B"/>
+          <w:sz w:val="34"/>
+          <w:szCs w:val="34"/>
+        </w:rPr>
+        <w:t>สอบปลายภาค</w:t>
+      </w:r>
+      <w:proofErr w:type="spellEnd"/>
+      <w:r>
+        <w:rPr>
+          <w:b/>
+          <w:bCs/>
+          <w:color w:val="087E8B"/>
+          <w:sz w:val="34"/>
+          <w:szCs w:val="34"/>
+        </w:rPr>
+        <w:t xml:space="preserve"> · </w:t>
+      </w:r>
+      <w:proofErr w:type="spellStart"/>
+      <w:r>
+        <w:rPr>
+          <w:b/>
+          <w:bCs/>
+          <w:color w:val="087E8B"/>
+          <w:sz w:val="34"/>
+          <w:szCs w:val="34"/>
+        </w:rPr>
+        <w:t>ส่วน</w:t>
+      </w:r>
+      <w:proofErr w:type="spellEnd"/>
+      <w:r>
+        <w:rPr>
+          <w:b/>
+          <w:bCs/>
+          <w:color w:val="087E8B"/>
+          <w:sz w:val="34"/>
+          <w:szCs w:val="34"/>
+        </w:rPr>
+        <w:t xml:space="preserve"> ก </w:t>
+      </w:r>
+      <w:proofErr w:type="spellStart"/>
+      <w:r>
+        <w:rPr>
+          <w:b/>
+          <w:bCs/>
+          <w:color w:val="087E8B"/>
+          <w:sz w:val="34"/>
+          <w:szCs w:val="34"/>
+        </w:rPr>
+        <w:t>งานกลุ่ม</w:t>
+      </w:r>
+      <w:proofErr w:type="spellEnd"/>
     </w:p>
     <w:p>
       <w:pPr>
         <w:jc w:val="center"/>
       </w:pPr>
+      <w:proofErr w:type="spellStart"/>
       <w:r>
         <w:rPr>
           <w:b/>
@@ -29,7 +86,18 @@
           <w:sz w:val="52"/>
           <w:szCs w:val="52"/>
         </w:rPr>
-        <w:t>แบบฟอร์มคำตอบ Change-to-Design</w:t>
+        <w:t>แบบฟอร์มคำตอบ</w:t>
+      </w:r>
+      <w:proofErr w:type="spellEnd"/>
+      <w:r>
+        <w:rPr>
+          <w:b/>
+          <w:bCs/>
+          <w:color w:val="173B65"/>
+          <w:sz w:val="52"/>
+          <w:szCs w:val="52"/>
+        </w:rPr>
+        <w:t xml:space="preserve"> Change-to-Design</w:t>
       </w:r>
     </w:p>
     <w:p>
@@ -96,6 +164,7 @@
             <w:pPr>
               <w:spacing w:after="40"/>
             </w:pPr>
+            <w:proofErr w:type="spellStart"/>
             <w:r>
               <w:rPr>
                 <w:b/>
@@ -106,6 +175,7 @@
               </w:rPr>
               <w:t>คำแนะนำ</w:t>
             </w:r>
+            <w:proofErr w:type="spellEnd"/>
           </w:p>
           <w:p>
             <w:pPr>
@@ -116,12 +186,37 @@
               </w:numPr>
               <w:spacing w:after="20"/>
             </w:pPr>
-            <w:r>
-              <w:rPr>
-                <w:sz w:val="28"/>
-                <w:szCs w:val="28"/>
-              </w:rPr>
-              <w:t>บันทึกไฟล์นี้เป็น final-exam/final-exam-group-answer.docx ใน branch final-exam</w:t>
+            <w:proofErr w:type="spellStart"/>
+            <w:r>
+              <w:rPr>
+                <w:sz w:val="28"/>
+                <w:szCs w:val="28"/>
+              </w:rPr>
+              <w:t>บันทึกไฟล์นี้เป็น</w:t>
+            </w:r>
+            <w:proofErr w:type="spellEnd"/>
+            <w:r>
+              <w:rPr>
+                <w:sz w:val="28"/>
+                <w:szCs w:val="28"/>
+              </w:rPr>
+              <w:t xml:space="preserve"> final-exam/final-exam-group-answer.docx </w:t>
+            </w:r>
+            <w:proofErr w:type="spellStart"/>
+            <w:r>
+              <w:rPr>
+                <w:sz w:val="28"/>
+                <w:szCs w:val="28"/>
+              </w:rPr>
+              <w:t>ใน</w:t>
+            </w:r>
+            <w:proofErr w:type="spellEnd"/>
+            <w:r>
+              <w:rPr>
+                <w:sz w:val="28"/>
+                <w:szCs w:val="28"/>
+              </w:rPr>
+              <w:t xml:space="preserve"> branch final-exam</w:t>
             </w:r>
           </w:p>
           <w:p>
@@ -133,13 +228,47 @@
               </w:numPr>
               <w:spacing w:after="20"/>
             </w:pPr>
-            <w:r>
-              <w:rPr>
-                <w:sz w:val="28"/>
-                <w:szCs w:val="28"/>
-              </w:rPr>
-              <w:t>ข้อความสีเทาในวงเล็บเป็นคำแนะนำ ลบออกก่อนส่ง · เพิ่มแถวในตารางได้</w:t>
-            </w:r>
+            <w:proofErr w:type="spellStart"/>
+            <w:r>
+              <w:rPr>
+                <w:sz w:val="28"/>
+                <w:szCs w:val="28"/>
+              </w:rPr>
+              <w:t>ข้อความสีเทาในวงเล็บเป็นคำแนะนำ</w:t>
+            </w:r>
+            <w:proofErr w:type="spellEnd"/>
+            <w:r>
+              <w:rPr>
+                <w:sz w:val="28"/>
+                <w:szCs w:val="28"/>
+              </w:rPr>
+              <w:t xml:space="preserve"> </w:t>
+            </w:r>
+            <w:proofErr w:type="spellStart"/>
+            <w:r>
+              <w:rPr>
+                <w:sz w:val="28"/>
+                <w:szCs w:val="28"/>
+              </w:rPr>
+              <w:t>ลบออกก่อนส่ง</w:t>
+            </w:r>
+            <w:proofErr w:type="spellEnd"/>
+            <w:r>
+              <w:rPr>
+                <w:sz w:val="28"/>
+                <w:szCs w:val="28"/>
+              </w:rPr>
+              <w:t xml:space="preserve"> · </w:t>
+            </w:r>
+            <w:proofErr w:type="spellStart"/>
+            <w:r>
+              <w:rPr>
+                <w:sz w:val="28"/>
+                <w:szCs w:val="28"/>
+              </w:rPr>
+              <w:t>เพิ่มแถวในตารางได้</w:t>
+            </w:r>
+            <w:proofErr w:type="spellEnd"/>
           </w:p>
           <w:p>
             <w:pPr>
@@ -150,12 +279,101 @@
               </w:numPr>
               <w:spacing w:after="20"/>
             </w:pPr>
-            <w:r>
-              <w:rPr>
-                <w:sz w:val="28"/>
-                <w:szCs w:val="28"/>
-              </w:rPr>
-              <w:t>ทุกช่องอ้าง ID ของ case กลุ่ม · ค่าที่ไม่รู้เขียน TBD แล้วบันทึกเป็น OI หรือ DD</w:t>
+            <w:proofErr w:type="spellStart"/>
+            <w:r>
+              <w:rPr>
+                <w:sz w:val="28"/>
+                <w:szCs w:val="28"/>
+              </w:rPr>
+              <w:t>ทุกช่องอ้าง</w:t>
+            </w:r>
+            <w:proofErr w:type="spellEnd"/>
+            <w:r>
+              <w:rPr>
+                <w:sz w:val="28"/>
+                <w:szCs w:val="28"/>
+              </w:rPr>
+              <w:t xml:space="preserve"> ID </w:t>
+            </w:r>
+            <w:proofErr w:type="spellStart"/>
+            <w:r>
+              <w:rPr>
+                <w:sz w:val="28"/>
+                <w:szCs w:val="28"/>
+              </w:rPr>
+              <w:t>ของ</w:t>
+            </w:r>
+            <w:proofErr w:type="spellEnd"/>
+            <w:r>
+              <w:rPr>
+                <w:sz w:val="28"/>
+                <w:szCs w:val="28"/>
+              </w:rPr>
+              <w:t xml:space="preserve"> case </w:t>
+            </w:r>
+            <w:proofErr w:type="spellStart"/>
+            <w:r>
+              <w:rPr>
+                <w:sz w:val="28"/>
+                <w:szCs w:val="28"/>
+              </w:rPr>
+              <w:t>กลุ่ม</w:t>
+            </w:r>
+            <w:proofErr w:type="spellEnd"/>
+            <w:r>
+              <w:rPr>
+                <w:sz w:val="28"/>
+                <w:szCs w:val="28"/>
+              </w:rPr>
+              <w:t xml:space="preserve"> · </w:t>
+            </w:r>
+            <w:proofErr w:type="spellStart"/>
+            <w:r>
+              <w:rPr>
+                <w:sz w:val="28"/>
+                <w:szCs w:val="28"/>
+              </w:rPr>
+              <w:t>ค่าที่ไม่รู้เขียน</w:t>
+            </w:r>
+            <w:proofErr w:type="spellEnd"/>
+            <w:r>
+              <w:rPr>
+                <w:sz w:val="28"/>
+                <w:szCs w:val="28"/>
+              </w:rPr>
+              <w:t xml:space="preserve"> TBD </w:t>
+            </w:r>
+            <w:proofErr w:type="spellStart"/>
+            <w:r>
+              <w:rPr>
+                <w:sz w:val="28"/>
+                <w:szCs w:val="28"/>
+              </w:rPr>
+              <w:t>แล้วบันทึกเป็น</w:t>
+            </w:r>
+            <w:proofErr w:type="spellEnd"/>
+            <w:r>
+              <w:rPr>
+                <w:sz w:val="28"/>
+                <w:szCs w:val="28"/>
+              </w:rPr>
+              <w:t xml:space="preserve"> OI </w:t>
+            </w:r>
+            <w:proofErr w:type="spellStart"/>
+            <w:r>
+              <w:rPr>
+                <w:sz w:val="28"/>
+                <w:szCs w:val="28"/>
+              </w:rPr>
+              <w:t>หรือ</w:t>
+            </w:r>
+            <w:proofErr w:type="spellEnd"/>
+            <w:r>
+              <w:rPr>
+                <w:sz w:val="28"/>
+                <w:szCs w:val="28"/>
+              </w:rPr>
+              <w:t xml:space="preserve"> DD</w:t>
             </w:r>
           </w:p>
         </w:tc>
@@ -206,6 +424,7 @@
             </w:tcMar>
           </w:tcPr>
           <w:p>
+            <w:proofErr w:type="spellStart"/>
             <w:r>
               <w:rPr>
                 <w:b/>
@@ -214,7 +433,18 @@
                 <w:sz w:val="28"/>
                 <w:szCs w:val="28"/>
               </w:rPr>
-              <w:t>กลุ่ม / Case</w:t>
+              <w:t>กลุ่ม</w:t>
+            </w:r>
+            <w:proofErr w:type="spellEnd"/>
+            <w:r>
+              <w:rPr>
+                <w:b/>
+                <w:bCs/>
+                <w:color w:val="173B65"/>
+                <w:sz w:val="28"/>
+                <w:szCs w:val="28"/>
+              </w:rPr>
+              <w:t xml:space="preserve"> / Case</w:t>
             </w:r>
           </w:p>
         </w:tc>
@@ -291,6 +521,7 @@
             </w:tcMar>
           </w:tcPr>
           <w:p>
+            <w:proofErr w:type="spellStart"/>
             <w:r>
               <w:rPr>
                 <w:b/>
@@ -299,7 +530,62 @@
                 <w:sz w:val="28"/>
                 <w:szCs w:val="28"/>
               </w:rPr>
-              <w:t>สมาชิก (ชื่อ–รหัส)</w:t>
+              <w:t>สมาชิก</w:t>
+            </w:r>
+            <w:proofErr w:type="spellEnd"/>
+            <w:r>
+              <w:rPr>
+                <w:b/>
+                <w:bCs/>
+                <w:color w:val="173B65"/>
+                <w:sz w:val="28"/>
+                <w:szCs w:val="28"/>
+              </w:rPr>
+              <w:t xml:space="preserve"> (</w:t>
+            </w:r>
+            <w:proofErr w:type="spellStart"/>
+            <w:r>
+              <w:rPr>
+                <w:b/>
+                <w:bCs/>
+                <w:color w:val="173B65"/>
+                <w:sz w:val="28"/>
+                <w:szCs w:val="28"/>
+              </w:rPr>
+              <w:t>ชื่อ</w:t>
+            </w:r>
+            <w:proofErr w:type="spellEnd"/>
+            <w:r>
+              <w:rPr>
+                <w:b/>
+                <w:bCs/>
+                <w:color w:val="173B65"/>
+                <w:sz w:val="28"/>
+                <w:szCs w:val="28"/>
+              </w:rPr>
+              <w:t>–</w:t>
+            </w:r>
+            <w:proofErr w:type="spellStart"/>
+            <w:r>
+              <w:rPr>
+                <w:b/>
+                <w:bCs/>
+                <w:color w:val="173B65"/>
+                <w:sz w:val="28"/>
+                <w:szCs w:val="28"/>
+              </w:rPr>
+              <w:t>รหัส</w:t>
+            </w:r>
+            <w:proofErr w:type="spellEnd"/>
+            <w:r>
+              <w:rPr>
+                <w:b/>
+                <w:bCs/>
+                <w:color w:val="173B65"/>
+                <w:sz w:val="28"/>
+                <w:szCs w:val="28"/>
+              </w:rPr>
+              <w:t>)</w:t>
             </w:r>
           </w:p>
         </w:tc>
@@ -449,8 +735,20 @@
                 <w:sz w:val="28"/>
                 <w:szCs w:val="28"/>
               </w:rPr>
-              <w:t>CR เสริมที่เลือก</w:t>
-            </w:r>
+              <w:t xml:space="preserve">CR </w:t>
+            </w:r>
+            <w:proofErr w:type="spellStart"/>
+            <w:r>
+              <w:rPr>
+                <w:b/>
+                <w:bCs/>
+                <w:color w:val="173B65"/>
+                <w:sz w:val="28"/>
+                <w:szCs w:val="28"/>
+              </w:rPr>
+              <w:t>เสริมที่เลือก</w:t>
+            </w:r>
+            <w:proofErr w:type="spellEnd"/>
           </w:p>
         </w:tc>
         <w:tc>
@@ -508,8 +806,46 @@
                 <w:sz w:val="28"/>
                 <w:szCs w:val="28"/>
               </w:rPr>
-              <w:t>) CR-FX-02A ใช้งานหน้างาน   ( ) CR-FX-02B เวลาเหลือครึ่งหนึ่ง</w:t>
-            </w:r>
+              <w:t xml:space="preserve">) CR-FX-02A </w:t>
+            </w:r>
+            <w:proofErr w:type="spellStart"/>
+            <w:r>
+              <w:rPr>
+                <w:color w:val="5A6B7C"/>
+                <w:sz w:val="28"/>
+                <w:szCs w:val="28"/>
+              </w:rPr>
+              <w:t>ใช้งานหน้างาน</w:t>
+            </w:r>
+            <w:proofErr w:type="spellEnd"/>
+            <w:proofErr w:type="gramStart"/>
+            <w:r>
+              <w:rPr>
+                <w:color w:val="5A6B7C"/>
+                <w:sz w:val="28"/>
+                <w:szCs w:val="28"/>
+              </w:rPr>
+              <w:t xml:space="preserve">   (</w:t>
+            </w:r>
+            <w:proofErr w:type="gramEnd"/>
+            <w:r>
+              <w:rPr>
+                <w:color w:val="5A6B7C"/>
+                <w:sz w:val="28"/>
+                <w:szCs w:val="28"/>
+              </w:rPr>
+              <w:t xml:space="preserve"> ) CR-FX-02B </w:t>
+            </w:r>
+            <w:proofErr w:type="spellStart"/>
+            <w:r>
+              <w:rPr>
+                <w:color w:val="5A6B7C"/>
+                <w:sz w:val="28"/>
+                <w:szCs w:val="28"/>
+              </w:rPr>
+              <w:t>เวลาเหลือครึ่งหนึ่ง</w:t>
+            </w:r>
+            <w:proofErr w:type="spellEnd"/>
           </w:p>
         </w:tc>
       </w:tr>
@@ -532,6 +868,7 @@
             </w:tcMar>
           </w:tcPr>
           <w:p>
+            <w:proofErr w:type="spellStart"/>
             <w:r>
               <w:rPr>
                 <w:b/>
@@ -542,6 +879,7 @@
               </w:rPr>
               <w:t>งานเดิมที่ใช้เป็นฐาน</w:t>
             </w:r>
+            <w:proofErr w:type="spellEnd"/>
           </w:p>
         </w:tc>
         <w:tc>
@@ -634,6 +972,7 @@
             </w:tcMar>
           </w:tcPr>
           <w:p>
+            <w:proofErr w:type="spellStart"/>
             <w:r>
               <w:rPr>
                 <w:b/>
@@ -642,8 +981,31 @@
                 <w:sz w:val="28"/>
                 <w:szCs w:val="28"/>
               </w:rPr>
-              <w:t>สถานะ SRS ของกลุ่ม</w:t>
-            </w:r>
+              <w:t>สถานะ</w:t>
+            </w:r>
+            <w:proofErr w:type="spellEnd"/>
+            <w:r>
+              <w:rPr>
+                <w:b/>
+                <w:bCs/>
+                <w:color w:val="173B65"/>
+                <w:sz w:val="28"/>
+                <w:szCs w:val="28"/>
+              </w:rPr>
+              <w:t xml:space="preserve"> SRS </w:t>
+            </w:r>
+            <w:proofErr w:type="spellStart"/>
+            <w:r>
+              <w:rPr>
+                <w:b/>
+                <w:bCs/>
+                <w:color w:val="173B65"/>
+                <w:sz w:val="28"/>
+                <w:szCs w:val="28"/>
+              </w:rPr>
+              <w:t>ของกลุ่ม</w:t>
+            </w:r>
+            <w:proofErr w:type="spellEnd"/>
           </w:p>
         </w:tc>
         <w:tc>
@@ -686,7 +1048,15 @@
       </w:pPr>
       <w:r>
         <w:lastRenderedPageBreak/>
-        <w:t>G1 Change Request + Impact + Trace (1.5 คะแนน)</w:t>
+        <w:t xml:space="preserve">G1 Change Request + Impact + Trace (1.5 </w:t>
+      </w:r>
+      <w:proofErr w:type="spellStart"/>
+      <w:r>
+        <w:t>คะแนน</w:t>
+      </w:r>
+      <w:proofErr w:type="spellEnd"/>
+      <w:r>
+        <w:t>)</w:t>
       </w:r>
     </w:p>
     <w:p>
@@ -702,7 +1072,29 @@
           <w:sz w:val="30"/>
           <w:szCs w:val="30"/>
         </w:rPr>
-        <w:t>1.1 บันทึก CR-FX-01</w:t>
+        <w:t xml:space="preserve">1.1 </w:t>
+      </w:r>
+      <w:proofErr w:type="spellStart"/>
+      <w:r>
+        <w:rPr>
+          <w:b/>
+          <w:bCs/>
+          <w:color w:val="087E8B"/>
+          <w:sz w:val="30"/>
+          <w:szCs w:val="30"/>
+        </w:rPr>
+        <w:t>บันทึก</w:t>
+      </w:r>
+      <w:proofErr w:type="spellEnd"/>
+      <w:r>
+        <w:rPr>
+          <w:b/>
+          <w:bCs/>
+          <w:color w:val="087E8B"/>
+          <w:sz w:val="30"/>
+          <w:szCs w:val="30"/>
+        </w:rPr>
+        <w:t xml:space="preserve"> CR-FX-01</w:t>
       </w:r>
     </w:p>
     <w:tbl>
@@ -761,6 +1153,7 @@
                 <w:sz w:val="28"/>
                 <w:szCs w:val="28"/>
               </w:rPr>
+              <w:lastRenderedPageBreak/>
               <w:t>CR-FX-01</w:t>
             </w:r>
             <w:r>
@@ -771,8 +1164,21 @@
                 <w:sz w:val="28"/>
                 <w:szCs w:val="28"/>
               </w:rPr>
-              <w:t xml:space="preserve">   แจ้งเตือนอัตโนมัติ</w:t>
-            </w:r>
+              <w:t xml:space="preserve">   </w:t>
+            </w:r>
+            <w:proofErr w:type="spellStart"/>
+            <w:r>
+              <w:rPr>
+                <w:b/>
+                <w:bCs/>
+                <w:color w:val="FFFFFF"/>
+                <w:sz w:val="28"/>
+                <w:szCs w:val="28"/>
+              </w:rPr>
+              <w:t>แจ้งเตือนอัตโนมัติ</w:t>
+            </w:r>
+            <w:proofErr w:type="spellEnd"/>
+            <w:proofErr w:type="gramStart"/>
             <w:r>
               <w:rPr>
                 <w:b/>
@@ -781,7 +1187,18 @@
                 <w:sz w:val="26"/>
                 <w:szCs w:val="26"/>
               </w:rPr>
-              <w:t xml:space="preserve">   [Pending]</w:t>
+              <w:t xml:space="preserve">   [</w:t>
+            </w:r>
+            <w:proofErr w:type="gramEnd"/>
+            <w:r>
+              <w:rPr>
+                <w:b/>
+                <w:bCs/>
+                <w:color w:val="F2C46D"/>
+                <w:sz w:val="26"/>
+                <w:szCs w:val="26"/>
+              </w:rPr>
+              <w:t>Pending]</w:t>
             </w:r>
           </w:p>
         </w:tc>
@@ -813,6 +1230,7 @@
               <w:keepNext/>
               <w:keepLines/>
             </w:pPr>
+            <w:proofErr w:type="spellStart"/>
             <w:r>
               <w:rPr>
                 <w:b/>
@@ -821,7 +1239,62 @@
                 <w:sz w:val="28"/>
                 <w:szCs w:val="28"/>
               </w:rPr>
-              <w:t>ขอเปลี่ยน (สรุปตาม case กลุ่ม)</w:t>
+              <w:t>ขอเปลี่ยน</w:t>
+            </w:r>
+            <w:proofErr w:type="spellEnd"/>
+            <w:r>
+              <w:rPr>
+                <w:b/>
+                <w:bCs/>
+                <w:color w:val="173B65"/>
+                <w:sz w:val="28"/>
+                <w:szCs w:val="28"/>
+              </w:rPr>
+              <w:t xml:space="preserve"> (</w:t>
+            </w:r>
+            <w:proofErr w:type="spellStart"/>
+            <w:r>
+              <w:rPr>
+                <w:b/>
+                <w:bCs/>
+                <w:color w:val="173B65"/>
+                <w:sz w:val="28"/>
+                <w:szCs w:val="28"/>
+              </w:rPr>
+              <w:t>สรุปตาม</w:t>
+            </w:r>
+            <w:proofErr w:type="spellEnd"/>
+            <w:r>
+              <w:rPr>
+                <w:b/>
+                <w:bCs/>
+                <w:color w:val="173B65"/>
+                <w:sz w:val="28"/>
+                <w:szCs w:val="28"/>
+              </w:rPr>
+              <w:t xml:space="preserve"> case </w:t>
+            </w:r>
+            <w:proofErr w:type="spellStart"/>
+            <w:r>
+              <w:rPr>
+                <w:b/>
+                <w:bCs/>
+                <w:color w:val="173B65"/>
+                <w:sz w:val="28"/>
+                <w:szCs w:val="28"/>
+              </w:rPr>
+              <w:t>กลุ่ม</w:t>
+            </w:r>
+            <w:proofErr w:type="spellEnd"/>
+            <w:r>
+              <w:rPr>
+                <w:b/>
+                <w:bCs/>
+                <w:color w:val="173B65"/>
+                <w:sz w:val="28"/>
+                <w:szCs w:val="28"/>
+              </w:rPr>
+              <w:t>)</w:t>
             </w:r>
           </w:p>
         </w:tc>
@@ -1059,6 +1532,7 @@
               <w:keepNext/>
               <w:keepLines/>
             </w:pPr>
+            <w:proofErr w:type="spellStart"/>
             <w:r>
               <w:rPr>
                 <w:b/>
@@ -1069,6 +1543,7 @@
               </w:rPr>
               <w:t>เหตุผลที่ผู้เสนออ้าง</w:t>
             </w:r>
+            <w:proofErr w:type="spellEnd"/>
           </w:p>
         </w:tc>
         <w:tc>
@@ -1209,6 +1684,7 @@
               <w:keepNext/>
               <w:keepLines/>
             </w:pPr>
+            <w:proofErr w:type="spellStart"/>
             <w:r>
               <w:rPr>
                 <w:b/>
@@ -1217,7 +1693,18 @@
                 <w:sz w:val="28"/>
                 <w:szCs w:val="28"/>
               </w:rPr>
-              <w:t>กระทบข้อกำหนด (ID)</w:t>
+              <w:t>กระทบข้อกำหนด</w:t>
+            </w:r>
+            <w:proofErr w:type="spellEnd"/>
+            <w:r>
+              <w:rPr>
+                <w:b/>
+                <w:bCs/>
+                <w:color w:val="173B65"/>
+                <w:sz w:val="28"/>
+                <w:szCs w:val="28"/>
+              </w:rPr>
+              <w:t xml:space="preserve"> (ID)</w:t>
             </w:r>
           </w:p>
         </w:tc>
@@ -1555,6 +2042,7 @@
               <w:keepNext/>
               <w:keepLines/>
             </w:pPr>
+            <w:proofErr w:type="spellStart"/>
             <w:r>
               <w:rPr>
                 <w:b/>
@@ -1563,7 +2051,40 @@
                 <w:sz w:val="28"/>
                 <w:szCs w:val="28"/>
               </w:rPr>
-              <w:t>กระทบ model และ trace</w:t>
+              <w:t>กระทบ</w:t>
+            </w:r>
+            <w:proofErr w:type="spellEnd"/>
+            <w:r>
+              <w:rPr>
+                <w:b/>
+                <w:bCs/>
+                <w:color w:val="173B65"/>
+                <w:sz w:val="28"/>
+                <w:szCs w:val="28"/>
+              </w:rPr>
+              <w:t xml:space="preserve"> model </w:t>
+            </w:r>
+            <w:proofErr w:type="spellStart"/>
+            <w:r>
+              <w:rPr>
+                <w:b/>
+                <w:bCs/>
+                <w:color w:val="173B65"/>
+                <w:sz w:val="28"/>
+                <w:szCs w:val="28"/>
+              </w:rPr>
+              <w:t>และ</w:t>
+            </w:r>
+            <w:proofErr w:type="spellEnd"/>
+            <w:r>
+              <w:rPr>
+                <w:b/>
+                <w:bCs/>
+                <w:color w:val="173B65"/>
+                <w:sz w:val="28"/>
+                <w:szCs w:val="28"/>
+              </w:rPr>
+              <w:t xml:space="preserve"> trace</w:t>
             </w:r>
           </w:p>
         </w:tc>
@@ -2046,6 +2567,7 @@
               <w:keepNext/>
               <w:keepLines/>
             </w:pPr>
+            <w:proofErr w:type="spellStart"/>
             <w:r>
               <w:rPr>
                 <w:b/>
@@ -2054,8 +2576,31 @@
                 <w:sz w:val="28"/>
                 <w:szCs w:val="28"/>
               </w:rPr>
-              <w:t>กระทบการออกแบบ / ทดสอบ</w:t>
-            </w:r>
+              <w:t>กระทบการออกแบบ</w:t>
+            </w:r>
+            <w:proofErr w:type="spellEnd"/>
+            <w:r>
+              <w:rPr>
+                <w:b/>
+                <w:bCs/>
+                <w:color w:val="173B65"/>
+                <w:sz w:val="28"/>
+                <w:szCs w:val="28"/>
+              </w:rPr>
+              <w:t xml:space="preserve"> / </w:t>
+            </w:r>
+            <w:proofErr w:type="spellStart"/>
+            <w:r>
+              <w:rPr>
+                <w:b/>
+                <w:bCs/>
+                <w:color w:val="173B65"/>
+                <w:sz w:val="28"/>
+                <w:szCs w:val="28"/>
+              </w:rPr>
+              <w:t>ทดสอบ</w:t>
+            </w:r>
+            <w:proofErr w:type="spellEnd"/>
           </w:p>
         </w:tc>
         <w:tc>
@@ -2371,6 +2916,7 @@
               <w:keepNext/>
               <w:keepLines/>
             </w:pPr>
+            <w:proofErr w:type="spellStart"/>
             <w:r>
               <w:rPr>
                 <w:b/>
@@ -2379,7 +2925,18 @@
                 <w:sz w:val="28"/>
                 <w:szCs w:val="28"/>
               </w:rPr>
-              <w:t>ทางเลือก (≥ 2)</w:t>
+              <w:t>ทางเลือก</w:t>
+            </w:r>
+            <w:proofErr w:type="spellEnd"/>
+            <w:r>
+              <w:rPr>
+                <w:b/>
+                <w:bCs/>
+                <w:color w:val="173B65"/>
+                <w:sz w:val="28"/>
+                <w:szCs w:val="28"/>
+              </w:rPr>
+              <w:t xml:space="preserve"> (≥ 2)</w:t>
             </w:r>
           </w:p>
         </w:tc>
@@ -2661,8 +3218,43 @@
                 <w:sz w:val="28"/>
                 <w:szCs w:val="28"/>
               </w:rPr>
-              <w:t>Decision ที่กลุ่มเสนอ + ใครมีอำนาจตัดสิน</w:t>
-            </w:r>
+              <w:lastRenderedPageBreak/>
+              <w:t xml:space="preserve">Decision </w:t>
+            </w:r>
+            <w:proofErr w:type="spellStart"/>
+            <w:r>
+              <w:rPr>
+                <w:b/>
+                <w:bCs/>
+                <w:color w:val="173B65"/>
+                <w:sz w:val="28"/>
+                <w:szCs w:val="28"/>
+              </w:rPr>
+              <w:t>ที่กลุ่มเสนอ</w:t>
+            </w:r>
+            <w:proofErr w:type="spellEnd"/>
+            <w:r>
+              <w:rPr>
+                <w:b/>
+                <w:bCs/>
+                <w:color w:val="173B65"/>
+                <w:sz w:val="28"/>
+                <w:szCs w:val="28"/>
+              </w:rPr>
+              <w:t xml:space="preserve"> + </w:t>
+            </w:r>
+            <w:proofErr w:type="spellStart"/>
+            <w:r>
+              <w:rPr>
+                <w:b/>
+                <w:bCs/>
+                <w:color w:val="173B65"/>
+                <w:sz w:val="28"/>
+                <w:szCs w:val="28"/>
+              </w:rPr>
+              <w:t>ใครมีอำนาจตัดสิน</w:t>
+            </w:r>
+            <w:proofErr w:type="spellEnd"/>
           </w:p>
         </w:tc>
         <w:tc>
@@ -3061,7 +3653,51 @@
           <w:sz w:val="30"/>
           <w:szCs w:val="30"/>
         </w:rPr>
-        <w:t>1.2 ตารางผลกระทบ (≥ 5 แถว)</w:t>
+        <w:t xml:space="preserve">1.2 </w:t>
+      </w:r>
+      <w:proofErr w:type="spellStart"/>
+      <w:r>
+        <w:rPr>
+          <w:b/>
+          <w:bCs/>
+          <w:color w:val="087E8B"/>
+          <w:sz w:val="30"/>
+          <w:szCs w:val="30"/>
+        </w:rPr>
+        <w:t>ตารางผลกระทบ</w:t>
+      </w:r>
+      <w:proofErr w:type="spellEnd"/>
+      <w:r>
+        <w:rPr>
+          <w:b/>
+          <w:bCs/>
+          <w:color w:val="087E8B"/>
+          <w:sz w:val="30"/>
+          <w:szCs w:val="30"/>
+        </w:rPr>
+        <w:t xml:space="preserve"> (≥ 5 </w:t>
+      </w:r>
+      <w:proofErr w:type="spellStart"/>
+      <w:r>
+        <w:rPr>
+          <w:b/>
+          <w:bCs/>
+          <w:color w:val="087E8B"/>
+          <w:sz w:val="30"/>
+          <w:szCs w:val="30"/>
+        </w:rPr>
+        <w:t>แถว</w:t>
+      </w:r>
+      <w:proofErr w:type="spellEnd"/>
+      <w:r>
+        <w:rPr>
+          <w:b/>
+          <w:bCs/>
+          <w:color w:val="087E8B"/>
+          <w:sz w:val="30"/>
+          <w:szCs w:val="30"/>
+        </w:rPr>
+        <w:t>)</w:t>
       </w:r>
     </w:p>
     <w:p>
@@ -3076,7 +3712,161 @@
           <w:sz w:val="28"/>
           <w:szCs w:val="28"/>
         </w:rPr>
-        <w:t>(คำแนะนำ: เดินจาก source → requirement → model → SRS → design ในแถวเดียว · ช่องสุดท้ายเขียน เพิ่ม / แก้ / ไม่กระทบ / TBD / Cannot Verify)</w:t>
+        <w:t>(</w:t>
+      </w:r>
+      <w:proofErr w:type="spellStart"/>
+      <w:r>
+        <w:rPr>
+          <w:i/>
+          <w:iCs/>
+          <w:color w:val="7F8C99"/>
+          <w:sz w:val="28"/>
+          <w:szCs w:val="28"/>
+        </w:rPr>
+        <w:t>คำแนะนำ</w:t>
+      </w:r>
+      <w:proofErr w:type="spellEnd"/>
+      <w:r>
+        <w:rPr>
+          <w:i/>
+          <w:iCs/>
+          <w:color w:val="7F8C99"/>
+          <w:sz w:val="28"/>
+          <w:szCs w:val="28"/>
+        </w:rPr>
+        <w:t xml:space="preserve">: </w:t>
+      </w:r>
+      <w:proofErr w:type="spellStart"/>
+      <w:r>
+        <w:rPr>
+          <w:i/>
+          <w:iCs/>
+          <w:color w:val="7F8C99"/>
+          <w:sz w:val="28"/>
+          <w:szCs w:val="28"/>
+        </w:rPr>
+        <w:t>เดินจาก</w:t>
+      </w:r>
+      <w:proofErr w:type="spellEnd"/>
+      <w:r>
+        <w:rPr>
+          <w:i/>
+          <w:iCs/>
+          <w:color w:val="7F8C99"/>
+          <w:sz w:val="28"/>
+          <w:szCs w:val="28"/>
+        </w:rPr>
+        <w:t xml:space="preserve"> source → requirement → model → SRS → design </w:t>
+      </w:r>
+      <w:proofErr w:type="spellStart"/>
+      <w:r>
+        <w:rPr>
+          <w:i/>
+          <w:iCs/>
+          <w:color w:val="7F8C99"/>
+          <w:sz w:val="28"/>
+          <w:szCs w:val="28"/>
+        </w:rPr>
+        <w:t>ในแถวเดียว</w:t>
+      </w:r>
+      <w:proofErr w:type="spellEnd"/>
+      <w:r>
+        <w:rPr>
+          <w:i/>
+          <w:iCs/>
+          <w:color w:val="7F8C99"/>
+          <w:sz w:val="28"/>
+          <w:szCs w:val="28"/>
+        </w:rPr>
+        <w:t xml:space="preserve"> · </w:t>
+      </w:r>
+      <w:proofErr w:type="spellStart"/>
+      <w:r>
+        <w:rPr>
+          <w:i/>
+          <w:iCs/>
+          <w:color w:val="7F8C99"/>
+          <w:sz w:val="28"/>
+          <w:szCs w:val="28"/>
+        </w:rPr>
+        <w:t>ช่องสุดท้ายเขียน</w:t>
+      </w:r>
+      <w:proofErr w:type="spellEnd"/>
+      <w:r>
+        <w:rPr>
+          <w:i/>
+          <w:iCs/>
+          <w:color w:val="7F8C99"/>
+          <w:sz w:val="28"/>
+          <w:szCs w:val="28"/>
+        </w:rPr>
+        <w:t xml:space="preserve"> </w:t>
+      </w:r>
+      <w:proofErr w:type="spellStart"/>
+      <w:r>
+        <w:rPr>
+          <w:i/>
+          <w:iCs/>
+          <w:color w:val="7F8C99"/>
+          <w:sz w:val="28"/>
+          <w:szCs w:val="28"/>
+        </w:rPr>
+        <w:t>เพิ่ม</w:t>
+      </w:r>
+      <w:proofErr w:type="spellEnd"/>
+      <w:r>
+        <w:rPr>
+          <w:i/>
+          <w:iCs/>
+          <w:color w:val="7F8C99"/>
+          <w:sz w:val="28"/>
+          <w:szCs w:val="28"/>
+        </w:rPr>
+        <w:t xml:space="preserve"> / </w:t>
+      </w:r>
+      <w:proofErr w:type="spellStart"/>
+      <w:r>
+        <w:rPr>
+          <w:i/>
+          <w:iCs/>
+          <w:color w:val="7F8C99"/>
+          <w:sz w:val="28"/>
+          <w:szCs w:val="28"/>
+        </w:rPr>
+        <w:t>แก้</w:t>
+      </w:r>
+      <w:proofErr w:type="spellEnd"/>
+      <w:r>
+        <w:rPr>
+          <w:i/>
+          <w:iCs/>
+          <w:color w:val="7F8C99"/>
+          <w:sz w:val="28"/>
+          <w:szCs w:val="28"/>
+        </w:rPr>
+        <w:t xml:space="preserve"> / </w:t>
+      </w:r>
+      <w:proofErr w:type="spellStart"/>
+      <w:r>
+        <w:rPr>
+          <w:i/>
+          <w:iCs/>
+          <w:color w:val="7F8C99"/>
+          <w:sz w:val="28"/>
+          <w:szCs w:val="28"/>
+        </w:rPr>
+        <w:t>ไม่กระทบ</w:t>
+      </w:r>
+      <w:proofErr w:type="spellEnd"/>
+      <w:r>
+        <w:rPr>
+          <w:i/>
+          <w:iCs/>
+          <w:color w:val="7F8C99"/>
+          <w:sz w:val="28"/>
+          <w:szCs w:val="28"/>
+        </w:rPr>
+        <w:t xml:space="preserve"> / TBD / Cannot Verify)</w:t>
       </w:r>
     </w:p>
     <w:tbl>
@@ -3140,6 +3930,7 @@
                 <w:sz w:val="28"/>
                 <w:szCs w:val="28"/>
               </w:rPr>
+              <w:lastRenderedPageBreak/>
               <w:t>#</w:t>
             </w:r>
           </w:p>
@@ -3174,8 +3965,20 @@
                 <w:sz w:val="28"/>
                 <w:szCs w:val="28"/>
               </w:rPr>
-              <w:t>Source / เหตุผล</w:t>
-            </w:r>
+              <w:t xml:space="preserve">Source / </w:t>
+            </w:r>
+            <w:proofErr w:type="spellStart"/>
+            <w:r>
+              <w:rPr>
+                <w:b/>
+                <w:bCs/>
+                <w:color w:val="FFFFFF"/>
+                <w:sz w:val="28"/>
+                <w:szCs w:val="28"/>
+              </w:rPr>
+              <w:t>เหตุผล</w:t>
+            </w:r>
+            <w:proofErr w:type="spellEnd"/>
           </w:p>
         </w:tc>
         <w:tc>
@@ -3276,8 +4079,20 @@
                 <w:sz w:val="28"/>
                 <w:szCs w:val="28"/>
               </w:rPr>
-              <w:t>SRS หัวข้อ</w:t>
-            </w:r>
+              <w:t xml:space="preserve">SRS </w:t>
+            </w:r>
+            <w:proofErr w:type="spellStart"/>
+            <w:r>
+              <w:rPr>
+                <w:b/>
+                <w:bCs/>
+                <w:color w:val="FFFFFF"/>
+                <w:sz w:val="28"/>
+                <w:szCs w:val="28"/>
+              </w:rPr>
+              <w:t>หัวข้อ</w:t>
+            </w:r>
+            <w:proofErr w:type="spellEnd"/>
           </w:p>
         </w:tc>
         <w:tc>
@@ -3336,6 +4151,7 @@
             <w:pPr>
               <w:keepNext/>
             </w:pPr>
+            <w:proofErr w:type="spellStart"/>
             <w:r>
               <w:rPr>
                 <w:b/>
@@ -3346,6 +4162,7 @@
               </w:rPr>
               <w:t>ผลกระทบ</w:t>
             </w:r>
+            <w:proofErr w:type="spellEnd"/>
           </w:p>
         </w:tc>
       </w:tr>
@@ -4539,7 +5356,27 @@
                 <w:szCs w:val="28"/>
                 <w:cs/>
               </w:rPr>
-              <w:t xml:space="preserve">เพิ่ม — ฟิลด์ที่อนุญาต </w:t>
+              <w:t xml:space="preserve">เพิ่ม — </w:t>
+            </w:r>
+            <w:proofErr w:type="spellStart"/>
+            <w:r>
+              <w:rPr>
+                <w:rFonts w:cs="Angsana New"/>
+                <w:sz w:val="28"/>
+                <w:szCs w:val="28"/>
+                <w:cs/>
+              </w:rPr>
+              <w:t>ฟิ</w:t>
+            </w:r>
+            <w:proofErr w:type="spellEnd"/>
+            <w:r>
+              <w:rPr>
+                <w:rFonts w:cs="Angsana New"/>
+                <w:sz w:val="28"/>
+                <w:szCs w:val="28"/>
+                <w:cs/>
+              </w:rPr>
+              <w:t xml:space="preserve">ลด์ที่อนุญาต </w:t>
             </w:r>
             <w:r>
               <w:rPr>
@@ -5445,7 +6282,6 @@
                 <w:szCs w:val="28"/>
                 <w:cs/>
               </w:rPr>
-              <w:lastRenderedPageBreak/>
               <w:t>8</w:t>
             </w:r>
           </w:p>
@@ -5768,7 +6604,31 @@
       </w:pPr>
       <w:r>
         <w:lastRenderedPageBreak/>
-        <w:t>G2 แก้ Requirement และ Model (1.5 คะแนน)</w:t>
+        <w:t xml:space="preserve">G2 </w:t>
+      </w:r>
+      <w:proofErr w:type="spellStart"/>
+      <w:r>
+        <w:t>แก้</w:t>
+      </w:r>
+      <w:proofErr w:type="spellEnd"/>
+      <w:r>
+        <w:t xml:space="preserve"> Requirement </w:t>
+      </w:r>
+      <w:proofErr w:type="spellStart"/>
+      <w:r>
+        <w:t>และ</w:t>
+      </w:r>
+      <w:proofErr w:type="spellEnd"/>
+      <w:r>
+        <w:t xml:space="preserve"> Model (1.5 </w:t>
+      </w:r>
+      <w:proofErr w:type="spellStart"/>
+      <w:r>
+        <w:t>คะแนน</w:t>
+      </w:r>
+      <w:proofErr w:type="spellEnd"/>
+      <w:r>
+        <w:t>)</w:t>
       </w:r>
     </w:p>
     <w:p>
@@ -5871,6 +6731,7 @@
             <w:pPr>
               <w:keepNext/>
             </w:pPr>
+            <w:proofErr w:type="spellStart"/>
             <w:r>
               <w:rPr>
                 <w:b/>
@@ -5879,7 +6740,62 @@
                 <w:sz w:val="28"/>
                 <w:szCs w:val="28"/>
               </w:rPr>
-              <w:t>ในฐานะ… ฉันต้องการ… เพื่อ…</w:t>
+              <w:t>ในฐานะ</w:t>
+            </w:r>
+            <w:proofErr w:type="spellEnd"/>
+            <w:r>
+              <w:rPr>
+                <w:b/>
+                <w:bCs/>
+                <w:color w:val="FFFFFF"/>
+                <w:sz w:val="28"/>
+                <w:szCs w:val="28"/>
+              </w:rPr>
+              <w:t xml:space="preserve">… </w:t>
+            </w:r>
+            <w:proofErr w:type="spellStart"/>
+            <w:r>
+              <w:rPr>
+                <w:b/>
+                <w:bCs/>
+                <w:color w:val="FFFFFF"/>
+                <w:sz w:val="28"/>
+                <w:szCs w:val="28"/>
+              </w:rPr>
+              <w:t>ฉันต้องการ</w:t>
+            </w:r>
+            <w:proofErr w:type="spellEnd"/>
+            <w:r>
+              <w:rPr>
+                <w:b/>
+                <w:bCs/>
+                <w:color w:val="FFFFFF"/>
+                <w:sz w:val="28"/>
+                <w:szCs w:val="28"/>
+              </w:rPr>
+              <w:t xml:space="preserve">… </w:t>
+            </w:r>
+            <w:proofErr w:type="spellStart"/>
+            <w:r>
+              <w:rPr>
+                <w:b/>
+                <w:bCs/>
+                <w:color w:val="FFFFFF"/>
+                <w:sz w:val="28"/>
+                <w:szCs w:val="28"/>
+              </w:rPr>
+              <w:t>เพื่อ</w:t>
+            </w:r>
+            <w:proofErr w:type="spellEnd"/>
+            <w:r>
+              <w:rPr>
+                <w:b/>
+                <w:bCs/>
+                <w:color w:val="FFFFFF"/>
+                <w:sz w:val="28"/>
+                <w:szCs w:val="28"/>
+              </w:rPr>
+              <w:t>…</w:t>
             </w:r>
           </w:p>
         </w:tc>
@@ -5939,6 +6855,7 @@
             <w:pPr>
               <w:keepNext/>
             </w:pPr>
+            <w:proofErr w:type="spellStart"/>
             <w:r>
               <w:rPr>
                 <w:b/>
@@ -5947,8 +6864,31 @@
                 <w:sz w:val="28"/>
                 <w:szCs w:val="28"/>
               </w:rPr>
-              <w:t>ใหม่ / แก้</w:t>
-            </w:r>
+              <w:t>ใหม่</w:t>
+            </w:r>
+            <w:proofErr w:type="spellEnd"/>
+            <w:r>
+              <w:rPr>
+                <w:b/>
+                <w:bCs/>
+                <w:color w:val="FFFFFF"/>
+                <w:sz w:val="28"/>
+                <w:szCs w:val="28"/>
+              </w:rPr>
+              <w:t xml:space="preserve"> / </w:t>
+            </w:r>
+            <w:proofErr w:type="spellStart"/>
+            <w:r>
+              <w:rPr>
+                <w:b/>
+                <w:bCs/>
+                <w:color w:val="FFFFFF"/>
+                <w:sz w:val="28"/>
+                <w:szCs w:val="28"/>
+              </w:rPr>
+              <w:t>แก้</w:t>
+            </w:r>
+            <w:proofErr w:type="spellEnd"/>
           </w:p>
         </w:tc>
       </w:tr>
@@ -6386,7 +7326,15 @@
         <w:t>UC-10</w:t>
       </w:r>
       <w:r>
-        <w:t xml:space="preserve"> ชื่อ </w:t>
+        <w:t xml:space="preserve"> </w:t>
+      </w:r>
+      <w:proofErr w:type="spellStart"/>
+      <w:r>
+        <w:t>ชื่อ</w:t>
+      </w:r>
+      <w:proofErr w:type="spellEnd"/>
+      <w:r>
+        <w:t xml:space="preserve"> </w:t>
       </w:r>
       <w:r>
         <w:rPr>
@@ -6397,6 +7345,7 @@
       <w:r>
         <w:t>· flow: (</w:t>
       </w:r>
+      <w:proofErr w:type="gramStart"/>
       <w:r>
         <w:rPr>
           <w:rFonts w:ascii="Segoe UI Symbol" w:hAnsi="Segoe UI Symbol" w:cs="Segoe UI Symbol"/>
@@ -6404,7 +7353,11 @@
         <w:t>✓</w:t>
       </w:r>
       <w:r>
-        <w:t xml:space="preserve"> ) Main  ( ) Alternate ........</w:t>
+        <w:t xml:space="preserve"> )</w:t>
+      </w:r>
+      <w:proofErr w:type="gramEnd"/>
+      <w:r>
+        <w:t xml:space="preserve"> Main  ( ) Alternate ........</w:t>
       </w:r>
     </w:p>
     <w:tbl>
@@ -6524,6 +7477,7 @@
             <w:pPr>
               <w:keepNext/>
             </w:pPr>
+            <w:proofErr w:type="spellStart"/>
             <w:r>
               <w:rPr>
                 <w:b/>
@@ -6534,6 +7488,7 @@
               </w:rPr>
               <w:t>Behavior</w:t>
             </w:r>
+            <w:proofErr w:type="spellEnd"/>
           </w:p>
         </w:tc>
       </w:tr>
@@ -6971,11 +7926,19 @@
             <w:r>
               <w:t>BR-10 (</w:t>
             </w:r>
-            <w:r>
-              <w:rPr>
-                <w:cs/>
-              </w:rPr>
-              <w:t xml:space="preserve">ฟิลด์ </w:t>
+            <w:proofErr w:type="spellStart"/>
+            <w:r>
+              <w:rPr>
+                <w:cs/>
+              </w:rPr>
+              <w:t>ฟิ</w:t>
+            </w:r>
+            <w:proofErr w:type="spellEnd"/>
+            <w:r>
+              <w:rPr>
+                <w:cs/>
+              </w:rPr>
+              <w:t xml:space="preserve">ลด์ </w:t>
             </w:r>
             <w:r>
               <w:t xml:space="preserve">TBD — OQ-11) · </w:t>
@@ -7087,8 +8050,13 @@
               </w:rPr>
               <w:t xml:space="preserve">บันทึกการเตือนลง </w:t>
             </w:r>
-            <w:r>
-              <w:t>NotificationLog (DR-10)</w:t>
+            <w:proofErr w:type="spellStart"/>
+            <w:r>
+              <w:t>NotificationLog</w:t>
+            </w:r>
+            <w:proofErr w:type="spellEnd"/>
+            <w:r>
+              <w:t xml:space="preserve"> (DR-10)</w:t>
             </w:r>
           </w:p>
         </w:tc>
@@ -7225,7 +8193,139 @@
           <w:sz w:val="28"/>
           <w:szCs w:val="28"/>
         </w:rPr>
-        <w:t>(คำแนะนำ: ต้องมี 1 ข้อเรื่อง opt-in หรือข้อมูลส่วนบุคคล และ 1 ข้อเรื่องเตือนตามเวลา)</w:t>
+        <w:t>(</w:t>
+      </w:r>
+      <w:proofErr w:type="spellStart"/>
+      <w:r>
+        <w:rPr>
+          <w:i/>
+          <w:iCs/>
+          <w:color w:val="7F8C99"/>
+          <w:sz w:val="28"/>
+          <w:szCs w:val="28"/>
+        </w:rPr>
+        <w:t>คำแนะนำ</w:t>
+      </w:r>
+      <w:proofErr w:type="spellEnd"/>
+      <w:r>
+        <w:rPr>
+          <w:i/>
+          <w:iCs/>
+          <w:color w:val="7F8C99"/>
+          <w:sz w:val="28"/>
+          <w:szCs w:val="28"/>
+        </w:rPr>
+        <w:t xml:space="preserve">: </w:t>
+      </w:r>
+      <w:proofErr w:type="spellStart"/>
+      <w:r>
+        <w:rPr>
+          <w:i/>
+          <w:iCs/>
+          <w:color w:val="7F8C99"/>
+          <w:sz w:val="28"/>
+          <w:szCs w:val="28"/>
+        </w:rPr>
+        <w:t>ต้องมี</w:t>
+      </w:r>
+      <w:proofErr w:type="spellEnd"/>
+      <w:r>
+        <w:rPr>
+          <w:i/>
+          <w:iCs/>
+          <w:color w:val="7F8C99"/>
+          <w:sz w:val="28"/>
+          <w:szCs w:val="28"/>
+        </w:rPr>
+        <w:t xml:space="preserve"> 1 </w:t>
+      </w:r>
+      <w:proofErr w:type="spellStart"/>
+      <w:r>
+        <w:rPr>
+          <w:i/>
+          <w:iCs/>
+          <w:color w:val="7F8C99"/>
+          <w:sz w:val="28"/>
+          <w:szCs w:val="28"/>
+        </w:rPr>
+        <w:t>ข้อเรื่อง</w:t>
+      </w:r>
+      <w:proofErr w:type="spellEnd"/>
+      <w:r>
+        <w:rPr>
+          <w:i/>
+          <w:iCs/>
+          <w:color w:val="7F8C99"/>
+          <w:sz w:val="28"/>
+          <w:szCs w:val="28"/>
+        </w:rPr>
+        <w:t xml:space="preserve"> opt-in </w:t>
+      </w:r>
+      <w:proofErr w:type="spellStart"/>
+      <w:r>
+        <w:rPr>
+          <w:i/>
+          <w:iCs/>
+          <w:color w:val="7F8C99"/>
+          <w:sz w:val="28"/>
+          <w:szCs w:val="28"/>
+        </w:rPr>
+        <w:t>หรือข้อมูลส่วนบุคคล</w:t>
+      </w:r>
+      <w:proofErr w:type="spellEnd"/>
+      <w:r>
+        <w:rPr>
+          <w:i/>
+          <w:iCs/>
+          <w:color w:val="7F8C99"/>
+          <w:sz w:val="28"/>
+          <w:szCs w:val="28"/>
+        </w:rPr>
+        <w:t xml:space="preserve"> </w:t>
+      </w:r>
+      <w:proofErr w:type="spellStart"/>
+      <w:r>
+        <w:rPr>
+          <w:i/>
+          <w:iCs/>
+          <w:color w:val="7F8C99"/>
+          <w:sz w:val="28"/>
+          <w:szCs w:val="28"/>
+        </w:rPr>
+        <w:t>และ</w:t>
+      </w:r>
+      <w:proofErr w:type="spellEnd"/>
+      <w:r>
+        <w:rPr>
+          <w:i/>
+          <w:iCs/>
+          <w:color w:val="7F8C99"/>
+          <w:sz w:val="28"/>
+          <w:szCs w:val="28"/>
+        </w:rPr>
+        <w:t xml:space="preserve"> 1 </w:t>
+      </w:r>
+      <w:proofErr w:type="spellStart"/>
+      <w:r>
+        <w:rPr>
+          <w:i/>
+          <w:iCs/>
+          <w:color w:val="7F8C99"/>
+          <w:sz w:val="28"/>
+          <w:szCs w:val="28"/>
+        </w:rPr>
+        <w:t>ข้อเรื่องเตือนตามเวลา</w:t>
+      </w:r>
+      <w:proofErr w:type="spellEnd"/>
+      <w:r>
+        <w:rPr>
+          <w:i/>
+          <w:iCs/>
+          <w:color w:val="7F8C99"/>
+          <w:sz w:val="28"/>
+          <w:szCs w:val="28"/>
+        </w:rPr>
+        <w:t>)</w:t>
       </w:r>
     </w:p>
     <w:tbl>
@@ -7287,7 +8387,6 @@
                 <w:sz w:val="28"/>
                 <w:szCs w:val="28"/>
               </w:rPr>
-              <w:lastRenderedPageBreak/>
               <w:t>AC</w:t>
             </w:r>
           </w:p>
@@ -7553,8 +8652,13 @@
               </w:rPr>
               <w:t xml:space="preserve">บันทึกการเปลี่ยนสถานะลง </w:t>
             </w:r>
-            <w:r>
-              <w:t xml:space="preserve">TicketStatusLog </w:t>
+            <w:proofErr w:type="spellStart"/>
+            <w:r>
+              <w:t>TicketStatusLog</w:t>
+            </w:r>
+            <w:proofErr w:type="spellEnd"/>
+            <w:r>
+              <w:t xml:space="preserve"> </w:t>
             </w:r>
             <w:r>
               <w:rPr>
@@ -7773,8 +8877,13 @@
               </w:rPr>
               <w:t xml:space="preserve">ระบบแจ้งเฉพาะในระบบ และ </w:t>
             </w:r>
-            <w:r>
-              <w:t xml:space="preserve">NotificationLog </w:t>
+            <w:proofErr w:type="spellStart"/>
+            <w:r>
+              <w:t>NotificationLog</w:t>
+            </w:r>
+            <w:proofErr w:type="spellEnd"/>
+            <w:r>
+              <w:t xml:space="preserve"> </w:t>
             </w:r>
             <w:r>
               <w:rPr>
@@ -7994,9 +9103,11 @@
               </w:rPr>
               <w:t xml:space="preserve">ได้รับการเตือนในระบบ และมีบันทึกใน </w:t>
             </w:r>
+            <w:proofErr w:type="spellStart"/>
             <w:r>
               <w:t>NotificationLog</w:t>
             </w:r>
+            <w:proofErr w:type="spellEnd"/>
           </w:p>
         </w:tc>
         <w:tc>
@@ -8065,9 +9176,19 @@
             </w:r>
             <w:r>
               <w:rPr>
+                <w:rFonts w:hint="cs"/>
                 <w:color w:val="5A6B7C"/>
                 <w:sz w:val="28"/>
                 <w:szCs w:val="28"/>
+                <w:cs/>
+              </w:rPr>
+              <w:t>1</w:t>
+            </w:r>
+            <w:r>
+              <w:rPr>
+                <w:color w:val="5A6B7C"/>
+                <w:sz w:val="28"/>
+                <w:szCs w:val="28"/>
               </w:rPr>
               <w:t>5 (</w:t>
             </w:r>
@@ -8156,7 +9277,21 @@
               <w:rPr>
                 <w:cs/>
               </w:rPr>
-              <w:t xml:space="preserve">มีเฉพาะฟิลด์ที่อนุญาตตาม </w:t>
+              <w:t>มีเฉพาะ</w:t>
+            </w:r>
+            <w:proofErr w:type="spellStart"/>
+            <w:r>
+              <w:rPr>
+                <w:cs/>
+              </w:rPr>
+              <w:t>ฟิ</w:t>
+            </w:r>
+            <w:proofErr w:type="spellEnd"/>
+            <w:r>
+              <w:rPr>
+                <w:cs/>
+              </w:rPr>
+              <w:t xml:space="preserve">ลด์ที่อนุญาตตาม </w:t>
             </w:r>
             <w:r>
               <w:t>BR-10 (</w:t>
@@ -8165,7 +9300,21 @@
               <w:rPr>
                 <w:cs/>
               </w:rPr>
-              <w:t xml:space="preserve">รายการฟิลด์ </w:t>
+              <w:t>รายการ</w:t>
+            </w:r>
+            <w:proofErr w:type="spellStart"/>
+            <w:r>
+              <w:rPr>
+                <w:cs/>
+              </w:rPr>
+              <w:t>ฟิ</w:t>
+            </w:r>
+            <w:proofErr w:type="spellEnd"/>
+            <w:r>
+              <w:rPr>
+                <w:cs/>
+              </w:rPr>
+              <w:t xml:space="preserve">ลด์ </w:t>
             </w:r>
             <w:r>
               <w:t xml:space="preserve">TBD — OQ-11) · </w:t>
@@ -8195,55 +9344,57 @@
               <w:right w:w="90" w:type="dxa"/>
             </w:tcMar>
           </w:tcPr>
-          <w:tbl>
-            <w:tblPr>
-              <w:tblW w:w="0" w:type="auto"/>
-              <w:tblCellMar>
-                <w:top w:w="15" w:type="dxa"/>
-                <w:left w:w="15" w:type="dxa"/>
-                <w:bottom w:w="15" w:type="dxa"/>
-                <w:right w:w="15" w:type="dxa"/>
-              </w:tblCellMar>
-              <w:tblLook w:val="04A0" w:firstRow="1" w:lastRow="0" w:firstColumn="1" w:lastColumn="0" w:noHBand="0" w:noVBand="1"/>
-            </w:tblPr>
-            <w:tblGrid>
-              <w:gridCol w:w="1364"/>
-            </w:tblGrid>
-            <w:tr>
-              <w:tc>
-                <w:tcPr>
-                  <w:tcW w:w="0" w:type="auto"/>
-                  <w:tcMar>
-                    <w:top w:w="75" w:type="dxa"/>
-                    <w:left w:w="150" w:type="dxa"/>
-                    <w:bottom w:w="75" w:type="dxa"/>
-                    <w:right w:w="150" w:type="dxa"/>
-                  </w:tcMar>
-                  <w:vAlign w:val="center"/>
-                  <w:hideMark/>
-                </w:tcPr>
-                <w:p>
-                  <w:pPr>
-                    <w:rPr>
-                      <w:lang w:val="en-TH"/>
-                    </w:rPr>
-                  </w:pPr>
-                  <w:r>
-                    <w:rPr>
-                      <w:lang w:val="en-TH"/>
-                    </w:rPr>
-                    <w:t>BR-10 · NFR-CLMRS-05 · DR-01 — Inspection</w:t>
-                  </w:r>
-                </w:p>
-              </w:tc>
-            </w:tr>
-          </w:tbl>
-          <w:p>
-            <w:pPr>
-              <w:rPr>
-                <w:lang w:val="en-TH"/>
-              </w:rPr>
-            </w:pPr>
+          <w:p>
+            <w:pPr>
+              <w:rPr>
+                <w:lang/>
+              </w:rPr>
+            </w:pPr>
+            <w:r>
+              <w:rPr>
+                <w:lang/>
+              </w:rPr>
+              <w:t>BR-</w:t>
+            </w:r>
+            <w:r>
+              <w:rPr>
+                <w:cs/>
+                <w:lang/>
+              </w:rPr>
+              <w:t xml:space="preserve">10 </w:t>
+            </w:r>
+            <w:r>
+              <w:rPr>
+                <w:lang/>
+              </w:rPr>
+              <w:t>· NFR-CLMRS-</w:t>
+            </w:r>
+            <w:r>
+              <w:rPr>
+                <w:cs/>
+                <w:lang/>
+              </w:rPr>
+              <w:t xml:space="preserve">05 </w:t>
+            </w:r>
+            <w:r>
+              <w:rPr>
+                <w:lang/>
+              </w:rPr>
+              <w:t>· DR-</w:t>
+            </w:r>
+            <w:r>
+              <w:rPr>
+                <w:cs/>
+                <w:lang/>
+              </w:rPr>
+              <w:t xml:space="preserve">01 — </w:t>
+            </w:r>
+            <w:r>
+              <w:rPr>
+                <w:lang/>
+              </w:rPr>
+              <w:t>Inspection</w:t>
+            </w:r>
           </w:p>
         </w:tc>
       </w:tr>
@@ -8267,7 +9418,73 @@
           <w:szCs w:val="30"/>
         </w:rPr>
         <w:lastRenderedPageBreak/>
-        <w:t>2.4 บรรทัด SRS ที่เพิ่ม / แก้ (≥ 4)</w:t>
+        <w:t xml:space="preserve">2.4 </w:t>
+      </w:r>
+      <w:proofErr w:type="spellStart"/>
+      <w:r>
+        <w:rPr>
+          <w:b/>
+          <w:bCs/>
+          <w:color w:val="087E8B"/>
+          <w:sz w:val="30"/>
+          <w:szCs w:val="30"/>
+        </w:rPr>
+        <w:t>บรรทัด</w:t>
+      </w:r>
+      <w:proofErr w:type="spellEnd"/>
+      <w:r>
+        <w:rPr>
+          <w:b/>
+          <w:bCs/>
+          <w:color w:val="087E8B"/>
+          <w:sz w:val="30"/>
+          <w:szCs w:val="30"/>
+        </w:rPr>
+        <w:t xml:space="preserve"> SRS </w:t>
+      </w:r>
+      <w:proofErr w:type="spellStart"/>
+      <w:r>
+        <w:rPr>
+          <w:b/>
+          <w:bCs/>
+          <w:color w:val="087E8B"/>
+          <w:sz w:val="30"/>
+          <w:szCs w:val="30"/>
+        </w:rPr>
+        <w:t>ที่เพิ่ม</w:t>
+      </w:r>
+      <w:proofErr w:type="spellEnd"/>
+      <w:r>
+        <w:rPr>
+          <w:b/>
+          <w:bCs/>
+          <w:color w:val="087E8B"/>
+          <w:sz w:val="30"/>
+          <w:szCs w:val="30"/>
+        </w:rPr>
+        <w:t xml:space="preserve"> / </w:t>
+      </w:r>
+      <w:proofErr w:type="spellStart"/>
+      <w:r>
+        <w:rPr>
+          <w:b/>
+          <w:bCs/>
+          <w:color w:val="087E8B"/>
+          <w:sz w:val="30"/>
+          <w:szCs w:val="30"/>
+        </w:rPr>
+        <w:t>แก้</w:t>
+      </w:r>
+      <w:proofErr w:type="spellEnd"/>
+      <w:r>
+        <w:rPr>
+          <w:b/>
+          <w:bCs/>
+          <w:color w:val="087E8B"/>
+          <w:sz w:val="30"/>
+          <w:szCs w:val="30"/>
+        </w:rPr>
+        <w:t xml:space="preserve"> (≥ 4)</w:t>
       </w:r>
     </w:p>
     <w:tbl>
@@ -8355,6 +9572,7 @@
             <w:pPr>
               <w:keepNext/>
             </w:pPr>
+            <w:proofErr w:type="spellStart"/>
             <w:r>
               <w:rPr>
                 <w:b/>
@@ -8363,7 +9581,18 @@
                 <w:sz w:val="28"/>
                 <w:szCs w:val="28"/>
               </w:rPr>
-              <w:t>ข้อความ requirement</w:t>
+              <w:t>ข้อความ</w:t>
+            </w:r>
+            <w:proofErr w:type="spellEnd"/>
+            <w:r>
+              <w:rPr>
+                <w:b/>
+                <w:bCs/>
+                <w:color w:val="FFFFFF"/>
+                <w:sz w:val="28"/>
+                <w:szCs w:val="28"/>
+              </w:rPr>
+              <w:t xml:space="preserve"> requirement</w:t>
             </w:r>
           </w:p>
         </w:tc>
@@ -8389,6 +9618,7 @@
             <w:pPr>
               <w:keepNext/>
             </w:pPr>
+            <w:proofErr w:type="spellStart"/>
             <w:r>
               <w:rPr>
                 <w:b/>
@@ -8397,8 +9627,31 @@
                 <w:sz w:val="28"/>
                 <w:szCs w:val="28"/>
               </w:rPr>
-              <w:t>ใหม่ / แก้</w:t>
-            </w:r>
+              <w:t>ใหม่</w:t>
+            </w:r>
+            <w:proofErr w:type="spellEnd"/>
+            <w:r>
+              <w:rPr>
+                <w:b/>
+                <w:bCs/>
+                <w:color w:val="FFFFFF"/>
+                <w:sz w:val="28"/>
+                <w:szCs w:val="28"/>
+              </w:rPr>
+              <w:t xml:space="preserve"> / </w:t>
+            </w:r>
+            <w:proofErr w:type="spellStart"/>
+            <w:r>
+              <w:rPr>
+                <w:b/>
+                <w:bCs/>
+                <w:color w:val="FFFFFF"/>
+                <w:sz w:val="28"/>
+                <w:szCs w:val="28"/>
+              </w:rPr>
+              <w:t>แก้</w:t>
+            </w:r>
+            <w:proofErr w:type="spellEnd"/>
           </w:p>
         </w:tc>
         <w:tc>
@@ -8457,6 +9710,7 @@
             <w:pPr>
               <w:keepNext/>
             </w:pPr>
+            <w:proofErr w:type="spellStart"/>
             <w:r>
               <w:rPr>
                 <w:b/>
@@ -8467,6 +9721,7 @@
               </w:rPr>
               <w:t>สถานะ</w:t>
             </w:r>
+            <w:proofErr w:type="spellEnd"/>
           </w:p>
         </w:tc>
       </w:tr>
@@ -9384,8 +10639,13 @@
             </w:tcMar>
           </w:tcPr>
           <w:p>
-            <w:r>
-              <w:t xml:space="preserve">NotificationPreference </w:t>
+            <w:proofErr w:type="spellStart"/>
+            <w:r>
+              <w:t>NotificationPreference</w:t>
+            </w:r>
+            <w:proofErr w:type="spellEnd"/>
+            <w:r>
+              <w:t xml:space="preserve"> </w:t>
             </w:r>
             <w:r>
               <w:t>-</w:t>
@@ -9682,8 +10942,13 @@
                 <w:cs/>
               </w:rPr>
             </w:pPr>
-            <w:r>
-              <w:t xml:space="preserve">NotificationLog </w:t>
+            <w:proofErr w:type="spellStart"/>
+            <w:r>
+              <w:t>NotificationLog</w:t>
+            </w:r>
+            <w:proofErr w:type="spellEnd"/>
+            <w:r>
+              <w:t xml:space="preserve"> </w:t>
             </w:r>
             <w:r>
               <w:t>-</w:t>
@@ -9916,6 +11181,7 @@
             <w:pPr>
               <w:keepNext/>
             </w:pPr>
+            <w:proofErr w:type="spellStart"/>
             <w:r>
               <w:rPr>
                 <w:b/>
@@ -9924,7 +11190,18 @@
                 <w:sz w:val="28"/>
                 <w:szCs w:val="28"/>
               </w:rPr>
-              <w:t>คำถาม / TBD</w:t>
+              <w:t>คำถาม</w:t>
+            </w:r>
+            <w:proofErr w:type="spellEnd"/>
+            <w:r>
+              <w:rPr>
+                <w:b/>
+                <w:bCs/>
+                <w:color w:val="FFFFFF"/>
+                <w:sz w:val="28"/>
+                <w:szCs w:val="28"/>
+              </w:rPr>
+              <w:t xml:space="preserve"> / TBD</w:t>
             </w:r>
           </w:p>
         </w:tc>
@@ -9950,6 +11227,7 @@
             <w:pPr>
               <w:keepNext/>
             </w:pPr>
+            <w:proofErr w:type="spellStart"/>
             <w:r>
               <w:rPr>
                 <w:b/>
@@ -9958,7 +11236,18 @@
                 <w:sz w:val="28"/>
                 <w:szCs w:val="28"/>
               </w:rPr>
-              <w:t>กระทบ ID</w:t>
+              <w:t>กระทบ</w:t>
+            </w:r>
+            <w:proofErr w:type="spellEnd"/>
+            <w:r>
+              <w:rPr>
+                <w:b/>
+                <w:bCs/>
+                <w:color w:val="FFFFFF"/>
+                <w:sz w:val="28"/>
+                <w:szCs w:val="28"/>
+              </w:rPr>
+              <w:t xml:space="preserve"> ID</w:t>
             </w:r>
           </w:p>
         </w:tc>
@@ -10063,15 +11352,7 @@
                 <w:sz w:val="28"/>
                 <w:szCs w:val="28"/>
               </w:rPr>
-              <w:t>OI-</w:t>
-            </w:r>
-            <w:r>
-              <w:rPr>
-                <w:color w:val="5A6B7C"/>
-                <w:sz w:val="28"/>
-                <w:szCs w:val="28"/>
-              </w:rPr>
-              <w:t>09</w:t>
+              <w:t>OQ-09</w:t>
             </w:r>
           </w:p>
         </w:tc>
@@ -10227,15 +11508,7 @@
                 <w:sz w:val="28"/>
                 <w:szCs w:val="28"/>
               </w:rPr>
-              <w:t>OI-</w:t>
-            </w:r>
-            <w:r>
-              <w:rPr>
-                <w:color w:val="5A6B7C"/>
-                <w:sz w:val="28"/>
-                <w:szCs w:val="28"/>
-              </w:rPr>
-              <w:t>10</w:t>
+              <w:t>OQ-10</w:t>
             </w:r>
           </w:p>
         </w:tc>
@@ -10409,15 +11682,7 @@
                 <w:sz w:val="28"/>
                 <w:szCs w:val="28"/>
               </w:rPr>
-              <w:t>OI-</w:t>
-            </w:r>
-            <w:r>
-              <w:rPr>
-                <w:color w:val="5A6B7C"/>
-                <w:sz w:val="28"/>
-                <w:szCs w:val="28"/>
-              </w:rPr>
-              <w:t>11</w:t>
+              <w:t>OQ-11</w:t>
             </w:r>
           </w:p>
         </w:tc>
@@ -10443,7 +11708,21 @@
               <w:rPr>
                 <w:cs/>
               </w:rPr>
-              <w:t>ข้อความแจ้งเตือนใส่ฟิลด์ใดได้บ้าง</w:t>
+              <w:t>ข้อความแจ้งเตือนใส่</w:t>
+            </w:r>
+            <w:proofErr w:type="spellStart"/>
+            <w:r>
+              <w:rPr>
+                <w:cs/>
+              </w:rPr>
+              <w:t>ฟิ</w:t>
+            </w:r>
+            <w:proofErr w:type="spellEnd"/>
+            <w:r>
+              <w:rPr>
+                <w:cs/>
+              </w:rPr>
+              <w:t>ลด์ใดได้บ้าง</w:t>
             </w:r>
           </w:p>
         </w:tc>
@@ -10556,15 +11835,7 @@
                 <w:sz w:val="28"/>
                 <w:szCs w:val="28"/>
               </w:rPr>
-              <w:t>OI-1</w:t>
-            </w:r>
-            <w:r>
-              <w:rPr>
-                <w:color w:val="5A6B7C"/>
-                <w:sz w:val="28"/>
-                <w:szCs w:val="28"/>
-              </w:rPr>
-              <w:t>2</w:t>
+              <w:t>OQ-12</w:t>
             </w:r>
           </w:p>
         </w:tc>
@@ -10694,7 +11965,23 @@
       </w:pPr>
       <w:r>
         <w:lastRenderedPageBreak/>
-        <w:t>G3 Design Strategy หลังการเปลี่ยน (1.5 คะแนน)</w:t>
+        <w:t xml:space="preserve">G3 Design Strategy </w:t>
+      </w:r>
+      <w:proofErr w:type="spellStart"/>
+      <w:r>
+        <w:t>หลังการเปลี่ยน</w:t>
+      </w:r>
+      <w:proofErr w:type="spellEnd"/>
+      <w:r>
+        <w:t xml:space="preserve"> (1.5 </w:t>
+      </w:r>
+      <w:proofErr w:type="spellStart"/>
+      <w:r>
+        <w:t>คะแนน</w:t>
+      </w:r>
+      <w:proofErr w:type="spellEnd"/>
+      <w:r>
+        <w:t>)</w:t>
       </w:r>
     </w:p>
     <w:p>
@@ -10710,8 +11997,20 @@
           <w:sz w:val="30"/>
           <w:szCs w:val="30"/>
         </w:rPr>
-        <w:t>3.1 Scope ของความสามารถใหม่</w:t>
-      </w:r>
+        <w:t xml:space="preserve">3.1 Scope </w:t>
+      </w:r>
+      <w:proofErr w:type="spellStart"/>
+      <w:r>
+        <w:rPr>
+          <w:b/>
+          <w:bCs/>
+          <w:color w:val="087E8B"/>
+          <w:sz w:val="30"/>
+          <w:szCs w:val="30"/>
+        </w:rPr>
+        <w:t>ของความสามารถใหม่</w:t>
+      </w:r>
+      <w:proofErr w:type="spellEnd"/>
     </w:p>
     <w:p>
       <w:pPr>
@@ -10725,7 +12024,240 @@
           <w:sz w:val="28"/>
           <w:szCs w:val="28"/>
         </w:rPr>
-        <w:t>(คำแนะนำ: ตอบด้วยว่าทำไมไม่ใช่ทุกข้อเป็น Build now (หรือทำไมใช่) — อ้าง driver, Extension หรือ TBD)</w:t>
+        <w:t>(</w:t>
+      </w:r>
+      <w:proofErr w:type="spellStart"/>
+      <w:r>
+        <w:rPr>
+          <w:i/>
+          <w:iCs/>
+          <w:color w:val="7F8C99"/>
+          <w:sz w:val="28"/>
+          <w:szCs w:val="28"/>
+        </w:rPr>
+        <w:t>คำแนะนำ</w:t>
+      </w:r>
+      <w:proofErr w:type="spellEnd"/>
+      <w:r>
+        <w:rPr>
+          <w:i/>
+          <w:iCs/>
+          <w:color w:val="7F8C99"/>
+          <w:sz w:val="28"/>
+          <w:szCs w:val="28"/>
+        </w:rPr>
+        <w:t>:</w:t>
+      </w:r>
+      <w:r>
+        <w:rPr>
+          <w:rFonts w:hint="cs"/>
+          <w:i/>
+          <w:iCs/>
+          <w:color w:val="7F8C99"/>
+          <w:sz w:val="28"/>
+          <w:szCs w:val="28"/>
+          <w:cs/>
+        </w:rPr>
+        <w:t xml:space="preserve"> </w:t>
+      </w:r>
+      <w:r>
+        <w:rPr>
+          <w:i/>
+          <w:iCs/>
+          <w:color w:val="7F8C99"/>
+          <w:sz w:val="28"/>
+          <w:szCs w:val="28"/>
+          <w:cs/>
+        </w:rPr>
+        <w:t xml:space="preserve">ทำไมไม่ใช่ทุกข้อเป็น </w:t>
+      </w:r>
+      <w:r>
+        <w:rPr>
+          <w:i/>
+          <w:iCs/>
+          <w:color w:val="7F8C99"/>
+          <w:sz w:val="28"/>
+          <w:szCs w:val="28"/>
+        </w:rPr>
+        <w:t>Build now: "</w:t>
+      </w:r>
+      <w:r>
+        <w:rPr>
+          <w:i/>
+          <w:iCs/>
+          <w:color w:val="7F8C99"/>
+          <w:sz w:val="28"/>
+          <w:szCs w:val="28"/>
+          <w:cs/>
+        </w:rPr>
+        <w:t xml:space="preserve">ทุกอย่างต้องเป็น </w:t>
+      </w:r>
+      <w:r>
+        <w:rPr>
+          <w:i/>
+          <w:iCs/>
+          <w:color w:val="7F8C99"/>
+          <w:sz w:val="28"/>
+          <w:szCs w:val="28"/>
+        </w:rPr>
+        <w:t xml:space="preserve">Build now" </w:t>
+      </w:r>
+      <w:r>
+        <w:rPr>
+          <w:i/>
+          <w:iCs/>
+          <w:color w:val="7F8C99"/>
+          <w:sz w:val="28"/>
+          <w:szCs w:val="28"/>
+          <w:cs/>
+        </w:rPr>
+        <w:t>เป็นความเห็นของผู้เสนอ — ช่องทางภายนอกยังไม่รู้ว่าคืออะไร (</w:t>
+      </w:r>
+      <w:r>
+        <w:rPr>
+          <w:i/>
+          <w:iCs/>
+          <w:color w:val="7F8C99"/>
+          <w:sz w:val="28"/>
+          <w:szCs w:val="28"/>
+        </w:rPr>
+        <w:t>OQ-</w:t>
+      </w:r>
+      <w:r>
+        <w:rPr>
+          <w:i/>
+          <w:iCs/>
+          <w:color w:val="7F8C99"/>
+          <w:sz w:val="28"/>
+          <w:szCs w:val="28"/>
+          <w:cs/>
+        </w:rPr>
+        <w:t xml:space="preserve">10) ขัดกับ </w:t>
+      </w:r>
+      <w:r>
+        <w:rPr>
+          <w:i/>
+          <w:iCs/>
+          <w:color w:val="7F8C99"/>
+          <w:sz w:val="28"/>
+          <w:szCs w:val="28"/>
+        </w:rPr>
+        <w:t>Out of Scope §</w:t>
+      </w:r>
+      <w:r>
+        <w:rPr>
+          <w:i/>
+          <w:iCs/>
+          <w:color w:val="7F8C99"/>
+          <w:sz w:val="28"/>
+          <w:szCs w:val="28"/>
+          <w:cs/>
+        </w:rPr>
+        <w:t xml:space="preserve">1.3 และถ้าสร้างตอนนี้ต้องเดาผู้ให้บริการ ซึ่งขัด </w:t>
+      </w:r>
+      <w:r>
+        <w:rPr>
+          <w:i/>
+          <w:iCs/>
+          <w:color w:val="7F8C99"/>
+          <w:sz w:val="28"/>
+          <w:szCs w:val="28"/>
+        </w:rPr>
+        <w:t>CON-</w:t>
+      </w:r>
+      <w:r>
+        <w:rPr>
+          <w:i/>
+          <w:iCs/>
+          <w:color w:val="7F8C99"/>
+          <w:sz w:val="28"/>
+          <w:szCs w:val="28"/>
+          <w:cs/>
+        </w:rPr>
+        <w:t xml:space="preserve">04 </w:t>
+      </w:r>
+      <w:r>
+        <w:rPr>
+          <w:i/>
+          <w:iCs/>
+          <w:color w:val="7F8C99"/>
+          <w:sz w:val="28"/>
+          <w:szCs w:val="28"/>
+        </w:rPr>
+        <w:t xml:space="preserve">· </w:t>
+      </w:r>
+      <w:r>
+        <w:rPr>
+          <w:i/>
+          <w:iCs/>
+          <w:color w:val="7F8C99"/>
+          <w:sz w:val="28"/>
+          <w:szCs w:val="28"/>
+          <w:cs/>
+        </w:rPr>
+        <w:t xml:space="preserve">ส่วนที่ทำได้ทันทีโดยไม่ต้องเดา (แจ้งในระบบ </w:t>
+      </w:r>
+      <w:r>
+        <w:rPr>
+          <w:i/>
+          <w:iCs/>
+          <w:color w:val="7F8C99"/>
+          <w:sz w:val="28"/>
+          <w:szCs w:val="28"/>
+        </w:rPr>
+        <w:t xml:space="preserve">· </w:t>
+      </w:r>
+      <w:r>
+        <w:rPr>
+          <w:i/>
+          <w:iCs/>
+          <w:color w:val="7F8C99"/>
+          <w:sz w:val="28"/>
+          <w:szCs w:val="28"/>
+          <w:cs/>
+        </w:rPr>
+        <w:t xml:space="preserve">เตือนงานค้าง </w:t>
+      </w:r>
+      <w:r>
+        <w:rPr>
+          <w:i/>
+          <w:iCs/>
+          <w:color w:val="7F8C99"/>
+          <w:sz w:val="28"/>
+          <w:szCs w:val="28"/>
+        </w:rPr>
+        <w:t xml:space="preserve">· </w:t>
+      </w:r>
+      <w:r>
+        <w:rPr>
+          <w:i/>
+          <w:iCs/>
+          <w:color w:val="7F8C99"/>
+          <w:sz w:val="28"/>
+          <w:szCs w:val="28"/>
+          <w:cs/>
+        </w:rPr>
+        <w:t xml:space="preserve">ข้อความไม่เกินจำเป็น) จึงจัดเป็น </w:t>
+      </w:r>
+      <w:r>
+        <w:rPr>
+          <w:i/>
+          <w:iCs/>
+          <w:color w:val="7F8C99"/>
+          <w:sz w:val="28"/>
+          <w:szCs w:val="28"/>
+        </w:rPr>
+        <w:t>Build now</w:t>
+      </w:r>
+      <w:r>
+        <w:rPr>
+          <w:i/>
+          <w:iCs/>
+          <w:color w:val="7F8C99"/>
+          <w:sz w:val="28"/>
+          <w:szCs w:val="28"/>
+        </w:rPr>
+        <w:t>)</w:t>
       </w:r>
     </w:p>
     <w:tbl>
@@ -10777,6 +12309,7 @@
             <w:pPr>
               <w:keepNext/>
             </w:pPr>
+            <w:proofErr w:type="spellStart"/>
             <w:r>
               <w:rPr>
                 <w:b/>
@@ -10785,7 +12318,18 @@
                 <w:sz w:val="28"/>
                 <w:szCs w:val="28"/>
               </w:rPr>
-              <w:t>ความสามารถจาก CR</w:t>
+              <w:t>ความสามารถจาก</w:t>
+            </w:r>
+            <w:proofErr w:type="spellEnd"/>
+            <w:r>
+              <w:rPr>
+                <w:b/>
+                <w:bCs/>
+                <w:color w:val="FFFFFF"/>
+                <w:sz w:val="28"/>
+                <w:szCs w:val="28"/>
+              </w:rPr>
+              <w:t xml:space="preserve"> CR</w:t>
             </w:r>
           </w:p>
         </w:tc>
@@ -10811,6 +12355,7 @@
             <w:pPr>
               <w:keepNext/>
             </w:pPr>
+            <w:proofErr w:type="spellStart"/>
             <w:r>
               <w:rPr>
                 <w:b/>
@@ -10819,7 +12364,40 @@
                 <w:sz w:val="28"/>
                 <w:szCs w:val="28"/>
               </w:rPr>
-              <w:t>ระดับ (Build now / Overview / Later / ไม่ทำในวิชานี้)</w:t>
+              <w:t>ระดับ</w:t>
+            </w:r>
+            <w:proofErr w:type="spellEnd"/>
+            <w:r>
+              <w:rPr>
+                <w:b/>
+                <w:bCs/>
+                <w:color w:val="FFFFFF"/>
+                <w:sz w:val="28"/>
+                <w:szCs w:val="28"/>
+              </w:rPr>
+              <w:t xml:space="preserve"> (Build now / Overview / Later / </w:t>
+            </w:r>
+            <w:proofErr w:type="spellStart"/>
+            <w:r>
+              <w:rPr>
+                <w:b/>
+                <w:bCs/>
+                <w:color w:val="FFFFFF"/>
+                <w:sz w:val="28"/>
+                <w:szCs w:val="28"/>
+              </w:rPr>
+              <w:t>ไม่ทำในวิชานี้</w:t>
+            </w:r>
+            <w:proofErr w:type="spellEnd"/>
+            <w:r>
+              <w:rPr>
+                <w:b/>
+                <w:bCs/>
+                <w:color w:val="FFFFFF"/>
+                <w:sz w:val="28"/>
+                <w:szCs w:val="28"/>
+              </w:rPr>
+              <w:t>)</w:t>
             </w:r>
           </w:p>
         </w:tc>
@@ -10845,6 +12423,7 @@
             <w:pPr>
               <w:keepNext/>
             </w:pPr>
+            <w:proofErr w:type="spellStart"/>
             <w:r>
               <w:rPr>
                 <w:b/>
@@ -10853,7 +12432,62 @@
                 <w:sz w:val="28"/>
                 <w:szCs w:val="28"/>
               </w:rPr>
-              <w:t>เหตุผล 1 บรรทัด (อ้าง ID)</w:t>
+              <w:t>เหตุผล</w:t>
+            </w:r>
+            <w:proofErr w:type="spellEnd"/>
+            <w:r>
+              <w:rPr>
+                <w:b/>
+                <w:bCs/>
+                <w:color w:val="FFFFFF"/>
+                <w:sz w:val="28"/>
+                <w:szCs w:val="28"/>
+              </w:rPr>
+              <w:t xml:space="preserve"> 1 </w:t>
+            </w:r>
+            <w:proofErr w:type="spellStart"/>
+            <w:r>
+              <w:rPr>
+                <w:b/>
+                <w:bCs/>
+                <w:color w:val="FFFFFF"/>
+                <w:sz w:val="28"/>
+                <w:szCs w:val="28"/>
+              </w:rPr>
+              <w:t>บรรทัด</w:t>
+            </w:r>
+            <w:proofErr w:type="spellEnd"/>
+            <w:r>
+              <w:rPr>
+                <w:b/>
+                <w:bCs/>
+                <w:color w:val="FFFFFF"/>
+                <w:sz w:val="28"/>
+                <w:szCs w:val="28"/>
+              </w:rPr>
+              <w:t xml:space="preserve"> (</w:t>
+            </w:r>
+            <w:proofErr w:type="spellStart"/>
+            <w:r>
+              <w:rPr>
+                <w:b/>
+                <w:bCs/>
+                <w:color w:val="FFFFFF"/>
+                <w:sz w:val="28"/>
+                <w:szCs w:val="28"/>
+              </w:rPr>
+              <w:t>อ้าง</w:t>
+            </w:r>
+            <w:proofErr w:type="spellEnd"/>
+            <w:r>
+              <w:rPr>
+                <w:b/>
+                <w:bCs/>
+                <w:color w:val="FFFFFF"/>
+                <w:sz w:val="28"/>
+                <w:szCs w:val="28"/>
+              </w:rPr>
+              <w:t xml:space="preserve"> ID)</w:t>
             </w:r>
           </w:p>
         </w:tc>
@@ -10884,6 +12518,7 @@
             <w:pPr>
               <w:keepNext/>
             </w:pPr>
+            <w:proofErr w:type="spellStart"/>
             <w:r>
               <w:rPr>
                 <w:color w:val="5A6B7C"/>
@@ -10892,6 +12527,7 @@
               </w:rPr>
               <w:t>แจ้งเมื่อสถานะเปลี่ยน</w:t>
             </w:r>
+            <w:proofErr w:type="spellEnd"/>
           </w:p>
         </w:tc>
         <w:tc>
@@ -11003,14 +12639,34 @@
             <w:pPr>
               <w:keepNext/>
             </w:pPr>
+            <w:proofErr w:type="spellStart"/>
             <w:r>
               <w:rPr>
                 <w:color w:val="5A6B7C"/>
                 <w:sz w:val="28"/>
                 <w:szCs w:val="28"/>
               </w:rPr>
-              <w:t>เตือนก่อนถึงกำหนด / เมื่อค้างนาน</w:t>
-            </w:r>
+              <w:t>เตือนก่อนถึงกำหนด</w:t>
+            </w:r>
+            <w:proofErr w:type="spellEnd"/>
+            <w:r>
+              <w:rPr>
+                <w:color w:val="5A6B7C"/>
+                <w:sz w:val="28"/>
+                <w:szCs w:val="28"/>
+              </w:rPr>
+              <w:t xml:space="preserve"> / </w:t>
+            </w:r>
+            <w:proofErr w:type="spellStart"/>
+            <w:r>
+              <w:rPr>
+                <w:color w:val="5A6B7C"/>
+                <w:sz w:val="28"/>
+                <w:szCs w:val="28"/>
+              </w:rPr>
+              <w:t>เมื่อค้างนาน</w:t>
+            </w:r>
+            <w:proofErr w:type="spellEnd"/>
           </w:p>
         </w:tc>
         <w:tc>
@@ -11128,13 +12784,23 @@
             <w:pPr>
               <w:keepNext/>
             </w:pPr>
+            <w:proofErr w:type="spellStart"/>
             <w:r>
               <w:rPr>
                 <w:color w:val="5A6B7C"/>
                 <w:sz w:val="28"/>
                 <w:szCs w:val="28"/>
               </w:rPr>
-              <w:t>ช่องทางแจ้งเตือนภายนอก + opt-in</w:t>
+              <w:t>ช่องทางแจ้งเตือนภายนอก</w:t>
+            </w:r>
+            <w:proofErr w:type="spellEnd"/>
+            <w:r>
+              <w:rPr>
+                <w:color w:val="5A6B7C"/>
+                <w:sz w:val="28"/>
+                <w:szCs w:val="28"/>
+              </w:rPr>
+              <w:t xml:space="preserve"> + opt-in</w:t>
             </w:r>
           </w:p>
         </w:tc>
@@ -11330,6 +12996,7 @@
           <w:sz w:val="30"/>
           <w:szCs w:val="30"/>
         </w:rPr>
+        <w:lastRenderedPageBreak/>
         <w:t>3.2 Driver check</w:t>
       </w:r>
     </w:p>
@@ -11390,7 +13057,29 @@
                 <w:sz w:val="28"/>
                 <w:szCs w:val="28"/>
               </w:rPr>
-              <w:t>Driver (เดิมหรือใหม่)</w:t>
+              <w:t>Driver (</w:t>
+            </w:r>
+            <w:proofErr w:type="spellStart"/>
+            <w:r>
+              <w:rPr>
+                <w:b/>
+                <w:bCs/>
+                <w:color w:val="FFFFFF"/>
+                <w:sz w:val="28"/>
+                <w:szCs w:val="28"/>
+              </w:rPr>
+              <w:t>เดิมหรือใหม่</w:t>
+            </w:r>
+            <w:proofErr w:type="spellEnd"/>
+            <w:r>
+              <w:rPr>
+                <w:b/>
+                <w:bCs/>
+                <w:color w:val="FFFFFF"/>
+                <w:sz w:val="28"/>
+                <w:szCs w:val="28"/>
+              </w:rPr>
+              <w:t>)</w:t>
             </w:r>
           </w:p>
         </w:tc>
@@ -11424,8 +13113,20 @@
                 <w:sz w:val="28"/>
                 <w:szCs w:val="28"/>
               </w:rPr>
-              <w:t>CR กระทบอย่างไร</w:t>
-            </w:r>
+              <w:t xml:space="preserve">CR </w:t>
+            </w:r>
+            <w:proofErr w:type="spellStart"/>
+            <w:r>
+              <w:rPr>
+                <w:b/>
+                <w:bCs/>
+                <w:color w:val="FFFFFF"/>
+                <w:sz w:val="28"/>
+                <w:szCs w:val="28"/>
+              </w:rPr>
+              <w:t>กระทบอย่างไร</w:t>
+            </w:r>
+            <w:proofErr w:type="spellEnd"/>
           </w:p>
         </w:tc>
         <w:tc>
@@ -11450,6 +13151,7 @@
             <w:pPr>
               <w:keepNext/>
             </w:pPr>
+            <w:proofErr w:type="spellStart"/>
             <w:r>
               <w:rPr>
                 <w:b/>
@@ -11460,6 +13162,7 @@
               </w:rPr>
               <w:t>ผลต่อการออกแบบ</w:t>
             </w:r>
+            <w:proofErr w:type="spellEnd"/>
           </w:p>
         </w:tc>
       </w:tr>
@@ -11774,8 +13477,13 @@
               </w:rPr>
               <w:t xml:space="preserve">บันทึก </w:t>
             </w:r>
-            <w:r>
-              <w:t xml:space="preserve">TicketStatusLog </w:t>
+            <w:proofErr w:type="spellStart"/>
+            <w:r>
+              <w:t>TicketStatusLog</w:t>
+            </w:r>
+            <w:proofErr w:type="spellEnd"/>
+            <w:r>
+              <w:t xml:space="preserve"> </w:t>
             </w:r>
             <w:r>
               <w:rPr>
@@ -11949,9 +13657,20 @@
           <w:sz w:val="30"/>
           <w:szCs w:val="30"/>
         </w:rPr>
-        <w:lastRenderedPageBreak/>
-        <w:t>3.3 Design Spine — แถวที่เพิ่มหรือเปลี่ยน</w:t>
-      </w:r>
+        <w:t xml:space="preserve">3.3 Design Spine — </w:t>
+      </w:r>
+      <w:proofErr w:type="spellStart"/>
+      <w:r>
+        <w:rPr>
+          <w:b/>
+          <w:bCs/>
+          <w:color w:val="087E8B"/>
+          <w:sz w:val="30"/>
+          <w:szCs w:val="30"/>
+        </w:rPr>
+        <w:t>แถวที่เพิ่มหรือเปลี่ยน</w:t>
+      </w:r>
+      <w:proofErr w:type="spellEnd"/>
     </w:p>
     <w:tbl>
       <w:tblPr>
@@ -12039,6 +13758,7 @@
             <w:pPr>
               <w:keepNext/>
             </w:pPr>
+            <w:proofErr w:type="spellStart"/>
             <w:r>
               <w:rPr>
                 <w:b/>
@@ -12049,6 +13769,7 @@
               </w:rPr>
               <w:t>ขั้นในเส้นทางงานหลัก</w:t>
             </w:r>
+            <w:proofErr w:type="spellEnd"/>
           </w:p>
         </w:tc>
         <w:tc>
@@ -12115,8 +13836,20 @@
                 <w:sz w:val="28"/>
                 <w:szCs w:val="28"/>
               </w:rPr>
-              <w:t>W10 ระดับ</w:t>
-            </w:r>
+              <w:t xml:space="preserve">W10 </w:t>
+            </w:r>
+            <w:proofErr w:type="spellStart"/>
+            <w:r>
+              <w:rPr>
+                <w:b/>
+                <w:bCs/>
+                <w:color w:val="FFFFFF"/>
+                <w:sz w:val="28"/>
+                <w:szCs w:val="28"/>
+              </w:rPr>
+              <w:t>ระดับ</w:t>
+            </w:r>
+            <w:proofErr w:type="spellEnd"/>
           </w:p>
         </w:tc>
         <w:tc>
@@ -12149,7 +13882,29 @@
                 <w:sz w:val="28"/>
                 <w:szCs w:val="28"/>
               </w:rPr>
-              <w:t>W11 เดินผ่าน container</w:t>
+              <w:t xml:space="preserve">W11 </w:t>
+            </w:r>
+            <w:proofErr w:type="spellStart"/>
+            <w:r>
+              <w:rPr>
+                <w:b/>
+                <w:bCs/>
+                <w:color w:val="FFFFFF"/>
+                <w:sz w:val="28"/>
+                <w:szCs w:val="28"/>
+              </w:rPr>
+              <w:t>เดินผ่าน</w:t>
+            </w:r>
+            <w:proofErr w:type="spellEnd"/>
+            <w:r>
+              <w:rPr>
+                <w:b/>
+                <w:bCs/>
+                <w:color w:val="FFFFFF"/>
+                <w:sz w:val="28"/>
+                <w:szCs w:val="28"/>
+              </w:rPr>
+              <w:t xml:space="preserve"> container</w:t>
             </w:r>
           </w:p>
         </w:tc>
@@ -12175,6 +13930,7 @@
             <w:pPr>
               <w:keepNext/>
             </w:pPr>
+            <w:proofErr w:type="spellStart"/>
             <w:r>
               <w:rPr>
                 <w:b/>
@@ -12185,6 +13941,7 @@
               </w:rPr>
               <w:t>เปลี่ยนอะไร</w:t>
             </w:r>
+            <w:proofErr w:type="spellEnd"/>
           </w:p>
         </w:tc>
       </w:tr>
@@ -12261,8 +14018,13 @@
               </w:rPr>
               <w:t xml:space="preserve">บันทึก </w:t>
             </w:r>
-            <w:r>
-              <w:t xml:space="preserve">TicketStatusLog </w:t>
+            <w:proofErr w:type="spellStart"/>
+            <w:r>
+              <w:t>TicketStatusLog</w:t>
+            </w:r>
+            <w:proofErr w:type="spellEnd"/>
+            <w:r>
+              <w:t xml:space="preserve"> </w:t>
             </w:r>
             <w:r>
               <w:rPr>
@@ -13132,6 +14894,7 @@
             <w:pPr>
               <w:keepNext/>
             </w:pPr>
+            <w:proofErr w:type="spellStart"/>
             <w:r>
               <w:rPr>
                 <w:b/>
@@ -13142,6 +14905,7 @@
               </w:rPr>
               <w:t>เรื่อง</w:t>
             </w:r>
+            <w:proofErr w:type="spellEnd"/>
           </w:p>
         </w:tc>
         <w:tc>
@@ -13166,6 +14930,7 @@
             <w:pPr>
               <w:keepNext/>
             </w:pPr>
+            <w:proofErr w:type="spellStart"/>
             <w:r>
               <w:rPr>
                 <w:b/>
@@ -13174,7 +14939,18 @@
                 <w:sz w:val="28"/>
                 <w:szCs w:val="28"/>
               </w:rPr>
-              <w:t>กระทบ container</w:t>
+              <w:t>กระทบ</w:t>
+            </w:r>
+            <w:proofErr w:type="spellEnd"/>
+            <w:r>
+              <w:rPr>
+                <w:b/>
+                <w:bCs/>
+                <w:color w:val="FFFFFF"/>
+                <w:sz w:val="28"/>
+                <w:szCs w:val="28"/>
+              </w:rPr>
+              <w:t xml:space="preserve"> container</w:t>
             </w:r>
           </w:p>
         </w:tc>
@@ -13200,6 +14976,7 @@
             <w:pPr>
               <w:keepNext/>
             </w:pPr>
+            <w:proofErr w:type="spellStart"/>
             <w:r>
               <w:rPr>
                 <w:b/>
@@ -13210,6 +14987,7 @@
               </w:rPr>
               <w:t>ระหว่างรอทำอย่างไร</w:t>
             </w:r>
+            <w:proofErr w:type="spellEnd"/>
           </w:p>
         </w:tc>
         <w:tc>
@@ -13234,6 +15012,7 @@
             <w:pPr>
               <w:keepNext/>
             </w:pPr>
+            <w:proofErr w:type="spellStart"/>
             <w:r>
               <w:rPr>
                 <w:b/>
@@ -13244,6 +15023,7 @@
               </w:rPr>
               <w:t>เจ้าของคำตอบ</w:t>
             </w:r>
+            <w:proofErr w:type="spellEnd"/>
           </w:p>
         </w:tc>
       </w:tr>
@@ -13812,11 +15592,19 @@
             </w:tcMar>
           </w:tcPr>
           <w:p>
-            <w:r>
-              <w:rPr>
-                <w:cs/>
-              </w:rPr>
-              <w:t>ฟิลด์ที่ใส่ในข้อความ (</w:t>
+            <w:proofErr w:type="spellStart"/>
+            <w:r>
+              <w:rPr>
+                <w:cs/>
+              </w:rPr>
+              <w:t>ฟิ</w:t>
+            </w:r>
+            <w:proofErr w:type="spellEnd"/>
+            <w:r>
+              <w:rPr>
+                <w:cs/>
+              </w:rPr>
+              <w:t>ลด์ที่ใส่ในข้อความ (</w:t>
             </w:r>
             <w:r>
               <w:t>OQ-11)</w:t>
@@ -13930,8 +15718,23 @@
         <w:spacing w:before="320" w:after="100"/>
       </w:pPr>
       <w:r>
-        <w:lastRenderedPageBreak/>
-        <w:t>G4 Context + Container หลังการเปลี่ยน (2.5 คะแนน)</w:t>
+        <w:t xml:space="preserve">G4 Context + Container </w:t>
+      </w:r>
+      <w:proofErr w:type="spellStart"/>
+      <w:r>
+        <w:t>หลังการเปลี่ยน</w:t>
+      </w:r>
+      <w:proofErr w:type="spellEnd"/>
+      <w:r>
+        <w:t xml:space="preserve"> (2.5 </w:t>
+      </w:r>
+      <w:proofErr w:type="spellStart"/>
+      <w:r>
+        <w:t>คะแนน</w:t>
+      </w:r>
+      <w:proofErr w:type="spellEnd"/>
+      <w:r>
+        <w:t>)</w:t>
       </w:r>
     </w:p>
     <w:p>
@@ -13946,7 +15749,117 @@
           <w:sz w:val="28"/>
           <w:szCs w:val="28"/>
         </w:rPr>
-        <w:t>(คำแนะนำ: ภาพที่ 1 (Context) และภาพที่ 2 (Container) อยู่ท้ายหัวข้อ G4 — เขียนสรุปสิ่งที่เปลี่ยนไว้ตรงนี้)</w:t>
+        <w:t>(</w:t>
+      </w:r>
+      <w:proofErr w:type="spellStart"/>
+      <w:r>
+        <w:rPr>
+          <w:i/>
+          <w:iCs/>
+          <w:color w:val="7F8C99"/>
+          <w:sz w:val="28"/>
+          <w:szCs w:val="28"/>
+        </w:rPr>
+        <w:t>คำแนะนำ</w:t>
+      </w:r>
+      <w:proofErr w:type="spellEnd"/>
+      <w:r>
+        <w:rPr>
+          <w:i/>
+          <w:iCs/>
+          <w:color w:val="7F8C99"/>
+          <w:sz w:val="28"/>
+          <w:szCs w:val="28"/>
+        </w:rPr>
+        <w:t xml:space="preserve">: </w:t>
+      </w:r>
+      <w:proofErr w:type="spellStart"/>
+      <w:r>
+        <w:rPr>
+          <w:i/>
+          <w:iCs/>
+          <w:color w:val="7F8C99"/>
+          <w:sz w:val="28"/>
+          <w:szCs w:val="28"/>
+        </w:rPr>
+        <w:t>ภาพที่</w:t>
+      </w:r>
+      <w:proofErr w:type="spellEnd"/>
+      <w:r>
+        <w:rPr>
+          <w:i/>
+          <w:iCs/>
+          <w:color w:val="7F8C99"/>
+          <w:sz w:val="28"/>
+          <w:szCs w:val="28"/>
+        </w:rPr>
+        <w:t xml:space="preserve"> 1 (Context) </w:t>
+      </w:r>
+      <w:proofErr w:type="spellStart"/>
+      <w:r>
+        <w:rPr>
+          <w:i/>
+          <w:iCs/>
+          <w:color w:val="7F8C99"/>
+          <w:sz w:val="28"/>
+          <w:szCs w:val="28"/>
+        </w:rPr>
+        <w:t>และภาพที่</w:t>
+      </w:r>
+      <w:proofErr w:type="spellEnd"/>
+      <w:r>
+        <w:rPr>
+          <w:i/>
+          <w:iCs/>
+          <w:color w:val="7F8C99"/>
+          <w:sz w:val="28"/>
+          <w:szCs w:val="28"/>
+        </w:rPr>
+        <w:t xml:space="preserve"> 2 (Container) </w:t>
+      </w:r>
+      <w:proofErr w:type="spellStart"/>
+      <w:r>
+        <w:rPr>
+          <w:i/>
+          <w:iCs/>
+          <w:color w:val="7F8C99"/>
+          <w:sz w:val="28"/>
+          <w:szCs w:val="28"/>
+        </w:rPr>
+        <w:t>อยู่ท้ายหัวข้อ</w:t>
+      </w:r>
+      <w:proofErr w:type="spellEnd"/>
+      <w:r>
+        <w:rPr>
+          <w:i/>
+          <w:iCs/>
+          <w:color w:val="7F8C99"/>
+          <w:sz w:val="28"/>
+          <w:szCs w:val="28"/>
+        </w:rPr>
+        <w:t xml:space="preserve"> G4 — </w:t>
+      </w:r>
+      <w:proofErr w:type="spellStart"/>
+      <w:r>
+        <w:rPr>
+          <w:i/>
+          <w:iCs/>
+          <w:color w:val="7F8C99"/>
+          <w:sz w:val="28"/>
+          <w:szCs w:val="28"/>
+        </w:rPr>
+        <w:t>เขียนสรุปสิ่งที่เปลี่ยนไว้ตรงนี้</w:t>
+      </w:r>
+      <w:proofErr w:type="spellEnd"/>
+      <w:r>
+        <w:rPr>
+          <w:i/>
+          <w:iCs/>
+          <w:color w:val="7F8C99"/>
+          <w:sz w:val="28"/>
+          <w:szCs w:val="28"/>
+        </w:rPr>
+        <w:t>)</w:t>
       </w:r>
     </w:p>
     <w:p>
@@ -13959,7 +15872,25 @@
           <w:bCs/>
           <w:color w:val="173B65"/>
         </w:rPr>
-        <w:t>4.1 Context diagram — เปลี่ยนอะไรจากเดิม:</w:t>
+        <w:t xml:space="preserve">4.1 Context diagram — </w:t>
+      </w:r>
+      <w:proofErr w:type="spellStart"/>
+      <w:r>
+        <w:rPr>
+          <w:b/>
+          <w:bCs/>
+          <w:color w:val="173B65"/>
+        </w:rPr>
+        <w:t>เปลี่ยนอะไรจากเดิม</w:t>
+      </w:r>
+      <w:proofErr w:type="spellEnd"/>
+      <w:r>
+        <w:rPr>
+          <w:b/>
+          <w:bCs/>
+          <w:color w:val="173B65"/>
+        </w:rPr>
+        <w:t>:</w:t>
       </w:r>
       <w:r>
         <w:t xml:space="preserve"> ........................................................................</w:t>
@@ -13975,7 +15906,25 @@
           <w:bCs/>
           <w:color w:val="173B65"/>
         </w:rPr>
-        <w:t>4.2 Container diagram — เปลี่ยนอะไรจากเดิม:</w:t>
+        <w:t xml:space="preserve">4.2 Container diagram — </w:t>
+      </w:r>
+      <w:proofErr w:type="spellStart"/>
+      <w:r>
+        <w:rPr>
+          <w:b/>
+          <w:bCs/>
+          <w:color w:val="173B65"/>
+        </w:rPr>
+        <w:t>เปลี่ยนอะไรจากเดิม</w:t>
+      </w:r>
+      <w:proofErr w:type="spellEnd"/>
+      <w:r>
+        <w:rPr>
+          <w:b/>
+          <w:bCs/>
+          <w:color w:val="173B65"/>
+        </w:rPr>
+        <w:t>:</w:t>
       </w:r>
       <w:r>
         <w:t xml:space="preserve"> ........................................................................</w:t>
@@ -13994,7 +15943,52 @@
           <w:sz w:val="30"/>
           <w:szCs w:val="30"/>
         </w:rPr>
-        <w:t>4.3 ตาราง container (เฉพาะแถวใหม่หรือเปลี่ยน)</w:t>
+        <w:lastRenderedPageBreak/>
+        <w:t xml:space="preserve">4.3 </w:t>
+      </w:r>
+      <w:proofErr w:type="spellStart"/>
+      <w:r>
+        <w:rPr>
+          <w:b/>
+          <w:bCs/>
+          <w:color w:val="087E8B"/>
+          <w:sz w:val="30"/>
+          <w:szCs w:val="30"/>
+        </w:rPr>
+        <w:t>ตาราง</w:t>
+      </w:r>
+      <w:proofErr w:type="spellEnd"/>
+      <w:r>
+        <w:rPr>
+          <w:b/>
+          <w:bCs/>
+          <w:color w:val="087E8B"/>
+          <w:sz w:val="30"/>
+          <w:szCs w:val="30"/>
+        </w:rPr>
+        <w:t xml:space="preserve"> container (</w:t>
+      </w:r>
+      <w:proofErr w:type="spellStart"/>
+      <w:r>
+        <w:rPr>
+          <w:b/>
+          <w:bCs/>
+          <w:color w:val="087E8B"/>
+          <w:sz w:val="30"/>
+          <w:szCs w:val="30"/>
+        </w:rPr>
+        <w:t>เฉพาะแถวใหม่หรือเปลี่ยน</w:t>
+      </w:r>
+      <w:proofErr w:type="spellEnd"/>
+      <w:r>
+        <w:rPr>
+          <w:b/>
+          <w:bCs/>
+          <w:color w:val="087E8B"/>
+          <w:sz w:val="30"/>
+          <w:szCs w:val="30"/>
+        </w:rPr>
+        <w:t>)</w:t>
       </w:r>
     </w:p>
     <w:tbl>
@@ -14083,6 +16077,7 @@
             <w:pPr>
               <w:keepNext/>
             </w:pPr>
+            <w:proofErr w:type="spellStart"/>
             <w:r>
               <w:rPr>
                 <w:b/>
@@ -14093,6 +16088,7 @@
               </w:rPr>
               <w:t>หน้าที่</w:t>
             </w:r>
+            <w:proofErr w:type="spellEnd"/>
           </w:p>
         </w:tc>
         <w:tc>
@@ -14117,6 +16113,7 @@
             <w:pPr>
               <w:keepNext/>
             </w:pPr>
+            <w:proofErr w:type="spellStart"/>
             <w:r>
               <w:rPr>
                 <w:b/>
@@ -14125,7 +16122,18 @@
                 <w:sz w:val="28"/>
                 <w:szCs w:val="28"/>
               </w:rPr>
-              <w:t>ชนิด · stack</w:t>
+              <w:t>ชนิด</w:t>
+            </w:r>
+            <w:proofErr w:type="spellEnd"/>
+            <w:r>
+              <w:rPr>
+                <w:b/>
+                <w:bCs/>
+                <w:color w:val="FFFFFF"/>
+                <w:sz w:val="28"/>
+                <w:szCs w:val="28"/>
+              </w:rPr>
+              <w:t xml:space="preserve"> · stack</w:t>
             </w:r>
           </w:p>
         </w:tc>
@@ -14151,6 +16159,7 @@
             <w:pPr>
               <w:keepNext/>
             </w:pPr>
+            <w:proofErr w:type="spellStart"/>
             <w:r>
               <w:rPr>
                 <w:b/>
@@ -14159,8 +16168,31 @@
                 <w:sz w:val="28"/>
                 <w:szCs w:val="28"/>
               </w:rPr>
-              <w:t>รันที่ไหน · ใครควบคุม</w:t>
-            </w:r>
+              <w:t>รันที่ไหน</w:t>
+            </w:r>
+            <w:proofErr w:type="spellEnd"/>
+            <w:r>
+              <w:rPr>
+                <w:b/>
+                <w:bCs/>
+                <w:color w:val="FFFFFF"/>
+                <w:sz w:val="28"/>
+                <w:szCs w:val="28"/>
+              </w:rPr>
+              <w:t xml:space="preserve"> · </w:t>
+            </w:r>
+            <w:proofErr w:type="spellStart"/>
+            <w:r>
+              <w:rPr>
+                <w:b/>
+                <w:bCs/>
+                <w:color w:val="FFFFFF"/>
+                <w:sz w:val="28"/>
+                <w:szCs w:val="28"/>
+              </w:rPr>
+              <w:t>ใครควบคุม</w:t>
+            </w:r>
+            <w:proofErr w:type="spellEnd"/>
           </w:p>
         </w:tc>
         <w:tc>
@@ -14185,6 +16217,7 @@
             <w:pPr>
               <w:keepNext/>
             </w:pPr>
+            <w:proofErr w:type="spellStart"/>
             <w:r>
               <w:rPr>
                 <w:b/>
@@ -14195,6 +16228,7 @@
               </w:rPr>
               <w:t>ข้อมูลที่เก็บ</w:t>
             </w:r>
+            <w:proofErr w:type="spellEnd"/>
           </w:p>
         </w:tc>
         <w:tc>
@@ -14219,6 +16253,7 @@
             <w:pPr>
               <w:keepNext/>
             </w:pPr>
+            <w:proofErr w:type="spellStart"/>
             <w:r>
               <w:rPr>
                 <w:b/>
@@ -14227,7 +16262,40 @@
                 <w:sz w:val="28"/>
                 <w:szCs w:val="28"/>
               </w:rPr>
-              <w:t>คุยกับ (ส่งอะไร)</w:t>
+              <w:t>คุยกับ</w:t>
+            </w:r>
+            <w:proofErr w:type="spellEnd"/>
+            <w:r>
+              <w:rPr>
+                <w:b/>
+                <w:bCs/>
+                <w:color w:val="FFFFFF"/>
+                <w:sz w:val="28"/>
+                <w:szCs w:val="28"/>
+              </w:rPr>
+              <w:t xml:space="preserve"> (</w:t>
+            </w:r>
+            <w:proofErr w:type="spellStart"/>
+            <w:r>
+              <w:rPr>
+                <w:b/>
+                <w:bCs/>
+                <w:color w:val="FFFFFF"/>
+                <w:sz w:val="28"/>
+                <w:szCs w:val="28"/>
+              </w:rPr>
+              <w:t>ส่งอะไร</w:t>
+            </w:r>
+            <w:proofErr w:type="spellEnd"/>
+            <w:r>
+              <w:rPr>
+                <w:b/>
+                <w:bCs/>
+                <w:color w:val="FFFFFF"/>
+                <w:sz w:val="28"/>
+                <w:szCs w:val="28"/>
+              </w:rPr>
+              <w:t>)</w:t>
             </w:r>
           </w:p>
         </w:tc>
@@ -14746,6 +16814,7 @@
             <w:pPr>
               <w:keepNext/>
             </w:pPr>
+            <w:proofErr w:type="spellStart"/>
             <w:r>
               <w:rPr>
                 <w:b/>
@@ -14756,6 +16825,7 @@
               </w:rPr>
               <w:t>ต้องการอะไร</w:t>
             </w:r>
+            <w:proofErr w:type="spellEnd"/>
           </w:p>
         </w:tc>
         <w:tc>
@@ -14780,6 +16850,7 @@
             <w:pPr>
               <w:keepNext/>
             </w:pPr>
+            <w:proofErr w:type="spellStart"/>
             <w:r>
               <w:rPr>
                 <w:b/>
@@ -14788,7 +16859,18 @@
                 <w:sz w:val="28"/>
                 <w:szCs w:val="28"/>
               </w:rPr>
-              <w:t>ผลต่อ container</w:t>
+              <w:t>ผลต่อ</w:t>
+            </w:r>
+            <w:proofErr w:type="spellEnd"/>
+            <w:r>
+              <w:rPr>
+                <w:b/>
+                <w:bCs/>
+                <w:color w:val="FFFFFF"/>
+                <w:sz w:val="28"/>
+                <w:szCs w:val="28"/>
+              </w:rPr>
+              <w:t xml:space="preserve"> container</w:t>
             </w:r>
           </w:p>
         </w:tc>
@@ -14814,6 +16896,7 @@
             <w:pPr>
               <w:keepNext/>
             </w:pPr>
+            <w:proofErr w:type="spellStart"/>
             <w:r>
               <w:rPr>
                 <w:b/>
@@ -14822,7 +16905,40 @@
                 <w:sz w:val="28"/>
                 <w:szCs w:val="28"/>
               </w:rPr>
-              <w:t>สถานะ (ออกแบบแล้ว / TBD)</w:t>
+              <w:t>สถานะ</w:t>
+            </w:r>
+            <w:proofErr w:type="spellEnd"/>
+            <w:r>
+              <w:rPr>
+                <w:b/>
+                <w:bCs/>
+                <w:color w:val="FFFFFF"/>
+                <w:sz w:val="28"/>
+                <w:szCs w:val="28"/>
+              </w:rPr>
+              <w:t xml:space="preserve"> (</w:t>
+            </w:r>
+            <w:proofErr w:type="spellStart"/>
+            <w:r>
+              <w:rPr>
+                <w:b/>
+                <w:bCs/>
+                <w:color w:val="FFFFFF"/>
+                <w:sz w:val="28"/>
+                <w:szCs w:val="28"/>
+              </w:rPr>
+              <w:t>ออกแบบแล้ว</w:t>
+            </w:r>
+            <w:proofErr w:type="spellEnd"/>
+            <w:r>
+              <w:rPr>
+                <w:b/>
+                <w:bCs/>
+                <w:color w:val="FFFFFF"/>
+                <w:sz w:val="28"/>
+                <w:szCs w:val="28"/>
+              </w:rPr>
+              <w:t xml:space="preserve"> / TBD)</w:t>
             </w:r>
           </w:p>
         </w:tc>
@@ -15149,7 +17265,73 @@
           <w:sz w:val="30"/>
           <w:szCs w:val="30"/>
         </w:rPr>
-        <w:t>4.5 Decision cards (≤ 2 · อย่างน้อย 1 ใบตอบว่าต้องเพิ่ม container หรือไม่)</w:t>
+        <w:t xml:space="preserve">4.5 Decision cards (≤ 2 · </w:t>
+      </w:r>
+      <w:proofErr w:type="spellStart"/>
+      <w:r>
+        <w:rPr>
+          <w:b/>
+          <w:bCs/>
+          <w:color w:val="087E8B"/>
+          <w:sz w:val="30"/>
+          <w:szCs w:val="30"/>
+        </w:rPr>
+        <w:t>อย่างน้อย</w:t>
+      </w:r>
+      <w:proofErr w:type="spellEnd"/>
+      <w:r>
+        <w:rPr>
+          <w:b/>
+          <w:bCs/>
+          <w:color w:val="087E8B"/>
+          <w:sz w:val="30"/>
+          <w:szCs w:val="30"/>
+        </w:rPr>
+        <w:t xml:space="preserve"> 1 </w:t>
+      </w:r>
+      <w:proofErr w:type="spellStart"/>
+      <w:r>
+        <w:rPr>
+          <w:b/>
+          <w:bCs/>
+          <w:color w:val="087E8B"/>
+          <w:sz w:val="30"/>
+          <w:szCs w:val="30"/>
+        </w:rPr>
+        <w:t>ใบตอบว่าต้องเพิ่ม</w:t>
+      </w:r>
+      <w:proofErr w:type="spellEnd"/>
+      <w:r>
+        <w:rPr>
+          <w:b/>
+          <w:bCs/>
+          <w:color w:val="087E8B"/>
+          <w:sz w:val="30"/>
+          <w:szCs w:val="30"/>
+        </w:rPr>
+        <w:t xml:space="preserve"> container </w:t>
+      </w:r>
+      <w:proofErr w:type="spellStart"/>
+      <w:r>
+        <w:rPr>
+          <w:b/>
+          <w:bCs/>
+          <w:color w:val="087E8B"/>
+          <w:sz w:val="30"/>
+          <w:szCs w:val="30"/>
+        </w:rPr>
+        <w:t>หรือไม่</w:t>
+      </w:r>
+      <w:proofErr w:type="spellEnd"/>
+      <w:r>
+        <w:rPr>
+          <w:b/>
+          <w:bCs/>
+          <w:color w:val="087E8B"/>
+          <w:sz w:val="30"/>
+          <w:szCs w:val="30"/>
+        </w:rPr>
+        <w:t>)</w:t>
       </w:r>
     </w:p>
     <w:tbl>
@@ -15210,6 +17392,7 @@
               </w:rPr>
               <w:t>DEC-</w:t>
             </w:r>
+            <w:proofErr w:type="gramStart"/>
             <w:r>
               <w:rPr>
                 <w:b/>
@@ -15218,7 +17401,30 @@
                 <w:sz w:val="28"/>
                 <w:szCs w:val="28"/>
               </w:rPr>
-              <w:t xml:space="preserve">   [ตัดสินใจเรื่องอะไร]</w:t>
+              <w:t xml:space="preserve">   [</w:t>
+            </w:r>
+            <w:proofErr w:type="spellStart"/>
+            <w:proofErr w:type="gramEnd"/>
+            <w:r>
+              <w:rPr>
+                <w:b/>
+                <w:bCs/>
+                <w:color w:val="FFFFFF"/>
+                <w:sz w:val="28"/>
+                <w:szCs w:val="28"/>
+              </w:rPr>
+              <w:t>ตัดสินใจเรื่องอะไร</w:t>
+            </w:r>
+            <w:proofErr w:type="spellEnd"/>
+            <w:r>
+              <w:rPr>
+                <w:b/>
+                <w:bCs/>
+                <w:color w:val="FFFFFF"/>
+                <w:sz w:val="28"/>
+                <w:szCs w:val="28"/>
+              </w:rPr>
+              <w:t>]</w:t>
             </w:r>
             <w:r>
               <w:rPr>
@@ -15260,6 +17466,7 @@
               <w:keepNext/>
               <w:keepLines/>
             </w:pPr>
+            <w:proofErr w:type="spellStart"/>
             <w:r>
               <w:rPr>
                 <w:b/>
@@ -15270,6 +17477,7 @@
               </w:rPr>
               <w:t>ตัดสินใจ</w:t>
             </w:r>
+            <w:proofErr w:type="spellEnd"/>
           </w:p>
         </w:tc>
         <w:tc>
@@ -15323,6 +17531,7 @@
               <w:keepNext/>
               <w:keepLines/>
             </w:pPr>
+            <w:proofErr w:type="spellStart"/>
             <w:r>
               <w:rPr>
                 <w:b/>
@@ -15331,7 +17540,18 @@
                 <w:sz w:val="28"/>
                 <w:szCs w:val="28"/>
               </w:rPr>
-              <w:t>เพราะ (NFR / BR / driver)</w:t>
+              <w:t>เพราะ</w:t>
+            </w:r>
+            <w:proofErr w:type="spellEnd"/>
+            <w:r>
+              <w:rPr>
+                <w:b/>
+                <w:bCs/>
+                <w:color w:val="173B65"/>
+                <w:sz w:val="28"/>
+                <w:szCs w:val="28"/>
+              </w:rPr>
+              <w:t xml:space="preserve"> (NFR / BR / driver)</w:t>
             </w:r>
           </w:p>
         </w:tc>
@@ -15386,6 +17606,7 @@
               <w:keepNext/>
               <w:keepLines/>
             </w:pPr>
+            <w:proofErr w:type="spellStart"/>
             <w:r>
               <w:rPr>
                 <w:b/>
@@ -15396,6 +17617,7 @@
               </w:rPr>
               <w:t>ทางเลือกที่ไม่เลือก</w:t>
             </w:r>
+            <w:proofErr w:type="spellEnd"/>
           </w:p>
         </w:tc>
         <w:tc>
@@ -15448,6 +17670,7 @@
             <w:pPr>
               <w:keepLines/>
             </w:pPr>
+            <w:proofErr w:type="spellStart"/>
             <w:r>
               <w:rPr>
                 <w:b/>
@@ -15458,6 +17681,7 @@
               </w:rPr>
               <w:t>ผลที่ตามมา</w:t>
             </w:r>
+            <w:proofErr w:type="spellEnd"/>
           </w:p>
         </w:tc>
         <w:tc>
@@ -15548,6 +17772,7 @@
               <w:lastRenderedPageBreak/>
               <w:t>DEC-</w:t>
             </w:r>
+            <w:proofErr w:type="gramStart"/>
             <w:r>
               <w:rPr>
                 <w:b/>
@@ -15556,7 +17781,30 @@
                 <w:sz w:val="28"/>
                 <w:szCs w:val="28"/>
               </w:rPr>
-              <w:t xml:space="preserve">   [ตัดสินใจเรื่องอะไร]</w:t>
+              <w:t xml:space="preserve">   [</w:t>
+            </w:r>
+            <w:proofErr w:type="spellStart"/>
+            <w:proofErr w:type="gramEnd"/>
+            <w:r>
+              <w:rPr>
+                <w:b/>
+                <w:bCs/>
+                <w:color w:val="FFFFFF"/>
+                <w:sz w:val="28"/>
+                <w:szCs w:val="28"/>
+              </w:rPr>
+              <w:t>ตัดสินใจเรื่องอะไร</w:t>
+            </w:r>
+            <w:proofErr w:type="spellEnd"/>
+            <w:r>
+              <w:rPr>
+                <w:b/>
+                <w:bCs/>
+                <w:color w:val="FFFFFF"/>
+                <w:sz w:val="28"/>
+                <w:szCs w:val="28"/>
+              </w:rPr>
+              <w:t>]</w:t>
             </w:r>
             <w:r>
               <w:rPr>
@@ -15598,6 +17846,7 @@
               <w:keepNext/>
               <w:keepLines/>
             </w:pPr>
+            <w:proofErr w:type="spellStart"/>
             <w:r>
               <w:rPr>
                 <w:b/>
@@ -15608,6 +17857,7 @@
               </w:rPr>
               <w:t>ตัดสินใจ</w:t>
             </w:r>
+            <w:proofErr w:type="spellEnd"/>
           </w:p>
         </w:tc>
         <w:tc>
@@ -15661,6 +17911,7 @@
               <w:keepNext/>
               <w:keepLines/>
             </w:pPr>
+            <w:proofErr w:type="spellStart"/>
             <w:r>
               <w:rPr>
                 <w:b/>
@@ -15669,7 +17920,18 @@
                 <w:sz w:val="28"/>
                 <w:szCs w:val="28"/>
               </w:rPr>
-              <w:t>เพราะ (NFR / BR / driver)</w:t>
+              <w:t>เพราะ</w:t>
+            </w:r>
+            <w:proofErr w:type="spellEnd"/>
+            <w:r>
+              <w:rPr>
+                <w:b/>
+                <w:bCs/>
+                <w:color w:val="173B65"/>
+                <w:sz w:val="28"/>
+                <w:szCs w:val="28"/>
+              </w:rPr>
+              <w:t xml:space="preserve"> (NFR / BR / driver)</w:t>
             </w:r>
           </w:p>
         </w:tc>
@@ -15724,6 +17986,7 @@
               <w:keepNext/>
               <w:keepLines/>
             </w:pPr>
+            <w:proofErr w:type="spellStart"/>
             <w:r>
               <w:rPr>
                 <w:b/>
@@ -15734,6 +17997,7 @@
               </w:rPr>
               <w:t>ทางเลือกที่ไม่เลือก</w:t>
             </w:r>
+            <w:proofErr w:type="spellEnd"/>
           </w:p>
         </w:tc>
         <w:tc>
@@ -15786,6 +18050,7 @@
             <w:pPr>
               <w:keepLines/>
             </w:pPr>
+            <w:proofErr w:type="spellStart"/>
             <w:r>
               <w:rPr>
                 <w:b/>
@@ -15796,6 +18061,7 @@
               </w:rPr>
               <w:t>ผลที่ตามมา</w:t>
             </w:r>
+            <w:proofErr w:type="spellEnd"/>
           </w:p>
         </w:tc>
         <w:tc>
@@ -15840,8 +18106,42 @@
           <w:sz w:val="30"/>
           <w:szCs w:val="30"/>
         </w:rPr>
-        <w:t>4.6 เดิน Spine ขั้นที่ใหม่หรือเปลี่ยน</w:t>
-      </w:r>
+        <w:t xml:space="preserve">4.6 </w:t>
+      </w:r>
+      <w:proofErr w:type="spellStart"/>
+      <w:r>
+        <w:rPr>
+          <w:b/>
+          <w:bCs/>
+          <w:color w:val="087E8B"/>
+          <w:sz w:val="30"/>
+          <w:szCs w:val="30"/>
+        </w:rPr>
+        <w:t>เดิน</w:t>
+      </w:r>
+      <w:proofErr w:type="spellEnd"/>
+      <w:r>
+        <w:rPr>
+          <w:b/>
+          <w:bCs/>
+          <w:color w:val="087E8B"/>
+          <w:sz w:val="30"/>
+          <w:szCs w:val="30"/>
+        </w:rPr>
+        <w:t xml:space="preserve"> Spine </w:t>
+      </w:r>
+      <w:proofErr w:type="spellStart"/>
+      <w:r>
+        <w:rPr>
+          <w:b/>
+          <w:bCs/>
+          <w:color w:val="087E8B"/>
+          <w:sz w:val="30"/>
+          <w:szCs w:val="30"/>
+        </w:rPr>
+        <w:t>ขั้นที่ใหม่หรือเปลี่ยน</w:t>
+      </w:r>
+      <w:proofErr w:type="spellEnd"/>
     </w:p>
     <w:tbl>
       <w:tblPr>
@@ -15892,6 +18192,7 @@
             <w:pPr>
               <w:keepNext/>
             </w:pPr>
+            <w:proofErr w:type="spellStart"/>
             <w:r>
               <w:rPr>
                 <w:b/>
@@ -15902,6 +18203,7 @@
               </w:rPr>
               <w:t>ขั้น</w:t>
             </w:r>
+            <w:proofErr w:type="spellEnd"/>
           </w:p>
         </w:tc>
         <w:tc>
@@ -15926,6 +18228,7 @@
             <w:pPr>
               <w:keepNext/>
             </w:pPr>
+            <w:proofErr w:type="spellStart"/>
             <w:r>
               <w:rPr>
                 <w:b/>
@@ -15934,7 +18237,18 @@
                 <w:sz w:val="28"/>
                 <w:szCs w:val="28"/>
               </w:rPr>
-              <w:t>เดินผ่าน container</w:t>
+              <w:t>เดินผ่าน</w:t>
+            </w:r>
+            <w:proofErr w:type="spellEnd"/>
+            <w:r>
+              <w:rPr>
+                <w:b/>
+                <w:bCs/>
+                <w:color w:val="FFFFFF"/>
+                <w:sz w:val="28"/>
+                <w:szCs w:val="28"/>
+              </w:rPr>
+              <w:t xml:space="preserve"> container</w:t>
             </w:r>
           </w:p>
         </w:tc>
@@ -15960,6 +18274,7 @@
             <w:pPr>
               <w:keepNext/>
             </w:pPr>
+            <w:proofErr w:type="spellStart"/>
             <w:r>
               <w:rPr>
                 <w:b/>
@@ -15970,6 +18285,7 @@
               </w:rPr>
               <w:t>กติกาตรวจที่ไหน</w:t>
             </w:r>
+            <w:proofErr w:type="spellEnd"/>
           </w:p>
         </w:tc>
       </w:tr>
@@ -16171,6 +18487,7 @@
             <w:pPr>
               <w:jc w:val="center"/>
             </w:pPr>
+            <w:proofErr w:type="spellStart"/>
             <w:r>
               <w:rPr>
                 <w:i/>
@@ -16180,8 +18497,97 @@
                 <w:szCs w:val="28"/>
               </w:rPr>
               <w:lastRenderedPageBreak/>
-              <w:t>วางภาพ Context diagram ที่ export จาก draw.io — ระบบภายนอกมีป้าย Core / Extension / TBD · ลูกศรมีป้าย</w:t>
-            </w:r>
+              <w:t>วางภาพ</w:t>
+            </w:r>
+            <w:proofErr w:type="spellEnd"/>
+            <w:r>
+              <w:rPr>
+                <w:i/>
+                <w:iCs/>
+                <w:color w:val="8A99A8"/>
+                <w:sz w:val="28"/>
+                <w:szCs w:val="28"/>
+              </w:rPr>
+              <w:t xml:space="preserve"> Context diagram </w:t>
+            </w:r>
+            <w:proofErr w:type="spellStart"/>
+            <w:r>
+              <w:rPr>
+                <w:i/>
+                <w:iCs/>
+                <w:color w:val="8A99A8"/>
+                <w:sz w:val="28"/>
+                <w:szCs w:val="28"/>
+              </w:rPr>
+              <w:t>ที่</w:t>
+            </w:r>
+            <w:proofErr w:type="spellEnd"/>
+            <w:r>
+              <w:rPr>
+                <w:i/>
+                <w:iCs/>
+                <w:color w:val="8A99A8"/>
+                <w:sz w:val="28"/>
+                <w:szCs w:val="28"/>
+              </w:rPr>
+              <w:t xml:space="preserve"> export </w:t>
+            </w:r>
+            <w:proofErr w:type="spellStart"/>
+            <w:r>
+              <w:rPr>
+                <w:i/>
+                <w:iCs/>
+                <w:color w:val="8A99A8"/>
+                <w:sz w:val="28"/>
+                <w:szCs w:val="28"/>
+              </w:rPr>
+              <w:t>จาก</w:t>
+            </w:r>
+            <w:proofErr w:type="spellEnd"/>
+            <w:r>
+              <w:rPr>
+                <w:i/>
+                <w:iCs/>
+                <w:color w:val="8A99A8"/>
+                <w:sz w:val="28"/>
+                <w:szCs w:val="28"/>
+              </w:rPr>
+              <w:t xml:space="preserve"> draw.io — </w:t>
+            </w:r>
+            <w:proofErr w:type="spellStart"/>
+            <w:r>
+              <w:rPr>
+                <w:i/>
+                <w:iCs/>
+                <w:color w:val="8A99A8"/>
+                <w:sz w:val="28"/>
+                <w:szCs w:val="28"/>
+              </w:rPr>
+              <w:t>ระบบภายนอกมีป้าย</w:t>
+            </w:r>
+            <w:proofErr w:type="spellEnd"/>
+            <w:r>
+              <w:rPr>
+                <w:i/>
+                <w:iCs/>
+                <w:color w:val="8A99A8"/>
+                <w:sz w:val="28"/>
+                <w:szCs w:val="28"/>
+              </w:rPr>
+              <w:t xml:space="preserve"> Core / Extension / TBD · </w:t>
+            </w:r>
+            <w:proofErr w:type="spellStart"/>
+            <w:r>
+              <w:rPr>
+                <w:i/>
+                <w:iCs/>
+                <w:color w:val="8A99A8"/>
+                <w:sz w:val="28"/>
+                <w:szCs w:val="28"/>
+              </w:rPr>
+              <w:t>ลูกศรมีป้าย</w:t>
+            </w:r>
+            <w:proofErr w:type="spellEnd"/>
           </w:p>
         </w:tc>
       </w:tr>
@@ -16199,6 +18605,7 @@
           <w:docGrid w:linePitch="360"/>
         </w:sectPr>
       </w:pPr>
+      <w:proofErr w:type="spellStart"/>
       <w:r>
         <w:rPr>
           <w:i/>
@@ -16207,7 +18614,40 @@
           <w:sz w:val="26"/>
           <w:szCs w:val="26"/>
         </w:rPr>
-        <w:t>ภาพที่ 1 Context diagram ฉบับใหม่ (final-exam/diagrams/context-after.png)</w:t>
+        <w:t>ภาพที่</w:t>
+      </w:r>
+      <w:proofErr w:type="spellEnd"/>
+      <w:r>
+        <w:rPr>
+          <w:i/>
+          <w:iCs/>
+          <w:color w:val="5A6B7C"/>
+          <w:sz w:val="26"/>
+          <w:szCs w:val="26"/>
+        </w:rPr>
+        <w:t xml:space="preserve"> 1 Context diagram </w:t>
+      </w:r>
+      <w:proofErr w:type="spellStart"/>
+      <w:r>
+        <w:rPr>
+          <w:i/>
+          <w:iCs/>
+          <w:color w:val="5A6B7C"/>
+          <w:sz w:val="26"/>
+          <w:szCs w:val="26"/>
+        </w:rPr>
+        <w:t>ฉบับใหม่</w:t>
+      </w:r>
+      <w:proofErr w:type="spellEnd"/>
+      <w:r>
+        <w:rPr>
+          <w:i/>
+          <w:iCs/>
+          <w:color w:val="5A6B7C"/>
+          <w:sz w:val="26"/>
+          <w:szCs w:val="26"/>
+        </w:rPr>
+        <w:t xml:space="preserve"> (final-exam/diagrams/context-after.png)</w:t>
       </w:r>
     </w:p>
     <w:tbl>
@@ -16256,6 +18696,7 @@
             <w:pPr>
               <w:jc w:val="center"/>
             </w:pPr>
+            <w:proofErr w:type="spellStart"/>
             <w:r>
               <w:rPr>
                 <w:i/>
@@ -16265,8 +18706,119 @@
                 <w:szCs w:val="28"/>
               </w:rPr>
               <w:lastRenderedPageBreak/>
-              <w:t>วางภาพ Container diagram — ทุกกล่องมี [ชนิด · เทคโนโลยี] · ลูกศรบอกว่าส่งอะไร ผ่านอะไร</w:t>
-            </w:r>
+              <w:t>วางภาพ</w:t>
+            </w:r>
+            <w:proofErr w:type="spellEnd"/>
+            <w:r>
+              <w:rPr>
+                <w:i/>
+                <w:iCs/>
+                <w:color w:val="8A99A8"/>
+                <w:sz w:val="28"/>
+                <w:szCs w:val="28"/>
+              </w:rPr>
+              <w:t xml:space="preserve"> Container diagram — </w:t>
+            </w:r>
+            <w:proofErr w:type="spellStart"/>
+            <w:r>
+              <w:rPr>
+                <w:i/>
+                <w:iCs/>
+                <w:color w:val="8A99A8"/>
+                <w:sz w:val="28"/>
+                <w:szCs w:val="28"/>
+              </w:rPr>
+              <w:t>ทุกกล่องมี</w:t>
+            </w:r>
+            <w:proofErr w:type="spellEnd"/>
+            <w:r>
+              <w:rPr>
+                <w:i/>
+                <w:iCs/>
+                <w:color w:val="8A99A8"/>
+                <w:sz w:val="28"/>
+                <w:szCs w:val="28"/>
+              </w:rPr>
+              <w:t xml:space="preserve"> [</w:t>
+            </w:r>
+            <w:proofErr w:type="spellStart"/>
+            <w:r>
+              <w:rPr>
+                <w:i/>
+                <w:iCs/>
+                <w:color w:val="8A99A8"/>
+                <w:sz w:val="28"/>
+                <w:szCs w:val="28"/>
+              </w:rPr>
+              <w:t>ชนิด</w:t>
+            </w:r>
+            <w:proofErr w:type="spellEnd"/>
+            <w:r>
+              <w:rPr>
+                <w:i/>
+                <w:iCs/>
+                <w:color w:val="8A99A8"/>
+                <w:sz w:val="28"/>
+                <w:szCs w:val="28"/>
+              </w:rPr>
+              <w:t xml:space="preserve"> · </w:t>
+            </w:r>
+            <w:proofErr w:type="spellStart"/>
+            <w:r>
+              <w:rPr>
+                <w:i/>
+                <w:iCs/>
+                <w:color w:val="8A99A8"/>
+                <w:sz w:val="28"/>
+                <w:szCs w:val="28"/>
+              </w:rPr>
+              <w:t>เทคโนโลยี</w:t>
+            </w:r>
+            <w:proofErr w:type="spellEnd"/>
+            <w:r>
+              <w:rPr>
+                <w:i/>
+                <w:iCs/>
+                <w:color w:val="8A99A8"/>
+                <w:sz w:val="28"/>
+                <w:szCs w:val="28"/>
+              </w:rPr>
+              <w:t xml:space="preserve">] · </w:t>
+            </w:r>
+            <w:proofErr w:type="spellStart"/>
+            <w:r>
+              <w:rPr>
+                <w:i/>
+                <w:iCs/>
+                <w:color w:val="8A99A8"/>
+                <w:sz w:val="28"/>
+                <w:szCs w:val="28"/>
+              </w:rPr>
+              <w:t>ลูกศรบอกว่าส่งอะไร</w:t>
+            </w:r>
+            <w:proofErr w:type="spellEnd"/>
+            <w:r>
+              <w:rPr>
+                <w:i/>
+                <w:iCs/>
+                <w:color w:val="8A99A8"/>
+                <w:sz w:val="28"/>
+                <w:szCs w:val="28"/>
+              </w:rPr>
+              <w:t xml:space="preserve"> </w:t>
+            </w:r>
+            <w:proofErr w:type="spellStart"/>
+            <w:r>
+              <w:rPr>
+                <w:i/>
+                <w:iCs/>
+                <w:color w:val="8A99A8"/>
+                <w:sz w:val="28"/>
+                <w:szCs w:val="28"/>
+              </w:rPr>
+              <w:t>ผ่านอะไร</w:t>
+            </w:r>
+            <w:proofErr w:type="spellEnd"/>
           </w:p>
         </w:tc>
       </w:tr>
@@ -16284,6 +18836,7 @@
           <w:docGrid w:linePitch="360"/>
         </w:sectPr>
       </w:pPr>
+      <w:proofErr w:type="spellStart"/>
       <w:r>
         <w:rPr>
           <w:i/>
@@ -16292,7 +18845,40 @@
           <w:sz w:val="26"/>
           <w:szCs w:val="26"/>
         </w:rPr>
-        <w:t>ภาพที่ 2 Container diagram ฉบับใหม่ (final-exam/diagrams/container-after.png)</w:t>
+        <w:t>ภาพที่</w:t>
+      </w:r>
+      <w:proofErr w:type="spellEnd"/>
+      <w:r>
+        <w:rPr>
+          <w:i/>
+          <w:iCs/>
+          <w:color w:val="5A6B7C"/>
+          <w:sz w:val="26"/>
+          <w:szCs w:val="26"/>
+        </w:rPr>
+        <w:t xml:space="preserve"> 2 Container diagram </w:t>
+      </w:r>
+      <w:proofErr w:type="spellStart"/>
+      <w:r>
+        <w:rPr>
+          <w:i/>
+          <w:iCs/>
+          <w:color w:val="5A6B7C"/>
+          <w:sz w:val="26"/>
+          <w:szCs w:val="26"/>
+        </w:rPr>
+        <w:t>ฉบับใหม่</w:t>
+      </w:r>
+      <w:proofErr w:type="spellEnd"/>
+      <w:r>
+        <w:rPr>
+          <w:i/>
+          <w:iCs/>
+          <w:color w:val="5A6B7C"/>
+          <w:sz w:val="26"/>
+          <w:szCs w:val="26"/>
+        </w:rPr>
+        <w:t xml:space="preserve"> (final-exam/diagrams/container-after.png)</w:t>
       </w:r>
     </w:p>
     <w:p>
@@ -16307,31 +18893,91 @@
       </w:pPr>
       <w:r>
         <w:lastRenderedPageBreak/>
-        <w:t>G5 Change Request เสริม (1.0 คะแนน)</w:t>
+        <w:t xml:space="preserve">G5 Change Request </w:t>
+      </w:r>
+      <w:proofErr w:type="spellStart"/>
+      <w:r>
+        <w:t>เสริม</w:t>
+      </w:r>
+      <w:proofErr w:type="spellEnd"/>
+      <w:r>
+        <w:t xml:space="preserve"> (1.0 </w:t>
+      </w:r>
+      <w:proofErr w:type="spellStart"/>
+      <w:r>
+        <w:t>คะแนน</w:t>
+      </w:r>
+      <w:proofErr w:type="spellEnd"/>
+      <w:r>
+        <w:t>)</w:t>
       </w:r>
     </w:p>
     <w:p>
       <w:pPr>
         <w:spacing w:after="100"/>
       </w:pPr>
+      <w:proofErr w:type="spellStart"/>
       <w:r>
         <w:rPr>
           <w:b/>
           <w:bCs/>
           <w:color w:val="173B65"/>
         </w:rPr>
-        <w:t>เลือก:</w:t>
-      </w:r>
-      <w:r>
-        <w:t xml:space="preserve"> ( ) CR-FX-02A ใช้งานหน้างาน   ( ) CR-FX-02B เวลาเหลือครึ่งหนึ่ง · </w:t>
-      </w:r>
+        <w:t>เลือก</w:t>
+      </w:r>
+      <w:proofErr w:type="spellEnd"/>
       <w:r>
         <w:rPr>
           <w:b/>
           <w:bCs/>
           <w:color w:val="173B65"/>
         </w:rPr>
-        <w:t>เหตุผลที่เลือก:</w:t>
+        <w:t>:</w:t>
+      </w:r>
+      <w:r>
+        <w:t xml:space="preserve"> </w:t>
+      </w:r>
+      <w:proofErr w:type="gramStart"/>
+      <w:r>
+        <w:t>( )</w:t>
+      </w:r>
+      <w:proofErr w:type="gramEnd"/>
+      <w:r>
+        <w:t xml:space="preserve"> CR-FX-02A </w:t>
+      </w:r>
+      <w:proofErr w:type="spellStart"/>
+      <w:r>
+        <w:t>ใช้งานหน้างาน</w:t>
+      </w:r>
+      <w:proofErr w:type="spellEnd"/>
+      <w:r>
+        <w:t xml:space="preserve">   ( ) CR-FX-02B </w:t>
+      </w:r>
+      <w:proofErr w:type="spellStart"/>
+      <w:r>
+        <w:t>เวลาเหลือครึ่งหนึ่ง</w:t>
+      </w:r>
+      <w:proofErr w:type="spellEnd"/>
+      <w:r>
+        <w:t xml:space="preserve"> · </w:t>
+      </w:r>
+      <w:proofErr w:type="spellStart"/>
+      <w:r>
+        <w:rPr>
+          <w:b/>
+          <w:bCs/>
+          <w:color w:val="173B65"/>
+        </w:rPr>
+        <w:t>เหตุผลที่เลือก</w:t>
+      </w:r>
+      <w:proofErr w:type="spellEnd"/>
+      <w:r>
+        <w:rPr>
+          <w:b/>
+          <w:bCs/>
+          <w:color w:val="173B65"/>
+        </w:rPr>
+        <w:t>:</w:t>
       </w:r>
       <w:r>
         <w:t xml:space="preserve"> ............................................</w:t>
@@ -16350,8 +18996,42 @@
           <w:sz w:val="30"/>
           <w:szCs w:val="30"/>
         </w:rPr>
-        <w:t>5.1 บันทึก CR แบบย่อ</w:t>
-      </w:r>
+        <w:t xml:space="preserve">5.1 </w:t>
+      </w:r>
+      <w:proofErr w:type="spellStart"/>
+      <w:r>
+        <w:rPr>
+          <w:b/>
+          <w:bCs/>
+          <w:color w:val="087E8B"/>
+          <w:sz w:val="30"/>
+          <w:szCs w:val="30"/>
+        </w:rPr>
+        <w:t>บันทึก</w:t>
+      </w:r>
+      <w:proofErr w:type="spellEnd"/>
+      <w:r>
+        <w:rPr>
+          <w:b/>
+          <w:bCs/>
+          <w:color w:val="087E8B"/>
+          <w:sz w:val="30"/>
+          <w:szCs w:val="30"/>
+        </w:rPr>
+        <w:t xml:space="preserve"> CR </w:t>
+      </w:r>
+      <w:proofErr w:type="spellStart"/>
+      <w:r>
+        <w:rPr>
+          <w:b/>
+          <w:bCs/>
+          <w:color w:val="087E8B"/>
+          <w:sz w:val="30"/>
+          <w:szCs w:val="30"/>
+        </w:rPr>
+        <w:t>แบบย่อ</w:t>
+      </w:r>
+      <w:proofErr w:type="spellEnd"/>
     </w:p>
     <w:tbl>
       <w:tblPr>
@@ -16411,6 +19091,7 @@
               </w:rPr>
               <w:t>CR-FX-02</w:t>
             </w:r>
+            <w:proofErr w:type="gramStart"/>
             <w:r>
               <w:rPr>
                 <w:b/>
@@ -16419,7 +19100,40 @@
                 <w:sz w:val="28"/>
                 <w:szCs w:val="28"/>
               </w:rPr>
-              <w:t xml:space="preserve">   [A หรือ B]</w:t>
+              <w:t xml:space="preserve">   [</w:t>
+            </w:r>
+            <w:proofErr w:type="gramEnd"/>
+            <w:r>
+              <w:rPr>
+                <w:b/>
+                <w:bCs/>
+                <w:color w:val="FFFFFF"/>
+                <w:sz w:val="28"/>
+                <w:szCs w:val="28"/>
+              </w:rPr>
+              <w:t xml:space="preserve">A </w:t>
+            </w:r>
+            <w:proofErr w:type="spellStart"/>
+            <w:r>
+              <w:rPr>
+                <w:b/>
+                <w:bCs/>
+                <w:color w:val="FFFFFF"/>
+                <w:sz w:val="28"/>
+                <w:szCs w:val="28"/>
+              </w:rPr>
+              <w:t>หรือ</w:t>
+            </w:r>
+            <w:proofErr w:type="spellEnd"/>
+            <w:r>
+              <w:rPr>
+                <w:b/>
+                <w:bCs/>
+                <w:color w:val="FFFFFF"/>
+                <w:sz w:val="28"/>
+                <w:szCs w:val="28"/>
+              </w:rPr>
+              <w:t xml:space="preserve"> B]</w:t>
             </w:r>
             <w:r>
               <w:rPr>
@@ -16461,6 +19175,7 @@
               <w:keepNext/>
               <w:keepLines/>
             </w:pPr>
+            <w:proofErr w:type="spellStart"/>
             <w:r>
               <w:rPr>
                 <w:b/>
@@ -16469,7 +19184,62 @@
                 <w:sz w:val="28"/>
                 <w:szCs w:val="28"/>
               </w:rPr>
-              <w:t>ขอเปลี่ยน (ตาม case กลุ่ม)</w:t>
+              <w:t>ขอเปลี่ยน</w:t>
+            </w:r>
+            <w:proofErr w:type="spellEnd"/>
+            <w:r>
+              <w:rPr>
+                <w:b/>
+                <w:bCs/>
+                <w:color w:val="173B65"/>
+                <w:sz w:val="28"/>
+                <w:szCs w:val="28"/>
+              </w:rPr>
+              <w:t xml:space="preserve"> (</w:t>
+            </w:r>
+            <w:proofErr w:type="spellStart"/>
+            <w:r>
+              <w:rPr>
+                <w:b/>
+                <w:bCs/>
+                <w:color w:val="173B65"/>
+                <w:sz w:val="28"/>
+                <w:szCs w:val="28"/>
+              </w:rPr>
+              <w:t>ตาม</w:t>
+            </w:r>
+            <w:proofErr w:type="spellEnd"/>
+            <w:r>
+              <w:rPr>
+                <w:b/>
+                <w:bCs/>
+                <w:color w:val="173B65"/>
+                <w:sz w:val="28"/>
+                <w:szCs w:val="28"/>
+              </w:rPr>
+              <w:t xml:space="preserve"> case </w:t>
+            </w:r>
+            <w:proofErr w:type="spellStart"/>
+            <w:r>
+              <w:rPr>
+                <w:b/>
+                <w:bCs/>
+                <w:color w:val="173B65"/>
+                <w:sz w:val="28"/>
+                <w:szCs w:val="28"/>
+              </w:rPr>
+              <w:t>กลุ่ม</w:t>
+            </w:r>
+            <w:proofErr w:type="spellEnd"/>
+            <w:r>
+              <w:rPr>
+                <w:b/>
+                <w:bCs/>
+                <w:color w:val="173B65"/>
+                <w:sz w:val="28"/>
+                <w:szCs w:val="28"/>
+              </w:rPr>
+              <w:t>)</w:t>
             </w:r>
           </w:p>
         </w:tc>
@@ -16524,6 +19294,7 @@
               <w:keepNext/>
               <w:keepLines/>
             </w:pPr>
+            <w:proofErr w:type="spellStart"/>
             <w:r>
               <w:rPr>
                 <w:b/>
@@ -16532,7 +19303,18 @@
                 <w:sz w:val="28"/>
                 <w:szCs w:val="28"/>
               </w:rPr>
-              <w:t>กระทบ ID</w:t>
+              <w:t>กระทบ</w:t>
+            </w:r>
+            <w:proofErr w:type="spellEnd"/>
+            <w:r>
+              <w:rPr>
+                <w:b/>
+                <w:bCs/>
+                <w:color w:val="173B65"/>
+                <w:sz w:val="28"/>
+                <w:szCs w:val="28"/>
+              </w:rPr>
+              <w:t xml:space="preserve"> ID</w:t>
             </w:r>
           </w:p>
         </w:tc>
@@ -16587,6 +19369,7 @@
               <w:keepNext/>
               <w:keepLines/>
             </w:pPr>
+            <w:proofErr w:type="spellStart"/>
             <w:r>
               <w:rPr>
                 <w:b/>
@@ -16595,7 +19378,18 @@
                 <w:sz w:val="28"/>
                 <w:szCs w:val="28"/>
               </w:rPr>
-              <w:t>ทางเลือก (≥ 2)</w:t>
+              <w:t>ทางเลือก</w:t>
+            </w:r>
+            <w:proofErr w:type="spellEnd"/>
+            <w:r>
+              <w:rPr>
+                <w:b/>
+                <w:bCs/>
+                <w:color w:val="173B65"/>
+                <w:sz w:val="28"/>
+                <w:szCs w:val="28"/>
+              </w:rPr>
+              <w:t xml:space="preserve"> (≥ 2)</w:t>
             </w:r>
           </w:p>
         </w:tc>
@@ -16657,8 +19451,42 @@
                 <w:sz w:val="28"/>
                 <w:szCs w:val="28"/>
               </w:rPr>
-              <w:t>Decision ที่เสนอ + ใครตัดสิน</w:t>
-            </w:r>
+              <w:t xml:space="preserve">Decision </w:t>
+            </w:r>
+            <w:proofErr w:type="spellStart"/>
+            <w:r>
+              <w:rPr>
+                <w:b/>
+                <w:bCs/>
+                <w:color w:val="173B65"/>
+                <w:sz w:val="28"/>
+                <w:szCs w:val="28"/>
+              </w:rPr>
+              <w:t>ที่เสนอ</w:t>
+            </w:r>
+            <w:proofErr w:type="spellEnd"/>
+            <w:r>
+              <w:rPr>
+                <w:b/>
+                <w:bCs/>
+                <w:color w:val="173B65"/>
+                <w:sz w:val="28"/>
+                <w:szCs w:val="28"/>
+              </w:rPr>
+              <w:t xml:space="preserve"> + </w:t>
+            </w:r>
+            <w:proofErr w:type="spellStart"/>
+            <w:r>
+              <w:rPr>
+                <w:b/>
+                <w:bCs/>
+                <w:color w:val="173B65"/>
+                <w:sz w:val="28"/>
+                <w:szCs w:val="28"/>
+              </w:rPr>
+              <w:t>ใครตัดสิน</w:t>
+            </w:r>
+            <w:proofErr w:type="spellEnd"/>
           </w:p>
         </w:tc>
         <w:tc>
@@ -16764,6 +19592,7 @@
               </w:rPr>
               <w:t>DEC-</w:t>
             </w:r>
+            <w:proofErr w:type="gramStart"/>
             <w:r>
               <w:rPr>
                 <w:b/>
@@ -16772,7 +19601,30 @@
                 <w:sz w:val="28"/>
                 <w:szCs w:val="28"/>
               </w:rPr>
-              <w:t xml:space="preserve">   [ตัดสินใจเรื่องอะไร]</w:t>
+              <w:t xml:space="preserve">   [</w:t>
+            </w:r>
+            <w:proofErr w:type="spellStart"/>
+            <w:proofErr w:type="gramEnd"/>
+            <w:r>
+              <w:rPr>
+                <w:b/>
+                <w:bCs/>
+                <w:color w:val="FFFFFF"/>
+                <w:sz w:val="28"/>
+                <w:szCs w:val="28"/>
+              </w:rPr>
+              <w:t>ตัดสินใจเรื่องอะไร</w:t>
+            </w:r>
+            <w:proofErr w:type="spellEnd"/>
+            <w:r>
+              <w:rPr>
+                <w:b/>
+                <w:bCs/>
+                <w:color w:val="FFFFFF"/>
+                <w:sz w:val="28"/>
+                <w:szCs w:val="28"/>
+              </w:rPr>
+              <w:t>]</w:t>
             </w:r>
             <w:r>
               <w:rPr>
@@ -16814,6 +19666,7 @@
               <w:keepNext/>
               <w:keepLines/>
             </w:pPr>
+            <w:proofErr w:type="spellStart"/>
             <w:r>
               <w:rPr>
                 <w:b/>
@@ -16824,6 +19677,7 @@
               </w:rPr>
               <w:t>ตัดสินใจ</w:t>
             </w:r>
+            <w:proofErr w:type="spellEnd"/>
           </w:p>
         </w:tc>
         <w:tc>
@@ -16877,6 +19731,7 @@
               <w:keepNext/>
               <w:keepLines/>
             </w:pPr>
+            <w:proofErr w:type="spellStart"/>
             <w:r>
               <w:rPr>
                 <w:b/>
@@ -16885,7 +19740,18 @@
                 <w:sz w:val="28"/>
                 <w:szCs w:val="28"/>
               </w:rPr>
-              <w:t>เพราะ (NFR / BR / driver)</w:t>
+              <w:t>เพราะ</w:t>
+            </w:r>
+            <w:proofErr w:type="spellEnd"/>
+            <w:r>
+              <w:rPr>
+                <w:b/>
+                <w:bCs/>
+                <w:color w:val="173B65"/>
+                <w:sz w:val="28"/>
+                <w:szCs w:val="28"/>
+              </w:rPr>
+              <w:t xml:space="preserve"> (NFR / BR / driver)</w:t>
             </w:r>
           </w:p>
         </w:tc>
@@ -16940,6 +19806,7 @@
               <w:keepNext/>
               <w:keepLines/>
             </w:pPr>
+            <w:proofErr w:type="spellStart"/>
             <w:r>
               <w:rPr>
                 <w:b/>
@@ -16950,6 +19817,7 @@
               </w:rPr>
               <w:t>ทางเลือกที่ไม่เลือก</w:t>
             </w:r>
+            <w:proofErr w:type="spellEnd"/>
           </w:p>
         </w:tc>
         <w:tc>
@@ -17002,6 +19870,7 @@
             <w:pPr>
               <w:keepLines/>
             </w:pPr>
+            <w:proofErr w:type="spellStart"/>
             <w:r>
               <w:rPr>
                 <w:b/>
@@ -17012,6 +19881,7 @@
               </w:rPr>
               <w:t>ผลที่ตามมา</w:t>
             </w:r>
+            <w:proofErr w:type="spellEnd"/>
           </w:p>
         </w:tc>
         <w:tc>
@@ -17056,8 +19926,20 @@
           <w:sz w:val="30"/>
           <w:szCs w:val="30"/>
         </w:rPr>
-        <w:t>5.3 สิ่งที่เปลี่ยน</w:t>
-      </w:r>
+        <w:t xml:space="preserve">5.3 </w:t>
+      </w:r>
+      <w:proofErr w:type="spellStart"/>
+      <w:r>
+        <w:rPr>
+          <w:b/>
+          <w:bCs/>
+          <w:color w:val="087E8B"/>
+          <w:sz w:val="30"/>
+          <w:szCs w:val="30"/>
+        </w:rPr>
+        <w:t>สิ่งที่เปลี่ยน</w:t>
+      </w:r>
+      <w:proofErr w:type="spellEnd"/>
     </w:p>
     <w:tbl>
       <w:tblPr>
@@ -17109,6 +19991,7 @@
             <w:pPr>
               <w:keepNext/>
             </w:pPr>
+            <w:proofErr w:type="spellStart"/>
             <w:r>
               <w:rPr>
                 <w:b/>
@@ -17119,6 +20002,7 @@
               </w:rPr>
               <w:t>ส่วน</w:t>
             </w:r>
+            <w:proofErr w:type="spellEnd"/>
           </w:p>
         </w:tc>
         <w:tc>
@@ -17143,6 +20027,7 @@
             <w:pPr>
               <w:keepNext/>
             </w:pPr>
+            <w:proofErr w:type="spellStart"/>
             <w:r>
               <w:rPr>
                 <w:b/>
@@ -17153,6 +20038,7 @@
               </w:rPr>
               <w:t>ก่อน</w:t>
             </w:r>
+            <w:proofErr w:type="spellEnd"/>
           </w:p>
         </w:tc>
         <w:tc>
@@ -17177,6 +20063,7 @@
             <w:pPr>
               <w:keepNext/>
             </w:pPr>
+            <w:proofErr w:type="spellStart"/>
             <w:r>
               <w:rPr>
                 <w:b/>
@@ -17187,6 +20074,7 @@
               </w:rPr>
               <w:t>หลัง</w:t>
             </w:r>
+            <w:proofErr w:type="spellEnd"/>
           </w:p>
         </w:tc>
         <w:tc>
@@ -17211,6 +20099,7 @@
             <w:pPr>
               <w:keepNext/>
             </w:pPr>
+            <w:proofErr w:type="spellStart"/>
             <w:r>
               <w:rPr>
                 <w:b/>
@@ -17221,6 +20110,7 @@
               </w:rPr>
               <w:t>เพราะ</w:t>
             </w:r>
+            <w:proofErr w:type="spellEnd"/>
           </w:p>
         </w:tc>
       </w:tr>
@@ -17651,7 +20541,15 @@
       </w:pPr>
       <w:r>
         <w:lastRenderedPageBreak/>
-        <w:t>G6 Integrity (1.0 คะแนน)</w:t>
+        <w:t xml:space="preserve">G6 Integrity (1.0 </w:t>
+      </w:r>
+      <w:proofErr w:type="spellStart"/>
+      <w:r>
+        <w:t>คะแนน</w:t>
+      </w:r>
+      <w:proofErr w:type="spellEnd"/>
+      <w:r>
+        <w:t>)</w:t>
       </w:r>
     </w:p>
     <w:p>
@@ -17667,8 +20565,20 @@
           <w:sz w:val="30"/>
           <w:szCs w:val="30"/>
         </w:rPr>
-        <w:t>6.1 ตรวจความสอดคล้อง</w:t>
-      </w:r>
+        <w:t xml:space="preserve">6.1 </w:t>
+      </w:r>
+      <w:proofErr w:type="spellStart"/>
+      <w:r>
+        <w:rPr>
+          <w:b/>
+          <w:bCs/>
+          <w:color w:val="087E8B"/>
+          <w:sz w:val="30"/>
+          <w:szCs w:val="30"/>
+        </w:rPr>
+        <w:t>ตรวจความสอดคล้อง</w:t>
+      </w:r>
+      <w:proofErr w:type="spellEnd"/>
     </w:p>
     <w:p>
       <w:pPr>
@@ -17676,6 +20586,7 @@
         <w:spacing w:after="40"/>
         <w:ind w:left="200"/>
       </w:pPr>
+      <w:proofErr w:type="gramStart"/>
       <w:r>
         <w:rPr>
           <w:rFonts w:ascii="Segoe UI Symbol" w:eastAsia="Segoe UI Symbol" w:hAnsi="Segoe UI Symbol" w:cs="Segoe UI Symbol"/>
@@ -17684,8 +20595,38 @@
         <w:t>☐</w:t>
       </w:r>
       <w:r>
-        <w:t xml:space="preserve">  ชื่อ container และ actor ในตาราง ตรงกับในภาพทุกภาพ</w:t>
-      </w:r>
+        <w:t xml:space="preserve">  </w:t>
+      </w:r>
+      <w:proofErr w:type="spellStart"/>
+      <w:r>
+        <w:t>ชื่อ</w:t>
+      </w:r>
+      <w:proofErr w:type="spellEnd"/>
+      <w:proofErr w:type="gramEnd"/>
+      <w:r>
+        <w:t xml:space="preserve"> container </w:t>
+      </w:r>
+      <w:proofErr w:type="spellStart"/>
+      <w:r>
+        <w:t>และ</w:t>
+      </w:r>
+      <w:proofErr w:type="spellEnd"/>
+      <w:r>
+        <w:t xml:space="preserve"> actor </w:t>
+      </w:r>
+      <w:proofErr w:type="spellStart"/>
+      <w:r>
+        <w:t>ในตาราง</w:t>
+      </w:r>
+      <w:proofErr w:type="spellEnd"/>
+      <w:r>
+        <w:t xml:space="preserve"> </w:t>
+      </w:r>
+      <w:proofErr w:type="spellStart"/>
+      <w:r>
+        <w:t>ตรงกับในภาพทุกภาพ</w:t>
+      </w:r>
+      <w:proofErr w:type="spellEnd"/>
     </w:p>
     <w:p>
       <w:pPr>
@@ -17693,6 +20634,7 @@
         <w:spacing w:after="40"/>
         <w:ind w:left="200"/>
       </w:pPr>
+      <w:proofErr w:type="gramStart"/>
       <w:r>
         <w:rPr>
           <w:rFonts w:ascii="Segoe UI Symbol" w:eastAsia="Segoe UI Symbol" w:hAnsi="Segoe UI Symbol" w:cs="Segoe UI Symbol"/>
@@ -17701,7 +20643,32 @@
         <w:t>☐</w:t>
       </w:r>
       <w:r>
-        <w:t xml:space="preserve">  ทุก ID ที่อ้างมีอยู่จริงในงานของกลุ่ม หรือเขียน Cannot Verify</w:t>
+        <w:t xml:space="preserve">  </w:t>
+      </w:r>
+      <w:proofErr w:type="spellStart"/>
+      <w:r>
+        <w:t>ทุก</w:t>
+      </w:r>
+      <w:proofErr w:type="spellEnd"/>
+      <w:proofErr w:type="gramEnd"/>
+      <w:r>
+        <w:t xml:space="preserve"> ID </w:t>
+      </w:r>
+      <w:proofErr w:type="spellStart"/>
+      <w:r>
+        <w:t>ที่อ้างมีอยู่จริงในงานของกลุ่ม</w:t>
+      </w:r>
+      <w:proofErr w:type="spellEnd"/>
+      <w:r>
+        <w:t xml:space="preserve"> </w:t>
+      </w:r>
+      <w:proofErr w:type="spellStart"/>
+      <w:r>
+        <w:t>หรือเขียน</w:t>
+      </w:r>
+      <w:proofErr w:type="spellEnd"/>
+      <w:r>
+        <w:t xml:space="preserve"> Cannot Verify</w:t>
       </w:r>
     </w:p>
     <w:p>
@@ -17710,6 +20677,7 @@
         <w:spacing w:after="40"/>
         <w:ind w:left="200"/>
       </w:pPr>
+      <w:proofErr w:type="gramStart"/>
       <w:r>
         <w:rPr>
           <w:rFonts w:ascii="Segoe UI Symbol" w:eastAsia="Segoe UI Symbol" w:hAnsi="Segoe UI Symbol" w:cs="Segoe UI Symbol"/>
@@ -17718,8 +20686,30 @@
         <w:t>☐</w:t>
       </w:r>
       <w:r>
-        <w:t xml:space="preserve">  ค่าที่ไม่รู้ทุกค่าเป็น TBD และมี OI / DD รองรับ</w:t>
-      </w:r>
+        <w:t xml:space="preserve">  </w:t>
+      </w:r>
+      <w:proofErr w:type="spellStart"/>
+      <w:r>
+        <w:t>ค่าที่ไม่รู้ทุกค่าเป็น</w:t>
+      </w:r>
+      <w:proofErr w:type="spellEnd"/>
+      <w:proofErr w:type="gramEnd"/>
+      <w:r>
+        <w:t xml:space="preserve"> TBD </w:t>
+      </w:r>
+      <w:proofErr w:type="spellStart"/>
+      <w:r>
+        <w:t>และมี</w:t>
+      </w:r>
+      <w:proofErr w:type="spellEnd"/>
+      <w:r>
+        <w:t xml:space="preserve"> OI / DD </w:t>
+      </w:r>
+      <w:proofErr w:type="spellStart"/>
+      <w:r>
+        <w:t>รองรับ</w:t>
+      </w:r>
+      <w:proofErr w:type="spellEnd"/>
     </w:p>
     <w:p>
       <w:pPr>
@@ -17727,6 +20717,7 @@
         <w:spacing w:after="40"/>
         <w:ind w:left="200"/>
       </w:pPr>
+      <w:proofErr w:type="gramStart"/>
       <w:r>
         <w:rPr>
           <w:rFonts w:ascii="Segoe UI Symbol" w:eastAsia="Segoe UI Symbol" w:hAnsi="Segoe UI Symbol" w:cs="Segoe UI Symbol"/>
@@ -17735,8 +20726,38 @@
         <w:t>☐</w:t>
       </w:r>
       <w:r>
-        <w:t xml:space="preserve">  ไม่มีข้อความว่า SRS หรือ CR ใด Approved แล้ว</w:t>
-      </w:r>
+        <w:t xml:space="preserve">  </w:t>
+      </w:r>
+      <w:proofErr w:type="spellStart"/>
+      <w:r>
+        <w:t>ไม่มีข้อความว่า</w:t>
+      </w:r>
+      <w:proofErr w:type="spellEnd"/>
+      <w:proofErr w:type="gramEnd"/>
+      <w:r>
+        <w:t xml:space="preserve"> SRS </w:t>
+      </w:r>
+      <w:proofErr w:type="spellStart"/>
+      <w:r>
+        <w:t>หรือ</w:t>
+      </w:r>
+      <w:proofErr w:type="spellEnd"/>
+      <w:r>
+        <w:t xml:space="preserve"> CR </w:t>
+      </w:r>
+      <w:proofErr w:type="spellStart"/>
+      <w:r>
+        <w:t>ใด</w:t>
+      </w:r>
+      <w:proofErr w:type="spellEnd"/>
+      <w:r>
+        <w:t xml:space="preserve"> Approved </w:t>
+      </w:r>
+      <w:proofErr w:type="spellStart"/>
+      <w:r>
+        <w:t>แล้ว</w:t>
+      </w:r>
+      <w:proofErr w:type="spellEnd"/>
     </w:p>
     <w:p>
       <w:pPr>
@@ -17744,6 +20765,7 @@
         <w:spacing w:after="40"/>
         <w:ind w:left="200"/>
       </w:pPr>
+      <w:proofErr w:type="gramStart"/>
       <w:r>
         <w:rPr>
           <w:rFonts w:ascii="Segoe UI Symbol" w:eastAsia="Segoe UI Symbol" w:hAnsi="Segoe UI Symbol" w:cs="Segoe UI Symbol"/>
@@ -17752,14 +20774,53 @@
         <w:t>☐</w:t>
       </w:r>
       <w:r>
-        <w:t xml:space="preserve">  ใช้ stack อ้างอิง หรือมี decision card เมื่อเปลี่ยน · ไม่มีเทคโนโลยีเกินจำเป็น</w:t>
-      </w:r>
+        <w:t xml:space="preserve">  </w:t>
+      </w:r>
+      <w:proofErr w:type="spellStart"/>
+      <w:r>
+        <w:t>ใช้</w:t>
+      </w:r>
+      <w:proofErr w:type="spellEnd"/>
+      <w:proofErr w:type="gramEnd"/>
+      <w:r>
+        <w:t xml:space="preserve"> stack </w:t>
+      </w:r>
+      <w:proofErr w:type="spellStart"/>
+      <w:r>
+        <w:t>อ้างอิง</w:t>
+      </w:r>
+      <w:proofErr w:type="spellEnd"/>
+      <w:r>
+        <w:t xml:space="preserve"> </w:t>
+      </w:r>
+      <w:proofErr w:type="spellStart"/>
+      <w:r>
+        <w:t>หรือมี</w:t>
+      </w:r>
+      <w:proofErr w:type="spellEnd"/>
+      <w:r>
+        <w:t xml:space="preserve"> decision card </w:t>
+      </w:r>
+      <w:proofErr w:type="spellStart"/>
+      <w:r>
+        <w:t>เมื่อเปลี่ยน</w:t>
+      </w:r>
+      <w:proofErr w:type="spellEnd"/>
+      <w:r>
+        <w:t xml:space="preserve"> · </w:t>
+      </w:r>
+      <w:proofErr w:type="spellStart"/>
+      <w:r>
+        <w:t>ไม่มีเทคโนโลยีเกินจำเป็น</w:t>
+      </w:r>
+      <w:proofErr w:type="spellEnd"/>
     </w:p>
     <w:p>
       <w:pPr>
         <w:spacing w:after="40"/>
         <w:ind w:left="200"/>
       </w:pPr>
+      <w:proofErr w:type="gramStart"/>
       <w:r>
         <w:rPr>
           <w:rFonts w:ascii="Segoe UI Symbol" w:eastAsia="Segoe UI Symbol" w:hAnsi="Segoe UI Symbol" w:cs="Segoe UI Symbol"/>
@@ -17768,7 +20829,24 @@
         <w:t>☐</w:t>
       </w:r>
       <w:r>
-        <w:t xml:space="preserve">  ทุกภาพมี .drawio + PNG</w:t>
+        <w:t xml:space="preserve">  </w:t>
+      </w:r>
+      <w:proofErr w:type="spellStart"/>
+      <w:r>
+        <w:t>ทุกภาพมี</w:t>
+      </w:r>
+      <w:proofErr w:type="spellEnd"/>
+      <w:proofErr w:type="gramEnd"/>
+      <w:r>
+        <w:t xml:space="preserve"> .</w:t>
+      </w:r>
+      <w:proofErr w:type="spellStart"/>
+      <w:r>
+        <w:t>drawio</w:t>
+      </w:r>
+      <w:proofErr w:type="spellEnd"/>
+      <w:r>
+        <w:t xml:space="preserve"> + PNG</w:t>
       </w:r>
     </w:p>
     <w:p>
@@ -17841,6 +20919,7 @@
             <w:pPr>
               <w:keepNext/>
             </w:pPr>
+            <w:proofErr w:type="spellStart"/>
             <w:r>
               <w:rPr>
                 <w:b/>
@@ -17851,6 +20930,7 @@
               </w:rPr>
               <w:t>เครื่องมือ</w:t>
             </w:r>
+            <w:proofErr w:type="spellEnd"/>
           </w:p>
         </w:tc>
         <w:tc>
@@ -17875,6 +20955,7 @@
             <w:pPr>
               <w:keepNext/>
             </w:pPr>
+            <w:proofErr w:type="spellStart"/>
             <w:r>
               <w:rPr>
                 <w:b/>
@@ -17885,6 +20966,7 @@
               </w:rPr>
               <w:t>ใช้ช่วยเรื่องใด</w:t>
             </w:r>
+            <w:proofErr w:type="spellEnd"/>
           </w:p>
         </w:tc>
         <w:tc>
@@ -17909,6 +20991,7 @@
             <w:pPr>
               <w:keepNext/>
             </w:pPr>
+            <w:proofErr w:type="spellStart"/>
             <w:r>
               <w:rPr>
                 <w:b/>
@@ -17919,6 +21002,7 @@
               </w:rPr>
               <w:t>ตรวจอย่างไร</w:t>
             </w:r>
+            <w:proofErr w:type="spellEnd"/>
           </w:p>
         </w:tc>
       </w:tr>
@@ -18079,8 +21163,20 @@
           <w:sz w:val="30"/>
           <w:szCs w:val="30"/>
         </w:rPr>
-        <w:t>6.3 การมีส่วนร่วม</w:t>
-      </w:r>
+        <w:t xml:space="preserve">6.3 </w:t>
+      </w:r>
+      <w:proofErr w:type="spellStart"/>
+      <w:r>
+        <w:rPr>
+          <w:b/>
+          <w:bCs/>
+          <w:color w:val="087E8B"/>
+          <w:sz w:val="30"/>
+          <w:szCs w:val="30"/>
+        </w:rPr>
+        <w:t>การมีส่วนร่วม</w:t>
+      </w:r>
+      <w:proofErr w:type="spellEnd"/>
     </w:p>
     <w:tbl>
       <w:tblPr>
@@ -18131,6 +21227,7 @@
             <w:pPr>
               <w:keepNext/>
             </w:pPr>
+            <w:proofErr w:type="spellStart"/>
             <w:r>
               <w:rPr>
                 <w:b/>
@@ -18139,7 +21236,62 @@
                 <w:sz w:val="28"/>
                 <w:szCs w:val="28"/>
               </w:rPr>
-              <w:t>สมาชิก (ชื่อ–รหัส)</w:t>
+              <w:t>สมาชิก</w:t>
+            </w:r>
+            <w:proofErr w:type="spellEnd"/>
+            <w:r>
+              <w:rPr>
+                <w:b/>
+                <w:bCs/>
+                <w:color w:val="FFFFFF"/>
+                <w:sz w:val="28"/>
+                <w:szCs w:val="28"/>
+              </w:rPr>
+              <w:t xml:space="preserve"> (</w:t>
+            </w:r>
+            <w:proofErr w:type="spellStart"/>
+            <w:r>
+              <w:rPr>
+                <w:b/>
+                <w:bCs/>
+                <w:color w:val="FFFFFF"/>
+                <w:sz w:val="28"/>
+                <w:szCs w:val="28"/>
+              </w:rPr>
+              <w:t>ชื่อ</w:t>
+            </w:r>
+            <w:proofErr w:type="spellEnd"/>
+            <w:r>
+              <w:rPr>
+                <w:b/>
+                <w:bCs/>
+                <w:color w:val="FFFFFF"/>
+                <w:sz w:val="28"/>
+                <w:szCs w:val="28"/>
+              </w:rPr>
+              <w:t>–</w:t>
+            </w:r>
+            <w:proofErr w:type="spellStart"/>
+            <w:r>
+              <w:rPr>
+                <w:b/>
+                <w:bCs/>
+                <w:color w:val="FFFFFF"/>
+                <w:sz w:val="28"/>
+                <w:szCs w:val="28"/>
+              </w:rPr>
+              <w:t>รหัส</w:t>
+            </w:r>
+            <w:proofErr w:type="spellEnd"/>
+            <w:r>
+              <w:rPr>
+                <w:b/>
+                <w:bCs/>
+                <w:color w:val="FFFFFF"/>
+                <w:sz w:val="28"/>
+                <w:szCs w:val="28"/>
+              </w:rPr>
+              <w:t>)</w:t>
             </w:r>
           </w:p>
         </w:tc>
@@ -18165,6 +21317,7 @@
             <w:pPr>
               <w:keepNext/>
             </w:pPr>
+            <w:proofErr w:type="spellStart"/>
             <w:r>
               <w:rPr>
                 <w:b/>
@@ -18173,7 +21326,40 @@
                 <w:sz w:val="28"/>
                 <w:szCs w:val="28"/>
               </w:rPr>
-              <w:t>รับผิดชอบส่วน (G/ข้อ)</w:t>
+              <w:t>รับผิดชอบส่วน</w:t>
+            </w:r>
+            <w:proofErr w:type="spellEnd"/>
+            <w:r>
+              <w:rPr>
+                <w:b/>
+                <w:bCs/>
+                <w:color w:val="FFFFFF"/>
+                <w:sz w:val="28"/>
+                <w:szCs w:val="28"/>
+              </w:rPr>
+              <w:t xml:space="preserve"> (G/</w:t>
+            </w:r>
+            <w:proofErr w:type="spellStart"/>
+            <w:r>
+              <w:rPr>
+                <w:b/>
+                <w:bCs/>
+                <w:color w:val="FFFFFF"/>
+                <w:sz w:val="28"/>
+                <w:szCs w:val="28"/>
+              </w:rPr>
+              <w:t>ข้อ</w:t>
+            </w:r>
+            <w:proofErr w:type="spellEnd"/>
+            <w:r>
+              <w:rPr>
+                <w:b/>
+                <w:bCs/>
+                <w:color w:val="FFFFFF"/>
+                <w:sz w:val="28"/>
+                <w:szCs w:val="28"/>
+              </w:rPr>
+              <w:t>)</w:t>
             </w:r>
           </w:p>
         </w:tc>
@@ -18199,6 +21385,7 @@
             <w:pPr>
               <w:keepNext/>
             </w:pPr>
+            <w:proofErr w:type="spellStart"/>
             <w:r>
               <w:rPr>
                 <w:b/>
@@ -18207,7 +21394,40 @@
                 <w:sz w:val="28"/>
                 <w:szCs w:val="28"/>
               </w:rPr>
-              <w:t>หลักฐาน (commit / ส่วนในไฟล์)</w:t>
+              <w:t>หลักฐาน</w:t>
+            </w:r>
+            <w:proofErr w:type="spellEnd"/>
+            <w:r>
+              <w:rPr>
+                <w:b/>
+                <w:bCs/>
+                <w:color w:val="FFFFFF"/>
+                <w:sz w:val="28"/>
+                <w:szCs w:val="28"/>
+              </w:rPr>
+              <w:t xml:space="preserve"> (commit / </w:t>
+            </w:r>
+            <w:proofErr w:type="spellStart"/>
+            <w:r>
+              <w:rPr>
+                <w:b/>
+                <w:bCs/>
+                <w:color w:val="FFFFFF"/>
+                <w:sz w:val="28"/>
+                <w:szCs w:val="28"/>
+              </w:rPr>
+              <w:t>ส่วนในไฟล์</w:t>
+            </w:r>
+            <w:proofErr w:type="spellEnd"/>
+            <w:r>
+              <w:rPr>
+                <w:b/>
+                <w:bCs/>
+                <w:color w:val="FFFFFF"/>
+                <w:sz w:val="28"/>
+                <w:szCs w:val="28"/>
+              </w:rPr>
+              <w:t>)</w:t>
             </w:r>
           </w:p>
         </w:tc>
@@ -18510,17 +21730,56 @@
       <w:pPr>
         <w:spacing w:after="100"/>
       </w:pPr>
+      <w:proofErr w:type="spellStart"/>
       <w:r>
         <w:rPr>
           <w:b/>
           <w:bCs/>
           <w:color w:val="173B65"/>
         </w:rPr>
-        <w:t>รับรอง:</w:t>
-      </w:r>
-      <w:r>
-        <w:t xml:space="preserve"> สมาชิกทุกคนอ่านคำตอบทั้งฉบับแล้ว และอธิบายส่วนใดก็ได้ในการ oral spot-check  ( ) ยืนยัน</w:t>
-      </w:r>
+        <w:t>รับรอง</w:t>
+      </w:r>
+      <w:proofErr w:type="spellEnd"/>
+      <w:r>
+        <w:rPr>
+          <w:b/>
+          <w:bCs/>
+          <w:color w:val="173B65"/>
+        </w:rPr>
+        <w:t>:</w:t>
+      </w:r>
+      <w:r>
+        <w:t xml:space="preserve"> </w:t>
+      </w:r>
+      <w:proofErr w:type="spellStart"/>
+      <w:r>
+        <w:t>สมาชิกทุกคนอ่านคำตอบทั้งฉบับแล้ว</w:t>
+      </w:r>
+      <w:proofErr w:type="spellEnd"/>
+      <w:r>
+        <w:t xml:space="preserve"> </w:t>
+      </w:r>
+      <w:proofErr w:type="spellStart"/>
+      <w:r>
+        <w:t>และอธิบายส่วนใดก็ได้ในการ</w:t>
+      </w:r>
+      <w:proofErr w:type="spellEnd"/>
+      <w:r>
+        <w:t xml:space="preserve"> oral spot-</w:t>
+      </w:r>
+      <w:proofErr w:type="gramStart"/>
+      <w:r>
+        <w:t>check  (</w:t>
+      </w:r>
+      <w:proofErr w:type="gramEnd"/>
+      <w:r>
+        <w:t xml:space="preserve"> ) </w:t>
+      </w:r>
+      <w:proofErr w:type="spellStart"/>
+      <w:r>
+        <w:t>ยืนยัน</w:t>
+      </w:r>
+      <w:proofErr w:type="spellEnd"/>
     </w:p>
     <w:sectPr>
       <w:headerReference w:type="default" r:id="rId13"/>
@@ -18535,7 +21794,7 @@
 </file>
 
 <file path=word/endnotes.xml><?xml version="1.0" encoding="utf-8"?>
-<w:endnotes xmlns:wpc="http://schemas.microsoft.com/office/word/2010/wordprocessingCanvas" xmlns:cx="http://schemas.microsoft.com/office/drawing/2014/chartex" xmlns:cx1="http://schemas.microsoft.com/office/drawing/2015/9/8/chartex" xmlns:cx2="http://schemas.microsoft.com/office/drawing/2015/10/21/chartex" xmlns:cx3="http://schemas.microsoft.com/office/drawing/2016/5/9/chartex" xmlns:cx4="http://schemas.microsoft.com/office/drawing/2016/5/10/chartex" xmlns:cx5="http://schemas.microsoft.com/office/drawing/2016/5/11/chartex" xmlns:cx6="http://schemas.microsoft.com/office/drawing/2016/5/12/chartex" xmlns:cx7="http://schemas.microsoft.com/office/drawing/2016/5/13/chartex" xmlns:cx8="http://schemas.microsoft.com/office/drawing/2016/5/14/chartex" xmlns:mc="http://schemas.openxmlformats.org/markup-compatibility/2006" xmlns:m="http://schemas.openxmlformats.org/officeDocument/2006/math" xmlns:aink="http://schemas.microsoft.com/office/drawing/2016/ink" xmlns:am3d="http://schemas.microsoft.com/office/drawing/2017/model3d" xmlns:oel="http://schemas.microsoft.com/office/2019/extlst" xmlns:r="http://schemas.openxmlformats.org/officeDocument/2006/relationships" xmlns:wp14="http://schemas.microsoft.com/office/word/2010/wordprocessingDrawing" xmlns:wp="http://schemas.openxmlformats.org/drawingml/2006/wordprocessingDrawing" xmlns:wpg="http://schemas.microsoft.com/office/word/2010/wordprocessingGroup" xmlns:wpi="http://schemas.microsoft.com/office/word/2010/wordprocessingInk" xmlns:wps="http://schemas.microsoft.com/office/word/2010/wordprocessingShape" xmlns:o="urn:schemas-microsoft-com:office:office" xmlns:v="urn:schemas-microsoft-com:vml" xmlns:w10="urn:schemas-microsoft-com:office:word" xmlns:w="http://schemas.openxmlformats.org/wordprocessingml/2006/main" xmlns:w14="http://schemas.microsoft.com/office/word/2010/wordml" xmlns:w15="http://schemas.microsoft.com/office/word/2012/wordml" xmlns:w16cex="http://schemas.microsoft.com/office/word/2018/wordml/cex" xmlns:w16cid="http://schemas.microsoft.com/office/word/2016/wordml/cid" xmlns:w16="http://schemas.microsoft.com/office/word/2018/wordml" xmlns:w16sdtdh="http://schemas.microsoft.com/office/word/2020/wordml/sdtdatahash" xmlns:w16sdtfl="http://schemas.microsoft.com/office/word/2024/wordml/sdtformatlock" xmlns:w16se="http://schemas.microsoft.com/office/word/2015/wordml/symex" xmlns:w16du="http://schemas.microsoft.com/office/word/2023/wordml/word16du" xmlns:wne="http://schemas.microsoft.com/office/word/2006/wordml" mc:Ignorable="w14 w15 w16se w16cid w16 w16cex w16sdtdh w16sdtfl w16du wp14">
+<w:endnotes xmlns:wpc="http://schemas.microsoft.com/office/word/2010/wordprocessingCanvas" xmlns:cx="http://schemas.microsoft.com/office/drawing/2014/chartex" xmlns:cx1="http://schemas.microsoft.com/office/drawing/2015/9/8/chartex" xmlns:cx2="http://schemas.microsoft.com/office/drawing/2015/10/21/chartex" xmlns:cx3="http://schemas.microsoft.com/office/drawing/2016/5/9/chartex" xmlns:cx4="http://schemas.microsoft.com/office/drawing/2016/5/10/chartex" xmlns:cx5="http://schemas.microsoft.com/office/drawing/2016/5/11/chartex" xmlns:cx6="http://schemas.microsoft.com/office/drawing/2016/5/12/chartex" xmlns:cx7="http://schemas.microsoft.com/office/drawing/2016/5/13/chartex" xmlns:cx8="http://schemas.microsoft.com/office/drawing/2016/5/14/chartex" xmlns:mc="http://schemas.openxmlformats.org/markup-compatibility/2006" xmlns:aink="http://schemas.microsoft.com/office/drawing/2016/ink" xmlns:am3d="http://schemas.microsoft.com/office/drawing/2017/model3d" xmlns:o="urn:schemas-microsoft-com:office:office" xmlns:r="http://schemas.openxmlformats.org/officeDocument/2006/relationships" xmlns:m="http://schemas.openxmlformats.org/officeDocument/2006/math" xmlns:v="urn:schemas-microsoft-com:vml" xmlns:wp14="http://schemas.microsoft.com/office/word/2010/wordprocessingDrawing" xmlns:wp="http://schemas.openxmlformats.org/drawingml/2006/wordprocessingDrawing" xmlns:w10="urn:schemas-microsoft-com:office:word" xmlns:w="http://schemas.openxmlformats.org/wordprocessingml/2006/main" xmlns:w14="http://schemas.microsoft.com/office/word/2010/wordml" xmlns:w15="http://schemas.microsoft.com/office/word/2012/wordml" xmlns:w16cex="http://schemas.microsoft.com/office/word/2018/wordml/cex" xmlns:w16cid="http://schemas.microsoft.com/office/word/2016/wordml/cid" xmlns:w16="http://schemas.microsoft.com/office/word/2018/wordml" xmlns:w16sdtdh="http://schemas.microsoft.com/office/word/2020/wordml/sdtdatahash" xmlns:w16se="http://schemas.microsoft.com/office/word/2015/wordml/symex" xmlns:wpg="http://schemas.microsoft.com/office/word/2010/wordprocessingGroup" xmlns:wpi="http://schemas.microsoft.com/office/word/2010/wordprocessingInk" xmlns:wne="http://schemas.microsoft.com/office/word/2006/wordml" xmlns:wps="http://schemas.microsoft.com/office/word/2010/wordprocessingShape" mc:Ignorable="w14 w15 w16se w16cid w16 w16cex w16sdtdh wp14">
   <w:endnote w:type="separator" w:id="-1">
     <w:p>
       <w:r>
@@ -18554,18 +21813,56 @@
 </file>
 
 <file path=word/footer1.xml><?xml version="1.0" encoding="utf-8"?>
-<w:ftr xmlns:wpc="http://schemas.microsoft.com/office/word/2010/wordprocessingCanvas" xmlns:cx="http://schemas.microsoft.com/office/drawing/2014/chartex" xmlns:cx1="http://schemas.microsoft.com/office/drawing/2015/9/8/chartex" xmlns:cx2="http://schemas.microsoft.com/office/drawing/2015/10/21/chartex" xmlns:cx3="http://schemas.microsoft.com/office/drawing/2016/5/9/chartex" xmlns:cx4="http://schemas.microsoft.com/office/drawing/2016/5/10/chartex" xmlns:cx5="http://schemas.microsoft.com/office/drawing/2016/5/11/chartex" xmlns:cx6="http://schemas.microsoft.com/office/drawing/2016/5/12/chartex" xmlns:cx7="http://schemas.microsoft.com/office/drawing/2016/5/13/chartex" xmlns:cx8="http://schemas.microsoft.com/office/drawing/2016/5/14/chartex" xmlns:mc="http://schemas.openxmlformats.org/markup-compatibility/2006" xmlns:m="http://schemas.openxmlformats.org/officeDocument/2006/math" xmlns:aink="http://schemas.microsoft.com/office/drawing/2016/ink" xmlns:am3d="http://schemas.microsoft.com/office/drawing/2017/model3d" xmlns:oel="http://schemas.microsoft.com/office/2019/extlst" xmlns:r="http://schemas.openxmlformats.org/officeDocument/2006/relationships" xmlns:wp14="http://schemas.microsoft.com/office/word/2010/wordprocessingDrawing" xmlns:wp="http://schemas.openxmlformats.org/drawingml/2006/wordprocessingDrawing" xmlns:wpg="http://schemas.microsoft.com/office/word/2010/wordprocessingGroup" xmlns:wpi="http://schemas.microsoft.com/office/word/2010/wordprocessingInk" xmlns:wps="http://schemas.microsoft.com/office/word/2010/wordprocessingShape" xmlns:o="urn:schemas-microsoft-com:office:office" xmlns:v="urn:schemas-microsoft-com:vml" xmlns:w10="urn:schemas-microsoft-com:office:word" xmlns:w="http://schemas.openxmlformats.org/wordprocessingml/2006/main" xmlns:w14="http://schemas.microsoft.com/office/word/2010/wordml" xmlns:w15="http://schemas.microsoft.com/office/word/2012/wordml" xmlns:w16cex="http://schemas.microsoft.com/office/word/2018/wordml/cex" xmlns:w16cid="http://schemas.microsoft.com/office/word/2016/wordml/cid" xmlns:w16="http://schemas.microsoft.com/office/word/2018/wordml" xmlns:w16sdtdh="http://schemas.microsoft.com/office/word/2020/wordml/sdtdatahash" xmlns:w16sdtfl="http://schemas.microsoft.com/office/word/2024/wordml/sdtformatlock" xmlns:w16se="http://schemas.microsoft.com/office/word/2015/wordml/symex" xmlns:w16du="http://schemas.microsoft.com/office/word/2023/wordml/word16du" xmlns:wne="http://schemas.microsoft.com/office/word/2006/wordml" mc:Ignorable="w14 w15 w16se w16cid w16 w16cex w16sdtdh w16sdtfl w16du wp14">
+<w:ftr xmlns:wpc="http://schemas.microsoft.com/office/word/2010/wordprocessingCanvas" xmlns:cx="http://schemas.microsoft.com/office/drawing/2014/chartex" xmlns:cx1="http://schemas.microsoft.com/office/drawing/2015/9/8/chartex" xmlns:cx2="http://schemas.microsoft.com/office/drawing/2015/10/21/chartex" xmlns:cx3="http://schemas.microsoft.com/office/drawing/2016/5/9/chartex" xmlns:cx4="http://schemas.microsoft.com/office/drawing/2016/5/10/chartex" xmlns:cx5="http://schemas.microsoft.com/office/drawing/2016/5/11/chartex" xmlns:cx6="http://schemas.microsoft.com/office/drawing/2016/5/12/chartex" xmlns:cx7="http://schemas.microsoft.com/office/drawing/2016/5/13/chartex" xmlns:cx8="http://schemas.microsoft.com/office/drawing/2016/5/14/chartex" xmlns:mc="http://schemas.openxmlformats.org/markup-compatibility/2006" xmlns:aink="http://schemas.microsoft.com/office/drawing/2016/ink" xmlns:am3d="http://schemas.microsoft.com/office/drawing/2017/model3d" xmlns:o="urn:schemas-microsoft-com:office:office" xmlns:r="http://schemas.openxmlformats.org/officeDocument/2006/relationships" xmlns:m="http://schemas.openxmlformats.org/officeDocument/2006/math" xmlns:v="urn:schemas-microsoft-com:vml" xmlns:wp14="http://schemas.microsoft.com/office/word/2010/wordprocessingDrawing" xmlns:wp="http://schemas.openxmlformats.org/drawingml/2006/wordprocessingDrawing" xmlns:w10="urn:schemas-microsoft-com:office:word" xmlns:w="http://schemas.openxmlformats.org/wordprocessingml/2006/main" xmlns:w14="http://schemas.microsoft.com/office/word/2010/wordml" xmlns:w15="http://schemas.microsoft.com/office/word/2012/wordml" xmlns:w16cex="http://schemas.microsoft.com/office/word/2018/wordml/cex" xmlns:w16cid="http://schemas.microsoft.com/office/word/2016/wordml/cid" xmlns:w16="http://schemas.microsoft.com/office/word/2018/wordml" xmlns:w16sdtdh="http://schemas.microsoft.com/office/word/2020/wordml/sdtdatahash" xmlns:w16se="http://schemas.microsoft.com/office/word/2015/wordml/symex" xmlns:wpg="http://schemas.microsoft.com/office/word/2010/wordprocessingGroup" xmlns:wpi="http://schemas.microsoft.com/office/word/2010/wordprocessingInk" xmlns:wne="http://schemas.microsoft.com/office/word/2006/wordml" xmlns:wps="http://schemas.microsoft.com/office/word/2010/wordprocessingShape" mc:Ignorable="w14 w15 w16se w16cid w16 w16cex w16sdtdh wp14">
   <w:p>
     <w:pPr>
       <w:jc w:val="center"/>
     </w:pPr>
+    <w:proofErr w:type="spellStart"/>
+    <w:proofErr w:type="gramStart"/>
     <w:r>
       <w:rPr>
         <w:color w:val="5A6B7C"/>
         <w:sz w:val="24"/>
         <w:szCs w:val="24"/>
       </w:rPr>
-      <w:t xml:space="preserve">การกำหนดความต้องการและการออกแบบทางซอฟต์แวร์  |  หน้า </w:t>
+      <w:t>การกำหนดความต้องการและการออกแบบทางซอฟต์แวร์</w:t>
+    </w:r>
+    <w:proofErr w:type="spellEnd"/>
+    <w:r>
+      <w:rPr>
+        <w:color w:val="5A6B7C"/>
+        <w:sz w:val="24"/>
+        <w:szCs w:val="24"/>
+      </w:rPr>
+      <w:t xml:space="preserve">  |</w:t>
+    </w:r>
+    <w:proofErr w:type="gramEnd"/>
+    <w:r>
+      <w:rPr>
+        <w:color w:val="5A6B7C"/>
+        <w:sz w:val="24"/>
+        <w:szCs w:val="24"/>
+      </w:rPr>
+      <w:t xml:space="preserve">  </w:t>
+    </w:r>
+    <w:proofErr w:type="spellStart"/>
+    <w:r>
+      <w:rPr>
+        <w:color w:val="5A6B7C"/>
+        <w:sz w:val="24"/>
+        <w:szCs w:val="24"/>
+      </w:rPr>
+      <w:t>หน้า</w:t>
+    </w:r>
+    <w:proofErr w:type="spellEnd"/>
+    <w:r>
+      <w:rPr>
+        <w:color w:val="5A6B7C"/>
+        <w:sz w:val="24"/>
+        <w:szCs w:val="24"/>
+      </w:rPr>
+      <w:t xml:space="preserve"> </w:t>
     </w:r>
     <w:r>
       <w:rPr>
@@ -18613,18 +21910,56 @@
 </file>
 
 <file path=word/footer2.xml><?xml version="1.0" encoding="utf-8"?>
-<w:ftr xmlns:wpc="http://schemas.microsoft.com/office/word/2010/wordprocessingCanvas" xmlns:cx="http://schemas.microsoft.com/office/drawing/2014/chartex" xmlns:cx1="http://schemas.microsoft.com/office/drawing/2015/9/8/chartex" xmlns:cx2="http://schemas.microsoft.com/office/drawing/2015/10/21/chartex" xmlns:cx3="http://schemas.microsoft.com/office/drawing/2016/5/9/chartex" xmlns:cx4="http://schemas.microsoft.com/office/drawing/2016/5/10/chartex" xmlns:cx5="http://schemas.microsoft.com/office/drawing/2016/5/11/chartex" xmlns:cx6="http://schemas.microsoft.com/office/drawing/2016/5/12/chartex" xmlns:cx7="http://schemas.microsoft.com/office/drawing/2016/5/13/chartex" xmlns:cx8="http://schemas.microsoft.com/office/drawing/2016/5/14/chartex" xmlns:mc="http://schemas.openxmlformats.org/markup-compatibility/2006" xmlns:m="http://schemas.openxmlformats.org/officeDocument/2006/math" xmlns:aink="http://schemas.microsoft.com/office/drawing/2016/ink" xmlns:am3d="http://schemas.microsoft.com/office/drawing/2017/model3d" xmlns:oel="http://schemas.microsoft.com/office/2019/extlst" xmlns:r="http://schemas.openxmlformats.org/officeDocument/2006/relationships" xmlns:wp14="http://schemas.microsoft.com/office/word/2010/wordprocessingDrawing" xmlns:wp="http://schemas.openxmlformats.org/drawingml/2006/wordprocessingDrawing" xmlns:wpg="http://schemas.microsoft.com/office/word/2010/wordprocessingGroup" xmlns:wpi="http://schemas.microsoft.com/office/word/2010/wordprocessingInk" xmlns:wps="http://schemas.microsoft.com/office/word/2010/wordprocessingShape" xmlns:o="urn:schemas-microsoft-com:office:office" xmlns:v="urn:schemas-microsoft-com:vml" xmlns:w10="urn:schemas-microsoft-com:office:word" xmlns:w="http://schemas.openxmlformats.org/wordprocessingml/2006/main" xmlns:w14="http://schemas.microsoft.com/office/word/2010/wordml" xmlns:w15="http://schemas.microsoft.com/office/word/2012/wordml" xmlns:w16cex="http://schemas.microsoft.com/office/word/2018/wordml/cex" xmlns:w16cid="http://schemas.microsoft.com/office/word/2016/wordml/cid" xmlns:w16="http://schemas.microsoft.com/office/word/2018/wordml" xmlns:w16sdtdh="http://schemas.microsoft.com/office/word/2020/wordml/sdtdatahash" xmlns:w16sdtfl="http://schemas.microsoft.com/office/word/2024/wordml/sdtformatlock" xmlns:w16se="http://schemas.microsoft.com/office/word/2015/wordml/symex" xmlns:w16du="http://schemas.microsoft.com/office/word/2023/wordml/word16du" xmlns:wne="http://schemas.microsoft.com/office/word/2006/wordml" mc:Ignorable="w14 w15 w16se w16cid w16 w16cex w16sdtdh w16sdtfl w16du wp14">
+<w:ftr xmlns:wpc="http://schemas.microsoft.com/office/word/2010/wordprocessingCanvas" xmlns:cx="http://schemas.microsoft.com/office/drawing/2014/chartex" xmlns:cx1="http://schemas.microsoft.com/office/drawing/2015/9/8/chartex" xmlns:cx2="http://schemas.microsoft.com/office/drawing/2015/10/21/chartex" xmlns:cx3="http://schemas.microsoft.com/office/drawing/2016/5/9/chartex" xmlns:cx4="http://schemas.microsoft.com/office/drawing/2016/5/10/chartex" xmlns:cx5="http://schemas.microsoft.com/office/drawing/2016/5/11/chartex" xmlns:cx6="http://schemas.microsoft.com/office/drawing/2016/5/12/chartex" xmlns:cx7="http://schemas.microsoft.com/office/drawing/2016/5/13/chartex" xmlns:cx8="http://schemas.microsoft.com/office/drawing/2016/5/14/chartex" xmlns:mc="http://schemas.openxmlformats.org/markup-compatibility/2006" xmlns:aink="http://schemas.microsoft.com/office/drawing/2016/ink" xmlns:am3d="http://schemas.microsoft.com/office/drawing/2017/model3d" xmlns:o="urn:schemas-microsoft-com:office:office" xmlns:r="http://schemas.openxmlformats.org/officeDocument/2006/relationships" xmlns:m="http://schemas.openxmlformats.org/officeDocument/2006/math" xmlns:v="urn:schemas-microsoft-com:vml" xmlns:wp14="http://schemas.microsoft.com/office/word/2010/wordprocessingDrawing" xmlns:wp="http://schemas.openxmlformats.org/drawingml/2006/wordprocessingDrawing" xmlns:w10="urn:schemas-microsoft-com:office:word" xmlns:w="http://schemas.openxmlformats.org/wordprocessingml/2006/main" xmlns:w14="http://schemas.microsoft.com/office/word/2010/wordml" xmlns:w15="http://schemas.microsoft.com/office/word/2012/wordml" xmlns:w16cex="http://schemas.microsoft.com/office/word/2018/wordml/cex" xmlns:w16cid="http://schemas.microsoft.com/office/word/2016/wordml/cid" xmlns:w16="http://schemas.microsoft.com/office/word/2018/wordml" xmlns:w16sdtdh="http://schemas.microsoft.com/office/word/2020/wordml/sdtdatahash" xmlns:w16se="http://schemas.microsoft.com/office/word/2015/wordml/symex" xmlns:wpg="http://schemas.microsoft.com/office/word/2010/wordprocessingGroup" xmlns:wpi="http://schemas.microsoft.com/office/word/2010/wordprocessingInk" xmlns:wne="http://schemas.microsoft.com/office/word/2006/wordml" xmlns:wps="http://schemas.microsoft.com/office/word/2010/wordprocessingShape" mc:Ignorable="w14 w15 w16se w16cid w16 w16cex w16sdtdh wp14">
   <w:p>
     <w:pPr>
       <w:jc w:val="center"/>
     </w:pPr>
+    <w:proofErr w:type="spellStart"/>
+    <w:proofErr w:type="gramStart"/>
     <w:r>
       <w:rPr>
         <w:color w:val="5A6B7C"/>
         <w:sz w:val="24"/>
         <w:szCs w:val="24"/>
       </w:rPr>
-      <w:t xml:space="preserve">การกำหนดความต้องการและการออกแบบทางซอฟต์แวร์  |  หน้า </w:t>
+      <w:t>การกำหนดความต้องการและการออกแบบทางซอฟต์แวร์</w:t>
+    </w:r>
+    <w:proofErr w:type="spellEnd"/>
+    <w:r>
+      <w:rPr>
+        <w:color w:val="5A6B7C"/>
+        <w:sz w:val="24"/>
+        <w:szCs w:val="24"/>
+      </w:rPr>
+      <w:t xml:space="preserve">  |</w:t>
+    </w:r>
+    <w:proofErr w:type="gramEnd"/>
+    <w:r>
+      <w:rPr>
+        <w:color w:val="5A6B7C"/>
+        <w:sz w:val="24"/>
+        <w:szCs w:val="24"/>
+      </w:rPr>
+      <w:t xml:space="preserve">  </w:t>
+    </w:r>
+    <w:proofErr w:type="spellStart"/>
+    <w:r>
+      <w:rPr>
+        <w:color w:val="5A6B7C"/>
+        <w:sz w:val="24"/>
+        <w:szCs w:val="24"/>
+      </w:rPr>
+      <w:t>หน้า</w:t>
+    </w:r>
+    <w:proofErr w:type="spellEnd"/>
+    <w:r>
+      <w:rPr>
+        <w:color w:val="5A6B7C"/>
+        <w:sz w:val="24"/>
+        <w:szCs w:val="24"/>
+      </w:rPr>
+      <w:t xml:space="preserve"> </w:t>
     </w:r>
     <w:r>
       <w:rPr>
@@ -18672,18 +22007,56 @@
 </file>
 
 <file path=word/footer3.xml><?xml version="1.0" encoding="utf-8"?>
-<w:ftr xmlns:wpc="http://schemas.microsoft.com/office/word/2010/wordprocessingCanvas" xmlns:cx="http://schemas.microsoft.com/office/drawing/2014/chartex" xmlns:cx1="http://schemas.microsoft.com/office/drawing/2015/9/8/chartex" xmlns:cx2="http://schemas.microsoft.com/office/drawing/2015/10/21/chartex" xmlns:cx3="http://schemas.microsoft.com/office/drawing/2016/5/9/chartex" xmlns:cx4="http://schemas.microsoft.com/office/drawing/2016/5/10/chartex" xmlns:cx5="http://schemas.microsoft.com/office/drawing/2016/5/11/chartex" xmlns:cx6="http://schemas.microsoft.com/office/drawing/2016/5/12/chartex" xmlns:cx7="http://schemas.microsoft.com/office/drawing/2016/5/13/chartex" xmlns:cx8="http://schemas.microsoft.com/office/drawing/2016/5/14/chartex" xmlns:mc="http://schemas.openxmlformats.org/markup-compatibility/2006" xmlns:m="http://schemas.openxmlformats.org/officeDocument/2006/math" xmlns:aink="http://schemas.microsoft.com/office/drawing/2016/ink" xmlns:am3d="http://schemas.microsoft.com/office/drawing/2017/model3d" xmlns:oel="http://schemas.microsoft.com/office/2019/extlst" xmlns:r="http://schemas.openxmlformats.org/officeDocument/2006/relationships" xmlns:wp14="http://schemas.microsoft.com/office/word/2010/wordprocessingDrawing" xmlns:wp="http://schemas.openxmlformats.org/drawingml/2006/wordprocessingDrawing" xmlns:wpg="http://schemas.microsoft.com/office/word/2010/wordprocessingGroup" xmlns:wpi="http://schemas.microsoft.com/office/word/2010/wordprocessingInk" xmlns:wps="http://schemas.microsoft.com/office/word/2010/wordprocessingShape" xmlns:o="urn:schemas-microsoft-com:office:office" xmlns:v="urn:schemas-microsoft-com:vml" xmlns:w10="urn:schemas-microsoft-com:office:word" xmlns:w="http://schemas.openxmlformats.org/wordprocessingml/2006/main" xmlns:w14="http://schemas.microsoft.com/office/word/2010/wordml" xmlns:w15="http://schemas.microsoft.com/office/word/2012/wordml" xmlns:w16cex="http://schemas.microsoft.com/office/word/2018/wordml/cex" xmlns:w16cid="http://schemas.microsoft.com/office/word/2016/wordml/cid" xmlns:w16="http://schemas.microsoft.com/office/word/2018/wordml" xmlns:w16sdtdh="http://schemas.microsoft.com/office/word/2020/wordml/sdtdatahash" xmlns:w16sdtfl="http://schemas.microsoft.com/office/word/2024/wordml/sdtformatlock" xmlns:w16se="http://schemas.microsoft.com/office/word/2015/wordml/symex" xmlns:w16du="http://schemas.microsoft.com/office/word/2023/wordml/word16du" xmlns:wne="http://schemas.microsoft.com/office/word/2006/wordml" mc:Ignorable="w14 w15 w16se w16cid w16 w16cex w16sdtdh w16sdtfl w16du wp14">
+<w:ftr xmlns:wpc="http://schemas.microsoft.com/office/word/2010/wordprocessingCanvas" xmlns:cx="http://schemas.microsoft.com/office/drawing/2014/chartex" xmlns:cx1="http://schemas.microsoft.com/office/drawing/2015/9/8/chartex" xmlns:cx2="http://schemas.microsoft.com/office/drawing/2015/10/21/chartex" xmlns:cx3="http://schemas.microsoft.com/office/drawing/2016/5/9/chartex" xmlns:cx4="http://schemas.microsoft.com/office/drawing/2016/5/10/chartex" xmlns:cx5="http://schemas.microsoft.com/office/drawing/2016/5/11/chartex" xmlns:cx6="http://schemas.microsoft.com/office/drawing/2016/5/12/chartex" xmlns:cx7="http://schemas.microsoft.com/office/drawing/2016/5/13/chartex" xmlns:cx8="http://schemas.microsoft.com/office/drawing/2016/5/14/chartex" xmlns:mc="http://schemas.openxmlformats.org/markup-compatibility/2006" xmlns:aink="http://schemas.microsoft.com/office/drawing/2016/ink" xmlns:am3d="http://schemas.microsoft.com/office/drawing/2017/model3d" xmlns:o="urn:schemas-microsoft-com:office:office" xmlns:r="http://schemas.openxmlformats.org/officeDocument/2006/relationships" xmlns:m="http://schemas.openxmlformats.org/officeDocument/2006/math" xmlns:v="urn:schemas-microsoft-com:vml" xmlns:wp14="http://schemas.microsoft.com/office/word/2010/wordprocessingDrawing" xmlns:wp="http://schemas.openxmlformats.org/drawingml/2006/wordprocessingDrawing" xmlns:w10="urn:schemas-microsoft-com:office:word" xmlns:w="http://schemas.openxmlformats.org/wordprocessingml/2006/main" xmlns:w14="http://schemas.microsoft.com/office/word/2010/wordml" xmlns:w15="http://schemas.microsoft.com/office/word/2012/wordml" xmlns:w16cex="http://schemas.microsoft.com/office/word/2018/wordml/cex" xmlns:w16cid="http://schemas.microsoft.com/office/word/2016/wordml/cid" xmlns:w16="http://schemas.microsoft.com/office/word/2018/wordml" xmlns:w16sdtdh="http://schemas.microsoft.com/office/word/2020/wordml/sdtdatahash" xmlns:w16se="http://schemas.microsoft.com/office/word/2015/wordml/symex" xmlns:wpg="http://schemas.microsoft.com/office/word/2010/wordprocessingGroup" xmlns:wpi="http://schemas.microsoft.com/office/word/2010/wordprocessingInk" xmlns:wne="http://schemas.microsoft.com/office/word/2006/wordml" xmlns:wps="http://schemas.microsoft.com/office/word/2010/wordprocessingShape" mc:Ignorable="w14 w15 w16se w16cid w16 w16cex w16sdtdh wp14">
   <w:p>
     <w:pPr>
       <w:jc w:val="center"/>
     </w:pPr>
+    <w:proofErr w:type="spellStart"/>
+    <w:proofErr w:type="gramStart"/>
     <w:r>
       <w:rPr>
         <w:color w:val="5A6B7C"/>
         <w:sz w:val="24"/>
         <w:szCs w:val="24"/>
       </w:rPr>
-      <w:t xml:space="preserve">การกำหนดความต้องการและการออกแบบทางซอฟต์แวร์  |  หน้า </w:t>
+      <w:t>การกำหนดความต้องการและการออกแบบทางซอฟต์แวร์</w:t>
+    </w:r>
+    <w:proofErr w:type="spellEnd"/>
+    <w:r>
+      <w:rPr>
+        <w:color w:val="5A6B7C"/>
+        <w:sz w:val="24"/>
+        <w:szCs w:val="24"/>
+      </w:rPr>
+      <w:t xml:space="preserve">  |</w:t>
+    </w:r>
+    <w:proofErr w:type="gramEnd"/>
+    <w:r>
+      <w:rPr>
+        <w:color w:val="5A6B7C"/>
+        <w:sz w:val="24"/>
+        <w:szCs w:val="24"/>
+      </w:rPr>
+      <w:t xml:space="preserve">  </w:t>
+    </w:r>
+    <w:proofErr w:type="spellStart"/>
+    <w:r>
+      <w:rPr>
+        <w:color w:val="5A6B7C"/>
+        <w:sz w:val="24"/>
+        <w:szCs w:val="24"/>
+      </w:rPr>
+      <w:t>หน้า</w:t>
+    </w:r>
+    <w:proofErr w:type="spellEnd"/>
+    <w:r>
+      <w:rPr>
+        <w:color w:val="5A6B7C"/>
+        <w:sz w:val="24"/>
+        <w:szCs w:val="24"/>
+      </w:rPr>
+      <w:t xml:space="preserve"> </w:t>
     </w:r>
     <w:r>
       <w:rPr>
@@ -18731,18 +22104,56 @@
 </file>
 
 <file path=word/footer4.xml><?xml version="1.0" encoding="utf-8"?>
-<w:ftr xmlns:wpc="http://schemas.microsoft.com/office/word/2010/wordprocessingCanvas" xmlns:cx="http://schemas.microsoft.com/office/drawing/2014/chartex" xmlns:cx1="http://schemas.microsoft.com/office/drawing/2015/9/8/chartex" xmlns:cx2="http://schemas.microsoft.com/office/drawing/2015/10/21/chartex" xmlns:cx3="http://schemas.microsoft.com/office/drawing/2016/5/9/chartex" xmlns:cx4="http://schemas.microsoft.com/office/drawing/2016/5/10/chartex" xmlns:cx5="http://schemas.microsoft.com/office/drawing/2016/5/11/chartex" xmlns:cx6="http://schemas.microsoft.com/office/drawing/2016/5/12/chartex" xmlns:cx7="http://schemas.microsoft.com/office/drawing/2016/5/13/chartex" xmlns:cx8="http://schemas.microsoft.com/office/drawing/2016/5/14/chartex" xmlns:mc="http://schemas.openxmlformats.org/markup-compatibility/2006" xmlns:m="http://schemas.openxmlformats.org/officeDocument/2006/math" xmlns:aink="http://schemas.microsoft.com/office/drawing/2016/ink" xmlns:am3d="http://schemas.microsoft.com/office/drawing/2017/model3d" xmlns:oel="http://schemas.microsoft.com/office/2019/extlst" xmlns:r="http://schemas.openxmlformats.org/officeDocument/2006/relationships" xmlns:wp14="http://schemas.microsoft.com/office/word/2010/wordprocessingDrawing" xmlns:wp="http://schemas.openxmlformats.org/drawingml/2006/wordprocessingDrawing" xmlns:wpg="http://schemas.microsoft.com/office/word/2010/wordprocessingGroup" xmlns:wpi="http://schemas.microsoft.com/office/word/2010/wordprocessingInk" xmlns:wps="http://schemas.microsoft.com/office/word/2010/wordprocessingShape" xmlns:o="urn:schemas-microsoft-com:office:office" xmlns:v="urn:schemas-microsoft-com:vml" xmlns:w10="urn:schemas-microsoft-com:office:word" xmlns:w="http://schemas.openxmlformats.org/wordprocessingml/2006/main" xmlns:w14="http://schemas.microsoft.com/office/word/2010/wordml" xmlns:w15="http://schemas.microsoft.com/office/word/2012/wordml" xmlns:w16cex="http://schemas.microsoft.com/office/word/2018/wordml/cex" xmlns:w16cid="http://schemas.microsoft.com/office/word/2016/wordml/cid" xmlns:w16="http://schemas.microsoft.com/office/word/2018/wordml" xmlns:w16sdtdh="http://schemas.microsoft.com/office/word/2020/wordml/sdtdatahash" xmlns:w16sdtfl="http://schemas.microsoft.com/office/word/2024/wordml/sdtformatlock" xmlns:w16se="http://schemas.microsoft.com/office/word/2015/wordml/symex" xmlns:w16du="http://schemas.microsoft.com/office/word/2023/wordml/word16du" xmlns:wne="http://schemas.microsoft.com/office/word/2006/wordml" mc:Ignorable="w14 w15 w16se w16cid w16 w16cex w16sdtdh w16sdtfl w16du wp14">
+<w:ftr xmlns:wpc="http://schemas.microsoft.com/office/word/2010/wordprocessingCanvas" xmlns:cx="http://schemas.microsoft.com/office/drawing/2014/chartex" xmlns:cx1="http://schemas.microsoft.com/office/drawing/2015/9/8/chartex" xmlns:cx2="http://schemas.microsoft.com/office/drawing/2015/10/21/chartex" xmlns:cx3="http://schemas.microsoft.com/office/drawing/2016/5/9/chartex" xmlns:cx4="http://schemas.microsoft.com/office/drawing/2016/5/10/chartex" xmlns:cx5="http://schemas.microsoft.com/office/drawing/2016/5/11/chartex" xmlns:cx6="http://schemas.microsoft.com/office/drawing/2016/5/12/chartex" xmlns:cx7="http://schemas.microsoft.com/office/drawing/2016/5/13/chartex" xmlns:cx8="http://schemas.microsoft.com/office/drawing/2016/5/14/chartex" xmlns:mc="http://schemas.openxmlformats.org/markup-compatibility/2006" xmlns:aink="http://schemas.microsoft.com/office/drawing/2016/ink" xmlns:am3d="http://schemas.microsoft.com/office/drawing/2017/model3d" xmlns:o="urn:schemas-microsoft-com:office:office" xmlns:r="http://schemas.openxmlformats.org/officeDocument/2006/relationships" xmlns:m="http://schemas.openxmlformats.org/officeDocument/2006/math" xmlns:v="urn:schemas-microsoft-com:vml" xmlns:wp14="http://schemas.microsoft.com/office/word/2010/wordprocessingDrawing" xmlns:wp="http://schemas.openxmlformats.org/drawingml/2006/wordprocessingDrawing" xmlns:w10="urn:schemas-microsoft-com:office:word" xmlns:w="http://schemas.openxmlformats.org/wordprocessingml/2006/main" xmlns:w14="http://schemas.microsoft.com/office/word/2010/wordml" xmlns:w15="http://schemas.microsoft.com/office/word/2012/wordml" xmlns:w16cex="http://schemas.microsoft.com/office/word/2018/wordml/cex" xmlns:w16cid="http://schemas.microsoft.com/office/word/2016/wordml/cid" xmlns:w16="http://schemas.microsoft.com/office/word/2018/wordml" xmlns:w16sdtdh="http://schemas.microsoft.com/office/word/2020/wordml/sdtdatahash" xmlns:w16se="http://schemas.microsoft.com/office/word/2015/wordml/symex" xmlns:wpg="http://schemas.microsoft.com/office/word/2010/wordprocessingGroup" xmlns:wpi="http://schemas.microsoft.com/office/word/2010/wordprocessingInk" xmlns:wne="http://schemas.microsoft.com/office/word/2006/wordml" xmlns:wps="http://schemas.microsoft.com/office/word/2010/wordprocessingShape" mc:Ignorable="w14 w15 w16se w16cid w16 w16cex w16sdtdh wp14">
   <w:p>
     <w:pPr>
       <w:jc w:val="center"/>
     </w:pPr>
+    <w:proofErr w:type="spellStart"/>
+    <w:proofErr w:type="gramStart"/>
     <w:r>
       <w:rPr>
         <w:color w:val="5A6B7C"/>
         <w:sz w:val="24"/>
         <w:szCs w:val="24"/>
       </w:rPr>
-      <w:t xml:space="preserve">การกำหนดความต้องการและการออกแบบทางซอฟต์แวร์  |  หน้า </w:t>
+      <w:t>การกำหนดความต้องการและการออกแบบทางซอฟต์แวร์</w:t>
+    </w:r>
+    <w:proofErr w:type="spellEnd"/>
+    <w:r>
+      <w:rPr>
+        <w:color w:val="5A6B7C"/>
+        <w:sz w:val="24"/>
+        <w:szCs w:val="24"/>
+      </w:rPr>
+      <w:t xml:space="preserve">  |</w:t>
+    </w:r>
+    <w:proofErr w:type="gramEnd"/>
+    <w:r>
+      <w:rPr>
+        <w:color w:val="5A6B7C"/>
+        <w:sz w:val="24"/>
+        <w:szCs w:val="24"/>
+      </w:rPr>
+      <w:t xml:space="preserve">  </w:t>
+    </w:r>
+    <w:proofErr w:type="spellStart"/>
+    <w:r>
+      <w:rPr>
+        <w:color w:val="5A6B7C"/>
+        <w:sz w:val="24"/>
+        <w:szCs w:val="24"/>
+      </w:rPr>
+      <w:t>หน้า</w:t>
+    </w:r>
+    <w:proofErr w:type="spellEnd"/>
+    <w:r>
+      <w:rPr>
+        <w:color w:val="5A6B7C"/>
+        <w:sz w:val="24"/>
+        <w:szCs w:val="24"/>
+      </w:rPr>
+      <w:t xml:space="preserve"> </w:t>
     </w:r>
     <w:r>
       <w:rPr>
@@ -18790,7 +22201,7 @@
 </file>
 
 <file path=word/footnotes.xml><?xml version="1.0" encoding="utf-8"?>
-<w:footnotes xmlns:wpc="http://schemas.microsoft.com/office/word/2010/wordprocessingCanvas" xmlns:cx="http://schemas.microsoft.com/office/drawing/2014/chartex" xmlns:cx1="http://schemas.microsoft.com/office/drawing/2015/9/8/chartex" xmlns:cx2="http://schemas.microsoft.com/office/drawing/2015/10/21/chartex" xmlns:cx3="http://schemas.microsoft.com/office/drawing/2016/5/9/chartex" xmlns:cx4="http://schemas.microsoft.com/office/drawing/2016/5/10/chartex" xmlns:cx5="http://schemas.microsoft.com/office/drawing/2016/5/11/chartex" xmlns:cx6="http://schemas.microsoft.com/office/drawing/2016/5/12/chartex" xmlns:cx7="http://schemas.microsoft.com/office/drawing/2016/5/13/chartex" xmlns:cx8="http://schemas.microsoft.com/office/drawing/2016/5/14/chartex" xmlns:mc="http://schemas.openxmlformats.org/markup-compatibility/2006" xmlns:m="http://schemas.openxmlformats.org/officeDocument/2006/math" xmlns:aink="http://schemas.microsoft.com/office/drawing/2016/ink" xmlns:am3d="http://schemas.microsoft.com/office/drawing/2017/model3d" xmlns:oel="http://schemas.microsoft.com/office/2019/extlst" xmlns:r="http://schemas.openxmlformats.org/officeDocument/2006/relationships" xmlns:wp14="http://schemas.microsoft.com/office/word/2010/wordprocessingDrawing" xmlns:wp="http://schemas.openxmlformats.org/drawingml/2006/wordprocessingDrawing" xmlns:wpg="http://schemas.microsoft.com/office/word/2010/wordprocessingGroup" xmlns:wpi="http://schemas.microsoft.com/office/word/2010/wordprocessingInk" xmlns:wps="http://schemas.microsoft.com/office/word/2010/wordprocessingShape" xmlns:o="urn:schemas-microsoft-com:office:office" xmlns:v="urn:schemas-microsoft-com:vml" xmlns:w10="urn:schemas-microsoft-com:office:word" xmlns:w="http://schemas.openxmlformats.org/wordprocessingml/2006/main" xmlns:w14="http://schemas.microsoft.com/office/word/2010/wordml" xmlns:w15="http://schemas.microsoft.com/office/word/2012/wordml" xmlns:w16cex="http://schemas.microsoft.com/office/word/2018/wordml/cex" xmlns:w16cid="http://schemas.microsoft.com/office/word/2016/wordml/cid" xmlns:w16="http://schemas.microsoft.com/office/word/2018/wordml" xmlns:w16sdtdh="http://schemas.microsoft.com/office/word/2020/wordml/sdtdatahash" xmlns:w16sdtfl="http://schemas.microsoft.com/office/word/2024/wordml/sdtformatlock" xmlns:w16se="http://schemas.microsoft.com/office/word/2015/wordml/symex" xmlns:w16du="http://schemas.microsoft.com/office/word/2023/wordml/word16du" xmlns:wne="http://schemas.microsoft.com/office/word/2006/wordml" mc:Ignorable="w14 w15 w16se w16cid w16 w16cex w16sdtdh w16sdtfl w16du wp14">
+<w:footnotes xmlns:wpc="http://schemas.microsoft.com/office/word/2010/wordprocessingCanvas" xmlns:cx="http://schemas.microsoft.com/office/drawing/2014/chartex" xmlns:cx1="http://schemas.microsoft.com/office/drawing/2015/9/8/chartex" xmlns:cx2="http://schemas.microsoft.com/office/drawing/2015/10/21/chartex" xmlns:cx3="http://schemas.microsoft.com/office/drawing/2016/5/9/chartex" xmlns:cx4="http://schemas.microsoft.com/office/drawing/2016/5/10/chartex" xmlns:cx5="http://schemas.microsoft.com/office/drawing/2016/5/11/chartex" xmlns:cx6="http://schemas.microsoft.com/office/drawing/2016/5/12/chartex" xmlns:cx7="http://schemas.microsoft.com/office/drawing/2016/5/13/chartex" xmlns:cx8="http://schemas.microsoft.com/office/drawing/2016/5/14/chartex" xmlns:mc="http://schemas.openxmlformats.org/markup-compatibility/2006" xmlns:aink="http://schemas.microsoft.com/office/drawing/2016/ink" xmlns:am3d="http://schemas.microsoft.com/office/drawing/2017/model3d" xmlns:o="urn:schemas-microsoft-com:office:office" xmlns:r="http://schemas.openxmlformats.org/officeDocument/2006/relationships" xmlns:m="http://schemas.openxmlformats.org/officeDocument/2006/math" xmlns:v="urn:schemas-microsoft-com:vml" xmlns:wp14="http://schemas.microsoft.com/office/word/2010/wordprocessingDrawing" xmlns:wp="http://schemas.openxmlformats.org/drawingml/2006/wordprocessingDrawing" xmlns:w10="urn:schemas-microsoft-com:office:word" xmlns:w="http://schemas.openxmlformats.org/wordprocessingml/2006/main" xmlns:w14="http://schemas.microsoft.com/office/word/2010/wordml" xmlns:w15="http://schemas.microsoft.com/office/word/2012/wordml" xmlns:w16cex="http://schemas.microsoft.com/office/word/2018/wordml/cex" xmlns:w16cid="http://schemas.microsoft.com/office/word/2016/wordml/cid" xmlns:w16="http://schemas.microsoft.com/office/word/2018/wordml" xmlns:w16sdtdh="http://schemas.microsoft.com/office/word/2020/wordml/sdtdatahash" xmlns:w16se="http://schemas.microsoft.com/office/word/2015/wordml/symex" xmlns:wpg="http://schemas.microsoft.com/office/word/2010/wordprocessingGroup" xmlns:wpi="http://schemas.microsoft.com/office/word/2010/wordprocessingInk" xmlns:wne="http://schemas.microsoft.com/office/word/2006/wordml" xmlns:wps="http://schemas.microsoft.com/office/word/2010/wordprocessingShape" mc:Ignorable="w14 w15 w16se w16cid w16 w16cex w16sdtdh wp14">
   <w:footnote w:type="separator" w:id="-1">
     <w:p>
       <w:r>
@@ -18809,7 +22220,7 @@
 </file>
 
 <file path=word/header1.xml><?xml version="1.0" encoding="utf-8"?>
-<w:hdr xmlns:wpc="http://schemas.microsoft.com/office/word/2010/wordprocessingCanvas" xmlns:cx="http://schemas.microsoft.com/office/drawing/2014/chartex" xmlns:cx1="http://schemas.microsoft.com/office/drawing/2015/9/8/chartex" xmlns:cx2="http://schemas.microsoft.com/office/drawing/2015/10/21/chartex" xmlns:cx3="http://schemas.microsoft.com/office/drawing/2016/5/9/chartex" xmlns:cx4="http://schemas.microsoft.com/office/drawing/2016/5/10/chartex" xmlns:cx5="http://schemas.microsoft.com/office/drawing/2016/5/11/chartex" xmlns:cx6="http://schemas.microsoft.com/office/drawing/2016/5/12/chartex" xmlns:cx7="http://schemas.microsoft.com/office/drawing/2016/5/13/chartex" xmlns:cx8="http://schemas.microsoft.com/office/drawing/2016/5/14/chartex" xmlns:mc="http://schemas.openxmlformats.org/markup-compatibility/2006" xmlns:m="http://schemas.openxmlformats.org/officeDocument/2006/math" xmlns:aink="http://schemas.microsoft.com/office/drawing/2016/ink" xmlns:am3d="http://schemas.microsoft.com/office/drawing/2017/model3d" xmlns:oel="http://schemas.microsoft.com/office/2019/extlst" xmlns:r="http://schemas.openxmlformats.org/officeDocument/2006/relationships" xmlns:wp14="http://schemas.microsoft.com/office/word/2010/wordprocessingDrawing" xmlns:wp="http://schemas.openxmlformats.org/drawingml/2006/wordprocessingDrawing" xmlns:wpg="http://schemas.microsoft.com/office/word/2010/wordprocessingGroup" xmlns:wpi="http://schemas.microsoft.com/office/word/2010/wordprocessingInk" xmlns:wps="http://schemas.microsoft.com/office/word/2010/wordprocessingShape" xmlns:o="urn:schemas-microsoft-com:office:office" xmlns:v="urn:schemas-microsoft-com:vml" xmlns:w10="urn:schemas-microsoft-com:office:word" xmlns:w="http://schemas.openxmlformats.org/wordprocessingml/2006/main" xmlns:w14="http://schemas.microsoft.com/office/word/2010/wordml" xmlns:w15="http://schemas.microsoft.com/office/word/2012/wordml" xmlns:w16cex="http://schemas.microsoft.com/office/word/2018/wordml/cex" xmlns:w16cid="http://schemas.microsoft.com/office/word/2016/wordml/cid" xmlns:w16="http://schemas.microsoft.com/office/word/2018/wordml" xmlns:w16sdtdh="http://schemas.microsoft.com/office/word/2020/wordml/sdtdatahash" xmlns:w16sdtfl="http://schemas.microsoft.com/office/word/2024/wordml/sdtformatlock" xmlns:w16se="http://schemas.microsoft.com/office/word/2015/wordml/symex" xmlns:w16du="http://schemas.microsoft.com/office/word/2023/wordml/word16du" xmlns:wne="http://schemas.microsoft.com/office/word/2006/wordml" mc:Ignorable="w14 w15 w16se w16cid w16 w16cex w16sdtdh w16sdtfl w16du wp14">
+<w:hdr xmlns:wpc="http://schemas.microsoft.com/office/word/2010/wordprocessingCanvas" xmlns:cx="http://schemas.microsoft.com/office/drawing/2014/chartex" xmlns:cx1="http://schemas.microsoft.com/office/drawing/2015/9/8/chartex" xmlns:cx2="http://schemas.microsoft.com/office/drawing/2015/10/21/chartex" xmlns:cx3="http://schemas.microsoft.com/office/drawing/2016/5/9/chartex" xmlns:cx4="http://schemas.microsoft.com/office/drawing/2016/5/10/chartex" xmlns:cx5="http://schemas.microsoft.com/office/drawing/2016/5/11/chartex" xmlns:cx6="http://schemas.microsoft.com/office/drawing/2016/5/12/chartex" xmlns:cx7="http://schemas.microsoft.com/office/drawing/2016/5/13/chartex" xmlns:cx8="http://schemas.microsoft.com/office/drawing/2016/5/14/chartex" xmlns:mc="http://schemas.openxmlformats.org/markup-compatibility/2006" xmlns:aink="http://schemas.microsoft.com/office/drawing/2016/ink" xmlns:am3d="http://schemas.microsoft.com/office/drawing/2017/model3d" xmlns:o="urn:schemas-microsoft-com:office:office" xmlns:r="http://schemas.openxmlformats.org/officeDocument/2006/relationships" xmlns:m="http://schemas.openxmlformats.org/officeDocument/2006/math" xmlns:v="urn:schemas-microsoft-com:vml" xmlns:wp14="http://schemas.microsoft.com/office/word/2010/wordprocessingDrawing" xmlns:wp="http://schemas.openxmlformats.org/drawingml/2006/wordprocessingDrawing" xmlns:w10="urn:schemas-microsoft-com:office:word" xmlns:w="http://schemas.openxmlformats.org/wordprocessingml/2006/main" xmlns:w14="http://schemas.microsoft.com/office/word/2010/wordml" xmlns:w15="http://schemas.microsoft.com/office/word/2012/wordml" xmlns:w16cex="http://schemas.microsoft.com/office/word/2018/wordml/cex" xmlns:w16cid="http://schemas.microsoft.com/office/word/2016/wordml/cid" xmlns:w16="http://schemas.microsoft.com/office/word/2018/wordml" xmlns:w16sdtdh="http://schemas.microsoft.com/office/word/2020/wordml/sdtdatahash" xmlns:w16se="http://schemas.microsoft.com/office/word/2015/wordml/symex" xmlns:wpg="http://schemas.microsoft.com/office/word/2010/wordprocessingGroup" xmlns:wpi="http://schemas.microsoft.com/office/word/2010/wordprocessingInk" xmlns:wne="http://schemas.microsoft.com/office/word/2006/wordml" xmlns:wps="http://schemas.microsoft.com/office/word/2010/wordprocessingShape" mc:Ignorable="w14 w15 w16se w16cid w16 w16cex w16sdtdh wp14">
   <w:p>
     <w:pPr>
       <w:jc w:val="right"/>
@@ -18820,14 +22231,50 @@
         <w:sz w:val="24"/>
         <w:szCs w:val="24"/>
       </w:rPr>
-      <w:t>ENGSE206 | สอบปลายภาค | แบบฟอร์มคำตอบส่วน ก</w:t>
+      <w:t xml:space="preserve">ENGSE206 | </w:t>
+    </w:r>
+    <w:proofErr w:type="spellStart"/>
+    <w:r>
+      <w:rPr>
+        <w:color w:val="5A6B7C"/>
+        <w:sz w:val="24"/>
+        <w:szCs w:val="24"/>
+      </w:rPr>
+      <w:t>สอบปลายภาค</w:t>
+    </w:r>
+    <w:proofErr w:type="spellEnd"/>
+    <w:r>
+      <w:rPr>
+        <w:color w:val="5A6B7C"/>
+        <w:sz w:val="24"/>
+        <w:szCs w:val="24"/>
+      </w:rPr>
+      <w:t xml:space="preserve"> | </w:t>
+    </w:r>
+    <w:proofErr w:type="spellStart"/>
+    <w:r>
+      <w:rPr>
+        <w:color w:val="5A6B7C"/>
+        <w:sz w:val="24"/>
+        <w:szCs w:val="24"/>
+      </w:rPr>
+      <w:t>แบบฟอร์มคำตอบส่วน</w:t>
+    </w:r>
+    <w:proofErr w:type="spellEnd"/>
+    <w:r>
+      <w:rPr>
+        <w:color w:val="5A6B7C"/>
+        <w:sz w:val="24"/>
+        <w:szCs w:val="24"/>
+      </w:rPr>
+      <w:t xml:space="preserve"> ก</w:t>
     </w:r>
   </w:p>
 </w:hdr>
 </file>
 
 <file path=word/header2.xml><?xml version="1.0" encoding="utf-8"?>
-<w:hdr xmlns:wpc="http://schemas.microsoft.com/office/word/2010/wordprocessingCanvas" xmlns:cx="http://schemas.microsoft.com/office/drawing/2014/chartex" xmlns:cx1="http://schemas.microsoft.com/office/drawing/2015/9/8/chartex" xmlns:cx2="http://schemas.microsoft.com/office/drawing/2015/10/21/chartex" xmlns:cx3="http://schemas.microsoft.com/office/drawing/2016/5/9/chartex" xmlns:cx4="http://schemas.microsoft.com/office/drawing/2016/5/10/chartex" xmlns:cx5="http://schemas.microsoft.com/office/drawing/2016/5/11/chartex" xmlns:cx6="http://schemas.microsoft.com/office/drawing/2016/5/12/chartex" xmlns:cx7="http://schemas.microsoft.com/office/drawing/2016/5/13/chartex" xmlns:cx8="http://schemas.microsoft.com/office/drawing/2016/5/14/chartex" xmlns:mc="http://schemas.openxmlformats.org/markup-compatibility/2006" xmlns:m="http://schemas.openxmlformats.org/officeDocument/2006/math" xmlns:aink="http://schemas.microsoft.com/office/drawing/2016/ink" xmlns:am3d="http://schemas.microsoft.com/office/drawing/2017/model3d" xmlns:oel="http://schemas.microsoft.com/office/2019/extlst" xmlns:r="http://schemas.openxmlformats.org/officeDocument/2006/relationships" xmlns:wp14="http://schemas.microsoft.com/office/word/2010/wordprocessingDrawing" xmlns:wp="http://schemas.openxmlformats.org/drawingml/2006/wordprocessingDrawing" xmlns:wpg="http://schemas.microsoft.com/office/word/2010/wordprocessingGroup" xmlns:wpi="http://schemas.microsoft.com/office/word/2010/wordprocessingInk" xmlns:wps="http://schemas.microsoft.com/office/word/2010/wordprocessingShape" xmlns:o="urn:schemas-microsoft-com:office:office" xmlns:v="urn:schemas-microsoft-com:vml" xmlns:w10="urn:schemas-microsoft-com:office:word" xmlns:w="http://schemas.openxmlformats.org/wordprocessingml/2006/main" xmlns:w14="http://schemas.microsoft.com/office/word/2010/wordml" xmlns:w15="http://schemas.microsoft.com/office/word/2012/wordml" xmlns:w16cex="http://schemas.microsoft.com/office/word/2018/wordml/cex" xmlns:w16cid="http://schemas.microsoft.com/office/word/2016/wordml/cid" xmlns:w16="http://schemas.microsoft.com/office/word/2018/wordml" xmlns:w16sdtdh="http://schemas.microsoft.com/office/word/2020/wordml/sdtdatahash" xmlns:w16sdtfl="http://schemas.microsoft.com/office/word/2024/wordml/sdtformatlock" xmlns:w16se="http://schemas.microsoft.com/office/word/2015/wordml/symex" xmlns:w16du="http://schemas.microsoft.com/office/word/2023/wordml/word16du" xmlns:wne="http://schemas.microsoft.com/office/word/2006/wordml" mc:Ignorable="w14 w15 w16se w16cid w16 w16cex w16sdtdh w16sdtfl w16du wp14">
+<w:hdr xmlns:wpc="http://schemas.microsoft.com/office/word/2010/wordprocessingCanvas" xmlns:cx="http://schemas.microsoft.com/office/drawing/2014/chartex" xmlns:cx1="http://schemas.microsoft.com/office/drawing/2015/9/8/chartex" xmlns:cx2="http://schemas.microsoft.com/office/drawing/2015/10/21/chartex" xmlns:cx3="http://schemas.microsoft.com/office/drawing/2016/5/9/chartex" xmlns:cx4="http://schemas.microsoft.com/office/drawing/2016/5/10/chartex" xmlns:cx5="http://schemas.microsoft.com/office/drawing/2016/5/11/chartex" xmlns:cx6="http://schemas.microsoft.com/office/drawing/2016/5/12/chartex" xmlns:cx7="http://schemas.microsoft.com/office/drawing/2016/5/13/chartex" xmlns:cx8="http://schemas.microsoft.com/office/drawing/2016/5/14/chartex" xmlns:mc="http://schemas.openxmlformats.org/markup-compatibility/2006" xmlns:aink="http://schemas.microsoft.com/office/drawing/2016/ink" xmlns:am3d="http://schemas.microsoft.com/office/drawing/2017/model3d" xmlns:o="urn:schemas-microsoft-com:office:office" xmlns:r="http://schemas.openxmlformats.org/officeDocument/2006/relationships" xmlns:m="http://schemas.openxmlformats.org/officeDocument/2006/math" xmlns:v="urn:schemas-microsoft-com:vml" xmlns:wp14="http://schemas.microsoft.com/office/word/2010/wordprocessingDrawing" xmlns:wp="http://schemas.openxmlformats.org/drawingml/2006/wordprocessingDrawing" xmlns:w10="urn:schemas-microsoft-com:office:word" xmlns:w="http://schemas.openxmlformats.org/wordprocessingml/2006/main" xmlns:w14="http://schemas.microsoft.com/office/word/2010/wordml" xmlns:w15="http://schemas.microsoft.com/office/word/2012/wordml" xmlns:w16cex="http://schemas.microsoft.com/office/word/2018/wordml/cex" xmlns:w16cid="http://schemas.microsoft.com/office/word/2016/wordml/cid" xmlns:w16="http://schemas.microsoft.com/office/word/2018/wordml" xmlns:w16sdtdh="http://schemas.microsoft.com/office/word/2020/wordml/sdtdatahash" xmlns:w16se="http://schemas.microsoft.com/office/word/2015/wordml/symex" xmlns:wpg="http://schemas.microsoft.com/office/word/2010/wordprocessingGroup" xmlns:wpi="http://schemas.microsoft.com/office/word/2010/wordprocessingInk" xmlns:wne="http://schemas.microsoft.com/office/word/2006/wordml" xmlns:wps="http://schemas.microsoft.com/office/word/2010/wordprocessingShape" mc:Ignorable="w14 w15 w16se w16cid w16 w16cex w16sdtdh wp14">
   <w:p>
     <w:pPr>
       <w:jc w:val="right"/>
@@ -18838,14 +22285,50 @@
         <w:sz w:val="24"/>
         <w:szCs w:val="24"/>
       </w:rPr>
-      <w:t>ENGSE206 | สอบปลายภาค | แบบฟอร์มคำตอบส่วน ก</w:t>
+      <w:t xml:space="preserve">ENGSE206 | </w:t>
+    </w:r>
+    <w:proofErr w:type="spellStart"/>
+    <w:r>
+      <w:rPr>
+        <w:color w:val="5A6B7C"/>
+        <w:sz w:val="24"/>
+        <w:szCs w:val="24"/>
+      </w:rPr>
+      <w:t>สอบปลายภาค</w:t>
+    </w:r>
+    <w:proofErr w:type="spellEnd"/>
+    <w:r>
+      <w:rPr>
+        <w:color w:val="5A6B7C"/>
+        <w:sz w:val="24"/>
+        <w:szCs w:val="24"/>
+      </w:rPr>
+      <w:t xml:space="preserve"> | </w:t>
+    </w:r>
+    <w:proofErr w:type="spellStart"/>
+    <w:r>
+      <w:rPr>
+        <w:color w:val="5A6B7C"/>
+        <w:sz w:val="24"/>
+        <w:szCs w:val="24"/>
+      </w:rPr>
+      <w:t>แบบฟอร์มคำตอบส่วน</w:t>
+    </w:r>
+    <w:proofErr w:type="spellEnd"/>
+    <w:r>
+      <w:rPr>
+        <w:color w:val="5A6B7C"/>
+        <w:sz w:val="24"/>
+        <w:szCs w:val="24"/>
+      </w:rPr>
+      <w:t xml:space="preserve"> ก</w:t>
     </w:r>
   </w:p>
 </w:hdr>
 </file>
 
 <file path=word/header3.xml><?xml version="1.0" encoding="utf-8"?>
-<w:hdr xmlns:wpc="http://schemas.microsoft.com/office/word/2010/wordprocessingCanvas" xmlns:cx="http://schemas.microsoft.com/office/drawing/2014/chartex" xmlns:cx1="http://schemas.microsoft.com/office/drawing/2015/9/8/chartex" xmlns:cx2="http://schemas.microsoft.com/office/drawing/2015/10/21/chartex" xmlns:cx3="http://schemas.microsoft.com/office/drawing/2016/5/9/chartex" xmlns:cx4="http://schemas.microsoft.com/office/drawing/2016/5/10/chartex" xmlns:cx5="http://schemas.microsoft.com/office/drawing/2016/5/11/chartex" xmlns:cx6="http://schemas.microsoft.com/office/drawing/2016/5/12/chartex" xmlns:cx7="http://schemas.microsoft.com/office/drawing/2016/5/13/chartex" xmlns:cx8="http://schemas.microsoft.com/office/drawing/2016/5/14/chartex" xmlns:mc="http://schemas.openxmlformats.org/markup-compatibility/2006" xmlns:m="http://schemas.openxmlformats.org/officeDocument/2006/math" xmlns:aink="http://schemas.microsoft.com/office/drawing/2016/ink" xmlns:am3d="http://schemas.microsoft.com/office/drawing/2017/model3d" xmlns:oel="http://schemas.microsoft.com/office/2019/extlst" xmlns:r="http://schemas.openxmlformats.org/officeDocument/2006/relationships" xmlns:wp14="http://schemas.microsoft.com/office/word/2010/wordprocessingDrawing" xmlns:wp="http://schemas.openxmlformats.org/drawingml/2006/wordprocessingDrawing" xmlns:wpg="http://schemas.microsoft.com/office/word/2010/wordprocessingGroup" xmlns:wpi="http://schemas.microsoft.com/office/word/2010/wordprocessingInk" xmlns:wps="http://schemas.microsoft.com/office/word/2010/wordprocessingShape" xmlns:o="urn:schemas-microsoft-com:office:office" xmlns:v="urn:schemas-microsoft-com:vml" xmlns:w10="urn:schemas-microsoft-com:office:word" xmlns:w="http://schemas.openxmlformats.org/wordprocessingml/2006/main" xmlns:w14="http://schemas.microsoft.com/office/word/2010/wordml" xmlns:w15="http://schemas.microsoft.com/office/word/2012/wordml" xmlns:w16cex="http://schemas.microsoft.com/office/word/2018/wordml/cex" xmlns:w16cid="http://schemas.microsoft.com/office/word/2016/wordml/cid" xmlns:w16="http://schemas.microsoft.com/office/word/2018/wordml" xmlns:w16sdtdh="http://schemas.microsoft.com/office/word/2020/wordml/sdtdatahash" xmlns:w16sdtfl="http://schemas.microsoft.com/office/word/2024/wordml/sdtformatlock" xmlns:w16se="http://schemas.microsoft.com/office/word/2015/wordml/symex" xmlns:w16du="http://schemas.microsoft.com/office/word/2023/wordml/word16du" xmlns:wne="http://schemas.microsoft.com/office/word/2006/wordml" mc:Ignorable="w14 w15 w16se w16cid w16 w16cex w16sdtdh w16sdtfl w16du wp14">
+<w:hdr xmlns:wpc="http://schemas.microsoft.com/office/word/2010/wordprocessingCanvas" xmlns:cx="http://schemas.microsoft.com/office/drawing/2014/chartex" xmlns:cx1="http://schemas.microsoft.com/office/drawing/2015/9/8/chartex" xmlns:cx2="http://schemas.microsoft.com/office/drawing/2015/10/21/chartex" xmlns:cx3="http://schemas.microsoft.com/office/drawing/2016/5/9/chartex" xmlns:cx4="http://schemas.microsoft.com/office/drawing/2016/5/10/chartex" xmlns:cx5="http://schemas.microsoft.com/office/drawing/2016/5/11/chartex" xmlns:cx6="http://schemas.microsoft.com/office/drawing/2016/5/12/chartex" xmlns:cx7="http://schemas.microsoft.com/office/drawing/2016/5/13/chartex" xmlns:cx8="http://schemas.microsoft.com/office/drawing/2016/5/14/chartex" xmlns:mc="http://schemas.openxmlformats.org/markup-compatibility/2006" xmlns:aink="http://schemas.microsoft.com/office/drawing/2016/ink" xmlns:am3d="http://schemas.microsoft.com/office/drawing/2017/model3d" xmlns:o="urn:schemas-microsoft-com:office:office" xmlns:r="http://schemas.openxmlformats.org/officeDocument/2006/relationships" xmlns:m="http://schemas.openxmlformats.org/officeDocument/2006/math" xmlns:v="urn:schemas-microsoft-com:vml" xmlns:wp14="http://schemas.microsoft.com/office/word/2010/wordprocessingDrawing" xmlns:wp="http://schemas.openxmlformats.org/drawingml/2006/wordprocessingDrawing" xmlns:w10="urn:schemas-microsoft-com:office:word" xmlns:w="http://schemas.openxmlformats.org/wordprocessingml/2006/main" xmlns:w14="http://schemas.microsoft.com/office/word/2010/wordml" xmlns:w15="http://schemas.microsoft.com/office/word/2012/wordml" xmlns:w16cex="http://schemas.microsoft.com/office/word/2018/wordml/cex" xmlns:w16cid="http://schemas.microsoft.com/office/word/2016/wordml/cid" xmlns:w16="http://schemas.microsoft.com/office/word/2018/wordml" xmlns:w16sdtdh="http://schemas.microsoft.com/office/word/2020/wordml/sdtdatahash" xmlns:w16se="http://schemas.microsoft.com/office/word/2015/wordml/symex" xmlns:wpg="http://schemas.microsoft.com/office/word/2010/wordprocessingGroup" xmlns:wpi="http://schemas.microsoft.com/office/word/2010/wordprocessingInk" xmlns:wne="http://schemas.microsoft.com/office/word/2006/wordml" xmlns:wps="http://schemas.microsoft.com/office/word/2010/wordprocessingShape" mc:Ignorable="w14 w15 w16se w16cid w16 w16cex w16sdtdh wp14">
   <w:p>
     <w:pPr>
       <w:jc w:val="right"/>
@@ -18856,14 +22339,50 @@
         <w:sz w:val="24"/>
         <w:szCs w:val="24"/>
       </w:rPr>
-      <w:t>ENGSE206 | สอบปลายภาค | แบบฟอร์มคำตอบส่วน ก</w:t>
+      <w:t xml:space="preserve">ENGSE206 | </w:t>
+    </w:r>
+    <w:proofErr w:type="spellStart"/>
+    <w:r>
+      <w:rPr>
+        <w:color w:val="5A6B7C"/>
+        <w:sz w:val="24"/>
+        <w:szCs w:val="24"/>
+      </w:rPr>
+      <w:t>สอบปลายภาค</w:t>
+    </w:r>
+    <w:proofErr w:type="spellEnd"/>
+    <w:r>
+      <w:rPr>
+        <w:color w:val="5A6B7C"/>
+        <w:sz w:val="24"/>
+        <w:szCs w:val="24"/>
+      </w:rPr>
+      <w:t xml:space="preserve"> | </w:t>
+    </w:r>
+    <w:proofErr w:type="spellStart"/>
+    <w:r>
+      <w:rPr>
+        <w:color w:val="5A6B7C"/>
+        <w:sz w:val="24"/>
+        <w:szCs w:val="24"/>
+      </w:rPr>
+      <w:t>แบบฟอร์มคำตอบส่วน</w:t>
+    </w:r>
+    <w:proofErr w:type="spellEnd"/>
+    <w:r>
+      <w:rPr>
+        <w:color w:val="5A6B7C"/>
+        <w:sz w:val="24"/>
+        <w:szCs w:val="24"/>
+      </w:rPr>
+      <w:t xml:space="preserve"> ก</w:t>
     </w:r>
   </w:p>
 </w:hdr>
 </file>
 
 <file path=word/header4.xml><?xml version="1.0" encoding="utf-8"?>
-<w:hdr xmlns:wpc="http://schemas.microsoft.com/office/word/2010/wordprocessingCanvas" xmlns:cx="http://schemas.microsoft.com/office/drawing/2014/chartex" xmlns:cx1="http://schemas.microsoft.com/office/drawing/2015/9/8/chartex" xmlns:cx2="http://schemas.microsoft.com/office/drawing/2015/10/21/chartex" xmlns:cx3="http://schemas.microsoft.com/office/drawing/2016/5/9/chartex" xmlns:cx4="http://schemas.microsoft.com/office/drawing/2016/5/10/chartex" xmlns:cx5="http://schemas.microsoft.com/office/drawing/2016/5/11/chartex" xmlns:cx6="http://schemas.microsoft.com/office/drawing/2016/5/12/chartex" xmlns:cx7="http://schemas.microsoft.com/office/drawing/2016/5/13/chartex" xmlns:cx8="http://schemas.microsoft.com/office/drawing/2016/5/14/chartex" xmlns:mc="http://schemas.openxmlformats.org/markup-compatibility/2006" xmlns:m="http://schemas.openxmlformats.org/officeDocument/2006/math" xmlns:aink="http://schemas.microsoft.com/office/drawing/2016/ink" xmlns:am3d="http://schemas.microsoft.com/office/drawing/2017/model3d" xmlns:oel="http://schemas.microsoft.com/office/2019/extlst" xmlns:r="http://schemas.openxmlformats.org/officeDocument/2006/relationships" xmlns:wp14="http://schemas.microsoft.com/office/word/2010/wordprocessingDrawing" xmlns:wp="http://schemas.openxmlformats.org/drawingml/2006/wordprocessingDrawing" xmlns:wpg="http://schemas.microsoft.com/office/word/2010/wordprocessingGroup" xmlns:wpi="http://schemas.microsoft.com/office/word/2010/wordprocessingInk" xmlns:wps="http://schemas.microsoft.com/office/word/2010/wordprocessingShape" xmlns:o="urn:schemas-microsoft-com:office:office" xmlns:v="urn:schemas-microsoft-com:vml" xmlns:w10="urn:schemas-microsoft-com:office:word" xmlns:w="http://schemas.openxmlformats.org/wordprocessingml/2006/main" xmlns:w14="http://schemas.microsoft.com/office/word/2010/wordml" xmlns:w15="http://schemas.microsoft.com/office/word/2012/wordml" xmlns:w16cex="http://schemas.microsoft.com/office/word/2018/wordml/cex" xmlns:w16cid="http://schemas.microsoft.com/office/word/2016/wordml/cid" xmlns:w16="http://schemas.microsoft.com/office/word/2018/wordml" xmlns:w16sdtdh="http://schemas.microsoft.com/office/word/2020/wordml/sdtdatahash" xmlns:w16sdtfl="http://schemas.microsoft.com/office/word/2024/wordml/sdtformatlock" xmlns:w16se="http://schemas.microsoft.com/office/word/2015/wordml/symex" xmlns:w16du="http://schemas.microsoft.com/office/word/2023/wordml/word16du" xmlns:wne="http://schemas.microsoft.com/office/word/2006/wordml" mc:Ignorable="w14 w15 w16se w16cid w16 w16cex w16sdtdh w16sdtfl w16du wp14">
+<w:hdr xmlns:wpc="http://schemas.microsoft.com/office/word/2010/wordprocessingCanvas" xmlns:cx="http://schemas.microsoft.com/office/drawing/2014/chartex" xmlns:cx1="http://schemas.microsoft.com/office/drawing/2015/9/8/chartex" xmlns:cx2="http://schemas.microsoft.com/office/drawing/2015/10/21/chartex" xmlns:cx3="http://schemas.microsoft.com/office/drawing/2016/5/9/chartex" xmlns:cx4="http://schemas.microsoft.com/office/drawing/2016/5/10/chartex" xmlns:cx5="http://schemas.microsoft.com/office/drawing/2016/5/11/chartex" xmlns:cx6="http://schemas.microsoft.com/office/drawing/2016/5/12/chartex" xmlns:cx7="http://schemas.microsoft.com/office/drawing/2016/5/13/chartex" xmlns:cx8="http://schemas.microsoft.com/office/drawing/2016/5/14/chartex" xmlns:mc="http://schemas.openxmlformats.org/markup-compatibility/2006" xmlns:aink="http://schemas.microsoft.com/office/drawing/2016/ink" xmlns:am3d="http://schemas.microsoft.com/office/drawing/2017/model3d" xmlns:o="urn:schemas-microsoft-com:office:office" xmlns:r="http://schemas.openxmlformats.org/officeDocument/2006/relationships" xmlns:m="http://schemas.openxmlformats.org/officeDocument/2006/math" xmlns:v="urn:schemas-microsoft-com:vml" xmlns:wp14="http://schemas.microsoft.com/office/word/2010/wordprocessingDrawing" xmlns:wp="http://schemas.openxmlformats.org/drawingml/2006/wordprocessingDrawing" xmlns:w10="urn:schemas-microsoft-com:office:word" xmlns:w="http://schemas.openxmlformats.org/wordprocessingml/2006/main" xmlns:w14="http://schemas.microsoft.com/office/word/2010/wordml" xmlns:w15="http://schemas.microsoft.com/office/word/2012/wordml" xmlns:w16cex="http://schemas.microsoft.com/office/word/2018/wordml/cex" xmlns:w16cid="http://schemas.microsoft.com/office/word/2016/wordml/cid" xmlns:w16="http://schemas.microsoft.com/office/word/2018/wordml" xmlns:w16sdtdh="http://schemas.microsoft.com/office/word/2020/wordml/sdtdatahash" xmlns:w16se="http://schemas.microsoft.com/office/word/2015/wordml/symex" xmlns:wpg="http://schemas.microsoft.com/office/word/2010/wordprocessingGroup" xmlns:wpi="http://schemas.microsoft.com/office/word/2010/wordprocessingInk" xmlns:wne="http://schemas.microsoft.com/office/word/2006/wordml" xmlns:wps="http://schemas.microsoft.com/office/word/2010/wordprocessingShape" mc:Ignorable="w14 w15 w16se w16cid w16 w16cex w16sdtdh wp14">
   <w:p>
     <w:pPr>
       <w:jc w:val="right"/>
@@ -18874,14 +22393,50 @@
         <w:sz w:val="24"/>
         <w:szCs w:val="24"/>
       </w:rPr>
-      <w:t>ENGSE206 | สอบปลายภาค | แบบฟอร์มคำตอบส่วน ก</w:t>
+      <w:t xml:space="preserve">ENGSE206 | </w:t>
+    </w:r>
+    <w:proofErr w:type="spellStart"/>
+    <w:r>
+      <w:rPr>
+        <w:color w:val="5A6B7C"/>
+        <w:sz w:val="24"/>
+        <w:szCs w:val="24"/>
+      </w:rPr>
+      <w:t>สอบปลายภาค</w:t>
+    </w:r>
+    <w:proofErr w:type="spellEnd"/>
+    <w:r>
+      <w:rPr>
+        <w:color w:val="5A6B7C"/>
+        <w:sz w:val="24"/>
+        <w:szCs w:val="24"/>
+      </w:rPr>
+      <w:t xml:space="preserve"> | </w:t>
+    </w:r>
+    <w:proofErr w:type="spellStart"/>
+    <w:r>
+      <w:rPr>
+        <w:color w:val="5A6B7C"/>
+        <w:sz w:val="24"/>
+        <w:szCs w:val="24"/>
+      </w:rPr>
+      <w:t>แบบฟอร์มคำตอบส่วน</w:t>
+    </w:r>
+    <w:proofErr w:type="spellEnd"/>
+    <w:r>
+      <w:rPr>
+        <w:color w:val="5A6B7C"/>
+        <w:sz w:val="24"/>
+        <w:szCs w:val="24"/>
+      </w:rPr>
+      <w:t xml:space="preserve"> ก</w:t>
     </w:r>
   </w:p>
 </w:hdr>
 </file>
 
 <file path=word/numbering.xml><?xml version="1.0" encoding="utf-8"?>
-<w:numbering xmlns:wpc="http://schemas.microsoft.com/office/word/2010/wordprocessingCanvas" xmlns:cx="http://schemas.microsoft.com/office/drawing/2014/chartex" xmlns:cx1="http://schemas.microsoft.com/office/drawing/2015/9/8/chartex" xmlns:cx2="http://schemas.microsoft.com/office/drawing/2015/10/21/chartex" xmlns:cx3="http://schemas.microsoft.com/office/drawing/2016/5/9/chartex" xmlns:cx4="http://schemas.microsoft.com/office/drawing/2016/5/10/chartex" xmlns:cx5="http://schemas.microsoft.com/office/drawing/2016/5/11/chartex" xmlns:cx6="http://schemas.microsoft.com/office/drawing/2016/5/12/chartex" xmlns:cx7="http://schemas.microsoft.com/office/drawing/2016/5/13/chartex" xmlns:cx8="http://schemas.microsoft.com/office/drawing/2016/5/14/chartex" xmlns:mc="http://schemas.openxmlformats.org/markup-compatibility/2006" xmlns:m="http://schemas.openxmlformats.org/officeDocument/2006/math" xmlns:aink="http://schemas.microsoft.com/office/drawing/2016/ink" xmlns:am3d="http://schemas.microsoft.com/office/drawing/2017/model3d" xmlns:oel="http://schemas.microsoft.com/office/2019/extlst" xmlns:r="http://schemas.openxmlformats.org/officeDocument/2006/relationships" xmlns:wp14="http://schemas.microsoft.com/office/word/2010/wordprocessingDrawing" xmlns:wp="http://schemas.openxmlformats.org/drawingml/2006/wordprocessingDrawing" xmlns:wpg="http://schemas.microsoft.com/office/word/2010/wordprocessingGroup" xmlns:wpi="http://schemas.microsoft.com/office/word/2010/wordprocessingInk" xmlns:wps="http://schemas.microsoft.com/office/word/2010/wordprocessingShape" xmlns:o="urn:schemas-microsoft-com:office:office" xmlns:v="urn:schemas-microsoft-com:vml" xmlns:w10="urn:schemas-microsoft-com:office:word" xmlns:w="http://schemas.openxmlformats.org/wordprocessingml/2006/main" xmlns:w14="http://schemas.microsoft.com/office/word/2010/wordml" xmlns:w15="http://schemas.microsoft.com/office/word/2012/wordml" xmlns:w16cex="http://schemas.microsoft.com/office/word/2018/wordml/cex" xmlns:w16cid="http://schemas.microsoft.com/office/word/2016/wordml/cid" xmlns:w16="http://schemas.microsoft.com/office/word/2018/wordml" xmlns:w16sdtdh="http://schemas.microsoft.com/office/word/2020/wordml/sdtdatahash" xmlns:w16sdtfl="http://schemas.microsoft.com/office/word/2024/wordml/sdtformatlock" xmlns:w16se="http://schemas.microsoft.com/office/word/2015/wordml/symex" xmlns:w16du="http://schemas.microsoft.com/office/word/2023/wordml/word16du" xmlns:wne="http://schemas.microsoft.com/office/word/2006/wordml" mc:Ignorable="w14 w15 w16se w16cid w16 w16cex w16sdtdh w16sdtfl w16du wp14">
+<w:numbering xmlns:wpc="http://schemas.microsoft.com/office/word/2010/wordprocessingCanvas" xmlns:cx="http://schemas.microsoft.com/office/drawing/2014/chartex" xmlns:cx1="http://schemas.microsoft.com/office/drawing/2015/9/8/chartex" xmlns:cx2="http://schemas.microsoft.com/office/drawing/2015/10/21/chartex" xmlns:cx3="http://schemas.microsoft.com/office/drawing/2016/5/9/chartex" xmlns:cx4="http://schemas.microsoft.com/office/drawing/2016/5/10/chartex" xmlns:cx5="http://schemas.microsoft.com/office/drawing/2016/5/11/chartex" xmlns:cx6="http://schemas.microsoft.com/office/drawing/2016/5/12/chartex" xmlns:cx7="http://schemas.microsoft.com/office/drawing/2016/5/13/chartex" xmlns:cx8="http://schemas.microsoft.com/office/drawing/2016/5/14/chartex" xmlns:mc="http://schemas.openxmlformats.org/markup-compatibility/2006" xmlns:aink="http://schemas.microsoft.com/office/drawing/2016/ink" xmlns:am3d="http://schemas.microsoft.com/office/drawing/2017/model3d" xmlns:o="urn:schemas-microsoft-com:office:office" xmlns:r="http://schemas.openxmlformats.org/officeDocument/2006/relationships" xmlns:m="http://schemas.openxmlformats.org/officeDocument/2006/math" xmlns:v="urn:schemas-microsoft-com:vml" xmlns:wp14="http://schemas.microsoft.com/office/word/2010/wordprocessingDrawing" xmlns:wp="http://schemas.openxmlformats.org/drawingml/2006/wordprocessingDrawing" xmlns:w10="urn:schemas-microsoft-com:office:word" xmlns:w="http://schemas.openxmlformats.org/wordprocessingml/2006/main" xmlns:w14="http://schemas.microsoft.com/office/word/2010/wordml" xmlns:w15="http://schemas.microsoft.com/office/word/2012/wordml" xmlns:w16cex="http://schemas.microsoft.com/office/word/2018/wordml/cex" xmlns:w16cid="http://schemas.microsoft.com/office/word/2016/wordml/cid" xmlns:w16="http://schemas.microsoft.com/office/word/2018/wordml" xmlns:w16sdtdh="http://schemas.microsoft.com/office/word/2020/wordml/sdtdatahash" xmlns:w16se="http://schemas.microsoft.com/office/word/2015/wordml/symex" xmlns:wpg="http://schemas.microsoft.com/office/word/2010/wordprocessingGroup" xmlns:wpi="http://schemas.microsoft.com/office/word/2010/wordprocessingInk" xmlns:wne="http://schemas.microsoft.com/office/word/2006/wordml" xmlns:wps="http://schemas.microsoft.com/office/word/2010/wordprocessingShape" mc:Ignorable="w14 w15 w16se w16cid w16 w16cex w16sdtdh wp14">
   <w:abstractNum w:abstractNumId="0" w15:restartNumberingAfterBreak="0">
     <w:nsid w:val="4A7E7FDF"/>
     <w:multiLevelType w:val="hybridMultilevel"/>
@@ -19022,13 +22577,13 @@
       </w:pPr>
     </w:lvl>
   </w:abstractNum>
-  <w:num w:numId="1" w16cid:durableId="883640014">
+  <w:num w:numId="1">
     <w:abstractNumId w:val="1"/>
     <w:lvlOverride w:ilvl="0">
       <w:startOverride w:val="1"/>
     </w:lvlOverride>
   </w:num>
-  <w:num w:numId="2" w16cid:durableId="200559001">
+  <w:num w:numId="2">
     <w:abstractNumId w:val="0"/>
     <w:lvlOverride w:ilvl="0">
       <w:startOverride w:val="1"/>
@@ -19038,7 +22593,7 @@
 </file>
 
 <file path=word/styles.xml><?xml version="1.0" encoding="utf-8"?>
-<w:styles xmlns:mc="http://schemas.openxmlformats.org/markup-compatibility/2006" xmlns:r="http://schemas.openxmlformats.org/officeDocument/2006/relationships" xmlns:w="http://schemas.openxmlformats.org/wordprocessingml/2006/main" xmlns:w14="http://schemas.microsoft.com/office/word/2010/wordml" xmlns:w15="http://schemas.microsoft.com/office/word/2012/wordml" xmlns:w16cex="http://schemas.microsoft.com/office/word/2018/wordml/cex" xmlns:w16cid="http://schemas.microsoft.com/office/word/2016/wordml/cid" xmlns:w16="http://schemas.microsoft.com/office/word/2018/wordml" xmlns:w16sdtdh="http://schemas.microsoft.com/office/word/2020/wordml/sdtdatahash" xmlns:w16sdtfl="http://schemas.microsoft.com/office/word/2024/wordml/sdtformatlock" xmlns:w16se="http://schemas.microsoft.com/office/word/2015/wordml/symex" xmlns:w16du="http://schemas.microsoft.com/office/word/2023/wordml/word16du" mc:Ignorable="w14 w15 w16se w16cid w16 w16cex w16sdtdh w16sdtfl w16du">
+<w:styles xmlns:mc="http://schemas.openxmlformats.org/markup-compatibility/2006" xmlns:r="http://schemas.openxmlformats.org/officeDocument/2006/relationships" xmlns:w="http://schemas.openxmlformats.org/wordprocessingml/2006/main" xmlns:w14="http://schemas.microsoft.com/office/word/2010/wordml" xmlns:w15="http://schemas.microsoft.com/office/word/2012/wordml" xmlns:w16cex="http://schemas.microsoft.com/office/word/2018/wordml/cex" xmlns:w16cid="http://schemas.microsoft.com/office/word/2016/wordml/cid" xmlns:w16="http://schemas.microsoft.com/office/word/2018/wordml" xmlns:w16sdtdh="http://schemas.microsoft.com/office/word/2020/wordml/sdtdatahash" xmlns:w16se="http://schemas.microsoft.com/office/word/2015/wordml/symex" mc:Ignorable="w14 w15 w16se w16cid w16 w16cex w16sdtdh">
   <w:docDefaults>
     <w:rPrDefault>
       <w:rPr>
@@ -19522,6 +23077,7 @@
   <w:style w:type="character" w:default="1" w:styleId="DefaultParagraphFont">
     <w:name w:val="Default Paragraph Font"/>
     <w:uiPriority w:val="1"/>
+    <w:semiHidden/>
     <w:unhideWhenUsed/>
   </w:style>
   <w:style w:type="table" w:default="1" w:styleId="TableNormal">

--- a/final-exam/final-exam-group-answer.docx
+++ b/final-exam/final-exam-group-answer.docx
@@ -12018,247 +12018,15 @@
       </w:pPr>
       <w:r>
         <w:rPr>
-          <w:i/>
+          <w:i w:val="0"/>
           <w:iCs/>
-          <w:color w:val="7F8C99"/>
           <w:sz w:val="28"/>
           <w:szCs w:val="28"/>
         </w:rPr>
-        <w:t>(</w:t>
+        <w:t>ทำไมไม่ใช่ทุกข้อเป็น Build now: "ทุกอย่างต้องเป็น Build now" เป็นความเห็นของผู้เสนอ — ช่องทางภายนอกยังไม่รู้ว่าคืออะไร (OQ-10) ขัดกับ Out of Scope §1.3 และถ้าสร้างตอนนี้ต้องเดาผู้ให้บริการ ซึ่งขัด CON-04 · ส่วนที่ทำได้ทันทีโดยไม่ต้องเดา (แจ้งในระบบ · เตือนงานค้าง · ข้อความไม่เกินจำเป็น) จึงจัดเป็น Build now</w:t>
       </w:r>
       <w:proofErr w:type="spellStart"/>
-      <w:r>
-        <w:rPr>
-          <w:i/>
-          <w:iCs/>
-          <w:color w:val="7F8C99"/>
-          <w:sz w:val="28"/>
-          <w:szCs w:val="28"/>
-        </w:rPr>
-        <w:t>คำแนะนำ</w:t>
-      </w:r>
       <w:proofErr w:type="spellEnd"/>
-      <w:r>
-        <w:rPr>
-          <w:i/>
-          <w:iCs/>
-          <w:color w:val="7F8C99"/>
-          <w:sz w:val="28"/>
-          <w:szCs w:val="28"/>
-        </w:rPr>
-        <w:t>:</w:t>
-      </w:r>
-      <w:r>
-        <w:rPr>
-          <w:rFonts w:hint="cs"/>
-          <w:i/>
-          <w:iCs/>
-          <w:color w:val="7F8C99"/>
-          <w:sz w:val="28"/>
-          <w:szCs w:val="28"/>
-          <w:cs/>
-        </w:rPr>
-        <w:t xml:space="preserve"> </w:t>
-      </w:r>
-      <w:r>
-        <w:rPr>
-          <w:i/>
-          <w:iCs/>
-          <w:color w:val="7F8C99"/>
-          <w:sz w:val="28"/>
-          <w:szCs w:val="28"/>
-          <w:cs/>
-        </w:rPr>
-        <w:t xml:space="preserve">ทำไมไม่ใช่ทุกข้อเป็น </w:t>
-      </w:r>
-      <w:r>
-        <w:rPr>
-          <w:i/>
-          <w:iCs/>
-          <w:color w:val="7F8C99"/>
-          <w:sz w:val="28"/>
-          <w:szCs w:val="28"/>
-        </w:rPr>
-        <w:t>Build now: "</w:t>
-      </w:r>
-      <w:r>
-        <w:rPr>
-          <w:i/>
-          <w:iCs/>
-          <w:color w:val="7F8C99"/>
-          <w:sz w:val="28"/>
-          <w:szCs w:val="28"/>
-          <w:cs/>
-        </w:rPr>
-        <w:t xml:space="preserve">ทุกอย่างต้องเป็น </w:t>
-      </w:r>
-      <w:r>
-        <w:rPr>
-          <w:i/>
-          <w:iCs/>
-          <w:color w:val="7F8C99"/>
-          <w:sz w:val="28"/>
-          <w:szCs w:val="28"/>
-        </w:rPr>
-        <w:t xml:space="preserve">Build now" </w:t>
-      </w:r>
-      <w:r>
-        <w:rPr>
-          <w:i/>
-          <w:iCs/>
-          <w:color w:val="7F8C99"/>
-          <w:sz w:val="28"/>
-          <w:szCs w:val="28"/>
-          <w:cs/>
-        </w:rPr>
-        <w:t>เป็นความเห็นของผู้เสนอ — ช่องทางภายนอกยังไม่รู้ว่าคืออะไร (</w:t>
-      </w:r>
-      <w:r>
-        <w:rPr>
-          <w:i/>
-          <w:iCs/>
-          <w:color w:val="7F8C99"/>
-          <w:sz w:val="28"/>
-          <w:szCs w:val="28"/>
-        </w:rPr>
-        <w:t>OQ-</w:t>
-      </w:r>
-      <w:r>
-        <w:rPr>
-          <w:i/>
-          <w:iCs/>
-          <w:color w:val="7F8C99"/>
-          <w:sz w:val="28"/>
-          <w:szCs w:val="28"/>
-          <w:cs/>
-        </w:rPr>
-        <w:t xml:space="preserve">10) ขัดกับ </w:t>
-      </w:r>
-      <w:r>
-        <w:rPr>
-          <w:i/>
-          <w:iCs/>
-          <w:color w:val="7F8C99"/>
-          <w:sz w:val="28"/>
-          <w:szCs w:val="28"/>
-        </w:rPr>
-        <w:t>Out of Scope §</w:t>
-      </w:r>
-      <w:r>
-        <w:rPr>
-          <w:i/>
-          <w:iCs/>
-          <w:color w:val="7F8C99"/>
-          <w:sz w:val="28"/>
-          <w:szCs w:val="28"/>
-          <w:cs/>
-        </w:rPr>
-        <w:t xml:space="preserve">1.3 และถ้าสร้างตอนนี้ต้องเดาผู้ให้บริการ ซึ่งขัด </w:t>
-      </w:r>
-      <w:r>
-        <w:rPr>
-          <w:i/>
-          <w:iCs/>
-          <w:color w:val="7F8C99"/>
-          <w:sz w:val="28"/>
-          <w:szCs w:val="28"/>
-        </w:rPr>
-        <w:t>CON-</w:t>
-      </w:r>
-      <w:r>
-        <w:rPr>
-          <w:i/>
-          <w:iCs/>
-          <w:color w:val="7F8C99"/>
-          <w:sz w:val="28"/>
-          <w:szCs w:val="28"/>
-          <w:cs/>
-        </w:rPr>
-        <w:t xml:space="preserve">04 </w:t>
-      </w:r>
-      <w:r>
-        <w:rPr>
-          <w:i/>
-          <w:iCs/>
-          <w:color w:val="7F8C99"/>
-          <w:sz w:val="28"/>
-          <w:szCs w:val="28"/>
-        </w:rPr>
-        <w:t xml:space="preserve">· </w:t>
-      </w:r>
-      <w:r>
-        <w:rPr>
-          <w:i/>
-          <w:iCs/>
-          <w:color w:val="7F8C99"/>
-          <w:sz w:val="28"/>
-          <w:szCs w:val="28"/>
-          <w:cs/>
-        </w:rPr>
-        <w:t xml:space="preserve">ส่วนที่ทำได้ทันทีโดยไม่ต้องเดา (แจ้งในระบบ </w:t>
-      </w:r>
-      <w:r>
-        <w:rPr>
-          <w:i/>
-          <w:iCs/>
-          <w:color w:val="7F8C99"/>
-          <w:sz w:val="28"/>
-          <w:szCs w:val="28"/>
-        </w:rPr>
-        <w:t xml:space="preserve">· </w:t>
-      </w:r>
-      <w:r>
-        <w:rPr>
-          <w:i/>
-          <w:iCs/>
-          <w:color w:val="7F8C99"/>
-          <w:sz w:val="28"/>
-          <w:szCs w:val="28"/>
-          <w:cs/>
-        </w:rPr>
-        <w:t xml:space="preserve">เตือนงานค้าง </w:t>
-      </w:r>
-      <w:r>
-        <w:rPr>
-          <w:i/>
-          <w:iCs/>
-          <w:color w:val="7F8C99"/>
-          <w:sz w:val="28"/>
-          <w:szCs w:val="28"/>
-        </w:rPr>
-        <w:t xml:space="preserve">· </w:t>
-      </w:r>
-      <w:r>
-        <w:rPr>
-          <w:i/>
-          <w:iCs/>
-          <w:color w:val="7F8C99"/>
-          <w:sz w:val="28"/>
-          <w:szCs w:val="28"/>
-          <w:cs/>
-        </w:rPr>
-        <w:t xml:space="preserve">ข้อความไม่เกินจำเป็น) จึงจัดเป็น </w:t>
-      </w:r>
-      <w:r>
-        <w:rPr>
-          <w:i/>
-          <w:iCs/>
-          <w:color w:val="7F8C99"/>
-          <w:sz w:val="28"/>
-          <w:szCs w:val="28"/>
-        </w:rPr>
-        <w:t>Build now</w:t>
-      </w:r>
-      <w:r>
-        <w:rPr>
-          <w:i/>
-          <w:iCs/>
-          <w:color w:val="7F8C99"/>
-          <w:sz w:val="28"/>
-          <w:szCs w:val="28"/>
-        </w:rPr>
-        <w:t>)</w:t>
-      </w:r>
     </w:p>
     <w:tbl>
       <w:tblPr>

--- a/final-exam/final-exam-group-answer.docx
+++ b/final-exam/final-exam-group-answer.docx
@@ -179,7 +179,7 @@
           </w:p>
           <w:p>
             <w:pPr>
-              <w:pStyle w:val="ListParagraph"/>
+              <w:pStyle w:val="a4"/>
               <w:numPr>
                 <w:ilvl w:val="0"/>
                 <w:numId w:val="2"/>
@@ -221,7 +221,7 @@
           </w:p>
           <w:p>
             <w:pPr>
-              <w:pStyle w:val="ListParagraph"/>
+              <w:pStyle w:val="a4"/>
               <w:numPr>
                 <w:ilvl w:val="0"/>
                 <w:numId w:val="2"/>
@@ -272,7 +272,7 @@
           </w:p>
           <w:p>
             <w:pPr>
-              <w:pStyle w:val="ListParagraph"/>
+              <w:pStyle w:val="a4"/>
               <w:numPr>
                 <w:ilvl w:val="0"/>
                 <w:numId w:val="2"/>
@@ -1039,7 +1039,7 @@
     </w:tbl>
     <w:p>
       <w:pPr>
-        <w:pStyle w:val="Heading1"/>
+        <w:pStyle w:val="1"/>
         <w:keepNext/>
         <w:pBdr>
           <w:bottom w:val="single" w:sz="8" w:space="2" w:color="008699"/>
@@ -3218,7 +3218,6 @@
                 <w:sz w:val="28"/>
                 <w:szCs w:val="28"/>
               </w:rPr>
-              <w:lastRenderedPageBreak/>
               <w:t xml:space="preserve">Decision </w:t>
             </w:r>
             <w:proofErr w:type="spellStart"/>
@@ -3460,6 +3459,7 @@
                 <w:sz w:val="28"/>
                 <w:szCs w:val="28"/>
               </w:rPr>
+              <w:lastRenderedPageBreak/>
               <w:t>Next action</w:t>
             </w:r>
           </w:p>
@@ -3930,7 +3930,6 @@
                 <w:sz w:val="28"/>
                 <w:szCs w:val="28"/>
               </w:rPr>
-              <w:lastRenderedPageBreak/>
               <w:t>#</w:t>
             </w:r>
           </w:p>
@@ -6000,6 +5999,7 @@
                 <w:szCs w:val="28"/>
                 <w:cs/>
               </w:rPr>
+              <w:lastRenderedPageBreak/>
               <w:t>7</w:t>
             </w:r>
           </w:p>
@@ -6594,7 +6594,7 @@
     </w:p>
     <w:p>
       <w:pPr>
-        <w:pStyle w:val="Heading1"/>
+        <w:pStyle w:val="1"/>
         <w:keepNext/>
         <w:pageBreakBefore/>
         <w:pBdr>
@@ -8178,6 +8178,7 @@
           <w:sz w:val="30"/>
           <w:szCs w:val="30"/>
         </w:rPr>
+        <w:lastRenderedPageBreak/>
         <w:t>2.3 Acceptance Criteria (≥ 3)</w:t>
       </w:r>
     </w:p>
@@ -9345,54 +9346,34 @@
             </w:tcMar>
           </w:tcPr>
           <w:p>
-            <w:pPr>
-              <w:rPr>
-                <w:lang/>
-              </w:rPr>
-            </w:pPr>
-            <w:r>
-              <w:rPr>
-                <w:lang/>
-              </w:rPr>
+            <w:r>
               <w:t>BR-</w:t>
             </w:r>
             <w:r>
               <w:rPr>
                 <w:cs/>
-                <w:lang/>
               </w:rPr>
               <w:t xml:space="preserve">10 </w:t>
             </w:r>
             <w:r>
-              <w:rPr>
-                <w:lang/>
-              </w:rPr>
               <w:t>· NFR-CLMRS-</w:t>
             </w:r>
             <w:r>
               <w:rPr>
                 <w:cs/>
-                <w:lang/>
               </w:rPr>
               <w:t xml:space="preserve">05 </w:t>
             </w:r>
             <w:r>
-              <w:rPr>
-                <w:lang/>
-              </w:rPr>
               <w:t>· DR-</w:t>
             </w:r>
             <w:r>
               <w:rPr>
                 <w:cs/>
-                <w:lang/>
               </w:rPr>
               <w:t xml:space="preserve">01 — </w:t>
             </w:r>
             <w:r>
-              <w:rPr>
-                <w:lang/>
-              </w:rPr>
               <w:t>Inspection</w:t>
             </w:r>
           </w:p>
@@ -11955,7 +11936,7 @@
     </w:p>
     <w:p>
       <w:pPr>
-        <w:pStyle w:val="Heading1"/>
+        <w:pStyle w:val="1"/>
         <w:keepNext/>
         <w:pageBreakBefore/>
         <w:pBdr>
@@ -12018,15 +11999,30 @@
       </w:pPr>
       <w:r>
         <w:rPr>
-          <w:i w:val="0"/>
           <w:iCs/>
           <w:sz w:val="28"/>
           <w:szCs w:val="28"/>
         </w:rPr>
-        <w:t>ทำไมไม่ใช่ทุกข้อเป็น Build now: "ทุกอย่างต้องเป็น Build now" เป็นความเห็นของผู้เสนอ — ช่องทางภายนอกยังไม่รู้ว่าคืออะไร (OQ-10) ขัดกับ Out of Scope §1.3 และถ้าสร้างตอนนี้ต้องเดาผู้ให้บริการ ซึ่งขัด CON-04 · ส่วนที่ทำได้ทันทีโดยไม่ต้องเดา (แจ้งในระบบ · เตือนงานค้าง · ข้อความไม่เกินจำเป็น) จึงจัดเป็น Build now</w:t>
+        <w:t xml:space="preserve">ทำไมไม่ใช่ทุกข้อเป็น Build now: "ทุกอย่างต้องเป็น Build now" เป็นความเห็นของผู้เสนอ — ช่องทางภายนอกยังไม่รู้ว่าคืออะไร (OQ-10) ขัดกับ Out of Scope §1.3 และถ้าสร้างตอนนี้ต้องเดาผู้ให้บริการ ซึ่งขัด CON-04 · ส่วนที่ทำได้ทันทีโดยไม่ต้องเดา (แจ้งในระบบ · เตือนงานค้าง · ข้อความไม่เกินจำเป็น) </w:t>
       </w:r>
       <w:proofErr w:type="spellStart"/>
+      <w:r>
+        <w:rPr>
+          <w:iCs/>
+          <w:sz w:val="28"/>
+          <w:szCs w:val="28"/>
+        </w:rPr>
+        <w:t>จึงจัดเป็น</w:t>
+      </w:r>
       <w:proofErr w:type="spellEnd"/>
+      <w:r>
+        <w:rPr>
+          <w:iCs/>
+          <w:sz w:val="28"/>
+          <w:szCs w:val="28"/>
+        </w:rPr>
+        <w:t xml:space="preserve"> Build now</w:t>
+      </w:r>
     </w:p>
     <w:tbl>
       <w:tblPr>
@@ -12764,7 +12760,6 @@
           <w:sz w:val="30"/>
           <w:szCs w:val="30"/>
         </w:rPr>
-        <w:lastRenderedPageBreak/>
         <w:t>3.2 Driver check</w:t>
       </w:r>
     </w:p>
@@ -14574,6 +14569,7 @@
           <w:sz w:val="30"/>
           <w:szCs w:val="30"/>
         </w:rPr>
+        <w:lastRenderedPageBreak/>
         <w:t>3.4 Open decisions</w:t>
       </w:r>
     </w:p>
@@ -15478,7 +15474,7 @@
     </w:p>
     <w:p>
       <w:pPr>
-        <w:pStyle w:val="Heading1"/>
+        <w:pStyle w:val="1"/>
         <w:keepNext/>
         <w:pBdr>
           <w:bottom w:val="single" w:sz="8" w:space="2" w:color="008699"/>
@@ -15633,6 +15629,9 @@
     <w:p>
       <w:pPr>
         <w:spacing w:after="100"/>
+        <w:rPr>
+          <w:rFonts w:hint="cs"/>
+        </w:rPr>
       </w:pPr>
       <w:r>
         <w:rPr>
@@ -15661,7 +15660,88 @@
         <w:t>:</w:t>
       </w:r>
       <w:r>
-        <w:t xml:space="preserve"> ........................................................................</w:t>
+        <w:t xml:space="preserve"> </w:t>
+      </w:r>
+      <w:r>
+        <w:rPr>
+          <w:cs/>
+        </w:rPr>
+        <w:t xml:space="preserve">วาดภาพใหม่โดยอ้างอิง </w:t>
+      </w:r>
+      <w:r>
+        <w:t xml:space="preserve">SRS v2.1 </w:t>
+      </w:r>
+      <w:r>
+        <w:rPr>
+          <w:cs/>
+        </w:rPr>
+        <w:t xml:space="preserve">เนื่องจากยังไม่มี </w:t>
+      </w:r>
+      <w:r>
+        <w:t xml:space="preserve">Context diagram </w:t>
+      </w:r>
+      <w:r>
+        <w:rPr>
+          <w:cs/>
+        </w:rPr>
+        <w:t xml:space="preserve">เดิมที่สมบูรณ์ แสดงระบบ </w:t>
+      </w:r>
+      <w:r>
+        <w:t xml:space="preserve">CLMRS </w:t>
+      </w:r>
+      <w:r>
+        <w:rPr>
+          <w:cs/>
+        </w:rPr>
+        <w:t xml:space="preserve">ผู้ใช้งาน </w:t>
+      </w:r>
+      <w:r>
+        <w:t xml:space="preserve">4 </w:t>
+      </w:r>
+      <w:r>
+        <w:rPr>
+          <w:cs/>
+        </w:rPr>
+        <w:t xml:space="preserve">บทบาท และระบบภายนอก </w:t>
+      </w:r>
+      <w:r>
+        <w:t xml:space="preserve">Authentication Service </w:t>
+      </w:r>
+      <w:r>
+        <w:rPr>
+          <w:cs/>
+        </w:rPr>
+        <w:t xml:space="preserve">กับ </w:t>
+      </w:r>
+      <w:r>
+        <w:t xml:space="preserve">Notification Gateway </w:t>
+      </w:r>
+      <w:r>
+        <w:rPr>
+          <w:cs/>
+        </w:rPr>
+        <w:t xml:space="preserve">โดยเพิ่มความสัมพันธ์ด้านการแจ้งเตือนเมื่อสถานะเปลี่ยน การเตือนงานค้างตามเวลา และการตั้งค่าความยินยอมรับแจ้งเตือนภายนอก ทั้งนี้ </w:t>
+      </w:r>
+      <w:r>
+        <w:t xml:space="preserve">Notification Gateway </w:t>
+      </w:r>
+      <w:r>
+        <w:rPr>
+          <w:cs/>
+        </w:rPr>
+        <w:t xml:space="preserve">เป็น </w:t>
+      </w:r>
+      <w:r>
+        <w:t xml:space="preserve">Extension </w:t>
+      </w:r>
+      <w:r>
+        <w:rPr>
+          <w:cs/>
+        </w:rPr>
+        <w:t>ที่ยังรอคำตอบเรื่องช่องทางและวิธีเชื่อมต่อ (</w:t>
+      </w:r>
+      <w:r>
+        <w:t>OQ-10)</w:t>
       </w:r>
     </w:p>
     <w:p>
@@ -15695,8 +15775,153 @@
         <w:t>:</w:t>
       </w:r>
       <w:r>
-        <w:t xml:space="preserve"> ........................................................................</w:t>
-      </w:r>
+        <w:t xml:space="preserve"> </w:t>
+      </w:r>
+      <w:r>
+        <w:rPr>
+          <w:cs/>
+        </w:rPr>
+        <w:t xml:space="preserve">วาดภาพใหม่ตาม </w:t>
+      </w:r>
+      <w:r>
+        <w:t xml:space="preserve">stack </w:t>
+      </w:r>
+      <w:r>
+        <w:rPr>
+          <w:cs/>
+        </w:rPr>
+        <w:t xml:space="preserve">อ้างอิง แบ่งเป็น </w:t>
+      </w:r>
+      <w:r>
+        <w:t xml:space="preserve">CLMRS Web App, CLMRS API </w:t>
+      </w:r>
+      <w:r>
+        <w:rPr>
+          <w:cs/>
+        </w:rPr>
+        <w:t xml:space="preserve">และ </w:t>
+      </w:r>
+      <w:r>
+        <w:t xml:space="preserve">CLMRS Database </w:t>
+      </w:r>
+      <w:r>
+        <w:rPr>
+          <w:cs/>
+        </w:rPr>
+        <w:t xml:space="preserve">พร้อมเสนอเพิ่ม </w:t>
+      </w:r>
+      <w:r>
+        <w:t xml:space="preserve">Reminder Job </w:t>
+      </w:r>
+      <w:r>
+        <w:rPr>
+          <w:cs/>
+        </w:rPr>
+        <w:t xml:space="preserve">เพื่อเริ่มตรวจงานค้างตามเวลาโดยไม่มีผู้ใช้กด ตาม </w:t>
+      </w:r>
+      <w:r>
+        <w:t xml:space="preserve">FR-CLMRS-10 </w:t>
+      </w:r>
+      <w:r>
+        <w:rPr>
+          <w:cs/>
+        </w:rPr>
+        <w:t xml:space="preserve">โดยให้ </w:t>
+      </w:r>
+      <w:r>
+        <w:t xml:space="preserve">API </w:t>
+      </w:r>
+      <w:r>
+        <w:rPr>
+          <w:cs/>
+        </w:rPr>
+        <w:t xml:space="preserve">ตรวจสิทธิ์ กติกา ความยินยอม และข้อมูลส่วนบุคคลก่อนสร้างการแจ้งเตือน เพิ่มการเก็บ </w:t>
+      </w:r>
+      <w:proofErr w:type="spellStart"/>
+      <w:r>
+        <w:t>NotificationPreference</w:t>
+      </w:r>
+      <w:proofErr w:type="spellEnd"/>
+      <w:r>
+        <w:t xml:space="preserve"> (DR-09) </w:t>
+      </w:r>
+      <w:r>
+        <w:rPr>
+          <w:cs/>
+        </w:rPr>
+        <w:t xml:space="preserve">และ </w:t>
+      </w:r>
+      <w:proofErr w:type="spellStart"/>
+      <w:r>
+        <w:t>NotificationLog</w:t>
+      </w:r>
+      <w:proofErr w:type="spellEnd"/>
+      <w:r>
+        <w:t xml:space="preserve"> (DR-10) </w:t>
+      </w:r>
+      <w:r>
+        <w:rPr>
+          <w:cs/>
+        </w:rPr>
+        <w:t xml:space="preserve">ส่วนการเชื่อมต่อ </w:t>
+      </w:r>
+      <w:r>
+        <w:t xml:space="preserve">Notification Gateway </w:t>
+      </w:r>
+      <w:r>
+        <w:rPr>
+          <w:cs/>
+        </w:rPr>
+        <w:t>แสดงเป็นส่วนขยายที่ยังไม่ทำในวิชานี้และรอคำตอบ</w:t>
+      </w:r>
+      <w:r>
+        <w:rPr>
+          <w:cs/>
+        </w:rPr>
+        <w:t xml:space="preserve"> </w:t>
+      </w:r>
+      <w:r>
+        <w:rPr>
+          <w:cs/>
+        </w:rPr>
+        <w:t xml:space="preserve">ส่วนการตั้งค่า </w:t>
+      </w:r>
+      <w:r>
+        <w:t xml:space="preserve">opt-in </w:t>
+      </w:r>
+      <w:r>
+        <w:rPr>
+          <w:cs/>
+        </w:rPr>
+        <w:t xml:space="preserve">และข้อมูล </w:t>
+      </w:r>
+      <w:r>
+        <w:t xml:space="preserve">DR-09 </w:t>
+      </w:r>
+      <w:r>
+        <w:rPr>
+          <w:cs/>
+        </w:rPr>
+        <w:t xml:space="preserve">ที่แสดงในภาพเป็นแนวทางระดับ </w:t>
+      </w:r>
+      <w:r>
+        <w:t xml:space="preserve">Overview </w:t>
+      </w:r>
+      <w:r>
+        <w:rPr>
+          <w:cs/>
+        </w:rPr>
+        <w:t>ยังไม่รวมการทำในรุ่นแรก</w:t>
+      </w:r>
+    </w:p>
+    <w:p>
+      <w:pPr>
+        <w:spacing w:after="100"/>
+        <w:jc w:val="center"/>
+        <w:rPr>
+          <w:rFonts w:hint="cs"/>
+        </w:rPr>
+      </w:pPr>
     </w:p>
     <w:p>
       <w:pPr>
@@ -15757,6 +15982,1237 @@
           <w:szCs w:val="30"/>
         </w:rPr>
         <w:t>)</w:t>
+      </w:r>
+    </w:p>
+    <w:tbl>
+      <w:tblPr>
+        <w:tblW w:w="9638" w:type="dxa"/>
+        <w:tblBorders>
+          <w:top w:val="single" w:sz="4" w:space="0" w:color="auto"/>
+          <w:left w:val="single" w:sz="4" w:space="0" w:color="auto"/>
+          <w:bottom w:val="single" w:sz="4" w:space="0" w:color="auto"/>
+          <w:right w:val="single" w:sz="4" w:space="0" w:color="auto"/>
+          <w:insideH w:val="single" w:sz="4" w:space="0" w:color="auto"/>
+          <w:insideV w:val="single" w:sz="4" w:space="0" w:color="auto"/>
+        </w:tblBorders>
+        <w:tblLayout w:type="fixed"/>
+        <w:tblCellMar>
+          <w:left w:w="10" w:type="dxa"/>
+          <w:right w:w="10" w:type="dxa"/>
+        </w:tblCellMar>
+        <w:tblLook w:val="0000" w:firstRow="0" w:lastRow="0" w:firstColumn="0" w:lastColumn="0" w:noHBand="0" w:noVBand="0"/>
+      </w:tblPr>
+      <w:tblGrid>
+        <w:gridCol w:w="1235"/>
+        <w:gridCol w:w="1736"/>
+        <w:gridCol w:w="1361"/>
+        <w:gridCol w:w="1480"/>
+        <w:gridCol w:w="1833"/>
+        <w:gridCol w:w="1993"/>
+      </w:tblGrid>
+      <w:tr>
+        <w:trPr>
+          <w:cantSplit/>
+          <w:tblHeader/>
+        </w:trPr>
+        <w:tc>
+          <w:tcPr>
+            <w:tcW w:w="1235" w:type="dxa"/>
+            <w:tcBorders>
+              <w:top w:val="single" w:sz="4" w:space="0" w:color="173B65"/>
+              <w:left w:val="single" w:sz="4" w:space="0" w:color="173B65"/>
+              <w:bottom w:val="single" w:sz="4" w:space="0" w:color="173B65"/>
+              <w:right w:val="single" w:sz="4" w:space="0" w:color="173B65"/>
+            </w:tcBorders>
+            <w:shd w:val="clear" w:color="auto" w:fill="173B65"/>
+            <w:tcMar>
+              <w:top w:w="50" w:type="dxa"/>
+              <w:left w:w="90" w:type="dxa"/>
+              <w:bottom w:w="50" w:type="dxa"/>
+              <w:right w:w="90" w:type="dxa"/>
+            </w:tcMar>
+            <w:vAlign w:val="center"/>
+          </w:tcPr>
+          <w:p>
+            <w:pPr>
+              <w:keepNext/>
+            </w:pPr>
+            <w:r>
+              <w:rPr>
+                <w:b/>
+                <w:bCs/>
+                <w:color w:val="FFFFFF"/>
+                <w:sz w:val="28"/>
+                <w:szCs w:val="28"/>
+              </w:rPr>
+              <w:t>Container</w:t>
+            </w:r>
+          </w:p>
+        </w:tc>
+        <w:tc>
+          <w:tcPr>
+            <w:tcW w:w="1736" w:type="dxa"/>
+            <w:tcBorders>
+              <w:top w:val="single" w:sz="4" w:space="0" w:color="173B65"/>
+              <w:left w:val="single" w:sz="4" w:space="0" w:color="173B65"/>
+              <w:bottom w:val="single" w:sz="4" w:space="0" w:color="173B65"/>
+              <w:right w:val="single" w:sz="4" w:space="0" w:color="173B65"/>
+            </w:tcBorders>
+            <w:shd w:val="clear" w:color="auto" w:fill="173B65"/>
+            <w:tcMar>
+              <w:top w:w="50" w:type="dxa"/>
+              <w:left w:w="90" w:type="dxa"/>
+              <w:bottom w:w="50" w:type="dxa"/>
+              <w:right w:w="90" w:type="dxa"/>
+            </w:tcMar>
+            <w:vAlign w:val="center"/>
+          </w:tcPr>
+          <w:p>
+            <w:pPr>
+              <w:keepNext/>
+            </w:pPr>
+            <w:proofErr w:type="spellStart"/>
+            <w:r>
+              <w:rPr>
+                <w:b/>
+                <w:bCs/>
+                <w:color w:val="FFFFFF"/>
+                <w:sz w:val="28"/>
+                <w:szCs w:val="28"/>
+              </w:rPr>
+              <w:t>หน้าที่</w:t>
+            </w:r>
+            <w:proofErr w:type="spellEnd"/>
+          </w:p>
+        </w:tc>
+        <w:tc>
+          <w:tcPr>
+            <w:tcW w:w="1361" w:type="dxa"/>
+            <w:tcBorders>
+              <w:top w:val="single" w:sz="4" w:space="0" w:color="173B65"/>
+              <w:left w:val="single" w:sz="4" w:space="0" w:color="173B65"/>
+              <w:bottom w:val="single" w:sz="4" w:space="0" w:color="173B65"/>
+              <w:right w:val="single" w:sz="4" w:space="0" w:color="173B65"/>
+            </w:tcBorders>
+            <w:shd w:val="clear" w:color="auto" w:fill="173B65"/>
+            <w:tcMar>
+              <w:top w:w="50" w:type="dxa"/>
+              <w:left w:w="90" w:type="dxa"/>
+              <w:bottom w:w="50" w:type="dxa"/>
+              <w:right w:w="90" w:type="dxa"/>
+            </w:tcMar>
+            <w:vAlign w:val="center"/>
+          </w:tcPr>
+          <w:p>
+            <w:pPr>
+              <w:keepNext/>
+            </w:pPr>
+            <w:proofErr w:type="spellStart"/>
+            <w:r>
+              <w:rPr>
+                <w:b/>
+                <w:bCs/>
+                <w:color w:val="FFFFFF"/>
+                <w:sz w:val="28"/>
+                <w:szCs w:val="28"/>
+              </w:rPr>
+              <w:t>ชนิด</w:t>
+            </w:r>
+            <w:proofErr w:type="spellEnd"/>
+            <w:r>
+              <w:rPr>
+                <w:b/>
+                <w:bCs/>
+                <w:color w:val="FFFFFF"/>
+                <w:sz w:val="28"/>
+                <w:szCs w:val="28"/>
+              </w:rPr>
+              <w:t xml:space="preserve"> · stack</w:t>
+            </w:r>
+          </w:p>
+        </w:tc>
+        <w:tc>
+          <w:tcPr>
+            <w:tcW w:w="1480" w:type="dxa"/>
+            <w:tcBorders>
+              <w:top w:val="single" w:sz="4" w:space="0" w:color="173B65"/>
+              <w:left w:val="single" w:sz="4" w:space="0" w:color="173B65"/>
+              <w:bottom w:val="single" w:sz="4" w:space="0" w:color="173B65"/>
+              <w:right w:val="single" w:sz="4" w:space="0" w:color="173B65"/>
+            </w:tcBorders>
+            <w:shd w:val="clear" w:color="auto" w:fill="173B65"/>
+            <w:tcMar>
+              <w:top w:w="50" w:type="dxa"/>
+              <w:left w:w="90" w:type="dxa"/>
+              <w:bottom w:w="50" w:type="dxa"/>
+              <w:right w:w="90" w:type="dxa"/>
+            </w:tcMar>
+            <w:vAlign w:val="center"/>
+          </w:tcPr>
+          <w:p>
+            <w:pPr>
+              <w:keepNext/>
+            </w:pPr>
+            <w:proofErr w:type="spellStart"/>
+            <w:r>
+              <w:rPr>
+                <w:b/>
+                <w:bCs/>
+                <w:color w:val="FFFFFF"/>
+                <w:sz w:val="28"/>
+                <w:szCs w:val="28"/>
+              </w:rPr>
+              <w:t>รันที่ไหน</w:t>
+            </w:r>
+            <w:proofErr w:type="spellEnd"/>
+            <w:r>
+              <w:rPr>
+                <w:b/>
+                <w:bCs/>
+                <w:color w:val="FFFFFF"/>
+                <w:sz w:val="28"/>
+                <w:szCs w:val="28"/>
+              </w:rPr>
+              <w:t xml:space="preserve"> · </w:t>
+            </w:r>
+            <w:proofErr w:type="spellStart"/>
+            <w:r>
+              <w:rPr>
+                <w:b/>
+                <w:bCs/>
+                <w:color w:val="FFFFFF"/>
+                <w:sz w:val="28"/>
+                <w:szCs w:val="28"/>
+              </w:rPr>
+              <w:t>ใครควบคุม</w:t>
+            </w:r>
+            <w:proofErr w:type="spellEnd"/>
+          </w:p>
+        </w:tc>
+        <w:tc>
+          <w:tcPr>
+            <w:tcW w:w="1833" w:type="dxa"/>
+            <w:tcBorders>
+              <w:top w:val="single" w:sz="4" w:space="0" w:color="173B65"/>
+              <w:left w:val="single" w:sz="4" w:space="0" w:color="173B65"/>
+              <w:bottom w:val="single" w:sz="4" w:space="0" w:color="173B65"/>
+              <w:right w:val="single" w:sz="4" w:space="0" w:color="173B65"/>
+            </w:tcBorders>
+            <w:shd w:val="clear" w:color="auto" w:fill="173B65"/>
+            <w:tcMar>
+              <w:top w:w="50" w:type="dxa"/>
+              <w:left w:w="90" w:type="dxa"/>
+              <w:bottom w:w="50" w:type="dxa"/>
+              <w:right w:w="90" w:type="dxa"/>
+            </w:tcMar>
+            <w:vAlign w:val="center"/>
+          </w:tcPr>
+          <w:p>
+            <w:pPr>
+              <w:keepNext/>
+            </w:pPr>
+            <w:proofErr w:type="spellStart"/>
+            <w:r>
+              <w:rPr>
+                <w:b/>
+                <w:bCs/>
+                <w:color w:val="FFFFFF"/>
+                <w:sz w:val="28"/>
+                <w:szCs w:val="28"/>
+              </w:rPr>
+              <w:t>ข้อมูลที่เก็บ</w:t>
+            </w:r>
+            <w:proofErr w:type="spellEnd"/>
+          </w:p>
+        </w:tc>
+        <w:tc>
+          <w:tcPr>
+            <w:tcW w:w="1993" w:type="dxa"/>
+            <w:tcBorders>
+              <w:top w:val="single" w:sz="4" w:space="0" w:color="173B65"/>
+              <w:left w:val="single" w:sz="4" w:space="0" w:color="173B65"/>
+              <w:bottom w:val="single" w:sz="4" w:space="0" w:color="173B65"/>
+              <w:right w:val="single" w:sz="4" w:space="0" w:color="173B65"/>
+            </w:tcBorders>
+            <w:shd w:val="clear" w:color="auto" w:fill="173B65"/>
+            <w:tcMar>
+              <w:top w:w="50" w:type="dxa"/>
+              <w:left w:w="90" w:type="dxa"/>
+              <w:bottom w:w="50" w:type="dxa"/>
+              <w:right w:w="90" w:type="dxa"/>
+            </w:tcMar>
+            <w:vAlign w:val="center"/>
+          </w:tcPr>
+          <w:p>
+            <w:pPr>
+              <w:keepNext/>
+            </w:pPr>
+            <w:proofErr w:type="spellStart"/>
+            <w:r>
+              <w:rPr>
+                <w:b/>
+                <w:bCs/>
+                <w:color w:val="FFFFFF"/>
+                <w:sz w:val="28"/>
+                <w:szCs w:val="28"/>
+              </w:rPr>
+              <w:t>คุยกับ</w:t>
+            </w:r>
+            <w:proofErr w:type="spellEnd"/>
+            <w:r>
+              <w:rPr>
+                <w:b/>
+                <w:bCs/>
+                <w:color w:val="FFFFFF"/>
+                <w:sz w:val="28"/>
+                <w:szCs w:val="28"/>
+              </w:rPr>
+              <w:t xml:space="preserve"> (</w:t>
+            </w:r>
+            <w:proofErr w:type="spellStart"/>
+            <w:r>
+              <w:rPr>
+                <w:b/>
+                <w:bCs/>
+                <w:color w:val="FFFFFF"/>
+                <w:sz w:val="28"/>
+                <w:szCs w:val="28"/>
+              </w:rPr>
+              <w:t>ส่งอะไร</w:t>
+            </w:r>
+            <w:proofErr w:type="spellEnd"/>
+            <w:r>
+              <w:rPr>
+                <w:b/>
+                <w:bCs/>
+                <w:color w:val="FFFFFF"/>
+                <w:sz w:val="28"/>
+                <w:szCs w:val="28"/>
+              </w:rPr>
+              <w:t>)</w:t>
+            </w:r>
+          </w:p>
+        </w:tc>
+      </w:tr>
+      <w:tr>
+        <w:trPr>
+          <w:cantSplit/>
+          <w:trHeight w:val="737"/>
+        </w:trPr>
+        <w:tc>
+          <w:tcPr>
+            <w:tcW w:w="1235" w:type="dxa"/>
+            <w:tcBorders>
+              <w:top w:val="single" w:sz="4" w:space="0" w:color="C9D3DC"/>
+              <w:left w:val="single" w:sz="4" w:space="0" w:color="C9D3DC"/>
+              <w:bottom w:val="single" w:sz="4" w:space="0" w:color="C9D3DC"/>
+              <w:right w:val="single" w:sz="4" w:space="0" w:color="C9D3DC"/>
+            </w:tcBorders>
+            <w:shd w:val="clear" w:color="auto" w:fill="FFFFFF"/>
+            <w:tcMar>
+              <w:top w:w="40" w:type="dxa"/>
+              <w:left w:w="90" w:type="dxa"/>
+              <w:bottom w:w="40" w:type="dxa"/>
+              <w:right w:w="90" w:type="dxa"/>
+            </w:tcMar>
+          </w:tcPr>
+          <w:p>
+            <w:pPr>
+              <w:keepNext/>
+            </w:pPr>
+            <w:r>
+              <w:t>CLMRS Web App</w:t>
+            </w:r>
+          </w:p>
+        </w:tc>
+        <w:tc>
+          <w:tcPr>
+            <w:tcW w:w="1736" w:type="dxa"/>
+            <w:tcBorders>
+              <w:top w:val="single" w:sz="4" w:space="0" w:color="C9D3DC"/>
+              <w:left w:val="single" w:sz="4" w:space="0" w:color="C9D3DC"/>
+              <w:bottom w:val="single" w:sz="4" w:space="0" w:color="C9D3DC"/>
+              <w:right w:val="single" w:sz="4" w:space="0" w:color="C9D3DC"/>
+            </w:tcBorders>
+            <w:shd w:val="clear" w:color="auto" w:fill="FFFFFF"/>
+            <w:tcMar>
+              <w:top w:w="40" w:type="dxa"/>
+              <w:left w:w="90" w:type="dxa"/>
+              <w:bottom w:w="40" w:type="dxa"/>
+              <w:right w:w="90" w:type="dxa"/>
+            </w:tcMar>
+          </w:tcPr>
+          <w:p>
+            <w:pPr>
+              <w:keepNext/>
+            </w:pPr>
+            <w:r>
+              <w:rPr>
+                <w:cs/>
+              </w:rPr>
+              <w:t xml:space="preserve">แสดงสถานะและแจ้งเตือนในระบบ ส่วนหน้าตั้งค่า </w:t>
+            </w:r>
+            <w:r>
+              <w:t xml:space="preserve">opt-in </w:t>
+            </w:r>
+            <w:r>
+              <w:rPr>
+                <w:cs/>
+              </w:rPr>
+              <w:t xml:space="preserve">อยู่ระดับ </w:t>
+            </w:r>
+            <w:r>
+              <w:t>Overview</w:t>
+            </w:r>
+          </w:p>
+        </w:tc>
+        <w:tc>
+          <w:tcPr>
+            <w:tcW w:w="1361" w:type="dxa"/>
+            <w:tcBorders>
+              <w:top w:val="single" w:sz="4" w:space="0" w:color="C9D3DC"/>
+              <w:left w:val="single" w:sz="4" w:space="0" w:color="C9D3DC"/>
+              <w:bottom w:val="single" w:sz="4" w:space="0" w:color="C9D3DC"/>
+              <w:right w:val="single" w:sz="4" w:space="0" w:color="C9D3DC"/>
+            </w:tcBorders>
+            <w:shd w:val="clear" w:color="auto" w:fill="FFFFFF"/>
+            <w:tcMar>
+              <w:top w:w="40" w:type="dxa"/>
+              <w:left w:w="90" w:type="dxa"/>
+              <w:bottom w:w="40" w:type="dxa"/>
+              <w:right w:w="90" w:type="dxa"/>
+            </w:tcMar>
+          </w:tcPr>
+          <w:p>
+            <w:pPr>
+              <w:keepNext/>
+            </w:pPr>
+            <w:r>
+              <w:t>Web Application · React</w:t>
+            </w:r>
+          </w:p>
+        </w:tc>
+        <w:tc>
+          <w:tcPr>
+            <w:tcW w:w="1480" w:type="dxa"/>
+            <w:tcBorders>
+              <w:top w:val="single" w:sz="4" w:space="0" w:color="C9D3DC"/>
+              <w:left w:val="single" w:sz="4" w:space="0" w:color="C9D3DC"/>
+              <w:bottom w:val="single" w:sz="4" w:space="0" w:color="C9D3DC"/>
+              <w:right w:val="single" w:sz="4" w:space="0" w:color="C9D3DC"/>
+            </w:tcBorders>
+            <w:shd w:val="clear" w:color="auto" w:fill="FFFFFF"/>
+            <w:tcMar>
+              <w:top w:w="40" w:type="dxa"/>
+              <w:left w:w="90" w:type="dxa"/>
+              <w:bottom w:w="40" w:type="dxa"/>
+              <w:right w:w="90" w:type="dxa"/>
+            </w:tcMar>
+          </w:tcPr>
+          <w:p>
+            <w:pPr>
+              <w:keepNext/>
+            </w:pPr>
+            <w:proofErr w:type="spellStart"/>
+            <w:r>
+              <w:rPr>
+                <w:cs/>
+              </w:rPr>
+              <w:t>เบ</w:t>
+            </w:r>
+            <w:proofErr w:type="spellEnd"/>
+            <w:r>
+              <w:rPr>
+                <w:cs/>
+              </w:rPr>
+              <w:t xml:space="preserve">ราว์เซอร์ผู้ใช้ </w:t>
+            </w:r>
+            <w:r>
+              <w:t xml:space="preserve">· </w:t>
+            </w:r>
+            <w:r>
+              <w:rPr>
+                <w:cs/>
+              </w:rPr>
+              <w:t>ทีมพัฒนาดูแลแอป</w:t>
+            </w:r>
+          </w:p>
+        </w:tc>
+        <w:tc>
+          <w:tcPr>
+            <w:tcW w:w="1833" w:type="dxa"/>
+            <w:tcBorders>
+              <w:top w:val="single" w:sz="4" w:space="0" w:color="C9D3DC"/>
+              <w:left w:val="single" w:sz="4" w:space="0" w:color="C9D3DC"/>
+              <w:bottom w:val="single" w:sz="4" w:space="0" w:color="C9D3DC"/>
+              <w:right w:val="single" w:sz="4" w:space="0" w:color="C9D3DC"/>
+            </w:tcBorders>
+            <w:shd w:val="clear" w:color="auto" w:fill="FFFFFF"/>
+            <w:tcMar>
+              <w:top w:w="40" w:type="dxa"/>
+              <w:left w:w="90" w:type="dxa"/>
+              <w:bottom w:w="40" w:type="dxa"/>
+              <w:right w:w="90" w:type="dxa"/>
+            </w:tcMar>
+          </w:tcPr>
+          <w:p>
+            <w:pPr>
+              <w:keepNext/>
+            </w:pPr>
+            <w:r>
+              <w:rPr>
+                <w:cs/>
+              </w:rPr>
+              <w:t>ไม่เก็บข้อมูลหลักถาวร</w:t>
+            </w:r>
+          </w:p>
+        </w:tc>
+        <w:tc>
+          <w:tcPr>
+            <w:tcW w:w="1993" w:type="dxa"/>
+            <w:tcBorders>
+              <w:top w:val="single" w:sz="4" w:space="0" w:color="C9D3DC"/>
+              <w:left w:val="single" w:sz="4" w:space="0" w:color="C9D3DC"/>
+              <w:bottom w:val="single" w:sz="4" w:space="0" w:color="C9D3DC"/>
+              <w:right w:val="single" w:sz="4" w:space="0" w:color="C9D3DC"/>
+            </w:tcBorders>
+            <w:shd w:val="clear" w:color="auto" w:fill="FFFFFF"/>
+            <w:tcMar>
+              <w:top w:w="40" w:type="dxa"/>
+              <w:left w:w="90" w:type="dxa"/>
+              <w:bottom w:w="40" w:type="dxa"/>
+              <w:right w:w="90" w:type="dxa"/>
+            </w:tcMar>
+          </w:tcPr>
+          <w:p>
+            <w:pPr>
+              <w:keepNext/>
+            </w:pPr>
+            <w:r>
+              <w:t xml:space="preserve">API: </w:t>
+            </w:r>
+            <w:r>
+              <w:rPr>
+                <w:cs/>
+              </w:rPr>
+              <w:t xml:space="preserve">ส่งคำขอและรับสถานะ/แจ้งเตือน วิธีเชื่อมต่อ </w:t>
+            </w:r>
+            <w:r>
+              <w:t>TBD</w:t>
+            </w:r>
+          </w:p>
+        </w:tc>
+      </w:tr>
+      <w:tr>
+        <w:trPr>
+          <w:cantSplit/>
+          <w:trHeight w:val="737"/>
+        </w:trPr>
+        <w:tc>
+          <w:tcPr>
+            <w:tcW w:w="1235" w:type="dxa"/>
+            <w:tcBorders>
+              <w:top w:val="single" w:sz="4" w:space="0" w:color="C9D3DC"/>
+              <w:left w:val="single" w:sz="4" w:space="0" w:color="C9D3DC"/>
+              <w:bottom w:val="single" w:sz="4" w:space="0" w:color="C9D3DC"/>
+              <w:right w:val="single" w:sz="4" w:space="0" w:color="C9D3DC"/>
+            </w:tcBorders>
+            <w:shd w:val="clear" w:color="auto" w:fill="F1F7FA"/>
+            <w:tcMar>
+              <w:top w:w="40" w:type="dxa"/>
+              <w:left w:w="90" w:type="dxa"/>
+              <w:bottom w:w="40" w:type="dxa"/>
+              <w:right w:w="90" w:type="dxa"/>
+            </w:tcMar>
+          </w:tcPr>
+          <w:p>
+            <w:pPr>
+              <w:keepNext/>
+            </w:pPr>
+            <w:r>
+              <w:t>CLMRS API</w:t>
+            </w:r>
+          </w:p>
+        </w:tc>
+        <w:tc>
+          <w:tcPr>
+            <w:tcW w:w="1736" w:type="dxa"/>
+            <w:tcBorders>
+              <w:top w:val="single" w:sz="4" w:space="0" w:color="C9D3DC"/>
+              <w:left w:val="single" w:sz="4" w:space="0" w:color="C9D3DC"/>
+              <w:bottom w:val="single" w:sz="4" w:space="0" w:color="C9D3DC"/>
+              <w:right w:val="single" w:sz="4" w:space="0" w:color="C9D3DC"/>
+            </w:tcBorders>
+            <w:shd w:val="clear" w:color="auto" w:fill="F1F7FA"/>
+            <w:tcMar>
+              <w:top w:w="40" w:type="dxa"/>
+              <w:left w:w="90" w:type="dxa"/>
+              <w:bottom w:w="40" w:type="dxa"/>
+              <w:right w:w="90" w:type="dxa"/>
+            </w:tcMar>
+          </w:tcPr>
+          <w:p>
+            <w:pPr>
+              <w:keepNext/>
+            </w:pPr>
+            <w:r>
+              <w:rPr>
+                <w:cs/>
+              </w:rPr>
+              <w:t>ตรวจสิทธิ์และกติกา บันทึกสถานะก่อนสร้างแจ้งเตือน ตรวจผู้รับและจำกัดข้อมูล</w:t>
+            </w:r>
+          </w:p>
+        </w:tc>
+        <w:tc>
+          <w:tcPr>
+            <w:tcW w:w="1361" w:type="dxa"/>
+            <w:tcBorders>
+              <w:top w:val="single" w:sz="4" w:space="0" w:color="C9D3DC"/>
+              <w:left w:val="single" w:sz="4" w:space="0" w:color="C9D3DC"/>
+              <w:bottom w:val="single" w:sz="4" w:space="0" w:color="C9D3DC"/>
+              <w:right w:val="single" w:sz="4" w:space="0" w:color="C9D3DC"/>
+            </w:tcBorders>
+            <w:shd w:val="clear" w:color="auto" w:fill="F1F7FA"/>
+            <w:tcMar>
+              <w:top w:w="40" w:type="dxa"/>
+              <w:left w:w="90" w:type="dxa"/>
+              <w:bottom w:w="40" w:type="dxa"/>
+              <w:right w:w="90" w:type="dxa"/>
+            </w:tcMar>
+          </w:tcPr>
+          <w:p>
+            <w:pPr>
+              <w:keepNext/>
+            </w:pPr>
+            <w:r>
+              <w:t>API Application · Node.js + Express</w:t>
+            </w:r>
+          </w:p>
+        </w:tc>
+        <w:tc>
+          <w:tcPr>
+            <w:tcW w:w="1480" w:type="dxa"/>
+            <w:tcBorders>
+              <w:top w:val="single" w:sz="4" w:space="0" w:color="C9D3DC"/>
+              <w:left w:val="single" w:sz="4" w:space="0" w:color="C9D3DC"/>
+              <w:bottom w:val="single" w:sz="4" w:space="0" w:color="C9D3DC"/>
+              <w:right w:val="single" w:sz="4" w:space="0" w:color="C9D3DC"/>
+            </w:tcBorders>
+            <w:shd w:val="clear" w:color="auto" w:fill="F1F7FA"/>
+            <w:tcMar>
+              <w:top w:w="40" w:type="dxa"/>
+              <w:left w:w="90" w:type="dxa"/>
+              <w:bottom w:w="40" w:type="dxa"/>
+              <w:right w:w="90" w:type="dxa"/>
+            </w:tcMar>
+          </w:tcPr>
+          <w:p>
+            <w:pPr>
+              <w:keepNext/>
+            </w:pPr>
+            <w:proofErr w:type="spellStart"/>
+            <w:r>
+              <w:rPr>
+                <w:cs/>
+              </w:rPr>
+              <w:t>เซิร์ฟเวอร์</w:t>
+            </w:r>
+            <w:proofErr w:type="spellEnd"/>
+            <w:r>
+              <w:rPr>
+                <w:cs/>
+              </w:rPr>
+              <w:t xml:space="preserve">ที่ทีมดูแล </w:t>
+            </w:r>
+            <w:r>
+              <w:t xml:space="preserve">· </w:t>
+            </w:r>
+            <w:r>
+              <w:rPr>
+                <w:cs/>
+              </w:rPr>
+              <w:t>รายละเอียด</w:t>
+            </w:r>
+            <w:proofErr w:type="spellStart"/>
+            <w:r>
+              <w:rPr>
+                <w:cs/>
+              </w:rPr>
+              <w:t>โฮส</w:t>
+            </w:r>
+            <w:proofErr w:type="spellEnd"/>
+            <w:r>
+              <w:rPr>
+                <w:cs/>
+              </w:rPr>
+              <w:t>ติ</w:t>
+            </w:r>
+            <w:proofErr w:type="spellStart"/>
+            <w:r>
+              <w:rPr>
+                <w:cs/>
+              </w:rPr>
+              <w:t>้ง</w:t>
+            </w:r>
+            <w:proofErr w:type="spellEnd"/>
+            <w:r>
+              <w:rPr>
+                <w:cs/>
+              </w:rPr>
+              <w:t xml:space="preserve"> </w:t>
+            </w:r>
+            <w:r>
+              <w:t>TBD</w:t>
+            </w:r>
+          </w:p>
+        </w:tc>
+        <w:tc>
+          <w:tcPr>
+            <w:tcW w:w="1833" w:type="dxa"/>
+            <w:tcBorders>
+              <w:top w:val="single" w:sz="4" w:space="0" w:color="C9D3DC"/>
+              <w:left w:val="single" w:sz="4" w:space="0" w:color="C9D3DC"/>
+              <w:bottom w:val="single" w:sz="4" w:space="0" w:color="C9D3DC"/>
+              <w:right w:val="single" w:sz="4" w:space="0" w:color="C9D3DC"/>
+            </w:tcBorders>
+            <w:shd w:val="clear" w:color="auto" w:fill="F1F7FA"/>
+            <w:tcMar>
+              <w:top w:w="40" w:type="dxa"/>
+              <w:left w:w="90" w:type="dxa"/>
+              <w:bottom w:w="40" w:type="dxa"/>
+              <w:right w:w="90" w:type="dxa"/>
+            </w:tcMar>
+          </w:tcPr>
+          <w:p>
+            <w:pPr>
+              <w:keepNext/>
+            </w:pPr>
+            <w:r>
+              <w:rPr>
+                <w:cs/>
+              </w:rPr>
+              <w:t>ไม่เป็นแหล่งเก็บข้อมูลหลักถาวร</w:t>
+            </w:r>
+          </w:p>
+        </w:tc>
+        <w:tc>
+          <w:tcPr>
+            <w:tcW w:w="1993" w:type="dxa"/>
+            <w:tcBorders>
+              <w:top w:val="single" w:sz="4" w:space="0" w:color="C9D3DC"/>
+              <w:left w:val="single" w:sz="4" w:space="0" w:color="C9D3DC"/>
+              <w:bottom w:val="single" w:sz="4" w:space="0" w:color="C9D3DC"/>
+              <w:right w:val="single" w:sz="4" w:space="0" w:color="C9D3DC"/>
+            </w:tcBorders>
+            <w:shd w:val="clear" w:color="auto" w:fill="F1F7FA"/>
+            <w:tcMar>
+              <w:top w:w="40" w:type="dxa"/>
+              <w:left w:w="90" w:type="dxa"/>
+              <w:bottom w:w="40" w:type="dxa"/>
+              <w:right w:w="90" w:type="dxa"/>
+            </w:tcMar>
+          </w:tcPr>
+          <w:p>
+            <w:pPr>
+              <w:keepNext/>
+            </w:pPr>
+            <w:r>
+              <w:t xml:space="preserve">Database: </w:t>
+            </w:r>
+            <w:r>
+              <w:rPr>
+                <w:cs/>
+              </w:rPr>
+              <w:t>อ่าน/เขียนข้อมูล</w:t>
+            </w:r>
+            <w:r>
+              <w:t xml:space="preserve">; Web App: </w:t>
+            </w:r>
+            <w:r>
+              <w:rPr>
+                <w:cs/>
+              </w:rPr>
+              <w:t>รับคำขอและส่งผล</w:t>
+            </w:r>
+            <w:r>
+              <w:t xml:space="preserve">; Reminder Job: </w:t>
+            </w:r>
+            <w:r>
+              <w:rPr>
+                <w:cs/>
+              </w:rPr>
+              <w:t>รับคำขอตรวจงานค้าง</w:t>
+            </w:r>
+            <w:r>
+              <w:t xml:space="preserve">; </w:t>
+            </w:r>
+            <w:r>
+              <w:rPr>
+                <w:cs/>
+              </w:rPr>
+              <w:t xml:space="preserve">ระบบภายนอกตามภาพและสถานะ </w:t>
+            </w:r>
+            <w:r>
+              <w:t>TBD</w:t>
+            </w:r>
+          </w:p>
+        </w:tc>
+      </w:tr>
+      <w:tr>
+        <w:trPr>
+          <w:cantSplit/>
+          <w:trHeight w:val="737"/>
+        </w:trPr>
+        <w:tc>
+          <w:tcPr>
+            <w:tcW w:w="1235" w:type="dxa"/>
+            <w:tcBorders>
+              <w:top w:val="single" w:sz="4" w:space="0" w:color="C9D3DC"/>
+              <w:left w:val="single" w:sz="4" w:space="0" w:color="C9D3DC"/>
+              <w:bottom w:val="single" w:sz="4" w:space="0" w:color="C9D3DC"/>
+              <w:right w:val="single" w:sz="4" w:space="0" w:color="C9D3DC"/>
+            </w:tcBorders>
+            <w:shd w:val="clear" w:color="auto" w:fill="FFFFFF"/>
+            <w:tcMar>
+              <w:top w:w="40" w:type="dxa"/>
+              <w:left w:w="90" w:type="dxa"/>
+              <w:bottom w:w="40" w:type="dxa"/>
+              <w:right w:w="90" w:type="dxa"/>
+            </w:tcMar>
+          </w:tcPr>
+          <w:p>
+            <w:r>
+              <w:t>CLMRS Database</w:t>
+            </w:r>
+          </w:p>
+        </w:tc>
+        <w:tc>
+          <w:tcPr>
+            <w:tcW w:w="1736" w:type="dxa"/>
+            <w:tcBorders>
+              <w:top w:val="single" w:sz="4" w:space="0" w:color="C9D3DC"/>
+              <w:left w:val="single" w:sz="4" w:space="0" w:color="C9D3DC"/>
+              <w:bottom w:val="single" w:sz="4" w:space="0" w:color="C9D3DC"/>
+              <w:right w:val="single" w:sz="4" w:space="0" w:color="C9D3DC"/>
+            </w:tcBorders>
+            <w:shd w:val="clear" w:color="auto" w:fill="FFFFFF"/>
+            <w:tcMar>
+              <w:top w:w="40" w:type="dxa"/>
+              <w:left w:w="90" w:type="dxa"/>
+              <w:bottom w:w="40" w:type="dxa"/>
+              <w:right w:w="90" w:type="dxa"/>
+            </w:tcMar>
+          </w:tcPr>
+          <w:p>
+            <w:r>
+              <w:rPr>
+                <w:cs/>
+              </w:rPr>
+              <w:t xml:space="preserve">เก็บงานซ่อม ประวัติสถานะ และข้อมูลแจ้งเตือน โดย </w:t>
+            </w:r>
+            <w:r>
+              <w:t xml:space="preserve">DR-09 </w:t>
+            </w:r>
+            <w:r>
+              <w:rPr>
+                <w:cs/>
+              </w:rPr>
+              <w:t xml:space="preserve">รองรับแนวคิด </w:t>
+            </w:r>
+            <w:r>
+              <w:t xml:space="preserve">opt-in </w:t>
+            </w:r>
+            <w:r>
+              <w:rPr>
+                <w:cs/>
+              </w:rPr>
+              <w:t xml:space="preserve">ระดับ </w:t>
+            </w:r>
+            <w:r>
+              <w:t>Overview</w:t>
+            </w:r>
+          </w:p>
+        </w:tc>
+        <w:tc>
+          <w:tcPr>
+            <w:tcW w:w="1361" w:type="dxa"/>
+            <w:tcBorders>
+              <w:top w:val="single" w:sz="4" w:space="0" w:color="C9D3DC"/>
+              <w:left w:val="single" w:sz="4" w:space="0" w:color="C9D3DC"/>
+              <w:bottom w:val="single" w:sz="4" w:space="0" w:color="C9D3DC"/>
+              <w:right w:val="single" w:sz="4" w:space="0" w:color="C9D3DC"/>
+            </w:tcBorders>
+            <w:shd w:val="clear" w:color="auto" w:fill="FFFFFF"/>
+            <w:tcMar>
+              <w:top w:w="40" w:type="dxa"/>
+              <w:left w:w="90" w:type="dxa"/>
+              <w:bottom w:w="40" w:type="dxa"/>
+              <w:right w:w="90" w:type="dxa"/>
+            </w:tcMar>
+          </w:tcPr>
+          <w:p>
+            <w:r>
+              <w:t>Database · PostgreSQL</w:t>
+            </w:r>
+          </w:p>
+        </w:tc>
+        <w:tc>
+          <w:tcPr>
+            <w:tcW w:w="1480" w:type="dxa"/>
+            <w:tcBorders>
+              <w:top w:val="single" w:sz="4" w:space="0" w:color="C9D3DC"/>
+              <w:left w:val="single" w:sz="4" w:space="0" w:color="C9D3DC"/>
+              <w:bottom w:val="single" w:sz="4" w:space="0" w:color="C9D3DC"/>
+              <w:right w:val="single" w:sz="4" w:space="0" w:color="C9D3DC"/>
+            </w:tcBorders>
+            <w:shd w:val="clear" w:color="auto" w:fill="FFFFFF"/>
+            <w:tcMar>
+              <w:top w:w="40" w:type="dxa"/>
+              <w:left w:w="90" w:type="dxa"/>
+              <w:bottom w:w="40" w:type="dxa"/>
+              <w:right w:w="90" w:type="dxa"/>
+            </w:tcMar>
+          </w:tcPr>
+          <w:p>
+            <w:r>
+              <w:rPr>
+                <w:cs/>
+              </w:rPr>
+              <w:t xml:space="preserve">สภาพแวดล้อมฐานข้อมูลที่ทีมดูแล </w:t>
+            </w:r>
+            <w:r>
+              <w:t xml:space="preserve">· </w:t>
+            </w:r>
+            <w:r>
+              <w:rPr>
+                <w:cs/>
+              </w:rPr>
+              <w:t xml:space="preserve">รายละเอียด </w:t>
+            </w:r>
+            <w:r>
+              <w:t>TBD</w:t>
+            </w:r>
+          </w:p>
+        </w:tc>
+        <w:tc>
+          <w:tcPr>
+            <w:tcW w:w="1833" w:type="dxa"/>
+            <w:tcBorders>
+              <w:top w:val="single" w:sz="4" w:space="0" w:color="C9D3DC"/>
+              <w:left w:val="single" w:sz="4" w:space="0" w:color="C9D3DC"/>
+              <w:bottom w:val="single" w:sz="4" w:space="0" w:color="C9D3DC"/>
+              <w:right w:val="single" w:sz="4" w:space="0" w:color="C9D3DC"/>
+            </w:tcBorders>
+            <w:shd w:val="clear" w:color="auto" w:fill="FFFFFF"/>
+            <w:tcMar>
+              <w:top w:w="40" w:type="dxa"/>
+              <w:left w:w="90" w:type="dxa"/>
+              <w:bottom w:w="40" w:type="dxa"/>
+              <w:right w:w="90" w:type="dxa"/>
+            </w:tcMar>
+          </w:tcPr>
+          <w:p>
+            <w:r>
+              <w:t xml:space="preserve">Ticket, </w:t>
+            </w:r>
+            <w:proofErr w:type="spellStart"/>
+            <w:r>
+              <w:t>TicketStatusLog</w:t>
+            </w:r>
+            <w:proofErr w:type="spellEnd"/>
+            <w:r>
+              <w:t xml:space="preserve">, </w:t>
+            </w:r>
+            <w:proofErr w:type="spellStart"/>
+            <w:r>
+              <w:t>NotificationPreference</w:t>
+            </w:r>
+            <w:proofErr w:type="spellEnd"/>
+            <w:r>
+              <w:t xml:space="preserve"> (DR-09), </w:t>
+            </w:r>
+            <w:proofErr w:type="spellStart"/>
+            <w:r>
+              <w:t>NotificationLog</w:t>
+            </w:r>
+            <w:proofErr w:type="spellEnd"/>
+            <w:r>
+              <w:t xml:space="preserve"> (DR-10)</w:t>
+            </w:r>
+          </w:p>
+        </w:tc>
+        <w:tc>
+          <w:tcPr>
+            <w:tcW w:w="1993" w:type="dxa"/>
+            <w:tcBorders>
+              <w:top w:val="single" w:sz="4" w:space="0" w:color="C9D3DC"/>
+              <w:left w:val="single" w:sz="4" w:space="0" w:color="C9D3DC"/>
+              <w:bottom w:val="single" w:sz="4" w:space="0" w:color="C9D3DC"/>
+              <w:right w:val="single" w:sz="4" w:space="0" w:color="C9D3DC"/>
+            </w:tcBorders>
+            <w:shd w:val="clear" w:color="auto" w:fill="FFFFFF"/>
+            <w:tcMar>
+              <w:top w:w="40" w:type="dxa"/>
+              <w:left w:w="90" w:type="dxa"/>
+              <w:bottom w:w="40" w:type="dxa"/>
+              <w:right w:w="90" w:type="dxa"/>
+            </w:tcMar>
+          </w:tcPr>
+          <w:p>
+            <w:r>
+              <w:t xml:space="preserve">API: </w:t>
+            </w:r>
+            <w:r>
+              <w:rPr>
+                <w:cs/>
+              </w:rPr>
+              <w:t xml:space="preserve">อ่าน/เขียนผ่านการเชื่อมต่อ </w:t>
+            </w:r>
+            <w:r>
+              <w:t>PostgreSQL</w:t>
+            </w:r>
+          </w:p>
+        </w:tc>
+      </w:tr>
+      <w:tr>
+        <w:trPr>
+          <w:cantSplit/>
+          <w:trHeight w:val="737"/>
+        </w:trPr>
+        <w:tc>
+          <w:tcPr>
+            <w:tcW w:w="1235" w:type="dxa"/>
+            <w:tcBorders>
+              <w:top w:val="single" w:sz="4" w:space="0" w:color="C9D3DC"/>
+              <w:left w:val="single" w:sz="4" w:space="0" w:color="C9D3DC"/>
+              <w:bottom w:val="single" w:sz="4" w:space="0" w:color="C9D3DC"/>
+              <w:right w:val="single" w:sz="4" w:space="0" w:color="C9D3DC"/>
+            </w:tcBorders>
+            <w:shd w:val="clear" w:color="auto" w:fill="FFFFFF"/>
+            <w:tcMar>
+              <w:top w:w="40" w:type="dxa"/>
+              <w:left w:w="90" w:type="dxa"/>
+              <w:bottom w:w="40" w:type="dxa"/>
+              <w:right w:w="90" w:type="dxa"/>
+            </w:tcMar>
+          </w:tcPr>
+          <w:p>
+            <w:r>
+              <w:t>Reminder Job</w:t>
+            </w:r>
+          </w:p>
+        </w:tc>
+        <w:tc>
+          <w:tcPr>
+            <w:tcW w:w="1736" w:type="dxa"/>
+            <w:tcBorders>
+              <w:top w:val="single" w:sz="4" w:space="0" w:color="C9D3DC"/>
+              <w:left w:val="single" w:sz="4" w:space="0" w:color="C9D3DC"/>
+              <w:bottom w:val="single" w:sz="4" w:space="0" w:color="C9D3DC"/>
+              <w:right w:val="single" w:sz="4" w:space="0" w:color="C9D3DC"/>
+            </w:tcBorders>
+            <w:shd w:val="clear" w:color="auto" w:fill="FFFFFF"/>
+            <w:tcMar>
+              <w:top w:w="40" w:type="dxa"/>
+              <w:left w:w="90" w:type="dxa"/>
+              <w:bottom w:w="40" w:type="dxa"/>
+              <w:right w:w="90" w:type="dxa"/>
+            </w:tcMar>
+          </w:tcPr>
+          <w:p>
+            <w:pPr>
+              <w:rPr>
+                <w:cs/>
+              </w:rPr>
+            </w:pPr>
+            <w:r>
+              <w:rPr>
+                <w:cs/>
+              </w:rPr>
+              <w:t xml:space="preserve">เริ่มตรวจงานค้างตามเวลาโดยไม่มีผู้ใช้กด ตาม </w:t>
+            </w:r>
+            <w:r>
+              <w:t>FR-CLMRS-10</w:t>
+            </w:r>
+          </w:p>
+        </w:tc>
+        <w:tc>
+          <w:tcPr>
+            <w:tcW w:w="1361" w:type="dxa"/>
+            <w:tcBorders>
+              <w:top w:val="single" w:sz="4" w:space="0" w:color="C9D3DC"/>
+              <w:left w:val="single" w:sz="4" w:space="0" w:color="C9D3DC"/>
+              <w:bottom w:val="single" w:sz="4" w:space="0" w:color="C9D3DC"/>
+              <w:right w:val="single" w:sz="4" w:space="0" w:color="C9D3DC"/>
+            </w:tcBorders>
+            <w:shd w:val="clear" w:color="auto" w:fill="FFFFFF"/>
+            <w:tcMar>
+              <w:top w:w="40" w:type="dxa"/>
+              <w:left w:w="90" w:type="dxa"/>
+              <w:bottom w:w="40" w:type="dxa"/>
+              <w:right w:w="90" w:type="dxa"/>
+            </w:tcMar>
+          </w:tcPr>
+          <w:p>
+            <w:r>
+              <w:t>Scheduled Job · Node.js</w:t>
+            </w:r>
+          </w:p>
+        </w:tc>
+        <w:tc>
+          <w:tcPr>
+            <w:tcW w:w="1480" w:type="dxa"/>
+            <w:tcBorders>
+              <w:top w:val="single" w:sz="4" w:space="0" w:color="C9D3DC"/>
+              <w:left w:val="single" w:sz="4" w:space="0" w:color="C9D3DC"/>
+              <w:bottom w:val="single" w:sz="4" w:space="0" w:color="C9D3DC"/>
+              <w:right w:val="single" w:sz="4" w:space="0" w:color="C9D3DC"/>
+            </w:tcBorders>
+            <w:shd w:val="clear" w:color="auto" w:fill="FFFFFF"/>
+            <w:tcMar>
+              <w:top w:w="40" w:type="dxa"/>
+              <w:left w:w="90" w:type="dxa"/>
+              <w:bottom w:w="40" w:type="dxa"/>
+              <w:right w:w="90" w:type="dxa"/>
+            </w:tcMar>
+          </w:tcPr>
+          <w:p>
+            <w:proofErr w:type="spellStart"/>
+            <w:r>
+              <w:rPr>
+                <w:cs/>
+              </w:rPr>
+              <w:t>เซิร์ฟเวอร์</w:t>
+            </w:r>
+            <w:proofErr w:type="spellEnd"/>
+            <w:r>
+              <w:rPr>
+                <w:cs/>
+              </w:rPr>
+              <w:t xml:space="preserve">ที่ทีมดูแล </w:t>
+            </w:r>
+            <w:r>
+              <w:t xml:space="preserve">· </w:t>
+            </w:r>
+            <w:r>
+              <w:rPr>
+                <w:cs/>
+              </w:rPr>
+              <w:t>รายละเอียด</w:t>
+            </w:r>
+            <w:proofErr w:type="spellStart"/>
+            <w:r>
+              <w:rPr>
+                <w:cs/>
+              </w:rPr>
+              <w:t>โฮส</w:t>
+            </w:r>
+            <w:proofErr w:type="spellEnd"/>
+            <w:r>
+              <w:rPr>
+                <w:cs/>
+              </w:rPr>
+              <w:t>ติ</w:t>
+            </w:r>
+            <w:proofErr w:type="spellStart"/>
+            <w:r>
+              <w:rPr>
+                <w:cs/>
+              </w:rPr>
+              <w:t>้ง</w:t>
+            </w:r>
+            <w:proofErr w:type="spellEnd"/>
+            <w:r>
+              <w:rPr>
+                <w:cs/>
+              </w:rPr>
+              <w:t xml:space="preserve"> </w:t>
+            </w:r>
+            <w:r>
+              <w:t>TBD</w:t>
+            </w:r>
+          </w:p>
+        </w:tc>
+        <w:tc>
+          <w:tcPr>
+            <w:tcW w:w="1833" w:type="dxa"/>
+            <w:tcBorders>
+              <w:top w:val="single" w:sz="4" w:space="0" w:color="C9D3DC"/>
+              <w:left w:val="single" w:sz="4" w:space="0" w:color="C9D3DC"/>
+              <w:bottom w:val="single" w:sz="4" w:space="0" w:color="C9D3DC"/>
+              <w:right w:val="single" w:sz="4" w:space="0" w:color="C9D3DC"/>
+            </w:tcBorders>
+            <w:shd w:val="clear" w:color="auto" w:fill="FFFFFF"/>
+            <w:tcMar>
+              <w:top w:w="40" w:type="dxa"/>
+              <w:left w:w="90" w:type="dxa"/>
+              <w:bottom w:w="40" w:type="dxa"/>
+              <w:right w:w="90" w:type="dxa"/>
+            </w:tcMar>
+          </w:tcPr>
+          <w:p>
+            <w:r>
+              <w:rPr>
+                <w:cs/>
+              </w:rPr>
+              <w:t>ไม่มีข้อมูลหลักถาวร</w:t>
+            </w:r>
+          </w:p>
+        </w:tc>
+        <w:tc>
+          <w:tcPr>
+            <w:tcW w:w="1993" w:type="dxa"/>
+            <w:tcBorders>
+              <w:top w:val="single" w:sz="4" w:space="0" w:color="C9D3DC"/>
+              <w:left w:val="single" w:sz="4" w:space="0" w:color="C9D3DC"/>
+              <w:bottom w:val="single" w:sz="4" w:space="0" w:color="C9D3DC"/>
+              <w:right w:val="single" w:sz="4" w:space="0" w:color="C9D3DC"/>
+            </w:tcBorders>
+            <w:shd w:val="clear" w:color="auto" w:fill="FFFFFF"/>
+            <w:tcMar>
+              <w:top w:w="40" w:type="dxa"/>
+              <w:left w:w="90" w:type="dxa"/>
+              <w:bottom w:w="40" w:type="dxa"/>
+              <w:right w:w="90" w:type="dxa"/>
+            </w:tcMar>
+          </w:tcPr>
+          <w:p>
+            <w:r>
+              <w:t xml:space="preserve">API: </w:t>
+            </w:r>
+            <w:r>
+              <w:rPr>
+                <w:cs/>
+              </w:rPr>
+              <w:t xml:space="preserve">ขอประเมินงานค้างและสร้างการเตือน วิธีเชื่อมต่อภายใน </w:t>
+            </w:r>
+            <w:r>
+              <w:t>TBD</w:t>
+            </w:r>
+          </w:p>
+        </w:tc>
+      </w:tr>
+    </w:tbl>
+    <w:p>
+      <w:pPr>
+        <w:spacing w:after="120"/>
+      </w:pPr>
+    </w:p>
+    <w:p>
+      <w:pPr>
+        <w:keepNext/>
+        <w:spacing w:before="160" w:after="60"/>
+      </w:pPr>
+      <w:r>
+        <w:rPr>
+          <w:b/>
+          <w:bCs/>
+          <w:color w:val="087E8B"/>
+          <w:sz w:val="30"/>
+          <w:szCs w:val="30"/>
+        </w:rPr>
+        <w:lastRenderedPageBreak/>
+        <w:t>4.4 NFR → container</w:t>
       </w:r>
     </w:p>
     <w:tbl>
@@ -15777,12 +17233,10 @@
         <w:tblLook w:val="0000" w:firstRow="0" w:lastRow="0" w:firstColumn="0" w:lastColumn="0" w:noHBand="0" w:noVBand="0"/>
       </w:tblPr>
       <w:tblGrid>
-        <w:gridCol w:w="1349"/>
-        <w:gridCol w:w="2313"/>
-        <w:gridCol w:w="1445"/>
-        <w:gridCol w:w="1542"/>
-        <w:gridCol w:w="1252"/>
-        <w:gridCol w:w="1737"/>
+        <w:gridCol w:w="1148"/>
+        <w:gridCol w:w="2838"/>
+        <w:gridCol w:w="3396"/>
+        <w:gridCol w:w="2256"/>
       </w:tblGrid>
       <w:tr>
         <w:trPr>
@@ -15791,7 +17245,7 @@
         </w:trPr>
         <w:tc>
           <w:tcPr>
-            <w:tcW w:w="1349" w:type="dxa"/>
+            <w:tcW w:w="1148" w:type="dxa"/>
             <w:tcBorders>
               <w:top w:val="single" w:sz="4" w:space="0" w:color="173B65"/>
               <w:left w:val="single" w:sz="4" w:space="0" w:color="173B65"/>
@@ -15819,13 +17273,13 @@
                 <w:sz w:val="28"/>
                 <w:szCs w:val="28"/>
               </w:rPr>
-              <w:t>Container</w:t>
-            </w:r>
-          </w:p>
-        </w:tc>
-        <w:tc>
-          <w:tcPr>
-            <w:tcW w:w="2313" w:type="dxa"/>
+              <w:t>NFR</w:t>
+            </w:r>
+          </w:p>
+        </w:tc>
+        <w:tc>
+          <w:tcPr>
+            <w:tcW w:w="2838" w:type="dxa"/>
             <w:tcBorders>
               <w:top w:val="single" w:sz="4" w:space="0" w:color="173B65"/>
               <w:left w:val="single" w:sz="4" w:space="0" w:color="173B65"/>
@@ -15854,14 +17308,14 @@
                 <w:sz w:val="28"/>
                 <w:szCs w:val="28"/>
               </w:rPr>
-              <w:t>หน้าที่</w:t>
+              <w:t>ต้องการอะไร</w:t>
             </w:r>
             <w:proofErr w:type="spellEnd"/>
           </w:p>
         </w:tc>
         <w:tc>
           <w:tcPr>
-            <w:tcW w:w="1445" w:type="dxa"/>
+            <w:tcW w:w="3396" w:type="dxa"/>
             <w:tcBorders>
               <w:top w:val="single" w:sz="4" w:space="0" w:color="173B65"/>
               <w:left w:val="single" w:sz="4" w:space="0" w:color="173B65"/>
@@ -15890,7 +17344,7 @@
                 <w:sz w:val="28"/>
                 <w:szCs w:val="28"/>
               </w:rPr>
-              <w:t>ชนิด</w:t>
+              <w:t>ผลต่อ</w:t>
             </w:r>
             <w:proofErr w:type="spellEnd"/>
             <w:r>
@@ -15901,750 +17355,13 @@
                 <w:sz w:val="28"/>
                 <w:szCs w:val="28"/>
               </w:rPr>
-              <w:t xml:space="preserve"> · stack</w:t>
-            </w:r>
-          </w:p>
-        </w:tc>
-        <w:tc>
-          <w:tcPr>
-            <w:tcW w:w="1542" w:type="dxa"/>
-            <w:tcBorders>
-              <w:top w:val="single" w:sz="4" w:space="0" w:color="173B65"/>
-              <w:left w:val="single" w:sz="4" w:space="0" w:color="173B65"/>
-              <w:bottom w:val="single" w:sz="4" w:space="0" w:color="173B65"/>
-              <w:right w:val="single" w:sz="4" w:space="0" w:color="173B65"/>
-            </w:tcBorders>
-            <w:shd w:val="clear" w:color="auto" w:fill="173B65"/>
-            <w:tcMar>
-              <w:top w:w="50" w:type="dxa"/>
-              <w:left w:w="90" w:type="dxa"/>
-              <w:bottom w:w="50" w:type="dxa"/>
-              <w:right w:w="90" w:type="dxa"/>
-            </w:tcMar>
-            <w:vAlign w:val="center"/>
-          </w:tcPr>
-          <w:p>
-            <w:pPr>
-              <w:keepNext/>
-            </w:pPr>
-            <w:proofErr w:type="spellStart"/>
-            <w:r>
-              <w:rPr>
-                <w:b/>
-                <w:bCs/>
-                <w:color w:val="FFFFFF"/>
-                <w:sz w:val="28"/>
-                <w:szCs w:val="28"/>
-              </w:rPr>
-              <w:t>รันที่ไหน</w:t>
-            </w:r>
-            <w:proofErr w:type="spellEnd"/>
-            <w:r>
-              <w:rPr>
-                <w:b/>
-                <w:bCs/>
-                <w:color w:val="FFFFFF"/>
-                <w:sz w:val="28"/>
-                <w:szCs w:val="28"/>
-              </w:rPr>
-              <w:t xml:space="preserve"> · </w:t>
-            </w:r>
-            <w:proofErr w:type="spellStart"/>
-            <w:r>
-              <w:rPr>
-                <w:b/>
-                <w:bCs/>
-                <w:color w:val="FFFFFF"/>
-                <w:sz w:val="28"/>
-                <w:szCs w:val="28"/>
-              </w:rPr>
-              <w:t>ใครควบคุม</w:t>
-            </w:r>
-            <w:proofErr w:type="spellEnd"/>
-          </w:p>
-        </w:tc>
-        <w:tc>
-          <w:tcPr>
-            <w:tcW w:w="1252" w:type="dxa"/>
-            <w:tcBorders>
-              <w:top w:val="single" w:sz="4" w:space="0" w:color="173B65"/>
-              <w:left w:val="single" w:sz="4" w:space="0" w:color="173B65"/>
-              <w:bottom w:val="single" w:sz="4" w:space="0" w:color="173B65"/>
-              <w:right w:val="single" w:sz="4" w:space="0" w:color="173B65"/>
-            </w:tcBorders>
-            <w:shd w:val="clear" w:color="auto" w:fill="173B65"/>
-            <w:tcMar>
-              <w:top w:w="50" w:type="dxa"/>
-              <w:left w:w="90" w:type="dxa"/>
-              <w:bottom w:w="50" w:type="dxa"/>
-              <w:right w:w="90" w:type="dxa"/>
-            </w:tcMar>
-            <w:vAlign w:val="center"/>
-          </w:tcPr>
-          <w:p>
-            <w:pPr>
-              <w:keepNext/>
-            </w:pPr>
-            <w:proofErr w:type="spellStart"/>
-            <w:r>
-              <w:rPr>
-                <w:b/>
-                <w:bCs/>
-                <w:color w:val="FFFFFF"/>
-                <w:sz w:val="28"/>
-                <w:szCs w:val="28"/>
-              </w:rPr>
-              <w:t>ข้อมูลที่เก็บ</w:t>
-            </w:r>
-            <w:proofErr w:type="spellEnd"/>
-          </w:p>
-        </w:tc>
-        <w:tc>
-          <w:tcPr>
-            <w:tcW w:w="1737" w:type="dxa"/>
-            <w:tcBorders>
-              <w:top w:val="single" w:sz="4" w:space="0" w:color="173B65"/>
-              <w:left w:val="single" w:sz="4" w:space="0" w:color="173B65"/>
-              <w:bottom w:val="single" w:sz="4" w:space="0" w:color="173B65"/>
-              <w:right w:val="single" w:sz="4" w:space="0" w:color="173B65"/>
-            </w:tcBorders>
-            <w:shd w:val="clear" w:color="auto" w:fill="173B65"/>
-            <w:tcMar>
-              <w:top w:w="50" w:type="dxa"/>
-              <w:left w:w="90" w:type="dxa"/>
-              <w:bottom w:w="50" w:type="dxa"/>
-              <w:right w:w="90" w:type="dxa"/>
-            </w:tcMar>
-            <w:vAlign w:val="center"/>
-          </w:tcPr>
-          <w:p>
-            <w:pPr>
-              <w:keepNext/>
-            </w:pPr>
-            <w:proofErr w:type="spellStart"/>
-            <w:r>
-              <w:rPr>
-                <w:b/>
-                <w:bCs/>
-                <w:color w:val="FFFFFF"/>
-                <w:sz w:val="28"/>
-                <w:szCs w:val="28"/>
-              </w:rPr>
-              <w:t>คุยกับ</w:t>
-            </w:r>
-            <w:proofErr w:type="spellEnd"/>
-            <w:r>
-              <w:rPr>
-                <w:b/>
-                <w:bCs/>
-                <w:color w:val="FFFFFF"/>
-                <w:sz w:val="28"/>
-                <w:szCs w:val="28"/>
-              </w:rPr>
-              <w:t xml:space="preserve"> (</w:t>
-            </w:r>
-            <w:proofErr w:type="spellStart"/>
-            <w:r>
-              <w:rPr>
-                <w:b/>
-                <w:bCs/>
-                <w:color w:val="FFFFFF"/>
-                <w:sz w:val="28"/>
-                <w:szCs w:val="28"/>
-              </w:rPr>
-              <w:t>ส่งอะไร</w:t>
-            </w:r>
-            <w:proofErr w:type="spellEnd"/>
-            <w:r>
-              <w:rPr>
-                <w:b/>
-                <w:bCs/>
-                <w:color w:val="FFFFFF"/>
-                <w:sz w:val="28"/>
-                <w:szCs w:val="28"/>
-              </w:rPr>
-              <w:t>)</w:t>
-            </w:r>
-          </w:p>
-        </w:tc>
-      </w:tr>
-      <w:tr>
-        <w:trPr>
-          <w:cantSplit/>
-          <w:trHeight w:val="737"/>
-        </w:trPr>
-        <w:tc>
-          <w:tcPr>
-            <w:tcW w:w="1349" w:type="dxa"/>
-            <w:tcBorders>
-              <w:top w:val="single" w:sz="4" w:space="0" w:color="C9D3DC"/>
-              <w:left w:val="single" w:sz="4" w:space="0" w:color="C9D3DC"/>
-              <w:bottom w:val="single" w:sz="4" w:space="0" w:color="C9D3DC"/>
-              <w:right w:val="single" w:sz="4" w:space="0" w:color="C9D3DC"/>
-            </w:tcBorders>
-            <w:shd w:val="clear" w:color="auto" w:fill="FFFFFF"/>
-            <w:tcMar>
-              <w:top w:w="40" w:type="dxa"/>
-              <w:left w:w="90" w:type="dxa"/>
-              <w:bottom w:w="40" w:type="dxa"/>
-              <w:right w:w="90" w:type="dxa"/>
-            </w:tcMar>
-          </w:tcPr>
-          <w:p>
-            <w:pPr>
-              <w:keepNext/>
-            </w:pPr>
-          </w:p>
-        </w:tc>
-        <w:tc>
-          <w:tcPr>
-            <w:tcW w:w="2313" w:type="dxa"/>
-            <w:tcBorders>
-              <w:top w:val="single" w:sz="4" w:space="0" w:color="C9D3DC"/>
-              <w:left w:val="single" w:sz="4" w:space="0" w:color="C9D3DC"/>
-              <w:bottom w:val="single" w:sz="4" w:space="0" w:color="C9D3DC"/>
-              <w:right w:val="single" w:sz="4" w:space="0" w:color="C9D3DC"/>
-            </w:tcBorders>
-            <w:shd w:val="clear" w:color="auto" w:fill="FFFFFF"/>
-            <w:tcMar>
-              <w:top w:w="40" w:type="dxa"/>
-              <w:left w:w="90" w:type="dxa"/>
-              <w:bottom w:w="40" w:type="dxa"/>
-              <w:right w:w="90" w:type="dxa"/>
-            </w:tcMar>
-          </w:tcPr>
-          <w:p>
-            <w:pPr>
-              <w:keepNext/>
-            </w:pPr>
-          </w:p>
-        </w:tc>
-        <w:tc>
-          <w:tcPr>
-            <w:tcW w:w="1445" w:type="dxa"/>
-            <w:tcBorders>
-              <w:top w:val="single" w:sz="4" w:space="0" w:color="C9D3DC"/>
-              <w:left w:val="single" w:sz="4" w:space="0" w:color="C9D3DC"/>
-              <w:bottom w:val="single" w:sz="4" w:space="0" w:color="C9D3DC"/>
-              <w:right w:val="single" w:sz="4" w:space="0" w:color="C9D3DC"/>
-            </w:tcBorders>
-            <w:shd w:val="clear" w:color="auto" w:fill="FFFFFF"/>
-            <w:tcMar>
-              <w:top w:w="40" w:type="dxa"/>
-              <w:left w:w="90" w:type="dxa"/>
-              <w:bottom w:w="40" w:type="dxa"/>
-              <w:right w:w="90" w:type="dxa"/>
-            </w:tcMar>
-          </w:tcPr>
-          <w:p>
-            <w:pPr>
-              <w:keepNext/>
-            </w:pPr>
-          </w:p>
-        </w:tc>
-        <w:tc>
-          <w:tcPr>
-            <w:tcW w:w="1542" w:type="dxa"/>
-            <w:tcBorders>
-              <w:top w:val="single" w:sz="4" w:space="0" w:color="C9D3DC"/>
-              <w:left w:val="single" w:sz="4" w:space="0" w:color="C9D3DC"/>
-              <w:bottom w:val="single" w:sz="4" w:space="0" w:color="C9D3DC"/>
-              <w:right w:val="single" w:sz="4" w:space="0" w:color="C9D3DC"/>
-            </w:tcBorders>
-            <w:shd w:val="clear" w:color="auto" w:fill="FFFFFF"/>
-            <w:tcMar>
-              <w:top w:w="40" w:type="dxa"/>
-              <w:left w:w="90" w:type="dxa"/>
-              <w:bottom w:w="40" w:type="dxa"/>
-              <w:right w:w="90" w:type="dxa"/>
-            </w:tcMar>
-          </w:tcPr>
-          <w:p>
-            <w:pPr>
-              <w:keepNext/>
-            </w:pPr>
-          </w:p>
-        </w:tc>
-        <w:tc>
-          <w:tcPr>
-            <w:tcW w:w="1252" w:type="dxa"/>
-            <w:tcBorders>
-              <w:top w:val="single" w:sz="4" w:space="0" w:color="C9D3DC"/>
-              <w:left w:val="single" w:sz="4" w:space="0" w:color="C9D3DC"/>
-              <w:bottom w:val="single" w:sz="4" w:space="0" w:color="C9D3DC"/>
-              <w:right w:val="single" w:sz="4" w:space="0" w:color="C9D3DC"/>
-            </w:tcBorders>
-            <w:shd w:val="clear" w:color="auto" w:fill="FFFFFF"/>
-            <w:tcMar>
-              <w:top w:w="40" w:type="dxa"/>
-              <w:left w:w="90" w:type="dxa"/>
-              <w:bottom w:w="40" w:type="dxa"/>
-              <w:right w:w="90" w:type="dxa"/>
-            </w:tcMar>
-          </w:tcPr>
-          <w:p>
-            <w:pPr>
-              <w:keepNext/>
-            </w:pPr>
-          </w:p>
-        </w:tc>
-        <w:tc>
-          <w:tcPr>
-            <w:tcW w:w="1737" w:type="dxa"/>
-            <w:tcBorders>
-              <w:top w:val="single" w:sz="4" w:space="0" w:color="C9D3DC"/>
-              <w:left w:val="single" w:sz="4" w:space="0" w:color="C9D3DC"/>
-              <w:bottom w:val="single" w:sz="4" w:space="0" w:color="C9D3DC"/>
-              <w:right w:val="single" w:sz="4" w:space="0" w:color="C9D3DC"/>
-            </w:tcBorders>
-            <w:shd w:val="clear" w:color="auto" w:fill="FFFFFF"/>
-            <w:tcMar>
-              <w:top w:w="40" w:type="dxa"/>
-              <w:left w:w="90" w:type="dxa"/>
-              <w:bottom w:w="40" w:type="dxa"/>
-              <w:right w:w="90" w:type="dxa"/>
-            </w:tcMar>
-          </w:tcPr>
-          <w:p>
-            <w:pPr>
-              <w:keepNext/>
-            </w:pPr>
-          </w:p>
-        </w:tc>
-      </w:tr>
-      <w:tr>
-        <w:trPr>
-          <w:cantSplit/>
-          <w:trHeight w:val="737"/>
-        </w:trPr>
-        <w:tc>
-          <w:tcPr>
-            <w:tcW w:w="1349" w:type="dxa"/>
-            <w:tcBorders>
-              <w:top w:val="single" w:sz="4" w:space="0" w:color="C9D3DC"/>
-              <w:left w:val="single" w:sz="4" w:space="0" w:color="C9D3DC"/>
-              <w:bottom w:val="single" w:sz="4" w:space="0" w:color="C9D3DC"/>
-              <w:right w:val="single" w:sz="4" w:space="0" w:color="C9D3DC"/>
-            </w:tcBorders>
-            <w:shd w:val="clear" w:color="auto" w:fill="F1F7FA"/>
-            <w:tcMar>
-              <w:top w:w="40" w:type="dxa"/>
-              <w:left w:w="90" w:type="dxa"/>
-              <w:bottom w:w="40" w:type="dxa"/>
-              <w:right w:w="90" w:type="dxa"/>
-            </w:tcMar>
-          </w:tcPr>
-          <w:p>
-            <w:pPr>
-              <w:keepNext/>
-            </w:pPr>
-          </w:p>
-        </w:tc>
-        <w:tc>
-          <w:tcPr>
-            <w:tcW w:w="2313" w:type="dxa"/>
-            <w:tcBorders>
-              <w:top w:val="single" w:sz="4" w:space="0" w:color="C9D3DC"/>
-              <w:left w:val="single" w:sz="4" w:space="0" w:color="C9D3DC"/>
-              <w:bottom w:val="single" w:sz="4" w:space="0" w:color="C9D3DC"/>
-              <w:right w:val="single" w:sz="4" w:space="0" w:color="C9D3DC"/>
-            </w:tcBorders>
-            <w:shd w:val="clear" w:color="auto" w:fill="F1F7FA"/>
-            <w:tcMar>
-              <w:top w:w="40" w:type="dxa"/>
-              <w:left w:w="90" w:type="dxa"/>
-              <w:bottom w:w="40" w:type="dxa"/>
-              <w:right w:w="90" w:type="dxa"/>
-            </w:tcMar>
-          </w:tcPr>
-          <w:p>
-            <w:pPr>
-              <w:keepNext/>
-            </w:pPr>
-          </w:p>
-        </w:tc>
-        <w:tc>
-          <w:tcPr>
-            <w:tcW w:w="1445" w:type="dxa"/>
-            <w:tcBorders>
-              <w:top w:val="single" w:sz="4" w:space="0" w:color="C9D3DC"/>
-              <w:left w:val="single" w:sz="4" w:space="0" w:color="C9D3DC"/>
-              <w:bottom w:val="single" w:sz="4" w:space="0" w:color="C9D3DC"/>
-              <w:right w:val="single" w:sz="4" w:space="0" w:color="C9D3DC"/>
-            </w:tcBorders>
-            <w:shd w:val="clear" w:color="auto" w:fill="F1F7FA"/>
-            <w:tcMar>
-              <w:top w:w="40" w:type="dxa"/>
-              <w:left w:w="90" w:type="dxa"/>
-              <w:bottom w:w="40" w:type="dxa"/>
-              <w:right w:w="90" w:type="dxa"/>
-            </w:tcMar>
-          </w:tcPr>
-          <w:p>
-            <w:pPr>
-              <w:keepNext/>
-            </w:pPr>
-          </w:p>
-        </w:tc>
-        <w:tc>
-          <w:tcPr>
-            <w:tcW w:w="1542" w:type="dxa"/>
-            <w:tcBorders>
-              <w:top w:val="single" w:sz="4" w:space="0" w:color="C9D3DC"/>
-              <w:left w:val="single" w:sz="4" w:space="0" w:color="C9D3DC"/>
-              <w:bottom w:val="single" w:sz="4" w:space="0" w:color="C9D3DC"/>
-              <w:right w:val="single" w:sz="4" w:space="0" w:color="C9D3DC"/>
-            </w:tcBorders>
-            <w:shd w:val="clear" w:color="auto" w:fill="F1F7FA"/>
-            <w:tcMar>
-              <w:top w:w="40" w:type="dxa"/>
-              <w:left w:w="90" w:type="dxa"/>
-              <w:bottom w:w="40" w:type="dxa"/>
-              <w:right w:w="90" w:type="dxa"/>
-            </w:tcMar>
-          </w:tcPr>
-          <w:p>
-            <w:pPr>
-              <w:keepNext/>
-            </w:pPr>
-          </w:p>
-        </w:tc>
-        <w:tc>
-          <w:tcPr>
-            <w:tcW w:w="1252" w:type="dxa"/>
-            <w:tcBorders>
-              <w:top w:val="single" w:sz="4" w:space="0" w:color="C9D3DC"/>
-              <w:left w:val="single" w:sz="4" w:space="0" w:color="C9D3DC"/>
-              <w:bottom w:val="single" w:sz="4" w:space="0" w:color="C9D3DC"/>
-              <w:right w:val="single" w:sz="4" w:space="0" w:color="C9D3DC"/>
-            </w:tcBorders>
-            <w:shd w:val="clear" w:color="auto" w:fill="F1F7FA"/>
-            <w:tcMar>
-              <w:top w:w="40" w:type="dxa"/>
-              <w:left w:w="90" w:type="dxa"/>
-              <w:bottom w:w="40" w:type="dxa"/>
-              <w:right w:w="90" w:type="dxa"/>
-            </w:tcMar>
-          </w:tcPr>
-          <w:p>
-            <w:pPr>
-              <w:keepNext/>
-            </w:pPr>
-          </w:p>
-        </w:tc>
-        <w:tc>
-          <w:tcPr>
-            <w:tcW w:w="1737" w:type="dxa"/>
-            <w:tcBorders>
-              <w:top w:val="single" w:sz="4" w:space="0" w:color="C9D3DC"/>
-              <w:left w:val="single" w:sz="4" w:space="0" w:color="C9D3DC"/>
-              <w:bottom w:val="single" w:sz="4" w:space="0" w:color="C9D3DC"/>
-              <w:right w:val="single" w:sz="4" w:space="0" w:color="C9D3DC"/>
-            </w:tcBorders>
-            <w:shd w:val="clear" w:color="auto" w:fill="F1F7FA"/>
-            <w:tcMar>
-              <w:top w:w="40" w:type="dxa"/>
-              <w:left w:w="90" w:type="dxa"/>
-              <w:bottom w:w="40" w:type="dxa"/>
-              <w:right w:w="90" w:type="dxa"/>
-            </w:tcMar>
-          </w:tcPr>
-          <w:p>
-            <w:pPr>
-              <w:keepNext/>
-            </w:pPr>
-          </w:p>
-        </w:tc>
-      </w:tr>
-      <w:tr>
-        <w:trPr>
-          <w:cantSplit/>
-          <w:trHeight w:val="737"/>
-        </w:trPr>
-        <w:tc>
-          <w:tcPr>
-            <w:tcW w:w="1349" w:type="dxa"/>
-            <w:tcBorders>
-              <w:top w:val="single" w:sz="4" w:space="0" w:color="C9D3DC"/>
-              <w:left w:val="single" w:sz="4" w:space="0" w:color="C9D3DC"/>
-              <w:bottom w:val="single" w:sz="4" w:space="0" w:color="C9D3DC"/>
-              <w:right w:val="single" w:sz="4" w:space="0" w:color="C9D3DC"/>
-            </w:tcBorders>
-            <w:shd w:val="clear" w:color="auto" w:fill="FFFFFF"/>
-            <w:tcMar>
-              <w:top w:w="40" w:type="dxa"/>
-              <w:left w:w="90" w:type="dxa"/>
-              <w:bottom w:w="40" w:type="dxa"/>
-              <w:right w:w="90" w:type="dxa"/>
-            </w:tcMar>
-          </w:tcPr>
-          <w:p/>
-        </w:tc>
-        <w:tc>
-          <w:tcPr>
-            <w:tcW w:w="2313" w:type="dxa"/>
-            <w:tcBorders>
-              <w:top w:val="single" w:sz="4" w:space="0" w:color="C9D3DC"/>
-              <w:left w:val="single" w:sz="4" w:space="0" w:color="C9D3DC"/>
-              <w:bottom w:val="single" w:sz="4" w:space="0" w:color="C9D3DC"/>
-              <w:right w:val="single" w:sz="4" w:space="0" w:color="C9D3DC"/>
-            </w:tcBorders>
-            <w:shd w:val="clear" w:color="auto" w:fill="FFFFFF"/>
-            <w:tcMar>
-              <w:top w:w="40" w:type="dxa"/>
-              <w:left w:w="90" w:type="dxa"/>
-              <w:bottom w:w="40" w:type="dxa"/>
-              <w:right w:w="90" w:type="dxa"/>
-            </w:tcMar>
-          </w:tcPr>
-          <w:p/>
-        </w:tc>
-        <w:tc>
-          <w:tcPr>
-            <w:tcW w:w="1445" w:type="dxa"/>
-            <w:tcBorders>
-              <w:top w:val="single" w:sz="4" w:space="0" w:color="C9D3DC"/>
-              <w:left w:val="single" w:sz="4" w:space="0" w:color="C9D3DC"/>
-              <w:bottom w:val="single" w:sz="4" w:space="0" w:color="C9D3DC"/>
-              <w:right w:val="single" w:sz="4" w:space="0" w:color="C9D3DC"/>
-            </w:tcBorders>
-            <w:shd w:val="clear" w:color="auto" w:fill="FFFFFF"/>
-            <w:tcMar>
-              <w:top w:w="40" w:type="dxa"/>
-              <w:left w:w="90" w:type="dxa"/>
-              <w:bottom w:w="40" w:type="dxa"/>
-              <w:right w:w="90" w:type="dxa"/>
-            </w:tcMar>
-          </w:tcPr>
-          <w:p/>
-        </w:tc>
-        <w:tc>
-          <w:tcPr>
-            <w:tcW w:w="1542" w:type="dxa"/>
-            <w:tcBorders>
-              <w:top w:val="single" w:sz="4" w:space="0" w:color="C9D3DC"/>
-              <w:left w:val="single" w:sz="4" w:space="0" w:color="C9D3DC"/>
-              <w:bottom w:val="single" w:sz="4" w:space="0" w:color="C9D3DC"/>
-              <w:right w:val="single" w:sz="4" w:space="0" w:color="C9D3DC"/>
-            </w:tcBorders>
-            <w:shd w:val="clear" w:color="auto" w:fill="FFFFFF"/>
-            <w:tcMar>
-              <w:top w:w="40" w:type="dxa"/>
-              <w:left w:w="90" w:type="dxa"/>
-              <w:bottom w:w="40" w:type="dxa"/>
-              <w:right w:w="90" w:type="dxa"/>
-            </w:tcMar>
-          </w:tcPr>
-          <w:p/>
-        </w:tc>
-        <w:tc>
-          <w:tcPr>
-            <w:tcW w:w="1252" w:type="dxa"/>
-            <w:tcBorders>
-              <w:top w:val="single" w:sz="4" w:space="0" w:color="C9D3DC"/>
-              <w:left w:val="single" w:sz="4" w:space="0" w:color="C9D3DC"/>
-              <w:bottom w:val="single" w:sz="4" w:space="0" w:color="C9D3DC"/>
-              <w:right w:val="single" w:sz="4" w:space="0" w:color="C9D3DC"/>
-            </w:tcBorders>
-            <w:shd w:val="clear" w:color="auto" w:fill="FFFFFF"/>
-            <w:tcMar>
-              <w:top w:w="40" w:type="dxa"/>
-              <w:left w:w="90" w:type="dxa"/>
-              <w:bottom w:w="40" w:type="dxa"/>
-              <w:right w:w="90" w:type="dxa"/>
-            </w:tcMar>
-          </w:tcPr>
-          <w:p/>
-        </w:tc>
-        <w:tc>
-          <w:tcPr>
-            <w:tcW w:w="1737" w:type="dxa"/>
-            <w:tcBorders>
-              <w:top w:val="single" w:sz="4" w:space="0" w:color="C9D3DC"/>
-              <w:left w:val="single" w:sz="4" w:space="0" w:color="C9D3DC"/>
-              <w:bottom w:val="single" w:sz="4" w:space="0" w:color="C9D3DC"/>
-              <w:right w:val="single" w:sz="4" w:space="0" w:color="C9D3DC"/>
-            </w:tcBorders>
-            <w:shd w:val="clear" w:color="auto" w:fill="FFFFFF"/>
-            <w:tcMar>
-              <w:top w:w="40" w:type="dxa"/>
-              <w:left w:w="90" w:type="dxa"/>
-              <w:bottom w:w="40" w:type="dxa"/>
-              <w:right w:w="90" w:type="dxa"/>
-            </w:tcMar>
-          </w:tcPr>
-          <w:p/>
-        </w:tc>
-      </w:tr>
-    </w:tbl>
-    <w:p>
-      <w:pPr>
-        <w:spacing w:after="120"/>
-      </w:pPr>
-    </w:p>
-    <w:p>
-      <w:pPr>
-        <w:keepNext/>
-        <w:spacing w:before="160" w:after="60"/>
-      </w:pPr>
-      <w:r>
-        <w:rPr>
-          <w:b/>
-          <w:bCs/>
-          <w:color w:val="087E8B"/>
-          <w:sz w:val="30"/>
-          <w:szCs w:val="30"/>
-        </w:rPr>
-        <w:t>4.4 NFR → container</w:t>
-      </w:r>
-    </w:p>
-    <w:tbl>
-      <w:tblPr>
-        <w:tblW w:w="9638" w:type="dxa"/>
-        <w:tblBorders>
-          <w:top w:val="single" w:sz="4" w:space="0" w:color="auto"/>
-          <w:left w:val="single" w:sz="4" w:space="0" w:color="auto"/>
-          <w:bottom w:val="single" w:sz="4" w:space="0" w:color="auto"/>
-          <w:right w:val="single" w:sz="4" w:space="0" w:color="auto"/>
-          <w:insideH w:val="single" w:sz="4" w:space="0" w:color="auto"/>
-          <w:insideV w:val="single" w:sz="4" w:space="0" w:color="auto"/>
-        </w:tblBorders>
-        <w:tblCellMar>
-          <w:left w:w="10" w:type="dxa"/>
-          <w:right w:w="10" w:type="dxa"/>
-        </w:tblCellMar>
-        <w:tblLook w:val="0000" w:firstRow="0" w:lastRow="0" w:firstColumn="0" w:lastColumn="0" w:noHBand="0" w:noVBand="0"/>
-      </w:tblPr>
-      <w:tblGrid>
-        <w:gridCol w:w="1156"/>
-        <w:gridCol w:w="2891"/>
-        <w:gridCol w:w="3469"/>
-        <w:gridCol w:w="2122"/>
-      </w:tblGrid>
-      <w:tr>
-        <w:trPr>
-          <w:cantSplit/>
-          <w:tblHeader/>
-        </w:trPr>
-        <w:tc>
-          <w:tcPr>
-            <w:tcW w:w="1156" w:type="dxa"/>
-            <w:tcBorders>
-              <w:top w:val="single" w:sz="4" w:space="0" w:color="173B65"/>
-              <w:left w:val="single" w:sz="4" w:space="0" w:color="173B65"/>
-              <w:bottom w:val="single" w:sz="4" w:space="0" w:color="173B65"/>
-              <w:right w:val="single" w:sz="4" w:space="0" w:color="173B65"/>
-            </w:tcBorders>
-            <w:shd w:val="clear" w:color="auto" w:fill="173B65"/>
-            <w:tcMar>
-              <w:top w:w="50" w:type="dxa"/>
-              <w:left w:w="90" w:type="dxa"/>
-              <w:bottom w:w="50" w:type="dxa"/>
-              <w:right w:w="90" w:type="dxa"/>
-            </w:tcMar>
-            <w:vAlign w:val="center"/>
-          </w:tcPr>
-          <w:p>
-            <w:pPr>
-              <w:keepNext/>
-            </w:pPr>
-            <w:r>
-              <w:rPr>
-                <w:b/>
-                <w:bCs/>
-                <w:color w:val="FFFFFF"/>
-                <w:sz w:val="28"/>
-                <w:szCs w:val="28"/>
-              </w:rPr>
-              <w:t>NFR</w:t>
-            </w:r>
-          </w:p>
-        </w:tc>
-        <w:tc>
-          <w:tcPr>
-            <w:tcW w:w="2891" w:type="dxa"/>
-            <w:tcBorders>
-              <w:top w:val="single" w:sz="4" w:space="0" w:color="173B65"/>
-              <w:left w:val="single" w:sz="4" w:space="0" w:color="173B65"/>
-              <w:bottom w:val="single" w:sz="4" w:space="0" w:color="173B65"/>
-              <w:right w:val="single" w:sz="4" w:space="0" w:color="173B65"/>
-            </w:tcBorders>
-            <w:shd w:val="clear" w:color="auto" w:fill="173B65"/>
-            <w:tcMar>
-              <w:top w:w="50" w:type="dxa"/>
-              <w:left w:w="90" w:type="dxa"/>
-              <w:bottom w:w="50" w:type="dxa"/>
-              <w:right w:w="90" w:type="dxa"/>
-            </w:tcMar>
-            <w:vAlign w:val="center"/>
-          </w:tcPr>
-          <w:p>
-            <w:pPr>
-              <w:keepNext/>
-            </w:pPr>
-            <w:proofErr w:type="spellStart"/>
-            <w:r>
-              <w:rPr>
-                <w:b/>
-                <w:bCs/>
-                <w:color w:val="FFFFFF"/>
-                <w:sz w:val="28"/>
-                <w:szCs w:val="28"/>
-              </w:rPr>
-              <w:t>ต้องการอะไร</w:t>
-            </w:r>
-            <w:proofErr w:type="spellEnd"/>
-          </w:p>
-        </w:tc>
-        <w:tc>
-          <w:tcPr>
-            <w:tcW w:w="3469" w:type="dxa"/>
-            <w:tcBorders>
-              <w:top w:val="single" w:sz="4" w:space="0" w:color="173B65"/>
-              <w:left w:val="single" w:sz="4" w:space="0" w:color="173B65"/>
-              <w:bottom w:val="single" w:sz="4" w:space="0" w:color="173B65"/>
-              <w:right w:val="single" w:sz="4" w:space="0" w:color="173B65"/>
-            </w:tcBorders>
-            <w:shd w:val="clear" w:color="auto" w:fill="173B65"/>
-            <w:tcMar>
-              <w:top w:w="50" w:type="dxa"/>
-              <w:left w:w="90" w:type="dxa"/>
-              <w:bottom w:w="50" w:type="dxa"/>
-              <w:right w:w="90" w:type="dxa"/>
-            </w:tcMar>
-            <w:vAlign w:val="center"/>
-          </w:tcPr>
-          <w:p>
-            <w:pPr>
-              <w:keepNext/>
-            </w:pPr>
-            <w:proofErr w:type="spellStart"/>
-            <w:r>
-              <w:rPr>
-                <w:b/>
-                <w:bCs/>
-                <w:color w:val="FFFFFF"/>
-                <w:sz w:val="28"/>
-                <w:szCs w:val="28"/>
-              </w:rPr>
-              <w:t>ผลต่อ</w:t>
-            </w:r>
-            <w:proofErr w:type="spellEnd"/>
-            <w:r>
-              <w:rPr>
-                <w:b/>
-                <w:bCs/>
-                <w:color w:val="FFFFFF"/>
-                <w:sz w:val="28"/>
-                <w:szCs w:val="28"/>
-              </w:rPr>
               <w:t xml:space="preserve"> container</w:t>
             </w:r>
           </w:p>
         </w:tc>
         <w:tc>
           <w:tcPr>
-            <w:tcW w:w="2122" w:type="dxa"/>
+            <w:tcW w:w="2256" w:type="dxa"/>
             <w:tcBorders>
               <w:top w:val="single" w:sz="4" w:space="0" w:color="173B65"/>
               <w:left w:val="single" w:sz="4" w:space="0" w:color="173B65"/>
@@ -16718,7 +17435,7 @@
         </w:trPr>
         <w:tc>
           <w:tcPr>
-            <w:tcW w:w="1156" w:type="dxa"/>
+            <w:tcW w:w="1148" w:type="dxa"/>
             <w:tcBorders>
               <w:top w:val="single" w:sz="4" w:space="0" w:color="C9D3DC"/>
               <w:left w:val="single" w:sz="4" w:space="0" w:color="C9D3DC"/>
@@ -16745,11 +17462,14 @@
               </w:rPr>
               <w:t>NFR-</w:t>
             </w:r>
-          </w:p>
-        </w:tc>
-        <w:tc>
-          <w:tcPr>
-            <w:tcW w:w="2891" w:type="dxa"/>
+            <w:r>
+              <w:t>CLMRS-01</w:t>
+            </w:r>
+          </w:p>
+        </w:tc>
+        <w:tc>
+          <w:tcPr>
+            <w:tcW w:w="2838" w:type="dxa"/>
             <w:tcBorders>
               <w:top w:val="single" w:sz="4" w:space="0" w:color="C9D3DC"/>
               <w:left w:val="single" w:sz="4" w:space="0" w:color="C9D3DC"/>
@@ -16768,11 +17488,17 @@
             <w:pPr>
               <w:keepNext/>
             </w:pPr>
-          </w:p>
-        </w:tc>
-        <w:tc>
-          <w:tcPr>
-            <w:tcW w:w="3469" w:type="dxa"/>
+            <w:r>
+              <w:rPr>
+                <w:cs/>
+              </w:rPr>
+              <w:t>ควบคุมการเข้าถึงตามบทบาท รวมถึงการรับแจ้งเตือน</w:t>
+            </w:r>
+          </w:p>
+        </w:tc>
+        <w:tc>
+          <w:tcPr>
+            <w:tcW w:w="3396" w:type="dxa"/>
             <w:tcBorders>
               <w:top w:val="single" w:sz="4" w:space="0" w:color="C9D3DC"/>
               <w:left w:val="single" w:sz="4" w:space="0" w:color="C9D3DC"/>
@@ -16791,11 +17517,38 @@
             <w:pPr>
               <w:keepNext/>
             </w:pPr>
-          </w:p>
-        </w:tc>
-        <w:tc>
-          <w:tcPr>
-            <w:tcW w:w="2122" w:type="dxa"/>
+            <w:r>
+              <w:t xml:space="preserve">CLMRS API </w:t>
+            </w:r>
+            <w:r>
+              <w:rPr>
+                <w:cs/>
+              </w:rPr>
+              <w:t xml:space="preserve">ตรวจบทบาทและสิทธิ์เข้าถึงงานก่อนสร้างหรือแสดงแจ้งเตือน โดยใช้ </w:t>
+            </w:r>
+            <w:r>
+              <w:t xml:space="preserve">BR-05 </w:t>
+            </w:r>
+            <w:r>
+              <w:rPr>
+                <w:cs/>
+              </w:rPr>
+              <w:t>จำกัดผู้แจ้งให้เห็นเฉพาะงานตนเอง</w:t>
+            </w:r>
+            <w:r>
+              <w:t xml:space="preserve">; Database </w:t>
+            </w:r>
+            <w:r>
+              <w:rPr>
+                <w:cs/>
+              </w:rPr>
+              <w:t>เก็บข้อมูลสิทธิ์</w:t>
+            </w:r>
+          </w:p>
+        </w:tc>
+        <w:tc>
+          <w:tcPr>
+            <w:tcW w:w="2256" w:type="dxa"/>
             <w:tcBorders>
               <w:top w:val="single" w:sz="4" w:space="0" w:color="C9D3DC"/>
               <w:left w:val="single" w:sz="4" w:space="0" w:color="C9D3DC"/>
@@ -16814,6 +17567,33 @@
             <w:pPr>
               <w:keepNext/>
             </w:pPr>
+            <w:r>
+              <w:rPr>
+                <w:cs/>
+              </w:rPr>
+              <w:t xml:space="preserve">ออกแบบหน้าที่แล้ว </w:t>
+            </w:r>
+            <w:r>
+              <w:t xml:space="preserve">· </w:t>
+            </w:r>
+            <w:r>
+              <w:rPr>
+                <w:cs/>
+              </w:rPr>
+              <w:t xml:space="preserve">รายละเอียด </w:t>
+            </w:r>
+            <w:r>
+              <w:t xml:space="preserve">Role Matrix/Authentication </w:t>
+            </w:r>
+            <w:r>
+              <w:rPr>
+                <w:cs/>
+              </w:rPr>
+              <w:t xml:space="preserve">รอ </w:t>
+            </w:r>
+            <w:r>
+              <w:t>OQ-08</w:t>
+            </w:r>
           </w:p>
         </w:tc>
       </w:tr>
@@ -16824,7 +17604,7 @@
         </w:trPr>
         <w:tc>
           <w:tcPr>
-            <w:tcW w:w="1156" w:type="dxa"/>
+            <w:tcW w:w="1148" w:type="dxa"/>
             <w:tcBorders>
               <w:top w:val="single" w:sz="4" w:space="0" w:color="C9D3DC"/>
               <w:left w:val="single" w:sz="4" w:space="0" w:color="C9D3DC"/>
@@ -16851,11 +17631,14 @@
               </w:rPr>
               <w:t>NFR-</w:t>
             </w:r>
-          </w:p>
-        </w:tc>
-        <w:tc>
-          <w:tcPr>
-            <w:tcW w:w="2891" w:type="dxa"/>
+            <w:r>
+              <w:t>CLMRS-05</w:t>
+            </w:r>
+          </w:p>
+        </w:tc>
+        <w:tc>
+          <w:tcPr>
+            <w:tcW w:w="2838" w:type="dxa"/>
             <w:tcBorders>
               <w:top w:val="single" w:sz="4" w:space="0" w:color="C9D3DC"/>
               <w:left w:val="single" w:sz="4" w:space="0" w:color="C9D3DC"/>
@@ -16874,11 +17657,17 @@
             <w:pPr>
               <w:keepNext/>
             </w:pPr>
-          </w:p>
-        </w:tc>
-        <w:tc>
-          <w:tcPr>
-            <w:tcW w:w="3469" w:type="dxa"/>
+            <w:r>
+              <w:rPr>
+                <w:cs/>
+              </w:rPr>
+              <w:t>ข้อความแจ้งเตือนไม่มีข้อมูลส่วนบุคคลเกินจำเป็น</w:t>
+            </w:r>
+          </w:p>
+        </w:tc>
+        <w:tc>
+          <w:tcPr>
+            <w:tcW w:w="3396" w:type="dxa"/>
             <w:tcBorders>
               <w:top w:val="single" w:sz="4" w:space="0" w:color="C9D3DC"/>
               <w:left w:val="single" w:sz="4" w:space="0" w:color="C9D3DC"/>
@@ -16897,11 +17686,70 @@
             <w:pPr>
               <w:keepNext/>
             </w:pPr>
-          </w:p>
-        </w:tc>
-        <w:tc>
-          <w:tcPr>
-            <w:tcW w:w="2122" w:type="dxa"/>
+            <w:r>
+              <w:t xml:space="preserve">CLMRS API </w:t>
+            </w:r>
+            <w:r>
+              <w:rPr>
+                <w:cs/>
+              </w:rPr>
+              <w:t>จำกัด</w:t>
+            </w:r>
+            <w:proofErr w:type="spellStart"/>
+            <w:r>
+              <w:rPr>
+                <w:cs/>
+              </w:rPr>
+              <w:t>ฟิ</w:t>
+            </w:r>
+            <w:proofErr w:type="spellEnd"/>
+            <w:r>
+              <w:rPr>
+                <w:cs/>
+              </w:rPr>
+              <w:t xml:space="preserve">ลด์ข้อความตาม </w:t>
+            </w:r>
+            <w:r>
+              <w:t xml:space="preserve">BR-10 </w:t>
+            </w:r>
+            <w:r>
+              <w:rPr>
+                <w:cs/>
+              </w:rPr>
+              <w:t>ก่อนบันทึกหรือส่ง</w:t>
+            </w:r>
+            <w:r>
+              <w:t xml:space="preserve">; Web App </w:t>
+            </w:r>
+            <w:r>
+              <w:rPr>
+                <w:cs/>
+              </w:rPr>
+              <w:t xml:space="preserve">แสดงเฉพาะข้อมูลที่ </w:t>
+            </w:r>
+            <w:r>
+              <w:t xml:space="preserve">API </w:t>
+            </w:r>
+            <w:r>
+              <w:rPr>
+                <w:cs/>
+              </w:rPr>
+              <w:t>อนุญาต</w:t>
+            </w:r>
+            <w:r>
+              <w:t xml:space="preserve">; </w:t>
+            </w:r>
+            <w:r>
+              <w:rPr>
+                <w:cs/>
+              </w:rPr>
+              <w:t>ช่องทางภายนอกยังไม่เปิดใช้</w:t>
+            </w:r>
+          </w:p>
+        </w:tc>
+        <w:tc>
+          <w:tcPr>
+            <w:tcW w:w="2256" w:type="dxa"/>
             <w:tcBorders>
               <w:top w:val="single" w:sz="4" w:space="0" w:color="C9D3DC"/>
               <w:left w:val="single" w:sz="4" w:space="0" w:color="C9D3DC"/>
@@ -16920,104 +17768,48 @@
             <w:pPr>
               <w:keepNext/>
             </w:pPr>
-          </w:p>
-        </w:tc>
-      </w:tr>
-      <w:tr>
-        <w:trPr>
-          <w:cantSplit/>
-          <w:trHeight w:val="680"/>
-        </w:trPr>
-        <w:tc>
-          <w:tcPr>
-            <w:tcW w:w="1156" w:type="dxa"/>
-            <w:tcBorders>
-              <w:top w:val="single" w:sz="4" w:space="0" w:color="C9D3DC"/>
-              <w:left w:val="single" w:sz="4" w:space="0" w:color="C9D3DC"/>
-              <w:bottom w:val="single" w:sz="4" w:space="0" w:color="C9D3DC"/>
-              <w:right w:val="single" w:sz="4" w:space="0" w:color="C9D3DC"/>
-            </w:tcBorders>
-            <w:shd w:val="clear" w:color="auto" w:fill="FFFFFF"/>
-            <w:tcMar>
-              <w:top w:w="40" w:type="dxa"/>
-              <w:left w:w="90" w:type="dxa"/>
-              <w:bottom w:w="40" w:type="dxa"/>
-              <w:right w:w="90" w:type="dxa"/>
-            </w:tcMar>
-          </w:tcPr>
-          <w:p>
-            <w:r>
-              <w:rPr>
-                <w:color w:val="5A6B7C"/>
-                <w:sz w:val="28"/>
-                <w:szCs w:val="28"/>
-              </w:rPr>
-              <w:t>NFR-</w:t>
-            </w:r>
-          </w:p>
-        </w:tc>
-        <w:tc>
-          <w:tcPr>
-            <w:tcW w:w="2891" w:type="dxa"/>
-            <w:tcBorders>
-              <w:top w:val="single" w:sz="4" w:space="0" w:color="C9D3DC"/>
-              <w:left w:val="single" w:sz="4" w:space="0" w:color="C9D3DC"/>
-              <w:bottom w:val="single" w:sz="4" w:space="0" w:color="C9D3DC"/>
-              <w:right w:val="single" w:sz="4" w:space="0" w:color="C9D3DC"/>
-            </w:tcBorders>
-            <w:shd w:val="clear" w:color="auto" w:fill="FFFFFF"/>
-            <w:tcMar>
-              <w:top w:w="40" w:type="dxa"/>
-              <w:left w:w="90" w:type="dxa"/>
-              <w:bottom w:w="40" w:type="dxa"/>
-              <w:right w:w="90" w:type="dxa"/>
-            </w:tcMar>
-          </w:tcPr>
-          <w:p/>
-        </w:tc>
-        <w:tc>
-          <w:tcPr>
-            <w:tcW w:w="3469" w:type="dxa"/>
-            <w:tcBorders>
-              <w:top w:val="single" w:sz="4" w:space="0" w:color="C9D3DC"/>
-              <w:left w:val="single" w:sz="4" w:space="0" w:color="C9D3DC"/>
-              <w:bottom w:val="single" w:sz="4" w:space="0" w:color="C9D3DC"/>
-              <w:right w:val="single" w:sz="4" w:space="0" w:color="C9D3DC"/>
-            </w:tcBorders>
-            <w:shd w:val="clear" w:color="auto" w:fill="FFFFFF"/>
-            <w:tcMar>
-              <w:top w:w="40" w:type="dxa"/>
-              <w:left w:w="90" w:type="dxa"/>
-              <w:bottom w:w="40" w:type="dxa"/>
-              <w:right w:w="90" w:type="dxa"/>
-            </w:tcMar>
-          </w:tcPr>
-          <w:p/>
-        </w:tc>
-        <w:tc>
-          <w:tcPr>
-            <w:tcW w:w="2122" w:type="dxa"/>
-            <w:tcBorders>
-              <w:top w:val="single" w:sz="4" w:space="0" w:color="C9D3DC"/>
-              <w:left w:val="single" w:sz="4" w:space="0" w:color="C9D3DC"/>
-              <w:bottom w:val="single" w:sz="4" w:space="0" w:color="C9D3DC"/>
-              <w:right w:val="single" w:sz="4" w:space="0" w:color="C9D3DC"/>
-            </w:tcBorders>
-            <w:shd w:val="clear" w:color="auto" w:fill="FFFFFF"/>
-            <w:tcMar>
-              <w:top w:w="40" w:type="dxa"/>
-              <w:left w:w="90" w:type="dxa"/>
-              <w:bottom w:w="40" w:type="dxa"/>
-              <w:right w:w="90" w:type="dxa"/>
-            </w:tcMar>
-          </w:tcPr>
-          <w:p/>
+            <w:r>
+              <w:rPr>
+                <w:cs/>
+              </w:rPr>
+              <w:t xml:space="preserve">ออกแบบจุดตรวจแล้ว </w:t>
+            </w:r>
+            <w:r>
+              <w:t xml:space="preserve">· </w:t>
+            </w:r>
+            <w:r>
+              <w:rPr>
+                <w:cs/>
+              </w:rPr>
+              <w:t>รายการ</w:t>
+            </w:r>
+            <w:proofErr w:type="spellStart"/>
+            <w:r>
+              <w:rPr>
+                <w:cs/>
+              </w:rPr>
+              <w:t>ฟิ</w:t>
+            </w:r>
+            <w:proofErr w:type="spellEnd"/>
+            <w:r>
+              <w:rPr>
+                <w:cs/>
+              </w:rPr>
+              <w:t xml:space="preserve">ลด์รอ </w:t>
+            </w:r>
+            <w:r>
+              <w:t>OQ-11</w:t>
+            </w:r>
+          </w:p>
         </w:tc>
       </w:tr>
     </w:tbl>
     <w:p>
       <w:pPr>
         <w:spacing w:after="120"/>
+        <w:rPr>
+          <w:rFonts w:hint="cs"/>
+        </w:rPr>
       </w:pPr>
     </w:p>
     <w:p>
@@ -17158,41 +17950,96 @@
                 <w:sz w:val="28"/>
                 <w:szCs w:val="28"/>
               </w:rPr>
-              <w:t>DEC-</w:t>
-            </w:r>
-            <w:proofErr w:type="gramStart"/>
+              <w:t>DEC</w:t>
+            </w:r>
             <w:r>
               <w:rPr>
                 <w:b/>
                 <w:bCs/>
-                <w:color w:val="FFFFFF"/>
-                <w:sz w:val="28"/>
-                <w:szCs w:val="28"/>
-              </w:rPr>
-              <w:t xml:space="preserve">   [</w:t>
-            </w:r>
-            <w:proofErr w:type="spellStart"/>
-            <w:proofErr w:type="gramEnd"/>
-            <w:r>
-              <w:rPr>
+                <w:color w:val="9FD6DD"/>
+                <w:sz w:val="28"/>
+                <w:szCs w:val="28"/>
+                <w:cs/>
+              </w:rPr>
+              <w:t>-</w:t>
+            </w:r>
+            <w:r>
+              <w:rPr>
+                <w:rFonts w:hint="cs"/>
                 <w:b/>
                 <w:bCs/>
-                <w:color w:val="FFFFFF"/>
-                <w:sz w:val="28"/>
-                <w:szCs w:val="28"/>
-              </w:rPr>
-              <w:t>ตัดสินใจเรื่องอะไร</w:t>
-            </w:r>
-            <w:proofErr w:type="spellEnd"/>
+                <w:color w:val="9FD6DD"/>
+                <w:sz w:val="28"/>
+                <w:szCs w:val="28"/>
+                <w:cs/>
+              </w:rPr>
+              <w:t>0</w:t>
+            </w:r>
             <w:r>
               <w:rPr>
                 <w:b/>
                 <w:bCs/>
-                <w:color w:val="FFFFFF"/>
-                <w:sz w:val="28"/>
-                <w:szCs w:val="28"/>
-              </w:rPr>
-              <w:t>]</w:t>
+                <w:color w:val="9FD6DD"/>
+                <w:sz w:val="28"/>
+                <w:szCs w:val="28"/>
+                <w:cs/>
+              </w:rPr>
+              <w:t>1</w:t>
+            </w:r>
+            <w:r>
+              <w:rPr>
+                <w:rFonts w:hint="cs"/>
+                <w:b/>
+                <w:bCs/>
+                <w:color w:val="9FD6DD"/>
+                <w:sz w:val="28"/>
+                <w:szCs w:val="28"/>
+                <w:cs/>
+              </w:rPr>
+              <w:t xml:space="preserve"> </w:t>
+            </w:r>
+            <w:r>
+              <w:rPr>
+                <w:b/>
+                <w:bCs/>
+                <w:color w:val="9FD6DD"/>
+                <w:sz w:val="28"/>
+                <w:szCs w:val="28"/>
+                <w:cs/>
+              </w:rPr>
+              <w:t xml:space="preserve">เพิ่ม </w:t>
+            </w:r>
+            <w:r>
+              <w:rPr>
+                <w:b/>
+                <w:bCs/>
+                <w:color w:val="9FD6DD"/>
+                <w:sz w:val="28"/>
+                <w:szCs w:val="28"/>
+              </w:rPr>
+              <w:t xml:space="preserve">Reminder Job </w:t>
+            </w:r>
+            <w:r>
+              <w:rPr>
+                <w:b/>
+                <w:bCs/>
+                <w:color w:val="9FD6DD"/>
+                <w:sz w:val="28"/>
+                <w:szCs w:val="28"/>
+                <w:cs/>
+              </w:rPr>
+              <w:t>สำหรับการเตือนงานค้าง</w:t>
+            </w:r>
+            <w:r>
+              <w:rPr>
+                <w:b/>
+                <w:bCs/>
+                <w:color w:val="9FD6DD"/>
+                <w:sz w:val="28"/>
+                <w:szCs w:val="28"/>
+                <w:cs/>
+              </w:rPr>
+              <w:t xml:space="preserve"> </w:t>
             </w:r>
             <w:r>
               <w:rPr>
@@ -17202,7 +18049,7 @@
                 <w:sz w:val="26"/>
                 <w:szCs w:val="26"/>
               </w:rPr>
-              <w:t xml:space="preserve">   [Proposed]</w:t>
+              <w:t>[Proposed]</w:t>
             </w:r>
           </w:p>
         </w:tc>
@@ -17269,6 +18116,48 @@
               <w:keepNext/>
               <w:keepLines/>
             </w:pPr>
+            <w:r>
+              <w:rPr>
+                <w:cs/>
+              </w:rPr>
+              <w:t xml:space="preserve">เสนอเพิ่ม </w:t>
+            </w:r>
+            <w:r>
+              <w:t xml:space="preserve">Reminder Job </w:t>
+            </w:r>
+            <w:r>
+              <w:rPr>
+                <w:cs/>
+              </w:rPr>
+              <w:t xml:space="preserve">เป็น </w:t>
+            </w:r>
+            <w:r>
+              <w:t xml:space="preserve">container </w:t>
+            </w:r>
+            <w:r>
+              <w:rPr>
+                <w:cs/>
+              </w:rPr>
+              <w:t xml:space="preserve">งานตามเวลา ให้เรียก </w:t>
+            </w:r>
+            <w:r>
+              <w:t xml:space="preserve">CLMRS API </w:t>
+            </w:r>
+            <w:r>
+              <w:rPr>
+                <w:cs/>
+              </w:rPr>
+              <w:t xml:space="preserve">เพื่อตรวจงานค้างและสร้างการเตือน โดย </w:t>
+            </w:r>
+            <w:r>
+              <w:t xml:space="preserve">API </w:t>
+            </w:r>
+            <w:r>
+              <w:rPr>
+                <w:cs/>
+              </w:rPr>
+              <w:t>เป็นจุดตรวจสิทธิ์และกติกา</w:t>
+            </w:r>
           </w:p>
         </w:tc>
       </w:tr>
@@ -17344,6 +18233,42 @@
               <w:keepNext/>
               <w:keepLines/>
             </w:pPr>
+            <w:r>
+              <w:t xml:space="preserve">FR-CLMRS-10 </w:t>
+            </w:r>
+            <w:r>
+              <w:rPr>
+                <w:cs/>
+              </w:rPr>
+              <w:t xml:space="preserve">และ </w:t>
+            </w:r>
+            <w:r>
+              <w:t xml:space="preserve">driver D3 </w:t>
+            </w:r>
+            <w:r>
+              <w:rPr>
+                <w:cs/>
+              </w:rPr>
+              <w:t xml:space="preserve">ต้องให้ระบบเริ่มทำงานตามเวลาโดยไม่มีคนกด ส่วน </w:t>
+            </w:r>
+            <w:r>
+              <w:t xml:space="preserve">NFR-CLMRS-01 </w:t>
+            </w:r>
+            <w:r>
+              <w:rPr>
+                <w:cs/>
+              </w:rPr>
+              <w:t xml:space="preserve">และ </w:t>
+            </w:r>
+            <w:r>
+              <w:t xml:space="preserve">BR-05 </w:t>
+            </w:r>
+            <w:r>
+              <w:rPr>
+                <w:cs/>
+              </w:rPr>
+              <w:t>กำหนดให้การแจ้งเตือนต้องไม่เปิดเผยงานแก่ผู้ไม่มีสิทธิ์</w:t>
+            </w:r>
           </w:p>
         </w:tc>
       </w:tr>
@@ -17409,6 +18334,30 @@
               <w:keepNext/>
               <w:keepLines/>
             </w:pPr>
+            <w:r>
+              <w:rPr>
+                <w:cs/>
+              </w:rPr>
+              <w:t xml:space="preserve">ให้ </w:t>
+            </w:r>
+            <w:r>
+              <w:t xml:space="preserve">Web App </w:t>
+            </w:r>
+            <w:r>
+              <w:rPr>
+                <w:cs/>
+              </w:rPr>
+              <w:t>ตรวจงานค้างเมื่อผู้ใช้เปิดหน้าเว็บ เพราะไม่ทำงานเมื่อไม่มีผู้เปิดเว็บ</w:t>
+            </w:r>
+            <w:r>
+              <w:t xml:space="preserve">; </w:t>
+            </w:r>
+            <w:r>
+              <w:rPr>
+                <w:cs/>
+              </w:rPr>
+              <w:t>ให้เจ้าหน้าที่กดส่งเตือนเอง เพราะไม่เป็นการเตือนอัตโนมัติตามข้อกำหนด</w:t>
+            </w:r>
           </w:p>
         </w:tc>
       </w:tr>
@@ -17472,6 +18421,42 @@
             <w:pPr>
               <w:keepLines/>
             </w:pPr>
+            <w:r>
+              <w:rPr>
+                <w:cs/>
+              </w:rPr>
+              <w:t xml:space="preserve">ต้องดูแลการรันและตรวจสอบผลของ </w:t>
+            </w:r>
+            <w:r>
+              <w:t xml:space="preserve">Reminder Job </w:t>
+            </w:r>
+            <w:r>
+              <w:rPr>
+                <w:cs/>
+              </w:rPr>
+              <w:t xml:space="preserve">เพิ่มขึ้น รอบตรวจและระยะเวลายังเป็น </w:t>
+            </w:r>
+            <w:r>
+              <w:t xml:space="preserve">TBD (OQ-09) </w:t>
+            </w:r>
+            <w:r>
+              <w:rPr>
+                <w:cs/>
+              </w:rPr>
+              <w:t xml:space="preserve">ผู้รับรอ </w:t>
+            </w:r>
+            <w:r>
+              <w:t xml:space="preserve">OQ-12 </w:t>
+            </w:r>
+            <w:r>
+              <w:rPr>
+                <w:cs/>
+              </w:rPr>
+              <w:t xml:space="preserve">ระหว่างรอยังไม่เปิดการเตือนจริง และใช้คิวงานเดิมตาม </w:t>
+            </w:r>
+            <w:r>
+              <w:t>DD-03</w:t>
+            </w:r>
           </w:p>
         </w:tc>
       </w:tr>
@@ -17538,41 +18523,48 @@
                 <w:szCs w:val="28"/>
               </w:rPr>
               <w:lastRenderedPageBreak/>
-              <w:t>DEC-</w:t>
-            </w:r>
-            <w:proofErr w:type="gramStart"/>
+              <w:t>DEC</w:t>
+            </w:r>
             <w:r>
               <w:rPr>
                 <w:b/>
                 <w:bCs/>
-                <w:color w:val="FFFFFF"/>
-                <w:sz w:val="28"/>
-                <w:szCs w:val="28"/>
-              </w:rPr>
-              <w:t xml:space="preserve">   [</w:t>
-            </w:r>
-            <w:proofErr w:type="spellStart"/>
-            <w:proofErr w:type="gramEnd"/>
+                <w:color w:val="9FD6DD"/>
+                <w:sz w:val="28"/>
+                <w:szCs w:val="28"/>
+              </w:rPr>
+              <w:t xml:space="preserve">-02 </w:t>
+            </w:r>
             <w:r>
               <w:rPr>
                 <w:b/>
                 <w:bCs/>
-                <w:color w:val="FFFFFF"/>
-                <w:sz w:val="28"/>
-                <w:szCs w:val="28"/>
-              </w:rPr>
-              <w:t>ตัดสินใจเรื่องอะไร</w:t>
-            </w:r>
-            <w:proofErr w:type="spellEnd"/>
+                <w:color w:val="9FD6DD"/>
+                <w:sz w:val="28"/>
+                <w:szCs w:val="28"/>
+                <w:cs/>
+              </w:rPr>
+              <w:t xml:space="preserve">รวมจุดตรวจสิทธิ์และข้อมูลแจ้งเตือนไว้ที่ </w:t>
+            </w:r>
             <w:r>
               <w:rPr>
                 <w:b/>
                 <w:bCs/>
-                <w:color w:val="FFFFFF"/>
-                <w:sz w:val="28"/>
-                <w:szCs w:val="28"/>
-              </w:rPr>
-              <w:t>]</w:t>
+                <w:color w:val="9FD6DD"/>
+                <w:sz w:val="28"/>
+                <w:szCs w:val="28"/>
+              </w:rPr>
+              <w:t>API</w:t>
+            </w:r>
+            <w:r>
+              <w:rPr>
+                <w:b/>
+                <w:bCs/>
+                <w:color w:val="9FD6DD"/>
+                <w:sz w:val="28"/>
+                <w:szCs w:val="28"/>
+              </w:rPr>
+              <w:t xml:space="preserve"> </w:t>
             </w:r>
             <w:r>
               <w:rPr>
@@ -17582,7 +18574,7 @@
                 <w:sz w:val="26"/>
                 <w:szCs w:val="26"/>
               </w:rPr>
-              <w:t xml:space="preserve">   [Proposed]</w:t>
+              <w:t>[Proposed]</w:t>
             </w:r>
           </w:p>
         </w:tc>
@@ -17649,6 +18641,44 @@
               <w:keepNext/>
               <w:keepLines/>
             </w:pPr>
+            <w:r>
+              <w:rPr>
+                <w:cs/>
+              </w:rPr>
+              <w:t xml:space="preserve">ให้ </w:t>
+            </w:r>
+            <w:r>
+              <w:t xml:space="preserve">CLMRS API </w:t>
+            </w:r>
+            <w:r>
+              <w:rPr>
+                <w:cs/>
+              </w:rPr>
+              <w:t xml:space="preserve">ตรวจสิทธิ์ผู้รับและจำกัดข้อมูลทุกครั้งก่อนสร้างแจ้งเตือน โดยสร้างแจ้งเตือนสถานะหลังบันทึก </w:t>
+            </w:r>
+            <w:proofErr w:type="spellStart"/>
+            <w:r>
+              <w:t>TicketStatusLog</w:t>
+            </w:r>
+            <w:proofErr w:type="spellEnd"/>
+            <w:r>
+              <w:t xml:space="preserve"> </w:t>
+            </w:r>
+            <w:r>
+              <w:rPr>
+                <w:cs/>
+              </w:rPr>
+              <w:t xml:space="preserve">สำเร็จ ส่วนการส่งภายนอกต้องตรวจ </w:t>
+            </w:r>
+            <w:r>
+              <w:t xml:space="preserve">opt-in </w:t>
+            </w:r>
+            <w:r>
+              <w:rPr>
+                <w:cs/>
+              </w:rPr>
+              <w:t>เมื่อเปิดใช้ในอนาคต</w:t>
+            </w:r>
           </w:p>
         </w:tc>
       </w:tr>
@@ -17724,6 +18754,39 @@
               <w:keepNext/>
               <w:keepLines/>
             </w:pPr>
+            <w:r>
+              <w:rPr>
+                <w:cs/>
+              </w:rPr>
+              <w:t xml:space="preserve">รองรับ </w:t>
+            </w:r>
+            <w:r>
+              <w:t xml:space="preserve">driver D1 </w:t>
+            </w:r>
+            <w:r>
+              <w:rPr>
+                <w:cs/>
+              </w:rPr>
+              <w:t xml:space="preserve">และ </w:t>
+            </w:r>
+            <w:r>
+              <w:t xml:space="preserve">D2, NFR-CLMRS-01, NFR-CLMRS-05, BR-05, BR-09, BR-10 </w:t>
+            </w:r>
+            <w:r>
+              <w:rPr>
+                <w:cs/>
+              </w:rPr>
+              <w:t xml:space="preserve">และ </w:t>
+            </w:r>
+            <w:r>
+              <w:t xml:space="preserve">DR-03 </w:t>
+            </w:r>
+            <w:r>
+              <w:rPr>
+                <w:cs/>
+              </w:rPr>
+              <w:t>ป้องกันส่งผิดคน ข้อมูลเกินจำเป็น หรือแจ้งสถานะที่ยังบันทึกไม่สำเร็จ</w:t>
+            </w:r>
           </w:p>
         </w:tc>
       </w:tr>
@@ -17789,6 +18852,51 @@
               <w:keepNext/>
               <w:keepLines/>
             </w:pPr>
+            <w:r>
+              <w:rPr>
+                <w:cs/>
+              </w:rPr>
+              <w:t xml:space="preserve">ตรวจเฉพาะใน </w:t>
+            </w:r>
+            <w:r>
+              <w:t xml:space="preserve">Web App </w:t>
+            </w:r>
+            <w:r>
+              <w:rPr>
+                <w:cs/>
+              </w:rPr>
+              <w:t xml:space="preserve">เพราะ </w:t>
+            </w:r>
+            <w:r>
+              <w:t xml:space="preserve">Reminder Job </w:t>
+            </w:r>
+            <w:r>
+              <w:rPr>
+                <w:cs/>
+              </w:rPr>
+              <w:t>ไม่ผ่านหน้าจอ</w:t>
+            </w:r>
+            <w:r>
+              <w:t xml:space="preserve">; </w:t>
+            </w:r>
+            <w:r>
+              <w:rPr>
+                <w:cs/>
+              </w:rPr>
+              <w:t xml:space="preserve">แยกกติกาไปตรวจซ้ำใน </w:t>
+            </w:r>
+            <w:r>
+              <w:t xml:space="preserve">Reminder Job </w:t>
+            </w:r>
+            <w:r>
+              <w:rPr>
+                <w:cs/>
+              </w:rPr>
+              <w:t xml:space="preserve">เพราะเสี่ยงใช้กติกาไม่ตรงกับ </w:t>
+            </w:r>
+            <w:r>
+              <w:t>API</w:t>
+            </w:r>
           </w:p>
         </w:tc>
       </w:tr>
@@ -17852,6 +18960,59 @@
             <w:pPr>
               <w:keepLines/>
             </w:pPr>
+            <w:r>
+              <w:t xml:space="preserve">Web App </w:t>
+            </w:r>
+            <w:r>
+              <w:rPr>
+                <w:cs/>
+              </w:rPr>
+              <w:t xml:space="preserve">และ </w:t>
+            </w:r>
+            <w:r>
+              <w:t xml:space="preserve">Reminder Job </w:t>
+            </w:r>
+            <w:r>
+              <w:rPr>
+                <w:cs/>
+              </w:rPr>
+              <w:t xml:space="preserve">ใช้กติกาจาก </w:t>
+            </w:r>
+            <w:r>
+              <w:t xml:space="preserve">API </w:t>
+            </w:r>
+            <w:r>
+              <w:rPr>
+                <w:cs/>
+              </w:rPr>
+              <w:t>ร่วมกัน ต้องตรวจสอบทั้งเส้นทางเปลี่ยนสถานะและเตือนตามเวลา รายละเอียด</w:t>
+            </w:r>
+            <w:proofErr w:type="spellStart"/>
+            <w:r>
+              <w:rPr>
+                <w:cs/>
+              </w:rPr>
+              <w:t>ฟิ</w:t>
+            </w:r>
+            <w:proofErr w:type="spellEnd"/>
+            <w:r>
+              <w:rPr>
+                <w:cs/>
+              </w:rPr>
+              <w:t xml:space="preserve">ลด์รอ </w:t>
+            </w:r>
+            <w:r>
+              <w:t xml:space="preserve">OQ-11 </w:t>
+            </w:r>
+            <w:r>
+              <w:rPr>
+                <w:cs/>
+              </w:rPr>
+              <w:t xml:space="preserve">และการส่งภายนอกรอ </w:t>
+            </w:r>
+            <w:r>
+              <w:t>OQ-10</w:t>
+            </w:r>
           </w:p>
         </w:tc>
       </w:tr>
@@ -17930,8 +19091,8 @@
       </w:tblPr>
       <w:tblGrid>
         <w:gridCol w:w="2505"/>
-        <w:gridCol w:w="4433"/>
-        <w:gridCol w:w="2700"/>
+        <w:gridCol w:w="3340"/>
+        <w:gridCol w:w="3793"/>
       </w:tblGrid>
       <w:tr>
         <w:trPr>
@@ -17976,7 +19137,7 @@
         </w:tc>
         <w:tc>
           <w:tcPr>
-            <w:tcW w:w="4433" w:type="dxa"/>
+            <w:tcW w:w="3340" w:type="dxa"/>
             <w:tcBorders>
               <w:top w:val="single" w:sz="4" w:space="0" w:color="173B65"/>
               <w:left w:val="single" w:sz="4" w:space="0" w:color="173B65"/>
@@ -18022,7 +19183,7 @@
         </w:tc>
         <w:tc>
           <w:tcPr>
-            <w:tcW w:w="2700" w:type="dxa"/>
+            <w:tcW w:w="3793" w:type="dxa"/>
             <w:tcBorders>
               <w:top w:val="single" w:sz="4" w:space="0" w:color="173B65"/>
               <w:left w:val="single" w:sz="4" w:space="0" w:color="173B65"/>
@@ -18083,11 +19244,23 @@
             <w:pPr>
               <w:keepNext/>
             </w:pPr>
-          </w:p>
-        </w:tc>
-        <w:tc>
-          <w:tcPr>
-            <w:tcW w:w="4433" w:type="dxa"/>
+            <w:r>
+              <w:t xml:space="preserve">S1 </w:t>
+            </w:r>
+            <w:r>
+              <w:rPr>
+                <w:cs/>
+              </w:rPr>
+              <w:t xml:space="preserve">เปลี่ยนสถานะและแจ้งในระบบ — </w:t>
+            </w:r>
+            <w:r>
+              <w:t>Build now</w:t>
+            </w:r>
+          </w:p>
+        </w:tc>
+        <w:tc>
+          <w:tcPr>
+            <w:tcW w:w="3340" w:type="dxa"/>
             <w:tcBorders>
               <w:top w:val="single" w:sz="4" w:space="0" w:color="C9D3DC"/>
               <w:left w:val="single" w:sz="4" w:space="0" w:color="C9D3DC"/>
@@ -18106,11 +19279,42 @@
             <w:pPr>
               <w:keepNext/>
             </w:pPr>
-          </w:p>
-        </w:tc>
-        <w:tc>
-          <w:tcPr>
-            <w:tcW w:w="2700" w:type="dxa"/>
+            <w:r>
+              <w:t xml:space="preserve">CLMRS Web App </w:t>
+            </w:r>
+            <w:r>
+              <w:rPr>
+                <w:rFonts w:ascii="Arial" w:hAnsi="Arial" w:cs="Arial"/>
+              </w:rPr>
+              <w:t>→</w:t>
+            </w:r>
+            <w:r>
+              <w:t xml:space="preserve"> CLMRS API </w:t>
+            </w:r>
+            <w:r>
+              <w:rPr>
+                <w:rFonts w:ascii="Arial" w:hAnsi="Arial" w:cs="Arial"/>
+              </w:rPr>
+              <w:t>→</w:t>
+            </w:r>
+            <w:r>
+              <w:t xml:space="preserve"> CLMRS Database; CLMRS Web App </w:t>
+            </w:r>
+            <w:r>
+              <w:rPr>
+                <w:rFonts w:cs="Angsana New"/>
+                <w:cs/>
+              </w:rPr>
+              <w:t xml:space="preserve">รับข้อมูลแจ้งเตือนผ่าน </w:t>
+            </w:r>
+            <w:r>
+              <w:t>CLMRS API</w:t>
+            </w:r>
+          </w:p>
+        </w:tc>
+        <w:tc>
+          <w:tcPr>
+            <w:tcW w:w="3793" w:type="dxa"/>
             <w:tcBorders>
               <w:top w:val="single" w:sz="4" w:space="0" w:color="C9D3DC"/>
               <w:left w:val="single" w:sz="4" w:space="0" w:color="C9D3DC"/>
@@ -18129,6 +19333,50 @@
             <w:pPr>
               <w:keepNext/>
             </w:pPr>
+            <w:r>
+              <w:t xml:space="preserve">API </w:t>
+            </w:r>
+            <w:r>
+              <w:rPr>
+                <w:cs/>
+              </w:rPr>
+              <w:t xml:space="preserve">ตรวจสิทธิ์และกติกาสถานะ เช่น </w:t>
+            </w:r>
+            <w:r>
+              <w:t xml:space="preserve">BR-07 </w:t>
+            </w:r>
+            <w:r>
+              <w:rPr>
+                <w:cs/>
+              </w:rPr>
+              <w:t xml:space="preserve">กรณีปิดงาน แล้วสร้างแจ้งเตือนหลังบันทึก </w:t>
+            </w:r>
+            <w:proofErr w:type="spellStart"/>
+            <w:r>
+              <w:t>TicketStatusLog</w:t>
+            </w:r>
+            <w:proofErr w:type="spellEnd"/>
+            <w:r>
+              <w:t xml:space="preserve"> </w:t>
+            </w:r>
+            <w:r>
+              <w:rPr>
+                <w:cs/>
+              </w:rPr>
+              <w:t xml:space="preserve">สำเร็จ ตรวจผู้รับตาม </w:t>
+            </w:r>
+            <w:r>
+              <w:t xml:space="preserve">BR-05 </w:t>
+            </w:r>
+            <w:r>
+              <w:rPr>
+                <w:cs/>
+              </w:rPr>
+              <w:t xml:space="preserve">และจำกัดข้อความตาม </w:t>
+            </w:r>
+            <w:r>
+              <w:t>BR-10</w:t>
+            </w:r>
           </w:p>
         </w:tc>
       </w:tr>
@@ -18154,11 +19402,30 @@
               <w:right w:w="90" w:type="dxa"/>
             </w:tcMar>
           </w:tcPr>
-          <w:p/>
-        </w:tc>
-        <w:tc>
-          <w:tcPr>
-            <w:tcW w:w="4433" w:type="dxa"/>
+          <w:p>
+            <w:r>
+              <w:t xml:space="preserve">S2 </w:t>
+            </w:r>
+            <w:r>
+              <w:rPr>
+                <w:cs/>
+              </w:rPr>
+              <w:t xml:space="preserve">เตือนงานค้าง — </w:t>
+            </w:r>
+            <w:r>
+              <w:t xml:space="preserve">Build now </w:t>
+            </w:r>
+            <w:r>
+              <w:rPr>
+                <w:cs/>
+              </w:rPr>
+              <w:t>เฉพาะกลไก</w:t>
+            </w:r>
+          </w:p>
+        </w:tc>
+        <w:tc>
+          <w:tcPr>
+            <w:tcW w:w="3340" w:type="dxa"/>
             <w:tcBorders>
               <w:top w:val="single" w:sz="4" w:space="0" w:color="C9D3DC"/>
               <w:left w:val="single" w:sz="4" w:space="0" w:color="C9D3DC"/>
@@ -18173,11 +19440,43 @@
               <w:right w:w="90" w:type="dxa"/>
             </w:tcMar>
           </w:tcPr>
-          <w:p/>
-        </w:tc>
-        <w:tc>
-          <w:tcPr>
-            <w:tcW w:w="2700" w:type="dxa"/>
+          <w:p>
+            <w:r>
+              <w:t xml:space="preserve">Reminder Job </w:t>
+            </w:r>
+            <w:r>
+              <w:rPr>
+                <w:rFonts w:ascii="Arial" w:hAnsi="Arial" w:cs="Arial"/>
+              </w:rPr>
+              <w:t>→</w:t>
+            </w:r>
+            <w:r>
+              <w:t xml:space="preserve"> CLMRS API </w:t>
+            </w:r>
+            <w:r>
+              <w:rPr>
+                <w:rFonts w:ascii="Arial" w:hAnsi="Arial" w:cs="Arial"/>
+              </w:rPr>
+              <w:t>→</w:t>
+            </w:r>
+            <w:r>
+              <w:t xml:space="preserve"> CLMRS Database; CLMRS Web App </w:t>
+            </w:r>
+            <w:r>
+              <w:rPr>
+                <w:rFonts w:cs="Angsana New"/>
+                <w:cs/>
+              </w:rPr>
+              <w:t xml:space="preserve">รับข้อมูลแจ้งเตือนผ่าน </w:t>
+            </w:r>
+            <w:r>
+              <w:t>CLMRS API</w:t>
+            </w:r>
+          </w:p>
+        </w:tc>
+        <w:tc>
+          <w:tcPr>
+            <w:tcW w:w="3793" w:type="dxa"/>
             <w:tcBorders>
               <w:top w:val="single" w:sz="4" w:space="0" w:color="C9D3DC"/>
               <w:left w:val="single" w:sz="4" w:space="0" w:color="C9D3DC"/>
@@ -18192,7 +19491,293 @@
               <w:right w:w="90" w:type="dxa"/>
             </w:tcMar>
           </w:tcPr>
-          <w:p/>
+          <w:p>
+            <w:r>
+              <w:t xml:space="preserve">API </w:t>
+            </w:r>
+            <w:r>
+              <w:rPr>
+                <w:cs/>
+              </w:rPr>
+              <w:t xml:space="preserve">ตรวจเกณฑ์เวลาและผู้รับก่อนสร้างการเตือน ระยะเวลา/รอบตรวจรอ </w:t>
+            </w:r>
+            <w:r>
+              <w:t xml:space="preserve">OQ-09 </w:t>
+            </w:r>
+            <w:r>
+              <w:rPr>
+                <w:cs/>
+              </w:rPr>
+              <w:t xml:space="preserve">และผู้รับรอ </w:t>
+            </w:r>
+            <w:r>
+              <w:t xml:space="preserve">OQ-12 </w:t>
+            </w:r>
+            <w:r>
+              <w:rPr>
+                <w:cs/>
+              </w:rPr>
+              <w:t xml:space="preserve">ระหว่างรอยังไม่เปิดการเตือนตาม </w:t>
+            </w:r>
+            <w:r>
+              <w:t>DD-03</w:t>
+            </w:r>
+          </w:p>
+        </w:tc>
+      </w:tr>
+      <w:tr>
+        <w:trPr>
+          <w:cantSplit/>
+          <w:trHeight w:val="737"/>
+        </w:trPr>
+        <w:tc>
+          <w:tcPr>
+            <w:tcW w:w="2505" w:type="dxa"/>
+            <w:tcBorders>
+              <w:top w:val="single" w:sz="4" w:space="0" w:color="C9D3DC"/>
+              <w:left w:val="single" w:sz="4" w:space="0" w:color="C9D3DC"/>
+              <w:bottom w:val="single" w:sz="4" w:space="0" w:color="C9D3DC"/>
+              <w:right w:val="single" w:sz="4" w:space="0" w:color="C9D3DC"/>
+            </w:tcBorders>
+            <w:shd w:val="clear" w:color="auto" w:fill="F1F7FA"/>
+            <w:tcMar>
+              <w:top w:w="40" w:type="dxa"/>
+              <w:left w:w="90" w:type="dxa"/>
+              <w:bottom w:w="40" w:type="dxa"/>
+              <w:right w:w="90" w:type="dxa"/>
+            </w:tcMar>
+          </w:tcPr>
+          <w:p>
+            <w:r>
+              <w:t xml:space="preserve">S3 </w:t>
+            </w:r>
+            <w:r>
+              <w:rPr>
+                <w:cs/>
+              </w:rPr>
+              <w:t>ส่งแจ้งเตือนภายนอก — ไม่ทำในวิชานี้ รอคำตอบ</w:t>
+            </w:r>
+          </w:p>
+        </w:tc>
+        <w:tc>
+          <w:tcPr>
+            <w:tcW w:w="3340" w:type="dxa"/>
+            <w:tcBorders>
+              <w:top w:val="single" w:sz="4" w:space="0" w:color="C9D3DC"/>
+              <w:left w:val="single" w:sz="4" w:space="0" w:color="C9D3DC"/>
+              <w:bottom w:val="single" w:sz="4" w:space="0" w:color="C9D3DC"/>
+              <w:right w:val="single" w:sz="4" w:space="0" w:color="C9D3DC"/>
+            </w:tcBorders>
+            <w:shd w:val="clear" w:color="auto" w:fill="F1F7FA"/>
+            <w:tcMar>
+              <w:top w:w="40" w:type="dxa"/>
+              <w:left w:w="90" w:type="dxa"/>
+              <w:bottom w:w="40" w:type="dxa"/>
+              <w:right w:w="90" w:type="dxa"/>
+            </w:tcMar>
+          </w:tcPr>
+          <w:p>
+            <w:r>
+              <w:t xml:space="preserve">CLMRS API </w:t>
+            </w:r>
+            <w:r>
+              <w:rPr>
+                <w:rFonts w:ascii="Arial" w:hAnsi="Arial" w:cs="Arial"/>
+              </w:rPr>
+              <w:t>→</w:t>
+            </w:r>
+            <w:r>
+              <w:t xml:space="preserve"> Notification Gateway (TBD)</w:t>
+            </w:r>
+          </w:p>
+        </w:tc>
+        <w:tc>
+          <w:tcPr>
+            <w:tcW w:w="3793" w:type="dxa"/>
+            <w:tcBorders>
+              <w:top w:val="single" w:sz="4" w:space="0" w:color="C9D3DC"/>
+              <w:left w:val="single" w:sz="4" w:space="0" w:color="C9D3DC"/>
+              <w:bottom w:val="single" w:sz="4" w:space="0" w:color="C9D3DC"/>
+              <w:right w:val="single" w:sz="4" w:space="0" w:color="C9D3DC"/>
+            </w:tcBorders>
+            <w:shd w:val="clear" w:color="auto" w:fill="F1F7FA"/>
+            <w:tcMar>
+              <w:top w:w="40" w:type="dxa"/>
+              <w:left w:w="90" w:type="dxa"/>
+              <w:bottom w:w="40" w:type="dxa"/>
+              <w:right w:w="90" w:type="dxa"/>
+            </w:tcMar>
+          </w:tcPr>
+          <w:p>
+            <w:r>
+              <w:rPr>
+                <w:cs/>
+              </w:rPr>
+              <w:t xml:space="preserve">เมื่อเปิดใช้ </w:t>
+            </w:r>
+            <w:r>
+              <w:t xml:space="preserve">API </w:t>
+            </w:r>
+            <w:r>
+              <w:rPr>
+                <w:cs/>
+              </w:rPr>
+              <w:t xml:space="preserve">ต้องตรวจ </w:t>
+            </w:r>
+            <w:r>
+              <w:t xml:space="preserve">opt-in </w:t>
+            </w:r>
+            <w:r>
+              <w:rPr>
+                <w:cs/>
+              </w:rPr>
+              <w:t xml:space="preserve">ตาม </w:t>
+            </w:r>
+            <w:r>
+              <w:t xml:space="preserve">BR-09 </w:t>
+            </w:r>
+            <w:r>
+              <w:rPr>
+                <w:cs/>
+              </w:rPr>
+              <w:t xml:space="preserve">และจำกัดข้อมูลตาม </w:t>
+            </w:r>
+            <w:r>
+              <w:t xml:space="preserve">BR-10/NFR-CLMRS-05 </w:t>
+            </w:r>
+            <w:r>
+              <w:rPr>
+                <w:cs/>
+              </w:rPr>
+              <w:t xml:space="preserve">ปัจจุบันยังไม่ส่งจริง รอ </w:t>
+            </w:r>
+            <w:r>
+              <w:t>OQ-10</w:t>
+            </w:r>
+          </w:p>
+        </w:tc>
+      </w:tr>
+      <w:tr>
+        <w:trPr>
+          <w:cantSplit/>
+          <w:trHeight w:val="737"/>
+        </w:trPr>
+        <w:tc>
+          <w:tcPr>
+            <w:tcW w:w="2505" w:type="dxa"/>
+            <w:tcBorders>
+              <w:top w:val="single" w:sz="4" w:space="0" w:color="C9D3DC"/>
+              <w:left w:val="single" w:sz="4" w:space="0" w:color="C9D3DC"/>
+              <w:bottom w:val="single" w:sz="4" w:space="0" w:color="C9D3DC"/>
+              <w:right w:val="single" w:sz="4" w:space="0" w:color="C9D3DC"/>
+            </w:tcBorders>
+            <w:shd w:val="clear" w:color="auto" w:fill="F1F7FA"/>
+            <w:tcMar>
+              <w:top w:w="40" w:type="dxa"/>
+              <w:left w:w="90" w:type="dxa"/>
+              <w:bottom w:w="40" w:type="dxa"/>
+              <w:right w:w="90" w:type="dxa"/>
+            </w:tcMar>
+          </w:tcPr>
+          <w:p>
+            <w:r>
+              <w:t xml:space="preserve">S4 </w:t>
+            </w:r>
+            <w:r>
+              <w:rPr>
+                <w:cs/>
+              </w:rPr>
+              <w:t xml:space="preserve">ตั้งค่า </w:t>
+            </w:r>
+            <w:r>
+              <w:t>opt-in — Overview</w:t>
+            </w:r>
+          </w:p>
+        </w:tc>
+        <w:tc>
+          <w:tcPr>
+            <w:tcW w:w="3340" w:type="dxa"/>
+            <w:tcBorders>
+              <w:top w:val="single" w:sz="4" w:space="0" w:color="C9D3DC"/>
+              <w:left w:val="single" w:sz="4" w:space="0" w:color="C9D3DC"/>
+              <w:bottom w:val="single" w:sz="4" w:space="0" w:color="C9D3DC"/>
+              <w:right w:val="single" w:sz="4" w:space="0" w:color="C9D3DC"/>
+            </w:tcBorders>
+            <w:shd w:val="clear" w:color="auto" w:fill="F1F7FA"/>
+            <w:tcMar>
+              <w:top w:w="40" w:type="dxa"/>
+              <w:left w:w="90" w:type="dxa"/>
+              <w:bottom w:w="40" w:type="dxa"/>
+              <w:right w:w="90" w:type="dxa"/>
+            </w:tcMar>
+          </w:tcPr>
+          <w:p>
+            <w:r>
+              <w:t xml:space="preserve">CLMRS Web App </w:t>
+            </w:r>
+            <w:r>
+              <w:rPr>
+                <w:rFonts w:ascii="Arial" w:hAnsi="Arial" w:cs="Arial"/>
+              </w:rPr>
+              <w:t>→</w:t>
+            </w:r>
+            <w:r>
+              <w:t xml:space="preserve"> CLMRS API </w:t>
+            </w:r>
+            <w:r>
+              <w:rPr>
+                <w:rFonts w:ascii="Arial" w:hAnsi="Arial" w:cs="Arial"/>
+              </w:rPr>
+              <w:t>→</w:t>
+            </w:r>
+            <w:r>
+              <w:t xml:space="preserve"> CLMRS Database (DR-09)</w:t>
+            </w:r>
+          </w:p>
+        </w:tc>
+        <w:tc>
+          <w:tcPr>
+            <w:tcW w:w="3793" w:type="dxa"/>
+            <w:tcBorders>
+              <w:top w:val="single" w:sz="4" w:space="0" w:color="C9D3DC"/>
+              <w:left w:val="single" w:sz="4" w:space="0" w:color="C9D3DC"/>
+              <w:bottom w:val="single" w:sz="4" w:space="0" w:color="C9D3DC"/>
+              <w:right w:val="single" w:sz="4" w:space="0" w:color="C9D3DC"/>
+            </w:tcBorders>
+            <w:shd w:val="clear" w:color="auto" w:fill="F1F7FA"/>
+            <w:tcMar>
+              <w:top w:w="40" w:type="dxa"/>
+              <w:left w:w="90" w:type="dxa"/>
+              <w:bottom w:w="40" w:type="dxa"/>
+              <w:right w:w="90" w:type="dxa"/>
+            </w:tcMar>
+          </w:tcPr>
+          <w:p>
+            <w:r>
+              <w:rPr>
+                <w:cs/>
+              </w:rPr>
+              <w:t xml:space="preserve">วางแนวทางให้ </w:t>
+            </w:r>
+            <w:r>
+              <w:t xml:space="preserve">API </w:t>
+            </w:r>
+            <w:r>
+              <w:rPr>
+                <w:cs/>
+              </w:rPr>
+              <w:t xml:space="preserve">ตรวจตัวตนและอนุญาตให้แก้เฉพาะการตั้งค่าของตน ช่องทางและรายละเอียดรอ </w:t>
+            </w:r>
+            <w:r>
+              <w:t xml:space="preserve">OQ-10 </w:t>
+            </w:r>
+            <w:r>
+              <w:rPr>
+                <w:cs/>
+              </w:rPr>
+              <w:t>ยังไม่รวมการทำหน้าตั้งค่าในรุ่นแรก</w:t>
+            </w:r>
+          </w:p>
         </w:tc>
       </w:tr>
     </w:tbl>
@@ -18227,7 +19812,7 @@
         <w:tblLook w:val="0000" w:firstRow="0" w:lastRow="0" w:firstColumn="0" w:lastColumn="0" w:noHBand="0" w:noVBand="0"/>
       </w:tblPr>
       <w:tblGrid>
-        <w:gridCol w:w="15318"/>
+        <w:gridCol w:w="15370"/>
       </w:tblGrid>
       <w:tr>
         <w:trPr>
@@ -18255,107 +19840,53 @@
             <w:pPr>
               <w:jc w:val="center"/>
             </w:pPr>
-            <w:proofErr w:type="spellStart"/>
-            <w:r>
-              <w:rPr>
-                <w:i/>
-                <w:iCs/>
-                <w:color w:val="8A99A8"/>
-                <w:sz w:val="28"/>
-                <w:szCs w:val="28"/>
+            <w:r>
+              <w:rPr>
+                <w:noProof/>
               </w:rPr>
               <w:lastRenderedPageBreak/>
-              <w:t>วางภาพ</w:t>
-            </w:r>
-            <w:proofErr w:type="spellEnd"/>
-            <w:r>
-              <w:rPr>
-                <w:i/>
-                <w:iCs/>
-                <w:color w:val="8A99A8"/>
-                <w:sz w:val="28"/>
-                <w:szCs w:val="28"/>
-              </w:rPr>
-              <w:t xml:space="preserve"> Context diagram </w:t>
-            </w:r>
-            <w:proofErr w:type="spellStart"/>
-            <w:r>
-              <w:rPr>
-                <w:i/>
-                <w:iCs/>
-                <w:color w:val="8A99A8"/>
-                <w:sz w:val="28"/>
-                <w:szCs w:val="28"/>
-              </w:rPr>
-              <w:t>ที่</w:t>
-            </w:r>
-            <w:proofErr w:type="spellEnd"/>
-            <w:r>
-              <w:rPr>
-                <w:i/>
-                <w:iCs/>
-                <w:color w:val="8A99A8"/>
-                <w:sz w:val="28"/>
-                <w:szCs w:val="28"/>
-              </w:rPr>
-              <w:t xml:space="preserve"> export </w:t>
-            </w:r>
-            <w:proofErr w:type="spellStart"/>
-            <w:r>
-              <w:rPr>
-                <w:i/>
-                <w:iCs/>
-                <w:color w:val="8A99A8"/>
-                <w:sz w:val="28"/>
-                <w:szCs w:val="28"/>
-              </w:rPr>
-              <w:t>จาก</w:t>
-            </w:r>
-            <w:proofErr w:type="spellEnd"/>
-            <w:r>
-              <w:rPr>
-                <w:i/>
-                <w:iCs/>
-                <w:color w:val="8A99A8"/>
-                <w:sz w:val="28"/>
-                <w:szCs w:val="28"/>
-              </w:rPr>
-              <w:t xml:space="preserve"> draw.io — </w:t>
-            </w:r>
-            <w:proofErr w:type="spellStart"/>
-            <w:r>
-              <w:rPr>
-                <w:i/>
-                <w:iCs/>
-                <w:color w:val="8A99A8"/>
-                <w:sz w:val="28"/>
-                <w:szCs w:val="28"/>
-              </w:rPr>
-              <w:t>ระบบภายนอกมีป้าย</w:t>
-            </w:r>
-            <w:proofErr w:type="spellEnd"/>
-            <w:r>
-              <w:rPr>
-                <w:i/>
-                <w:iCs/>
-                <w:color w:val="8A99A8"/>
-                <w:sz w:val="28"/>
-                <w:szCs w:val="28"/>
-              </w:rPr>
-              <w:t xml:space="preserve"> Core / Extension / TBD · </w:t>
-            </w:r>
-            <w:proofErr w:type="spellStart"/>
-            <w:r>
-              <w:rPr>
-                <w:i/>
-                <w:iCs/>
-                <w:color w:val="8A99A8"/>
-                <w:sz w:val="28"/>
-                <w:szCs w:val="28"/>
-              </w:rPr>
-              <w:t>ลูกศรมีป้าย</w:t>
-            </w:r>
-            <w:proofErr w:type="spellEnd"/>
+              <w:drawing>
+                <wp:inline distT="0" distB="0" distL="0" distR="0" wp14:anchorId="2E542D94" wp14:editId="3F9CA39E">
+                  <wp:extent cx="9504883" cy="6106602"/>
+                  <wp:effectExtent l="0" t="0" r="1270" b="8890"/>
+                  <wp:docPr id="3" name="รูปภาพ 3"/>
+                  <wp:cNvGraphicFramePr>
+                    <a:graphicFrameLocks xmlns:a="http://schemas.openxmlformats.org/drawingml/2006/main" noChangeAspect="1"/>
+                  </wp:cNvGraphicFramePr>
+                  <a:graphic xmlns:a="http://schemas.openxmlformats.org/drawingml/2006/main">
+                    <a:graphicData uri="http://schemas.openxmlformats.org/drawingml/2006/picture">
+                      <pic:pic xmlns:pic="http://schemas.openxmlformats.org/drawingml/2006/picture">
+                        <pic:nvPicPr>
+                          <pic:cNvPr id="3" name="รูปภาพ 3"/>
+                          <pic:cNvPicPr/>
+                        </pic:nvPicPr>
+                        <pic:blipFill>
+                          <a:blip r:embed="rId9">
+                            <a:extLst>
+                              <a:ext uri="{28A0092B-C50C-407E-A947-70E740481C1C}">
+                                <a14:useLocalDpi xmlns:a14="http://schemas.microsoft.com/office/drawing/2010/main" val="0"/>
+                              </a:ext>
+                            </a:extLst>
+                          </a:blip>
+                          <a:stretch>
+                            <a:fillRect/>
+                          </a:stretch>
+                        </pic:blipFill>
+                        <pic:spPr>
+                          <a:xfrm>
+                            <a:off x="0" y="0"/>
+                            <a:ext cx="9525218" cy="6119667"/>
+                          </a:xfrm>
+                          <a:prstGeom prst="rect">
+                            <a:avLst/>
+                          </a:prstGeom>
+                        </pic:spPr>
+                      </pic:pic>
+                    </a:graphicData>
+                  </a:graphic>
+                </wp:inline>
+              </w:drawing>
+            </w:r>
           </w:p>
         </w:tc>
       </w:tr>
@@ -18364,14 +19895,13 @@
       <w:pPr>
         <w:spacing w:before="40" w:after="160"/>
         <w:jc w:val="center"/>
-        <w:sectPr>
-          <w:headerReference w:type="default" r:id="rId9"/>
-          <w:footerReference w:type="default" r:id="rId10"/>
-          <w:pgSz w:w="16838" w:h="11906" w:orient="landscape"/>
-          <w:pgMar w:top="760" w:right="760" w:bottom="760" w:left="760" w:header="380" w:footer="380" w:gutter="0"/>
-          <w:cols w:space="720"/>
-          <w:docGrid w:linePitch="360"/>
-        </w:sectPr>
+        <w:rPr>
+          <w:i/>
+          <w:iCs/>
+          <w:color w:val="5A6B7C"/>
+          <w:sz w:val="26"/>
+          <w:szCs w:val="26"/>
+        </w:rPr>
       </w:pPr>
       <w:proofErr w:type="spellStart"/>
       <w:r>
@@ -18417,6 +19947,36 @@
         </w:rPr>
         <w:t xml:space="preserve"> (final-exam/diagrams/context-after.png)</w:t>
       </w:r>
+    </w:p>
+    <w:p>
+      <w:pPr>
+        <w:spacing w:before="40" w:after="160"/>
+        <w:jc w:val="center"/>
+        <w:rPr>
+          <w:rFonts w:hint="cs"/>
+          <w:i/>
+          <w:iCs/>
+          <w:color w:val="5A6B7C"/>
+          <w:sz w:val="26"/>
+          <w:szCs w:val="26"/>
+        </w:rPr>
+      </w:pPr>
+    </w:p>
+    <w:p>
+      <w:pPr>
+        <w:spacing w:before="40" w:after="160"/>
+        <w:rPr>
+          <w:rFonts w:hint="cs"/>
+        </w:rPr>
+        <w:sectPr>
+          <w:headerReference w:type="default" r:id="rId10"/>
+          <w:footerReference w:type="default" r:id="rId11"/>
+          <w:pgSz w:w="16838" w:h="11906" w:orient="landscape"/>
+          <w:pgMar w:top="760" w:right="760" w:bottom="760" w:left="760" w:header="380" w:footer="380" w:gutter="0"/>
+          <w:cols w:space="720"/>
+          <w:docGrid w:linePitch="360"/>
+        </w:sectPr>
+      </w:pPr>
     </w:p>
     <w:tbl>
       <w:tblPr>
@@ -18436,7 +19996,7 @@
         <w:tblLook w:val="0000" w:firstRow="0" w:lastRow="0" w:firstColumn="0" w:lastColumn="0" w:noHBand="0" w:noVBand="0"/>
       </w:tblPr>
       <w:tblGrid>
-        <w:gridCol w:w="15318"/>
+        <w:gridCol w:w="15490"/>
       </w:tblGrid>
       <w:tr>
         <w:trPr>
@@ -18464,129 +20024,53 @@
             <w:pPr>
               <w:jc w:val="center"/>
             </w:pPr>
-            <w:proofErr w:type="spellStart"/>
-            <w:r>
-              <w:rPr>
-                <w:i/>
-                <w:iCs/>
-                <w:color w:val="8A99A8"/>
-                <w:sz w:val="28"/>
-                <w:szCs w:val="28"/>
+            <w:r>
+              <w:rPr>
+                <w:noProof/>
               </w:rPr>
               <w:lastRenderedPageBreak/>
-              <w:t>วางภาพ</w:t>
-            </w:r>
-            <w:proofErr w:type="spellEnd"/>
-            <w:r>
-              <w:rPr>
-                <w:i/>
-                <w:iCs/>
-                <w:color w:val="8A99A8"/>
-                <w:sz w:val="28"/>
-                <w:szCs w:val="28"/>
-              </w:rPr>
-              <w:t xml:space="preserve"> Container diagram — </w:t>
-            </w:r>
-            <w:proofErr w:type="spellStart"/>
-            <w:r>
-              <w:rPr>
-                <w:i/>
-                <w:iCs/>
-                <w:color w:val="8A99A8"/>
-                <w:sz w:val="28"/>
-                <w:szCs w:val="28"/>
-              </w:rPr>
-              <w:t>ทุกกล่องมี</w:t>
-            </w:r>
-            <w:proofErr w:type="spellEnd"/>
-            <w:r>
-              <w:rPr>
-                <w:i/>
-                <w:iCs/>
-                <w:color w:val="8A99A8"/>
-                <w:sz w:val="28"/>
-                <w:szCs w:val="28"/>
-              </w:rPr>
-              <w:t xml:space="preserve"> [</w:t>
-            </w:r>
-            <w:proofErr w:type="spellStart"/>
-            <w:r>
-              <w:rPr>
-                <w:i/>
-                <w:iCs/>
-                <w:color w:val="8A99A8"/>
-                <w:sz w:val="28"/>
-                <w:szCs w:val="28"/>
-              </w:rPr>
-              <w:t>ชนิด</w:t>
-            </w:r>
-            <w:proofErr w:type="spellEnd"/>
-            <w:r>
-              <w:rPr>
-                <w:i/>
-                <w:iCs/>
-                <w:color w:val="8A99A8"/>
-                <w:sz w:val="28"/>
-                <w:szCs w:val="28"/>
-              </w:rPr>
-              <w:t xml:space="preserve"> · </w:t>
-            </w:r>
-            <w:proofErr w:type="spellStart"/>
-            <w:r>
-              <w:rPr>
-                <w:i/>
-                <w:iCs/>
-                <w:color w:val="8A99A8"/>
-                <w:sz w:val="28"/>
-                <w:szCs w:val="28"/>
-              </w:rPr>
-              <w:t>เทคโนโลยี</w:t>
-            </w:r>
-            <w:proofErr w:type="spellEnd"/>
-            <w:r>
-              <w:rPr>
-                <w:i/>
-                <w:iCs/>
-                <w:color w:val="8A99A8"/>
-                <w:sz w:val="28"/>
-                <w:szCs w:val="28"/>
-              </w:rPr>
-              <w:t xml:space="preserve">] · </w:t>
-            </w:r>
-            <w:proofErr w:type="spellStart"/>
-            <w:r>
-              <w:rPr>
-                <w:i/>
-                <w:iCs/>
-                <w:color w:val="8A99A8"/>
-                <w:sz w:val="28"/>
-                <w:szCs w:val="28"/>
-              </w:rPr>
-              <w:t>ลูกศรบอกว่าส่งอะไร</w:t>
-            </w:r>
-            <w:proofErr w:type="spellEnd"/>
-            <w:r>
-              <w:rPr>
-                <w:i/>
-                <w:iCs/>
-                <w:color w:val="8A99A8"/>
-                <w:sz w:val="28"/>
-                <w:szCs w:val="28"/>
-              </w:rPr>
-              <w:t xml:space="preserve"> </w:t>
-            </w:r>
-            <w:proofErr w:type="spellStart"/>
-            <w:r>
-              <w:rPr>
-                <w:i/>
-                <w:iCs/>
-                <w:color w:val="8A99A8"/>
-                <w:sz w:val="28"/>
-                <w:szCs w:val="28"/>
-              </w:rPr>
-              <w:t>ผ่านอะไร</w:t>
-            </w:r>
-            <w:proofErr w:type="spellEnd"/>
+              <w:drawing>
+                <wp:inline distT="0" distB="0" distL="0" distR="0" wp14:anchorId="49665079" wp14:editId="512BAF77">
+                  <wp:extent cx="9575053" cy="6193155"/>
+                  <wp:effectExtent l="0" t="0" r="7620" b="0"/>
+                  <wp:docPr id="4" name="รูปภาพ 4"/>
+                  <wp:cNvGraphicFramePr>
+                    <a:graphicFrameLocks xmlns:a="http://schemas.openxmlformats.org/drawingml/2006/main" noChangeAspect="1"/>
+                  </wp:cNvGraphicFramePr>
+                  <a:graphic xmlns:a="http://schemas.openxmlformats.org/drawingml/2006/main">
+                    <a:graphicData uri="http://schemas.openxmlformats.org/drawingml/2006/picture">
+                      <pic:pic xmlns:pic="http://schemas.openxmlformats.org/drawingml/2006/picture">
+                        <pic:nvPicPr>
+                          <pic:cNvPr id="4" name="รูปภาพ 4"/>
+                          <pic:cNvPicPr/>
+                        </pic:nvPicPr>
+                        <pic:blipFill>
+                          <a:blip r:embed="rId12">
+                            <a:extLst>
+                              <a:ext uri="{28A0092B-C50C-407E-A947-70E740481C1C}">
+                                <a14:useLocalDpi xmlns:a14="http://schemas.microsoft.com/office/drawing/2010/main" val="0"/>
+                              </a:ext>
+                            </a:extLst>
+                          </a:blip>
+                          <a:stretch>
+                            <a:fillRect/>
+                          </a:stretch>
+                        </pic:blipFill>
+                        <pic:spPr>
+                          <a:xfrm>
+                            <a:off x="0" y="0"/>
+                            <a:ext cx="9602709" cy="6211043"/>
+                          </a:xfrm>
+                          <a:prstGeom prst="rect">
+                            <a:avLst/>
+                          </a:prstGeom>
+                        </pic:spPr>
+                      </pic:pic>
+                    </a:graphicData>
+                  </a:graphic>
+                </wp:inline>
+              </w:drawing>
+            </w:r>
           </w:p>
         </w:tc>
       </w:tr>
@@ -18596,8 +20080,8 @@
         <w:spacing w:before="40" w:after="160"/>
         <w:jc w:val="center"/>
         <w:sectPr>
-          <w:headerReference w:type="default" r:id="rId11"/>
-          <w:footerReference w:type="default" r:id="rId12"/>
+          <w:headerReference w:type="default" r:id="rId13"/>
+          <w:footerReference w:type="default" r:id="rId14"/>
           <w:pgSz w:w="16838" w:h="11906" w:orient="landscape"/>
           <w:pgMar w:top="760" w:right="760" w:bottom="760" w:left="760" w:header="380" w:footer="380" w:gutter="0"/>
           <w:cols w:space="720"/>
@@ -18651,7 +20135,7 @@
     </w:p>
     <w:p>
       <w:pPr>
-        <w:pStyle w:val="Heading1"/>
+        <w:pStyle w:val="1"/>
         <w:keepNext/>
         <w:pageBreakBefore/>
         <w:pBdr>
@@ -19694,6 +21178,7 @@
           <w:sz w:val="30"/>
           <w:szCs w:val="30"/>
         </w:rPr>
+        <w:lastRenderedPageBreak/>
         <w:t xml:space="preserve">5.3 </w:t>
       </w:r>
       <w:proofErr w:type="spellStart"/>
@@ -20299,7 +21784,7 @@
     </w:p>
     <w:p>
       <w:pPr>
-        <w:pStyle w:val="Heading1"/>
+        <w:pStyle w:val="1"/>
         <w:keepNext/>
         <w:pageBreakBefore/>
         <w:pBdr>
@@ -21550,8 +23035,8 @@
       <w:proofErr w:type="spellEnd"/>
     </w:p>
     <w:sectPr>
-      <w:headerReference w:type="default" r:id="rId13"/>
-      <w:footerReference w:type="default" r:id="rId14"/>
+      <w:headerReference w:type="default" r:id="rId15"/>
+      <w:footerReference w:type="default" r:id="rId16"/>
       <w:pgSz w:w="11906" w:h="16838"/>
       <w:pgMar w:top="1134" w:right="1134" w:bottom="1134" w:left="1134" w:header="560" w:footer="560" w:gutter="0"/>
       <w:cols w:space="720"/>
@@ -22752,11 +24237,11 @@
     <w:lsdException w:name="Unresolved Mention" w:semiHidden="1" w:unhideWhenUsed="1"/>
     <w:lsdException w:name="Smart Link" w:semiHidden="1" w:unhideWhenUsed="1"/>
   </w:latentStyles>
-  <w:style w:type="paragraph" w:default="1" w:styleId="Normal">
+  <w:style w:type="paragraph" w:default="1" w:styleId="a">
     <w:name w:val="Normal"/>
     <w:qFormat/>
   </w:style>
-  <w:style w:type="paragraph" w:styleId="Heading1">
+  <w:style w:type="paragraph" w:styleId="1">
     <w:name w:val="heading 1"/>
     <w:uiPriority w:val="9"/>
     <w:qFormat/>
@@ -22771,7 +24256,7 @@
       <w:szCs w:val="40"/>
     </w:rPr>
   </w:style>
-  <w:style w:type="paragraph" w:styleId="Heading2">
+  <w:style w:type="paragraph" w:styleId="2">
     <w:name w:val="heading 2"/>
     <w:uiPriority w:val="9"/>
     <w:semiHidden/>
@@ -22786,7 +24271,7 @@
       <w:szCs w:val="26"/>
     </w:rPr>
   </w:style>
-  <w:style w:type="paragraph" w:styleId="Heading3">
+  <w:style w:type="paragraph" w:styleId="3">
     <w:name w:val="heading 3"/>
     <w:uiPriority w:val="9"/>
     <w:semiHidden/>
@@ -22801,7 +24286,7 @@
       <w:szCs w:val="24"/>
     </w:rPr>
   </w:style>
-  <w:style w:type="paragraph" w:styleId="Heading4">
+  <w:style w:type="paragraph" w:styleId="4">
     <w:name w:val="heading 4"/>
     <w:uiPriority w:val="9"/>
     <w:semiHidden/>
@@ -22816,7 +24301,7 @@
       <w:color w:val="2E74B5"/>
     </w:rPr>
   </w:style>
-  <w:style w:type="paragraph" w:styleId="Heading5">
+  <w:style w:type="paragraph" w:styleId="5">
     <w:name w:val="heading 5"/>
     <w:uiPriority w:val="9"/>
     <w:semiHidden/>
@@ -22829,7 +24314,7 @@
       <w:color w:val="2E74B5"/>
     </w:rPr>
   </w:style>
-  <w:style w:type="paragraph" w:styleId="Heading6">
+  <w:style w:type="paragraph" w:styleId="6">
     <w:name w:val="heading 6"/>
     <w:uiPriority w:val="9"/>
     <w:semiHidden/>
@@ -22842,13 +24327,12 @@
       <w:color w:val="1F4D78"/>
     </w:rPr>
   </w:style>
-  <w:style w:type="character" w:default="1" w:styleId="DefaultParagraphFont">
+  <w:style w:type="character" w:default="1" w:styleId="a0">
     <w:name w:val="Default Paragraph Font"/>
     <w:uiPriority w:val="1"/>
-    <w:semiHidden/>
     <w:unhideWhenUsed/>
   </w:style>
-  <w:style w:type="table" w:default="1" w:styleId="TableNormal">
+  <w:style w:type="table" w:default="1" w:styleId="a1">
     <w:name w:val="Normal Table"/>
     <w:uiPriority w:val="99"/>
     <w:semiHidden/>
@@ -22863,13 +24347,13 @@
       </w:tblCellMar>
     </w:tblPr>
   </w:style>
-  <w:style w:type="numbering" w:default="1" w:styleId="NoList">
+  <w:style w:type="numbering" w:default="1" w:styleId="a2">
     <w:name w:val="No List"/>
     <w:uiPriority w:val="99"/>
     <w:semiHidden/>
     <w:unhideWhenUsed/>
   </w:style>
-  <w:style w:type="paragraph" w:styleId="Title">
+  <w:style w:type="paragraph" w:styleId="a3">
     <w:name w:val="Title"/>
     <w:uiPriority w:val="10"/>
     <w:qFormat/>
@@ -22886,11 +24370,11 @@
       <w:bCs/>
     </w:rPr>
   </w:style>
-  <w:style w:type="paragraph" w:styleId="ListParagraph">
+  <w:style w:type="paragraph" w:styleId="a4">
     <w:name w:val="List Paragraph"/>
     <w:qFormat/>
   </w:style>
-  <w:style w:type="character" w:styleId="Hyperlink">
+  <w:style w:type="character" w:styleId="a5">
     <w:name w:val="Hyperlink"/>
     <w:uiPriority w:val="99"/>
     <w:unhideWhenUsed/>
@@ -22899,7 +24383,7 @@
       <w:u w:val="single"/>
     </w:rPr>
   </w:style>
-  <w:style w:type="character" w:styleId="FootnoteReference">
+  <w:style w:type="character" w:styleId="a6">
     <w:name w:val="footnote reference"/>
     <w:uiPriority w:val="99"/>
     <w:semiHidden/>
@@ -22908,9 +24392,9 @@
       <w:vertAlign w:val="superscript"/>
     </w:rPr>
   </w:style>
-  <w:style w:type="paragraph" w:styleId="FootnoteText">
+  <w:style w:type="paragraph" w:styleId="a7">
     <w:name w:val="footnote text"/>
-    <w:link w:val="FootnoteTextChar"/>
+    <w:link w:val="a8"/>
     <w:uiPriority w:val="99"/>
     <w:semiHidden/>
     <w:unhideWhenUsed/>
@@ -22919,9 +24403,9 @@
       <w:szCs w:val="20"/>
     </w:rPr>
   </w:style>
-  <w:style w:type="character" w:customStyle="1" w:styleId="FootnoteTextChar">
-    <w:name w:val="Footnote Text Char"/>
-    <w:link w:val="FootnoteText"/>
+  <w:style w:type="character" w:customStyle="1" w:styleId="a8">
+    <w:name w:val="ข้อความเชิงอรรถ อักขระ"/>
+    <w:link w:val="a7"/>
     <w:uiPriority w:val="99"/>
     <w:semiHidden/>
     <w:unhideWhenUsed/>
@@ -22930,7 +24414,7 @@
       <w:szCs w:val="20"/>
     </w:rPr>
   </w:style>
-  <w:style w:type="character" w:styleId="EndnoteReference">
+  <w:style w:type="character" w:styleId="a9">
     <w:name w:val="endnote reference"/>
     <w:uiPriority w:val="99"/>
     <w:semiHidden/>
@@ -22939,9 +24423,9 @@
       <w:vertAlign w:val="superscript"/>
     </w:rPr>
   </w:style>
-  <w:style w:type="paragraph" w:styleId="EndnoteText">
+  <w:style w:type="paragraph" w:styleId="aa">
     <w:name w:val="endnote text"/>
-    <w:link w:val="EndnoteTextChar"/>
+    <w:link w:val="ab"/>
     <w:uiPriority w:val="99"/>
     <w:semiHidden/>
     <w:unhideWhenUsed/>
@@ -22950,9 +24434,9 @@
       <w:szCs w:val="20"/>
     </w:rPr>
   </w:style>
-  <w:style w:type="character" w:customStyle="1" w:styleId="EndnoteTextChar">
-    <w:name w:val="Endnote Text Char"/>
-    <w:link w:val="EndnoteText"/>
+  <w:style w:type="character" w:customStyle="1" w:styleId="ab">
+    <w:name w:val="ข้อความอ้างอิงท้ายเรื่อง อักขระ"/>
+    <w:link w:val="aa"/>
     <w:uiPriority w:val="99"/>
     <w:semiHidden/>
     <w:unhideWhenUsed/>

--- a/final-exam/final-exam-group-answer.docx
+++ b/final-exam/final-exam-group-answer.docx
@@ -12003,7 +12003,25 @@
           <w:sz w:val="28"/>
           <w:szCs w:val="28"/>
         </w:rPr>
-        <w:t xml:space="preserve">ทำไมไม่ใช่ทุกข้อเป็น Build now: "ทุกอย่างต้องเป็น Build now" เป็นความเห็นของผู้เสนอ — ช่องทางภายนอกยังไม่รู้ว่าคืออะไร (OQ-10) ขัดกับ Out of Scope §1.3 และถ้าสร้างตอนนี้ต้องเดาผู้ให้บริการ ซึ่งขัด CON-04 · ส่วนที่ทำได้ทันทีโดยไม่ต้องเดา (แจ้งในระบบ · เตือนงานค้าง · ข้อความไม่เกินจำเป็น) </w:t>
+        <w:t>ทำไมไม่ใช่ทุกข้อเป็น Build now: "ทุกอย่างต้องเป็น Build now" เป็นความเห็นของผู้เสนอ — ช่องทางภายนอกยังไม่รู้ว่าคืออะไร (OQ-10) ขัดกับ Out of Scope §1.3 และถ้าสร้างตอนนี้ต้องเดาผู้ให้บริการ ซึ่งขัด CON-04 · ส่วนที่ทำได้ทันทีโดยไม่ต้องเดา (แจ้งในระบบ · เตือนงานค้าง · ข้อความไม่</w:t>
+      </w:r>
+      <w:proofErr w:type="spellStart"/>
+      <w:r>
+        <w:rPr>
+          <w:iCs/>
+          <w:sz w:val="28"/>
+          <w:szCs w:val="28"/>
+        </w:rPr>
+        <w:t>เกินจำเป็น</w:t>
+      </w:r>
+      <w:proofErr w:type="spellEnd"/>
+      <w:r>
+        <w:rPr>
+          <w:iCs/>
+          <w:sz w:val="28"/>
+          <w:szCs w:val="28"/>
+        </w:rPr>
+        <w:t xml:space="preserve">) </w:t>
       </w:r>
       <w:proofErr w:type="spellStart"/>
       <w:r>
@@ -15629,9 +15647,6 @@
     <w:p>
       <w:pPr>
         <w:spacing w:after="100"/>
-        <w:rPr>
-          <w:rFonts w:hint="cs"/>
-        </w:rPr>
       </w:pPr>
       <w:r>
         <w:rPr>
@@ -15878,13 +15893,7 @@
         <w:rPr>
           <w:cs/>
         </w:rPr>
-        <w:t xml:space="preserve"> </w:t>
-      </w:r>
-      <w:r>
-        <w:rPr>
-          <w:cs/>
-        </w:rPr>
-        <w:t xml:space="preserve">ส่วนการตั้งค่า </w:t>
+        <w:t xml:space="preserve"> ส่วนการตั้งค่า </w:t>
       </w:r>
       <w:r>
         <w:t xml:space="preserve">opt-in </w:t>
@@ -15918,9 +15927,6 @@
       <w:pPr>
         <w:spacing w:after="100"/>
         <w:jc w:val="center"/>
-        <w:rPr>
-          <w:rFonts w:hint="cs"/>
-        </w:rPr>
       </w:pPr>
     </w:p>
     <w:p>
@@ -17807,9 +17813,6 @@
     <w:p>
       <w:pPr>
         <w:spacing w:after="120"/>
-        <w:rPr>
-          <w:rFonts w:hint="cs"/>
-        </w:rPr>
       </w:pPr>
     </w:p>
     <w:p>
@@ -18028,18 +18031,7 @@
                 <w:szCs w:val="28"/>
                 <w:cs/>
               </w:rPr>
-              <w:t>สำหรับการเตือนงานค้าง</w:t>
-            </w:r>
-            <w:r>
-              <w:rPr>
-                <w:b/>
-                <w:bCs/>
-                <w:color w:val="9FD6DD"/>
-                <w:sz w:val="28"/>
-                <w:szCs w:val="28"/>
-                <w:cs/>
-              </w:rPr>
-              <w:t xml:space="preserve"> </w:t>
+              <w:t xml:space="preserve">สำหรับการเตือนงานค้าง </w:t>
             </w:r>
             <w:r>
               <w:rPr>
@@ -18554,17 +18546,7 @@
                 <w:sz w:val="28"/>
                 <w:szCs w:val="28"/>
               </w:rPr>
-              <w:t>API</w:t>
-            </w:r>
-            <w:r>
-              <w:rPr>
-                <w:b/>
-                <w:bCs/>
-                <w:color w:val="9FD6DD"/>
-                <w:sz w:val="28"/>
-                <w:szCs w:val="28"/>
-              </w:rPr>
-              <w:t xml:space="preserve"> </w:t>
+              <w:t xml:space="preserve">API </w:t>
             </w:r>
             <w:r>
               <w:rPr>
@@ -19812,7 +19794,7 @@
         <w:tblLook w:val="0000" w:firstRow="0" w:lastRow="0" w:firstColumn="0" w:lastColumn="0" w:noHBand="0" w:noVBand="0"/>
       </w:tblPr>
       <w:tblGrid>
-        <w:gridCol w:w="15370"/>
+        <w:gridCol w:w="15730"/>
       </w:tblGrid>
       <w:tr>
         <w:trPr>
@@ -19846,10 +19828,10 @@
               </w:rPr>
               <w:lastRenderedPageBreak/>
               <w:drawing>
-                <wp:inline distT="0" distB="0" distL="0" distR="0" wp14:anchorId="2E542D94" wp14:editId="3F9CA39E">
-                  <wp:extent cx="9504883" cy="6106602"/>
-                  <wp:effectExtent l="0" t="0" r="1270" b="8890"/>
-                  <wp:docPr id="3" name="รูปภาพ 3"/>
+                <wp:inline distT="0" distB="0" distL="0" distR="0" wp14:anchorId="4C43FE3E" wp14:editId="1021EEBE">
+                  <wp:extent cx="9726930" cy="6162675"/>
+                  <wp:effectExtent l="0" t="0" r="7620" b="9525"/>
+                  <wp:docPr id="2" name="รูปภาพ 2"/>
                   <wp:cNvGraphicFramePr>
                     <a:graphicFrameLocks xmlns:a="http://schemas.openxmlformats.org/drawingml/2006/main" noChangeAspect="1"/>
                   </wp:cNvGraphicFramePr>
@@ -19857,7 +19839,7 @@
                     <a:graphicData uri="http://schemas.openxmlformats.org/drawingml/2006/picture">
                       <pic:pic xmlns:pic="http://schemas.openxmlformats.org/drawingml/2006/picture">
                         <pic:nvPicPr>
-                          <pic:cNvPr id="3" name="รูปภาพ 3"/>
+                          <pic:cNvPr id="2" name="รูปภาพ 2"/>
                           <pic:cNvPicPr/>
                         </pic:nvPicPr>
                         <pic:blipFill>
@@ -19875,7 +19857,7 @@
                         <pic:spPr>
                           <a:xfrm>
                             <a:off x="0" y="0"/>
-                            <a:ext cx="9525218" cy="6119667"/>
+                            <a:ext cx="9726930" cy="6162675"/>
                           </a:xfrm>
                           <a:prstGeom prst="rect">
                             <a:avLst/>
@@ -19951,23 +19933,6 @@
     <w:p>
       <w:pPr>
         <w:spacing w:before="40" w:after="160"/>
-        <w:jc w:val="center"/>
-        <w:rPr>
-          <w:rFonts w:hint="cs"/>
-          <w:i/>
-          <w:iCs/>
-          <w:color w:val="5A6B7C"/>
-          <w:sz w:val="26"/>
-          <w:szCs w:val="26"/>
-        </w:rPr>
-      </w:pPr>
-    </w:p>
-    <w:p>
-      <w:pPr>
-        <w:spacing w:before="40" w:after="160"/>
-        <w:rPr>
-          <w:rFonts w:hint="cs"/>
-        </w:rPr>
         <w:sectPr>
           <w:headerReference w:type="default" r:id="rId10"/>
           <w:footerReference w:type="default" r:id="rId11"/>
@@ -19996,7 +19961,7 @@
         <w:tblLook w:val="0000" w:firstRow="0" w:lastRow="0" w:firstColumn="0" w:lastColumn="0" w:noHBand="0" w:noVBand="0"/>
       </w:tblPr>
       <w:tblGrid>
-        <w:gridCol w:w="15490"/>
+        <w:gridCol w:w="15318"/>
       </w:tblGrid>
       <w:tr>
         <w:trPr>
@@ -20030,10 +19995,10 @@
               </w:rPr>
               <w:lastRenderedPageBreak/>
               <w:drawing>
-                <wp:inline distT="0" distB="0" distL="0" distR="0" wp14:anchorId="49665079" wp14:editId="512BAF77">
-                  <wp:extent cx="9575053" cy="6193155"/>
-                  <wp:effectExtent l="0" t="0" r="7620" b="0"/>
-                  <wp:docPr id="4" name="รูปภาพ 4"/>
+                <wp:inline distT="0" distB="0" distL="0" distR="0" wp14:anchorId="21EC9EC9" wp14:editId="52E33038">
+                  <wp:extent cx="9441180" cy="6181725"/>
+                  <wp:effectExtent l="0" t="0" r="7620" b="9525"/>
+                  <wp:docPr id="1" name="รูปภาพ 1"/>
                   <wp:cNvGraphicFramePr>
                     <a:graphicFrameLocks xmlns:a="http://schemas.openxmlformats.org/drawingml/2006/main" noChangeAspect="1"/>
                   </wp:cNvGraphicFramePr>
@@ -20041,7 +20006,7 @@
                     <a:graphicData uri="http://schemas.openxmlformats.org/drawingml/2006/picture">
                       <pic:pic xmlns:pic="http://schemas.openxmlformats.org/drawingml/2006/picture">
                         <pic:nvPicPr>
-                          <pic:cNvPr id="4" name="รูปภาพ 4"/>
+                          <pic:cNvPr id="1" name="รูปภาพ 1"/>
                           <pic:cNvPicPr/>
                         </pic:nvPicPr>
                         <pic:blipFill>
@@ -20059,7 +20024,7 @@
                         <pic:spPr>
                           <a:xfrm>
                             <a:off x="0" y="0"/>
-                            <a:ext cx="9602709" cy="6211043"/>
+                            <a:ext cx="9461482" cy="6195018"/>
                           </a:xfrm>
                           <a:prstGeom prst="rect">
                             <a:avLst/>
@@ -24330,6 +24295,7 @@
   <w:style w:type="character" w:default="1" w:styleId="a0">
     <w:name w:val="Default Paragraph Font"/>
     <w:uiPriority w:val="1"/>
+    <w:semiHidden/>
     <w:unhideWhenUsed/>
   </w:style>
   <w:style w:type="table" w:default="1" w:styleId="a1">

--- a/final-exam/final-exam-group-answer.docx
+++ b/final-exam/final-exam-group-answer.docx
@@ -20156,7 +20156,7 @@
       </w:r>
       <w:proofErr w:type="gramStart"/>
       <w:r>
-        <w:t>( )</w:t>
+        <w:t>(✓)</w:t>
       </w:r>
       <w:proofErr w:type="gramEnd"/>
       <w:r>
@@ -20197,7 +20197,7 @@
         <w:t>:</w:t>
       </w:r>
       <w:r>
-        <w:t xml:space="preserve"> ............................................</w:t>
+        <w:t xml:space="preserve"> ใกล้กับ case มากกว่า: Case Card ของกลุ่มมีคำถามค้างอยู่แล้วว่าควรระบุตำแหน่งอุปกรณ์ด้วยการสแกน QR Code ที่ติดบนโต๊ะหรือเครื่องคอมพิวเตอร์หรือไม่ และงานซ่อมของ CLMRS เกิดที่หน้างานจริง (ห้องเรียน · ห้องปฏิบัติการ)</w:t>
       </w:r>
     </w:p>
     <w:p>
@@ -20306,7 +20306,7 @@
                 <w:sz w:val="28"/>
                 <w:szCs w:val="28"/>
               </w:rPr>
-              <w:t>CR-FX-02</w:t>
+              <w:t>CR-FX-02A</w:t>
             </w:r>
             <w:proofErr w:type="gramStart"/>
             <w:r>
@@ -20317,7 +20317,7 @@
                 <w:sz w:val="28"/>
                 <w:szCs w:val="28"/>
               </w:rPr>
-              <w:t xml:space="preserve">   [</w:t>
+              <w:t xml:space="preserve">   </w:t>
             </w:r>
             <w:proofErr w:type="gramEnd"/>
             <w:r>
@@ -20328,7 +20328,7 @@
                 <w:sz w:val="28"/>
                 <w:szCs w:val="28"/>
               </w:rPr>
-              <w:t xml:space="preserve">A </w:t>
+              <w:t>ใช้งานหน้างาน: สแกน QR + สัญญาณไม่เสถียร</w:t>
             </w:r>
             <w:proofErr w:type="spellStart"/>
             <w:r>
@@ -20339,7 +20339,6 @@
                 <w:sz w:val="28"/>
                 <w:szCs w:val="28"/>
               </w:rPr>
-              <w:t>หรือ</w:t>
             </w:r>
             <w:proofErr w:type="spellEnd"/>
             <w:r>
@@ -20350,7 +20349,6 @@
                 <w:sz w:val="28"/>
                 <w:szCs w:val="28"/>
               </w:rPr>
-              <w:t xml:space="preserve"> B]</w:t>
             </w:r>
             <w:r>
               <w:rPr>
@@ -20481,6 +20479,24 @@
               <w:keepNext/>
               <w:keepLines/>
             </w:pPr>
+            <w:r>
+              <w:rPr>
+                <w:sz w:val="28"/>
+              </w:rPr>
+              <w:t>เจ้าหน้าที่เทคนิค (ACT-02) ที่หน้างานต้องการสแกน QR Code ที่ติดบนอุปกรณ์หรือห้อง เพื่อเปิดรายการแจ้งซ่อมของอุปกรณ์นั้นและบันทึกการรับงานหรือผลซ่อมได้เร็วขึ้น (UC-05) · ผู้แจ้ง (ACT-01) ใช้สแกนเพื่อเติมอาคารและห้องในฟอร์มอัตโนมัติได้ด้วย (UC-01)</w:t>
+            </w:r>
+          </w:p>
+          <w:p>
+            <w:pPr>
+              <w:keepNext/>
+              <w:keepLines/>
+            </w:pPr>
+            <w:r>
+              <w:rPr>
+                <w:sz w:val="28"/>
+              </w:rPr>
+              <w:t>บางห้องสัญญาณอินเทอร์เน็ตไม่เสถียร — ยังไม่รู้ว่าขาดนานแค่ไหนและบ่อยเพียงใด (TBD — OQ-13)</w:t>
+            </w:r>
           </w:p>
         </w:tc>
       </w:tr>
@@ -20556,6 +20572,36 @@
               <w:keepNext/>
               <w:keepLines/>
             </w:pPr>
+            <w:r>
+              <w:rPr>
+                <w:sz w:val="28"/>
+              </w:rPr>
+              <w:t>แก้: FR-CLMRS-02 · BR-01 (ตำแหน่งมาจาก QR ได้) · UC-01 · UC-05 · AC-03 · AC-08 · DR-01</w:t>
+            </w:r>
+          </w:p>
+          <w:p>
+            <w:pPr>
+              <w:keepNext/>
+              <w:keepLines/>
+            </w:pPr>
+            <w:r>
+              <w:rPr>
+                <w:sz w:val="28"/>
+              </w:rPr>
+              <w:t>เพิ่ม: FR-CLMRS-12 (สแกน QR เปิดรายการ / เติมตำแหน่ง) · DR-11 LocationQRCode (รหัส QR ↔ อาคาร · ห้อง · อุปกรณ์) · OQ-13 · OQ-14</w:t>
+            </w:r>
+          </w:p>
+          <w:p>
+            <w:pPr>
+              <w:keepNext/>
+              <w:keepLines/>
+            </w:pPr>
+            <w:r>
+              <w:rPr>
+                <w:sz w:val="28"/>
+              </w:rPr>
+              <w:t>ข้อจำกัดที่ต้องคงไว้: NFR-CLMRS-01 (สิทธิ์ตาม role) · BR-07 (ปิดงานต้องผ่านผู้ยืนยัน) · NFR-CLMRS-03 (ใช้ได้ 24 ชม. เมื่อเครือข่ายปกติ)</w:t>
+            </w:r>
           </w:p>
         </w:tc>
       </w:tr>
@@ -20631,6 +20677,36 @@
               <w:keepNext/>
               <w:keepLines/>
             </w:pPr>
+            <w:r>
+              <w:rPr>
+                <w:sz w:val="28"/>
+              </w:rPr>
+              <w:t>A — QR เป็นลิงก์เปิดหน้ารายการใน CLMRS Web App · ตอนเน็ตหลุด Web App เก็บร่างที่กรอกไว้ในเครื่องและให้ผู้ใช้กดส่งใหม่เมื่อเน็ตกลับ · กติกาทุกข้อยังตรวจที่ CLMRS API · ไม่เพิ่ม container</w:t>
+            </w:r>
+          </w:p>
+          <w:p>
+            <w:pPr>
+              <w:keepNext/>
+              <w:keepLines/>
+            </w:pPr>
+            <w:r>
+              <w:rPr>
+                <w:sz w:val="28"/>
+              </w:rPr>
+              <w:t>B — ทำ Mobile App แบบ offline-first มีฐานข้อมูลในเครื่องและ sync ภายหลัง · ต้องเพิ่ม container ใหม่ และต้องตัดสินกติกาเมื่อข้อมูลชนกัน · อยู่นอก stack อ้างอิง</w:t>
+            </w:r>
+          </w:p>
+          <w:p>
+            <w:pPr>
+              <w:keepNext/>
+              <w:keepLines/>
+            </w:pPr>
+            <w:r>
+              <w:rPr>
+                <w:sz w:val="28"/>
+              </w:rPr>
+              <w:t>C — ไม่ทำ QR · ใช้ฟอร์มเดิมที่พิมพ์อาคารและห้องเอง</w:t>
+            </w:r>
           </w:p>
         </w:tc>
       </w:tr>
@@ -20726,6 +20802,23 @@
             <w:pPr>
               <w:keepLines/>
             </w:pPr>
+            <w:r>
+              <w:rPr>
+                <w:sz w:val="28"/>
+              </w:rPr>
+              <w:t>กลุ่มเสนอทางเลือก A — ได้ความเร็วหน้างานด้วย container เดิม และไม่ต้องย้ายการตรวจสิทธิ์ออกจาก API</w:t>
+            </w:r>
+          </w:p>
+          <w:p>
+            <w:pPr>
+              <w:keepLines/>
+            </w:pPr>
+            <w:r>
+              <w:rPr>
+                <w:sz w:val="28"/>
+              </w:rPr>
+              <w:t>ผู้ตัดสิน: Building Manager (เจ้าของกระบวนการซ่อม) ร่วมกับ Tech Lead · สถานะ Pending</w:t>
+            </w:r>
           </w:p>
         </w:tc>
       </w:tr>
@@ -20807,7 +20900,7 @@
                 <w:sz w:val="28"/>
                 <w:szCs w:val="28"/>
               </w:rPr>
-              <w:t>DEC-</w:t>
+              <w:t>DEC-03</w:t>
             </w:r>
             <w:proofErr w:type="gramStart"/>
             <w:r>
@@ -20818,7 +20911,7 @@
                 <w:sz w:val="28"/>
                 <w:szCs w:val="28"/>
               </w:rPr>
-              <w:t xml:space="preserve">   [</w:t>
+              <w:t xml:space="preserve">   </w:t>
             </w:r>
             <w:proofErr w:type="spellStart"/>
             <w:proofErr w:type="gramEnd"/>
@@ -20830,7 +20923,7 @@
                 <w:sz w:val="28"/>
                 <w:szCs w:val="28"/>
               </w:rPr>
-              <w:t>ตัดสินใจเรื่องอะไร</w:t>
+              <w:t>ไม่เพิ่ม container สำหรับ QR และสัญญาณไม่เสถียร</w:t>
             </w:r>
             <w:proofErr w:type="spellEnd"/>
             <w:r>
@@ -20841,7 +20934,6 @@
                 <w:sz w:val="28"/>
                 <w:szCs w:val="28"/>
               </w:rPr>
-              <w:t>]</w:t>
             </w:r>
             <w:r>
               <w:rPr>
@@ -20918,6 +21010,12 @@
               <w:keepNext/>
               <w:keepLines/>
             </w:pPr>
+            <w:r>
+              <w:rPr>
+                <w:sz w:val="28"/>
+              </w:rPr>
+              <w:t>QR Code เป็น URL ที่เปิดหน้ารายการใน CLMRS Web App เดิม · ไม่เพิ่ม Mobile App หรือ container สำหรับทำงานออฟไลน์ · การบันทึกทุกครั้งต้องผ่าน CLMRS API</w:t>
+            </w:r>
           </w:p>
         </w:tc>
       </w:tr>
@@ -20993,6 +21091,36 @@
               <w:keepNext/>
               <w:keepLines/>
             </w:pPr>
+            <w:r>
+              <w:rPr>
+                <w:sz w:val="28"/>
+              </w:rPr>
+              <w:t>NFR-CLMRS-01 — สิทธิ์ตาม role ต้องตรวจที่ CLMRS API เสมอ ถ้าบันทึกแบบออฟไลน์บนเครื่องจะตรวจสิทธิ์ไม่ได้ขณะไม่มีเน็ต</w:t>
+            </w:r>
+          </w:p>
+          <w:p>
+            <w:pPr>
+              <w:keepNext/>
+              <w:keepLines/>
+            </w:pPr>
+            <w:r>
+              <w:rPr>
+                <w:sz w:val="28"/>
+              </w:rPr>
+              <w:t>BR-07 — การปิดงานต้องผ่านผู้ยืนยัน จึงห้ามถือว่าบันทึกสำเร็จจนกว่า API ตอบรับ</w:t>
+            </w:r>
+          </w:p>
+          <w:p>
+            <w:pPr>
+              <w:keepNext/>
+              <w:keepLines/>
+            </w:pPr>
+            <w:r>
+              <w:rPr>
+                <w:sz w:val="28"/>
+              </w:rPr>
+              <w:t>ยังไม่มีหลักฐานว่าสัญญาณขาดนานหรือบ่อยแค่ไหน (OQ-13) · อยู่ใน stack อ้างอิง (React)</w:t>
+            </w:r>
           </w:p>
         </w:tc>
       </w:tr>
@@ -21058,6 +21186,24 @@
               <w:keepNext/>
               <w:keepLines/>
             </w:pPr>
+            <w:r>
+              <w:rPr>
+                <w:sz w:val="28"/>
+              </w:rPr>
+              <w:t>B — Mobile App offline-first + sync (เพิ่ม container · ต้องมีกติกาแก้ข้อมูลชน · นอก stack)</w:t>
+            </w:r>
+          </w:p>
+          <w:p>
+            <w:pPr>
+              <w:keepNext/>
+              <w:keepLines/>
+            </w:pPr>
+            <w:r>
+              <w:rPr>
+                <w:sz w:val="28"/>
+              </w:rPr>
+              <w:t>C — ไม่ทำ QR (ไม่ตอบปัญหาความเร็วหน้างาน)</w:t>
+            </w:r>
           </w:p>
         </w:tc>
       </w:tr>
@@ -21121,6 +21267,23 @@
             <w:pPr>
               <w:keepLines/>
             </w:pPr>
+            <w:r>
+              <w:rPr>
+                <w:sz w:val="28"/>
+              </w:rPr>
+              <w:t>ระหว่างเน็ตหลุดบันทึกไม่ได้ทันที — Web App เก็บร่างไว้และแสดงสถานะ "ยังไม่ส่ง" ให้ผู้ใช้กดส่งเองเมื่อเน็ตกลับ</w:t>
+            </w:r>
+          </w:p>
+          <w:p>
+            <w:pPr>
+              <w:keepLines/>
+            </w:pPr>
+            <w:r>
+              <w:rPr>
+                <w:sz w:val="28"/>
+              </w:rPr>
+              <w:t>ถ้าคำตอบ OQ-13 พบว่าขาดนานหรือบ่อย ให้พิจารณาทางเลือก B ใหม่ด้วย decision card ใบใหม่</w:t>
+            </w:r>
           </w:p>
         </w:tc>
       </w:tr>
@@ -21389,6 +21552,12 @@
             <w:pPr>
               <w:keepNext/>
             </w:pPr>
+            <w:r>
+              <w:rPr>
+                <w:sz w:val="28"/>
+              </w:rPr>
+              <w:t>ระบุตำแหน่งด้วยการพิมพ์อาคาร/ห้อง (FR-CLMRS-02 · BR-01) · QR เป็นแค่คำถามใน Case Card</w:t>
+            </w:r>
           </w:p>
         </w:tc>
         <w:tc>
@@ -21412,6 +21581,12 @@
             <w:pPr>
               <w:keepNext/>
             </w:pPr>
+            <w:r>
+              <w:rPr>
+                <w:sz w:val="28"/>
+              </w:rPr>
+              <w:t>สแกน QR เปิดรายการ / เติมตำแหน่ง = Build now · ทำงานออฟไลน์เต็มรูปแบบ = Later (รอ OQ-13)</w:t>
+            </w:r>
           </w:p>
         </w:tc>
         <w:tc>
@@ -21435,6 +21610,12 @@
             <w:pPr>
               <w:keepNext/>
             </w:pPr>
+            <w:r>
+              <w:rPr>
+                <w:sz w:val="28"/>
+              </w:rPr>
+              <w:t>QR ลดเวลาหน้างานได้ด้วย container เดิม แต่ยังไม่มีหลักฐานว่าต้องออฟไลน์</w:t>
+            </w:r>
           </w:p>
         </w:tc>
       </w:tr>
@@ -21495,6 +21676,12 @@
             <w:pPr>
               <w:keepNext/>
             </w:pPr>
+            <w:r>
+              <w:rPr>
+                <w:sz w:val="28"/>
+              </w:rPr>
+              <w:t>ช่างเปิดคิวงาน → เลือกรายการ → บันทึกผล (UC-05)</w:t>
+            </w:r>
           </w:p>
         </w:tc>
         <w:tc>
@@ -21518,6 +21705,12 @@
             <w:pPr>
               <w:keepNext/>
             </w:pPr>
+            <w:r>
+              <w:rPr>
+                <w:sz w:val="28"/>
+              </w:rPr>
+              <w:t>ช่างสแกน QR → CLMRS Web App เปิดรายการของห้อง/อุปกรณ์นั้น → CLMRS API ตรวจสิทธิ์ → บันทึกผล · ถ้าเน็ตหลุด → เก็บร่างรอส่งใหม่</w:t>
+            </w:r>
           </w:p>
         </w:tc>
         <w:tc>
@@ -21541,6 +21734,12 @@
             <w:pPr>
               <w:keepNext/>
             </w:pPr>
+            <w:r>
+              <w:rPr>
+                <w:sz w:val="28"/>
+              </w:rPr>
+              <w:t>กติกาสำคัญ (NFR-CLMRS-01 · BR-07) ยังตรวจที่ CLMRS API ขั้นเดียวกับเดิม</w:t>
+            </w:r>
           </w:p>
         </w:tc>
       </w:tr>
@@ -21601,6 +21800,12 @@
             <w:pPr>
               <w:keepNext/>
             </w:pPr>
+            <w:r>
+              <w:rPr>
+                <w:sz w:val="28"/>
+              </w:rPr>
+              <w:t>CLMRS Web App · CLMRS API · CLMRS Database · Reminder Job (DEC-01 จาก CR-FX-01)</w:t>
+            </w:r>
           </w:p>
         </w:tc>
         <w:tc>
@@ -21624,6 +21829,12 @@
             <w:pPr>
               <w:keepNext/>
             </w:pPr>
+            <w:r>
+              <w:rPr>
+                <w:sz w:val="28"/>
+              </w:rPr>
+              <w:t>เท่าเดิม ไม่เพิ่ม · CLMRS Web App เพิ่มหน้าสแกนและเก็บร่าง · CLMRS Database เพิ่ม DR-11</w:t>
+            </w:r>
           </w:p>
         </w:tc>
         <w:tc>
@@ -21647,6 +21858,12 @@
             <w:pPr>
               <w:keepNext/>
             </w:pPr>
+            <w:r>
+              <w:rPr>
+                <w:sz w:val="28"/>
+              </w:rPr>
+              <w:t>DEC-03</w:t>
+            </w:r>
           </w:p>
         </w:tc>
       </w:tr>
@@ -21700,7 +21917,14 @@
               <w:right w:w="90" w:type="dxa"/>
             </w:tcMar>
           </w:tcPr>
-          <w:p/>
+          <w:p>
+            <w:r>
+              <w:rPr>
+                <w:sz w:val="28"/>
+              </w:rPr>
+              <w:t>คำถามใน Case Card เรื่องวิธีระบุตำแหน่งอุปกรณ์</w:t>
+            </w:r>
+          </w:p>
         </w:tc>
         <w:tc>
           <w:tcPr>
@@ -21719,7 +21943,14 @@
               <w:right w:w="90" w:type="dxa"/>
             </w:tcMar>
           </w:tcPr>
-          <w:p/>
+          <w:p>
+            <w:r>
+              <w:rPr>
+                <w:sz w:val="28"/>
+              </w:rPr>
+              <w:t>OQ-13 สัญญาณขาดนาน/บ่อยแค่ไหน · OQ-14 QR ผูกกับห้องหรือรายอุปกรณ์ และใครติด/ดูแล QR</w:t>
+            </w:r>
+          </w:p>
         </w:tc>
         <w:tc>
           <w:tcPr>
@@ -21738,7 +21969,14 @@
               <w:right w:w="90" w:type="dxa"/>
             </w:tcMar>
           </w:tcPr>
-          <w:p/>
+          <w:p>
+            <w:r>
+              <w:rPr>
+                <w:sz w:val="28"/>
+              </w:rPr>
+              <w:t>ห้ามเดา — ระหว่างรอใช้ทางเลือก A</w:t>
+            </w:r>
+          </w:p>
         </w:tc>
       </w:tr>
     </w:tbl>

--- a/final-exam/final-exam-group-answer.docx
+++ b/final-exam/final-exam-group-answer.docx
@@ -119,266 +119,6 @@
         <w:t>CLMRS) (Case 02)</w:t>
       </w:r>
     </w:p>
-    <w:tbl>
-      <w:tblPr>
-        <w:tblW w:w="9638" w:type="dxa"/>
-        <w:tblBorders>
-          <w:top w:val="single" w:sz="4" w:space="0" w:color="auto"/>
-          <w:left w:val="single" w:sz="4" w:space="0" w:color="auto"/>
-          <w:bottom w:val="single" w:sz="4" w:space="0" w:color="auto"/>
-          <w:right w:val="single" w:sz="4" w:space="0" w:color="auto"/>
-          <w:insideH w:val="single" w:sz="4" w:space="0" w:color="auto"/>
-          <w:insideV w:val="single" w:sz="4" w:space="0" w:color="auto"/>
-        </w:tblBorders>
-        <w:tblCellMar>
-          <w:left w:w="10" w:type="dxa"/>
-          <w:right w:w="10" w:type="dxa"/>
-        </w:tblCellMar>
-        <w:tblLook w:val="0000" w:firstRow="0" w:lastRow="0" w:firstColumn="0" w:lastColumn="0" w:noHBand="0" w:noVBand="0"/>
-      </w:tblPr>
-      <w:tblGrid>
-        <w:gridCol w:w="9638"/>
-      </w:tblGrid>
-      <w:tr>
-        <w:trPr>
-          <w:cantSplit/>
-        </w:trPr>
-        <w:tc>
-          <w:tcPr>
-            <w:tcW w:w="9638" w:type="dxa"/>
-            <w:tcBorders>
-              <w:top w:val="single" w:sz="8" w:space="0" w:color="173B65"/>
-              <w:left w:val="single" w:sz="8" w:space="0" w:color="173B65"/>
-              <w:bottom w:val="single" w:sz="8" w:space="0" w:color="173B65"/>
-              <w:right w:val="single" w:sz="8" w:space="0" w:color="173B65"/>
-            </w:tcBorders>
-            <w:shd w:val="clear" w:color="auto" w:fill="F4F8FB"/>
-            <w:tcMar>
-              <w:top w:w="100" w:type="dxa"/>
-              <w:left w:w="180" w:type="dxa"/>
-              <w:bottom w:w="100" w:type="dxa"/>
-              <w:right w:w="160" w:type="dxa"/>
-            </w:tcMar>
-          </w:tcPr>
-          <w:p>
-            <w:pPr>
-              <w:spacing w:after="40"/>
-            </w:pPr>
-            <w:proofErr w:type="spellStart"/>
-            <w:r>
-              <w:rPr>
-                <w:b/>
-                <w:bCs/>
-                <w:color w:val="173B65"/>
-                <w:sz w:val="30"/>
-                <w:szCs w:val="30"/>
-              </w:rPr>
-              <w:t>คำแนะนำ</w:t>
-            </w:r>
-            <w:proofErr w:type="spellEnd"/>
-          </w:p>
-          <w:p>
-            <w:pPr>
-              <w:pStyle w:val="a4"/>
-              <w:numPr>
-                <w:ilvl w:val="0"/>
-                <w:numId w:val="2"/>
-              </w:numPr>
-              <w:spacing w:after="20"/>
-            </w:pPr>
-            <w:proofErr w:type="spellStart"/>
-            <w:r>
-              <w:rPr>
-                <w:sz w:val="28"/>
-                <w:szCs w:val="28"/>
-              </w:rPr>
-              <w:t>บันทึกไฟล์นี้เป็น</w:t>
-            </w:r>
-            <w:proofErr w:type="spellEnd"/>
-            <w:r>
-              <w:rPr>
-                <w:sz w:val="28"/>
-                <w:szCs w:val="28"/>
-              </w:rPr>
-              <w:t xml:space="preserve"> final-exam/final-exam-group-answer.docx </w:t>
-            </w:r>
-            <w:proofErr w:type="spellStart"/>
-            <w:r>
-              <w:rPr>
-                <w:sz w:val="28"/>
-                <w:szCs w:val="28"/>
-              </w:rPr>
-              <w:t>ใน</w:t>
-            </w:r>
-            <w:proofErr w:type="spellEnd"/>
-            <w:r>
-              <w:rPr>
-                <w:sz w:val="28"/>
-                <w:szCs w:val="28"/>
-              </w:rPr>
-              <w:t xml:space="preserve"> branch final-exam</w:t>
-            </w:r>
-          </w:p>
-          <w:p>
-            <w:pPr>
-              <w:pStyle w:val="a4"/>
-              <w:numPr>
-                <w:ilvl w:val="0"/>
-                <w:numId w:val="2"/>
-              </w:numPr>
-              <w:spacing w:after="20"/>
-            </w:pPr>
-            <w:proofErr w:type="spellStart"/>
-            <w:r>
-              <w:rPr>
-                <w:sz w:val="28"/>
-                <w:szCs w:val="28"/>
-              </w:rPr>
-              <w:t>ข้อความสีเทาในวงเล็บเป็นคำแนะนำ</w:t>
-            </w:r>
-            <w:proofErr w:type="spellEnd"/>
-            <w:r>
-              <w:rPr>
-                <w:sz w:val="28"/>
-                <w:szCs w:val="28"/>
-              </w:rPr>
-              <w:t xml:space="preserve"> </w:t>
-            </w:r>
-            <w:proofErr w:type="spellStart"/>
-            <w:r>
-              <w:rPr>
-                <w:sz w:val="28"/>
-                <w:szCs w:val="28"/>
-              </w:rPr>
-              <w:t>ลบออกก่อนส่ง</w:t>
-            </w:r>
-            <w:proofErr w:type="spellEnd"/>
-            <w:r>
-              <w:rPr>
-                <w:sz w:val="28"/>
-                <w:szCs w:val="28"/>
-              </w:rPr>
-              <w:t xml:space="preserve"> · </w:t>
-            </w:r>
-            <w:proofErr w:type="spellStart"/>
-            <w:r>
-              <w:rPr>
-                <w:sz w:val="28"/>
-                <w:szCs w:val="28"/>
-              </w:rPr>
-              <w:t>เพิ่มแถวในตารางได้</w:t>
-            </w:r>
-            <w:proofErr w:type="spellEnd"/>
-          </w:p>
-          <w:p>
-            <w:pPr>
-              <w:pStyle w:val="a4"/>
-              <w:numPr>
-                <w:ilvl w:val="0"/>
-                <w:numId w:val="2"/>
-              </w:numPr>
-              <w:spacing w:after="20"/>
-            </w:pPr>
-            <w:proofErr w:type="spellStart"/>
-            <w:r>
-              <w:rPr>
-                <w:sz w:val="28"/>
-                <w:szCs w:val="28"/>
-              </w:rPr>
-              <w:t>ทุกช่องอ้าง</w:t>
-            </w:r>
-            <w:proofErr w:type="spellEnd"/>
-            <w:r>
-              <w:rPr>
-                <w:sz w:val="28"/>
-                <w:szCs w:val="28"/>
-              </w:rPr>
-              <w:t xml:space="preserve"> ID </w:t>
-            </w:r>
-            <w:proofErr w:type="spellStart"/>
-            <w:r>
-              <w:rPr>
-                <w:sz w:val="28"/>
-                <w:szCs w:val="28"/>
-              </w:rPr>
-              <w:t>ของ</w:t>
-            </w:r>
-            <w:proofErr w:type="spellEnd"/>
-            <w:r>
-              <w:rPr>
-                <w:sz w:val="28"/>
-                <w:szCs w:val="28"/>
-              </w:rPr>
-              <w:t xml:space="preserve"> case </w:t>
-            </w:r>
-            <w:proofErr w:type="spellStart"/>
-            <w:r>
-              <w:rPr>
-                <w:sz w:val="28"/>
-                <w:szCs w:val="28"/>
-              </w:rPr>
-              <w:t>กลุ่ม</w:t>
-            </w:r>
-            <w:proofErr w:type="spellEnd"/>
-            <w:r>
-              <w:rPr>
-                <w:sz w:val="28"/>
-                <w:szCs w:val="28"/>
-              </w:rPr>
-              <w:t xml:space="preserve"> · </w:t>
-            </w:r>
-            <w:proofErr w:type="spellStart"/>
-            <w:r>
-              <w:rPr>
-                <w:sz w:val="28"/>
-                <w:szCs w:val="28"/>
-              </w:rPr>
-              <w:t>ค่าที่ไม่รู้เขียน</w:t>
-            </w:r>
-            <w:proofErr w:type="spellEnd"/>
-            <w:r>
-              <w:rPr>
-                <w:sz w:val="28"/>
-                <w:szCs w:val="28"/>
-              </w:rPr>
-              <w:t xml:space="preserve"> TBD </w:t>
-            </w:r>
-            <w:proofErr w:type="spellStart"/>
-            <w:r>
-              <w:rPr>
-                <w:sz w:val="28"/>
-                <w:szCs w:val="28"/>
-              </w:rPr>
-              <w:t>แล้วบันทึกเป็น</w:t>
-            </w:r>
-            <w:proofErr w:type="spellEnd"/>
-            <w:r>
-              <w:rPr>
-                <w:sz w:val="28"/>
-                <w:szCs w:val="28"/>
-              </w:rPr>
-              <w:t xml:space="preserve"> OI </w:t>
-            </w:r>
-            <w:proofErr w:type="spellStart"/>
-            <w:r>
-              <w:rPr>
-                <w:sz w:val="28"/>
-                <w:szCs w:val="28"/>
-              </w:rPr>
-              <w:t>หรือ</w:t>
-            </w:r>
-            <w:proofErr w:type="spellEnd"/>
-            <w:r>
-              <w:rPr>
-                <w:sz w:val="28"/>
-                <w:szCs w:val="28"/>
-              </w:rPr>
-              <w:t xml:space="preserve"> DD</w:t>
-            </w:r>
-          </w:p>
-        </w:tc>
-      </w:tr>
-    </w:tbl>
     <w:p>
       <w:pPr>
         <w:spacing w:after="120"/>
@@ -1039,7 +779,7 @@
     </w:tbl>
     <w:p>
       <w:pPr>
-        <w:pStyle w:val="1"/>
+        <w:pStyle w:val="Heading1"/>
         <w:keepNext/>
         <w:pBdr>
           <w:bottom w:val="single" w:sz="8" w:space="2" w:color="008699"/>
@@ -3218,6 +2958,7 @@
                 <w:sz w:val="28"/>
                 <w:szCs w:val="28"/>
               </w:rPr>
+              <w:lastRenderedPageBreak/>
               <w:t xml:space="preserve">Decision </w:t>
             </w:r>
             <w:proofErr w:type="spellStart"/>
@@ -3459,7 +3200,6 @@
                 <w:sz w:val="28"/>
                 <w:szCs w:val="28"/>
               </w:rPr>
-              <w:lastRenderedPageBreak/>
               <w:t>Next action</w:t>
             </w:r>
           </w:p>
@@ -3653,6 +3393,7 @@
           <w:sz w:val="30"/>
           <w:szCs w:val="30"/>
         </w:rPr>
+        <w:lastRenderedPageBreak/>
         <w:t xml:space="preserve">1.2 </w:t>
       </w:r>
       <w:proofErr w:type="spellStart"/>
@@ -3698,175 +3439,6 @@
           <w:szCs w:val="30"/>
         </w:rPr>
         <w:t>)</w:t>
-      </w:r>
-    </w:p>
-    <w:p>
-      <w:pPr>
-        <w:spacing w:after="100"/>
-      </w:pPr>
-      <w:r>
-        <w:rPr>
-          <w:i/>
-          <w:iCs/>
-          <w:color w:val="7F8C99"/>
-          <w:sz w:val="28"/>
-          <w:szCs w:val="28"/>
-        </w:rPr>
-        <w:t>(</w:t>
-      </w:r>
-      <w:proofErr w:type="spellStart"/>
-      <w:r>
-        <w:rPr>
-          <w:i/>
-          <w:iCs/>
-          <w:color w:val="7F8C99"/>
-          <w:sz w:val="28"/>
-          <w:szCs w:val="28"/>
-        </w:rPr>
-        <w:t>คำแนะนำ</w:t>
-      </w:r>
-      <w:proofErr w:type="spellEnd"/>
-      <w:r>
-        <w:rPr>
-          <w:i/>
-          <w:iCs/>
-          <w:color w:val="7F8C99"/>
-          <w:sz w:val="28"/>
-          <w:szCs w:val="28"/>
-        </w:rPr>
-        <w:t xml:space="preserve">: </w:t>
-      </w:r>
-      <w:proofErr w:type="spellStart"/>
-      <w:r>
-        <w:rPr>
-          <w:i/>
-          <w:iCs/>
-          <w:color w:val="7F8C99"/>
-          <w:sz w:val="28"/>
-          <w:szCs w:val="28"/>
-        </w:rPr>
-        <w:t>เดินจาก</w:t>
-      </w:r>
-      <w:proofErr w:type="spellEnd"/>
-      <w:r>
-        <w:rPr>
-          <w:i/>
-          <w:iCs/>
-          <w:color w:val="7F8C99"/>
-          <w:sz w:val="28"/>
-          <w:szCs w:val="28"/>
-        </w:rPr>
-        <w:t xml:space="preserve"> source → requirement → model → SRS → design </w:t>
-      </w:r>
-      <w:proofErr w:type="spellStart"/>
-      <w:r>
-        <w:rPr>
-          <w:i/>
-          <w:iCs/>
-          <w:color w:val="7F8C99"/>
-          <w:sz w:val="28"/>
-          <w:szCs w:val="28"/>
-        </w:rPr>
-        <w:t>ในแถวเดียว</w:t>
-      </w:r>
-      <w:proofErr w:type="spellEnd"/>
-      <w:r>
-        <w:rPr>
-          <w:i/>
-          <w:iCs/>
-          <w:color w:val="7F8C99"/>
-          <w:sz w:val="28"/>
-          <w:szCs w:val="28"/>
-        </w:rPr>
-        <w:t xml:space="preserve"> · </w:t>
-      </w:r>
-      <w:proofErr w:type="spellStart"/>
-      <w:r>
-        <w:rPr>
-          <w:i/>
-          <w:iCs/>
-          <w:color w:val="7F8C99"/>
-          <w:sz w:val="28"/>
-          <w:szCs w:val="28"/>
-        </w:rPr>
-        <w:t>ช่องสุดท้ายเขียน</w:t>
-      </w:r>
-      <w:proofErr w:type="spellEnd"/>
-      <w:r>
-        <w:rPr>
-          <w:i/>
-          <w:iCs/>
-          <w:color w:val="7F8C99"/>
-          <w:sz w:val="28"/>
-          <w:szCs w:val="28"/>
-        </w:rPr>
-        <w:t xml:space="preserve"> </w:t>
-      </w:r>
-      <w:proofErr w:type="spellStart"/>
-      <w:r>
-        <w:rPr>
-          <w:i/>
-          <w:iCs/>
-          <w:color w:val="7F8C99"/>
-          <w:sz w:val="28"/>
-          <w:szCs w:val="28"/>
-        </w:rPr>
-        <w:t>เพิ่ม</w:t>
-      </w:r>
-      <w:proofErr w:type="spellEnd"/>
-      <w:r>
-        <w:rPr>
-          <w:i/>
-          <w:iCs/>
-          <w:color w:val="7F8C99"/>
-          <w:sz w:val="28"/>
-          <w:szCs w:val="28"/>
-        </w:rPr>
-        <w:t xml:space="preserve"> / </w:t>
-      </w:r>
-      <w:proofErr w:type="spellStart"/>
-      <w:r>
-        <w:rPr>
-          <w:i/>
-          <w:iCs/>
-          <w:color w:val="7F8C99"/>
-          <w:sz w:val="28"/>
-          <w:szCs w:val="28"/>
-        </w:rPr>
-        <w:t>แก้</w:t>
-      </w:r>
-      <w:proofErr w:type="spellEnd"/>
-      <w:r>
-        <w:rPr>
-          <w:i/>
-          <w:iCs/>
-          <w:color w:val="7F8C99"/>
-          <w:sz w:val="28"/>
-          <w:szCs w:val="28"/>
-        </w:rPr>
-        <w:t xml:space="preserve"> / </w:t>
-      </w:r>
-      <w:proofErr w:type="spellStart"/>
-      <w:r>
-        <w:rPr>
-          <w:i/>
-          <w:iCs/>
-          <w:color w:val="7F8C99"/>
-          <w:sz w:val="28"/>
-          <w:szCs w:val="28"/>
-        </w:rPr>
-        <w:t>ไม่กระทบ</w:t>
-      </w:r>
-      <w:proofErr w:type="spellEnd"/>
-      <w:r>
-        <w:rPr>
-          <w:i/>
-          <w:iCs/>
-          <w:color w:val="7F8C99"/>
-          <w:sz w:val="28"/>
-          <w:szCs w:val="28"/>
-        </w:rPr>
-        <w:t xml:space="preserve"> / TBD / Cannot Verify)</w:t>
       </w:r>
     </w:p>
     <w:tbl>
@@ -5999,7 +5571,6 @@
                 <w:szCs w:val="28"/>
                 <w:cs/>
               </w:rPr>
-              <w:lastRenderedPageBreak/>
               <w:t>7</w:t>
             </w:r>
           </w:p>
@@ -6282,6 +5853,7 @@
                 <w:szCs w:val="28"/>
                 <w:cs/>
               </w:rPr>
+              <w:lastRenderedPageBreak/>
               <w:t>8</w:t>
             </w:r>
           </w:p>
@@ -6594,7 +6166,7 @@
     </w:p>
     <w:p>
       <w:pPr>
-        <w:pStyle w:val="1"/>
+        <w:pStyle w:val="Heading1"/>
         <w:keepNext/>
         <w:pageBreakBefore/>
         <w:pBdr>
@@ -8178,155 +7750,7 @@
           <w:sz w:val="30"/>
           <w:szCs w:val="30"/>
         </w:rPr>
-        <w:lastRenderedPageBreak/>
         <w:t>2.3 Acceptance Criteria (≥ 3)</w:t>
-      </w:r>
-    </w:p>
-    <w:p>
-      <w:pPr>
-        <w:spacing w:after="100"/>
-      </w:pPr>
-      <w:r>
-        <w:rPr>
-          <w:i/>
-          <w:iCs/>
-          <w:color w:val="7F8C99"/>
-          <w:sz w:val="28"/>
-          <w:szCs w:val="28"/>
-        </w:rPr>
-        <w:t>(</w:t>
-      </w:r>
-      <w:proofErr w:type="spellStart"/>
-      <w:r>
-        <w:rPr>
-          <w:i/>
-          <w:iCs/>
-          <w:color w:val="7F8C99"/>
-          <w:sz w:val="28"/>
-          <w:szCs w:val="28"/>
-        </w:rPr>
-        <w:t>คำแนะนำ</w:t>
-      </w:r>
-      <w:proofErr w:type="spellEnd"/>
-      <w:r>
-        <w:rPr>
-          <w:i/>
-          <w:iCs/>
-          <w:color w:val="7F8C99"/>
-          <w:sz w:val="28"/>
-          <w:szCs w:val="28"/>
-        </w:rPr>
-        <w:t xml:space="preserve">: </w:t>
-      </w:r>
-      <w:proofErr w:type="spellStart"/>
-      <w:r>
-        <w:rPr>
-          <w:i/>
-          <w:iCs/>
-          <w:color w:val="7F8C99"/>
-          <w:sz w:val="28"/>
-          <w:szCs w:val="28"/>
-        </w:rPr>
-        <w:t>ต้องมี</w:t>
-      </w:r>
-      <w:proofErr w:type="spellEnd"/>
-      <w:r>
-        <w:rPr>
-          <w:i/>
-          <w:iCs/>
-          <w:color w:val="7F8C99"/>
-          <w:sz w:val="28"/>
-          <w:szCs w:val="28"/>
-        </w:rPr>
-        <w:t xml:space="preserve"> 1 </w:t>
-      </w:r>
-      <w:proofErr w:type="spellStart"/>
-      <w:r>
-        <w:rPr>
-          <w:i/>
-          <w:iCs/>
-          <w:color w:val="7F8C99"/>
-          <w:sz w:val="28"/>
-          <w:szCs w:val="28"/>
-        </w:rPr>
-        <w:t>ข้อเรื่อง</w:t>
-      </w:r>
-      <w:proofErr w:type="spellEnd"/>
-      <w:r>
-        <w:rPr>
-          <w:i/>
-          <w:iCs/>
-          <w:color w:val="7F8C99"/>
-          <w:sz w:val="28"/>
-          <w:szCs w:val="28"/>
-        </w:rPr>
-        <w:t xml:space="preserve"> opt-in </w:t>
-      </w:r>
-      <w:proofErr w:type="spellStart"/>
-      <w:r>
-        <w:rPr>
-          <w:i/>
-          <w:iCs/>
-          <w:color w:val="7F8C99"/>
-          <w:sz w:val="28"/>
-          <w:szCs w:val="28"/>
-        </w:rPr>
-        <w:t>หรือข้อมูลส่วนบุคคล</w:t>
-      </w:r>
-      <w:proofErr w:type="spellEnd"/>
-      <w:r>
-        <w:rPr>
-          <w:i/>
-          <w:iCs/>
-          <w:color w:val="7F8C99"/>
-          <w:sz w:val="28"/>
-          <w:szCs w:val="28"/>
-        </w:rPr>
-        <w:t xml:space="preserve"> </w:t>
-      </w:r>
-      <w:proofErr w:type="spellStart"/>
-      <w:r>
-        <w:rPr>
-          <w:i/>
-          <w:iCs/>
-          <w:color w:val="7F8C99"/>
-          <w:sz w:val="28"/>
-          <w:szCs w:val="28"/>
-        </w:rPr>
-        <w:t>และ</w:t>
-      </w:r>
-      <w:proofErr w:type="spellEnd"/>
-      <w:r>
-        <w:rPr>
-          <w:i/>
-          <w:iCs/>
-          <w:color w:val="7F8C99"/>
-          <w:sz w:val="28"/>
-          <w:szCs w:val="28"/>
-        </w:rPr>
-        <w:t xml:space="preserve"> 1 </w:t>
-      </w:r>
-      <w:proofErr w:type="spellStart"/>
-      <w:r>
-        <w:rPr>
-          <w:i/>
-          <w:iCs/>
-          <w:color w:val="7F8C99"/>
-          <w:sz w:val="28"/>
-          <w:szCs w:val="28"/>
-        </w:rPr>
-        <w:t>ข้อเรื่องเตือนตามเวลา</w:t>
-      </w:r>
-      <w:proofErr w:type="spellEnd"/>
-      <w:r>
-        <w:rPr>
-          <w:i/>
-          <w:iCs/>
-          <w:color w:val="7F8C99"/>
-          <w:sz w:val="28"/>
-          <w:szCs w:val="28"/>
-        </w:rPr>
-        <w:t>)</w:t>
       </w:r>
     </w:p>
     <w:tbl>
@@ -11936,7 +11360,7 @@
     </w:p>
     <w:p>
       <w:pPr>
-        <w:pStyle w:val="1"/>
+        <w:pStyle w:val="Heading1"/>
         <w:keepNext/>
         <w:pageBreakBefore/>
         <w:pBdr>
@@ -12003,7 +11427,7 @@
           <w:sz w:val="28"/>
           <w:szCs w:val="28"/>
         </w:rPr>
-        <w:t>ทำไมไม่ใช่ทุกข้อเป็น Build now: "ทุกอย่างต้องเป็น Build now" เป็นความเห็นของผู้เสนอ — ช่องทางภายนอกยังไม่รู้ว่าคืออะไร (OQ-10) ขัดกับ Out of Scope §1.3 และถ้าสร้างตอนนี้ต้องเดาผู้ให้บริการ ซึ่งขัด CON-04 · ส่วนที่ทำได้ทันทีโดยไม่ต้องเดา (แจ้งในระบบ · เตือนงานค้าง · ข้อความไม่</w:t>
+        <w:t>ทำไมไม่ใช่ทุกข้อเป็น Build now: "ทุกอย่างต้องเป็น Build now" เป็นความเห็นของผู้เสนอ — ช่องทางภายนอกยังไม่รู้ว่าคืออะไร (OQ-10) ขัดกับ Out of Scope §1.3 และถ้าสร้างตอนนี้ต้องเดาผู้ให้บริการ ซึ่งขัด CON-04 · ส่วนที่ทำได้ทันทีโดยไม่ต้องเดา (แจ้งใน</w:t>
       </w:r>
       <w:proofErr w:type="spellStart"/>
       <w:r>
@@ -12012,7 +11436,43 @@
           <w:sz w:val="28"/>
           <w:szCs w:val="28"/>
         </w:rPr>
-        <w:t>เกินจำเป็น</w:t>
+        <w:t>ระบบ</w:t>
+      </w:r>
+      <w:proofErr w:type="spellEnd"/>
+      <w:r>
+        <w:rPr>
+          <w:iCs/>
+          <w:sz w:val="28"/>
+          <w:szCs w:val="28"/>
+        </w:rPr>
+        <w:t xml:space="preserve"> · </w:t>
+      </w:r>
+      <w:proofErr w:type="spellStart"/>
+      <w:r>
+        <w:rPr>
+          <w:iCs/>
+          <w:sz w:val="28"/>
+          <w:szCs w:val="28"/>
+        </w:rPr>
+        <w:t>เตือนงานค้าง</w:t>
+      </w:r>
+      <w:proofErr w:type="spellEnd"/>
+      <w:r>
+        <w:rPr>
+          <w:iCs/>
+          <w:sz w:val="28"/>
+          <w:szCs w:val="28"/>
+        </w:rPr>
+        <w:t xml:space="preserve"> · </w:t>
+      </w:r>
+      <w:proofErr w:type="spellStart"/>
+      <w:r>
+        <w:rPr>
+          <w:iCs/>
+          <w:sz w:val="28"/>
+          <w:szCs w:val="28"/>
+        </w:rPr>
+        <w:t>ข้อความไม่เกินจำเป็น</w:t>
       </w:r>
       <w:proofErr w:type="spellEnd"/>
       <w:r>
@@ -12778,6 +12238,7 @@
           <w:sz w:val="30"/>
           <w:szCs w:val="30"/>
         </w:rPr>
+        <w:lastRenderedPageBreak/>
         <w:t>3.2 Driver check</w:t>
       </w:r>
     </w:p>
@@ -14587,7 +14048,6 @@
           <w:sz w:val="30"/>
           <w:szCs w:val="30"/>
         </w:rPr>
-        <w:lastRenderedPageBreak/>
         <w:t>3.4 Open decisions</w:t>
       </w:r>
     </w:p>
@@ -15492,7 +14952,7 @@
     </w:p>
     <w:p>
       <w:pPr>
-        <w:pStyle w:val="1"/>
+        <w:pStyle w:val="Heading1"/>
         <w:keepNext/>
         <w:pBdr>
           <w:bottom w:val="single" w:sz="8" w:space="2" w:color="008699"/>
@@ -15516,131 +14976,6 @@
       </w:r>
       <w:proofErr w:type="spellEnd"/>
       <w:r>
-        <w:t>)</w:t>
-      </w:r>
-    </w:p>
-    <w:p>
-      <w:pPr>
-        <w:spacing w:after="100"/>
-      </w:pPr>
-      <w:r>
-        <w:rPr>
-          <w:i/>
-          <w:iCs/>
-          <w:color w:val="7F8C99"/>
-          <w:sz w:val="28"/>
-          <w:szCs w:val="28"/>
-        </w:rPr>
-        <w:t>(</w:t>
-      </w:r>
-      <w:proofErr w:type="spellStart"/>
-      <w:r>
-        <w:rPr>
-          <w:i/>
-          <w:iCs/>
-          <w:color w:val="7F8C99"/>
-          <w:sz w:val="28"/>
-          <w:szCs w:val="28"/>
-        </w:rPr>
-        <w:t>คำแนะนำ</w:t>
-      </w:r>
-      <w:proofErr w:type="spellEnd"/>
-      <w:r>
-        <w:rPr>
-          <w:i/>
-          <w:iCs/>
-          <w:color w:val="7F8C99"/>
-          <w:sz w:val="28"/>
-          <w:szCs w:val="28"/>
-        </w:rPr>
-        <w:t xml:space="preserve">: </w:t>
-      </w:r>
-      <w:proofErr w:type="spellStart"/>
-      <w:r>
-        <w:rPr>
-          <w:i/>
-          <w:iCs/>
-          <w:color w:val="7F8C99"/>
-          <w:sz w:val="28"/>
-          <w:szCs w:val="28"/>
-        </w:rPr>
-        <w:t>ภาพที่</w:t>
-      </w:r>
-      <w:proofErr w:type="spellEnd"/>
-      <w:r>
-        <w:rPr>
-          <w:i/>
-          <w:iCs/>
-          <w:color w:val="7F8C99"/>
-          <w:sz w:val="28"/>
-          <w:szCs w:val="28"/>
-        </w:rPr>
-        <w:t xml:space="preserve"> 1 (Context) </w:t>
-      </w:r>
-      <w:proofErr w:type="spellStart"/>
-      <w:r>
-        <w:rPr>
-          <w:i/>
-          <w:iCs/>
-          <w:color w:val="7F8C99"/>
-          <w:sz w:val="28"/>
-          <w:szCs w:val="28"/>
-        </w:rPr>
-        <w:t>และภาพที่</w:t>
-      </w:r>
-      <w:proofErr w:type="spellEnd"/>
-      <w:r>
-        <w:rPr>
-          <w:i/>
-          <w:iCs/>
-          <w:color w:val="7F8C99"/>
-          <w:sz w:val="28"/>
-          <w:szCs w:val="28"/>
-        </w:rPr>
-        <w:t xml:space="preserve"> 2 (Container) </w:t>
-      </w:r>
-      <w:proofErr w:type="spellStart"/>
-      <w:r>
-        <w:rPr>
-          <w:i/>
-          <w:iCs/>
-          <w:color w:val="7F8C99"/>
-          <w:sz w:val="28"/>
-          <w:szCs w:val="28"/>
-        </w:rPr>
-        <w:t>อยู่ท้ายหัวข้อ</w:t>
-      </w:r>
-      <w:proofErr w:type="spellEnd"/>
-      <w:r>
-        <w:rPr>
-          <w:i/>
-          <w:iCs/>
-          <w:color w:val="7F8C99"/>
-          <w:sz w:val="28"/>
-          <w:szCs w:val="28"/>
-        </w:rPr>
-        <w:t xml:space="preserve"> G4 — </w:t>
-      </w:r>
-      <w:proofErr w:type="spellStart"/>
-      <w:r>
-        <w:rPr>
-          <w:i/>
-          <w:iCs/>
-          <w:color w:val="7F8C99"/>
-          <w:sz w:val="28"/>
-          <w:szCs w:val="28"/>
-        </w:rPr>
-        <w:t>เขียนสรุปสิ่งที่เปลี่ยนไว้ตรงนี้</w:t>
-      </w:r>
-      <w:proofErr w:type="spellEnd"/>
-      <w:r>
-        <w:rPr>
-          <w:i/>
-          <w:iCs/>
-          <w:color w:val="7F8C99"/>
-          <w:sz w:val="28"/>
-          <w:szCs w:val="28"/>
-        </w:rPr>
         <w:t>)</w:t>
       </w:r>
     </w:p>
@@ -15942,7 +15277,6 @@
           <w:sz w:val="30"/>
           <w:szCs w:val="30"/>
         </w:rPr>
-        <w:lastRenderedPageBreak/>
         <w:t xml:space="preserve">4.3 </w:t>
       </w:r>
       <w:proofErr w:type="spellStart"/>
@@ -19663,6 +18997,7 @@
           </w:tcPr>
           <w:p>
             <w:r>
+              <w:lastRenderedPageBreak/>
               <w:t xml:space="preserve">S4 </w:t>
             </w:r>
             <w:r>
@@ -20100,7 +19435,7 @@
     </w:p>
     <w:p>
       <w:pPr>
-        <w:pStyle w:val="1"/>
+        <w:pStyle w:val="Heading1"/>
         <w:keepNext/>
         <w:pageBreakBefore/>
         <w:pBdr>
@@ -20152,23 +19487,20 @@
         <w:t>:</w:t>
       </w:r>
       <w:r>
-        <w:t xml:space="preserve"> </w:t>
-      </w:r>
+        <w:t xml:space="preserve"> (✓) CR-FX-02A </w:t>
+      </w:r>
+      <w:proofErr w:type="spellStart"/>
+      <w:r>
+        <w:t>ใช้งานหน้างาน</w:t>
+      </w:r>
+      <w:proofErr w:type="spellEnd"/>
       <w:proofErr w:type="gramStart"/>
       <w:r>
-        <w:t>(✓)</w:t>
+        <w:t xml:space="preserve">   (</w:t>
       </w:r>
       <w:proofErr w:type="gramEnd"/>
       <w:r>
-        <w:t xml:space="preserve"> CR-FX-02A </w:t>
-      </w:r>
-      <w:proofErr w:type="spellStart"/>
-      <w:r>
-        <w:t>ใช้งานหน้างาน</w:t>
-      </w:r>
-      <w:proofErr w:type="spellEnd"/>
-      <w:r>
-        <w:t xml:space="preserve">   ( ) CR-FX-02B </w:t>
+        <w:t xml:space="preserve"> ) CR-FX-02B </w:t>
       </w:r>
       <w:proofErr w:type="spellStart"/>
       <w:r>
@@ -20197,7 +19529,15 @@
         <w:t>:</w:t>
       </w:r>
       <w:r>
-        <w:t xml:space="preserve"> ใกล้กับ case มากกว่า: Case Card ของกลุ่มมีคำถามค้างอยู่แล้วว่าควรระบุตำแหน่งอุปกรณ์ด้วยการสแกน QR Code ที่ติดบนโต๊ะหรือเครื่องคอมพิวเตอร์หรือไม่ และงานซ่อมของ CLMRS เกิดที่หน้างานจริง (ห้องเรียน · ห้องปฏิบัติการ)</w:t>
+        <w:t xml:space="preserve"> </w:t>
+      </w:r>
+      <w:proofErr w:type="spellStart"/>
+      <w:r>
+        <w:t>ใกล้กับ</w:t>
+      </w:r>
+      <w:proofErr w:type="spellEnd"/>
+      <w:r>
+        <w:t xml:space="preserve"> case มากกว่า: Case Card ของกลุ่มมีคำถามค้างอยู่แล้วว่าควรระบุตำแหน่งอุปกรณ์ด้วยการสแกน QR Code ที่ติดบนโต๊ะหรือเครื่องคอมพิวเตอร์หรือไม่ และงานซ่อมของ CLMRS เกิดที่หน้างานจริง (ห้องเรียน · ห้องปฏิบัติการ)</w:t>
       </w:r>
     </w:p>
     <w:p>
@@ -20308,7 +19648,6 @@
               </w:rPr>
               <w:t>CR-FX-02A</w:t>
             </w:r>
-            <w:proofErr w:type="gramStart"/>
             <w:r>
               <w:rPr>
                 <w:b/>
@@ -20317,39 +19656,9 @@
                 <w:sz w:val="28"/>
                 <w:szCs w:val="28"/>
               </w:rPr>
-              <w:t xml:space="preserve">   </w:t>
-            </w:r>
-            <w:proofErr w:type="gramEnd"/>
-            <w:r>
-              <w:rPr>
-                <w:b/>
-                <w:bCs/>
-                <w:color w:val="FFFFFF"/>
-                <w:sz w:val="28"/>
-                <w:szCs w:val="28"/>
-              </w:rPr>
-              <w:t>ใช้งานหน้างาน: สแกน QR + สัญญาณไม่เสถียร</w:t>
-            </w:r>
-            <w:proofErr w:type="spellStart"/>
-            <w:r>
-              <w:rPr>
-                <w:b/>
-                <w:bCs/>
-                <w:color w:val="FFFFFF"/>
-                <w:sz w:val="28"/>
-                <w:szCs w:val="28"/>
-              </w:rPr>
-            </w:r>
-            <w:proofErr w:type="spellEnd"/>
-            <w:r>
-              <w:rPr>
-                <w:b/>
-                <w:bCs/>
-                <w:color w:val="FFFFFF"/>
-                <w:sz w:val="28"/>
-                <w:szCs w:val="28"/>
-              </w:rPr>
-            </w:r>
+              <w:t xml:space="preserve">   ใช้งานหน้างาน: สแกน QR + สัญญาณไม่เสถียร</w:t>
+            </w:r>
+            <w:proofErr w:type="gramStart"/>
             <w:r>
               <w:rPr>
                 <w:b/>
@@ -20358,7 +19667,18 @@
                 <w:sz w:val="26"/>
                 <w:szCs w:val="26"/>
               </w:rPr>
-              <w:t xml:space="preserve">   [Pending]</w:t>
+              <w:t xml:space="preserve">   [</w:t>
+            </w:r>
+            <w:proofErr w:type="gramEnd"/>
+            <w:r>
+              <w:rPr>
+                <w:b/>
+                <w:bCs/>
+                <w:color w:val="F2C46D"/>
+                <w:sz w:val="26"/>
+                <w:szCs w:val="26"/>
+              </w:rPr>
+              <w:t>Pending]</w:t>
             </w:r>
           </w:p>
         </w:tc>
@@ -20841,6 +20161,7 @@
           <w:sz w:val="30"/>
           <w:szCs w:val="30"/>
         </w:rPr>
+        <w:lastRenderedPageBreak/>
         <w:t>5.2 Decision card</w:t>
       </w:r>
     </w:p>
@@ -20902,7 +20223,6 @@
               </w:rPr>
               <w:t>DEC-03</w:t>
             </w:r>
-            <w:proofErr w:type="gramStart"/>
             <w:r>
               <w:rPr>
                 <w:b/>
@@ -20914,7 +20234,6 @@
               <w:t xml:space="preserve">   </w:t>
             </w:r>
             <w:proofErr w:type="spellStart"/>
-            <w:proofErr w:type="gramEnd"/>
             <w:r>
               <w:rPr>
                 <w:b/>
@@ -20923,7 +20242,7 @@
                 <w:sz w:val="28"/>
                 <w:szCs w:val="28"/>
               </w:rPr>
-              <w:t>ไม่เพิ่ม container สำหรับ QR และสัญญาณไม่เสถียร</w:t>
+              <w:t>ไม่เพิ่ม</w:t>
             </w:r>
             <w:proofErr w:type="spellEnd"/>
             <w:r>
@@ -20934,7 +20253,43 @@
                 <w:sz w:val="28"/>
                 <w:szCs w:val="28"/>
               </w:rPr>
-            </w:r>
+              <w:t xml:space="preserve"> container </w:t>
+            </w:r>
+            <w:proofErr w:type="spellStart"/>
+            <w:r>
+              <w:rPr>
+                <w:b/>
+                <w:bCs/>
+                <w:color w:val="FFFFFF"/>
+                <w:sz w:val="28"/>
+                <w:szCs w:val="28"/>
+              </w:rPr>
+              <w:t>สำหรับ</w:t>
+            </w:r>
+            <w:proofErr w:type="spellEnd"/>
+            <w:r>
+              <w:rPr>
+                <w:b/>
+                <w:bCs/>
+                <w:color w:val="FFFFFF"/>
+                <w:sz w:val="28"/>
+                <w:szCs w:val="28"/>
+              </w:rPr>
+              <w:t xml:space="preserve"> QR </w:t>
+            </w:r>
+            <w:proofErr w:type="spellStart"/>
+            <w:r>
+              <w:rPr>
+                <w:b/>
+                <w:bCs/>
+                <w:color w:val="FFFFFF"/>
+                <w:sz w:val="28"/>
+                <w:szCs w:val="28"/>
+              </w:rPr>
+              <w:t>และสัญญาณไม่เสถียร</w:t>
+            </w:r>
+            <w:proofErr w:type="spellEnd"/>
+            <w:proofErr w:type="gramStart"/>
             <w:r>
               <w:rPr>
                 <w:b/>
@@ -20943,7 +20298,18 @@
                 <w:sz w:val="26"/>
                 <w:szCs w:val="26"/>
               </w:rPr>
-              <w:t xml:space="preserve">   [Proposed]</w:t>
+              <w:t xml:space="preserve">   [</w:t>
+            </w:r>
+            <w:proofErr w:type="gramEnd"/>
+            <w:r>
+              <w:rPr>
+                <w:b/>
+                <w:bCs/>
+                <w:color w:val="F2C46D"/>
+                <w:sz w:val="26"/>
+                <w:szCs w:val="26"/>
+              </w:rPr>
+              <w:t>Proposed]</w:t>
             </w:r>
           </w:p>
         </w:tc>
@@ -21340,10 +20706,10 @@
         <w:tblLook w:val="0000" w:firstRow="0" w:lastRow="0" w:firstColumn="0" w:lastColumn="0" w:noHBand="0" w:noVBand="0"/>
       </w:tblPr>
       <w:tblGrid>
-        <w:gridCol w:w="1542"/>
-        <w:gridCol w:w="2698"/>
-        <w:gridCol w:w="2698"/>
-        <w:gridCol w:w="2700"/>
+        <w:gridCol w:w="1238"/>
+        <w:gridCol w:w="3012"/>
+        <w:gridCol w:w="2635"/>
+        <w:gridCol w:w="2753"/>
       </w:tblGrid>
       <w:tr>
         <w:trPr>
@@ -21987,7 +21353,7 @@
     </w:p>
     <w:p>
       <w:pPr>
-        <w:pStyle w:val="1"/>
+        <w:pStyle w:val="Heading1"/>
         <w:keepNext/>
         <w:pageBreakBefore/>
         <w:pBdr>
@@ -22048,7 +21414,7 @@
           <w:rFonts w:ascii="Segoe UI Symbol" w:eastAsia="Segoe UI Symbol" w:hAnsi="Segoe UI Symbol" w:cs="Segoe UI Symbol"/>
           <w:color w:val="5A6B7C"/>
         </w:rPr>
-        <w:t>☐</w:t>
+        <w:t>☑</w:t>
       </w:r>
       <w:r>
         <w:t xml:space="preserve">  </w:t>
@@ -22096,7 +21462,7 @@
           <w:rFonts w:ascii="Segoe UI Symbol" w:eastAsia="Segoe UI Symbol" w:hAnsi="Segoe UI Symbol" w:cs="Segoe UI Symbol"/>
           <w:color w:val="5A6B7C"/>
         </w:rPr>
-        <w:t>☐</w:t>
+        <w:t>☑</w:t>
       </w:r>
       <w:r>
         <w:t xml:space="preserve">  </w:t>
@@ -22139,7 +21505,7 @@
           <w:rFonts w:ascii="Segoe UI Symbol" w:eastAsia="Segoe UI Symbol" w:hAnsi="Segoe UI Symbol" w:cs="Segoe UI Symbol"/>
           <w:color w:val="5A6B7C"/>
         </w:rPr>
-        <w:t>☐</w:t>
+        <w:t>☑</w:t>
       </w:r>
       <w:r>
         <w:t xml:space="preserve">  </w:t>
@@ -22179,7 +21545,7 @@
           <w:rFonts w:ascii="Segoe UI Symbol" w:eastAsia="Segoe UI Symbol" w:hAnsi="Segoe UI Symbol" w:cs="Segoe UI Symbol"/>
           <w:color w:val="5A6B7C"/>
         </w:rPr>
-        <w:t>☐</w:t>
+        <w:t>☑</w:t>
       </w:r>
       <w:r>
         <w:t xml:space="preserve">  </w:t>
@@ -22227,7 +21593,7 @@
           <w:rFonts w:ascii="Segoe UI Symbol" w:eastAsia="Segoe UI Symbol" w:hAnsi="Segoe UI Symbol" w:cs="Segoe UI Symbol"/>
           <w:color w:val="5A6B7C"/>
         </w:rPr>
-        <w:t>☐</w:t>
+        <w:t>☑</w:t>
       </w:r>
       <w:r>
         <w:t xml:space="preserve">  </w:t>
@@ -22282,7 +21648,7 @@
           <w:rFonts w:ascii="Segoe UI Symbol" w:eastAsia="Segoe UI Symbol" w:hAnsi="Segoe UI Symbol" w:cs="Segoe UI Symbol"/>
           <w:color w:val="5A6B7C"/>
         </w:rPr>
-        <w:t>☐</w:t>
+        <w:t>☑</w:t>
       </w:r>
       <w:r>
         <w:t xml:space="preserve">  </w:t>
@@ -22488,6 +21854,12 @@
             <w:pPr>
               <w:keepNext/>
             </w:pPr>
+            <w:r>
+              <w:rPr>
+                <w:sz w:val="28"/>
+              </w:rPr>
+              <w:t>Claude (Anthropic)</w:t>
+            </w:r>
           </w:p>
         </w:tc>
         <w:tc>
@@ -22511,6 +21883,114 @@
             <w:pPr>
               <w:keepNext/>
             </w:pPr>
+            <w:proofErr w:type="spellStart"/>
+            <w:r>
+              <w:rPr>
+                <w:sz w:val="28"/>
+              </w:rPr>
+              <w:t>ร่าง</w:t>
+            </w:r>
+            <w:r>
+              <w:rPr>
+                <w:sz w:val="28"/>
+                <w:szCs w:val="28"/>
+              </w:rPr>
+              <w:t>ข้อความ</w:t>
+            </w:r>
+            <w:proofErr w:type="spellEnd"/>
+            <w:r>
+              <w:rPr>
+                <w:sz w:val="28"/>
+                <w:szCs w:val="28"/>
+              </w:rPr>
+              <w:t xml:space="preserve"> G1 · </w:t>
+            </w:r>
+            <w:r>
+              <w:rPr>
+                <w:sz w:val="28"/>
+                <w:szCs w:val="28"/>
+                <w:cs/>
+              </w:rPr>
+              <w:t>ตรวจทานและแนะนำ</w:t>
+            </w:r>
+            <w:r>
+              <w:rPr>
+                <w:rFonts w:hint="cs"/>
+                <w:sz w:val="28"/>
+                <w:szCs w:val="28"/>
+                <w:cs/>
+              </w:rPr>
+              <w:t xml:space="preserve"> </w:t>
+            </w:r>
+            <w:r>
+              <w:rPr>
+                <w:sz w:val="28"/>
+                <w:szCs w:val="28"/>
+              </w:rPr>
+              <w:t xml:space="preserve">G2–G3 · G5 · </w:t>
+            </w:r>
+            <w:proofErr w:type="spellStart"/>
+            <w:r>
+              <w:rPr>
+                <w:sz w:val="28"/>
+                <w:szCs w:val="28"/>
+              </w:rPr>
+              <w:t>ช่วยไล่ตรวจชื่อ</w:t>
+            </w:r>
+            <w:proofErr w:type="spellEnd"/>
+            <w:r>
+              <w:rPr>
+                <w:sz w:val="28"/>
+                <w:szCs w:val="28"/>
+              </w:rPr>
+              <w:t xml:space="preserve"> container / actor / ID </w:t>
+            </w:r>
+            <w:proofErr w:type="spellStart"/>
+            <w:r>
+              <w:rPr>
+                <w:sz w:val="28"/>
+                <w:szCs w:val="28"/>
+              </w:rPr>
+              <w:t>ให้ตรงกันใน</w:t>
+            </w:r>
+            <w:proofErr w:type="spellEnd"/>
+            <w:r>
+              <w:rPr>
+                <w:sz w:val="28"/>
+                <w:szCs w:val="28"/>
+              </w:rPr>
+              <w:t xml:space="preserve"> G6 · </w:t>
+            </w:r>
+            <w:proofErr w:type="spellStart"/>
+            <w:r>
+              <w:rPr>
+                <w:sz w:val="28"/>
+                <w:szCs w:val="28"/>
+              </w:rPr>
+              <w:t>ร่างตาราง</w:t>
+            </w:r>
+            <w:proofErr w:type="spellEnd"/>
+            <w:r>
+              <w:rPr>
+                <w:sz w:val="28"/>
+                <w:szCs w:val="28"/>
+              </w:rPr>
+              <w:t xml:space="preserve"> ID</w:t>
+            </w:r>
+            <w:r>
+              <w:rPr>
+                <w:sz w:val="28"/>
+              </w:rPr>
+              <w:t xml:space="preserve"> </w:t>
+            </w:r>
+            <w:proofErr w:type="spellStart"/>
+            <w:r>
+              <w:rPr>
+                <w:sz w:val="28"/>
+              </w:rPr>
+              <w:t>ที่กลุ่มใช้ประสานงาน</w:t>
+            </w:r>
+            <w:proofErr w:type="spellEnd"/>
           </w:p>
         </w:tc>
         <w:tc>
@@ -22534,6 +22014,12 @@
             <w:pPr>
               <w:keepNext/>
             </w:pPr>
+            <w:r>
+              <w:rPr>
+                <w:sz w:val="28"/>
+              </w:rPr>
+              <w:t>ผู้ใช้แต่ละส่วนเปิดตรวจ ID กับ SRS v2.1 · W06 · W08 ของกลุ่มเองก่อนวางลง Word · แก้จุดที่ไม่ตรง (เช่น AC-5 → AC-15 · OI- → OQ-) · รายละเอียดแต่ละครั้งอยู่ใน final-exam/ai-use-log.md</w:t>
+            </w:r>
           </w:p>
         </w:tc>
       </w:tr>
@@ -22914,6 +22400,12 @@
             <w:pPr>
               <w:keepNext/>
             </w:pPr>
+            <w:r>
+              <w:rPr>
+                <w:sz w:val="28"/>
+              </w:rPr>
+              <w:t>นายสันติ ปัญญาหน้อย 68543210077-2</w:t>
+            </w:r>
           </w:p>
         </w:tc>
         <w:tc>
@@ -22937,6 +22429,12 @@
             <w:pPr>
               <w:keepNext/>
             </w:pPr>
+            <w:r>
+              <w:rPr>
+                <w:sz w:val="28"/>
+              </w:rPr>
+              <w:t>G2 (2.1–2.5) · G3 (3.1–3.4)</w:t>
+            </w:r>
           </w:p>
         </w:tc>
         <w:tc>
@@ -22960,6 +22458,12 @@
             <w:pPr>
               <w:keepNext/>
             </w:pPr>
+            <w:r>
+              <w:rPr>
+                <w:sz w:val="28"/>
+              </w:rPr>
+              <w:t>commit 95a6a6d (บัญชี Aonney) · ตาราง 4–12 ในไฟล์นี้</w:t>
+            </w:r>
           </w:p>
         </w:tc>
       </w:tr>
@@ -22989,6 +22493,12 @@
             <w:pPr>
               <w:keepNext/>
             </w:pPr>
+            <w:r>
+              <w:rPr>
+                <w:sz w:val="28"/>
+              </w:rPr>
+              <w:t>นายธีรนัย ไชยกันทะ 68543210066-5</w:t>
+            </w:r>
           </w:p>
         </w:tc>
         <w:tc>
@@ -23012,6 +22522,12 @@
             <w:pPr>
               <w:keepNext/>
             </w:pPr>
+            <w:r>
+              <w:rPr>
+                <w:sz w:val="28"/>
+              </w:rPr>
+              <w:t>G1 · G5 · G6 · รวมไฟล์ Word · แก้ G2–G3 · ใบส่งงาน · PR</w:t>
+            </w:r>
           </w:p>
         </w:tc>
         <w:tc>
@@ -23035,6 +22551,12 @@
             <w:pPr>
               <w:keepNext/>
             </w:pPr>
+            <w:r>
+              <w:rPr>
+                <w:sz w:val="28"/>
+              </w:rPr>
+              <w:t>commit 7341e01 · 1bb0227 · b3bc263 · 4d99719 · a94302e · ตาราง 1–3 · 20–24</w:t>
+            </w:r>
           </w:p>
         </w:tc>
       </w:tr>
@@ -23064,6 +22586,12 @@
             <w:pPr>
               <w:keepNext/>
             </w:pPr>
+            <w:r>
+              <w:rPr>
+                <w:sz w:val="28"/>
+              </w:rPr>
+              <w:t>นายบูรพา ประทีปรัตน์ 68543210032-7</w:t>
+            </w:r>
           </w:p>
         </w:tc>
         <w:tc>
@@ -23087,6 +22615,12 @@
             <w:pPr>
               <w:keepNext/>
             </w:pPr>
+            <w:r>
+              <w:rPr>
+                <w:sz w:val="28"/>
+              </w:rPr>
+              <w:t>G4 (4.1–4.6) · Context / Container diagram</w:t>
+            </w:r>
           </w:p>
         </w:tc>
         <w:tc>
@@ -23110,70 +22644,13 @@
             <w:pPr>
               <w:keepNext/>
             </w:pPr>
-          </w:p>
-        </w:tc>
-      </w:tr>
-      <w:tr>
-        <w:trPr>
-          <w:cantSplit/>
-          <w:trHeight w:val="624"/>
-        </w:trPr>
-        <w:tc>
-          <w:tcPr>
-            <w:tcW w:w="2891" w:type="dxa"/>
-            <w:tcBorders>
-              <w:top w:val="single" w:sz="4" w:space="0" w:color="C9D3DC"/>
-              <w:left w:val="single" w:sz="4" w:space="0" w:color="C9D3DC"/>
-              <w:bottom w:val="single" w:sz="4" w:space="0" w:color="C9D3DC"/>
-              <w:right w:val="single" w:sz="4" w:space="0" w:color="C9D3DC"/>
-            </w:tcBorders>
-            <w:shd w:val="clear" w:color="auto" w:fill="F1F7FA"/>
-            <w:tcMar>
-              <w:top w:w="40" w:type="dxa"/>
-              <w:left w:w="90" w:type="dxa"/>
-              <w:bottom w:w="40" w:type="dxa"/>
-              <w:right w:w="90" w:type="dxa"/>
-            </w:tcMar>
-          </w:tcPr>
-          <w:p/>
-        </w:tc>
-        <w:tc>
-          <w:tcPr>
-            <w:tcW w:w="3373" w:type="dxa"/>
-            <w:tcBorders>
-              <w:top w:val="single" w:sz="4" w:space="0" w:color="C9D3DC"/>
-              <w:left w:val="single" w:sz="4" w:space="0" w:color="C9D3DC"/>
-              <w:bottom w:val="single" w:sz="4" w:space="0" w:color="C9D3DC"/>
-              <w:right w:val="single" w:sz="4" w:space="0" w:color="C9D3DC"/>
-            </w:tcBorders>
-            <w:shd w:val="clear" w:color="auto" w:fill="F1F7FA"/>
-            <w:tcMar>
-              <w:top w:w="40" w:type="dxa"/>
-              <w:left w:w="90" w:type="dxa"/>
-              <w:bottom w:w="40" w:type="dxa"/>
-              <w:right w:w="90" w:type="dxa"/>
-            </w:tcMar>
-          </w:tcPr>
-          <w:p/>
-        </w:tc>
-        <w:tc>
-          <w:tcPr>
-            <w:tcW w:w="3374" w:type="dxa"/>
-            <w:tcBorders>
-              <w:top w:val="single" w:sz="4" w:space="0" w:color="C9D3DC"/>
-              <w:left w:val="single" w:sz="4" w:space="0" w:color="C9D3DC"/>
-              <w:bottom w:val="single" w:sz="4" w:space="0" w:color="C9D3DC"/>
-              <w:right w:val="single" w:sz="4" w:space="0" w:color="C9D3DC"/>
-            </w:tcBorders>
-            <w:shd w:val="clear" w:color="auto" w:fill="F1F7FA"/>
-            <w:tcMar>
-              <w:top w:w="40" w:type="dxa"/>
-              <w:left w:w="90" w:type="dxa"/>
-              <w:bottom w:w="40" w:type="dxa"/>
-              <w:right w:w="90" w:type="dxa"/>
-            </w:tcMar>
-          </w:tcPr>
-          <w:p/>
+            <w:r>
+              <w:rPr>
+                <w:sz w:val="28"/>
+              </w:rPr>
+              <w:t>commit 35022aa · c235400 · final-exam/diagrams/ · ตาราง 13–19</w:t>
+            </w:r>
+          </w:p>
         </w:tc>
       </w:tr>
     </w:tbl>
@@ -24440,11 +23917,11 @@
     <w:lsdException w:name="Unresolved Mention" w:semiHidden="1" w:unhideWhenUsed="1"/>
     <w:lsdException w:name="Smart Link" w:semiHidden="1" w:unhideWhenUsed="1"/>
   </w:latentStyles>
-  <w:style w:type="paragraph" w:default="1" w:styleId="a">
+  <w:style w:type="paragraph" w:default="1" w:styleId="Normal">
     <w:name w:val="Normal"/>
     <w:qFormat/>
   </w:style>
-  <w:style w:type="paragraph" w:styleId="1">
+  <w:style w:type="paragraph" w:styleId="Heading1">
     <w:name w:val="heading 1"/>
     <w:uiPriority w:val="9"/>
     <w:qFormat/>
@@ -24459,7 +23936,7 @@
       <w:szCs w:val="40"/>
     </w:rPr>
   </w:style>
-  <w:style w:type="paragraph" w:styleId="2">
+  <w:style w:type="paragraph" w:styleId="Heading2">
     <w:name w:val="heading 2"/>
     <w:uiPriority w:val="9"/>
     <w:semiHidden/>
@@ -24474,7 +23951,7 @@
       <w:szCs w:val="26"/>
     </w:rPr>
   </w:style>
-  <w:style w:type="paragraph" w:styleId="3">
+  <w:style w:type="paragraph" w:styleId="Heading3">
     <w:name w:val="heading 3"/>
     <w:uiPriority w:val="9"/>
     <w:semiHidden/>
@@ -24489,7 +23966,7 @@
       <w:szCs w:val="24"/>
     </w:rPr>
   </w:style>
-  <w:style w:type="paragraph" w:styleId="4">
+  <w:style w:type="paragraph" w:styleId="Heading4">
     <w:name w:val="heading 4"/>
     <w:uiPriority w:val="9"/>
     <w:semiHidden/>
@@ -24504,7 +23981,7 @@
       <w:color w:val="2E74B5"/>
     </w:rPr>
   </w:style>
-  <w:style w:type="paragraph" w:styleId="5">
+  <w:style w:type="paragraph" w:styleId="Heading5">
     <w:name w:val="heading 5"/>
     <w:uiPriority w:val="9"/>
     <w:semiHidden/>
@@ -24517,7 +23994,7 @@
       <w:color w:val="2E74B5"/>
     </w:rPr>
   </w:style>
-  <w:style w:type="paragraph" w:styleId="6">
+  <w:style w:type="paragraph" w:styleId="Heading6">
     <w:name w:val="heading 6"/>
     <w:uiPriority w:val="9"/>
     <w:semiHidden/>
@@ -24530,13 +24007,13 @@
       <w:color w:val="1F4D78"/>
     </w:rPr>
   </w:style>
-  <w:style w:type="character" w:default="1" w:styleId="a0">
+  <w:style w:type="character" w:default="1" w:styleId="DefaultParagraphFont">
     <w:name w:val="Default Paragraph Font"/>
     <w:uiPriority w:val="1"/>
     <w:semiHidden/>
     <w:unhideWhenUsed/>
   </w:style>
-  <w:style w:type="table" w:default="1" w:styleId="a1">
+  <w:style w:type="table" w:default="1" w:styleId="TableNormal">
     <w:name w:val="Normal Table"/>
     <w:uiPriority w:val="99"/>
     <w:semiHidden/>
@@ -24551,13 +24028,13 @@
       </w:tblCellMar>
     </w:tblPr>
   </w:style>
-  <w:style w:type="numbering" w:default="1" w:styleId="a2">
+  <w:style w:type="numbering" w:default="1" w:styleId="NoList">
     <w:name w:val="No List"/>
     <w:uiPriority w:val="99"/>
     <w:semiHidden/>
     <w:unhideWhenUsed/>
   </w:style>
-  <w:style w:type="paragraph" w:styleId="a3">
+  <w:style w:type="paragraph" w:styleId="Title">
     <w:name w:val="Title"/>
     <w:uiPriority w:val="10"/>
     <w:qFormat/>
@@ -24574,11 +24051,11 @@
       <w:bCs/>
     </w:rPr>
   </w:style>
-  <w:style w:type="paragraph" w:styleId="a4">
+  <w:style w:type="paragraph" w:styleId="ListParagraph">
     <w:name w:val="List Paragraph"/>
     <w:qFormat/>
   </w:style>
-  <w:style w:type="character" w:styleId="a5">
+  <w:style w:type="character" w:styleId="Hyperlink">
     <w:name w:val="Hyperlink"/>
     <w:uiPriority w:val="99"/>
     <w:unhideWhenUsed/>
@@ -24587,7 +24064,7 @@
       <w:u w:val="single"/>
     </w:rPr>
   </w:style>
-  <w:style w:type="character" w:styleId="a6">
+  <w:style w:type="character" w:styleId="FootnoteReference">
     <w:name w:val="footnote reference"/>
     <w:uiPriority w:val="99"/>
     <w:semiHidden/>
@@ -24596,9 +24073,9 @@
       <w:vertAlign w:val="superscript"/>
     </w:rPr>
   </w:style>
-  <w:style w:type="paragraph" w:styleId="a7">
+  <w:style w:type="paragraph" w:styleId="FootnoteText">
     <w:name w:val="footnote text"/>
-    <w:link w:val="a8"/>
+    <w:link w:val="FootnoteTextChar"/>
     <w:uiPriority w:val="99"/>
     <w:semiHidden/>
     <w:unhideWhenUsed/>
@@ -24607,9 +24084,9 @@
       <w:szCs w:val="20"/>
     </w:rPr>
   </w:style>
-  <w:style w:type="character" w:customStyle="1" w:styleId="a8">
-    <w:name w:val="ข้อความเชิงอรรถ อักขระ"/>
-    <w:link w:val="a7"/>
+  <w:style w:type="character" w:customStyle="1" w:styleId="FootnoteTextChar">
+    <w:name w:val="Footnote Text Char"/>
+    <w:link w:val="FootnoteText"/>
     <w:uiPriority w:val="99"/>
     <w:semiHidden/>
     <w:unhideWhenUsed/>
@@ -24618,7 +24095,7 @@
       <w:szCs w:val="20"/>
     </w:rPr>
   </w:style>
-  <w:style w:type="character" w:styleId="a9">
+  <w:style w:type="character" w:styleId="EndnoteReference">
     <w:name w:val="endnote reference"/>
     <w:uiPriority w:val="99"/>
     <w:semiHidden/>
@@ -24627,9 +24104,9 @@
       <w:vertAlign w:val="superscript"/>
     </w:rPr>
   </w:style>
-  <w:style w:type="paragraph" w:styleId="aa">
+  <w:style w:type="paragraph" w:styleId="EndnoteText">
     <w:name w:val="endnote text"/>
-    <w:link w:val="ab"/>
+    <w:link w:val="EndnoteTextChar"/>
     <w:uiPriority w:val="99"/>
     <w:semiHidden/>
     <w:unhideWhenUsed/>
@@ -24638,9 +24115,9 @@
       <w:szCs w:val="20"/>
     </w:rPr>
   </w:style>
-  <w:style w:type="character" w:customStyle="1" w:styleId="ab">
-    <w:name w:val="ข้อความอ้างอิงท้ายเรื่อง อักขระ"/>
-    <w:link w:val="aa"/>
+  <w:style w:type="character" w:customStyle="1" w:styleId="EndnoteTextChar">
+    <w:name w:val="Endnote Text Char"/>
+    <w:link w:val="EndnoteText"/>
     <w:uiPriority w:val="99"/>
     <w:semiHidden/>
     <w:unhideWhenUsed/>

--- a/final-exam/final-exam-group-answer.docx
+++ b/final-exam/final-exam-group-answer.docx
@@ -1,6 +1,6 @@
 
 <file path=word/document.xml><?xml version="1.0" encoding="utf-8"?>
-<w:document xmlns:wpc="http://schemas.microsoft.com/office/word/2010/wordprocessingCanvas" xmlns:cx="http://schemas.microsoft.com/office/drawing/2014/chartex" xmlns:cx1="http://schemas.microsoft.com/office/drawing/2015/9/8/chartex" xmlns:cx2="http://schemas.microsoft.com/office/drawing/2015/10/21/chartex" xmlns:cx3="http://schemas.microsoft.com/office/drawing/2016/5/9/chartex" xmlns:cx4="http://schemas.microsoft.com/office/drawing/2016/5/10/chartex" xmlns:cx5="http://schemas.microsoft.com/office/drawing/2016/5/11/chartex" xmlns:cx6="http://schemas.microsoft.com/office/drawing/2016/5/12/chartex" xmlns:cx7="http://schemas.microsoft.com/office/drawing/2016/5/13/chartex" xmlns:cx8="http://schemas.microsoft.com/office/drawing/2016/5/14/chartex" xmlns:mc="http://schemas.openxmlformats.org/markup-compatibility/2006" xmlns:aink="http://schemas.microsoft.com/office/drawing/2016/ink" xmlns:am3d="http://schemas.microsoft.com/office/drawing/2017/model3d" xmlns:o="urn:schemas-microsoft-com:office:office" xmlns:r="http://schemas.openxmlformats.org/officeDocument/2006/relationships" xmlns:m="http://schemas.openxmlformats.org/officeDocument/2006/math" xmlns:v="urn:schemas-microsoft-com:vml" xmlns:wp14="http://schemas.microsoft.com/office/word/2010/wordprocessingDrawing" xmlns:wp="http://schemas.openxmlformats.org/drawingml/2006/wordprocessingDrawing" xmlns:w10="urn:schemas-microsoft-com:office:word" xmlns:w="http://schemas.openxmlformats.org/wordprocessingml/2006/main" xmlns:w14="http://schemas.microsoft.com/office/word/2010/wordml" xmlns:w15="http://schemas.microsoft.com/office/word/2012/wordml" xmlns:w16cex="http://schemas.microsoft.com/office/word/2018/wordml/cex" xmlns:w16cid="http://schemas.microsoft.com/office/word/2016/wordml/cid" xmlns:w16="http://schemas.microsoft.com/office/word/2018/wordml" xmlns:w16sdtdh="http://schemas.microsoft.com/office/word/2020/wordml/sdtdatahash" xmlns:w16se="http://schemas.microsoft.com/office/word/2015/wordml/symex" xmlns:wpg="http://schemas.microsoft.com/office/word/2010/wordprocessingGroup" xmlns:wpi="http://schemas.microsoft.com/office/word/2010/wordprocessingInk" xmlns:wne="http://schemas.microsoft.com/office/word/2006/wordml" xmlns:wps="http://schemas.microsoft.com/office/word/2010/wordprocessingShape" mc:Ignorable="w14 w15 w16se w16cid w16 w16cex w16sdtdh wp14">
+<w:document xmlns:wpc="http://schemas.microsoft.com/office/word/2010/wordprocessingCanvas" xmlns:cx="http://schemas.microsoft.com/office/drawing/2014/chartex" xmlns:cx1="http://schemas.microsoft.com/office/drawing/2015/9/8/chartex" xmlns:cx2="http://schemas.microsoft.com/office/drawing/2015/10/21/chartex" xmlns:cx3="http://schemas.microsoft.com/office/drawing/2016/5/9/chartex" xmlns:cx4="http://schemas.microsoft.com/office/drawing/2016/5/10/chartex" xmlns:cx5="http://schemas.microsoft.com/office/drawing/2016/5/11/chartex" xmlns:cx6="http://schemas.microsoft.com/office/drawing/2016/5/12/chartex" xmlns:cx7="http://schemas.microsoft.com/office/drawing/2016/5/13/chartex" xmlns:cx8="http://schemas.microsoft.com/office/drawing/2016/5/14/chartex" xmlns:mc="http://schemas.openxmlformats.org/markup-compatibility/2006" xmlns:m="http://schemas.openxmlformats.org/officeDocument/2006/math" xmlns:aink="http://schemas.microsoft.com/office/drawing/2016/ink" xmlns:am3d="http://schemas.microsoft.com/office/drawing/2017/model3d" xmlns:oel="http://schemas.microsoft.com/office/2019/extlst" xmlns:r="http://schemas.openxmlformats.org/officeDocument/2006/relationships" xmlns:wp14="http://schemas.microsoft.com/office/word/2010/wordprocessingDrawing" xmlns:wp="http://schemas.openxmlformats.org/drawingml/2006/wordprocessingDrawing" xmlns:wpg="http://schemas.microsoft.com/office/word/2010/wordprocessingGroup" xmlns:wpi="http://schemas.microsoft.com/office/word/2010/wordprocessingInk" xmlns:wps="http://schemas.microsoft.com/office/word/2010/wordprocessingShape" xmlns:o="urn:schemas-microsoft-com:office:office" xmlns:v="urn:schemas-microsoft-com:vml" xmlns:w10="urn:schemas-microsoft-com:office:word" xmlns:w="http://schemas.openxmlformats.org/wordprocessingml/2006/main" xmlns:w14="http://schemas.microsoft.com/office/word/2010/wordml" xmlns:w15="http://schemas.microsoft.com/office/word/2012/wordml" xmlns:w16cex="http://schemas.microsoft.com/office/word/2018/wordml/cex" xmlns:w16cid="http://schemas.microsoft.com/office/word/2016/wordml/cid" xmlns:w16="http://schemas.microsoft.com/office/word/2018/wordml" xmlns:w16sdtdh="http://schemas.microsoft.com/office/word/2020/wordml/sdtdatahash" xmlns:w16sdtfl="http://schemas.microsoft.com/office/word/2024/wordml/sdtformatlock" xmlns:w16se="http://schemas.microsoft.com/office/word/2015/wordml/symex" xmlns:w16du="http://schemas.microsoft.com/office/word/2023/wordml/word16du" xmlns:wne="http://schemas.microsoft.com/office/word/2006/wordml" mc:Ignorable="w14 w15 w16se w16cid w16 w16cex w16sdtdh w16sdtfl w16du wp14">
   <w:body>
     <w:p>
       <w:pPr>
@@ -893,7 +893,6 @@
                 <w:sz w:val="28"/>
                 <w:szCs w:val="28"/>
               </w:rPr>
-              <w:lastRenderedPageBreak/>
               <w:t>CR-FX-01</w:t>
             </w:r>
             <w:r>
@@ -2958,7 +2957,6 @@
                 <w:sz w:val="28"/>
                 <w:szCs w:val="28"/>
               </w:rPr>
-              <w:lastRenderedPageBreak/>
               <w:t xml:space="preserve">Decision </w:t>
             </w:r>
             <w:proofErr w:type="spellStart"/>
@@ -3393,7 +3391,6 @@
           <w:sz w:val="30"/>
           <w:szCs w:val="30"/>
         </w:rPr>
-        <w:lastRenderedPageBreak/>
         <w:t xml:space="preserve">1.2 </w:t>
       </w:r>
       <w:proofErr w:type="spellStart"/>
@@ -4937,7 +4934,7 @@
                 <w:szCs w:val="28"/>
                 <w:cs/>
               </w:rPr>
-              <w:t>ฟิ</w:t>
+              <w:t>ฟิลด์</w:t>
             </w:r>
             <w:proofErr w:type="spellEnd"/>
             <w:r>
@@ -4947,7 +4944,7 @@
                 <w:szCs w:val="28"/>
                 <w:cs/>
               </w:rPr>
-              <w:t xml:space="preserve">ลด์ที่อนุญาต </w:t>
+              <w:t xml:space="preserve">ที่อนุญาต </w:t>
             </w:r>
             <w:r>
               <w:rPr>
@@ -5853,7 +5850,6 @@
                 <w:szCs w:val="28"/>
                 <w:cs/>
               </w:rPr>
-              <w:lastRenderedPageBreak/>
               <w:t>8</w:t>
             </w:r>
           </w:p>
@@ -6929,7 +6925,15 @@
       </w:r>
       <w:proofErr w:type="gramEnd"/>
       <w:r>
-        <w:t xml:space="preserve"> Main  ( ) Alternate ........</w:t>
+        <w:t xml:space="preserve"> </w:t>
+      </w:r>
+      <w:proofErr w:type="gramStart"/>
+      <w:r>
+        <w:t>Main  (</w:t>
+      </w:r>
+      <w:proofErr w:type="gramEnd"/>
+      <w:r>
+        <w:t xml:space="preserve"> ) Alternate ........</w:t>
       </w:r>
     </w:p>
     <w:tbl>
@@ -7503,14 +7507,14 @@
               <w:rPr>
                 <w:cs/>
               </w:rPr>
-              <w:t>ฟิ</w:t>
+              <w:t>ฟิลด์</w:t>
             </w:r>
             <w:proofErr w:type="spellEnd"/>
             <w:r>
               <w:rPr>
                 <w:cs/>
               </w:rPr>
-              <w:t xml:space="preserve">ลด์ </w:t>
+              <w:t xml:space="preserve"> </w:t>
             </w:r>
             <w:r>
               <w:t xml:space="preserve">TBD — OQ-11) · </w:t>
@@ -7750,6 +7754,7 @@
           <w:sz w:val="30"/>
           <w:szCs w:val="30"/>
         </w:rPr>
+        <w:lastRenderedPageBreak/>
         <w:t>2.3 Acceptance Criteria (≥ 3)</w:t>
       </w:r>
     </w:p>
@@ -8709,14 +8714,14 @@
               <w:rPr>
                 <w:cs/>
               </w:rPr>
-              <w:t>ฟิ</w:t>
+              <w:t>ฟิลด์</w:t>
             </w:r>
             <w:proofErr w:type="spellEnd"/>
             <w:r>
               <w:rPr>
                 <w:cs/>
               </w:rPr>
-              <w:t xml:space="preserve">ลด์ที่อนุญาตตาม </w:t>
+              <w:t xml:space="preserve">ที่อนุญาตตาม </w:t>
             </w:r>
             <w:r>
               <w:t>BR-10 (</w:t>
@@ -8732,14 +8737,14 @@
               <w:rPr>
                 <w:cs/>
               </w:rPr>
-              <w:t>ฟิ</w:t>
+              <w:t>ฟิลด์</w:t>
             </w:r>
             <w:proofErr w:type="spellEnd"/>
             <w:r>
               <w:rPr>
                 <w:cs/>
               </w:rPr>
-              <w:t xml:space="preserve">ลด์ </w:t>
+              <w:t xml:space="preserve"> </w:t>
             </w:r>
             <w:r>
               <w:t xml:space="preserve">TBD — OQ-11) · </w:t>
@@ -11120,14 +11125,14 @@
               <w:rPr>
                 <w:cs/>
               </w:rPr>
-              <w:t>ฟิ</w:t>
+              <w:t>ฟิลด์</w:t>
             </w:r>
             <w:proofErr w:type="spellEnd"/>
             <w:r>
               <w:rPr>
                 <w:cs/>
               </w:rPr>
-              <w:t>ลด์ใดได้บ้าง</w:t>
+              <w:t>ใดได้บ้าง</w:t>
             </w:r>
           </w:p>
         </w:tc>
@@ -11427,7 +11432,7 @@
           <w:sz w:val="28"/>
           <w:szCs w:val="28"/>
         </w:rPr>
-        <w:t>ทำไมไม่ใช่ทุกข้อเป็น Build now: "ทุกอย่างต้องเป็น Build now" เป็นความเห็นของผู้เสนอ — ช่องทางภายนอกยังไม่รู้ว่าคืออะไร (OQ-10) ขัดกับ Out of Scope §1.3 และถ้าสร้างตอนนี้ต้องเดาผู้ให้บริการ ซึ่งขัด CON-04 · ส่วนที่ทำได้ทันทีโดยไม่ต้องเดา (แจ้งใน</w:t>
+        <w:t>ทำไมไม่ใช่ทุกข้อเป็น Build now: "ทุกอย่างต้องเป็น Build now" เป็นความเห็นของผู้เสนอ — ช่องทางภายนอกยังไม่รู้ว่าคืออะไร (OQ-10) ขัดกับ Out of Scope §1.3 และถ้าสร้างตอนนี้ต้องเดาผู้ให้บริการ ซึ่งขัด CON-04 · ส่วนที่ทำได้ทันทีโดยไม่ต้อง</w:t>
       </w:r>
       <w:proofErr w:type="spellStart"/>
       <w:r>
@@ -11436,7 +11441,25 @@
           <w:sz w:val="28"/>
           <w:szCs w:val="28"/>
         </w:rPr>
-        <w:t>ระบบ</w:t>
+        <w:t>เดา</w:t>
+      </w:r>
+      <w:proofErr w:type="spellEnd"/>
+      <w:r>
+        <w:rPr>
+          <w:iCs/>
+          <w:sz w:val="28"/>
+          <w:szCs w:val="28"/>
+        </w:rPr>
+        <w:t xml:space="preserve"> (</w:t>
+      </w:r>
+      <w:proofErr w:type="spellStart"/>
+      <w:r>
+        <w:rPr>
+          <w:iCs/>
+          <w:sz w:val="28"/>
+          <w:szCs w:val="28"/>
+        </w:rPr>
+        <w:t>แจ้งในระบบ</w:t>
       </w:r>
       <w:proofErr w:type="spellEnd"/>
       <w:r>
@@ -12238,7 +12261,6 @@
           <w:sz w:val="30"/>
           <w:szCs w:val="30"/>
         </w:rPr>
-        <w:lastRenderedPageBreak/>
         <w:t>3.2 Driver check</w:t>
       </w:r>
     </w:p>
@@ -12899,6 +12921,7 @@
           <w:sz w:val="30"/>
           <w:szCs w:val="30"/>
         </w:rPr>
+        <w:lastRenderedPageBreak/>
         <w:t xml:space="preserve">3.3 Design Spine — </w:t>
       </w:r>
       <w:proofErr w:type="spellStart"/>
@@ -14839,14 +14862,14 @@
               <w:rPr>
                 <w:cs/>
               </w:rPr>
-              <w:t>ฟิ</w:t>
+              <w:t>ฟิลด์</w:t>
             </w:r>
             <w:proofErr w:type="spellEnd"/>
             <w:r>
               <w:rPr>
                 <w:cs/>
               </w:rPr>
-              <w:t>ลด์ที่ใส่ในข้อความ (</w:t>
+              <w:t>ที่ใส่ในข้อความ (</w:t>
             </w:r>
             <w:r>
               <w:t>OQ-11)</w:t>
@@ -14960,6 +14983,7 @@
         <w:spacing w:before="320" w:after="100"/>
       </w:pPr>
       <w:r>
+        <w:lastRenderedPageBreak/>
         <w:t xml:space="preserve">G4 Context + Container </w:t>
       </w:r>
       <w:proofErr w:type="spellStart"/>
@@ -15753,19 +15777,11 @@
             <w:pPr>
               <w:keepNext/>
             </w:pPr>
-            <w:proofErr w:type="spellStart"/>
-            <w:r>
-              <w:rPr>
-                <w:cs/>
-              </w:rPr>
-              <w:t>เบ</w:t>
-            </w:r>
-            <w:proofErr w:type="spellEnd"/>
-            <w:r>
-              <w:rPr>
-                <w:cs/>
-              </w:rPr>
-              <w:t xml:space="preserve">ราว์เซอร์ผู้ใช้ </w:t>
+            <w:r>
+              <w:rPr>
+                <w:cs/>
+              </w:rPr>
+              <w:t xml:space="preserve">เบราว์เซอร์ผู้ใช้ </w:t>
             </w:r>
             <w:r>
               <w:t xml:space="preserve">· </w:t>
@@ -15978,21 +15994,7 @@
               <w:rPr>
                 <w:cs/>
               </w:rPr>
-              <w:t>โฮส</w:t>
-            </w:r>
-            <w:proofErr w:type="spellEnd"/>
-            <w:r>
-              <w:rPr>
-                <w:cs/>
-              </w:rPr>
-              <w:t>ติ</w:t>
-            </w:r>
-            <w:proofErr w:type="spellStart"/>
-            <w:r>
-              <w:rPr>
-                <w:cs/>
-              </w:rPr>
-              <w:t>้ง</w:t>
+              <w:t>โฮสติ้ง</w:t>
             </w:r>
             <w:proofErr w:type="spellEnd"/>
             <w:r>
@@ -16338,6 +16340,7 @@
           </w:tcPr>
           <w:p>
             <w:r>
+              <w:lastRenderedPageBreak/>
               <w:t>Reminder Job</w:t>
             </w:r>
           </w:p>
@@ -16445,21 +16448,7 @@
               <w:rPr>
                 <w:cs/>
               </w:rPr>
-              <w:t>โฮส</w:t>
-            </w:r>
-            <w:proofErr w:type="spellEnd"/>
-            <w:r>
-              <w:rPr>
-                <w:cs/>
-              </w:rPr>
-              <w:t>ติ</w:t>
-            </w:r>
-            <w:proofErr w:type="spellStart"/>
-            <w:r>
-              <w:rPr>
-                <w:cs/>
-              </w:rPr>
-              <w:t>้ง</w:t>
+              <w:t>โฮสติ้ง</w:t>
             </w:r>
             <w:proofErr w:type="spellEnd"/>
             <w:r>
@@ -16551,7 +16540,6 @@
           <w:sz w:val="30"/>
           <w:szCs w:val="30"/>
         </w:rPr>
-        <w:lastRenderedPageBreak/>
         <w:t>4.4 NFR → container</w:t>
       </w:r>
     </w:p>
@@ -17040,14 +17028,14 @@
               <w:rPr>
                 <w:cs/>
               </w:rPr>
-              <w:t>ฟิ</w:t>
+              <w:t>ฟิลด์</w:t>
             </w:r>
             <w:proofErr w:type="spellEnd"/>
             <w:r>
               <w:rPr>
                 <w:cs/>
               </w:rPr>
-              <w:t xml:space="preserve">ลด์ข้อความตาม </w:t>
+              <w:t xml:space="preserve">ข้อความตาม </w:t>
             </w:r>
             <w:r>
               <w:t xml:space="preserve">BR-10 </w:t>
@@ -17128,14 +17116,14 @@
               <w:rPr>
                 <w:cs/>
               </w:rPr>
-              <w:t>ฟิ</w:t>
+              <w:t>ฟิลด์</w:t>
             </w:r>
             <w:proofErr w:type="spellEnd"/>
             <w:r>
               <w:rPr>
                 <w:cs/>
               </w:rPr>
-              <w:t xml:space="preserve">ลด์รอ </w:t>
+              <w:t xml:space="preserve">รอ </w:t>
             </w:r>
             <w:r>
               <w:t>OQ-11</w:t>
@@ -18308,14 +18296,14 @@
               <w:rPr>
                 <w:cs/>
               </w:rPr>
-              <w:t>ฟิ</w:t>
+              <w:t>ฟิลด์</w:t>
             </w:r>
             <w:proofErr w:type="spellEnd"/>
             <w:r>
               <w:rPr>
                 <w:cs/>
               </w:rPr>
-              <w:t xml:space="preserve">ลด์รอ </w:t>
+              <w:t xml:space="preserve">รอ </w:t>
             </w:r>
             <w:r>
               <w:t xml:space="preserve">OQ-11 </w:t>
@@ -18997,7 +18985,6 @@
           </w:tcPr>
           <w:p>
             <w:r>
-              <w:lastRenderedPageBreak/>
               <w:t xml:space="preserve">S4 </w:t>
             </w:r>
             <w:r>
@@ -20672,7 +20659,6 @@
           <w:sz w:val="30"/>
           <w:szCs w:val="30"/>
         </w:rPr>
-        <w:lastRenderedPageBreak/>
         <w:t xml:space="preserve">5.3 </w:t>
       </w:r>
       <w:proofErr w:type="spellStart"/>
@@ -21658,15 +21644,15 @@
         <w:t>ทุกภาพมี</w:t>
       </w:r>
       <w:proofErr w:type="spellEnd"/>
+      <w:r>
+        <w:t xml:space="preserve"> .</w:t>
+      </w:r>
+      <w:proofErr w:type="spellStart"/>
+      <w:r>
+        <w:t>drawio</w:t>
+      </w:r>
+      <w:proofErr w:type="spellEnd"/>
       <w:proofErr w:type="gramEnd"/>
-      <w:r>
-        <w:t xml:space="preserve"> .</w:t>
-      </w:r>
-      <w:proofErr w:type="spellStart"/>
-      <w:r>
-        <w:t>drawio</w:t>
-      </w:r>
-      <w:proofErr w:type="spellEnd"/>
       <w:r>
         <w:t xml:space="preserve"> + PNG</w:t>
       </w:r>
@@ -22698,15 +22684,13 @@
       </w:r>
       <w:proofErr w:type="spellEnd"/>
       <w:r>
-        <w:t xml:space="preserve"> oral spot-</w:t>
-      </w:r>
-      <w:proofErr w:type="gramStart"/>
-      <w:r>
-        <w:t>check  (</w:t>
-      </w:r>
-      <w:proofErr w:type="gramEnd"/>
-      <w:r>
-        <w:t xml:space="preserve"> ) </w:t>
+        <w:t xml:space="preserve"> oral spot-check  (</w:t>
+      </w:r>
+      <w:r>
+        <w:t>X</w:t>
+      </w:r>
+      <w:r>
+        <w:t xml:space="preserve">) </w:t>
       </w:r>
       <w:proofErr w:type="spellStart"/>
       <w:r>
@@ -22727,7 +22711,7 @@
 </file>
 
 <file path=word/endnotes.xml><?xml version="1.0" encoding="utf-8"?>
-<w:endnotes xmlns:wpc="http://schemas.microsoft.com/office/word/2010/wordprocessingCanvas" xmlns:cx="http://schemas.microsoft.com/office/drawing/2014/chartex" xmlns:cx1="http://schemas.microsoft.com/office/drawing/2015/9/8/chartex" xmlns:cx2="http://schemas.microsoft.com/office/drawing/2015/10/21/chartex" xmlns:cx3="http://schemas.microsoft.com/office/drawing/2016/5/9/chartex" xmlns:cx4="http://schemas.microsoft.com/office/drawing/2016/5/10/chartex" xmlns:cx5="http://schemas.microsoft.com/office/drawing/2016/5/11/chartex" xmlns:cx6="http://schemas.microsoft.com/office/drawing/2016/5/12/chartex" xmlns:cx7="http://schemas.microsoft.com/office/drawing/2016/5/13/chartex" xmlns:cx8="http://schemas.microsoft.com/office/drawing/2016/5/14/chartex" xmlns:mc="http://schemas.openxmlformats.org/markup-compatibility/2006" xmlns:aink="http://schemas.microsoft.com/office/drawing/2016/ink" xmlns:am3d="http://schemas.microsoft.com/office/drawing/2017/model3d" xmlns:o="urn:schemas-microsoft-com:office:office" xmlns:r="http://schemas.openxmlformats.org/officeDocument/2006/relationships" xmlns:m="http://schemas.openxmlformats.org/officeDocument/2006/math" xmlns:v="urn:schemas-microsoft-com:vml" xmlns:wp14="http://schemas.microsoft.com/office/word/2010/wordprocessingDrawing" xmlns:wp="http://schemas.openxmlformats.org/drawingml/2006/wordprocessingDrawing" xmlns:w10="urn:schemas-microsoft-com:office:word" xmlns:w="http://schemas.openxmlformats.org/wordprocessingml/2006/main" xmlns:w14="http://schemas.microsoft.com/office/word/2010/wordml" xmlns:w15="http://schemas.microsoft.com/office/word/2012/wordml" xmlns:w16cex="http://schemas.microsoft.com/office/word/2018/wordml/cex" xmlns:w16cid="http://schemas.microsoft.com/office/word/2016/wordml/cid" xmlns:w16="http://schemas.microsoft.com/office/word/2018/wordml" xmlns:w16sdtdh="http://schemas.microsoft.com/office/word/2020/wordml/sdtdatahash" xmlns:w16se="http://schemas.microsoft.com/office/word/2015/wordml/symex" xmlns:wpg="http://schemas.microsoft.com/office/word/2010/wordprocessingGroup" xmlns:wpi="http://schemas.microsoft.com/office/word/2010/wordprocessingInk" xmlns:wne="http://schemas.microsoft.com/office/word/2006/wordml" xmlns:wps="http://schemas.microsoft.com/office/word/2010/wordprocessingShape" mc:Ignorable="w14 w15 w16se w16cid w16 w16cex w16sdtdh wp14">
+<w:endnotes xmlns:wpc="http://schemas.microsoft.com/office/word/2010/wordprocessingCanvas" xmlns:cx="http://schemas.microsoft.com/office/drawing/2014/chartex" xmlns:cx1="http://schemas.microsoft.com/office/drawing/2015/9/8/chartex" xmlns:cx2="http://schemas.microsoft.com/office/drawing/2015/10/21/chartex" xmlns:cx3="http://schemas.microsoft.com/office/drawing/2016/5/9/chartex" xmlns:cx4="http://schemas.microsoft.com/office/drawing/2016/5/10/chartex" xmlns:cx5="http://schemas.microsoft.com/office/drawing/2016/5/11/chartex" xmlns:cx6="http://schemas.microsoft.com/office/drawing/2016/5/12/chartex" xmlns:cx7="http://schemas.microsoft.com/office/drawing/2016/5/13/chartex" xmlns:cx8="http://schemas.microsoft.com/office/drawing/2016/5/14/chartex" xmlns:mc="http://schemas.openxmlformats.org/markup-compatibility/2006" xmlns:m="http://schemas.openxmlformats.org/officeDocument/2006/math" xmlns:aink="http://schemas.microsoft.com/office/drawing/2016/ink" xmlns:am3d="http://schemas.microsoft.com/office/drawing/2017/model3d" xmlns:oel="http://schemas.microsoft.com/office/2019/extlst" xmlns:r="http://schemas.openxmlformats.org/officeDocument/2006/relationships" xmlns:wp14="http://schemas.microsoft.com/office/word/2010/wordprocessingDrawing" xmlns:wp="http://schemas.openxmlformats.org/drawingml/2006/wordprocessingDrawing" xmlns:wpg="http://schemas.microsoft.com/office/word/2010/wordprocessingGroup" xmlns:wpi="http://schemas.microsoft.com/office/word/2010/wordprocessingInk" xmlns:wps="http://schemas.microsoft.com/office/word/2010/wordprocessingShape" xmlns:o="urn:schemas-microsoft-com:office:office" xmlns:v="urn:schemas-microsoft-com:vml" xmlns:w10="urn:schemas-microsoft-com:office:word" xmlns:w="http://schemas.openxmlformats.org/wordprocessingml/2006/main" xmlns:w14="http://schemas.microsoft.com/office/word/2010/wordml" xmlns:w15="http://schemas.microsoft.com/office/word/2012/wordml" xmlns:w16cex="http://schemas.microsoft.com/office/word/2018/wordml/cex" xmlns:w16cid="http://schemas.microsoft.com/office/word/2016/wordml/cid" xmlns:w16="http://schemas.microsoft.com/office/word/2018/wordml" xmlns:w16sdtdh="http://schemas.microsoft.com/office/word/2020/wordml/sdtdatahash" xmlns:w16sdtfl="http://schemas.microsoft.com/office/word/2024/wordml/sdtformatlock" xmlns:w16se="http://schemas.microsoft.com/office/word/2015/wordml/symex" xmlns:w16du="http://schemas.microsoft.com/office/word/2023/wordml/word16du" xmlns:wne="http://schemas.microsoft.com/office/word/2006/wordml" mc:Ignorable="w14 w15 w16se w16cid w16 w16cex w16sdtdh w16sdtfl w16du wp14">
   <w:endnote w:type="separator" w:id="-1">
     <w:p>
       <w:r>
@@ -22746,7 +22730,7 @@
 </file>
 
 <file path=word/footer1.xml><?xml version="1.0" encoding="utf-8"?>
-<w:ftr xmlns:wpc="http://schemas.microsoft.com/office/word/2010/wordprocessingCanvas" xmlns:cx="http://schemas.microsoft.com/office/drawing/2014/chartex" xmlns:cx1="http://schemas.microsoft.com/office/drawing/2015/9/8/chartex" xmlns:cx2="http://schemas.microsoft.com/office/drawing/2015/10/21/chartex" xmlns:cx3="http://schemas.microsoft.com/office/drawing/2016/5/9/chartex" xmlns:cx4="http://schemas.microsoft.com/office/drawing/2016/5/10/chartex" xmlns:cx5="http://schemas.microsoft.com/office/drawing/2016/5/11/chartex" xmlns:cx6="http://schemas.microsoft.com/office/drawing/2016/5/12/chartex" xmlns:cx7="http://schemas.microsoft.com/office/drawing/2016/5/13/chartex" xmlns:cx8="http://schemas.microsoft.com/office/drawing/2016/5/14/chartex" xmlns:mc="http://schemas.openxmlformats.org/markup-compatibility/2006" xmlns:aink="http://schemas.microsoft.com/office/drawing/2016/ink" xmlns:am3d="http://schemas.microsoft.com/office/drawing/2017/model3d" xmlns:o="urn:schemas-microsoft-com:office:office" xmlns:r="http://schemas.openxmlformats.org/officeDocument/2006/relationships" xmlns:m="http://schemas.openxmlformats.org/officeDocument/2006/math" xmlns:v="urn:schemas-microsoft-com:vml" xmlns:wp14="http://schemas.microsoft.com/office/word/2010/wordprocessingDrawing" xmlns:wp="http://schemas.openxmlformats.org/drawingml/2006/wordprocessingDrawing" xmlns:w10="urn:schemas-microsoft-com:office:word" xmlns:w="http://schemas.openxmlformats.org/wordprocessingml/2006/main" xmlns:w14="http://schemas.microsoft.com/office/word/2010/wordml" xmlns:w15="http://schemas.microsoft.com/office/word/2012/wordml" xmlns:w16cex="http://schemas.microsoft.com/office/word/2018/wordml/cex" xmlns:w16cid="http://schemas.microsoft.com/office/word/2016/wordml/cid" xmlns:w16="http://schemas.microsoft.com/office/word/2018/wordml" xmlns:w16sdtdh="http://schemas.microsoft.com/office/word/2020/wordml/sdtdatahash" xmlns:w16se="http://schemas.microsoft.com/office/word/2015/wordml/symex" xmlns:wpg="http://schemas.microsoft.com/office/word/2010/wordprocessingGroup" xmlns:wpi="http://schemas.microsoft.com/office/word/2010/wordprocessingInk" xmlns:wne="http://schemas.microsoft.com/office/word/2006/wordml" xmlns:wps="http://schemas.microsoft.com/office/word/2010/wordprocessingShape" mc:Ignorable="w14 w15 w16se w16cid w16 w16cex w16sdtdh wp14">
+<w:ftr xmlns:wpc="http://schemas.microsoft.com/office/word/2010/wordprocessingCanvas" xmlns:cx="http://schemas.microsoft.com/office/drawing/2014/chartex" xmlns:cx1="http://schemas.microsoft.com/office/drawing/2015/9/8/chartex" xmlns:cx2="http://schemas.microsoft.com/office/drawing/2015/10/21/chartex" xmlns:cx3="http://schemas.microsoft.com/office/drawing/2016/5/9/chartex" xmlns:cx4="http://schemas.microsoft.com/office/drawing/2016/5/10/chartex" xmlns:cx5="http://schemas.microsoft.com/office/drawing/2016/5/11/chartex" xmlns:cx6="http://schemas.microsoft.com/office/drawing/2016/5/12/chartex" xmlns:cx7="http://schemas.microsoft.com/office/drawing/2016/5/13/chartex" xmlns:cx8="http://schemas.microsoft.com/office/drawing/2016/5/14/chartex" xmlns:mc="http://schemas.openxmlformats.org/markup-compatibility/2006" xmlns:m="http://schemas.openxmlformats.org/officeDocument/2006/math" xmlns:aink="http://schemas.microsoft.com/office/drawing/2016/ink" xmlns:am3d="http://schemas.microsoft.com/office/drawing/2017/model3d" xmlns:oel="http://schemas.microsoft.com/office/2019/extlst" xmlns:r="http://schemas.openxmlformats.org/officeDocument/2006/relationships" xmlns:wp14="http://schemas.microsoft.com/office/word/2010/wordprocessingDrawing" xmlns:wp="http://schemas.openxmlformats.org/drawingml/2006/wordprocessingDrawing" xmlns:wpg="http://schemas.microsoft.com/office/word/2010/wordprocessingGroup" xmlns:wpi="http://schemas.microsoft.com/office/word/2010/wordprocessingInk" xmlns:wps="http://schemas.microsoft.com/office/word/2010/wordprocessingShape" xmlns:o="urn:schemas-microsoft-com:office:office" xmlns:v="urn:schemas-microsoft-com:vml" xmlns:w10="urn:schemas-microsoft-com:office:word" xmlns:w="http://schemas.openxmlformats.org/wordprocessingml/2006/main" xmlns:w14="http://schemas.microsoft.com/office/word/2010/wordml" xmlns:w15="http://schemas.microsoft.com/office/word/2012/wordml" xmlns:w16cex="http://schemas.microsoft.com/office/word/2018/wordml/cex" xmlns:w16cid="http://schemas.microsoft.com/office/word/2016/wordml/cid" xmlns:w16="http://schemas.microsoft.com/office/word/2018/wordml" xmlns:w16sdtdh="http://schemas.microsoft.com/office/word/2020/wordml/sdtdatahash" xmlns:w16sdtfl="http://schemas.microsoft.com/office/word/2024/wordml/sdtformatlock" xmlns:w16se="http://schemas.microsoft.com/office/word/2015/wordml/symex" xmlns:w16du="http://schemas.microsoft.com/office/word/2023/wordml/word16du" xmlns:wne="http://schemas.microsoft.com/office/word/2006/wordml" mc:Ignorable="w14 w15 w16se w16cid w16 w16cex w16sdtdh w16sdtfl w16du wp14">
   <w:p>
     <w:pPr>
       <w:jc w:val="center"/>
@@ -22843,7 +22827,7 @@
 </file>
 
 <file path=word/footer2.xml><?xml version="1.0" encoding="utf-8"?>
-<w:ftr xmlns:wpc="http://schemas.microsoft.com/office/word/2010/wordprocessingCanvas" xmlns:cx="http://schemas.microsoft.com/office/drawing/2014/chartex" xmlns:cx1="http://schemas.microsoft.com/office/drawing/2015/9/8/chartex" xmlns:cx2="http://schemas.microsoft.com/office/drawing/2015/10/21/chartex" xmlns:cx3="http://schemas.microsoft.com/office/drawing/2016/5/9/chartex" xmlns:cx4="http://schemas.microsoft.com/office/drawing/2016/5/10/chartex" xmlns:cx5="http://schemas.microsoft.com/office/drawing/2016/5/11/chartex" xmlns:cx6="http://schemas.microsoft.com/office/drawing/2016/5/12/chartex" xmlns:cx7="http://schemas.microsoft.com/office/drawing/2016/5/13/chartex" xmlns:cx8="http://schemas.microsoft.com/office/drawing/2016/5/14/chartex" xmlns:mc="http://schemas.openxmlformats.org/markup-compatibility/2006" xmlns:aink="http://schemas.microsoft.com/office/drawing/2016/ink" xmlns:am3d="http://schemas.microsoft.com/office/drawing/2017/model3d" xmlns:o="urn:schemas-microsoft-com:office:office" xmlns:r="http://schemas.openxmlformats.org/officeDocument/2006/relationships" xmlns:m="http://schemas.openxmlformats.org/officeDocument/2006/math" xmlns:v="urn:schemas-microsoft-com:vml" xmlns:wp14="http://schemas.microsoft.com/office/word/2010/wordprocessingDrawing" xmlns:wp="http://schemas.openxmlformats.org/drawingml/2006/wordprocessingDrawing" xmlns:w10="urn:schemas-microsoft-com:office:word" xmlns:w="http://schemas.openxmlformats.org/wordprocessingml/2006/main" xmlns:w14="http://schemas.microsoft.com/office/word/2010/wordml" xmlns:w15="http://schemas.microsoft.com/office/word/2012/wordml" xmlns:w16cex="http://schemas.microsoft.com/office/word/2018/wordml/cex" xmlns:w16cid="http://schemas.microsoft.com/office/word/2016/wordml/cid" xmlns:w16="http://schemas.microsoft.com/office/word/2018/wordml" xmlns:w16sdtdh="http://schemas.microsoft.com/office/word/2020/wordml/sdtdatahash" xmlns:w16se="http://schemas.microsoft.com/office/word/2015/wordml/symex" xmlns:wpg="http://schemas.microsoft.com/office/word/2010/wordprocessingGroup" xmlns:wpi="http://schemas.microsoft.com/office/word/2010/wordprocessingInk" xmlns:wne="http://schemas.microsoft.com/office/word/2006/wordml" xmlns:wps="http://schemas.microsoft.com/office/word/2010/wordprocessingShape" mc:Ignorable="w14 w15 w16se w16cid w16 w16cex w16sdtdh wp14">
+<w:ftr xmlns:wpc="http://schemas.microsoft.com/office/word/2010/wordprocessingCanvas" xmlns:cx="http://schemas.microsoft.com/office/drawing/2014/chartex" xmlns:cx1="http://schemas.microsoft.com/office/drawing/2015/9/8/chartex" xmlns:cx2="http://schemas.microsoft.com/office/drawing/2015/10/21/chartex" xmlns:cx3="http://schemas.microsoft.com/office/drawing/2016/5/9/chartex" xmlns:cx4="http://schemas.microsoft.com/office/drawing/2016/5/10/chartex" xmlns:cx5="http://schemas.microsoft.com/office/drawing/2016/5/11/chartex" xmlns:cx6="http://schemas.microsoft.com/office/drawing/2016/5/12/chartex" xmlns:cx7="http://schemas.microsoft.com/office/drawing/2016/5/13/chartex" xmlns:cx8="http://schemas.microsoft.com/office/drawing/2016/5/14/chartex" xmlns:mc="http://schemas.openxmlformats.org/markup-compatibility/2006" xmlns:m="http://schemas.openxmlformats.org/officeDocument/2006/math" xmlns:aink="http://schemas.microsoft.com/office/drawing/2016/ink" xmlns:am3d="http://schemas.microsoft.com/office/drawing/2017/model3d" xmlns:oel="http://schemas.microsoft.com/office/2019/extlst" xmlns:r="http://schemas.openxmlformats.org/officeDocument/2006/relationships" xmlns:wp14="http://schemas.microsoft.com/office/word/2010/wordprocessingDrawing" xmlns:wp="http://schemas.openxmlformats.org/drawingml/2006/wordprocessingDrawing" xmlns:wpg="http://schemas.microsoft.com/office/word/2010/wordprocessingGroup" xmlns:wpi="http://schemas.microsoft.com/office/word/2010/wordprocessingInk" xmlns:wps="http://schemas.microsoft.com/office/word/2010/wordprocessingShape" xmlns:o="urn:schemas-microsoft-com:office:office" xmlns:v="urn:schemas-microsoft-com:vml" xmlns:w10="urn:schemas-microsoft-com:office:word" xmlns:w="http://schemas.openxmlformats.org/wordprocessingml/2006/main" xmlns:w14="http://schemas.microsoft.com/office/word/2010/wordml" xmlns:w15="http://schemas.microsoft.com/office/word/2012/wordml" xmlns:w16cex="http://schemas.microsoft.com/office/word/2018/wordml/cex" xmlns:w16cid="http://schemas.microsoft.com/office/word/2016/wordml/cid" xmlns:w16="http://schemas.microsoft.com/office/word/2018/wordml" xmlns:w16sdtdh="http://schemas.microsoft.com/office/word/2020/wordml/sdtdatahash" xmlns:w16sdtfl="http://schemas.microsoft.com/office/word/2024/wordml/sdtformatlock" xmlns:w16se="http://schemas.microsoft.com/office/word/2015/wordml/symex" xmlns:w16du="http://schemas.microsoft.com/office/word/2023/wordml/word16du" xmlns:wne="http://schemas.microsoft.com/office/word/2006/wordml" mc:Ignorable="w14 w15 w16se w16cid w16 w16cex w16sdtdh w16sdtfl w16du wp14">
   <w:p>
     <w:pPr>
       <w:jc w:val="center"/>
@@ -22940,7 +22924,7 @@
 </file>
 
 <file path=word/footer3.xml><?xml version="1.0" encoding="utf-8"?>
-<w:ftr xmlns:wpc="http://schemas.microsoft.com/office/word/2010/wordprocessingCanvas" xmlns:cx="http://schemas.microsoft.com/office/drawing/2014/chartex" xmlns:cx1="http://schemas.microsoft.com/office/drawing/2015/9/8/chartex" xmlns:cx2="http://schemas.microsoft.com/office/drawing/2015/10/21/chartex" xmlns:cx3="http://schemas.microsoft.com/office/drawing/2016/5/9/chartex" xmlns:cx4="http://schemas.microsoft.com/office/drawing/2016/5/10/chartex" xmlns:cx5="http://schemas.microsoft.com/office/drawing/2016/5/11/chartex" xmlns:cx6="http://schemas.microsoft.com/office/drawing/2016/5/12/chartex" xmlns:cx7="http://schemas.microsoft.com/office/drawing/2016/5/13/chartex" xmlns:cx8="http://schemas.microsoft.com/office/drawing/2016/5/14/chartex" xmlns:mc="http://schemas.openxmlformats.org/markup-compatibility/2006" xmlns:aink="http://schemas.microsoft.com/office/drawing/2016/ink" xmlns:am3d="http://schemas.microsoft.com/office/drawing/2017/model3d" xmlns:o="urn:schemas-microsoft-com:office:office" xmlns:r="http://schemas.openxmlformats.org/officeDocument/2006/relationships" xmlns:m="http://schemas.openxmlformats.org/officeDocument/2006/math" xmlns:v="urn:schemas-microsoft-com:vml" xmlns:wp14="http://schemas.microsoft.com/office/word/2010/wordprocessingDrawing" xmlns:wp="http://schemas.openxmlformats.org/drawingml/2006/wordprocessingDrawing" xmlns:w10="urn:schemas-microsoft-com:office:word" xmlns:w="http://schemas.openxmlformats.org/wordprocessingml/2006/main" xmlns:w14="http://schemas.microsoft.com/office/word/2010/wordml" xmlns:w15="http://schemas.microsoft.com/office/word/2012/wordml" xmlns:w16cex="http://schemas.microsoft.com/office/word/2018/wordml/cex" xmlns:w16cid="http://schemas.microsoft.com/office/word/2016/wordml/cid" xmlns:w16="http://schemas.microsoft.com/office/word/2018/wordml" xmlns:w16sdtdh="http://schemas.microsoft.com/office/word/2020/wordml/sdtdatahash" xmlns:w16se="http://schemas.microsoft.com/office/word/2015/wordml/symex" xmlns:wpg="http://schemas.microsoft.com/office/word/2010/wordprocessingGroup" xmlns:wpi="http://schemas.microsoft.com/office/word/2010/wordprocessingInk" xmlns:wne="http://schemas.microsoft.com/office/word/2006/wordml" xmlns:wps="http://schemas.microsoft.com/office/word/2010/wordprocessingShape" mc:Ignorable="w14 w15 w16se w16cid w16 w16cex w16sdtdh wp14">
+<w:ftr xmlns:wpc="http://schemas.microsoft.com/office/word/2010/wordprocessingCanvas" xmlns:cx="http://schemas.microsoft.com/office/drawing/2014/chartex" xmlns:cx1="http://schemas.microsoft.com/office/drawing/2015/9/8/chartex" xmlns:cx2="http://schemas.microsoft.com/office/drawing/2015/10/21/chartex" xmlns:cx3="http://schemas.microsoft.com/office/drawing/2016/5/9/chartex" xmlns:cx4="http://schemas.microsoft.com/office/drawing/2016/5/10/chartex" xmlns:cx5="http://schemas.microsoft.com/office/drawing/2016/5/11/chartex" xmlns:cx6="http://schemas.microsoft.com/office/drawing/2016/5/12/chartex" xmlns:cx7="http://schemas.microsoft.com/office/drawing/2016/5/13/chartex" xmlns:cx8="http://schemas.microsoft.com/office/drawing/2016/5/14/chartex" xmlns:mc="http://schemas.openxmlformats.org/markup-compatibility/2006" xmlns:m="http://schemas.openxmlformats.org/officeDocument/2006/math" xmlns:aink="http://schemas.microsoft.com/office/drawing/2016/ink" xmlns:am3d="http://schemas.microsoft.com/office/drawing/2017/model3d" xmlns:oel="http://schemas.microsoft.com/office/2019/extlst" xmlns:r="http://schemas.openxmlformats.org/officeDocument/2006/relationships" xmlns:wp14="http://schemas.microsoft.com/office/word/2010/wordprocessingDrawing" xmlns:wp="http://schemas.openxmlformats.org/drawingml/2006/wordprocessingDrawing" xmlns:wpg="http://schemas.microsoft.com/office/word/2010/wordprocessingGroup" xmlns:wpi="http://schemas.microsoft.com/office/word/2010/wordprocessingInk" xmlns:wps="http://schemas.microsoft.com/office/word/2010/wordprocessingShape" xmlns:o="urn:schemas-microsoft-com:office:office" xmlns:v="urn:schemas-microsoft-com:vml" xmlns:w10="urn:schemas-microsoft-com:office:word" xmlns:w="http://schemas.openxmlformats.org/wordprocessingml/2006/main" xmlns:w14="http://schemas.microsoft.com/office/word/2010/wordml" xmlns:w15="http://schemas.microsoft.com/office/word/2012/wordml" xmlns:w16cex="http://schemas.microsoft.com/office/word/2018/wordml/cex" xmlns:w16cid="http://schemas.microsoft.com/office/word/2016/wordml/cid" xmlns:w16="http://schemas.microsoft.com/office/word/2018/wordml" xmlns:w16sdtdh="http://schemas.microsoft.com/office/word/2020/wordml/sdtdatahash" xmlns:w16sdtfl="http://schemas.microsoft.com/office/word/2024/wordml/sdtformatlock" xmlns:w16se="http://schemas.microsoft.com/office/word/2015/wordml/symex" xmlns:w16du="http://schemas.microsoft.com/office/word/2023/wordml/word16du" xmlns:wne="http://schemas.microsoft.com/office/word/2006/wordml" mc:Ignorable="w14 w15 w16se w16cid w16 w16cex w16sdtdh w16sdtfl w16du wp14">
   <w:p>
     <w:pPr>
       <w:jc w:val="center"/>
@@ -23037,7 +23021,7 @@
 </file>
 
 <file path=word/footer4.xml><?xml version="1.0" encoding="utf-8"?>
-<w:ftr xmlns:wpc="http://schemas.microsoft.com/office/word/2010/wordprocessingCanvas" xmlns:cx="http://schemas.microsoft.com/office/drawing/2014/chartex" xmlns:cx1="http://schemas.microsoft.com/office/drawing/2015/9/8/chartex" xmlns:cx2="http://schemas.microsoft.com/office/drawing/2015/10/21/chartex" xmlns:cx3="http://schemas.microsoft.com/office/drawing/2016/5/9/chartex" xmlns:cx4="http://schemas.microsoft.com/office/drawing/2016/5/10/chartex" xmlns:cx5="http://schemas.microsoft.com/office/drawing/2016/5/11/chartex" xmlns:cx6="http://schemas.microsoft.com/office/drawing/2016/5/12/chartex" xmlns:cx7="http://schemas.microsoft.com/office/drawing/2016/5/13/chartex" xmlns:cx8="http://schemas.microsoft.com/office/drawing/2016/5/14/chartex" xmlns:mc="http://schemas.openxmlformats.org/markup-compatibility/2006" xmlns:aink="http://schemas.microsoft.com/office/drawing/2016/ink" xmlns:am3d="http://schemas.microsoft.com/office/drawing/2017/model3d" xmlns:o="urn:schemas-microsoft-com:office:office" xmlns:r="http://schemas.openxmlformats.org/officeDocument/2006/relationships" xmlns:m="http://schemas.openxmlformats.org/officeDocument/2006/math" xmlns:v="urn:schemas-microsoft-com:vml" xmlns:wp14="http://schemas.microsoft.com/office/word/2010/wordprocessingDrawing" xmlns:wp="http://schemas.openxmlformats.org/drawingml/2006/wordprocessingDrawing" xmlns:w10="urn:schemas-microsoft-com:office:word" xmlns:w="http://schemas.openxmlformats.org/wordprocessingml/2006/main" xmlns:w14="http://schemas.microsoft.com/office/word/2010/wordml" xmlns:w15="http://schemas.microsoft.com/office/word/2012/wordml" xmlns:w16cex="http://schemas.microsoft.com/office/word/2018/wordml/cex" xmlns:w16cid="http://schemas.microsoft.com/office/word/2016/wordml/cid" xmlns:w16="http://schemas.microsoft.com/office/word/2018/wordml" xmlns:w16sdtdh="http://schemas.microsoft.com/office/word/2020/wordml/sdtdatahash" xmlns:w16se="http://schemas.microsoft.com/office/word/2015/wordml/symex" xmlns:wpg="http://schemas.microsoft.com/office/word/2010/wordprocessingGroup" xmlns:wpi="http://schemas.microsoft.com/office/word/2010/wordprocessingInk" xmlns:wne="http://schemas.microsoft.com/office/word/2006/wordml" xmlns:wps="http://schemas.microsoft.com/office/word/2010/wordprocessingShape" mc:Ignorable="w14 w15 w16se w16cid w16 w16cex w16sdtdh wp14">
+<w:ftr xmlns:wpc="http://schemas.microsoft.com/office/word/2010/wordprocessingCanvas" xmlns:cx="http://schemas.microsoft.com/office/drawing/2014/chartex" xmlns:cx1="http://schemas.microsoft.com/office/drawing/2015/9/8/chartex" xmlns:cx2="http://schemas.microsoft.com/office/drawing/2015/10/21/chartex" xmlns:cx3="http://schemas.microsoft.com/office/drawing/2016/5/9/chartex" xmlns:cx4="http://schemas.microsoft.com/office/drawing/2016/5/10/chartex" xmlns:cx5="http://schemas.microsoft.com/office/drawing/2016/5/11/chartex" xmlns:cx6="http://schemas.microsoft.com/office/drawing/2016/5/12/chartex" xmlns:cx7="http://schemas.microsoft.com/office/drawing/2016/5/13/chartex" xmlns:cx8="http://schemas.microsoft.com/office/drawing/2016/5/14/chartex" xmlns:mc="http://schemas.openxmlformats.org/markup-compatibility/2006" xmlns:m="http://schemas.openxmlformats.org/officeDocument/2006/math" xmlns:aink="http://schemas.microsoft.com/office/drawing/2016/ink" xmlns:am3d="http://schemas.microsoft.com/office/drawing/2017/model3d" xmlns:oel="http://schemas.microsoft.com/office/2019/extlst" xmlns:r="http://schemas.openxmlformats.org/officeDocument/2006/relationships" xmlns:wp14="http://schemas.microsoft.com/office/word/2010/wordprocessingDrawing" xmlns:wp="http://schemas.openxmlformats.org/drawingml/2006/wordprocessingDrawing" xmlns:wpg="http://schemas.microsoft.com/office/word/2010/wordprocessingGroup" xmlns:wpi="http://schemas.microsoft.com/office/word/2010/wordprocessingInk" xmlns:wps="http://schemas.microsoft.com/office/word/2010/wordprocessingShape" xmlns:o="urn:schemas-microsoft-com:office:office" xmlns:v="urn:schemas-microsoft-com:vml" xmlns:w10="urn:schemas-microsoft-com:office:word" xmlns:w="http://schemas.openxmlformats.org/wordprocessingml/2006/main" xmlns:w14="http://schemas.microsoft.com/office/word/2010/wordml" xmlns:w15="http://schemas.microsoft.com/office/word/2012/wordml" xmlns:w16cex="http://schemas.microsoft.com/office/word/2018/wordml/cex" xmlns:w16cid="http://schemas.microsoft.com/office/word/2016/wordml/cid" xmlns:w16="http://schemas.microsoft.com/office/word/2018/wordml" xmlns:w16sdtdh="http://schemas.microsoft.com/office/word/2020/wordml/sdtdatahash" xmlns:w16sdtfl="http://schemas.microsoft.com/office/word/2024/wordml/sdtformatlock" xmlns:w16se="http://schemas.microsoft.com/office/word/2015/wordml/symex" xmlns:w16du="http://schemas.microsoft.com/office/word/2023/wordml/word16du" xmlns:wne="http://schemas.microsoft.com/office/word/2006/wordml" mc:Ignorable="w14 w15 w16se w16cid w16 w16cex w16sdtdh w16sdtfl w16du wp14">
   <w:p>
     <w:pPr>
       <w:jc w:val="center"/>
@@ -23134,7 +23118,7 @@
 </file>
 
 <file path=word/footnotes.xml><?xml version="1.0" encoding="utf-8"?>
-<w:footnotes xmlns:wpc="http://schemas.microsoft.com/office/word/2010/wordprocessingCanvas" xmlns:cx="http://schemas.microsoft.com/office/drawing/2014/chartex" xmlns:cx1="http://schemas.microsoft.com/office/drawing/2015/9/8/chartex" xmlns:cx2="http://schemas.microsoft.com/office/drawing/2015/10/21/chartex" xmlns:cx3="http://schemas.microsoft.com/office/drawing/2016/5/9/chartex" xmlns:cx4="http://schemas.microsoft.com/office/drawing/2016/5/10/chartex" xmlns:cx5="http://schemas.microsoft.com/office/drawing/2016/5/11/chartex" xmlns:cx6="http://schemas.microsoft.com/office/drawing/2016/5/12/chartex" xmlns:cx7="http://schemas.microsoft.com/office/drawing/2016/5/13/chartex" xmlns:cx8="http://schemas.microsoft.com/office/drawing/2016/5/14/chartex" xmlns:mc="http://schemas.openxmlformats.org/markup-compatibility/2006" xmlns:aink="http://schemas.microsoft.com/office/drawing/2016/ink" xmlns:am3d="http://schemas.microsoft.com/office/drawing/2017/model3d" xmlns:o="urn:schemas-microsoft-com:office:office" xmlns:r="http://schemas.openxmlformats.org/officeDocument/2006/relationships" xmlns:m="http://schemas.openxmlformats.org/officeDocument/2006/math" xmlns:v="urn:schemas-microsoft-com:vml" xmlns:wp14="http://schemas.microsoft.com/office/word/2010/wordprocessingDrawing" xmlns:wp="http://schemas.openxmlformats.org/drawingml/2006/wordprocessingDrawing" xmlns:w10="urn:schemas-microsoft-com:office:word" xmlns:w="http://schemas.openxmlformats.org/wordprocessingml/2006/main" xmlns:w14="http://schemas.microsoft.com/office/word/2010/wordml" xmlns:w15="http://schemas.microsoft.com/office/word/2012/wordml" xmlns:w16cex="http://schemas.microsoft.com/office/word/2018/wordml/cex" xmlns:w16cid="http://schemas.microsoft.com/office/word/2016/wordml/cid" xmlns:w16="http://schemas.microsoft.com/office/word/2018/wordml" xmlns:w16sdtdh="http://schemas.microsoft.com/office/word/2020/wordml/sdtdatahash" xmlns:w16se="http://schemas.microsoft.com/office/word/2015/wordml/symex" xmlns:wpg="http://schemas.microsoft.com/office/word/2010/wordprocessingGroup" xmlns:wpi="http://schemas.microsoft.com/office/word/2010/wordprocessingInk" xmlns:wne="http://schemas.microsoft.com/office/word/2006/wordml" xmlns:wps="http://schemas.microsoft.com/office/word/2010/wordprocessingShape" mc:Ignorable="w14 w15 w16se w16cid w16 w16cex w16sdtdh wp14">
+<w:footnotes xmlns:wpc="http://schemas.microsoft.com/office/word/2010/wordprocessingCanvas" xmlns:cx="http://schemas.microsoft.com/office/drawing/2014/chartex" xmlns:cx1="http://schemas.microsoft.com/office/drawing/2015/9/8/chartex" xmlns:cx2="http://schemas.microsoft.com/office/drawing/2015/10/21/chartex" xmlns:cx3="http://schemas.microsoft.com/office/drawing/2016/5/9/chartex" xmlns:cx4="http://schemas.microsoft.com/office/drawing/2016/5/10/chartex" xmlns:cx5="http://schemas.microsoft.com/office/drawing/2016/5/11/chartex" xmlns:cx6="http://schemas.microsoft.com/office/drawing/2016/5/12/chartex" xmlns:cx7="http://schemas.microsoft.com/office/drawing/2016/5/13/chartex" xmlns:cx8="http://schemas.microsoft.com/office/drawing/2016/5/14/chartex" xmlns:mc="http://schemas.openxmlformats.org/markup-compatibility/2006" xmlns:m="http://schemas.openxmlformats.org/officeDocument/2006/math" xmlns:aink="http://schemas.microsoft.com/office/drawing/2016/ink" xmlns:am3d="http://schemas.microsoft.com/office/drawing/2017/model3d" xmlns:oel="http://schemas.microsoft.com/office/2019/extlst" xmlns:r="http://schemas.openxmlformats.org/officeDocument/2006/relationships" xmlns:wp14="http://schemas.microsoft.com/office/word/2010/wordprocessingDrawing" xmlns:wp="http://schemas.openxmlformats.org/drawingml/2006/wordprocessingDrawing" xmlns:wpg="http://schemas.microsoft.com/office/word/2010/wordprocessingGroup" xmlns:wpi="http://schemas.microsoft.com/office/word/2010/wordprocessingInk" xmlns:wps="http://schemas.microsoft.com/office/word/2010/wordprocessingShape" xmlns:o="urn:schemas-microsoft-com:office:office" xmlns:v="urn:schemas-microsoft-com:vml" xmlns:w10="urn:schemas-microsoft-com:office:word" xmlns:w="http://schemas.openxmlformats.org/wordprocessingml/2006/main" xmlns:w14="http://schemas.microsoft.com/office/word/2010/wordml" xmlns:w15="http://schemas.microsoft.com/office/word/2012/wordml" xmlns:w16cex="http://schemas.microsoft.com/office/word/2018/wordml/cex" xmlns:w16cid="http://schemas.microsoft.com/office/word/2016/wordml/cid" xmlns:w16="http://schemas.microsoft.com/office/word/2018/wordml" xmlns:w16sdtdh="http://schemas.microsoft.com/office/word/2020/wordml/sdtdatahash" xmlns:w16sdtfl="http://schemas.microsoft.com/office/word/2024/wordml/sdtformatlock" xmlns:w16se="http://schemas.microsoft.com/office/word/2015/wordml/symex" xmlns:w16du="http://schemas.microsoft.com/office/word/2023/wordml/word16du" xmlns:wne="http://schemas.microsoft.com/office/word/2006/wordml" mc:Ignorable="w14 w15 w16se w16cid w16 w16cex w16sdtdh w16sdtfl w16du wp14">
   <w:footnote w:type="separator" w:id="-1">
     <w:p>
       <w:r>
@@ -23153,7 +23137,7 @@
 </file>
 
 <file path=word/header1.xml><?xml version="1.0" encoding="utf-8"?>
-<w:hdr xmlns:wpc="http://schemas.microsoft.com/office/word/2010/wordprocessingCanvas" xmlns:cx="http://schemas.microsoft.com/office/drawing/2014/chartex" xmlns:cx1="http://schemas.microsoft.com/office/drawing/2015/9/8/chartex" xmlns:cx2="http://schemas.microsoft.com/office/drawing/2015/10/21/chartex" xmlns:cx3="http://schemas.microsoft.com/office/drawing/2016/5/9/chartex" xmlns:cx4="http://schemas.microsoft.com/office/drawing/2016/5/10/chartex" xmlns:cx5="http://schemas.microsoft.com/office/drawing/2016/5/11/chartex" xmlns:cx6="http://schemas.microsoft.com/office/drawing/2016/5/12/chartex" xmlns:cx7="http://schemas.microsoft.com/office/drawing/2016/5/13/chartex" xmlns:cx8="http://schemas.microsoft.com/office/drawing/2016/5/14/chartex" xmlns:mc="http://schemas.openxmlformats.org/markup-compatibility/2006" xmlns:aink="http://schemas.microsoft.com/office/drawing/2016/ink" xmlns:am3d="http://schemas.microsoft.com/office/drawing/2017/model3d" xmlns:o="urn:schemas-microsoft-com:office:office" xmlns:r="http://schemas.openxmlformats.org/officeDocument/2006/relationships" xmlns:m="http://schemas.openxmlformats.org/officeDocument/2006/math" xmlns:v="urn:schemas-microsoft-com:vml" xmlns:wp14="http://schemas.microsoft.com/office/word/2010/wordprocessingDrawing" xmlns:wp="http://schemas.openxmlformats.org/drawingml/2006/wordprocessingDrawing" xmlns:w10="urn:schemas-microsoft-com:office:word" xmlns:w="http://schemas.openxmlformats.org/wordprocessingml/2006/main" xmlns:w14="http://schemas.microsoft.com/office/word/2010/wordml" xmlns:w15="http://schemas.microsoft.com/office/word/2012/wordml" xmlns:w16cex="http://schemas.microsoft.com/office/word/2018/wordml/cex" xmlns:w16cid="http://schemas.microsoft.com/office/word/2016/wordml/cid" xmlns:w16="http://schemas.microsoft.com/office/word/2018/wordml" xmlns:w16sdtdh="http://schemas.microsoft.com/office/word/2020/wordml/sdtdatahash" xmlns:w16se="http://schemas.microsoft.com/office/word/2015/wordml/symex" xmlns:wpg="http://schemas.microsoft.com/office/word/2010/wordprocessingGroup" xmlns:wpi="http://schemas.microsoft.com/office/word/2010/wordprocessingInk" xmlns:wne="http://schemas.microsoft.com/office/word/2006/wordml" xmlns:wps="http://schemas.microsoft.com/office/word/2010/wordprocessingShape" mc:Ignorable="w14 w15 w16se w16cid w16 w16cex w16sdtdh wp14">
+<w:hdr xmlns:wpc="http://schemas.microsoft.com/office/word/2010/wordprocessingCanvas" xmlns:cx="http://schemas.microsoft.com/office/drawing/2014/chartex" xmlns:cx1="http://schemas.microsoft.com/office/drawing/2015/9/8/chartex" xmlns:cx2="http://schemas.microsoft.com/office/drawing/2015/10/21/chartex" xmlns:cx3="http://schemas.microsoft.com/office/drawing/2016/5/9/chartex" xmlns:cx4="http://schemas.microsoft.com/office/drawing/2016/5/10/chartex" xmlns:cx5="http://schemas.microsoft.com/office/drawing/2016/5/11/chartex" xmlns:cx6="http://schemas.microsoft.com/office/drawing/2016/5/12/chartex" xmlns:cx7="http://schemas.microsoft.com/office/drawing/2016/5/13/chartex" xmlns:cx8="http://schemas.microsoft.com/office/drawing/2016/5/14/chartex" xmlns:mc="http://schemas.openxmlformats.org/markup-compatibility/2006" xmlns:m="http://schemas.openxmlformats.org/officeDocument/2006/math" xmlns:aink="http://schemas.microsoft.com/office/drawing/2016/ink" xmlns:am3d="http://schemas.microsoft.com/office/drawing/2017/model3d" xmlns:oel="http://schemas.microsoft.com/office/2019/extlst" xmlns:r="http://schemas.openxmlformats.org/officeDocument/2006/relationships" xmlns:wp14="http://schemas.microsoft.com/office/word/2010/wordprocessingDrawing" xmlns:wp="http://schemas.openxmlformats.org/drawingml/2006/wordprocessingDrawing" xmlns:wpg="http://schemas.microsoft.com/office/word/2010/wordprocessingGroup" xmlns:wpi="http://schemas.microsoft.com/office/word/2010/wordprocessingInk" xmlns:wps="http://schemas.microsoft.com/office/word/2010/wordprocessingShape" xmlns:o="urn:schemas-microsoft-com:office:office" xmlns:v="urn:schemas-microsoft-com:vml" xmlns:w10="urn:schemas-microsoft-com:office:word" xmlns:w="http://schemas.openxmlformats.org/wordprocessingml/2006/main" xmlns:w14="http://schemas.microsoft.com/office/word/2010/wordml" xmlns:w15="http://schemas.microsoft.com/office/word/2012/wordml" xmlns:w16cex="http://schemas.microsoft.com/office/word/2018/wordml/cex" xmlns:w16cid="http://schemas.microsoft.com/office/word/2016/wordml/cid" xmlns:w16="http://schemas.microsoft.com/office/word/2018/wordml" xmlns:w16sdtdh="http://schemas.microsoft.com/office/word/2020/wordml/sdtdatahash" xmlns:w16sdtfl="http://schemas.microsoft.com/office/word/2024/wordml/sdtformatlock" xmlns:w16se="http://schemas.microsoft.com/office/word/2015/wordml/symex" xmlns:w16du="http://schemas.microsoft.com/office/word/2023/wordml/word16du" xmlns:wne="http://schemas.microsoft.com/office/word/2006/wordml" mc:Ignorable="w14 w15 w16se w16cid w16 w16cex w16sdtdh w16sdtfl w16du wp14">
   <w:p>
     <w:pPr>
       <w:jc w:val="right"/>
@@ -23207,7 +23191,7 @@
 </file>
 
 <file path=word/header2.xml><?xml version="1.0" encoding="utf-8"?>
-<w:hdr xmlns:wpc="http://schemas.microsoft.com/office/word/2010/wordprocessingCanvas" xmlns:cx="http://schemas.microsoft.com/office/drawing/2014/chartex" xmlns:cx1="http://schemas.microsoft.com/office/drawing/2015/9/8/chartex" xmlns:cx2="http://schemas.microsoft.com/office/drawing/2015/10/21/chartex" xmlns:cx3="http://schemas.microsoft.com/office/drawing/2016/5/9/chartex" xmlns:cx4="http://schemas.microsoft.com/office/drawing/2016/5/10/chartex" xmlns:cx5="http://schemas.microsoft.com/office/drawing/2016/5/11/chartex" xmlns:cx6="http://schemas.microsoft.com/office/drawing/2016/5/12/chartex" xmlns:cx7="http://schemas.microsoft.com/office/drawing/2016/5/13/chartex" xmlns:cx8="http://schemas.microsoft.com/office/drawing/2016/5/14/chartex" xmlns:mc="http://schemas.openxmlformats.org/markup-compatibility/2006" xmlns:aink="http://schemas.microsoft.com/office/drawing/2016/ink" xmlns:am3d="http://schemas.microsoft.com/office/drawing/2017/model3d" xmlns:o="urn:schemas-microsoft-com:office:office" xmlns:r="http://schemas.openxmlformats.org/officeDocument/2006/relationships" xmlns:m="http://schemas.openxmlformats.org/officeDocument/2006/math" xmlns:v="urn:schemas-microsoft-com:vml" xmlns:wp14="http://schemas.microsoft.com/office/word/2010/wordprocessingDrawing" xmlns:wp="http://schemas.openxmlformats.org/drawingml/2006/wordprocessingDrawing" xmlns:w10="urn:schemas-microsoft-com:office:word" xmlns:w="http://schemas.openxmlformats.org/wordprocessingml/2006/main" xmlns:w14="http://schemas.microsoft.com/office/word/2010/wordml" xmlns:w15="http://schemas.microsoft.com/office/word/2012/wordml" xmlns:w16cex="http://schemas.microsoft.com/office/word/2018/wordml/cex" xmlns:w16cid="http://schemas.microsoft.com/office/word/2016/wordml/cid" xmlns:w16="http://schemas.microsoft.com/office/word/2018/wordml" xmlns:w16sdtdh="http://schemas.microsoft.com/office/word/2020/wordml/sdtdatahash" xmlns:w16se="http://schemas.microsoft.com/office/word/2015/wordml/symex" xmlns:wpg="http://schemas.microsoft.com/office/word/2010/wordprocessingGroup" xmlns:wpi="http://schemas.microsoft.com/office/word/2010/wordprocessingInk" xmlns:wne="http://schemas.microsoft.com/office/word/2006/wordml" xmlns:wps="http://schemas.microsoft.com/office/word/2010/wordprocessingShape" mc:Ignorable="w14 w15 w16se w16cid w16 w16cex w16sdtdh wp14">
+<w:hdr xmlns:wpc="http://schemas.microsoft.com/office/word/2010/wordprocessingCanvas" xmlns:cx="http://schemas.microsoft.com/office/drawing/2014/chartex" xmlns:cx1="http://schemas.microsoft.com/office/drawing/2015/9/8/chartex" xmlns:cx2="http://schemas.microsoft.com/office/drawing/2015/10/21/chartex" xmlns:cx3="http://schemas.microsoft.com/office/drawing/2016/5/9/chartex" xmlns:cx4="http://schemas.microsoft.com/office/drawing/2016/5/10/chartex" xmlns:cx5="http://schemas.microsoft.com/office/drawing/2016/5/11/chartex" xmlns:cx6="http://schemas.microsoft.com/office/drawing/2016/5/12/chartex" xmlns:cx7="http://schemas.microsoft.com/office/drawing/2016/5/13/chartex" xmlns:cx8="http://schemas.microsoft.com/office/drawing/2016/5/14/chartex" xmlns:mc="http://schemas.openxmlformats.org/markup-compatibility/2006" xmlns:m="http://schemas.openxmlformats.org/officeDocument/2006/math" xmlns:aink="http://schemas.microsoft.com/office/drawing/2016/ink" xmlns:am3d="http://schemas.microsoft.com/office/drawing/2017/model3d" xmlns:oel="http://schemas.microsoft.com/office/2019/extlst" xmlns:r="http://schemas.openxmlformats.org/officeDocument/2006/relationships" xmlns:wp14="http://schemas.microsoft.com/office/word/2010/wordprocessingDrawing" xmlns:wp="http://schemas.openxmlformats.org/drawingml/2006/wordprocessingDrawing" xmlns:wpg="http://schemas.microsoft.com/office/word/2010/wordprocessingGroup" xmlns:wpi="http://schemas.microsoft.com/office/word/2010/wordprocessingInk" xmlns:wps="http://schemas.microsoft.com/office/word/2010/wordprocessingShape" xmlns:o="urn:schemas-microsoft-com:office:office" xmlns:v="urn:schemas-microsoft-com:vml" xmlns:w10="urn:schemas-microsoft-com:office:word" xmlns:w="http://schemas.openxmlformats.org/wordprocessingml/2006/main" xmlns:w14="http://schemas.microsoft.com/office/word/2010/wordml" xmlns:w15="http://schemas.microsoft.com/office/word/2012/wordml" xmlns:w16cex="http://schemas.microsoft.com/office/word/2018/wordml/cex" xmlns:w16cid="http://schemas.microsoft.com/office/word/2016/wordml/cid" xmlns:w16="http://schemas.microsoft.com/office/word/2018/wordml" xmlns:w16sdtdh="http://schemas.microsoft.com/office/word/2020/wordml/sdtdatahash" xmlns:w16sdtfl="http://schemas.microsoft.com/office/word/2024/wordml/sdtformatlock" xmlns:w16se="http://schemas.microsoft.com/office/word/2015/wordml/symex" xmlns:w16du="http://schemas.microsoft.com/office/word/2023/wordml/word16du" xmlns:wne="http://schemas.microsoft.com/office/word/2006/wordml" mc:Ignorable="w14 w15 w16se w16cid w16 w16cex w16sdtdh w16sdtfl w16du wp14">
   <w:p>
     <w:pPr>
       <w:jc w:val="right"/>
@@ -23261,7 +23245,7 @@
 </file>
 
 <file path=word/header3.xml><?xml version="1.0" encoding="utf-8"?>
-<w:hdr xmlns:wpc="http://schemas.microsoft.com/office/word/2010/wordprocessingCanvas" xmlns:cx="http://schemas.microsoft.com/office/drawing/2014/chartex" xmlns:cx1="http://schemas.microsoft.com/office/drawing/2015/9/8/chartex" xmlns:cx2="http://schemas.microsoft.com/office/drawing/2015/10/21/chartex" xmlns:cx3="http://schemas.microsoft.com/office/drawing/2016/5/9/chartex" xmlns:cx4="http://schemas.microsoft.com/office/drawing/2016/5/10/chartex" xmlns:cx5="http://schemas.microsoft.com/office/drawing/2016/5/11/chartex" xmlns:cx6="http://schemas.microsoft.com/office/drawing/2016/5/12/chartex" xmlns:cx7="http://schemas.microsoft.com/office/drawing/2016/5/13/chartex" xmlns:cx8="http://schemas.microsoft.com/office/drawing/2016/5/14/chartex" xmlns:mc="http://schemas.openxmlformats.org/markup-compatibility/2006" xmlns:aink="http://schemas.microsoft.com/office/drawing/2016/ink" xmlns:am3d="http://schemas.microsoft.com/office/drawing/2017/model3d" xmlns:o="urn:schemas-microsoft-com:office:office" xmlns:r="http://schemas.openxmlformats.org/officeDocument/2006/relationships" xmlns:m="http://schemas.openxmlformats.org/officeDocument/2006/math" xmlns:v="urn:schemas-microsoft-com:vml" xmlns:wp14="http://schemas.microsoft.com/office/word/2010/wordprocessingDrawing" xmlns:wp="http://schemas.openxmlformats.org/drawingml/2006/wordprocessingDrawing" xmlns:w10="urn:schemas-microsoft-com:office:word" xmlns:w="http://schemas.openxmlformats.org/wordprocessingml/2006/main" xmlns:w14="http://schemas.microsoft.com/office/word/2010/wordml" xmlns:w15="http://schemas.microsoft.com/office/word/2012/wordml" xmlns:w16cex="http://schemas.microsoft.com/office/word/2018/wordml/cex" xmlns:w16cid="http://schemas.microsoft.com/office/word/2016/wordml/cid" xmlns:w16="http://schemas.microsoft.com/office/word/2018/wordml" xmlns:w16sdtdh="http://schemas.microsoft.com/office/word/2020/wordml/sdtdatahash" xmlns:w16se="http://schemas.microsoft.com/office/word/2015/wordml/symex" xmlns:wpg="http://schemas.microsoft.com/office/word/2010/wordprocessingGroup" xmlns:wpi="http://schemas.microsoft.com/office/word/2010/wordprocessingInk" xmlns:wne="http://schemas.microsoft.com/office/word/2006/wordml" xmlns:wps="http://schemas.microsoft.com/office/word/2010/wordprocessingShape" mc:Ignorable="w14 w15 w16se w16cid w16 w16cex w16sdtdh wp14">
+<w:hdr xmlns:wpc="http://schemas.microsoft.com/office/word/2010/wordprocessingCanvas" xmlns:cx="http://schemas.microsoft.com/office/drawing/2014/chartex" xmlns:cx1="http://schemas.microsoft.com/office/drawing/2015/9/8/chartex" xmlns:cx2="http://schemas.microsoft.com/office/drawing/2015/10/21/chartex" xmlns:cx3="http://schemas.microsoft.com/office/drawing/2016/5/9/chartex" xmlns:cx4="http://schemas.microsoft.com/office/drawing/2016/5/10/chartex" xmlns:cx5="http://schemas.microsoft.com/office/drawing/2016/5/11/chartex" xmlns:cx6="http://schemas.microsoft.com/office/drawing/2016/5/12/chartex" xmlns:cx7="http://schemas.microsoft.com/office/drawing/2016/5/13/chartex" xmlns:cx8="http://schemas.microsoft.com/office/drawing/2016/5/14/chartex" xmlns:mc="http://schemas.openxmlformats.org/markup-compatibility/2006" xmlns:m="http://schemas.openxmlformats.org/officeDocument/2006/math" xmlns:aink="http://schemas.microsoft.com/office/drawing/2016/ink" xmlns:am3d="http://schemas.microsoft.com/office/drawing/2017/model3d" xmlns:oel="http://schemas.microsoft.com/office/2019/extlst" xmlns:r="http://schemas.openxmlformats.org/officeDocument/2006/relationships" xmlns:wp14="http://schemas.microsoft.com/office/word/2010/wordprocessingDrawing" xmlns:wp="http://schemas.openxmlformats.org/drawingml/2006/wordprocessingDrawing" xmlns:wpg="http://schemas.microsoft.com/office/word/2010/wordprocessingGroup" xmlns:wpi="http://schemas.microsoft.com/office/word/2010/wordprocessingInk" xmlns:wps="http://schemas.microsoft.com/office/word/2010/wordprocessingShape" xmlns:o="urn:schemas-microsoft-com:office:office" xmlns:v="urn:schemas-microsoft-com:vml" xmlns:w10="urn:schemas-microsoft-com:office:word" xmlns:w="http://schemas.openxmlformats.org/wordprocessingml/2006/main" xmlns:w14="http://schemas.microsoft.com/office/word/2010/wordml" xmlns:w15="http://schemas.microsoft.com/office/word/2012/wordml" xmlns:w16cex="http://schemas.microsoft.com/office/word/2018/wordml/cex" xmlns:w16cid="http://schemas.microsoft.com/office/word/2016/wordml/cid" xmlns:w16="http://schemas.microsoft.com/office/word/2018/wordml" xmlns:w16sdtdh="http://schemas.microsoft.com/office/word/2020/wordml/sdtdatahash" xmlns:w16sdtfl="http://schemas.microsoft.com/office/word/2024/wordml/sdtformatlock" xmlns:w16se="http://schemas.microsoft.com/office/word/2015/wordml/symex" xmlns:w16du="http://schemas.microsoft.com/office/word/2023/wordml/word16du" xmlns:wne="http://schemas.microsoft.com/office/word/2006/wordml" mc:Ignorable="w14 w15 w16se w16cid w16 w16cex w16sdtdh w16sdtfl w16du wp14">
   <w:p>
     <w:pPr>
       <w:jc w:val="right"/>
@@ -23315,7 +23299,7 @@
 </file>
 
 <file path=word/header4.xml><?xml version="1.0" encoding="utf-8"?>
-<w:hdr xmlns:wpc="http://schemas.microsoft.com/office/word/2010/wordprocessingCanvas" xmlns:cx="http://schemas.microsoft.com/office/drawing/2014/chartex" xmlns:cx1="http://schemas.microsoft.com/office/drawing/2015/9/8/chartex" xmlns:cx2="http://schemas.microsoft.com/office/drawing/2015/10/21/chartex" xmlns:cx3="http://schemas.microsoft.com/office/drawing/2016/5/9/chartex" xmlns:cx4="http://schemas.microsoft.com/office/drawing/2016/5/10/chartex" xmlns:cx5="http://schemas.microsoft.com/office/drawing/2016/5/11/chartex" xmlns:cx6="http://schemas.microsoft.com/office/drawing/2016/5/12/chartex" xmlns:cx7="http://schemas.microsoft.com/office/drawing/2016/5/13/chartex" xmlns:cx8="http://schemas.microsoft.com/office/drawing/2016/5/14/chartex" xmlns:mc="http://schemas.openxmlformats.org/markup-compatibility/2006" xmlns:aink="http://schemas.microsoft.com/office/drawing/2016/ink" xmlns:am3d="http://schemas.microsoft.com/office/drawing/2017/model3d" xmlns:o="urn:schemas-microsoft-com:office:office" xmlns:r="http://schemas.openxmlformats.org/officeDocument/2006/relationships" xmlns:m="http://schemas.openxmlformats.org/officeDocument/2006/math" xmlns:v="urn:schemas-microsoft-com:vml" xmlns:wp14="http://schemas.microsoft.com/office/word/2010/wordprocessingDrawing" xmlns:wp="http://schemas.openxmlformats.org/drawingml/2006/wordprocessingDrawing" xmlns:w10="urn:schemas-microsoft-com:office:word" xmlns:w="http://schemas.openxmlformats.org/wordprocessingml/2006/main" xmlns:w14="http://schemas.microsoft.com/office/word/2010/wordml" xmlns:w15="http://schemas.microsoft.com/office/word/2012/wordml" xmlns:w16cex="http://schemas.microsoft.com/office/word/2018/wordml/cex" xmlns:w16cid="http://schemas.microsoft.com/office/word/2016/wordml/cid" xmlns:w16="http://schemas.microsoft.com/office/word/2018/wordml" xmlns:w16sdtdh="http://schemas.microsoft.com/office/word/2020/wordml/sdtdatahash" xmlns:w16se="http://schemas.microsoft.com/office/word/2015/wordml/symex" xmlns:wpg="http://schemas.microsoft.com/office/word/2010/wordprocessingGroup" xmlns:wpi="http://schemas.microsoft.com/office/word/2010/wordprocessingInk" xmlns:wne="http://schemas.microsoft.com/office/word/2006/wordml" xmlns:wps="http://schemas.microsoft.com/office/word/2010/wordprocessingShape" mc:Ignorable="w14 w15 w16se w16cid w16 w16cex w16sdtdh wp14">
+<w:hdr xmlns:wpc="http://schemas.microsoft.com/office/word/2010/wordprocessingCanvas" xmlns:cx="http://schemas.microsoft.com/office/drawing/2014/chartex" xmlns:cx1="http://schemas.microsoft.com/office/drawing/2015/9/8/chartex" xmlns:cx2="http://schemas.microsoft.com/office/drawing/2015/10/21/chartex" xmlns:cx3="http://schemas.microsoft.com/office/drawing/2016/5/9/chartex" xmlns:cx4="http://schemas.microsoft.com/office/drawing/2016/5/10/chartex" xmlns:cx5="http://schemas.microsoft.com/office/drawing/2016/5/11/chartex" xmlns:cx6="http://schemas.microsoft.com/office/drawing/2016/5/12/chartex" xmlns:cx7="http://schemas.microsoft.com/office/drawing/2016/5/13/chartex" xmlns:cx8="http://schemas.microsoft.com/office/drawing/2016/5/14/chartex" xmlns:mc="http://schemas.openxmlformats.org/markup-compatibility/2006" xmlns:m="http://schemas.openxmlformats.org/officeDocument/2006/math" xmlns:aink="http://schemas.microsoft.com/office/drawing/2016/ink" xmlns:am3d="http://schemas.microsoft.com/office/drawing/2017/model3d" xmlns:oel="http://schemas.microsoft.com/office/2019/extlst" xmlns:r="http://schemas.openxmlformats.org/officeDocument/2006/relationships" xmlns:wp14="http://schemas.microsoft.com/office/word/2010/wordprocessingDrawing" xmlns:wp="http://schemas.openxmlformats.org/drawingml/2006/wordprocessingDrawing" xmlns:wpg="http://schemas.microsoft.com/office/word/2010/wordprocessingGroup" xmlns:wpi="http://schemas.microsoft.com/office/word/2010/wordprocessingInk" xmlns:wps="http://schemas.microsoft.com/office/word/2010/wordprocessingShape" xmlns:o="urn:schemas-microsoft-com:office:office" xmlns:v="urn:schemas-microsoft-com:vml" xmlns:w10="urn:schemas-microsoft-com:office:word" xmlns:w="http://schemas.openxmlformats.org/wordprocessingml/2006/main" xmlns:w14="http://schemas.microsoft.com/office/word/2010/wordml" xmlns:w15="http://schemas.microsoft.com/office/word/2012/wordml" xmlns:w16cex="http://schemas.microsoft.com/office/word/2018/wordml/cex" xmlns:w16cid="http://schemas.microsoft.com/office/word/2016/wordml/cid" xmlns:w16="http://schemas.microsoft.com/office/word/2018/wordml" xmlns:w16sdtdh="http://schemas.microsoft.com/office/word/2020/wordml/sdtdatahash" xmlns:w16sdtfl="http://schemas.microsoft.com/office/word/2024/wordml/sdtformatlock" xmlns:w16se="http://schemas.microsoft.com/office/word/2015/wordml/symex" xmlns:w16du="http://schemas.microsoft.com/office/word/2023/wordml/word16du" xmlns:wne="http://schemas.microsoft.com/office/word/2006/wordml" mc:Ignorable="w14 w15 w16se w16cid w16 w16cex w16sdtdh w16sdtfl w16du wp14">
   <w:p>
     <w:pPr>
       <w:jc w:val="right"/>
@@ -23369,7 +23353,7 @@
 </file>
 
 <file path=word/numbering.xml><?xml version="1.0" encoding="utf-8"?>
-<w:numbering xmlns:wpc="http://schemas.microsoft.com/office/word/2010/wordprocessingCanvas" xmlns:cx="http://schemas.microsoft.com/office/drawing/2014/chartex" xmlns:cx1="http://schemas.microsoft.com/office/drawing/2015/9/8/chartex" xmlns:cx2="http://schemas.microsoft.com/office/drawing/2015/10/21/chartex" xmlns:cx3="http://schemas.microsoft.com/office/drawing/2016/5/9/chartex" xmlns:cx4="http://schemas.microsoft.com/office/drawing/2016/5/10/chartex" xmlns:cx5="http://schemas.microsoft.com/office/drawing/2016/5/11/chartex" xmlns:cx6="http://schemas.microsoft.com/office/drawing/2016/5/12/chartex" xmlns:cx7="http://schemas.microsoft.com/office/drawing/2016/5/13/chartex" xmlns:cx8="http://schemas.microsoft.com/office/drawing/2016/5/14/chartex" xmlns:mc="http://schemas.openxmlformats.org/markup-compatibility/2006" xmlns:aink="http://schemas.microsoft.com/office/drawing/2016/ink" xmlns:am3d="http://schemas.microsoft.com/office/drawing/2017/model3d" xmlns:o="urn:schemas-microsoft-com:office:office" xmlns:r="http://schemas.openxmlformats.org/officeDocument/2006/relationships" xmlns:m="http://schemas.openxmlformats.org/officeDocument/2006/math" xmlns:v="urn:schemas-microsoft-com:vml" xmlns:wp14="http://schemas.microsoft.com/office/word/2010/wordprocessingDrawing" xmlns:wp="http://schemas.openxmlformats.org/drawingml/2006/wordprocessingDrawing" xmlns:w10="urn:schemas-microsoft-com:office:word" xmlns:w="http://schemas.openxmlformats.org/wordprocessingml/2006/main" xmlns:w14="http://schemas.microsoft.com/office/word/2010/wordml" xmlns:w15="http://schemas.microsoft.com/office/word/2012/wordml" xmlns:w16cex="http://schemas.microsoft.com/office/word/2018/wordml/cex" xmlns:w16cid="http://schemas.microsoft.com/office/word/2016/wordml/cid" xmlns:w16="http://schemas.microsoft.com/office/word/2018/wordml" xmlns:w16sdtdh="http://schemas.microsoft.com/office/word/2020/wordml/sdtdatahash" xmlns:w16se="http://schemas.microsoft.com/office/word/2015/wordml/symex" xmlns:wpg="http://schemas.microsoft.com/office/word/2010/wordprocessingGroup" xmlns:wpi="http://schemas.microsoft.com/office/word/2010/wordprocessingInk" xmlns:wne="http://schemas.microsoft.com/office/word/2006/wordml" xmlns:wps="http://schemas.microsoft.com/office/word/2010/wordprocessingShape" mc:Ignorable="w14 w15 w16se w16cid w16 w16cex w16sdtdh wp14">
+<w:numbering xmlns:wpc="http://schemas.microsoft.com/office/word/2010/wordprocessingCanvas" xmlns:cx="http://schemas.microsoft.com/office/drawing/2014/chartex" xmlns:cx1="http://schemas.microsoft.com/office/drawing/2015/9/8/chartex" xmlns:cx2="http://schemas.microsoft.com/office/drawing/2015/10/21/chartex" xmlns:cx3="http://schemas.microsoft.com/office/drawing/2016/5/9/chartex" xmlns:cx4="http://schemas.microsoft.com/office/drawing/2016/5/10/chartex" xmlns:cx5="http://schemas.microsoft.com/office/drawing/2016/5/11/chartex" xmlns:cx6="http://schemas.microsoft.com/office/drawing/2016/5/12/chartex" xmlns:cx7="http://schemas.microsoft.com/office/drawing/2016/5/13/chartex" xmlns:cx8="http://schemas.microsoft.com/office/drawing/2016/5/14/chartex" xmlns:mc="http://schemas.openxmlformats.org/markup-compatibility/2006" xmlns:m="http://schemas.openxmlformats.org/officeDocument/2006/math" xmlns:aink="http://schemas.microsoft.com/office/drawing/2016/ink" xmlns:am3d="http://schemas.microsoft.com/office/drawing/2017/model3d" xmlns:oel="http://schemas.microsoft.com/office/2019/extlst" xmlns:r="http://schemas.openxmlformats.org/officeDocument/2006/relationships" xmlns:wp14="http://schemas.microsoft.com/office/word/2010/wordprocessingDrawing" xmlns:wp="http://schemas.openxmlformats.org/drawingml/2006/wordprocessingDrawing" xmlns:wpg="http://schemas.microsoft.com/office/word/2010/wordprocessingGroup" xmlns:wpi="http://schemas.microsoft.com/office/word/2010/wordprocessingInk" xmlns:wps="http://schemas.microsoft.com/office/word/2010/wordprocessingShape" xmlns:o="urn:schemas-microsoft-com:office:office" xmlns:v="urn:schemas-microsoft-com:vml" xmlns:w10="urn:schemas-microsoft-com:office:word" xmlns:w="http://schemas.openxmlformats.org/wordprocessingml/2006/main" xmlns:w14="http://schemas.microsoft.com/office/word/2010/wordml" xmlns:w15="http://schemas.microsoft.com/office/word/2012/wordml" xmlns:w16cex="http://schemas.microsoft.com/office/word/2018/wordml/cex" xmlns:w16cid="http://schemas.microsoft.com/office/word/2016/wordml/cid" xmlns:w16="http://schemas.microsoft.com/office/word/2018/wordml" xmlns:w16sdtdh="http://schemas.microsoft.com/office/word/2020/wordml/sdtdatahash" xmlns:w16sdtfl="http://schemas.microsoft.com/office/word/2024/wordml/sdtformatlock" xmlns:w16se="http://schemas.microsoft.com/office/word/2015/wordml/symex" xmlns:w16du="http://schemas.microsoft.com/office/word/2023/wordml/word16du" xmlns:wne="http://schemas.microsoft.com/office/word/2006/wordml" mc:Ignorable="w14 w15 w16se w16cid w16 w16cex w16sdtdh w16sdtfl w16du wp14">
   <w:abstractNum w:abstractNumId="0" w15:restartNumberingAfterBreak="0">
     <w:nsid w:val="4A7E7FDF"/>
     <w:multiLevelType w:val="hybridMultilevel"/>
@@ -23510,13 +23494,13 @@
       </w:pPr>
     </w:lvl>
   </w:abstractNum>
-  <w:num w:numId="1">
+  <w:num w:numId="1" w16cid:durableId="82338513">
     <w:abstractNumId w:val="1"/>
     <w:lvlOverride w:ilvl="0">
       <w:startOverride w:val="1"/>
     </w:lvlOverride>
   </w:num>
-  <w:num w:numId="2">
+  <w:num w:numId="2" w16cid:durableId="1541745649">
     <w:abstractNumId w:val="0"/>
     <w:lvlOverride w:ilvl="0">
       <w:startOverride w:val="1"/>
@@ -23526,7 +23510,7 @@
 </file>
 
 <file path=word/styles.xml><?xml version="1.0" encoding="utf-8"?>
-<w:styles xmlns:mc="http://schemas.openxmlformats.org/markup-compatibility/2006" xmlns:r="http://schemas.openxmlformats.org/officeDocument/2006/relationships" xmlns:w="http://schemas.openxmlformats.org/wordprocessingml/2006/main" xmlns:w14="http://schemas.microsoft.com/office/word/2010/wordml" xmlns:w15="http://schemas.microsoft.com/office/word/2012/wordml" xmlns:w16cex="http://schemas.microsoft.com/office/word/2018/wordml/cex" xmlns:w16cid="http://schemas.microsoft.com/office/word/2016/wordml/cid" xmlns:w16="http://schemas.microsoft.com/office/word/2018/wordml" xmlns:w16sdtdh="http://schemas.microsoft.com/office/word/2020/wordml/sdtdatahash" xmlns:w16se="http://schemas.microsoft.com/office/word/2015/wordml/symex" mc:Ignorable="w14 w15 w16se w16cid w16 w16cex w16sdtdh">
+<w:styles xmlns:mc="http://schemas.openxmlformats.org/markup-compatibility/2006" xmlns:r="http://schemas.openxmlformats.org/officeDocument/2006/relationships" xmlns:w="http://schemas.openxmlformats.org/wordprocessingml/2006/main" xmlns:w14="http://schemas.microsoft.com/office/word/2010/wordml" xmlns:w15="http://schemas.microsoft.com/office/word/2012/wordml" xmlns:w16cex="http://schemas.microsoft.com/office/word/2018/wordml/cex" xmlns:w16cid="http://schemas.microsoft.com/office/word/2016/wordml/cid" xmlns:w16="http://schemas.microsoft.com/office/word/2018/wordml" xmlns:w16sdtdh="http://schemas.microsoft.com/office/word/2020/wordml/sdtdatahash" xmlns:w16sdtfl="http://schemas.microsoft.com/office/word/2024/wordml/sdtformatlock" xmlns:w16se="http://schemas.microsoft.com/office/word/2015/wordml/symex" xmlns:w16du="http://schemas.microsoft.com/office/word/2023/wordml/word16du" mc:Ignorable="w14 w15 w16se w16cid w16 w16cex w16sdtdh w16sdtfl w16du">
   <w:docDefaults>
     <w:rPrDefault>
       <w:rPr>

--- a/final-exam/final-exam-group-answer.docx
+++ b/final-exam/final-exam-group-answer.docx
@@ -22031,7 +22031,14 @@
               <w:right w:w="90" w:type="dxa"/>
             </w:tcMar>
           </w:tcPr>
-          <w:p/>
+          <w:p>
+            <w:r>
+              <w:rPr>
+                <w:sz w:val="28"/>
+              </w:rPr>
+              <w:t>Codex</w:t>
+            </w:r>
+          </w:p>
         </w:tc>
         <w:tc>
           <w:tcPr>
@@ -22050,7 +22057,14 @@
               <w:right w:w="90" w:type="dxa"/>
             </w:tcMar>
           </w:tcPr>
-          <w:p/>
+          <w:p>
+            <w:r>
+              <w:rPr>
+                <w:sz w:val="28"/>
+              </w:rPr>
+              <w:t>ช่วยร่างและตรวจทาน G4 ข้อ 4.1–4.6 (แผนภาพ Context / Container และคำอธิบายการออกแบบ)</w:t>
+            </w:r>
+          </w:p>
         </w:tc>
         <w:tc>
           <w:tcPr>
@@ -22069,7 +22083,14 @@
               <w:right w:w="90" w:type="dxa"/>
             </w:tcMar>
           </w:tcPr>
-          <w:p/>
+          <w:p>
+            <w:r>
+              <w:rPr>
+                <w:sz w:val="28"/>
+              </w:rPr>
+              <w:t>บูรพาตรวจเทียบกับ SRS v2.1 และขอบเขต / Design Spine ใน G3 · รายละเอียดใน ai-use-log.md แถว 4</w:t>
+            </w:r>
+          </w:p>
         </w:tc>
       </w:tr>
     </w:tbl>
